--- a/6-过程管理/流程制度规范类文件/TXHS-06-06-变更管理制度.docx
+++ b/6-过程管理/流程制度规范类文件/TXHS-06-06-变更管理制度.docx
@@ -183,7 +183,16 @@
           <w:rFonts w:hint="eastAsia"/>
           <w:lang w:val="en-US" w:eastAsia="zh-CN"/>
         </w:rPr>
-        <w:t>桐乡华数广电网络有限公司</w:t>
+        <w:t>桐乡华数广电网络</w:t>
+      </w:r>
+      <w:bookmarkStart w:id="19" w:name="_GoBack"/>
+      <w:bookmarkEnd w:id="19"/>
+      <w:r>
+        <w:rPr>
+          <w:rFonts w:hint="eastAsia"/>
+          <w:lang w:val="en-US" w:eastAsia="zh-CN"/>
+        </w:rPr>
+        <w:t>有限公司</w:t>
       </w:r>
       <w:bookmarkEnd w:id="0"/>
     </w:p>
@@ -614,17 +623,7 @@
                 <w:vertAlign w:val="baseline"/>
                 <w:lang w:val="en-US" w:eastAsia="zh-CN"/>
               </w:rPr>
-              <w:t>审核</w:t>
-            </w:r>
-            <w:bookmarkStart w:id="19" w:name="_GoBack"/>
-            <w:bookmarkEnd w:id="19"/>
-            <w:r>
-              <w:rPr>
-                <w:rFonts w:hint="eastAsia"/>
-                <w:vertAlign w:val="baseline"/>
-                <w:lang w:val="en-US" w:eastAsia="zh-CN"/>
-              </w:rPr>
-              <w:t>时间</w:t>
+              <w:t>审核时间</w:t>
             </w:r>
             <w:r>
               <w:rPr>
@@ -3630,7 +3629,7 @@
           <w:rFonts w:hint="eastAsia"/>
           <w:lang w:val="en-US" w:eastAsia="zh-CN"/>
         </w:rPr>
-        <w:t>为规范本公司软件运维服务中的变更管理活动，确保所有对生产环境的修改均以受控、标准化的方式进行，从而最大限度地减少或消除因变更导致的业务中断和服务质量下降，保障服务的稳定性与连续性，特制定本制度。</w:t>
+        <w:t>为规范本公司运维服务中的变更管理活动，确保所有对生产环境的修改均以受控、标准化的方式进行，从而最大限度地减少或消除因变更导致的业务中断和服务质量下降，保障服务的稳定性与连续性，特制定本制度。</w:t>
       </w:r>
     </w:p>
     <w:p>
@@ -3665,7 +3664,7 @@
           <w:rFonts w:hint="eastAsia"/>
           <w:lang w:val="en-US" w:eastAsia="zh-CN"/>
         </w:rPr>
-        <w:t>本制度适用于公司所有软件运维服务项目中，对客户生产环境及相关组件（包括但不限于应用程序、数据库、中间件、配置文件、运行脚本、基础架构代码等）所进行的所有计划内与计划外修改。</w:t>
+        <w:t>本制度适用于公司所有运维服务项目中，对客户生产环境及相关组件（包括但不限于应用程序、数据库、中间件、配置文件、运行脚本、基础架构代码等）所进行的所有计划内与计划外修改。</w:t>
       </w:r>
     </w:p>
     <w:p>
@@ -3833,12 +3832,6 @@
             <w:insideV w:val="single" w:color="auto" w:sz="4" w:space="0"/>
           </w:tblBorders>
           <w:shd w:val="clear" w:color="auto" w:fill="auto"/>
-          <w:tblCellMar>
-            <w:top w:w="15" w:type="dxa"/>
-            <w:left w:w="15" w:type="dxa"/>
-            <w:bottom w:w="15" w:type="dxa"/>
-            <w:right w:w="15" w:type="dxa"/>
-          </w:tblCellMar>
         </w:tblPrEx>
         <w:trPr>
           <w:tblHeader/>
@@ -5149,7 +5142,6 @@
             <w:insideH w:val="single" w:color="auto" w:sz="4" w:space="0"/>
             <w:insideV w:val="single" w:color="auto" w:sz="4" w:space="0"/>
           </w:tblBorders>
-          <w:shd w:val="clear" w:color="auto" w:fill="auto"/>
           <w:tblCellMar>
             <w:top w:w="15" w:type="dxa"/>
             <w:left w:w="15" w:type="dxa"/>
@@ -5650,7 +5642,6 @@
             <w:insideH w:val="single" w:color="auto" w:sz="4" w:space="0"/>
             <w:insideV w:val="single" w:color="auto" w:sz="4" w:space="0"/>
           </w:tblBorders>
-          <w:shd w:val="clear" w:color="auto" w:fill="auto"/>
           <w:tblCellMar>
             <w:top w:w="15" w:type="dxa"/>
             <w:left w:w="15" w:type="dxa"/>

--- a/6-过程管理/流程制度规范类文件/TXHS-06-06-变更管理制度.docx
+++ b/6-过程管理/流程制度规范类文件/TXHS-06-06-变更管理制度.docx
@@ -183,16 +183,7 @@
           <w:rFonts w:hint="eastAsia"/>
           <w:lang w:val="en-US" w:eastAsia="zh-CN"/>
         </w:rPr>
-        <w:t>桐乡华数广电网络</w:t>
-      </w:r>
-      <w:bookmarkStart w:id="19" w:name="_GoBack"/>
-      <w:bookmarkEnd w:id="19"/>
-      <w:r>
-        <w:rPr>
-          <w:rFonts w:hint="eastAsia"/>
-          <w:lang w:val="en-US" w:eastAsia="zh-CN"/>
-        </w:rPr>
-        <w:t>有限公司</w:t>
+        <w:t>桐乡华数广电网络有限公司</w:t>
       </w:r>
       <w:bookmarkEnd w:id="0"/>
     </w:p>
@@ -1633,8 +1624,10 @@
                 <w:rFonts w:hint="eastAsia"/>
                 <w:lang w:val="en-US" w:eastAsia="zh-CN"/>
               </w:rPr>
-              <w:t>添加核心培养</w:t>
-            </w:r>
+              <w:t>修订与其他流程的接口</w:t>
+            </w:r>
+            <w:bookmarkStart w:id="19" w:name="_GoBack"/>
+            <w:bookmarkEnd w:id="19"/>
           </w:p>
         </w:tc>
         <w:tc>
@@ -3832,6 +3825,12 @@
             <w:insideV w:val="single" w:color="auto" w:sz="4" w:space="0"/>
           </w:tblBorders>
           <w:shd w:val="clear" w:color="auto" w:fill="auto"/>
+          <w:tblCellMar>
+            <w:top w:w="15" w:type="dxa"/>
+            <w:left w:w="15" w:type="dxa"/>
+            <w:bottom w:w="15" w:type="dxa"/>
+            <w:right w:w="15" w:type="dxa"/>
+          </w:tblCellMar>
         </w:tblPrEx>
         <w:trPr>
           <w:tblHeader/>
@@ -3980,1154 +3979,6 @@
                 <w:lang w:val="en-US" w:eastAsia="zh-CN"/>
               </w:rPr>
               <w:t>对应岗位/人员</w:t>
-            </w:r>
-          </w:p>
-        </w:tc>
-      </w:tr>
-      <w:tr>
-        <w:tblPrEx>
-          <w:tblBorders>
-            <w:top w:val="single" w:color="auto" w:sz="4" w:space="0"/>
-            <w:left w:val="single" w:color="auto" w:sz="4" w:space="0"/>
-            <w:bottom w:val="single" w:color="auto" w:sz="4" w:space="0"/>
-            <w:right w:val="single" w:color="auto" w:sz="4" w:space="0"/>
-            <w:insideH w:val="single" w:color="auto" w:sz="4" w:space="0"/>
-            <w:insideV w:val="single" w:color="auto" w:sz="4" w:space="0"/>
-          </w:tblBorders>
-          <w:shd w:val="clear" w:color="auto" w:fill="auto"/>
-          <w:tblCellMar>
-            <w:top w:w="15" w:type="dxa"/>
-            <w:left w:w="15" w:type="dxa"/>
-            <w:bottom w:w="15" w:type="dxa"/>
-            <w:right w:w="15" w:type="dxa"/>
-          </w:tblCellMar>
-        </w:tblPrEx>
-        <w:tc>
-          <w:tcPr>
-            <w:tcW w:w="0" w:type="auto"/>
-            <w:shd w:val="clear" w:color="auto" w:fill="auto"/>
-            <w:tcMar>
-              <w:top w:w="120" w:type="dxa"/>
-              <w:left w:w="0" w:type="dxa"/>
-              <w:bottom w:w="120" w:type="dxa"/>
-              <w:right w:w="192" w:type="dxa"/>
-            </w:tcMar>
-            <w:vAlign w:val="center"/>
-          </w:tcPr>
-          <w:p>
-            <w:pPr>
-              <w:keepNext w:val="0"/>
-              <w:keepLines w:val="0"/>
-              <w:widowControl/>
-              <w:suppressLineNumbers w:val="0"/>
-              <w:spacing w:line="300" w:lineRule="atLeast"/>
-              <w:jc w:val="left"/>
-              <w:rPr>
-                <w:rFonts w:hint="default" w:ascii="Segoe UI" w:hAnsi="Segoe UI" w:eastAsia="Segoe UI" w:cs="Segoe UI"/>
-                <w:i w:val="0"/>
-                <w:iCs w:val="0"/>
-                <w:caps w:val="0"/>
-                <w:color w:val="0F1115"/>
-                <w:spacing w:val="0"/>
-                <w:sz w:val="18"/>
-                <w:szCs w:val="18"/>
-              </w:rPr>
-            </w:pPr>
-            <w:r>
-              <w:rPr>
-                <w:rStyle w:val="23"/>
-                <w:rFonts w:hint="default" w:ascii="Segoe UI" w:hAnsi="Segoe UI" w:eastAsia="Segoe UI" w:cs="Segoe UI"/>
-                <w:b/>
-                <w:bCs/>
-                <w:i w:val="0"/>
-                <w:iCs w:val="0"/>
-                <w:caps w:val="0"/>
-                <w:snapToGrid w:val="0"/>
-                <w:color w:val="000000"/>
-                <w:spacing w:val="0"/>
-                <w:kern w:val="0"/>
-                <w:sz w:val="18"/>
-                <w:szCs w:val="18"/>
-                <w:lang w:val="en-US" w:eastAsia="zh-CN"/>
-              </w:rPr>
-              <w:t>变更申请人</w:t>
-            </w:r>
-          </w:p>
-        </w:tc>
-        <w:tc>
-          <w:tcPr>
-            <w:tcW w:w="0" w:type="auto"/>
-            <w:shd w:val="clear" w:color="auto" w:fill="auto"/>
-            <w:tcMar>
-              <w:top w:w="120" w:type="dxa"/>
-              <w:left w:w="192" w:type="dxa"/>
-              <w:bottom w:w="120" w:type="dxa"/>
-              <w:right w:w="192" w:type="dxa"/>
-            </w:tcMar>
-            <w:vAlign w:val="center"/>
-          </w:tcPr>
-          <w:p>
-            <w:pPr>
-              <w:keepNext w:val="0"/>
-              <w:keepLines w:val="0"/>
-              <w:widowControl/>
-              <w:suppressLineNumbers w:val="0"/>
-              <w:spacing w:line="300" w:lineRule="atLeast"/>
-              <w:jc w:val="left"/>
-              <w:rPr>
-                <w:rFonts w:hint="default" w:ascii="Segoe UI" w:hAnsi="Segoe UI" w:eastAsia="Segoe UI" w:cs="Segoe UI"/>
-                <w:i w:val="0"/>
-                <w:iCs w:val="0"/>
-                <w:caps w:val="0"/>
-                <w:color w:val="0F1115"/>
-                <w:spacing w:val="0"/>
-                <w:sz w:val="18"/>
-                <w:szCs w:val="18"/>
-              </w:rPr>
-            </w:pPr>
-            <w:r>
-              <w:rPr>
-                <w:rFonts w:hint="default" w:ascii="Segoe UI" w:hAnsi="Segoe UI" w:eastAsia="Segoe UI" w:cs="Segoe UI"/>
-                <w:i w:val="0"/>
-                <w:iCs w:val="0"/>
-                <w:caps w:val="0"/>
-                <w:snapToGrid w:val="0"/>
-                <w:color w:val="000000"/>
-                <w:spacing w:val="0"/>
-                <w:kern w:val="0"/>
-                <w:sz w:val="18"/>
-                <w:szCs w:val="18"/>
-                <w:lang w:val="en-US" w:eastAsia="zh-CN"/>
-              </w:rPr>
-              <w:t>1. 提交《变更请求单》（RFC），明确变更需求、原因及初步方案。</w:t>
-            </w:r>
-            <w:r>
-              <w:rPr>
-                <w:rFonts w:hint="default" w:ascii="Segoe UI" w:hAnsi="Segoe UI" w:eastAsia="Segoe UI" w:cs="Segoe UI"/>
-                <w:i w:val="0"/>
-                <w:iCs w:val="0"/>
-                <w:caps w:val="0"/>
-                <w:snapToGrid w:val="0"/>
-                <w:color w:val="000000"/>
-                <w:spacing w:val="0"/>
-                <w:kern w:val="0"/>
-                <w:sz w:val="18"/>
-                <w:szCs w:val="18"/>
-                <w:lang w:val="en-US" w:eastAsia="zh-CN"/>
-              </w:rPr>
-              <w:br w:type="textWrapping"/>
-            </w:r>
-            <w:r>
-              <w:rPr>
-                <w:rFonts w:hint="default" w:ascii="Segoe UI" w:hAnsi="Segoe UI" w:eastAsia="Segoe UI" w:cs="Segoe UI"/>
-                <w:i w:val="0"/>
-                <w:iCs w:val="0"/>
-                <w:caps w:val="0"/>
-                <w:snapToGrid w:val="0"/>
-                <w:color w:val="000000"/>
-                <w:spacing w:val="0"/>
-                <w:kern w:val="0"/>
-                <w:sz w:val="18"/>
-                <w:szCs w:val="18"/>
-                <w:lang w:val="en-US" w:eastAsia="zh-CN"/>
-              </w:rPr>
-              <w:t>2. 参与变更评审，提供业务或技术背景说明。</w:t>
-            </w:r>
-          </w:p>
-        </w:tc>
-        <w:tc>
-          <w:tcPr>
-            <w:tcW w:w="0" w:type="auto"/>
-            <w:shd w:val="clear" w:color="auto" w:fill="auto"/>
-            <w:tcMar>
-              <w:top w:w="120" w:type="dxa"/>
-              <w:left w:w="192" w:type="dxa"/>
-              <w:bottom w:w="120" w:type="dxa"/>
-              <w:right w:w="0" w:type="dxa"/>
-            </w:tcMar>
-            <w:vAlign w:val="center"/>
-          </w:tcPr>
-          <w:p>
-            <w:pPr>
-              <w:keepNext w:val="0"/>
-              <w:keepLines w:val="0"/>
-              <w:widowControl/>
-              <w:suppressLineNumbers w:val="0"/>
-              <w:spacing w:line="300" w:lineRule="atLeast"/>
-              <w:jc w:val="left"/>
-              <w:rPr>
-                <w:rFonts w:hint="default" w:ascii="Segoe UI" w:hAnsi="Segoe UI" w:eastAsia="Segoe UI" w:cs="Segoe UI"/>
-                <w:i w:val="0"/>
-                <w:iCs w:val="0"/>
-                <w:caps w:val="0"/>
-                <w:color w:val="0F1115"/>
-                <w:spacing w:val="0"/>
-                <w:sz w:val="18"/>
-                <w:szCs w:val="18"/>
-              </w:rPr>
-            </w:pPr>
-            <w:r>
-              <w:rPr>
-                <w:rStyle w:val="23"/>
-                <w:rFonts w:hint="default" w:ascii="Segoe UI" w:hAnsi="Segoe UI" w:eastAsia="Segoe UI" w:cs="Segoe UI"/>
-                <w:b/>
-                <w:bCs/>
-                <w:i w:val="0"/>
-                <w:iCs w:val="0"/>
-                <w:caps w:val="0"/>
-                <w:snapToGrid w:val="0"/>
-                <w:color w:val="000000"/>
-                <w:spacing w:val="0"/>
-                <w:kern w:val="0"/>
-                <w:sz w:val="18"/>
-                <w:szCs w:val="18"/>
-                <w:lang w:val="en-US" w:eastAsia="zh-CN"/>
-              </w:rPr>
-              <w:t>运维项目经理</w:t>
-            </w:r>
-            <w:r>
-              <w:rPr>
-                <w:rFonts w:hint="default" w:ascii="Segoe UI" w:hAnsi="Segoe UI" w:eastAsia="Segoe UI" w:cs="Segoe UI"/>
-                <w:i w:val="0"/>
-                <w:iCs w:val="0"/>
-                <w:caps w:val="0"/>
-                <w:snapToGrid w:val="0"/>
-                <w:color w:val="000000"/>
-                <w:spacing w:val="0"/>
-                <w:kern w:val="0"/>
-                <w:sz w:val="18"/>
-                <w:szCs w:val="18"/>
-                <w:lang w:val="en-US" w:eastAsia="zh-CN"/>
-              </w:rPr>
-              <w:t>（通常为项目层面变更发起人）</w:t>
-            </w:r>
-            <w:r>
-              <w:rPr>
-                <w:rFonts w:hint="default" w:ascii="Segoe UI" w:hAnsi="Segoe UI" w:eastAsia="Segoe UI" w:cs="Segoe UI"/>
-                <w:i w:val="0"/>
-                <w:iCs w:val="0"/>
-                <w:caps w:val="0"/>
-                <w:snapToGrid w:val="0"/>
-                <w:color w:val="000000"/>
-                <w:spacing w:val="0"/>
-                <w:kern w:val="0"/>
-                <w:sz w:val="18"/>
-                <w:szCs w:val="18"/>
-                <w:lang w:val="en-US" w:eastAsia="zh-CN"/>
-              </w:rPr>
-              <w:br w:type="textWrapping"/>
-            </w:r>
-            <w:r>
-              <w:rPr>
-                <w:rStyle w:val="23"/>
-                <w:rFonts w:hint="default" w:ascii="Segoe UI" w:hAnsi="Segoe UI" w:eastAsia="Segoe UI" w:cs="Segoe UI"/>
-                <w:b/>
-                <w:bCs/>
-                <w:i w:val="0"/>
-                <w:iCs w:val="0"/>
-                <w:caps w:val="0"/>
-                <w:snapToGrid w:val="0"/>
-                <w:color w:val="000000"/>
-                <w:spacing w:val="0"/>
-                <w:kern w:val="0"/>
-                <w:sz w:val="18"/>
-                <w:szCs w:val="18"/>
-                <w:lang w:val="en-US" w:eastAsia="zh-CN"/>
-              </w:rPr>
-              <w:t>运维工程师</w:t>
-            </w:r>
-            <w:r>
-              <w:rPr>
-                <w:rFonts w:hint="default" w:ascii="Segoe UI" w:hAnsi="Segoe UI" w:eastAsia="Segoe UI" w:cs="Segoe UI"/>
-                <w:i w:val="0"/>
-                <w:iCs w:val="0"/>
-                <w:caps w:val="0"/>
-                <w:snapToGrid w:val="0"/>
-                <w:color w:val="000000"/>
-                <w:spacing w:val="0"/>
-                <w:kern w:val="0"/>
-                <w:sz w:val="18"/>
-                <w:szCs w:val="18"/>
-                <w:lang w:val="en-US" w:eastAsia="zh-CN"/>
-              </w:rPr>
-              <w:t>（针对技术性优化或修复）</w:t>
-            </w:r>
-            <w:r>
-              <w:rPr>
-                <w:rFonts w:hint="default" w:ascii="Segoe UI" w:hAnsi="Segoe UI" w:eastAsia="Segoe UI" w:cs="Segoe UI"/>
-                <w:i w:val="0"/>
-                <w:iCs w:val="0"/>
-                <w:caps w:val="0"/>
-                <w:snapToGrid w:val="0"/>
-                <w:color w:val="000000"/>
-                <w:spacing w:val="0"/>
-                <w:kern w:val="0"/>
-                <w:sz w:val="18"/>
-                <w:szCs w:val="18"/>
-                <w:lang w:val="en-US" w:eastAsia="zh-CN"/>
-              </w:rPr>
-              <w:br w:type="textWrapping"/>
-            </w:r>
-            <w:r>
-              <w:rPr>
-                <w:rStyle w:val="23"/>
-                <w:rFonts w:hint="default" w:ascii="Segoe UI" w:hAnsi="Segoe UI" w:eastAsia="Segoe UI" w:cs="Segoe UI"/>
-                <w:b/>
-                <w:bCs/>
-                <w:i w:val="0"/>
-                <w:iCs w:val="0"/>
-                <w:caps w:val="0"/>
-                <w:snapToGrid w:val="0"/>
-                <w:color w:val="000000"/>
-                <w:spacing w:val="0"/>
-                <w:kern w:val="0"/>
-                <w:sz w:val="18"/>
-                <w:szCs w:val="18"/>
-                <w:lang w:val="en-US" w:eastAsia="zh-CN"/>
-              </w:rPr>
-              <w:t>研发部-开发工程师/需求分析师</w:t>
-            </w:r>
-            <w:r>
-              <w:rPr>
-                <w:rFonts w:hint="default" w:ascii="Segoe UI" w:hAnsi="Segoe UI" w:eastAsia="Segoe UI" w:cs="Segoe UI"/>
-                <w:i w:val="0"/>
-                <w:iCs w:val="0"/>
-                <w:caps w:val="0"/>
-                <w:snapToGrid w:val="0"/>
-                <w:color w:val="000000"/>
-                <w:spacing w:val="0"/>
-                <w:kern w:val="0"/>
-                <w:sz w:val="18"/>
-                <w:szCs w:val="18"/>
-                <w:lang w:val="en-US" w:eastAsia="zh-CN"/>
-              </w:rPr>
-              <w:t>（针对由研发侧发起的版本功能变更）</w:t>
-            </w:r>
-          </w:p>
-        </w:tc>
-      </w:tr>
-      <w:tr>
-        <w:tblPrEx>
-          <w:tblBorders>
-            <w:top w:val="single" w:color="auto" w:sz="4" w:space="0"/>
-            <w:left w:val="single" w:color="auto" w:sz="4" w:space="0"/>
-            <w:bottom w:val="single" w:color="auto" w:sz="4" w:space="0"/>
-            <w:right w:val="single" w:color="auto" w:sz="4" w:space="0"/>
-            <w:insideH w:val="single" w:color="auto" w:sz="4" w:space="0"/>
-            <w:insideV w:val="single" w:color="auto" w:sz="4" w:space="0"/>
-          </w:tblBorders>
-          <w:shd w:val="clear" w:color="auto" w:fill="auto"/>
-          <w:tblCellMar>
-            <w:top w:w="15" w:type="dxa"/>
-            <w:left w:w="15" w:type="dxa"/>
-            <w:bottom w:w="15" w:type="dxa"/>
-            <w:right w:w="15" w:type="dxa"/>
-          </w:tblCellMar>
-        </w:tblPrEx>
-        <w:tc>
-          <w:tcPr>
-            <w:tcW w:w="0" w:type="auto"/>
-            <w:shd w:val="clear" w:color="auto" w:fill="auto"/>
-            <w:tcMar>
-              <w:top w:w="120" w:type="dxa"/>
-              <w:left w:w="0" w:type="dxa"/>
-              <w:bottom w:w="120" w:type="dxa"/>
-              <w:right w:w="192" w:type="dxa"/>
-            </w:tcMar>
-            <w:vAlign w:val="center"/>
-          </w:tcPr>
-          <w:p>
-            <w:pPr>
-              <w:keepNext w:val="0"/>
-              <w:keepLines w:val="0"/>
-              <w:widowControl/>
-              <w:suppressLineNumbers w:val="0"/>
-              <w:spacing w:line="300" w:lineRule="atLeast"/>
-              <w:jc w:val="left"/>
-              <w:rPr>
-                <w:rFonts w:hint="default" w:ascii="Segoe UI" w:hAnsi="Segoe UI" w:eastAsia="Segoe UI" w:cs="Segoe UI"/>
-                <w:i w:val="0"/>
-                <w:iCs w:val="0"/>
-                <w:caps w:val="0"/>
-                <w:color w:val="0F1115"/>
-                <w:spacing w:val="0"/>
-                <w:sz w:val="18"/>
-                <w:szCs w:val="18"/>
-              </w:rPr>
-            </w:pPr>
-            <w:r>
-              <w:rPr>
-                <w:rStyle w:val="23"/>
-                <w:rFonts w:hint="default" w:ascii="Segoe UI" w:hAnsi="Segoe UI" w:eastAsia="Segoe UI" w:cs="Segoe UI"/>
-                <w:b/>
-                <w:bCs/>
-                <w:i w:val="0"/>
-                <w:iCs w:val="0"/>
-                <w:caps w:val="0"/>
-                <w:snapToGrid w:val="0"/>
-                <w:color w:val="000000"/>
-                <w:spacing w:val="0"/>
-                <w:kern w:val="0"/>
-                <w:sz w:val="18"/>
-                <w:szCs w:val="18"/>
-                <w:lang w:val="en-US" w:eastAsia="zh-CN"/>
-              </w:rPr>
-              <w:t>变更经理</w:t>
-            </w:r>
-          </w:p>
-        </w:tc>
-        <w:tc>
-          <w:tcPr>
-            <w:tcW w:w="0" w:type="auto"/>
-            <w:shd w:val="clear" w:color="auto" w:fill="auto"/>
-            <w:tcMar>
-              <w:top w:w="120" w:type="dxa"/>
-              <w:left w:w="192" w:type="dxa"/>
-              <w:bottom w:w="120" w:type="dxa"/>
-              <w:right w:w="192" w:type="dxa"/>
-            </w:tcMar>
-            <w:vAlign w:val="center"/>
-          </w:tcPr>
-          <w:p>
-            <w:pPr>
-              <w:keepNext w:val="0"/>
-              <w:keepLines w:val="0"/>
-              <w:widowControl/>
-              <w:suppressLineNumbers w:val="0"/>
-              <w:spacing w:line="300" w:lineRule="atLeast"/>
-              <w:jc w:val="left"/>
-              <w:rPr>
-                <w:rFonts w:hint="default" w:ascii="Segoe UI" w:hAnsi="Segoe UI" w:eastAsia="Segoe UI" w:cs="Segoe UI"/>
-                <w:i w:val="0"/>
-                <w:iCs w:val="0"/>
-                <w:caps w:val="0"/>
-                <w:color w:val="0F1115"/>
-                <w:spacing w:val="0"/>
-                <w:sz w:val="18"/>
-                <w:szCs w:val="18"/>
-              </w:rPr>
-            </w:pPr>
-            <w:r>
-              <w:rPr>
-                <w:rFonts w:hint="default" w:ascii="Segoe UI" w:hAnsi="Segoe UI" w:eastAsia="Segoe UI" w:cs="Segoe UI"/>
-                <w:i w:val="0"/>
-                <w:iCs w:val="0"/>
-                <w:caps w:val="0"/>
-                <w:snapToGrid w:val="0"/>
-                <w:color w:val="000000"/>
-                <w:spacing w:val="0"/>
-                <w:kern w:val="0"/>
-                <w:sz w:val="18"/>
-                <w:szCs w:val="18"/>
-                <w:lang w:val="en-US" w:eastAsia="zh-CN"/>
-              </w:rPr>
-              <w:t>1. 负责变更管理流程的整体监督与执行。</w:t>
-            </w:r>
-            <w:r>
-              <w:rPr>
-                <w:rFonts w:hint="default" w:ascii="Segoe UI" w:hAnsi="Segoe UI" w:eastAsia="Segoe UI" w:cs="Segoe UI"/>
-                <w:i w:val="0"/>
-                <w:iCs w:val="0"/>
-                <w:caps w:val="0"/>
-                <w:snapToGrid w:val="0"/>
-                <w:color w:val="000000"/>
-                <w:spacing w:val="0"/>
-                <w:kern w:val="0"/>
-                <w:sz w:val="18"/>
-                <w:szCs w:val="18"/>
-                <w:lang w:val="en-US" w:eastAsia="zh-CN"/>
-              </w:rPr>
-              <w:br w:type="textWrapping"/>
-            </w:r>
-            <w:r>
-              <w:rPr>
-                <w:rFonts w:hint="default" w:ascii="Segoe UI" w:hAnsi="Segoe UI" w:eastAsia="Segoe UI" w:cs="Segoe UI"/>
-                <w:i w:val="0"/>
-                <w:iCs w:val="0"/>
-                <w:caps w:val="0"/>
-                <w:snapToGrid w:val="0"/>
-                <w:color w:val="000000"/>
-                <w:spacing w:val="0"/>
-                <w:kern w:val="0"/>
-                <w:sz w:val="18"/>
-                <w:szCs w:val="18"/>
-                <w:lang w:val="en-US" w:eastAsia="zh-CN"/>
-              </w:rPr>
-              <w:t>2. 审批</w:t>
-            </w:r>
-            <w:r>
-              <w:rPr>
-                <w:rStyle w:val="23"/>
-                <w:rFonts w:hint="default" w:ascii="Segoe UI" w:hAnsi="Segoe UI" w:eastAsia="Segoe UI" w:cs="Segoe UI"/>
-                <w:b/>
-                <w:bCs/>
-                <w:i w:val="0"/>
-                <w:iCs w:val="0"/>
-                <w:caps w:val="0"/>
-                <w:snapToGrid w:val="0"/>
-                <w:color w:val="000000"/>
-                <w:spacing w:val="0"/>
-                <w:kern w:val="0"/>
-                <w:sz w:val="18"/>
-                <w:szCs w:val="18"/>
-                <w:lang w:val="en-US" w:eastAsia="zh-CN"/>
-              </w:rPr>
-              <w:t>标准变更</w:t>
-            </w:r>
-            <w:r>
-              <w:rPr>
-                <w:rFonts w:hint="default" w:ascii="Segoe UI" w:hAnsi="Segoe UI" w:eastAsia="Segoe UI" w:cs="Segoe UI"/>
-                <w:i w:val="0"/>
-                <w:iCs w:val="0"/>
-                <w:caps w:val="0"/>
-                <w:snapToGrid w:val="0"/>
-                <w:color w:val="000000"/>
-                <w:spacing w:val="0"/>
-                <w:kern w:val="0"/>
-                <w:sz w:val="18"/>
-                <w:szCs w:val="18"/>
-                <w:lang w:val="en-US" w:eastAsia="zh-CN"/>
-              </w:rPr>
-              <w:t>请求。</w:t>
-            </w:r>
-            <w:r>
-              <w:rPr>
-                <w:rFonts w:hint="default" w:ascii="Segoe UI" w:hAnsi="Segoe UI" w:eastAsia="Segoe UI" w:cs="Segoe UI"/>
-                <w:i w:val="0"/>
-                <w:iCs w:val="0"/>
-                <w:caps w:val="0"/>
-                <w:snapToGrid w:val="0"/>
-                <w:color w:val="000000"/>
-                <w:spacing w:val="0"/>
-                <w:kern w:val="0"/>
-                <w:sz w:val="18"/>
-                <w:szCs w:val="18"/>
-                <w:lang w:val="en-US" w:eastAsia="zh-CN"/>
-              </w:rPr>
-              <w:br w:type="textWrapping"/>
-            </w:r>
-            <w:r>
-              <w:rPr>
-                <w:rFonts w:hint="default" w:ascii="Segoe UI" w:hAnsi="Segoe UI" w:eastAsia="Segoe UI" w:cs="Segoe UI"/>
-                <w:i w:val="0"/>
-                <w:iCs w:val="0"/>
-                <w:caps w:val="0"/>
-                <w:snapToGrid w:val="0"/>
-                <w:color w:val="000000"/>
-                <w:spacing w:val="0"/>
-                <w:kern w:val="0"/>
-                <w:sz w:val="18"/>
-                <w:szCs w:val="18"/>
-                <w:lang w:val="en-US" w:eastAsia="zh-CN"/>
-              </w:rPr>
-              <w:t>3. 召集并主持</w:t>
-            </w:r>
-            <w:r>
-              <w:rPr>
-                <w:rStyle w:val="23"/>
-                <w:rFonts w:hint="default" w:ascii="Segoe UI" w:hAnsi="Segoe UI" w:eastAsia="Segoe UI" w:cs="Segoe UI"/>
-                <w:b/>
-                <w:bCs/>
-                <w:i w:val="0"/>
-                <w:iCs w:val="0"/>
-                <w:caps w:val="0"/>
-                <w:snapToGrid w:val="0"/>
-                <w:color w:val="000000"/>
-                <w:spacing w:val="0"/>
-                <w:kern w:val="0"/>
-                <w:sz w:val="18"/>
-                <w:szCs w:val="18"/>
-                <w:lang w:val="en-US" w:eastAsia="zh-CN"/>
-              </w:rPr>
-              <w:t>变更顾问委员会（CAB）</w:t>
-            </w:r>
-            <w:r>
-              <w:rPr>
-                <w:rFonts w:hint="default" w:ascii="Segoe UI" w:hAnsi="Segoe UI" w:eastAsia="Segoe UI" w:cs="Segoe UI"/>
-                <w:i w:val="0"/>
-                <w:iCs w:val="0"/>
-                <w:caps w:val="0"/>
-                <w:snapToGrid w:val="0"/>
-                <w:color w:val="000000"/>
-                <w:spacing w:val="0"/>
-                <w:kern w:val="0"/>
-                <w:sz w:val="18"/>
-                <w:szCs w:val="18"/>
-                <w:lang w:val="en-US" w:eastAsia="zh-CN"/>
-              </w:rPr>
-              <w:t>会议，评审重大变更。</w:t>
-            </w:r>
-            <w:r>
-              <w:rPr>
-                <w:rFonts w:hint="default" w:ascii="Segoe UI" w:hAnsi="Segoe UI" w:eastAsia="Segoe UI" w:cs="Segoe UI"/>
-                <w:i w:val="0"/>
-                <w:iCs w:val="0"/>
-                <w:caps w:val="0"/>
-                <w:snapToGrid w:val="0"/>
-                <w:color w:val="000000"/>
-                <w:spacing w:val="0"/>
-                <w:kern w:val="0"/>
-                <w:sz w:val="18"/>
-                <w:szCs w:val="18"/>
-                <w:lang w:val="en-US" w:eastAsia="zh-CN"/>
-              </w:rPr>
-              <w:br w:type="textWrapping"/>
-            </w:r>
-            <w:r>
-              <w:rPr>
-                <w:rFonts w:hint="default" w:ascii="Segoe UI" w:hAnsi="Segoe UI" w:eastAsia="Segoe UI" w:cs="Segoe UI"/>
-                <w:i w:val="0"/>
-                <w:iCs w:val="0"/>
-                <w:caps w:val="0"/>
-                <w:snapToGrid w:val="0"/>
-                <w:color w:val="000000"/>
-                <w:spacing w:val="0"/>
-                <w:kern w:val="0"/>
-                <w:sz w:val="18"/>
-                <w:szCs w:val="18"/>
-                <w:lang w:val="en-US" w:eastAsia="zh-CN"/>
-              </w:rPr>
-              <w:t>4. 监控变更实施进度与结果，确保流程闭环。</w:t>
-            </w:r>
-            <w:r>
-              <w:rPr>
-                <w:rFonts w:hint="default" w:ascii="Segoe UI" w:hAnsi="Segoe UI" w:eastAsia="Segoe UI" w:cs="Segoe UI"/>
-                <w:i w:val="0"/>
-                <w:iCs w:val="0"/>
-                <w:caps w:val="0"/>
-                <w:snapToGrid w:val="0"/>
-                <w:color w:val="000000"/>
-                <w:spacing w:val="0"/>
-                <w:kern w:val="0"/>
-                <w:sz w:val="18"/>
-                <w:szCs w:val="18"/>
-                <w:lang w:val="en-US" w:eastAsia="zh-CN"/>
-              </w:rPr>
-              <w:br w:type="textWrapping"/>
-            </w:r>
-            <w:r>
-              <w:rPr>
-                <w:rFonts w:hint="default" w:ascii="Segoe UI" w:hAnsi="Segoe UI" w:eastAsia="Segoe UI" w:cs="Segoe UI"/>
-                <w:i w:val="0"/>
-                <w:iCs w:val="0"/>
-                <w:caps w:val="0"/>
-                <w:snapToGrid w:val="0"/>
-                <w:color w:val="000000"/>
-                <w:spacing w:val="0"/>
-                <w:kern w:val="0"/>
-                <w:sz w:val="18"/>
-                <w:szCs w:val="18"/>
-                <w:lang w:val="en-US" w:eastAsia="zh-CN"/>
-              </w:rPr>
-              <w:t>5. 审批变更的关闭。</w:t>
-            </w:r>
-          </w:p>
-        </w:tc>
-        <w:tc>
-          <w:tcPr>
-            <w:tcW w:w="0" w:type="auto"/>
-            <w:shd w:val="clear" w:color="auto" w:fill="auto"/>
-            <w:tcMar>
-              <w:top w:w="120" w:type="dxa"/>
-              <w:left w:w="192" w:type="dxa"/>
-              <w:bottom w:w="120" w:type="dxa"/>
-              <w:right w:w="0" w:type="dxa"/>
-            </w:tcMar>
-            <w:vAlign w:val="center"/>
-          </w:tcPr>
-          <w:p>
-            <w:pPr>
-              <w:keepNext w:val="0"/>
-              <w:keepLines w:val="0"/>
-              <w:widowControl/>
-              <w:suppressLineNumbers w:val="0"/>
-              <w:spacing w:line="300" w:lineRule="atLeast"/>
-              <w:jc w:val="left"/>
-              <w:rPr>
-                <w:rFonts w:hint="default" w:ascii="Segoe UI" w:hAnsi="Segoe UI" w:eastAsia="Segoe UI" w:cs="Segoe UI"/>
-                <w:i w:val="0"/>
-                <w:iCs w:val="0"/>
-                <w:caps w:val="0"/>
-                <w:color w:val="0F1115"/>
-                <w:spacing w:val="0"/>
-                <w:sz w:val="18"/>
-                <w:szCs w:val="18"/>
-              </w:rPr>
-            </w:pPr>
-            <w:r>
-              <w:rPr>
-                <w:rStyle w:val="23"/>
-                <w:rFonts w:hint="default" w:ascii="Segoe UI" w:hAnsi="Segoe UI" w:eastAsia="Segoe UI" w:cs="Segoe UI"/>
-                <w:b/>
-                <w:bCs/>
-                <w:i w:val="0"/>
-                <w:iCs w:val="0"/>
-                <w:caps w:val="0"/>
-                <w:snapToGrid w:val="0"/>
-                <w:color w:val="000000"/>
-                <w:spacing w:val="0"/>
-                <w:kern w:val="0"/>
-                <w:sz w:val="18"/>
-                <w:szCs w:val="18"/>
-                <w:lang w:val="en-US" w:eastAsia="zh-CN"/>
-              </w:rPr>
-              <w:t>运维部经理</w:t>
-            </w:r>
-            <w:r>
-              <w:rPr>
-                <w:rFonts w:hint="default" w:ascii="Segoe UI" w:hAnsi="Segoe UI" w:eastAsia="Segoe UI" w:cs="Segoe UI"/>
-                <w:i w:val="0"/>
-                <w:iCs w:val="0"/>
-                <w:caps w:val="0"/>
-                <w:snapToGrid w:val="0"/>
-                <w:color w:val="000000"/>
-                <w:spacing w:val="0"/>
-                <w:kern w:val="0"/>
-                <w:sz w:val="18"/>
-                <w:szCs w:val="18"/>
-                <w:lang w:val="en-US" w:eastAsia="zh-CN"/>
-              </w:rPr>
-              <w:t>（流程所有者，担任公司级变更经理）</w:t>
-            </w:r>
-            <w:r>
-              <w:rPr>
-                <w:rFonts w:hint="default" w:ascii="Segoe UI" w:hAnsi="Segoe UI" w:eastAsia="Segoe UI" w:cs="Segoe UI"/>
-                <w:i w:val="0"/>
-                <w:iCs w:val="0"/>
-                <w:caps w:val="0"/>
-                <w:snapToGrid w:val="0"/>
-                <w:color w:val="000000"/>
-                <w:spacing w:val="0"/>
-                <w:kern w:val="0"/>
-                <w:sz w:val="18"/>
-                <w:szCs w:val="18"/>
-                <w:lang w:val="en-US" w:eastAsia="zh-CN"/>
-              </w:rPr>
-              <w:br w:type="textWrapping"/>
-            </w:r>
-            <w:r>
-              <w:rPr>
-                <w:rStyle w:val="23"/>
-                <w:rFonts w:hint="default" w:ascii="Segoe UI" w:hAnsi="Segoe UI" w:eastAsia="Segoe UI" w:cs="Segoe UI"/>
-                <w:b/>
-                <w:bCs/>
-                <w:i w:val="0"/>
-                <w:iCs w:val="0"/>
-                <w:caps w:val="0"/>
-                <w:snapToGrid w:val="0"/>
-                <w:color w:val="000000"/>
-                <w:spacing w:val="0"/>
-                <w:kern w:val="0"/>
-                <w:sz w:val="18"/>
-                <w:szCs w:val="18"/>
-                <w:lang w:val="en-US" w:eastAsia="zh-CN"/>
-              </w:rPr>
-              <w:t>（注：可授权给资深运维项目经理处理特定项目群的常规变更）</w:t>
-            </w:r>
-          </w:p>
-        </w:tc>
-      </w:tr>
-      <w:tr>
-        <w:tblPrEx>
-          <w:tblBorders>
-            <w:top w:val="single" w:color="auto" w:sz="4" w:space="0"/>
-            <w:left w:val="single" w:color="auto" w:sz="4" w:space="0"/>
-            <w:bottom w:val="single" w:color="auto" w:sz="4" w:space="0"/>
-            <w:right w:val="single" w:color="auto" w:sz="4" w:space="0"/>
-            <w:insideH w:val="single" w:color="auto" w:sz="4" w:space="0"/>
-            <w:insideV w:val="single" w:color="auto" w:sz="4" w:space="0"/>
-          </w:tblBorders>
-          <w:shd w:val="clear" w:color="auto" w:fill="auto"/>
-          <w:tblCellMar>
-            <w:top w:w="15" w:type="dxa"/>
-            <w:left w:w="15" w:type="dxa"/>
-            <w:bottom w:w="15" w:type="dxa"/>
-            <w:right w:w="15" w:type="dxa"/>
-          </w:tblCellMar>
-        </w:tblPrEx>
-        <w:tc>
-          <w:tcPr>
-            <w:tcW w:w="0" w:type="auto"/>
-            <w:shd w:val="clear" w:color="auto" w:fill="auto"/>
-            <w:tcMar>
-              <w:top w:w="120" w:type="dxa"/>
-              <w:left w:w="0" w:type="dxa"/>
-              <w:bottom w:w="120" w:type="dxa"/>
-              <w:right w:w="192" w:type="dxa"/>
-            </w:tcMar>
-            <w:vAlign w:val="center"/>
-          </w:tcPr>
-          <w:p>
-            <w:pPr>
-              <w:keepNext w:val="0"/>
-              <w:keepLines w:val="0"/>
-              <w:widowControl/>
-              <w:suppressLineNumbers w:val="0"/>
-              <w:spacing w:line="300" w:lineRule="atLeast"/>
-              <w:jc w:val="left"/>
-              <w:rPr>
-                <w:rFonts w:hint="default" w:ascii="Segoe UI" w:hAnsi="Segoe UI" w:eastAsia="Segoe UI" w:cs="Segoe UI"/>
-                <w:i w:val="0"/>
-                <w:iCs w:val="0"/>
-                <w:caps w:val="0"/>
-                <w:color w:val="0F1115"/>
-                <w:spacing w:val="0"/>
-                <w:sz w:val="18"/>
-                <w:szCs w:val="18"/>
-              </w:rPr>
-            </w:pPr>
-            <w:r>
-              <w:rPr>
-                <w:rStyle w:val="23"/>
-                <w:rFonts w:hint="default" w:ascii="Segoe UI" w:hAnsi="Segoe UI" w:eastAsia="Segoe UI" w:cs="Segoe UI"/>
-                <w:b/>
-                <w:bCs/>
-                <w:i w:val="0"/>
-                <w:iCs w:val="0"/>
-                <w:caps w:val="0"/>
-                <w:snapToGrid w:val="0"/>
-                <w:color w:val="000000"/>
-                <w:spacing w:val="0"/>
-                <w:kern w:val="0"/>
-                <w:sz w:val="18"/>
-                <w:szCs w:val="18"/>
-                <w:lang w:val="en-US" w:eastAsia="zh-CN"/>
-              </w:rPr>
-              <w:t>运维工程师/开发工程师（执行人）</w:t>
-            </w:r>
-          </w:p>
-        </w:tc>
-        <w:tc>
-          <w:tcPr>
-            <w:tcW w:w="0" w:type="auto"/>
-            <w:shd w:val="clear" w:color="auto" w:fill="auto"/>
-            <w:tcMar>
-              <w:top w:w="120" w:type="dxa"/>
-              <w:left w:w="192" w:type="dxa"/>
-              <w:bottom w:w="120" w:type="dxa"/>
-              <w:right w:w="192" w:type="dxa"/>
-            </w:tcMar>
-            <w:vAlign w:val="center"/>
-          </w:tcPr>
-          <w:p>
-            <w:pPr>
-              <w:keepNext w:val="0"/>
-              <w:keepLines w:val="0"/>
-              <w:widowControl/>
-              <w:suppressLineNumbers w:val="0"/>
-              <w:spacing w:line="300" w:lineRule="atLeast"/>
-              <w:jc w:val="left"/>
-              <w:rPr>
-                <w:rFonts w:hint="default" w:ascii="Segoe UI" w:hAnsi="Segoe UI" w:eastAsia="Segoe UI" w:cs="Segoe UI"/>
-                <w:i w:val="0"/>
-                <w:iCs w:val="0"/>
-                <w:caps w:val="0"/>
-                <w:color w:val="0F1115"/>
-                <w:spacing w:val="0"/>
-                <w:sz w:val="18"/>
-                <w:szCs w:val="18"/>
-              </w:rPr>
-            </w:pPr>
-            <w:r>
-              <w:rPr>
-                <w:rFonts w:hint="default" w:ascii="Segoe UI" w:hAnsi="Segoe UI" w:eastAsia="Segoe UI" w:cs="Segoe UI"/>
-                <w:i w:val="0"/>
-                <w:iCs w:val="0"/>
-                <w:caps w:val="0"/>
-                <w:snapToGrid w:val="0"/>
-                <w:color w:val="000000"/>
-                <w:spacing w:val="0"/>
-                <w:kern w:val="0"/>
-                <w:sz w:val="18"/>
-                <w:szCs w:val="18"/>
-                <w:lang w:val="en-US" w:eastAsia="zh-CN"/>
-              </w:rPr>
-              <w:t>1. 负责制定或细化变更技术方案、</w:t>
-            </w:r>
-            <w:r>
-              <w:rPr>
-                <w:rStyle w:val="23"/>
-                <w:rFonts w:hint="default" w:ascii="Segoe UI" w:hAnsi="Segoe UI" w:eastAsia="Segoe UI" w:cs="Segoe UI"/>
-                <w:b/>
-                <w:bCs/>
-                <w:i w:val="0"/>
-                <w:iCs w:val="0"/>
-                <w:caps w:val="0"/>
-                <w:snapToGrid w:val="0"/>
-                <w:color w:val="000000"/>
-                <w:spacing w:val="0"/>
-                <w:kern w:val="0"/>
-                <w:sz w:val="18"/>
-                <w:szCs w:val="18"/>
-                <w:lang w:val="en-US" w:eastAsia="zh-CN"/>
-              </w:rPr>
-              <w:t>回退方案</w:t>
-            </w:r>
-            <w:r>
-              <w:rPr>
-                <w:rFonts w:hint="default" w:ascii="Segoe UI" w:hAnsi="Segoe UI" w:eastAsia="Segoe UI" w:cs="Segoe UI"/>
-                <w:i w:val="0"/>
-                <w:iCs w:val="0"/>
-                <w:caps w:val="0"/>
-                <w:snapToGrid w:val="0"/>
-                <w:color w:val="000000"/>
-                <w:spacing w:val="0"/>
-                <w:kern w:val="0"/>
-                <w:sz w:val="18"/>
-                <w:szCs w:val="18"/>
-                <w:lang w:val="en-US" w:eastAsia="zh-CN"/>
-              </w:rPr>
-              <w:t>及测试方案。</w:t>
-            </w:r>
-            <w:r>
-              <w:rPr>
-                <w:rFonts w:hint="default" w:ascii="Segoe UI" w:hAnsi="Segoe UI" w:eastAsia="Segoe UI" w:cs="Segoe UI"/>
-                <w:i w:val="0"/>
-                <w:iCs w:val="0"/>
-                <w:caps w:val="0"/>
-                <w:snapToGrid w:val="0"/>
-                <w:color w:val="000000"/>
-                <w:spacing w:val="0"/>
-                <w:kern w:val="0"/>
-                <w:sz w:val="18"/>
-                <w:szCs w:val="18"/>
-                <w:lang w:val="en-US" w:eastAsia="zh-CN"/>
-              </w:rPr>
-              <w:br w:type="textWrapping"/>
-            </w:r>
-            <w:r>
-              <w:rPr>
-                <w:rFonts w:hint="default" w:ascii="Segoe UI" w:hAnsi="Segoe UI" w:eastAsia="Segoe UI" w:cs="Segoe UI"/>
-                <w:i w:val="0"/>
-                <w:iCs w:val="0"/>
-                <w:caps w:val="0"/>
-                <w:snapToGrid w:val="0"/>
-                <w:color w:val="000000"/>
-                <w:spacing w:val="0"/>
-                <w:kern w:val="0"/>
-                <w:sz w:val="18"/>
-                <w:szCs w:val="18"/>
-                <w:lang w:val="en-US" w:eastAsia="zh-CN"/>
-              </w:rPr>
-              <w:t>2. 执行变更实施操作，并记录详细步骤。</w:t>
-            </w:r>
-            <w:r>
-              <w:rPr>
-                <w:rFonts w:hint="default" w:ascii="Segoe UI" w:hAnsi="Segoe UI" w:eastAsia="Segoe UI" w:cs="Segoe UI"/>
-                <w:i w:val="0"/>
-                <w:iCs w:val="0"/>
-                <w:caps w:val="0"/>
-                <w:snapToGrid w:val="0"/>
-                <w:color w:val="000000"/>
-                <w:spacing w:val="0"/>
-                <w:kern w:val="0"/>
-                <w:sz w:val="18"/>
-                <w:szCs w:val="18"/>
-                <w:lang w:val="en-US" w:eastAsia="zh-CN"/>
-              </w:rPr>
-              <w:br w:type="textWrapping"/>
-            </w:r>
-            <w:r>
-              <w:rPr>
-                <w:rFonts w:hint="default" w:ascii="Segoe UI" w:hAnsi="Segoe UI" w:eastAsia="Segoe UI" w:cs="Segoe UI"/>
-                <w:i w:val="0"/>
-                <w:iCs w:val="0"/>
-                <w:caps w:val="0"/>
-                <w:snapToGrid w:val="0"/>
-                <w:color w:val="000000"/>
-                <w:spacing w:val="0"/>
-                <w:kern w:val="0"/>
-                <w:sz w:val="18"/>
-                <w:szCs w:val="18"/>
-                <w:lang w:val="en-US" w:eastAsia="zh-CN"/>
-              </w:rPr>
-              <w:t>3. 执行</w:t>
-            </w:r>
-            <w:r>
-              <w:rPr>
-                <w:rStyle w:val="23"/>
-                <w:rFonts w:hint="default" w:ascii="Segoe UI" w:hAnsi="Segoe UI" w:eastAsia="Segoe UI" w:cs="Segoe UI"/>
-                <w:b/>
-                <w:bCs/>
-                <w:i w:val="0"/>
-                <w:iCs w:val="0"/>
-                <w:caps w:val="0"/>
-                <w:snapToGrid w:val="0"/>
-                <w:color w:val="000000"/>
-                <w:spacing w:val="0"/>
-                <w:kern w:val="0"/>
-                <w:sz w:val="18"/>
-                <w:szCs w:val="18"/>
-                <w:lang w:val="en-US" w:eastAsia="zh-CN"/>
-              </w:rPr>
-              <w:t>回退操作</w:t>
-            </w:r>
-            <w:r>
-              <w:rPr>
-                <w:rFonts w:hint="default" w:ascii="Segoe UI" w:hAnsi="Segoe UI" w:eastAsia="Segoe UI" w:cs="Segoe UI"/>
-                <w:i w:val="0"/>
-                <w:iCs w:val="0"/>
-                <w:caps w:val="0"/>
-                <w:snapToGrid w:val="0"/>
-                <w:color w:val="000000"/>
-                <w:spacing w:val="0"/>
-                <w:kern w:val="0"/>
-                <w:sz w:val="18"/>
-                <w:szCs w:val="18"/>
-                <w:lang w:val="en-US" w:eastAsia="zh-CN"/>
-              </w:rPr>
-              <w:t>（若触发）。</w:t>
-            </w:r>
-            <w:r>
-              <w:rPr>
-                <w:rFonts w:hint="default" w:ascii="Segoe UI" w:hAnsi="Segoe UI" w:eastAsia="Segoe UI" w:cs="Segoe UI"/>
-                <w:i w:val="0"/>
-                <w:iCs w:val="0"/>
-                <w:caps w:val="0"/>
-                <w:snapToGrid w:val="0"/>
-                <w:color w:val="000000"/>
-                <w:spacing w:val="0"/>
-                <w:kern w:val="0"/>
-                <w:sz w:val="18"/>
-                <w:szCs w:val="18"/>
-                <w:lang w:val="en-US" w:eastAsia="zh-CN"/>
-              </w:rPr>
-              <w:br w:type="textWrapping"/>
-            </w:r>
-            <w:r>
-              <w:rPr>
-                <w:rFonts w:hint="default" w:ascii="Segoe UI" w:hAnsi="Segoe UI" w:eastAsia="Segoe UI" w:cs="Segoe UI"/>
-                <w:i w:val="0"/>
-                <w:iCs w:val="0"/>
-                <w:caps w:val="0"/>
-                <w:snapToGrid w:val="0"/>
-                <w:color w:val="000000"/>
-                <w:spacing w:val="0"/>
-                <w:kern w:val="0"/>
-                <w:sz w:val="18"/>
-                <w:szCs w:val="18"/>
-                <w:lang w:val="en-US" w:eastAsia="zh-CN"/>
-              </w:rPr>
-              <w:t>4. 提交变更实施与验证报告。</w:t>
-            </w:r>
-          </w:p>
-        </w:tc>
-        <w:tc>
-          <w:tcPr>
-            <w:tcW w:w="0" w:type="auto"/>
-            <w:shd w:val="clear" w:color="auto" w:fill="auto"/>
-            <w:tcMar>
-              <w:top w:w="120" w:type="dxa"/>
-              <w:left w:w="192" w:type="dxa"/>
-              <w:bottom w:w="120" w:type="dxa"/>
-              <w:right w:w="0" w:type="dxa"/>
-            </w:tcMar>
-            <w:vAlign w:val="center"/>
-          </w:tcPr>
-          <w:p>
-            <w:pPr>
-              <w:keepNext w:val="0"/>
-              <w:keepLines w:val="0"/>
-              <w:widowControl/>
-              <w:suppressLineNumbers w:val="0"/>
-              <w:spacing w:line="300" w:lineRule="atLeast"/>
-              <w:jc w:val="left"/>
-              <w:rPr>
-                <w:rFonts w:hint="default" w:ascii="Segoe UI" w:hAnsi="Segoe UI" w:eastAsia="Segoe UI" w:cs="Segoe UI"/>
-                <w:i w:val="0"/>
-                <w:iCs w:val="0"/>
-                <w:caps w:val="0"/>
-                <w:color w:val="0F1115"/>
-                <w:spacing w:val="0"/>
-                <w:sz w:val="18"/>
-                <w:szCs w:val="18"/>
-              </w:rPr>
-            </w:pPr>
-            <w:r>
-              <w:rPr>
-                <w:rStyle w:val="23"/>
-                <w:rFonts w:hint="default" w:ascii="Segoe UI" w:hAnsi="Segoe UI" w:eastAsia="Segoe UI" w:cs="Segoe UI"/>
-                <w:b/>
-                <w:bCs/>
-                <w:i w:val="0"/>
-                <w:iCs w:val="0"/>
-                <w:caps w:val="0"/>
-                <w:snapToGrid w:val="0"/>
-                <w:color w:val="000000"/>
-                <w:spacing w:val="0"/>
-                <w:kern w:val="0"/>
-                <w:sz w:val="18"/>
-                <w:szCs w:val="18"/>
-                <w:lang w:val="en-US" w:eastAsia="zh-CN"/>
-              </w:rPr>
-              <w:t>运维部-运维工程师</w:t>
-            </w:r>
-            <w:r>
-              <w:rPr>
-                <w:rFonts w:hint="default" w:ascii="Segoe UI" w:hAnsi="Segoe UI" w:eastAsia="Segoe UI" w:cs="Segoe UI"/>
-                <w:i w:val="0"/>
-                <w:iCs w:val="0"/>
-                <w:caps w:val="0"/>
-                <w:snapToGrid w:val="0"/>
-                <w:color w:val="000000"/>
-                <w:spacing w:val="0"/>
-                <w:kern w:val="0"/>
-                <w:sz w:val="18"/>
-                <w:szCs w:val="18"/>
-                <w:lang w:val="en-US" w:eastAsia="zh-CN"/>
-              </w:rPr>
-              <w:t>（负责运维侧变更实施）</w:t>
-            </w:r>
-            <w:r>
-              <w:rPr>
-                <w:rFonts w:hint="default" w:ascii="Segoe UI" w:hAnsi="Segoe UI" w:eastAsia="Segoe UI" w:cs="Segoe UI"/>
-                <w:i w:val="0"/>
-                <w:iCs w:val="0"/>
-                <w:caps w:val="0"/>
-                <w:snapToGrid w:val="0"/>
-                <w:color w:val="000000"/>
-                <w:spacing w:val="0"/>
-                <w:kern w:val="0"/>
-                <w:sz w:val="18"/>
-                <w:szCs w:val="18"/>
-                <w:lang w:val="en-US" w:eastAsia="zh-CN"/>
-              </w:rPr>
-              <w:br w:type="textWrapping"/>
-            </w:r>
-            <w:r>
-              <w:rPr>
-                <w:rStyle w:val="23"/>
-                <w:rFonts w:hint="default" w:ascii="Segoe UI" w:hAnsi="Segoe UI" w:eastAsia="Segoe UI" w:cs="Segoe UI"/>
-                <w:b/>
-                <w:bCs/>
-                <w:i w:val="0"/>
-                <w:iCs w:val="0"/>
-                <w:caps w:val="0"/>
-                <w:snapToGrid w:val="0"/>
-                <w:color w:val="000000"/>
-                <w:spacing w:val="0"/>
-                <w:kern w:val="0"/>
-                <w:sz w:val="18"/>
-                <w:szCs w:val="18"/>
-                <w:lang w:val="en-US" w:eastAsia="zh-CN"/>
-              </w:rPr>
-              <w:t>研发部-开发工程师</w:t>
-            </w:r>
-            <w:r>
-              <w:rPr>
-                <w:rFonts w:hint="default" w:ascii="Segoe UI" w:hAnsi="Segoe UI" w:eastAsia="Segoe UI" w:cs="Segoe UI"/>
-                <w:i w:val="0"/>
-                <w:iCs w:val="0"/>
-                <w:caps w:val="0"/>
-                <w:snapToGrid w:val="0"/>
-                <w:color w:val="000000"/>
-                <w:spacing w:val="0"/>
-                <w:kern w:val="0"/>
-                <w:sz w:val="18"/>
-                <w:szCs w:val="18"/>
-                <w:lang w:val="en-US" w:eastAsia="zh-CN"/>
-              </w:rPr>
-              <w:t>（负责需代码修改的变更实施）</w:t>
             </w:r>
           </w:p>
         </w:tc>
@@ -5197,7 +4048,7 @@
                 <w:szCs w:val="18"/>
                 <w:lang w:val="en-US" w:eastAsia="zh-CN"/>
               </w:rPr>
-              <w:t>变更顾问委员会（CAB）</w:t>
+              <w:t>变更申请人</w:t>
             </w:r>
           </w:p>
         </w:tc>
@@ -5246,42 +4097,7 @@
                 <w:szCs w:val="18"/>
                 <w:lang w:val="en-US" w:eastAsia="zh-CN"/>
               </w:rPr>
-              <w:t>1. 对</w:t>
-            </w:r>
-            <w:r>
-              <w:rPr>
-                <w:rStyle w:val="23"/>
-                <w:rFonts w:hint="default" w:ascii="Segoe UI" w:hAnsi="Segoe UI" w:eastAsia="Segoe UI" w:cs="Segoe UI"/>
-                <w:b/>
-                <w:bCs/>
-                <w:i w:val="0"/>
-                <w:iCs w:val="0"/>
-                <w:caps w:val="0"/>
-                <w:snapToGrid w:val="0"/>
-                <w:color w:val="000000"/>
-                <w:spacing w:val="0"/>
-                <w:kern w:val="0"/>
-                <w:sz w:val="18"/>
-                <w:szCs w:val="18"/>
-                <w:lang w:val="en-US" w:eastAsia="zh-CN"/>
-              </w:rPr>
-              <w:t>重大变更</w:t>
-            </w:r>
-            <w:r>
-              <w:rPr>
-                <w:rFonts w:hint="default" w:ascii="Segoe UI" w:hAnsi="Segoe UI" w:eastAsia="Segoe UI" w:cs="Segoe UI"/>
-                <w:i w:val="0"/>
-                <w:iCs w:val="0"/>
-                <w:caps w:val="0"/>
-                <w:snapToGrid w:val="0"/>
-                <w:color w:val="000000"/>
-                <w:spacing w:val="0"/>
-                <w:kern w:val="0"/>
-                <w:sz w:val="18"/>
-                <w:szCs w:val="18"/>
-                <w:lang w:val="en-US" w:eastAsia="zh-CN"/>
-              </w:rPr>
-              <w:t>请求进行集体评审。</w:t>
+              <w:t>1. 提交《变更请求单》（RFC），明确变更需求、原因及初步方案。</w:t>
             </w:r>
             <w:r>
               <w:rPr>
@@ -5313,74 +4129,7 @@
                 <w:szCs w:val="18"/>
                 <w:lang w:val="en-US" w:eastAsia="zh-CN"/>
               </w:rPr>
-              <w:t>2. 评估变更的风险、影响、资源需求及</w:t>
-            </w:r>
-            <w:r>
-              <w:rPr>
-                <w:rStyle w:val="23"/>
-                <w:rFonts w:hint="default" w:ascii="Segoe UI" w:hAnsi="Segoe UI" w:eastAsia="Segoe UI" w:cs="Segoe UI"/>
-                <w:b/>
-                <w:bCs/>
-                <w:i w:val="0"/>
-                <w:iCs w:val="0"/>
-                <w:caps w:val="0"/>
-                <w:snapToGrid w:val="0"/>
-                <w:color w:val="000000"/>
-                <w:spacing w:val="0"/>
-                <w:kern w:val="0"/>
-                <w:sz w:val="18"/>
-                <w:szCs w:val="18"/>
-                <w:lang w:val="en-US" w:eastAsia="zh-CN"/>
-              </w:rPr>
-              <w:t>回退计划的可行性</w:t>
-            </w:r>
-            <w:r>
-              <w:rPr>
-                <w:rFonts w:hint="default" w:ascii="Segoe UI" w:hAnsi="Segoe UI" w:eastAsia="Segoe UI" w:cs="Segoe UI"/>
-                <w:i w:val="0"/>
-                <w:iCs w:val="0"/>
-                <w:caps w:val="0"/>
-                <w:snapToGrid w:val="0"/>
-                <w:color w:val="000000"/>
-                <w:spacing w:val="0"/>
-                <w:kern w:val="0"/>
-                <w:sz w:val="18"/>
-                <w:szCs w:val="18"/>
-                <w:lang w:val="en-US" w:eastAsia="zh-CN"/>
-              </w:rPr>
-              <w:t>。</w:t>
-            </w:r>
-            <w:r>
-              <w:rPr>
-                <w:rFonts w:hint="default" w:ascii="Segoe UI" w:hAnsi="Segoe UI" w:eastAsia="Segoe UI" w:cs="Segoe UI"/>
-                <w:i w:val="0"/>
-                <w:iCs w:val="0"/>
-                <w:caps w:val="0"/>
-                <w:snapToGrid w:val="0"/>
-                <w:color w:val="000000"/>
-                <w:spacing w:val="0"/>
-                <w:kern w:val="0"/>
-                <w:sz w:val="18"/>
-                <w:szCs w:val="18"/>
-                <w:lang w:val="en-US" w:eastAsia="zh-CN"/>
-              </w:rPr>
-              <w:br w:type="textWrapping"/>
-            </w:r>
-            <w:r>
-              <w:rPr>
-                <w:rFonts w:hint="default" w:ascii="Segoe UI" w:hAnsi="Segoe UI" w:eastAsia="Segoe UI" w:cs="Segoe UI"/>
-                <w:i w:val="0"/>
-                <w:iCs w:val="0"/>
-                <w:caps w:val="0"/>
-                <w:snapToGrid w:val="0"/>
-                <w:color w:val="000000"/>
-                <w:spacing w:val="0"/>
-                <w:kern w:val="0"/>
-                <w:sz w:val="18"/>
-                <w:szCs w:val="18"/>
-                <w:lang w:val="en-US" w:eastAsia="zh-CN"/>
-              </w:rPr>
-              <w:t>3. 提供批准、拒绝或修改后重审的决策建议。</w:t>
+              <w:t>2. 参与变更评审，提供业务或技术背景说明。</w:t>
             </w:r>
           </w:p>
         </w:tc>
@@ -5432,103 +4181,23 @@
                 <w:szCs w:val="18"/>
                 <w:lang w:val="en-US" w:eastAsia="zh-CN"/>
               </w:rPr>
-              <w:t>核心成员（常设）：</w:t>
-            </w:r>
-            <w:r>
-              <w:rPr>
-                <w:rFonts w:hint="default" w:ascii="Segoe UI" w:hAnsi="Segoe UI" w:eastAsia="Segoe UI" w:cs="Segoe UI"/>
-                <w:i w:val="0"/>
-                <w:iCs w:val="0"/>
-                <w:caps w:val="0"/>
-                <w:snapToGrid w:val="0"/>
-                <w:color w:val="000000"/>
-                <w:spacing w:val="0"/>
-                <w:kern w:val="0"/>
-                <w:sz w:val="18"/>
-                <w:szCs w:val="18"/>
-                <w:lang w:val="en-US" w:eastAsia="zh-CN"/>
-              </w:rPr>
-              <w:br w:type="textWrapping"/>
-            </w:r>
-            <w:r>
-              <w:rPr>
-                <w:rFonts w:hint="default" w:ascii="Segoe UI" w:hAnsi="Segoe UI" w:eastAsia="Segoe UI" w:cs="Segoe UI"/>
-                <w:i w:val="0"/>
-                <w:iCs w:val="0"/>
-                <w:caps w:val="0"/>
-                <w:snapToGrid w:val="0"/>
-                <w:color w:val="000000"/>
-                <w:spacing w:val="0"/>
-                <w:kern w:val="0"/>
-                <w:sz w:val="18"/>
-                <w:szCs w:val="18"/>
-                <w:lang w:val="en-US" w:eastAsia="zh-CN"/>
-              </w:rPr>
-              <w:t>- 变更经理（运维部经理）</w:t>
-            </w:r>
-            <w:r>
-              <w:rPr>
-                <w:rFonts w:hint="default" w:ascii="Segoe UI" w:hAnsi="Segoe UI" w:eastAsia="Segoe UI" w:cs="Segoe UI"/>
-                <w:i w:val="0"/>
-                <w:iCs w:val="0"/>
-                <w:caps w:val="0"/>
-                <w:snapToGrid w:val="0"/>
-                <w:color w:val="000000"/>
-                <w:spacing w:val="0"/>
-                <w:kern w:val="0"/>
-                <w:sz w:val="18"/>
-                <w:szCs w:val="18"/>
-                <w:lang w:val="en-US" w:eastAsia="zh-CN"/>
-              </w:rPr>
-              <w:br w:type="textWrapping"/>
-            </w:r>
-            <w:r>
-              <w:rPr>
-                <w:rFonts w:hint="default" w:ascii="Segoe UI" w:hAnsi="Segoe UI" w:eastAsia="Segoe UI" w:cs="Segoe UI"/>
-                <w:i w:val="0"/>
-                <w:iCs w:val="0"/>
-                <w:caps w:val="0"/>
-                <w:snapToGrid w:val="0"/>
-                <w:color w:val="000000"/>
-                <w:spacing w:val="0"/>
-                <w:kern w:val="0"/>
-                <w:sz w:val="18"/>
-                <w:szCs w:val="18"/>
-                <w:lang w:val="en-US" w:eastAsia="zh-CN"/>
-              </w:rPr>
-              <w:t>- 研发部经理（或指派技术负责人）</w:t>
-            </w:r>
-            <w:r>
-              <w:rPr>
-                <w:rFonts w:hint="default" w:ascii="Segoe UI" w:hAnsi="Segoe UI" w:eastAsia="Segoe UI" w:cs="Segoe UI"/>
-                <w:i w:val="0"/>
-                <w:iCs w:val="0"/>
-                <w:caps w:val="0"/>
-                <w:snapToGrid w:val="0"/>
-                <w:color w:val="000000"/>
-                <w:spacing w:val="0"/>
-                <w:kern w:val="0"/>
-                <w:sz w:val="18"/>
-                <w:szCs w:val="18"/>
-                <w:lang w:val="en-US" w:eastAsia="zh-CN"/>
-              </w:rPr>
-              <w:br w:type="textWrapping"/>
-            </w:r>
-            <w:r>
-              <w:rPr>
-                <w:rFonts w:hint="default" w:ascii="Segoe UI" w:hAnsi="Segoe UI" w:eastAsia="Segoe UI" w:cs="Segoe UI"/>
-                <w:i w:val="0"/>
-                <w:iCs w:val="0"/>
-                <w:caps w:val="0"/>
-                <w:snapToGrid w:val="0"/>
-                <w:color w:val="000000"/>
-                <w:spacing w:val="0"/>
-                <w:kern w:val="0"/>
-                <w:sz w:val="18"/>
-                <w:szCs w:val="18"/>
-                <w:lang w:val="en-US" w:eastAsia="zh-CN"/>
-              </w:rPr>
-              <w:t>- 质量管理部经理</w:t>
+              <w:t>运维项目经理</w:t>
+            </w:r>
+            <w:r>
+              <w:rPr>
+                <w:rFonts w:hint="default" w:ascii="Segoe UI" w:hAnsi="Segoe UI" w:eastAsia="Segoe UI" w:cs="Segoe UI"/>
+                <w:i w:val="0"/>
+                <w:iCs w:val="0"/>
+                <w:caps w:val="0"/>
+                <w:snapToGrid w:val="0"/>
+                <w:color w:val="000000"/>
+                <w:spacing w:val="0"/>
+                <w:kern w:val="0"/>
+                <w:sz w:val="18"/>
+                <w:szCs w:val="18"/>
+                <w:lang w:val="en-US" w:eastAsia="zh-CN"/>
+              </w:rPr>
+              <w:t>（通常为项目层面变更发起人）</w:t>
             </w:r>
             <w:r>
               <w:rPr>
@@ -5563,7 +4232,23 @@
                 <w:szCs w:val="18"/>
                 <w:lang w:val="en-US" w:eastAsia="zh-CN"/>
               </w:rPr>
-              <w:t>扩展成员（按需邀请）：</w:t>
+              <w:t>运维工程师</w:t>
+            </w:r>
+            <w:r>
+              <w:rPr>
+                <w:rFonts w:hint="default" w:ascii="Segoe UI" w:hAnsi="Segoe UI" w:eastAsia="Segoe UI" w:cs="Segoe UI"/>
+                <w:i w:val="0"/>
+                <w:iCs w:val="0"/>
+                <w:caps w:val="0"/>
+                <w:snapToGrid w:val="0"/>
+                <w:color w:val="000000"/>
+                <w:spacing w:val="0"/>
+                <w:kern w:val="0"/>
+                <w:sz w:val="18"/>
+                <w:szCs w:val="18"/>
+                <w:lang w:val="en-US" w:eastAsia="zh-CN"/>
+              </w:rPr>
+              <w:t>（针对技术性优化或修复）</w:t>
             </w:r>
             <w:r>
               <w:rPr>
@@ -5583,51 +4268,38 @@
             </w:r>
             <w:r>
               <w:rPr>
-                <w:rFonts w:hint="default" w:ascii="Segoe UI" w:hAnsi="Segoe UI" w:eastAsia="Segoe UI" w:cs="Segoe UI"/>
-                <w:i w:val="0"/>
-                <w:iCs w:val="0"/>
-                <w:caps w:val="0"/>
-                <w:snapToGrid w:val="0"/>
-                <w:color w:val="000000"/>
-                <w:spacing w:val="0"/>
-                <w:kern w:val="0"/>
-                <w:sz w:val="18"/>
-                <w:szCs w:val="18"/>
-                <w:lang w:val="en-US" w:eastAsia="zh-CN"/>
-              </w:rPr>
-              <w:t>- 相关运维项目经理</w:t>
-            </w:r>
-            <w:r>
-              <w:rPr>
-                <w:rFonts w:hint="default" w:ascii="Segoe UI" w:hAnsi="Segoe UI" w:eastAsia="Segoe UI" w:cs="Segoe UI"/>
-                <w:i w:val="0"/>
-                <w:iCs w:val="0"/>
-                <w:caps w:val="0"/>
-                <w:snapToGrid w:val="0"/>
-                <w:color w:val="000000"/>
-                <w:spacing w:val="0"/>
-                <w:kern w:val="0"/>
-                <w:sz w:val="18"/>
-                <w:szCs w:val="18"/>
-                <w:lang w:val="en-US" w:eastAsia="zh-CN"/>
-              </w:rPr>
-              <w:br w:type="textWrapping"/>
-            </w:r>
-            <w:r>
-              <w:rPr>
-                <w:rFonts w:hint="default" w:ascii="Segoe UI" w:hAnsi="Segoe UI" w:eastAsia="Segoe UI" w:cs="Segoe UI"/>
-                <w:i w:val="0"/>
-                <w:iCs w:val="0"/>
-                <w:caps w:val="0"/>
-                <w:snapToGrid w:val="0"/>
-                <w:color w:val="000000"/>
-                <w:spacing w:val="0"/>
-                <w:kern w:val="0"/>
-                <w:sz w:val="18"/>
-                <w:szCs w:val="18"/>
-                <w:lang w:val="en-US" w:eastAsia="zh-CN"/>
-              </w:rPr>
-              <w:t>- 客户代表（如合同约定）</w:t>
+                <w:rStyle w:val="23"/>
+                <w:rFonts w:hint="default" w:ascii="Segoe UI" w:hAnsi="Segoe UI" w:eastAsia="Segoe UI" w:cs="Segoe UI"/>
+                <w:b/>
+                <w:bCs/>
+                <w:i w:val="0"/>
+                <w:iCs w:val="0"/>
+                <w:caps w:val="0"/>
+                <w:snapToGrid w:val="0"/>
+                <w:color w:val="000000"/>
+                <w:spacing w:val="0"/>
+                <w:kern w:val="0"/>
+                <w:sz w:val="18"/>
+                <w:szCs w:val="18"/>
+                <w:lang w:val="en-US" w:eastAsia="zh-CN"/>
+              </w:rPr>
+              <w:t>研发部-开发工程师/需求分析师</w:t>
+            </w:r>
+            <w:r>
+              <w:rPr>
+                <w:rFonts w:hint="default" w:ascii="Segoe UI" w:hAnsi="Segoe UI" w:eastAsia="Segoe UI" w:cs="Segoe UI"/>
+                <w:i w:val="0"/>
+                <w:iCs w:val="0"/>
+                <w:caps w:val="0"/>
+                <w:snapToGrid w:val="0"/>
+                <w:color w:val="000000"/>
+                <w:spacing w:val="0"/>
+                <w:kern w:val="0"/>
+                <w:sz w:val="18"/>
+                <w:szCs w:val="18"/>
+                <w:lang w:val="en-US" w:eastAsia="zh-CN"/>
+              </w:rPr>
+              <w:t>（针对由研发侧发起的版本功能变更）</w:t>
             </w:r>
           </w:p>
         </w:tc>
@@ -5697,7 +4369,7 @@
                 <w:szCs w:val="18"/>
                 <w:lang w:val="en-US" w:eastAsia="zh-CN"/>
               </w:rPr>
-              <w:t>质量管理部</w:t>
+              <w:t>变更经理</w:t>
             </w:r>
           </w:p>
         </w:tc>
@@ -5746,7 +4418,7 @@
                 <w:szCs w:val="18"/>
                 <w:lang w:val="en-US" w:eastAsia="zh-CN"/>
               </w:rPr>
-              <w:t>1. 独立监督变更管理流程的合规性。</w:t>
+              <w:t>1. 负责变更管理流程的整体监督与执行。</w:t>
             </w:r>
             <w:r>
               <w:rPr>
@@ -5778,7 +4450,42 @@
                 <w:szCs w:val="18"/>
                 <w:lang w:val="en-US" w:eastAsia="zh-CN"/>
               </w:rPr>
-              <w:t>2. 定期审计变更记录，确保与配置管理（CMDB）信息一致。</w:t>
+              <w:t>2. 审批</w:t>
+            </w:r>
+            <w:r>
+              <w:rPr>
+                <w:rStyle w:val="23"/>
+                <w:rFonts w:hint="default" w:ascii="Segoe UI" w:hAnsi="Segoe UI" w:eastAsia="Segoe UI" w:cs="Segoe UI"/>
+                <w:b/>
+                <w:bCs/>
+                <w:i w:val="0"/>
+                <w:iCs w:val="0"/>
+                <w:caps w:val="0"/>
+                <w:snapToGrid w:val="0"/>
+                <w:color w:val="000000"/>
+                <w:spacing w:val="0"/>
+                <w:kern w:val="0"/>
+                <w:sz w:val="18"/>
+                <w:szCs w:val="18"/>
+                <w:lang w:val="en-US" w:eastAsia="zh-CN"/>
+              </w:rPr>
+              <w:t>标准变更</w:t>
+            </w:r>
+            <w:r>
+              <w:rPr>
+                <w:rFonts w:hint="default" w:ascii="Segoe UI" w:hAnsi="Segoe UI" w:eastAsia="Segoe UI" w:cs="Segoe UI"/>
+                <w:i w:val="0"/>
+                <w:iCs w:val="0"/>
+                <w:caps w:val="0"/>
+                <w:snapToGrid w:val="0"/>
+                <w:color w:val="000000"/>
+                <w:spacing w:val="0"/>
+                <w:kern w:val="0"/>
+                <w:sz w:val="18"/>
+                <w:szCs w:val="18"/>
+                <w:lang w:val="en-US" w:eastAsia="zh-CN"/>
+              </w:rPr>
+              <w:t>请求。</w:t>
             </w:r>
             <w:r>
               <w:rPr>
@@ -5810,7 +4517,42 @@
                 <w:szCs w:val="18"/>
                 <w:lang w:val="en-US" w:eastAsia="zh-CN"/>
               </w:rPr>
-              <w:t>3. 参与CAB会议，从质量保证体系角度提出风险意见。</w:t>
+              <w:t>3. 召集并主持</w:t>
+            </w:r>
+            <w:r>
+              <w:rPr>
+                <w:rStyle w:val="23"/>
+                <w:rFonts w:hint="default" w:ascii="Segoe UI" w:hAnsi="Segoe UI" w:eastAsia="Segoe UI" w:cs="Segoe UI"/>
+                <w:b/>
+                <w:bCs/>
+                <w:i w:val="0"/>
+                <w:iCs w:val="0"/>
+                <w:caps w:val="0"/>
+                <w:snapToGrid w:val="0"/>
+                <w:color w:val="000000"/>
+                <w:spacing w:val="0"/>
+                <w:kern w:val="0"/>
+                <w:sz w:val="18"/>
+                <w:szCs w:val="18"/>
+                <w:lang w:val="en-US" w:eastAsia="zh-CN"/>
+              </w:rPr>
+              <w:t>变更顾问委员会（CAB）</w:t>
+            </w:r>
+            <w:r>
+              <w:rPr>
+                <w:rFonts w:hint="default" w:ascii="Segoe UI" w:hAnsi="Segoe UI" w:eastAsia="Segoe UI" w:cs="Segoe UI"/>
+                <w:i w:val="0"/>
+                <w:iCs w:val="0"/>
+                <w:caps w:val="0"/>
+                <w:snapToGrid w:val="0"/>
+                <w:color w:val="000000"/>
+                <w:spacing w:val="0"/>
+                <w:kern w:val="0"/>
+                <w:sz w:val="18"/>
+                <w:szCs w:val="18"/>
+                <w:lang w:val="en-US" w:eastAsia="zh-CN"/>
+              </w:rPr>
+              <w:t>会议，评审重大变更。</w:t>
             </w:r>
             <w:r>
               <w:rPr>
@@ -5842,7 +4584,39 @@
                 <w:szCs w:val="18"/>
                 <w:lang w:val="en-US" w:eastAsia="zh-CN"/>
               </w:rPr>
-              <w:t>4. 将变更成功率、回退率等指标纳入质量报告。</w:t>
+              <w:t>4. 监控变更实施进度与结果，确保流程闭环。</w:t>
+            </w:r>
+            <w:r>
+              <w:rPr>
+                <w:rFonts w:hint="default" w:ascii="Segoe UI" w:hAnsi="Segoe UI" w:eastAsia="Segoe UI" w:cs="Segoe UI"/>
+                <w:i w:val="0"/>
+                <w:iCs w:val="0"/>
+                <w:caps w:val="0"/>
+                <w:snapToGrid w:val="0"/>
+                <w:color w:val="000000"/>
+                <w:spacing w:val="0"/>
+                <w:kern w:val="0"/>
+                <w:sz w:val="18"/>
+                <w:szCs w:val="18"/>
+                <w:lang w:val="en-US" w:eastAsia="zh-CN"/>
+              </w:rPr>
+              <w:br w:type="textWrapping"/>
+            </w:r>
+            <w:r>
+              <w:rPr>
+                <w:rFonts w:hint="default" w:ascii="Segoe UI" w:hAnsi="Segoe UI" w:eastAsia="Segoe UI" w:cs="Segoe UI"/>
+                <w:i w:val="0"/>
+                <w:iCs w:val="0"/>
+                <w:caps w:val="0"/>
+                <w:snapToGrid w:val="0"/>
+                <w:color w:val="000000"/>
+                <w:spacing w:val="0"/>
+                <w:kern w:val="0"/>
+                <w:sz w:val="18"/>
+                <w:szCs w:val="18"/>
+                <w:lang w:val="en-US" w:eastAsia="zh-CN"/>
+              </w:rPr>
+              <w:t>5. 审批变更的关闭。</w:t>
             </w:r>
           </w:p>
         </w:tc>
@@ -5894,23 +4668,39 @@
                 <w:szCs w:val="18"/>
                 <w:lang w:val="en-US" w:eastAsia="zh-CN"/>
               </w:rPr>
-              <w:t>质量管理部经理</w:t>
-            </w:r>
-            <w:r>
-              <w:rPr>
-                <w:rFonts w:hint="default" w:ascii="Segoe UI" w:hAnsi="Segoe UI" w:eastAsia="Segoe UI" w:cs="Segoe UI"/>
-                <w:i w:val="0"/>
-                <w:iCs w:val="0"/>
-                <w:caps w:val="0"/>
-                <w:snapToGrid w:val="0"/>
-                <w:color w:val="000000"/>
-                <w:spacing w:val="0"/>
-                <w:kern w:val="0"/>
-                <w:sz w:val="18"/>
-                <w:szCs w:val="18"/>
-                <w:lang w:val="en-US" w:eastAsia="zh-CN"/>
-              </w:rPr>
-              <w:t>及</w:t>
+              <w:t>运维部经理</w:t>
+            </w:r>
+            <w:r>
+              <w:rPr>
+                <w:rFonts w:hint="default" w:ascii="Segoe UI" w:hAnsi="Segoe UI" w:eastAsia="Segoe UI" w:cs="Segoe UI"/>
+                <w:i w:val="0"/>
+                <w:iCs w:val="0"/>
+                <w:caps w:val="0"/>
+                <w:snapToGrid w:val="0"/>
+                <w:color w:val="000000"/>
+                <w:spacing w:val="0"/>
+                <w:kern w:val="0"/>
+                <w:sz w:val="18"/>
+                <w:szCs w:val="18"/>
+                <w:lang w:val="en-US" w:eastAsia="zh-CN"/>
+              </w:rPr>
+              <w:t>（流程所有者，担任公司级变更经理）</w:t>
+            </w:r>
+            <w:r>
+              <w:rPr>
+                <w:rFonts w:hint="default" w:ascii="Segoe UI" w:hAnsi="Segoe UI" w:eastAsia="Segoe UI" w:cs="Segoe UI"/>
+                <w:i w:val="0"/>
+                <w:iCs w:val="0"/>
+                <w:caps w:val="0"/>
+                <w:snapToGrid w:val="0"/>
+                <w:color w:val="000000"/>
+                <w:spacing w:val="0"/>
+                <w:kern w:val="0"/>
+                <w:sz w:val="18"/>
+                <w:szCs w:val="18"/>
+                <w:lang w:val="en-US" w:eastAsia="zh-CN"/>
+              </w:rPr>
+              <w:br w:type="textWrapping"/>
             </w:r>
             <w:r>
               <w:rPr>
@@ -5929,7 +4719,7 @@
                 <w:szCs w:val="18"/>
                 <w:lang w:val="en-US" w:eastAsia="zh-CN"/>
               </w:rPr>
-              <w:t>质量管理专员</w:t>
+              <w:t>（注：可授权给资深运维项目经理处理特定项目群的常规变更）</w:t>
             </w:r>
           </w:p>
         </w:tc>
@@ -5944,7 +4734,1212 @@
             <w:insideH w:val="single" w:color="auto" w:sz="4" w:space="0"/>
             <w:insideV w:val="single" w:color="auto" w:sz="4" w:space="0"/>
           </w:tblBorders>
-          <w:shd w:val="clear" w:color="auto" w:fill="auto"/>
+          <w:tblCellMar>
+            <w:top w:w="15" w:type="dxa"/>
+            <w:left w:w="15" w:type="dxa"/>
+            <w:bottom w:w="15" w:type="dxa"/>
+            <w:right w:w="15" w:type="dxa"/>
+          </w:tblCellMar>
+        </w:tblPrEx>
+        <w:tc>
+          <w:tcPr>
+            <w:tcW w:w="0" w:type="auto"/>
+            <w:shd w:val="clear" w:color="auto" w:fill="auto"/>
+            <w:tcMar>
+              <w:top w:w="120" w:type="dxa"/>
+              <w:left w:w="0" w:type="dxa"/>
+              <w:bottom w:w="120" w:type="dxa"/>
+              <w:right w:w="192" w:type="dxa"/>
+            </w:tcMar>
+            <w:vAlign w:val="center"/>
+          </w:tcPr>
+          <w:p>
+            <w:pPr>
+              <w:keepNext w:val="0"/>
+              <w:keepLines w:val="0"/>
+              <w:widowControl/>
+              <w:suppressLineNumbers w:val="0"/>
+              <w:spacing w:line="300" w:lineRule="atLeast"/>
+              <w:jc w:val="left"/>
+              <w:rPr>
+                <w:rFonts w:hint="default" w:ascii="Segoe UI" w:hAnsi="Segoe UI" w:eastAsia="Segoe UI" w:cs="Segoe UI"/>
+                <w:i w:val="0"/>
+                <w:iCs w:val="0"/>
+                <w:caps w:val="0"/>
+                <w:color w:val="0F1115"/>
+                <w:spacing w:val="0"/>
+                <w:sz w:val="18"/>
+                <w:szCs w:val="18"/>
+              </w:rPr>
+            </w:pPr>
+            <w:r>
+              <w:rPr>
+                <w:rStyle w:val="23"/>
+                <w:rFonts w:hint="default" w:ascii="Segoe UI" w:hAnsi="Segoe UI" w:eastAsia="Segoe UI" w:cs="Segoe UI"/>
+                <w:b/>
+                <w:bCs/>
+                <w:i w:val="0"/>
+                <w:iCs w:val="0"/>
+                <w:caps w:val="0"/>
+                <w:snapToGrid w:val="0"/>
+                <w:color w:val="000000"/>
+                <w:spacing w:val="0"/>
+                <w:kern w:val="0"/>
+                <w:sz w:val="18"/>
+                <w:szCs w:val="18"/>
+                <w:lang w:val="en-US" w:eastAsia="zh-CN"/>
+              </w:rPr>
+              <w:t>运维工程师/开发工程师（执行人）</w:t>
+            </w:r>
+          </w:p>
+        </w:tc>
+        <w:tc>
+          <w:tcPr>
+            <w:tcW w:w="0" w:type="auto"/>
+            <w:shd w:val="clear" w:color="auto" w:fill="auto"/>
+            <w:tcMar>
+              <w:top w:w="120" w:type="dxa"/>
+              <w:left w:w="192" w:type="dxa"/>
+              <w:bottom w:w="120" w:type="dxa"/>
+              <w:right w:w="192" w:type="dxa"/>
+            </w:tcMar>
+            <w:vAlign w:val="center"/>
+          </w:tcPr>
+          <w:p>
+            <w:pPr>
+              <w:keepNext w:val="0"/>
+              <w:keepLines w:val="0"/>
+              <w:widowControl/>
+              <w:suppressLineNumbers w:val="0"/>
+              <w:spacing w:line="300" w:lineRule="atLeast"/>
+              <w:jc w:val="left"/>
+              <w:rPr>
+                <w:rFonts w:hint="default" w:ascii="Segoe UI" w:hAnsi="Segoe UI" w:eastAsia="Segoe UI" w:cs="Segoe UI"/>
+                <w:i w:val="0"/>
+                <w:iCs w:val="0"/>
+                <w:caps w:val="0"/>
+                <w:color w:val="0F1115"/>
+                <w:spacing w:val="0"/>
+                <w:sz w:val="18"/>
+                <w:szCs w:val="18"/>
+              </w:rPr>
+            </w:pPr>
+            <w:r>
+              <w:rPr>
+                <w:rFonts w:hint="default" w:ascii="Segoe UI" w:hAnsi="Segoe UI" w:eastAsia="Segoe UI" w:cs="Segoe UI"/>
+                <w:i w:val="0"/>
+                <w:iCs w:val="0"/>
+                <w:caps w:val="0"/>
+                <w:snapToGrid w:val="0"/>
+                <w:color w:val="000000"/>
+                <w:spacing w:val="0"/>
+                <w:kern w:val="0"/>
+                <w:sz w:val="18"/>
+                <w:szCs w:val="18"/>
+                <w:lang w:val="en-US" w:eastAsia="zh-CN"/>
+              </w:rPr>
+              <w:t>1. 负责制定或细化变更技术方案、</w:t>
+            </w:r>
+            <w:r>
+              <w:rPr>
+                <w:rStyle w:val="23"/>
+                <w:rFonts w:hint="default" w:ascii="Segoe UI" w:hAnsi="Segoe UI" w:eastAsia="Segoe UI" w:cs="Segoe UI"/>
+                <w:b/>
+                <w:bCs/>
+                <w:i w:val="0"/>
+                <w:iCs w:val="0"/>
+                <w:caps w:val="0"/>
+                <w:snapToGrid w:val="0"/>
+                <w:color w:val="000000"/>
+                <w:spacing w:val="0"/>
+                <w:kern w:val="0"/>
+                <w:sz w:val="18"/>
+                <w:szCs w:val="18"/>
+                <w:lang w:val="en-US" w:eastAsia="zh-CN"/>
+              </w:rPr>
+              <w:t>回退方案</w:t>
+            </w:r>
+            <w:r>
+              <w:rPr>
+                <w:rFonts w:hint="default" w:ascii="Segoe UI" w:hAnsi="Segoe UI" w:eastAsia="Segoe UI" w:cs="Segoe UI"/>
+                <w:i w:val="0"/>
+                <w:iCs w:val="0"/>
+                <w:caps w:val="0"/>
+                <w:snapToGrid w:val="0"/>
+                <w:color w:val="000000"/>
+                <w:spacing w:val="0"/>
+                <w:kern w:val="0"/>
+                <w:sz w:val="18"/>
+                <w:szCs w:val="18"/>
+                <w:lang w:val="en-US" w:eastAsia="zh-CN"/>
+              </w:rPr>
+              <w:t>及测试方案。</w:t>
+            </w:r>
+            <w:r>
+              <w:rPr>
+                <w:rFonts w:hint="default" w:ascii="Segoe UI" w:hAnsi="Segoe UI" w:eastAsia="Segoe UI" w:cs="Segoe UI"/>
+                <w:i w:val="0"/>
+                <w:iCs w:val="0"/>
+                <w:caps w:val="0"/>
+                <w:snapToGrid w:val="0"/>
+                <w:color w:val="000000"/>
+                <w:spacing w:val="0"/>
+                <w:kern w:val="0"/>
+                <w:sz w:val="18"/>
+                <w:szCs w:val="18"/>
+                <w:lang w:val="en-US" w:eastAsia="zh-CN"/>
+              </w:rPr>
+              <w:br w:type="textWrapping"/>
+            </w:r>
+            <w:r>
+              <w:rPr>
+                <w:rFonts w:hint="default" w:ascii="Segoe UI" w:hAnsi="Segoe UI" w:eastAsia="Segoe UI" w:cs="Segoe UI"/>
+                <w:i w:val="0"/>
+                <w:iCs w:val="0"/>
+                <w:caps w:val="0"/>
+                <w:snapToGrid w:val="0"/>
+                <w:color w:val="000000"/>
+                <w:spacing w:val="0"/>
+                <w:kern w:val="0"/>
+                <w:sz w:val="18"/>
+                <w:szCs w:val="18"/>
+                <w:lang w:val="en-US" w:eastAsia="zh-CN"/>
+              </w:rPr>
+              <w:t>2. 执行变更实施操作，并记录详细步骤。</w:t>
+            </w:r>
+            <w:r>
+              <w:rPr>
+                <w:rFonts w:hint="default" w:ascii="Segoe UI" w:hAnsi="Segoe UI" w:eastAsia="Segoe UI" w:cs="Segoe UI"/>
+                <w:i w:val="0"/>
+                <w:iCs w:val="0"/>
+                <w:caps w:val="0"/>
+                <w:snapToGrid w:val="0"/>
+                <w:color w:val="000000"/>
+                <w:spacing w:val="0"/>
+                <w:kern w:val="0"/>
+                <w:sz w:val="18"/>
+                <w:szCs w:val="18"/>
+                <w:lang w:val="en-US" w:eastAsia="zh-CN"/>
+              </w:rPr>
+              <w:br w:type="textWrapping"/>
+            </w:r>
+            <w:r>
+              <w:rPr>
+                <w:rFonts w:hint="default" w:ascii="Segoe UI" w:hAnsi="Segoe UI" w:eastAsia="Segoe UI" w:cs="Segoe UI"/>
+                <w:i w:val="0"/>
+                <w:iCs w:val="0"/>
+                <w:caps w:val="0"/>
+                <w:snapToGrid w:val="0"/>
+                <w:color w:val="000000"/>
+                <w:spacing w:val="0"/>
+                <w:kern w:val="0"/>
+                <w:sz w:val="18"/>
+                <w:szCs w:val="18"/>
+                <w:lang w:val="en-US" w:eastAsia="zh-CN"/>
+              </w:rPr>
+              <w:t>3. 执行</w:t>
+            </w:r>
+            <w:r>
+              <w:rPr>
+                <w:rStyle w:val="23"/>
+                <w:rFonts w:hint="default" w:ascii="Segoe UI" w:hAnsi="Segoe UI" w:eastAsia="Segoe UI" w:cs="Segoe UI"/>
+                <w:b/>
+                <w:bCs/>
+                <w:i w:val="0"/>
+                <w:iCs w:val="0"/>
+                <w:caps w:val="0"/>
+                <w:snapToGrid w:val="0"/>
+                <w:color w:val="000000"/>
+                <w:spacing w:val="0"/>
+                <w:kern w:val="0"/>
+                <w:sz w:val="18"/>
+                <w:szCs w:val="18"/>
+                <w:lang w:val="en-US" w:eastAsia="zh-CN"/>
+              </w:rPr>
+              <w:t>回退操作</w:t>
+            </w:r>
+            <w:r>
+              <w:rPr>
+                <w:rFonts w:hint="default" w:ascii="Segoe UI" w:hAnsi="Segoe UI" w:eastAsia="Segoe UI" w:cs="Segoe UI"/>
+                <w:i w:val="0"/>
+                <w:iCs w:val="0"/>
+                <w:caps w:val="0"/>
+                <w:snapToGrid w:val="0"/>
+                <w:color w:val="000000"/>
+                <w:spacing w:val="0"/>
+                <w:kern w:val="0"/>
+                <w:sz w:val="18"/>
+                <w:szCs w:val="18"/>
+                <w:lang w:val="en-US" w:eastAsia="zh-CN"/>
+              </w:rPr>
+              <w:t>（若触发）。</w:t>
+            </w:r>
+            <w:r>
+              <w:rPr>
+                <w:rFonts w:hint="default" w:ascii="Segoe UI" w:hAnsi="Segoe UI" w:eastAsia="Segoe UI" w:cs="Segoe UI"/>
+                <w:i w:val="0"/>
+                <w:iCs w:val="0"/>
+                <w:caps w:val="0"/>
+                <w:snapToGrid w:val="0"/>
+                <w:color w:val="000000"/>
+                <w:spacing w:val="0"/>
+                <w:kern w:val="0"/>
+                <w:sz w:val="18"/>
+                <w:szCs w:val="18"/>
+                <w:lang w:val="en-US" w:eastAsia="zh-CN"/>
+              </w:rPr>
+              <w:br w:type="textWrapping"/>
+            </w:r>
+            <w:r>
+              <w:rPr>
+                <w:rFonts w:hint="default" w:ascii="Segoe UI" w:hAnsi="Segoe UI" w:eastAsia="Segoe UI" w:cs="Segoe UI"/>
+                <w:i w:val="0"/>
+                <w:iCs w:val="0"/>
+                <w:caps w:val="0"/>
+                <w:snapToGrid w:val="0"/>
+                <w:color w:val="000000"/>
+                <w:spacing w:val="0"/>
+                <w:kern w:val="0"/>
+                <w:sz w:val="18"/>
+                <w:szCs w:val="18"/>
+                <w:lang w:val="en-US" w:eastAsia="zh-CN"/>
+              </w:rPr>
+              <w:t>4. 提交变更实施与验证报告。</w:t>
+            </w:r>
+          </w:p>
+        </w:tc>
+        <w:tc>
+          <w:tcPr>
+            <w:tcW w:w="0" w:type="auto"/>
+            <w:shd w:val="clear" w:color="auto" w:fill="auto"/>
+            <w:tcMar>
+              <w:top w:w="120" w:type="dxa"/>
+              <w:left w:w="192" w:type="dxa"/>
+              <w:bottom w:w="120" w:type="dxa"/>
+              <w:right w:w="0" w:type="dxa"/>
+            </w:tcMar>
+            <w:vAlign w:val="center"/>
+          </w:tcPr>
+          <w:p>
+            <w:pPr>
+              <w:keepNext w:val="0"/>
+              <w:keepLines w:val="0"/>
+              <w:widowControl/>
+              <w:suppressLineNumbers w:val="0"/>
+              <w:spacing w:line="300" w:lineRule="atLeast"/>
+              <w:jc w:val="left"/>
+              <w:rPr>
+                <w:rFonts w:hint="default" w:ascii="Segoe UI" w:hAnsi="Segoe UI" w:eastAsia="Segoe UI" w:cs="Segoe UI"/>
+                <w:i w:val="0"/>
+                <w:iCs w:val="0"/>
+                <w:caps w:val="0"/>
+                <w:color w:val="0F1115"/>
+                <w:spacing w:val="0"/>
+                <w:sz w:val="18"/>
+                <w:szCs w:val="18"/>
+              </w:rPr>
+            </w:pPr>
+            <w:r>
+              <w:rPr>
+                <w:rStyle w:val="23"/>
+                <w:rFonts w:hint="default" w:ascii="Segoe UI" w:hAnsi="Segoe UI" w:eastAsia="Segoe UI" w:cs="Segoe UI"/>
+                <w:b/>
+                <w:bCs/>
+                <w:i w:val="0"/>
+                <w:iCs w:val="0"/>
+                <w:caps w:val="0"/>
+                <w:snapToGrid w:val="0"/>
+                <w:color w:val="000000"/>
+                <w:spacing w:val="0"/>
+                <w:kern w:val="0"/>
+                <w:sz w:val="18"/>
+                <w:szCs w:val="18"/>
+                <w:lang w:val="en-US" w:eastAsia="zh-CN"/>
+              </w:rPr>
+              <w:t>运维部-运维工程师</w:t>
+            </w:r>
+            <w:r>
+              <w:rPr>
+                <w:rFonts w:hint="default" w:ascii="Segoe UI" w:hAnsi="Segoe UI" w:eastAsia="Segoe UI" w:cs="Segoe UI"/>
+                <w:i w:val="0"/>
+                <w:iCs w:val="0"/>
+                <w:caps w:val="0"/>
+                <w:snapToGrid w:val="0"/>
+                <w:color w:val="000000"/>
+                <w:spacing w:val="0"/>
+                <w:kern w:val="0"/>
+                <w:sz w:val="18"/>
+                <w:szCs w:val="18"/>
+                <w:lang w:val="en-US" w:eastAsia="zh-CN"/>
+              </w:rPr>
+              <w:t>（负责运维侧变更实施）</w:t>
+            </w:r>
+            <w:r>
+              <w:rPr>
+                <w:rFonts w:hint="default" w:ascii="Segoe UI" w:hAnsi="Segoe UI" w:eastAsia="Segoe UI" w:cs="Segoe UI"/>
+                <w:i w:val="0"/>
+                <w:iCs w:val="0"/>
+                <w:caps w:val="0"/>
+                <w:snapToGrid w:val="0"/>
+                <w:color w:val="000000"/>
+                <w:spacing w:val="0"/>
+                <w:kern w:val="0"/>
+                <w:sz w:val="18"/>
+                <w:szCs w:val="18"/>
+                <w:lang w:val="en-US" w:eastAsia="zh-CN"/>
+              </w:rPr>
+              <w:br w:type="textWrapping"/>
+            </w:r>
+            <w:r>
+              <w:rPr>
+                <w:rStyle w:val="23"/>
+                <w:rFonts w:hint="default" w:ascii="Segoe UI" w:hAnsi="Segoe UI" w:eastAsia="Segoe UI" w:cs="Segoe UI"/>
+                <w:b/>
+                <w:bCs/>
+                <w:i w:val="0"/>
+                <w:iCs w:val="0"/>
+                <w:caps w:val="0"/>
+                <w:snapToGrid w:val="0"/>
+                <w:color w:val="000000"/>
+                <w:spacing w:val="0"/>
+                <w:kern w:val="0"/>
+                <w:sz w:val="18"/>
+                <w:szCs w:val="18"/>
+                <w:lang w:val="en-US" w:eastAsia="zh-CN"/>
+              </w:rPr>
+              <w:t>研发部-开发工程师</w:t>
+            </w:r>
+            <w:r>
+              <w:rPr>
+                <w:rFonts w:hint="default" w:ascii="Segoe UI" w:hAnsi="Segoe UI" w:eastAsia="Segoe UI" w:cs="Segoe UI"/>
+                <w:i w:val="0"/>
+                <w:iCs w:val="0"/>
+                <w:caps w:val="0"/>
+                <w:snapToGrid w:val="0"/>
+                <w:color w:val="000000"/>
+                <w:spacing w:val="0"/>
+                <w:kern w:val="0"/>
+                <w:sz w:val="18"/>
+                <w:szCs w:val="18"/>
+                <w:lang w:val="en-US" w:eastAsia="zh-CN"/>
+              </w:rPr>
+              <w:t>（负责需代码修改的变更实施）</w:t>
+            </w:r>
+          </w:p>
+        </w:tc>
+      </w:tr>
+      <w:tr>
+        <w:tblPrEx>
+          <w:tblBorders>
+            <w:top w:val="single" w:color="auto" w:sz="4" w:space="0"/>
+            <w:left w:val="single" w:color="auto" w:sz="4" w:space="0"/>
+            <w:bottom w:val="single" w:color="auto" w:sz="4" w:space="0"/>
+            <w:right w:val="single" w:color="auto" w:sz="4" w:space="0"/>
+            <w:insideH w:val="single" w:color="auto" w:sz="4" w:space="0"/>
+            <w:insideV w:val="single" w:color="auto" w:sz="4" w:space="0"/>
+          </w:tblBorders>
+          <w:tblCellMar>
+            <w:top w:w="15" w:type="dxa"/>
+            <w:left w:w="15" w:type="dxa"/>
+            <w:bottom w:w="15" w:type="dxa"/>
+            <w:right w:w="15" w:type="dxa"/>
+          </w:tblCellMar>
+        </w:tblPrEx>
+        <w:tc>
+          <w:tcPr>
+            <w:tcW w:w="0" w:type="auto"/>
+            <w:shd w:val="clear" w:color="auto" w:fill="auto"/>
+            <w:tcMar>
+              <w:top w:w="120" w:type="dxa"/>
+              <w:left w:w="0" w:type="dxa"/>
+              <w:bottom w:w="120" w:type="dxa"/>
+              <w:right w:w="192" w:type="dxa"/>
+            </w:tcMar>
+            <w:vAlign w:val="center"/>
+          </w:tcPr>
+          <w:p>
+            <w:pPr>
+              <w:keepNext w:val="0"/>
+              <w:keepLines w:val="0"/>
+              <w:widowControl/>
+              <w:suppressLineNumbers w:val="0"/>
+              <w:spacing w:line="300" w:lineRule="atLeast"/>
+              <w:jc w:val="left"/>
+              <w:rPr>
+                <w:rFonts w:hint="default" w:ascii="Segoe UI" w:hAnsi="Segoe UI" w:eastAsia="Segoe UI" w:cs="Segoe UI"/>
+                <w:i w:val="0"/>
+                <w:iCs w:val="0"/>
+                <w:caps w:val="0"/>
+                <w:color w:val="0F1115"/>
+                <w:spacing w:val="0"/>
+                <w:sz w:val="18"/>
+                <w:szCs w:val="18"/>
+              </w:rPr>
+            </w:pPr>
+            <w:r>
+              <w:rPr>
+                <w:rStyle w:val="23"/>
+                <w:rFonts w:hint="default" w:ascii="Segoe UI" w:hAnsi="Segoe UI" w:eastAsia="Segoe UI" w:cs="Segoe UI"/>
+                <w:b/>
+                <w:bCs/>
+                <w:i w:val="0"/>
+                <w:iCs w:val="0"/>
+                <w:caps w:val="0"/>
+                <w:snapToGrid w:val="0"/>
+                <w:color w:val="000000"/>
+                <w:spacing w:val="0"/>
+                <w:kern w:val="0"/>
+                <w:sz w:val="18"/>
+                <w:szCs w:val="18"/>
+                <w:lang w:val="en-US" w:eastAsia="zh-CN"/>
+              </w:rPr>
+              <w:t>变更顾问委员会（CAB）</w:t>
+            </w:r>
+          </w:p>
+        </w:tc>
+        <w:tc>
+          <w:tcPr>
+            <w:tcW w:w="0" w:type="auto"/>
+            <w:shd w:val="clear" w:color="auto" w:fill="auto"/>
+            <w:tcMar>
+              <w:top w:w="120" w:type="dxa"/>
+              <w:left w:w="192" w:type="dxa"/>
+              <w:bottom w:w="120" w:type="dxa"/>
+              <w:right w:w="192" w:type="dxa"/>
+            </w:tcMar>
+            <w:vAlign w:val="center"/>
+          </w:tcPr>
+          <w:p>
+            <w:pPr>
+              <w:keepNext w:val="0"/>
+              <w:keepLines w:val="0"/>
+              <w:widowControl/>
+              <w:suppressLineNumbers w:val="0"/>
+              <w:spacing w:line="300" w:lineRule="atLeast"/>
+              <w:jc w:val="left"/>
+              <w:rPr>
+                <w:rFonts w:hint="default" w:ascii="Segoe UI" w:hAnsi="Segoe UI" w:eastAsia="Segoe UI" w:cs="Segoe UI"/>
+                <w:i w:val="0"/>
+                <w:iCs w:val="0"/>
+                <w:caps w:val="0"/>
+                <w:color w:val="0F1115"/>
+                <w:spacing w:val="0"/>
+                <w:sz w:val="18"/>
+                <w:szCs w:val="18"/>
+              </w:rPr>
+            </w:pPr>
+            <w:r>
+              <w:rPr>
+                <w:rFonts w:hint="default" w:ascii="Segoe UI" w:hAnsi="Segoe UI" w:eastAsia="Segoe UI" w:cs="Segoe UI"/>
+                <w:i w:val="0"/>
+                <w:iCs w:val="0"/>
+                <w:caps w:val="0"/>
+                <w:snapToGrid w:val="0"/>
+                <w:color w:val="000000"/>
+                <w:spacing w:val="0"/>
+                <w:kern w:val="0"/>
+                <w:sz w:val="18"/>
+                <w:szCs w:val="18"/>
+                <w:lang w:val="en-US" w:eastAsia="zh-CN"/>
+              </w:rPr>
+              <w:t>1. 对</w:t>
+            </w:r>
+            <w:r>
+              <w:rPr>
+                <w:rStyle w:val="23"/>
+                <w:rFonts w:hint="default" w:ascii="Segoe UI" w:hAnsi="Segoe UI" w:eastAsia="Segoe UI" w:cs="Segoe UI"/>
+                <w:b/>
+                <w:bCs/>
+                <w:i w:val="0"/>
+                <w:iCs w:val="0"/>
+                <w:caps w:val="0"/>
+                <w:snapToGrid w:val="0"/>
+                <w:color w:val="000000"/>
+                <w:spacing w:val="0"/>
+                <w:kern w:val="0"/>
+                <w:sz w:val="18"/>
+                <w:szCs w:val="18"/>
+                <w:lang w:val="en-US" w:eastAsia="zh-CN"/>
+              </w:rPr>
+              <w:t>重大变更</w:t>
+            </w:r>
+            <w:r>
+              <w:rPr>
+                <w:rFonts w:hint="default" w:ascii="Segoe UI" w:hAnsi="Segoe UI" w:eastAsia="Segoe UI" w:cs="Segoe UI"/>
+                <w:i w:val="0"/>
+                <w:iCs w:val="0"/>
+                <w:caps w:val="0"/>
+                <w:snapToGrid w:val="0"/>
+                <w:color w:val="000000"/>
+                <w:spacing w:val="0"/>
+                <w:kern w:val="0"/>
+                <w:sz w:val="18"/>
+                <w:szCs w:val="18"/>
+                <w:lang w:val="en-US" w:eastAsia="zh-CN"/>
+              </w:rPr>
+              <w:t>请求进行集体评审。</w:t>
+            </w:r>
+            <w:r>
+              <w:rPr>
+                <w:rFonts w:hint="default" w:ascii="Segoe UI" w:hAnsi="Segoe UI" w:eastAsia="Segoe UI" w:cs="Segoe UI"/>
+                <w:i w:val="0"/>
+                <w:iCs w:val="0"/>
+                <w:caps w:val="0"/>
+                <w:snapToGrid w:val="0"/>
+                <w:color w:val="000000"/>
+                <w:spacing w:val="0"/>
+                <w:kern w:val="0"/>
+                <w:sz w:val="18"/>
+                <w:szCs w:val="18"/>
+                <w:lang w:val="en-US" w:eastAsia="zh-CN"/>
+              </w:rPr>
+              <w:br w:type="textWrapping"/>
+            </w:r>
+            <w:r>
+              <w:rPr>
+                <w:rFonts w:hint="default" w:ascii="Segoe UI" w:hAnsi="Segoe UI" w:eastAsia="Segoe UI" w:cs="Segoe UI"/>
+                <w:i w:val="0"/>
+                <w:iCs w:val="0"/>
+                <w:caps w:val="0"/>
+                <w:snapToGrid w:val="0"/>
+                <w:color w:val="000000"/>
+                <w:spacing w:val="0"/>
+                <w:kern w:val="0"/>
+                <w:sz w:val="18"/>
+                <w:szCs w:val="18"/>
+                <w:lang w:val="en-US" w:eastAsia="zh-CN"/>
+              </w:rPr>
+              <w:t>2. 评估变更的风险、影响、资源需求及</w:t>
+            </w:r>
+            <w:r>
+              <w:rPr>
+                <w:rStyle w:val="23"/>
+                <w:rFonts w:hint="default" w:ascii="Segoe UI" w:hAnsi="Segoe UI" w:eastAsia="Segoe UI" w:cs="Segoe UI"/>
+                <w:b/>
+                <w:bCs/>
+                <w:i w:val="0"/>
+                <w:iCs w:val="0"/>
+                <w:caps w:val="0"/>
+                <w:snapToGrid w:val="0"/>
+                <w:color w:val="000000"/>
+                <w:spacing w:val="0"/>
+                <w:kern w:val="0"/>
+                <w:sz w:val="18"/>
+                <w:szCs w:val="18"/>
+                <w:lang w:val="en-US" w:eastAsia="zh-CN"/>
+              </w:rPr>
+              <w:t>回退计划的可行性</w:t>
+            </w:r>
+            <w:r>
+              <w:rPr>
+                <w:rFonts w:hint="default" w:ascii="Segoe UI" w:hAnsi="Segoe UI" w:eastAsia="Segoe UI" w:cs="Segoe UI"/>
+                <w:i w:val="0"/>
+                <w:iCs w:val="0"/>
+                <w:caps w:val="0"/>
+                <w:snapToGrid w:val="0"/>
+                <w:color w:val="000000"/>
+                <w:spacing w:val="0"/>
+                <w:kern w:val="0"/>
+                <w:sz w:val="18"/>
+                <w:szCs w:val="18"/>
+                <w:lang w:val="en-US" w:eastAsia="zh-CN"/>
+              </w:rPr>
+              <w:t>。</w:t>
+            </w:r>
+            <w:r>
+              <w:rPr>
+                <w:rFonts w:hint="default" w:ascii="Segoe UI" w:hAnsi="Segoe UI" w:eastAsia="Segoe UI" w:cs="Segoe UI"/>
+                <w:i w:val="0"/>
+                <w:iCs w:val="0"/>
+                <w:caps w:val="0"/>
+                <w:snapToGrid w:val="0"/>
+                <w:color w:val="000000"/>
+                <w:spacing w:val="0"/>
+                <w:kern w:val="0"/>
+                <w:sz w:val="18"/>
+                <w:szCs w:val="18"/>
+                <w:lang w:val="en-US" w:eastAsia="zh-CN"/>
+              </w:rPr>
+              <w:br w:type="textWrapping"/>
+            </w:r>
+            <w:r>
+              <w:rPr>
+                <w:rFonts w:hint="default" w:ascii="Segoe UI" w:hAnsi="Segoe UI" w:eastAsia="Segoe UI" w:cs="Segoe UI"/>
+                <w:i w:val="0"/>
+                <w:iCs w:val="0"/>
+                <w:caps w:val="0"/>
+                <w:snapToGrid w:val="0"/>
+                <w:color w:val="000000"/>
+                <w:spacing w:val="0"/>
+                <w:kern w:val="0"/>
+                <w:sz w:val="18"/>
+                <w:szCs w:val="18"/>
+                <w:lang w:val="en-US" w:eastAsia="zh-CN"/>
+              </w:rPr>
+              <w:t>3. 提供批准、拒绝或修改后重审的决策建议。</w:t>
+            </w:r>
+          </w:p>
+        </w:tc>
+        <w:tc>
+          <w:tcPr>
+            <w:tcW w:w="0" w:type="auto"/>
+            <w:shd w:val="clear" w:color="auto" w:fill="auto"/>
+            <w:tcMar>
+              <w:top w:w="120" w:type="dxa"/>
+              <w:left w:w="192" w:type="dxa"/>
+              <w:bottom w:w="120" w:type="dxa"/>
+              <w:right w:w="0" w:type="dxa"/>
+            </w:tcMar>
+            <w:vAlign w:val="center"/>
+          </w:tcPr>
+          <w:p>
+            <w:pPr>
+              <w:keepNext w:val="0"/>
+              <w:keepLines w:val="0"/>
+              <w:widowControl/>
+              <w:suppressLineNumbers w:val="0"/>
+              <w:spacing w:line="300" w:lineRule="atLeast"/>
+              <w:jc w:val="left"/>
+              <w:rPr>
+                <w:rFonts w:hint="default" w:ascii="Segoe UI" w:hAnsi="Segoe UI" w:eastAsia="Segoe UI" w:cs="Segoe UI"/>
+                <w:i w:val="0"/>
+                <w:iCs w:val="0"/>
+                <w:caps w:val="0"/>
+                <w:color w:val="0F1115"/>
+                <w:spacing w:val="0"/>
+                <w:sz w:val="18"/>
+                <w:szCs w:val="18"/>
+              </w:rPr>
+            </w:pPr>
+            <w:r>
+              <w:rPr>
+                <w:rStyle w:val="23"/>
+                <w:rFonts w:hint="default" w:ascii="Segoe UI" w:hAnsi="Segoe UI" w:eastAsia="Segoe UI" w:cs="Segoe UI"/>
+                <w:b/>
+                <w:bCs/>
+                <w:i w:val="0"/>
+                <w:iCs w:val="0"/>
+                <w:caps w:val="0"/>
+                <w:snapToGrid w:val="0"/>
+                <w:color w:val="000000"/>
+                <w:spacing w:val="0"/>
+                <w:kern w:val="0"/>
+                <w:sz w:val="18"/>
+                <w:szCs w:val="18"/>
+                <w:lang w:val="en-US" w:eastAsia="zh-CN"/>
+              </w:rPr>
+              <w:t>核心成员（常设）：</w:t>
+            </w:r>
+            <w:r>
+              <w:rPr>
+                <w:rFonts w:hint="default" w:ascii="Segoe UI" w:hAnsi="Segoe UI" w:eastAsia="Segoe UI" w:cs="Segoe UI"/>
+                <w:i w:val="0"/>
+                <w:iCs w:val="0"/>
+                <w:caps w:val="0"/>
+                <w:snapToGrid w:val="0"/>
+                <w:color w:val="000000"/>
+                <w:spacing w:val="0"/>
+                <w:kern w:val="0"/>
+                <w:sz w:val="18"/>
+                <w:szCs w:val="18"/>
+                <w:lang w:val="en-US" w:eastAsia="zh-CN"/>
+              </w:rPr>
+              <w:br w:type="textWrapping"/>
+            </w:r>
+            <w:r>
+              <w:rPr>
+                <w:rFonts w:hint="default" w:ascii="Segoe UI" w:hAnsi="Segoe UI" w:eastAsia="Segoe UI" w:cs="Segoe UI"/>
+                <w:i w:val="0"/>
+                <w:iCs w:val="0"/>
+                <w:caps w:val="0"/>
+                <w:snapToGrid w:val="0"/>
+                <w:color w:val="000000"/>
+                <w:spacing w:val="0"/>
+                <w:kern w:val="0"/>
+                <w:sz w:val="18"/>
+                <w:szCs w:val="18"/>
+                <w:lang w:val="en-US" w:eastAsia="zh-CN"/>
+              </w:rPr>
+              <w:t>- 变更经理（运维部经理）</w:t>
+            </w:r>
+            <w:r>
+              <w:rPr>
+                <w:rFonts w:hint="default" w:ascii="Segoe UI" w:hAnsi="Segoe UI" w:eastAsia="Segoe UI" w:cs="Segoe UI"/>
+                <w:i w:val="0"/>
+                <w:iCs w:val="0"/>
+                <w:caps w:val="0"/>
+                <w:snapToGrid w:val="0"/>
+                <w:color w:val="000000"/>
+                <w:spacing w:val="0"/>
+                <w:kern w:val="0"/>
+                <w:sz w:val="18"/>
+                <w:szCs w:val="18"/>
+                <w:lang w:val="en-US" w:eastAsia="zh-CN"/>
+              </w:rPr>
+              <w:br w:type="textWrapping"/>
+            </w:r>
+            <w:r>
+              <w:rPr>
+                <w:rFonts w:hint="default" w:ascii="Segoe UI" w:hAnsi="Segoe UI" w:eastAsia="Segoe UI" w:cs="Segoe UI"/>
+                <w:i w:val="0"/>
+                <w:iCs w:val="0"/>
+                <w:caps w:val="0"/>
+                <w:snapToGrid w:val="0"/>
+                <w:color w:val="000000"/>
+                <w:spacing w:val="0"/>
+                <w:kern w:val="0"/>
+                <w:sz w:val="18"/>
+                <w:szCs w:val="18"/>
+                <w:lang w:val="en-US" w:eastAsia="zh-CN"/>
+              </w:rPr>
+              <w:t>- 研发部经理（或指派技术负责人）</w:t>
+            </w:r>
+            <w:r>
+              <w:rPr>
+                <w:rFonts w:hint="default" w:ascii="Segoe UI" w:hAnsi="Segoe UI" w:eastAsia="Segoe UI" w:cs="Segoe UI"/>
+                <w:i w:val="0"/>
+                <w:iCs w:val="0"/>
+                <w:caps w:val="0"/>
+                <w:snapToGrid w:val="0"/>
+                <w:color w:val="000000"/>
+                <w:spacing w:val="0"/>
+                <w:kern w:val="0"/>
+                <w:sz w:val="18"/>
+                <w:szCs w:val="18"/>
+                <w:lang w:val="en-US" w:eastAsia="zh-CN"/>
+              </w:rPr>
+              <w:br w:type="textWrapping"/>
+            </w:r>
+            <w:r>
+              <w:rPr>
+                <w:rFonts w:hint="default" w:ascii="Segoe UI" w:hAnsi="Segoe UI" w:eastAsia="Segoe UI" w:cs="Segoe UI"/>
+                <w:i w:val="0"/>
+                <w:iCs w:val="0"/>
+                <w:caps w:val="0"/>
+                <w:snapToGrid w:val="0"/>
+                <w:color w:val="000000"/>
+                <w:spacing w:val="0"/>
+                <w:kern w:val="0"/>
+                <w:sz w:val="18"/>
+                <w:szCs w:val="18"/>
+                <w:lang w:val="en-US" w:eastAsia="zh-CN"/>
+              </w:rPr>
+              <w:t>- 质量管理部经理</w:t>
+            </w:r>
+            <w:r>
+              <w:rPr>
+                <w:rFonts w:hint="default" w:ascii="Segoe UI" w:hAnsi="Segoe UI" w:eastAsia="Segoe UI" w:cs="Segoe UI"/>
+                <w:i w:val="0"/>
+                <w:iCs w:val="0"/>
+                <w:caps w:val="0"/>
+                <w:snapToGrid w:val="0"/>
+                <w:color w:val="000000"/>
+                <w:spacing w:val="0"/>
+                <w:kern w:val="0"/>
+                <w:sz w:val="18"/>
+                <w:szCs w:val="18"/>
+                <w:lang w:val="en-US" w:eastAsia="zh-CN"/>
+              </w:rPr>
+              <w:br w:type="textWrapping"/>
+            </w:r>
+            <w:r>
+              <w:rPr>
+                <w:rStyle w:val="23"/>
+                <w:rFonts w:hint="default" w:ascii="Segoe UI" w:hAnsi="Segoe UI" w:eastAsia="Segoe UI" w:cs="Segoe UI"/>
+                <w:b/>
+                <w:bCs/>
+                <w:i w:val="0"/>
+                <w:iCs w:val="0"/>
+                <w:caps w:val="0"/>
+                <w:snapToGrid w:val="0"/>
+                <w:color w:val="000000"/>
+                <w:spacing w:val="0"/>
+                <w:kern w:val="0"/>
+                <w:sz w:val="18"/>
+                <w:szCs w:val="18"/>
+                <w:lang w:val="en-US" w:eastAsia="zh-CN"/>
+              </w:rPr>
+              <w:t>扩展成员（按需邀请）：</w:t>
+            </w:r>
+            <w:r>
+              <w:rPr>
+                <w:rFonts w:hint="default" w:ascii="Segoe UI" w:hAnsi="Segoe UI" w:eastAsia="Segoe UI" w:cs="Segoe UI"/>
+                <w:i w:val="0"/>
+                <w:iCs w:val="0"/>
+                <w:caps w:val="0"/>
+                <w:snapToGrid w:val="0"/>
+                <w:color w:val="000000"/>
+                <w:spacing w:val="0"/>
+                <w:kern w:val="0"/>
+                <w:sz w:val="18"/>
+                <w:szCs w:val="18"/>
+                <w:lang w:val="en-US" w:eastAsia="zh-CN"/>
+              </w:rPr>
+              <w:br w:type="textWrapping"/>
+            </w:r>
+            <w:r>
+              <w:rPr>
+                <w:rFonts w:hint="default" w:ascii="Segoe UI" w:hAnsi="Segoe UI" w:eastAsia="Segoe UI" w:cs="Segoe UI"/>
+                <w:i w:val="0"/>
+                <w:iCs w:val="0"/>
+                <w:caps w:val="0"/>
+                <w:snapToGrid w:val="0"/>
+                <w:color w:val="000000"/>
+                <w:spacing w:val="0"/>
+                <w:kern w:val="0"/>
+                <w:sz w:val="18"/>
+                <w:szCs w:val="18"/>
+                <w:lang w:val="en-US" w:eastAsia="zh-CN"/>
+              </w:rPr>
+              <w:t>- 相关运维项目经理</w:t>
+            </w:r>
+            <w:r>
+              <w:rPr>
+                <w:rFonts w:hint="default" w:ascii="Segoe UI" w:hAnsi="Segoe UI" w:eastAsia="Segoe UI" w:cs="Segoe UI"/>
+                <w:i w:val="0"/>
+                <w:iCs w:val="0"/>
+                <w:caps w:val="0"/>
+                <w:snapToGrid w:val="0"/>
+                <w:color w:val="000000"/>
+                <w:spacing w:val="0"/>
+                <w:kern w:val="0"/>
+                <w:sz w:val="18"/>
+                <w:szCs w:val="18"/>
+                <w:lang w:val="en-US" w:eastAsia="zh-CN"/>
+              </w:rPr>
+              <w:br w:type="textWrapping"/>
+            </w:r>
+            <w:r>
+              <w:rPr>
+                <w:rFonts w:hint="default" w:ascii="Segoe UI" w:hAnsi="Segoe UI" w:eastAsia="Segoe UI" w:cs="Segoe UI"/>
+                <w:i w:val="0"/>
+                <w:iCs w:val="0"/>
+                <w:caps w:val="0"/>
+                <w:snapToGrid w:val="0"/>
+                <w:color w:val="000000"/>
+                <w:spacing w:val="0"/>
+                <w:kern w:val="0"/>
+                <w:sz w:val="18"/>
+                <w:szCs w:val="18"/>
+                <w:lang w:val="en-US" w:eastAsia="zh-CN"/>
+              </w:rPr>
+              <w:t>- 客户代表（如合同约定）</w:t>
+            </w:r>
+          </w:p>
+        </w:tc>
+      </w:tr>
+      <w:tr>
+        <w:tblPrEx>
+          <w:tblBorders>
+            <w:top w:val="single" w:color="auto" w:sz="4" w:space="0"/>
+            <w:left w:val="single" w:color="auto" w:sz="4" w:space="0"/>
+            <w:bottom w:val="single" w:color="auto" w:sz="4" w:space="0"/>
+            <w:right w:val="single" w:color="auto" w:sz="4" w:space="0"/>
+            <w:insideH w:val="single" w:color="auto" w:sz="4" w:space="0"/>
+            <w:insideV w:val="single" w:color="auto" w:sz="4" w:space="0"/>
+          </w:tblBorders>
+          <w:tblCellMar>
+            <w:top w:w="15" w:type="dxa"/>
+            <w:left w:w="15" w:type="dxa"/>
+            <w:bottom w:w="15" w:type="dxa"/>
+            <w:right w:w="15" w:type="dxa"/>
+          </w:tblCellMar>
+        </w:tblPrEx>
+        <w:tc>
+          <w:tcPr>
+            <w:tcW w:w="0" w:type="auto"/>
+            <w:shd w:val="clear" w:color="auto" w:fill="auto"/>
+            <w:tcMar>
+              <w:top w:w="120" w:type="dxa"/>
+              <w:left w:w="0" w:type="dxa"/>
+              <w:bottom w:w="120" w:type="dxa"/>
+              <w:right w:w="192" w:type="dxa"/>
+            </w:tcMar>
+            <w:vAlign w:val="center"/>
+          </w:tcPr>
+          <w:p>
+            <w:pPr>
+              <w:keepNext w:val="0"/>
+              <w:keepLines w:val="0"/>
+              <w:widowControl/>
+              <w:suppressLineNumbers w:val="0"/>
+              <w:spacing w:line="300" w:lineRule="atLeast"/>
+              <w:jc w:val="left"/>
+              <w:rPr>
+                <w:rFonts w:hint="default" w:ascii="Segoe UI" w:hAnsi="Segoe UI" w:eastAsia="Segoe UI" w:cs="Segoe UI"/>
+                <w:i w:val="0"/>
+                <w:iCs w:val="0"/>
+                <w:caps w:val="0"/>
+                <w:color w:val="0F1115"/>
+                <w:spacing w:val="0"/>
+                <w:sz w:val="18"/>
+                <w:szCs w:val="18"/>
+              </w:rPr>
+            </w:pPr>
+            <w:r>
+              <w:rPr>
+                <w:rStyle w:val="23"/>
+                <w:rFonts w:hint="default" w:ascii="Segoe UI" w:hAnsi="Segoe UI" w:eastAsia="Segoe UI" w:cs="Segoe UI"/>
+                <w:b/>
+                <w:bCs/>
+                <w:i w:val="0"/>
+                <w:iCs w:val="0"/>
+                <w:caps w:val="0"/>
+                <w:snapToGrid w:val="0"/>
+                <w:color w:val="000000"/>
+                <w:spacing w:val="0"/>
+                <w:kern w:val="0"/>
+                <w:sz w:val="18"/>
+                <w:szCs w:val="18"/>
+                <w:lang w:val="en-US" w:eastAsia="zh-CN"/>
+              </w:rPr>
+              <w:t>质量管理部</w:t>
+            </w:r>
+          </w:p>
+        </w:tc>
+        <w:tc>
+          <w:tcPr>
+            <w:tcW w:w="0" w:type="auto"/>
+            <w:shd w:val="clear" w:color="auto" w:fill="auto"/>
+            <w:tcMar>
+              <w:top w:w="120" w:type="dxa"/>
+              <w:left w:w="192" w:type="dxa"/>
+              <w:bottom w:w="120" w:type="dxa"/>
+              <w:right w:w="192" w:type="dxa"/>
+            </w:tcMar>
+            <w:vAlign w:val="center"/>
+          </w:tcPr>
+          <w:p>
+            <w:pPr>
+              <w:keepNext w:val="0"/>
+              <w:keepLines w:val="0"/>
+              <w:widowControl/>
+              <w:suppressLineNumbers w:val="0"/>
+              <w:spacing w:line="300" w:lineRule="atLeast"/>
+              <w:jc w:val="left"/>
+              <w:rPr>
+                <w:rFonts w:hint="default" w:ascii="Segoe UI" w:hAnsi="Segoe UI" w:eastAsia="Segoe UI" w:cs="Segoe UI"/>
+                <w:i w:val="0"/>
+                <w:iCs w:val="0"/>
+                <w:caps w:val="0"/>
+                <w:color w:val="0F1115"/>
+                <w:spacing w:val="0"/>
+                <w:sz w:val="18"/>
+                <w:szCs w:val="18"/>
+              </w:rPr>
+            </w:pPr>
+            <w:r>
+              <w:rPr>
+                <w:rFonts w:hint="default" w:ascii="Segoe UI" w:hAnsi="Segoe UI" w:eastAsia="Segoe UI" w:cs="Segoe UI"/>
+                <w:i w:val="0"/>
+                <w:iCs w:val="0"/>
+                <w:caps w:val="0"/>
+                <w:snapToGrid w:val="0"/>
+                <w:color w:val="000000"/>
+                <w:spacing w:val="0"/>
+                <w:kern w:val="0"/>
+                <w:sz w:val="18"/>
+                <w:szCs w:val="18"/>
+                <w:lang w:val="en-US" w:eastAsia="zh-CN"/>
+              </w:rPr>
+              <w:t>1. 独立监督变更管理流程的合规性。</w:t>
+            </w:r>
+            <w:r>
+              <w:rPr>
+                <w:rFonts w:hint="default" w:ascii="Segoe UI" w:hAnsi="Segoe UI" w:eastAsia="Segoe UI" w:cs="Segoe UI"/>
+                <w:i w:val="0"/>
+                <w:iCs w:val="0"/>
+                <w:caps w:val="0"/>
+                <w:snapToGrid w:val="0"/>
+                <w:color w:val="000000"/>
+                <w:spacing w:val="0"/>
+                <w:kern w:val="0"/>
+                <w:sz w:val="18"/>
+                <w:szCs w:val="18"/>
+                <w:lang w:val="en-US" w:eastAsia="zh-CN"/>
+              </w:rPr>
+              <w:br w:type="textWrapping"/>
+            </w:r>
+            <w:r>
+              <w:rPr>
+                <w:rFonts w:hint="default" w:ascii="Segoe UI" w:hAnsi="Segoe UI" w:eastAsia="Segoe UI" w:cs="Segoe UI"/>
+                <w:i w:val="0"/>
+                <w:iCs w:val="0"/>
+                <w:caps w:val="0"/>
+                <w:snapToGrid w:val="0"/>
+                <w:color w:val="000000"/>
+                <w:spacing w:val="0"/>
+                <w:kern w:val="0"/>
+                <w:sz w:val="18"/>
+                <w:szCs w:val="18"/>
+                <w:lang w:val="en-US" w:eastAsia="zh-CN"/>
+              </w:rPr>
+              <w:t>2. 定期审计变更记录，确保与配置管理（CMDB）信息一致。</w:t>
+            </w:r>
+            <w:r>
+              <w:rPr>
+                <w:rFonts w:hint="default" w:ascii="Segoe UI" w:hAnsi="Segoe UI" w:eastAsia="Segoe UI" w:cs="Segoe UI"/>
+                <w:i w:val="0"/>
+                <w:iCs w:val="0"/>
+                <w:caps w:val="0"/>
+                <w:snapToGrid w:val="0"/>
+                <w:color w:val="000000"/>
+                <w:spacing w:val="0"/>
+                <w:kern w:val="0"/>
+                <w:sz w:val="18"/>
+                <w:szCs w:val="18"/>
+                <w:lang w:val="en-US" w:eastAsia="zh-CN"/>
+              </w:rPr>
+              <w:br w:type="textWrapping"/>
+            </w:r>
+            <w:r>
+              <w:rPr>
+                <w:rFonts w:hint="default" w:ascii="Segoe UI" w:hAnsi="Segoe UI" w:eastAsia="Segoe UI" w:cs="Segoe UI"/>
+                <w:i w:val="0"/>
+                <w:iCs w:val="0"/>
+                <w:caps w:val="0"/>
+                <w:snapToGrid w:val="0"/>
+                <w:color w:val="000000"/>
+                <w:spacing w:val="0"/>
+                <w:kern w:val="0"/>
+                <w:sz w:val="18"/>
+                <w:szCs w:val="18"/>
+                <w:lang w:val="en-US" w:eastAsia="zh-CN"/>
+              </w:rPr>
+              <w:t>3. 参与CAB会议，从质量保证体系角度提出风险意见。</w:t>
+            </w:r>
+            <w:r>
+              <w:rPr>
+                <w:rFonts w:hint="default" w:ascii="Segoe UI" w:hAnsi="Segoe UI" w:eastAsia="Segoe UI" w:cs="Segoe UI"/>
+                <w:i w:val="0"/>
+                <w:iCs w:val="0"/>
+                <w:caps w:val="0"/>
+                <w:snapToGrid w:val="0"/>
+                <w:color w:val="000000"/>
+                <w:spacing w:val="0"/>
+                <w:kern w:val="0"/>
+                <w:sz w:val="18"/>
+                <w:szCs w:val="18"/>
+                <w:lang w:val="en-US" w:eastAsia="zh-CN"/>
+              </w:rPr>
+              <w:br w:type="textWrapping"/>
+            </w:r>
+            <w:r>
+              <w:rPr>
+                <w:rFonts w:hint="default" w:ascii="Segoe UI" w:hAnsi="Segoe UI" w:eastAsia="Segoe UI" w:cs="Segoe UI"/>
+                <w:i w:val="0"/>
+                <w:iCs w:val="0"/>
+                <w:caps w:val="0"/>
+                <w:snapToGrid w:val="0"/>
+                <w:color w:val="000000"/>
+                <w:spacing w:val="0"/>
+                <w:kern w:val="0"/>
+                <w:sz w:val="18"/>
+                <w:szCs w:val="18"/>
+                <w:lang w:val="en-US" w:eastAsia="zh-CN"/>
+              </w:rPr>
+              <w:t>4. 将变更成功率、回退率等指标纳入质量报告。</w:t>
+            </w:r>
+          </w:p>
+        </w:tc>
+        <w:tc>
+          <w:tcPr>
+            <w:tcW w:w="0" w:type="auto"/>
+            <w:shd w:val="clear" w:color="auto" w:fill="auto"/>
+            <w:tcMar>
+              <w:top w:w="120" w:type="dxa"/>
+              <w:left w:w="192" w:type="dxa"/>
+              <w:bottom w:w="120" w:type="dxa"/>
+              <w:right w:w="0" w:type="dxa"/>
+            </w:tcMar>
+            <w:vAlign w:val="center"/>
+          </w:tcPr>
+          <w:p>
+            <w:pPr>
+              <w:keepNext w:val="0"/>
+              <w:keepLines w:val="0"/>
+              <w:widowControl/>
+              <w:suppressLineNumbers w:val="0"/>
+              <w:spacing w:line="300" w:lineRule="atLeast"/>
+              <w:jc w:val="left"/>
+              <w:rPr>
+                <w:rFonts w:hint="default" w:ascii="Segoe UI" w:hAnsi="Segoe UI" w:eastAsia="Segoe UI" w:cs="Segoe UI"/>
+                <w:i w:val="0"/>
+                <w:iCs w:val="0"/>
+                <w:caps w:val="0"/>
+                <w:color w:val="0F1115"/>
+                <w:spacing w:val="0"/>
+                <w:sz w:val="18"/>
+                <w:szCs w:val="18"/>
+              </w:rPr>
+            </w:pPr>
+            <w:r>
+              <w:rPr>
+                <w:rStyle w:val="23"/>
+                <w:rFonts w:hint="default" w:ascii="Segoe UI" w:hAnsi="Segoe UI" w:eastAsia="Segoe UI" w:cs="Segoe UI"/>
+                <w:b/>
+                <w:bCs/>
+                <w:i w:val="0"/>
+                <w:iCs w:val="0"/>
+                <w:caps w:val="0"/>
+                <w:snapToGrid w:val="0"/>
+                <w:color w:val="000000"/>
+                <w:spacing w:val="0"/>
+                <w:kern w:val="0"/>
+                <w:sz w:val="18"/>
+                <w:szCs w:val="18"/>
+                <w:lang w:val="en-US" w:eastAsia="zh-CN"/>
+              </w:rPr>
+              <w:t>质量管理部经理</w:t>
+            </w:r>
+            <w:r>
+              <w:rPr>
+                <w:rFonts w:hint="default" w:ascii="Segoe UI" w:hAnsi="Segoe UI" w:eastAsia="Segoe UI" w:cs="Segoe UI"/>
+                <w:i w:val="0"/>
+                <w:iCs w:val="0"/>
+                <w:caps w:val="0"/>
+                <w:snapToGrid w:val="0"/>
+                <w:color w:val="000000"/>
+                <w:spacing w:val="0"/>
+                <w:kern w:val="0"/>
+                <w:sz w:val="18"/>
+                <w:szCs w:val="18"/>
+                <w:lang w:val="en-US" w:eastAsia="zh-CN"/>
+              </w:rPr>
+              <w:t>及</w:t>
+            </w:r>
+            <w:r>
+              <w:rPr>
+                <w:rStyle w:val="23"/>
+                <w:rFonts w:hint="default" w:ascii="Segoe UI" w:hAnsi="Segoe UI" w:eastAsia="Segoe UI" w:cs="Segoe UI"/>
+                <w:b/>
+                <w:bCs/>
+                <w:i w:val="0"/>
+                <w:iCs w:val="0"/>
+                <w:caps w:val="0"/>
+                <w:snapToGrid w:val="0"/>
+                <w:color w:val="000000"/>
+                <w:spacing w:val="0"/>
+                <w:kern w:val="0"/>
+                <w:sz w:val="18"/>
+                <w:szCs w:val="18"/>
+                <w:lang w:val="en-US" w:eastAsia="zh-CN"/>
+              </w:rPr>
+              <w:t>质量管理专员</w:t>
+            </w:r>
+          </w:p>
+        </w:tc>
+      </w:tr>
+      <w:tr>
+        <w:tblPrEx>
+          <w:tblBorders>
+            <w:top w:val="single" w:color="auto" w:sz="4" w:space="0"/>
+            <w:left w:val="single" w:color="auto" w:sz="4" w:space="0"/>
+            <w:bottom w:val="single" w:color="auto" w:sz="4" w:space="0"/>
+            <w:right w:val="single" w:color="auto" w:sz="4" w:space="0"/>
+            <w:insideH w:val="single" w:color="auto" w:sz="4" w:space="0"/>
+            <w:insideV w:val="single" w:color="auto" w:sz="4" w:space="0"/>
+          </w:tblBorders>
           <w:tblCellMar>
             <w:top w:w="15" w:type="dxa"/>
             <w:left w:w="15" w:type="dxa"/>
@@ -7312,7 +7307,6 @@
             <w:insideH w:val="none" w:color="auto" w:sz="0" w:space="0"/>
             <w:insideV w:val="none" w:color="auto" w:sz="0" w:space="0"/>
           </w:tblBorders>
-          <w:shd w:val="clear" w:color="auto" w:fill="auto"/>
           <w:tblCellMar>
             <w:top w:w="0" w:type="dxa"/>
             <w:left w:w="108" w:type="dxa"/>

--- a/6-过程管理/流程制度规范类文件/TXHS-06-06-变更管理制度.docx
+++ b/6-过程管理/流程制度规范类文件/TXHS-06-06-变更管理制度.docx
@@ -1,10 +1,11 @@
 
 <file path=word/document.xml><?xml version="1.0" encoding="utf-8"?>
-<w:document xmlns:wpc="http://schemas.microsoft.com/office/word/2010/wordprocessingCanvas" xmlns:mc="http://schemas.openxmlformats.org/markup-compatibility/2006" xmlns:o="urn:schemas-microsoft-com:office:office" xmlns:r="http://schemas.openxmlformats.org/officeDocument/2006/relationships" xmlns:m="http://schemas.openxmlformats.org/officeDocument/2006/math" xmlns:v="urn:schemas-microsoft-com:vml" xmlns:wp14="http://schemas.microsoft.com/office/word/2010/wordprocessingDrawing" xmlns:wp="http://schemas.openxmlformats.org/drawingml/2006/wordprocessingDrawing" xmlns:w="http://schemas.openxmlformats.org/wordprocessingml/2006/main" xmlns:w14="http://schemas.microsoft.com/office/word/2010/wordml" xmlns:w10="urn:schemas-microsoft-com:office:word" xmlns:w15="http://schemas.microsoft.com/office/word/2012/wordml" xmlns:wpg="http://schemas.microsoft.com/office/word/2010/wordprocessingGroup" xmlns:wpi="http://schemas.microsoft.com/office/word/2010/wordprocessingInk" xmlns:wne="http://schemas.microsoft.com/office/word/2006/wordml" xmlns:wps="http://schemas.microsoft.com/office/word/2010/wordprocessingShape" xmlns:wpsCustomData="http://www.wps.cn/officeDocument/2013/wpsCustomData" mc:Ignorable="w14 w15 wp14">
+<w:document xmlns:wpc="http://schemas.microsoft.com/office/word/2010/wordprocessingCanvas" xmlns:mc="http://schemas.openxmlformats.org/markup-compatibility/2006" xmlns:o="urn:schemas-microsoft-com:office:office" xmlns:r="http://schemas.openxmlformats.org/officeDocument/2006/relationships" xmlns:m="http://schemas.openxmlformats.org/officeDocument/2006/math" xmlns:v="urn:schemas-microsoft-com:vml" xmlns:wp14="http://schemas.microsoft.com/office/word/2010/wordprocessingDrawing" xmlns:wp="http://schemas.openxmlformats.org/drawingml/2006/wordprocessingDrawing" xmlns:w10="urn:schemas-microsoft-com:office:word" xmlns:w="http://schemas.openxmlformats.org/wordprocessingml/2006/main" xmlns:w14="http://schemas.microsoft.com/office/word/2010/wordml" xmlns:w15="http://schemas.microsoft.com/office/word/2012/wordml" xmlns:wne="http://schemas.microsoft.com/office/word/2006/wordml" xmlns:wpg="http://schemas.microsoft.com/office/word/2010/wordprocessingGroup" xmlns:wpi="http://schemas.microsoft.com/office/word/2010/wordprocessingInk" xmlns:wps="http://schemas.microsoft.com/office/word/2010/wordprocessingShape" mc:Ignorable="w14 w15 wp14">
+  <!-- Generated by Aspose.Words for .NET 13.3.0.1 -->
   <w:body>
     <w:p>
       <w:pPr>
-        <w:pStyle w:val="24"/>
+        <w:pStyle w:val="a"/>
         <w:keepNext w:val="0"/>
         <w:keepLines w:val="0"/>
         <w:pageBreakBefore w:val="0"/>
@@ -24,7 +25,7 @@
       <w:bookmarkStart w:id="0" w:name="_Toc18518"/>
       <w:r>
         <w:drawing>
-          <wp:anchor distT="0" distB="0" distL="114300" distR="114300" simplePos="0" relativeHeight="251661312" behindDoc="1" locked="0" layoutInCell="1" allowOverlap="1">
+          <wp:anchor distT="0" distB="0" distL="114300" distR="114300" simplePos="0" relativeHeight="251660288" behindDoc="1" locked="0" layoutInCell="1" allowOverlap="1">
             <wp:simplePos x="0" y="0"/>
             <wp:positionH relativeFrom="column">
               <wp:posOffset>-19050</wp:posOffset>
@@ -49,7 +50,7 @@
                     </pic:cNvPicPr>
                   </pic:nvPicPr>
                   <pic:blipFill>
-                    <a:blip r:embed="rId7"/>
+                    <a:blip xmlns:r="http://schemas.openxmlformats.org/officeDocument/2006/relationships" r:embed="rId4"/>
                     <a:stretch>
                       <a:fillRect/>
                     </a:stretch>
@@ -75,7 +76,7 @@
       </w:r>
       <w:r>
         <w:drawing>
-          <wp:anchor distT="0" distB="0" distL="114300" distR="114300" simplePos="0" relativeHeight="251660288" behindDoc="1" locked="0" layoutInCell="1" allowOverlap="1">
+          <wp:anchor distT="0" distB="0" distL="114300" distR="114300" simplePos="0" relativeHeight="251659264" behindDoc="1" locked="0" layoutInCell="1" allowOverlap="1">
             <wp:simplePos x="0" y="0"/>
             <wp:positionH relativeFrom="column">
               <wp:posOffset>0</wp:posOffset>
@@ -100,7 +101,7 @@
                     </pic:cNvPicPr>
                   </pic:nvPicPr>
                   <pic:blipFill>
-                    <a:blip r:embed="rId8"/>
+                    <a:blip xmlns:r="http://schemas.openxmlformats.org/officeDocument/2006/relationships" r:embed="rId5"/>
                     <a:stretch>
                       <a:fillRect/>
                     </a:stretch>
@@ -130,7 +131,7 @@
           <w:lang w:val="en-US" w:eastAsia="zh-CN"/>
         </w:rPr>
         <w:drawing>
-          <wp:anchor distT="0" distB="0" distL="114300" distR="114300" simplePos="0" relativeHeight="251659264" behindDoc="1" locked="0" layoutInCell="1" allowOverlap="1">
+          <wp:anchor distT="0" distB="0" distL="114300" distR="114300" simplePos="0" relativeHeight="251658240" behindDoc="1" locked="0" layoutInCell="1" allowOverlap="1">
             <wp:simplePos x="0" y="0"/>
             <wp:positionH relativeFrom="column">
               <wp:posOffset>635</wp:posOffset>
@@ -155,7 +156,7 @@
                     </pic:cNvPicPr>
                   </pic:nvPicPr>
                   <pic:blipFill>
-                    <a:blip r:embed="rId9">
+                    <a:blip xmlns:r="http://schemas.openxmlformats.org/officeDocument/2006/relationships" r:embed="rId6">
                       <a:alphaModFix amt="58000"/>
                       <a:lum contrast="-52000"/>
                     </a:blip>
@@ -189,7 +190,7 @@
     </w:p>
     <w:p>
       <w:pPr>
-        <w:pStyle w:val="25"/>
+        <w:pStyle w:val="a0"/>
         <w:keepNext w:val="0"/>
         <w:keepLines w:val="0"/>
         <w:pageBreakBefore w:val="0"/>
@@ -236,11 +237,11 @@
         <w:adjustRightInd w:val="0"/>
         <w:snapToGrid w:val="0"/>
         <w:spacing w:after="624" w:afterLines="200" w:line="219" w:lineRule="auto"/>
-        <w:ind w:left="0" w:leftChars="0" w:right="0" w:rightChars="0" w:firstLine="0" w:firstLineChars="0"/>
+        <w:ind w:left="0" w:right="0" w:firstLine="0" w:leftChars="0" w:rightChars="0" w:firstLineChars="0"/>
         <w:jc w:val="center"/>
         <w:textAlignment w:val="baseline"/>
         <w:rPr>
-          <w:rFonts w:hint="eastAsia" w:ascii="宋体" w:hAnsi="宋体" w:eastAsia="宋体" w:cs="宋体"/>
+          <w:rFonts w:ascii="宋体" w:eastAsia="宋体" w:hAnsi="宋体" w:cs="宋体" w:hint="eastAsia"/>
           <w:sz w:val="24"/>
           <w:szCs w:val="24"/>
           <w:lang w:val="en-US" w:eastAsia="zh-CN"/>
@@ -248,7 +249,7 @@
       </w:pPr>
       <w:r>
         <w:rPr>
-          <w:rFonts w:ascii="宋体" w:hAnsi="宋体" w:eastAsia="宋体" w:cs="宋体"/>
+          <w:rFonts w:ascii="宋体" w:eastAsia="宋体" w:hAnsi="宋体" w:cs="宋体"/>
           <w:b/>
           <w:bCs/>
           <w:spacing w:val="-3"/>
@@ -259,7 +260,7 @@
       </w:r>
       <w:r>
         <w:rPr>
-          <w:rFonts w:hint="eastAsia" w:ascii="宋体" w:hAnsi="宋体" w:eastAsia="宋体" w:cs="宋体"/>
+          <w:rFonts w:ascii="宋体" w:eastAsia="宋体" w:hAnsi="宋体" w:cs="宋体" w:hint="eastAsia"/>
           <w:b/>
           <w:bCs/>
           <w:spacing w:val="-3"/>
@@ -271,7 +272,7 @@
       </w:r>
       <w:r>
         <w:rPr>
-          <w:rFonts w:ascii="宋体" w:hAnsi="宋体" w:eastAsia="宋体" w:cs="宋体"/>
+          <w:rFonts w:ascii="宋体" w:eastAsia="宋体" w:hAnsi="宋体" w:cs="宋体"/>
           <w:b/>
           <w:bCs/>
           <w:spacing w:val="-3"/>
@@ -282,7 +283,7 @@
       </w:r>
       <w:r>
         <w:rPr>
-          <w:rFonts w:hint="eastAsia" w:ascii="宋体" w:hAnsi="宋体" w:cs="宋体"/>
+          <w:rFonts w:ascii="宋体" w:hAnsi="宋体" w:cs="宋体" w:hint="eastAsia"/>
           <w:b/>
           <w:bCs/>
           <w:spacing w:val="-3"/>
@@ -294,7 +295,7 @@
       </w:r>
       <w:r>
         <w:rPr>
-          <w:rFonts w:ascii="宋体" w:hAnsi="宋体" w:eastAsia="宋体" w:cs="宋体"/>
+          <w:rFonts w:ascii="宋体" w:eastAsia="宋体" w:hAnsi="宋体" w:cs="宋体"/>
           <w:b/>
           <w:bCs/>
           <w:spacing w:val="-3"/>
@@ -305,7 +306,7 @@
       </w:r>
       <w:r>
         <w:rPr>
-          <w:rFonts w:hint="eastAsia" w:ascii="宋体" w:hAnsi="宋体" w:cs="宋体"/>
+          <w:rFonts w:ascii="宋体" w:hAnsi="宋体" w:cs="宋体" w:hint="eastAsia"/>
           <w:b/>
           <w:bCs/>
           <w:spacing w:val="-3"/>
@@ -318,18 +319,17 @@
     </w:p>
     <w:tbl>
       <w:tblPr>
-        <w:tblStyle w:val="21"/>
+        <w:tblStyle w:val="TableGrid"/>
         <w:tblW w:w="0" w:type="auto"/>
         <w:jc w:val="center"/>
         <w:tblBorders>
-          <w:top w:val="none" w:color="auto" w:sz="0" w:space="0"/>
-          <w:left w:val="none" w:color="auto" w:sz="0" w:space="0"/>
-          <w:bottom w:val="none" w:color="auto" w:sz="0" w:space="0"/>
-          <w:right w:val="none" w:color="auto" w:sz="0" w:space="0"/>
-          <w:insideH w:val="none" w:color="auto" w:sz="0" w:space="0"/>
-          <w:insideV w:val="none" w:color="auto" w:sz="0" w:space="0"/>
+          <w:top w:val="nil"/>
+          <w:left w:val="nil"/>
+          <w:bottom w:val="nil"/>
+          <w:right w:val="nil"/>
+          <w:insideH w:val="nil"/>
+          <w:insideV w:val="nil"/>
         </w:tblBorders>
-        <w:tblLayout w:type="autofit"/>
         <w:tblCellMar>
           <w:top w:w="0" w:type="dxa"/>
           <w:left w:w="108" w:type="dxa"/>
@@ -343,13 +343,15 @@
       </w:tblGrid>
       <w:tr>
         <w:tblPrEx>
+          <w:tblW w:w="0" w:type="auto"/>
+          <w:jc w:val="center"/>
           <w:tblBorders>
-            <w:top w:val="none" w:color="auto" w:sz="0" w:space="0"/>
-            <w:left w:val="none" w:color="auto" w:sz="0" w:space="0"/>
-            <w:bottom w:val="none" w:color="auto" w:sz="0" w:space="0"/>
-            <w:right w:val="none" w:color="auto" w:sz="0" w:space="0"/>
-            <w:insideH w:val="none" w:color="auto" w:sz="0" w:space="0"/>
-            <w:insideV w:val="none" w:color="auto" w:sz="0" w:space="0"/>
+            <w:top w:val="nil"/>
+            <w:left w:val="nil"/>
+            <w:bottom w:val="nil"/>
+            <w:right w:val="nil"/>
+            <w:insideH w:val="nil"/>
+            <w:insideV w:val="nil"/>
           </w:tblBorders>
           <w:tblCellMar>
             <w:top w:w="0" w:type="dxa"/>
@@ -359,7 +361,7 @@
           </w:tblCellMar>
         </w:tblPrEx>
         <w:trPr>
-          <w:trHeight w:val="810" w:hRule="atLeast"/>
+          <w:trHeight w:val="810"/>
           <w:jc w:val="center"/>
         </w:trPr>
         <w:tc>
@@ -397,7 +399,7 @@
             </w:r>
             <w:r>
               <w:rPr>
-                <w:rFonts w:hint="default" w:asciiTheme="minorAscii" w:hAnsiTheme="minorAscii" w:eastAsiaTheme="minorEastAsia"/>
+                <w:rFonts w:asciiTheme="minorAscii" w:eastAsiaTheme="minorEastAsia" w:hAnsiTheme="minorAscii" w:hint="default"/>
                 <w:spacing w:val="227"/>
                 <w:sz w:val="21"/>
                 <w:vertAlign w:val="baseline"/>
@@ -451,7 +453,7 @@
             </w:r>
             <w:r>
               <w:rPr>
-                <w:rFonts w:hint="eastAsia" w:asciiTheme="minorAscii" w:hAnsiTheme="minorAscii" w:eastAsiaTheme="minorEastAsia"/>
+                <w:rFonts w:asciiTheme="minorAscii" w:eastAsiaTheme="minorEastAsia" w:hAnsiTheme="minorAscii" w:hint="eastAsia"/>
                 <w:spacing w:val="227"/>
                 <w:sz w:val="21"/>
                 <w:vertAlign w:val="baseline"/>
@@ -473,14 +475,8 @@
       </w:tr>
       <w:tr>
         <w:tblPrEx>
-          <w:tblBorders>
-            <w:top w:val="none" w:color="auto" w:sz="0" w:space="0"/>
-            <w:left w:val="none" w:color="auto" w:sz="0" w:space="0"/>
-            <w:bottom w:val="none" w:color="auto" w:sz="0" w:space="0"/>
-            <w:right w:val="none" w:color="auto" w:sz="0" w:space="0"/>
-            <w:insideH w:val="none" w:color="auto" w:sz="0" w:space="0"/>
-            <w:insideV w:val="none" w:color="auto" w:sz="0" w:space="0"/>
-          </w:tblBorders>
+          <w:tblW w:w="0" w:type="auto"/>
+          <w:jc w:val="center"/>
           <w:tblCellMar>
             <w:top w:w="0" w:type="dxa"/>
             <w:left w:w="108" w:type="dxa"/>
@@ -489,7 +485,7 @@
           </w:tblCellMar>
         </w:tblPrEx>
         <w:trPr>
-          <w:trHeight w:val="810" w:hRule="atLeast"/>
+          <w:trHeight w:val="810"/>
           <w:jc w:val="center"/>
         </w:trPr>
         <w:tc>
@@ -513,7 +509,7 @@
               <w:snapToGrid w:val="0"/>
               <w:textAlignment w:val="baseline"/>
               <w:rPr>
-                <w:rFonts w:hint="default" w:ascii="Arial" w:hAnsi="Arial" w:eastAsia="Arial" w:cs="Arial"/>
+                <w:rFonts w:ascii="Arial" w:eastAsia="Arial" w:hAnsi="Arial" w:cs="Arial" w:hint="default"/>
                 <w:snapToGrid w:val="0"/>
                 <w:color w:val="000000"/>
                 <w:kern w:val="0"/>
@@ -545,7 +541,7 @@
             </w:r>
             <w:r>
               <w:rPr>
-                <w:rFonts w:hint="default" w:asciiTheme="minorAscii" w:hAnsiTheme="minorAscii" w:eastAsiaTheme="minorEastAsia"/>
+                <w:rFonts w:asciiTheme="minorAscii" w:eastAsiaTheme="minorEastAsia" w:hAnsiTheme="minorAscii" w:hint="default"/>
                 <w:spacing w:val="227"/>
                 <w:sz w:val="21"/>
                 <w:vertAlign w:val="baseline"/>
@@ -562,18 +558,7 @@
                 <w:vertAlign w:val="baseline"/>
                 <w:lang w:val="en-US" w:eastAsia="zh-CN"/>
               </w:rPr>
-              <w:t>V2.</w:t>
-            </w:r>
-            <w:r>
-              <w:rPr>
-                <w:rFonts w:hint="eastAsia"/>
-                <w:spacing w:val="0"/>
-                <w:kern w:val="0"/>
-                <w:u w:val="single"/>
-                <w:vertAlign w:val="baseline"/>
-                <w:lang w:val="en-US" w:eastAsia="zh-CN"/>
-              </w:rPr>
-              <w:t>0</w:t>
+              <w:t>V1.0</w:t>
             </w:r>
           </w:p>
         </w:tc>
@@ -598,7 +583,7 @@
               <w:snapToGrid w:val="0"/>
               <w:textAlignment w:val="baseline"/>
               <w:rPr>
-                <w:rFonts w:hint="default" w:ascii="Arial" w:hAnsi="Arial" w:eastAsia="Arial" w:cs="Arial"/>
+                <w:rFonts w:ascii="Arial" w:eastAsia="Arial" w:hAnsi="Arial" w:cs="Arial" w:hint="default"/>
                 <w:snapToGrid w:val="0"/>
                 <w:color w:val="000000"/>
                 <w:kern w:val="0"/>
@@ -618,7 +603,7 @@
             </w:r>
             <w:r>
               <w:rPr>
-                <w:rFonts w:hint="eastAsia" w:asciiTheme="minorAscii" w:hAnsiTheme="minorAscii" w:eastAsiaTheme="minorEastAsia"/>
+                <w:rFonts w:asciiTheme="minorAscii" w:eastAsiaTheme="minorEastAsia" w:hAnsiTheme="minorAscii" w:hint="eastAsia"/>
                 <w:spacing w:val="227"/>
                 <w:sz w:val="21"/>
                 <w:vertAlign w:val="baseline"/>
@@ -640,14 +625,8 @@
       </w:tr>
       <w:tr>
         <w:tblPrEx>
-          <w:tblBorders>
-            <w:top w:val="none" w:color="auto" w:sz="0" w:space="0"/>
-            <w:left w:val="none" w:color="auto" w:sz="0" w:space="0"/>
-            <w:bottom w:val="none" w:color="auto" w:sz="0" w:space="0"/>
-            <w:right w:val="none" w:color="auto" w:sz="0" w:space="0"/>
-            <w:insideH w:val="none" w:color="auto" w:sz="0" w:space="0"/>
-            <w:insideV w:val="none" w:color="auto" w:sz="0" w:space="0"/>
-          </w:tblBorders>
+          <w:tblW w:w="0" w:type="auto"/>
+          <w:jc w:val="center"/>
           <w:tblCellMar>
             <w:top w:w="0" w:type="dxa"/>
             <w:left w:w="108" w:type="dxa"/>
@@ -656,7 +635,7 @@
           </w:tblCellMar>
         </w:tblPrEx>
         <w:trPr>
-          <w:trHeight w:val="635" w:hRule="atLeast"/>
+          <w:trHeight w:val="635"/>
           <w:jc w:val="center"/>
         </w:trPr>
         <w:tc>
@@ -706,7 +685,7 @@
             </w:r>
             <w:r>
               <w:rPr>
-                <w:rFonts w:hint="eastAsia" w:asciiTheme="minorAscii" w:hAnsiTheme="minorAscii" w:eastAsiaTheme="minorEastAsia"/>
+                <w:rFonts w:asciiTheme="minorAscii" w:eastAsiaTheme="minorEastAsia" w:hAnsiTheme="minorAscii" w:hint="eastAsia"/>
                 <w:spacing w:val="227"/>
                 <w:sz w:val="21"/>
                 <w:vertAlign w:val="baseline"/>
@@ -759,7 +738,7 @@
             </w:r>
             <w:r>
               <w:rPr>
-                <w:rFonts w:hint="eastAsia" w:asciiTheme="minorAscii" w:hAnsiTheme="minorAscii" w:eastAsiaTheme="minorEastAsia"/>
+                <w:rFonts w:asciiTheme="minorAscii" w:eastAsiaTheme="minorEastAsia" w:hAnsiTheme="minorAscii" w:hint="eastAsia"/>
                 <w:spacing w:val="227"/>
                 <w:sz w:val="21"/>
                 <w:vertAlign w:val="baseline"/>
@@ -818,14 +797,14 @@
         <w:ind w:left="3634"/>
         <w:textAlignment w:val="baseline"/>
         <w:rPr>
-          <w:rFonts w:ascii="宋体" w:hAnsi="宋体" w:eastAsia="宋体" w:cs="宋体"/>
+          <w:rFonts w:ascii="宋体" w:eastAsia="宋体" w:hAnsi="宋体" w:cs="宋体"/>
           <w:sz w:val="31"/>
           <w:szCs w:val="31"/>
         </w:rPr>
       </w:pPr>
       <w:r>
         <w:rPr>
-          <w:rFonts w:ascii="宋体" w:hAnsi="宋体" w:eastAsia="宋体" w:cs="宋体"/>
+          <w:rFonts w:ascii="宋体" w:eastAsia="宋体" w:hAnsi="宋体" w:cs="宋体"/>
           <w:b/>
           <w:bCs/>
           <w:spacing w:val="4"/>
@@ -837,16 +816,16 @@
     </w:p>
     <w:tbl>
       <w:tblPr>
-        <w:tblStyle w:val="26"/>
+        <w:tblStyle w:val="TableNormal0"/>
         <w:tblW w:w="8214" w:type="dxa"/>
         <w:jc w:val="center"/>
         <w:tblBorders>
-          <w:top w:val="single" w:color="000000" w:sz="2" w:space="0"/>
-          <w:left w:val="single" w:color="000000" w:sz="2" w:space="0"/>
-          <w:bottom w:val="single" w:color="000000" w:sz="2" w:space="0"/>
-          <w:right w:val="single" w:color="000000" w:sz="2" w:space="0"/>
-          <w:insideH w:val="single" w:color="000000" w:sz="2" w:space="0"/>
-          <w:insideV w:val="single" w:color="000000" w:sz="2" w:space="0"/>
+          <w:top w:val="single" w:sz="2" w:space="0" w:color="000000"/>
+          <w:left w:val="single" w:sz="2" w:space="0" w:color="000000"/>
+          <w:bottom w:val="single" w:sz="2" w:space="0" w:color="000000"/>
+          <w:right w:val="single" w:sz="2" w:space="0" w:color="000000"/>
+          <w:insideH w:val="single" w:sz="2" w:space="0" w:color="000000"/>
+          <w:insideV w:val="single" w:sz="2" w:space="0" w:color="000000"/>
         </w:tblBorders>
         <w:tblLayout w:type="fixed"/>
         <w:tblCellMar>
@@ -866,14 +845,17 @@
       </w:tblGrid>
       <w:tr>
         <w:tblPrEx>
+          <w:tblW w:w="8214" w:type="dxa"/>
+          <w:jc w:val="center"/>
           <w:tblBorders>
-            <w:top w:val="single" w:color="000000" w:sz="2" w:space="0"/>
-            <w:left w:val="single" w:color="000000" w:sz="2" w:space="0"/>
-            <w:bottom w:val="single" w:color="000000" w:sz="2" w:space="0"/>
-            <w:right w:val="single" w:color="000000" w:sz="2" w:space="0"/>
-            <w:insideH w:val="single" w:color="000000" w:sz="2" w:space="0"/>
-            <w:insideV w:val="single" w:color="000000" w:sz="2" w:space="0"/>
+            <w:top w:val="single" w:sz="2" w:space="0" w:color="000000"/>
+            <w:left w:val="single" w:sz="2" w:space="0" w:color="000000"/>
+            <w:bottom w:val="single" w:sz="2" w:space="0" w:color="000000"/>
+            <w:right w:val="single" w:sz="2" w:space="0" w:color="000000"/>
+            <w:insideH w:val="single" w:sz="2" w:space="0" w:color="000000"/>
+            <w:insideV w:val="single" w:sz="2" w:space="0" w:color="000000"/>
           </w:tblBorders>
+          <w:tblLayout w:type="fixed"/>
           <w:tblCellMar>
             <w:top w:w="0" w:type="dxa"/>
             <w:left w:w="0" w:type="dxa"/>
@@ -882,7 +864,7 @@
           </w:tblCellMar>
         </w:tblPrEx>
         <w:trPr>
-          <w:trHeight w:val="593" w:hRule="atLeast"/>
+          <w:trHeight w:val="593"/>
           <w:jc w:val="center"/>
         </w:trPr>
         <w:tc>
@@ -904,18 +886,18 @@
               <w:adjustRightInd w:val="0"/>
               <w:snapToGrid w:val="0"/>
               <w:spacing w:before="176" w:line="228" w:lineRule="auto"/>
-              <w:ind w:left="0" w:leftChars="0" w:right="0" w:rightChars="0" w:firstLine="0" w:firstLineChars="0"/>
+              <w:ind w:left="0" w:right="0" w:firstLine="0" w:leftChars="0" w:rightChars="0" w:firstLineChars="0"/>
               <w:jc w:val="center"/>
               <w:textAlignment w:val="baseline"/>
               <w:rPr>
-                <w:rFonts w:ascii="宋体" w:hAnsi="宋体" w:eastAsia="宋体" w:cs="宋体"/>
+                <w:rFonts w:ascii="宋体" w:eastAsia="宋体" w:hAnsi="宋体" w:cs="宋体"/>
                 <w:sz w:val="20"/>
                 <w:szCs w:val="20"/>
               </w:rPr>
             </w:pPr>
             <w:r>
               <w:rPr>
-                <w:rFonts w:hint="eastAsia" w:ascii="宋体" w:hAnsi="宋体" w:cs="宋体"/>
+                <w:rFonts w:ascii="宋体" w:hAnsi="宋体" w:cs="宋体" w:hint="eastAsia"/>
                 <w:spacing w:val="-14"/>
                 <w:sz w:val="20"/>
                 <w:szCs w:val="20"/>
@@ -925,7 +907,7 @@
             </w:r>
             <w:r>
               <w:rPr>
-                <w:rFonts w:ascii="宋体" w:hAnsi="宋体" w:eastAsia="宋体" w:cs="宋体"/>
+                <w:rFonts w:ascii="宋体" w:eastAsia="宋体" w:hAnsi="宋体" w:cs="宋体"/>
                 <w:spacing w:val="-14"/>
                 <w:sz w:val="20"/>
                 <w:szCs w:val="20"/>
@@ -953,18 +935,18 @@
               <w:adjustRightInd w:val="0"/>
               <w:snapToGrid w:val="0"/>
               <w:spacing w:before="175" w:line="227" w:lineRule="auto"/>
-              <w:ind w:left="0" w:leftChars="0" w:right="0" w:rightChars="0" w:firstLine="0" w:firstLineChars="0"/>
+              <w:ind w:left="0" w:right="0" w:firstLine="0" w:leftChars="0" w:rightChars="0" w:firstLineChars="0"/>
               <w:jc w:val="center"/>
               <w:textAlignment w:val="baseline"/>
               <w:rPr>
-                <w:rFonts w:ascii="宋体" w:hAnsi="宋体" w:eastAsia="宋体" w:cs="宋体"/>
+                <w:rFonts w:ascii="宋体" w:eastAsia="宋体" w:hAnsi="宋体" w:cs="宋体"/>
                 <w:sz w:val="20"/>
                 <w:szCs w:val="20"/>
               </w:rPr>
             </w:pPr>
             <w:r>
               <w:rPr>
-                <w:rFonts w:ascii="宋体" w:hAnsi="宋体" w:eastAsia="宋体" w:cs="宋体"/>
+                <w:rFonts w:ascii="宋体" w:eastAsia="宋体" w:hAnsi="宋体" w:cs="宋体"/>
                 <w:spacing w:val="4"/>
                 <w:sz w:val="20"/>
                 <w:szCs w:val="20"/>
@@ -992,18 +974,18 @@
               <w:adjustRightInd w:val="0"/>
               <w:snapToGrid w:val="0"/>
               <w:spacing w:before="175" w:line="228" w:lineRule="auto"/>
-              <w:ind w:left="0" w:leftChars="0" w:right="0" w:rightChars="0" w:firstLine="0" w:firstLineChars="0"/>
+              <w:ind w:left="0" w:right="0" w:firstLine="0" w:leftChars="0" w:rightChars="0" w:firstLineChars="0"/>
               <w:jc w:val="center"/>
               <w:textAlignment w:val="baseline"/>
               <w:rPr>
-                <w:rFonts w:ascii="宋体" w:hAnsi="宋体" w:eastAsia="宋体" w:cs="宋体"/>
+                <w:rFonts w:ascii="宋体" w:eastAsia="宋体" w:hAnsi="宋体" w:cs="宋体"/>
                 <w:sz w:val="20"/>
                 <w:szCs w:val="20"/>
               </w:rPr>
             </w:pPr>
             <w:r>
               <w:rPr>
-                <w:rFonts w:ascii="宋体" w:hAnsi="宋体" w:eastAsia="宋体" w:cs="宋体"/>
+                <w:rFonts w:ascii="宋体" w:eastAsia="宋体" w:hAnsi="宋体" w:cs="宋体"/>
                 <w:spacing w:val="7"/>
                 <w:sz w:val="20"/>
                 <w:szCs w:val="20"/>
@@ -1031,11 +1013,11 @@
               <w:adjustRightInd w:val="0"/>
               <w:snapToGrid w:val="0"/>
               <w:spacing w:before="175" w:line="228" w:lineRule="auto"/>
-              <w:ind w:left="0" w:leftChars="0" w:right="0" w:rightChars="0" w:firstLine="0" w:firstLineChars="0"/>
+              <w:ind w:left="0" w:right="0" w:firstLine="0" w:leftChars="0" w:rightChars="0" w:firstLineChars="0"/>
               <w:jc w:val="center"/>
               <w:textAlignment w:val="baseline"/>
               <w:rPr>
-                <w:rFonts w:hint="eastAsia" w:ascii="宋体" w:hAnsi="宋体" w:eastAsia="宋体" w:cs="宋体"/>
+                <w:rFonts w:ascii="宋体" w:eastAsia="宋体" w:hAnsi="宋体" w:cs="宋体" w:hint="eastAsia"/>
                 <w:spacing w:val="7"/>
                 <w:sz w:val="20"/>
                 <w:szCs w:val="20"/>
@@ -1044,7 +1026,7 @@
             </w:pPr>
             <w:r>
               <w:rPr>
-                <w:rFonts w:hint="eastAsia" w:ascii="宋体" w:hAnsi="宋体" w:cs="宋体"/>
+                <w:rFonts w:ascii="宋体" w:hAnsi="宋体" w:cs="宋体" w:hint="eastAsia"/>
                 <w:spacing w:val="7"/>
                 <w:sz w:val="20"/>
                 <w:szCs w:val="20"/>
@@ -1073,11 +1055,11 @@
               <w:adjustRightInd w:val="0"/>
               <w:snapToGrid w:val="0"/>
               <w:spacing w:before="175" w:line="228" w:lineRule="auto"/>
-              <w:ind w:left="0" w:leftChars="0" w:right="0" w:rightChars="0" w:firstLine="0" w:firstLineChars="0"/>
+              <w:ind w:left="0" w:right="0" w:firstLine="0" w:leftChars="0" w:rightChars="0" w:firstLineChars="0"/>
               <w:jc w:val="center"/>
               <w:textAlignment w:val="baseline"/>
               <w:rPr>
-                <w:rFonts w:hint="default" w:ascii="宋体" w:hAnsi="宋体" w:cs="宋体"/>
+                <w:rFonts w:ascii="宋体" w:hAnsi="宋体" w:cs="宋体" w:hint="default"/>
                 <w:spacing w:val="7"/>
                 <w:sz w:val="20"/>
                 <w:szCs w:val="20"/>
@@ -1086,7 +1068,7 @@
             </w:pPr>
             <w:r>
               <w:rPr>
-                <w:rFonts w:hint="eastAsia" w:ascii="宋体" w:hAnsi="宋体" w:cs="宋体"/>
+                <w:rFonts w:ascii="宋体" w:hAnsi="宋体" w:cs="宋体" w:hint="eastAsia"/>
                 <w:spacing w:val="7"/>
                 <w:sz w:val="20"/>
                 <w:szCs w:val="20"/>
@@ -1115,18 +1097,18 @@
               <w:adjustRightInd w:val="0"/>
               <w:snapToGrid w:val="0"/>
               <w:spacing w:before="176" w:line="229" w:lineRule="auto"/>
-              <w:ind w:left="0" w:leftChars="0" w:right="0" w:rightChars="0" w:firstLine="0" w:firstLineChars="0"/>
+              <w:ind w:left="0" w:right="0" w:firstLine="0" w:leftChars="0" w:rightChars="0" w:firstLineChars="0"/>
               <w:jc w:val="center"/>
               <w:textAlignment w:val="baseline"/>
               <w:rPr>
-                <w:rFonts w:ascii="宋体" w:hAnsi="宋体" w:eastAsia="宋体" w:cs="宋体"/>
+                <w:rFonts w:ascii="宋体" w:eastAsia="宋体" w:hAnsi="宋体" w:cs="宋体"/>
                 <w:sz w:val="20"/>
                 <w:szCs w:val="20"/>
               </w:rPr>
             </w:pPr>
             <w:r>
               <w:rPr>
-                <w:rFonts w:ascii="宋体" w:hAnsi="宋体" w:eastAsia="宋体" w:cs="宋体"/>
+                <w:rFonts w:ascii="宋体" w:eastAsia="宋体" w:hAnsi="宋体" w:cs="宋体"/>
                 <w:spacing w:val="7"/>
                 <w:sz w:val="20"/>
                 <w:szCs w:val="20"/>
@@ -1138,14 +1120,9 @@
       </w:tr>
       <w:tr>
         <w:tblPrEx>
-          <w:tblBorders>
-            <w:top w:val="single" w:color="000000" w:sz="2" w:space="0"/>
-            <w:left w:val="single" w:color="000000" w:sz="2" w:space="0"/>
-            <w:bottom w:val="single" w:color="000000" w:sz="2" w:space="0"/>
-            <w:right w:val="single" w:color="000000" w:sz="2" w:space="0"/>
-            <w:insideH w:val="single" w:color="000000" w:sz="2" w:space="0"/>
-            <w:insideV w:val="single" w:color="000000" w:sz="2" w:space="0"/>
-          </w:tblBorders>
+          <w:tblW w:w="8214" w:type="dxa"/>
+          <w:jc w:val="center"/>
+          <w:tblLayout w:type="fixed"/>
           <w:tblCellMar>
             <w:top w:w="0" w:type="dxa"/>
             <w:left w:w="0" w:type="dxa"/>
@@ -1154,7 +1131,7 @@
           </w:tblCellMar>
         </w:tblPrEx>
         <w:trPr>
-          <w:trHeight w:val="516" w:hRule="atLeast"/>
+          <w:trHeight w:val="516"/>
           <w:jc w:val="center"/>
         </w:trPr>
         <w:tc>
@@ -1177,11 +1154,11 @@
               <w:adjustRightInd w:val="0"/>
               <w:snapToGrid w:val="0"/>
               <w:spacing w:before="173" w:line="267" w:lineRule="exact"/>
-              <w:ind w:left="0" w:leftChars="0" w:right="0" w:rightChars="0" w:firstLine="0" w:firstLineChars="0"/>
+              <w:ind w:left="0" w:right="0" w:firstLine="0" w:leftChars="0" w:rightChars="0" w:firstLineChars="0"/>
               <w:jc w:val="center"/>
               <w:textAlignment w:val="baseline"/>
               <w:rPr>
-                <w:rFonts w:hint="default" w:ascii="宋体" w:hAnsi="宋体" w:eastAsia="宋体" w:cs="宋体"/>
+                <w:rFonts w:ascii="宋体" w:eastAsia="宋体" w:hAnsi="宋体" w:cs="宋体" w:hint="default"/>
                 <w:snapToGrid w:val="0"/>
                 <w:color w:val="000000"/>
                 <w:kern w:val="0"/>
@@ -1192,7 +1169,7 @@
             </w:pPr>
             <w:r>
               <w:rPr>
-                <w:rFonts w:ascii="宋体" w:hAnsi="宋体" w:eastAsia="宋体" w:cs="宋体"/>
+                <w:rFonts w:ascii="宋体" w:eastAsia="宋体" w:hAnsi="宋体" w:cs="宋体"/>
                 <w:spacing w:val="3"/>
                 <w:position w:val="1"/>
                 <w:sz w:val="20"/>
@@ -1222,11 +1199,11 @@
               <w:adjustRightInd w:val="0"/>
               <w:snapToGrid w:val="0"/>
               <w:spacing w:before="173" w:line="267" w:lineRule="exact"/>
-              <w:ind w:left="0" w:leftChars="0" w:right="0" w:rightChars="0" w:firstLine="0" w:firstLineChars="0"/>
+              <w:ind w:left="0" w:right="0" w:firstLine="0" w:leftChars="0" w:rightChars="0" w:firstLineChars="0"/>
               <w:jc w:val="center"/>
               <w:textAlignment w:val="baseline"/>
               <w:rPr>
-                <w:rFonts w:ascii="宋体" w:hAnsi="宋体" w:eastAsia="宋体" w:cs="宋体"/>
+                <w:rFonts w:ascii="宋体" w:eastAsia="宋体" w:hAnsi="宋体" w:cs="宋体"/>
                 <w:snapToGrid w:val="0"/>
                 <w:color w:val="000000"/>
                 <w:kern w:val="0"/>
@@ -1237,7 +1214,7 @@
             </w:pPr>
             <w:r>
               <w:rPr>
-                <w:rFonts w:ascii="宋体" w:hAnsi="宋体" w:eastAsia="宋体" w:cs="宋体"/>
+                <w:rFonts w:ascii="宋体" w:eastAsia="宋体" w:hAnsi="宋体" w:cs="宋体"/>
                 <w:spacing w:val="4"/>
                 <w:position w:val="1"/>
                 <w:sz w:val="20"/>
@@ -1267,11 +1244,11 @@
               <w:adjustRightInd w:val="0"/>
               <w:snapToGrid w:val="0"/>
               <w:spacing w:before="172" w:line="228" w:lineRule="auto"/>
-              <w:ind w:left="0" w:leftChars="0" w:right="0" w:rightChars="0" w:firstLine="0" w:firstLineChars="0"/>
+              <w:ind w:left="0" w:right="0" w:firstLine="0" w:leftChars="0" w:rightChars="0" w:firstLineChars="0"/>
               <w:jc w:val="center"/>
               <w:textAlignment w:val="baseline"/>
               <w:rPr>
-                <w:rFonts w:ascii="宋体" w:hAnsi="宋体" w:eastAsia="宋体" w:cs="宋体"/>
+                <w:rFonts w:ascii="宋体" w:eastAsia="宋体" w:hAnsi="宋体" w:cs="宋体"/>
                 <w:snapToGrid w:val="0"/>
                 <w:color w:val="000000"/>
                 <w:kern w:val="0"/>
@@ -1282,7 +1259,7 @@
             </w:pPr>
             <w:r>
               <w:rPr>
-                <w:rFonts w:ascii="宋体" w:hAnsi="宋体" w:eastAsia="宋体" w:cs="宋体"/>
+                <w:rFonts w:ascii="宋体" w:eastAsia="宋体" w:hAnsi="宋体" w:cs="宋体"/>
                 <w:spacing w:val="200"/>
                 <w:kern w:val="0"/>
                 <w:sz w:val="20"/>
@@ -1292,7 +1269,7 @@
             </w:r>
             <w:r>
               <w:rPr>
-                <w:rFonts w:ascii="宋体" w:hAnsi="宋体" w:eastAsia="宋体" w:cs="宋体"/>
+                <w:rFonts w:ascii="宋体" w:eastAsia="宋体" w:hAnsi="宋体" w:cs="宋体"/>
                 <w:spacing w:val="0"/>
                 <w:kern w:val="0"/>
                 <w:sz w:val="20"/>
@@ -1322,11 +1299,11 @@
               <w:adjustRightInd w:val="0"/>
               <w:snapToGrid w:val="0"/>
               <w:spacing w:before="172" w:line="228" w:lineRule="auto"/>
-              <w:ind w:left="0" w:leftChars="0" w:right="0" w:rightChars="0" w:firstLine="0" w:firstLineChars="0"/>
+              <w:ind w:left="0" w:right="0" w:firstLine="0" w:leftChars="0" w:rightChars="0" w:firstLineChars="0"/>
               <w:jc w:val="center"/>
               <w:textAlignment w:val="baseline"/>
               <w:rPr>
-                <w:rFonts w:ascii="宋体" w:hAnsi="宋体" w:eastAsia="宋体" w:cs="宋体"/>
+                <w:rFonts w:ascii="宋体" w:eastAsia="宋体" w:hAnsi="宋体" w:cs="宋体"/>
                 <w:snapToGrid w:val="0"/>
                 <w:color w:val="000000"/>
                 <w:spacing w:val="200"/>
@@ -1338,14 +1315,14 @@
             </w:pPr>
             <w:r>
               <w:rPr>
-                <w:rFonts w:hint="eastAsia" w:ascii="宋体" w:hAnsi="宋体" w:cs="宋体"/>
+                <w:rFonts w:ascii="宋体" w:hAnsi="宋体" w:cs="宋体" w:hint="eastAsia"/>
                 <w:spacing w:val="200"/>
                 <w:kern w:val="0"/>
                 <w:sz w:val="20"/>
                 <w:szCs w:val="20"/>
                 <w:lang w:val="en-US" w:eastAsia="zh-CN"/>
               </w:rPr>
-              <w:t>程方</w:t>
+              <w:t>强宇涛</w:t>
             </w:r>
           </w:p>
         </w:tc>
@@ -1369,11 +1346,11 @@
               <w:adjustRightInd w:val="0"/>
               <w:snapToGrid w:val="0"/>
               <w:spacing w:before="173" w:line="229" w:lineRule="auto"/>
-              <w:ind w:left="0" w:leftChars="0" w:right="0" w:rightChars="0" w:firstLine="0" w:firstLineChars="0"/>
+              <w:ind w:left="0" w:right="0" w:firstLine="0" w:leftChars="0" w:rightChars="0" w:firstLineChars="0"/>
               <w:jc w:val="center"/>
               <w:textAlignment w:val="baseline"/>
               <w:rPr>
-                <w:rFonts w:ascii="宋体" w:hAnsi="宋体" w:eastAsia="宋体" w:cs="宋体"/>
+                <w:rFonts w:ascii="宋体" w:eastAsia="宋体" w:hAnsi="宋体" w:cs="宋体"/>
                 <w:snapToGrid w:val="0"/>
                 <w:color w:val="000000"/>
                 <w:spacing w:val="200"/>
@@ -1385,14 +1362,14 @@
             </w:pPr>
             <w:r>
               <w:rPr>
-                <w:rFonts w:hint="eastAsia" w:asciiTheme="minorAscii" w:hAnsiTheme="minorAscii" w:eastAsiaTheme="minorEastAsia"/>
+                <w:rFonts w:asciiTheme="minorAscii" w:eastAsiaTheme="minorEastAsia" w:hAnsiTheme="minorAscii" w:hint="eastAsia"/>
                 <w:spacing w:val="0"/>
                 <w:kern w:val="0"/>
                 <w:sz w:val="21"/>
                 <w:vertAlign w:val="baseline"/>
                 <w:lang w:val="en-US" w:eastAsia="zh-CN"/>
               </w:rPr>
-              <w:t>茅建根</w:t>
+              <w:t>陈凯</w:t>
             </w:r>
           </w:p>
         </w:tc>
@@ -1416,11 +1393,11 @@
               <w:adjustRightInd w:val="0"/>
               <w:snapToGrid w:val="0"/>
               <w:spacing w:before="173" w:line="229" w:lineRule="auto"/>
-              <w:ind w:left="0" w:leftChars="0" w:right="0" w:rightChars="0" w:firstLine="0" w:firstLineChars="0"/>
+              <w:ind w:left="0" w:right="0" w:firstLine="0" w:leftChars="0" w:rightChars="0" w:firstLineChars="0"/>
               <w:jc w:val="center"/>
               <w:textAlignment w:val="baseline"/>
               <w:rPr>
-                <w:rFonts w:ascii="宋体" w:hAnsi="宋体" w:eastAsia="宋体" w:cs="宋体"/>
+                <w:rFonts w:ascii="宋体" w:eastAsia="宋体" w:hAnsi="宋体" w:cs="宋体"/>
                 <w:snapToGrid w:val="0"/>
                 <w:color w:val="000000"/>
                 <w:kern w:val="0"/>
@@ -1431,7 +1408,7 @@
             </w:pPr>
             <w:r>
               <w:rPr>
-                <w:rFonts w:hint="eastAsia" w:asciiTheme="minorAscii" w:hAnsiTheme="minorAscii" w:eastAsiaTheme="minorEastAsia"/>
+                <w:rFonts w:asciiTheme="minorAscii" w:eastAsiaTheme="minorEastAsia" w:hAnsiTheme="minorAscii" w:hint="eastAsia"/>
                 <w:spacing w:val="0"/>
                 <w:kern w:val="0"/>
                 <w:sz w:val="21"/>
@@ -1445,14 +1422,9 @@
       </w:tr>
       <w:tr>
         <w:tblPrEx>
-          <w:tblBorders>
-            <w:top w:val="single" w:color="000000" w:sz="2" w:space="0"/>
-            <w:left w:val="single" w:color="000000" w:sz="2" w:space="0"/>
-            <w:bottom w:val="single" w:color="000000" w:sz="2" w:space="0"/>
-            <w:right w:val="single" w:color="000000" w:sz="2" w:space="0"/>
-            <w:insideH w:val="single" w:color="000000" w:sz="2" w:space="0"/>
-            <w:insideV w:val="single" w:color="000000" w:sz="2" w:space="0"/>
-          </w:tblBorders>
+          <w:tblW w:w="8214" w:type="dxa"/>
+          <w:jc w:val="center"/>
+          <w:tblLayout w:type="fixed"/>
           <w:tblCellMar>
             <w:top w:w="0" w:type="dxa"/>
             <w:left w:w="0" w:type="dxa"/>
@@ -1461,7 +1433,7 @@
           </w:tblCellMar>
         </w:tblPrEx>
         <w:trPr>
-          <w:trHeight w:val="556" w:hRule="atLeast"/>
+          <w:trHeight w:val="556"/>
           <w:jc w:val="center"/>
         </w:trPr>
         <w:tc>
@@ -1484,11 +1456,11 @@
               <w:adjustRightInd w:val="0"/>
               <w:snapToGrid w:val="0"/>
               <w:spacing w:before="173" w:line="267" w:lineRule="exact"/>
-              <w:ind w:left="0" w:leftChars="0" w:right="0" w:rightChars="0" w:firstLine="0" w:firstLineChars="0"/>
+              <w:ind w:left="0" w:right="0" w:firstLine="0" w:leftChars="0" w:rightChars="0" w:firstLineChars="0"/>
               <w:jc w:val="center"/>
               <w:textAlignment w:val="baseline"/>
               <w:rPr>
-                <w:rFonts w:ascii="Arial" w:hAnsi="Arial" w:eastAsia="宋体" w:cs="Arial"/>
+                <w:rFonts w:ascii="Arial" w:eastAsia="宋体" w:hAnsi="Arial" w:cs="Arial"/>
                 <w:snapToGrid w:val="0"/>
                 <w:color w:val="000000"/>
                 <w:kern w:val="0"/>
@@ -1499,7 +1471,7 @@
             </w:pPr>
             <w:r>
               <w:rPr>
-                <w:rFonts w:ascii="宋体" w:hAnsi="宋体" w:eastAsia="宋体" w:cs="宋体"/>
+                <w:rFonts w:ascii="宋体" w:eastAsia="宋体" w:hAnsi="宋体" w:cs="宋体"/>
                 <w:spacing w:val="3"/>
                 <w:position w:val="1"/>
                 <w:sz w:val="20"/>
@@ -1509,7 +1481,7 @@
             </w:r>
             <w:r>
               <w:rPr>
-                <w:rFonts w:hint="eastAsia" w:ascii="宋体" w:hAnsi="宋体" w:cs="宋体"/>
+                <w:rFonts w:ascii="宋体" w:hAnsi="宋体" w:cs="宋体" w:hint="eastAsia"/>
                 <w:spacing w:val="3"/>
                 <w:position w:val="1"/>
                 <w:sz w:val="20"/>
@@ -1540,11 +1512,11 @@
               <w:adjustRightInd w:val="0"/>
               <w:snapToGrid w:val="0"/>
               <w:spacing w:before="173" w:line="267" w:lineRule="exact"/>
-              <w:ind w:left="0" w:leftChars="0" w:right="0" w:rightChars="0" w:firstLine="0" w:firstLineChars="0"/>
+              <w:ind w:left="0" w:right="0" w:firstLine="0" w:leftChars="0" w:rightChars="0" w:firstLineChars="0"/>
               <w:jc w:val="center"/>
               <w:textAlignment w:val="baseline"/>
               <w:rPr>
-                <w:rFonts w:ascii="Arial" w:hAnsi="Arial" w:eastAsia="宋体" w:cs="Arial"/>
+                <w:rFonts w:ascii="Arial" w:eastAsia="宋体" w:hAnsi="Arial" w:cs="Arial"/>
                 <w:snapToGrid w:val="0"/>
                 <w:color w:val="000000"/>
                 <w:kern w:val="0"/>
@@ -1555,34 +1527,13 @@
             </w:pPr>
             <w:r>
               <w:rPr>
-                <w:rFonts w:ascii="宋体" w:hAnsi="宋体" w:eastAsia="宋体" w:cs="宋体"/>
+                <w:rFonts w:ascii="宋体" w:eastAsia="宋体" w:hAnsi="宋体" w:cs="宋体"/>
                 <w:spacing w:val="4"/>
                 <w:position w:val="1"/>
                 <w:sz w:val="20"/>
                 <w:szCs w:val="20"/>
               </w:rPr>
-              <w:t>V</w:t>
-            </w:r>
-            <w:r>
-              <w:rPr>
-                <w:rFonts w:hint="eastAsia" w:ascii="宋体" w:hAnsi="宋体" w:cs="宋体"/>
-                <w:spacing w:val="4"/>
-                <w:position w:val="1"/>
-                <w:sz w:val="20"/>
-                <w:szCs w:val="20"/>
-                <w:lang w:val="en-US" w:eastAsia="zh-CN"/>
-              </w:rPr>
-              <w:t>2</w:t>
-            </w:r>
-            <w:r>
-              <w:rPr>
-                <w:rFonts w:ascii="宋体" w:hAnsi="宋体" w:eastAsia="宋体" w:cs="宋体"/>
-                <w:spacing w:val="4"/>
-                <w:position w:val="1"/>
-                <w:sz w:val="20"/>
-                <w:szCs w:val="20"/>
-              </w:rPr>
-              <w:t>.0</w:t>
+              <w:t>V1.0</w:t>
             </w:r>
           </w:p>
         </w:tc>
@@ -1606,11 +1557,11 @@
               <w:adjustRightInd w:val="0"/>
               <w:snapToGrid w:val="0"/>
               <w:spacing w:before="172" w:line="228" w:lineRule="auto"/>
-              <w:ind w:left="0" w:leftChars="0" w:right="0" w:rightChars="0" w:firstLine="0" w:firstLineChars="0"/>
+              <w:ind w:left="0" w:right="0" w:firstLine="0" w:leftChars="0" w:rightChars="0" w:firstLineChars="0"/>
               <w:jc w:val="center"/>
               <w:textAlignment w:val="baseline"/>
               <w:rPr>
-                <w:rFonts w:hint="default" w:ascii="Arial" w:hAnsi="Arial" w:eastAsia="宋体" w:cs="Arial"/>
+                <w:rFonts w:ascii="Arial" w:eastAsia="宋体" w:hAnsi="Arial" w:cs="Arial" w:hint="default"/>
                 <w:snapToGrid w:val="0"/>
                 <w:color w:val="000000"/>
                 <w:kern w:val="0"/>
@@ -1626,8 +1577,8 @@
               </w:rPr>
               <w:t>修订与其他流程的接口</w:t>
             </w:r>
-            <w:bookmarkStart w:id="19" w:name="_GoBack"/>
-            <w:bookmarkEnd w:id="19"/>
+            <w:bookmarkStart w:id="2" w:name="_GoBack"/>
+            <w:bookmarkEnd w:id="2"/>
           </w:p>
         </w:tc>
         <w:tc>
@@ -1650,11 +1601,11 @@
               <w:adjustRightInd w:val="0"/>
               <w:snapToGrid w:val="0"/>
               <w:spacing w:before="172" w:line="228" w:lineRule="auto"/>
-              <w:ind w:left="0" w:leftChars="0" w:right="0" w:rightChars="0" w:firstLine="0" w:firstLineChars="0"/>
+              <w:ind w:left="0" w:right="0" w:firstLine="0" w:leftChars="0" w:rightChars="0" w:firstLineChars="0"/>
               <w:jc w:val="center"/>
               <w:textAlignment w:val="baseline"/>
               <w:rPr>
-                <w:rFonts w:ascii="Arial" w:hAnsi="Arial" w:eastAsia="宋体" w:cs="Arial"/>
+                <w:rFonts w:ascii="Arial" w:eastAsia="宋体" w:hAnsi="Arial" w:cs="Arial"/>
                 <w:snapToGrid w:val="0"/>
                 <w:color w:val="000000"/>
                 <w:kern w:val="0"/>
@@ -1665,14 +1616,14 @@
             </w:pPr>
             <w:r>
               <w:rPr>
-                <w:rFonts w:hint="eastAsia" w:ascii="宋体" w:hAnsi="宋体" w:cs="宋体"/>
+                <w:rFonts w:ascii="宋体" w:hAnsi="宋体" w:cs="宋体" w:hint="eastAsia"/>
                 <w:spacing w:val="200"/>
                 <w:kern w:val="0"/>
                 <w:sz w:val="20"/>
                 <w:szCs w:val="20"/>
                 <w:lang w:val="en-US" w:eastAsia="zh-CN"/>
               </w:rPr>
-              <w:t>程方</w:t>
+              <w:t>强宇涛</w:t>
             </w:r>
           </w:p>
         </w:tc>
@@ -1696,11 +1647,11 @@
               <w:adjustRightInd w:val="0"/>
               <w:snapToGrid w:val="0"/>
               <w:spacing w:before="173" w:line="229" w:lineRule="auto"/>
-              <w:ind w:left="0" w:leftChars="0" w:right="0" w:rightChars="0" w:firstLine="0" w:firstLineChars="0"/>
+              <w:ind w:left="0" w:right="0" w:firstLine="0" w:leftChars="0" w:rightChars="0" w:firstLineChars="0"/>
               <w:jc w:val="center"/>
               <w:textAlignment w:val="baseline"/>
               <w:rPr>
-                <w:rFonts w:ascii="Arial" w:hAnsi="Arial" w:eastAsia="宋体" w:cs="Arial"/>
+                <w:rFonts w:ascii="Arial" w:eastAsia="宋体" w:hAnsi="Arial" w:cs="Arial"/>
                 <w:snapToGrid w:val="0"/>
                 <w:color w:val="000000"/>
                 <w:kern w:val="0"/>
@@ -1711,14 +1662,14 @@
             </w:pPr>
             <w:r>
               <w:rPr>
-                <w:rFonts w:hint="eastAsia" w:asciiTheme="minorAscii" w:hAnsiTheme="minorAscii" w:eastAsiaTheme="minorEastAsia"/>
+                <w:rFonts w:asciiTheme="minorAscii" w:eastAsiaTheme="minorEastAsia" w:hAnsiTheme="minorAscii" w:hint="eastAsia"/>
                 <w:spacing w:val="0"/>
                 <w:kern w:val="0"/>
                 <w:sz w:val="21"/>
                 <w:vertAlign w:val="baseline"/>
                 <w:lang w:val="en-US" w:eastAsia="zh-CN"/>
               </w:rPr>
-              <w:t>茅建根</w:t>
+              <w:t>陈凯</w:t>
             </w:r>
           </w:p>
         </w:tc>
@@ -1742,11 +1693,11 @@
               <w:adjustRightInd w:val="0"/>
               <w:snapToGrid w:val="0"/>
               <w:spacing w:before="173" w:line="229" w:lineRule="auto"/>
-              <w:ind w:left="0" w:leftChars="0" w:right="0" w:rightChars="0" w:firstLine="0" w:firstLineChars="0"/>
+              <w:ind w:left="0" w:right="0" w:firstLine="0" w:leftChars="0" w:rightChars="0" w:firstLineChars="0"/>
               <w:jc w:val="center"/>
               <w:textAlignment w:val="baseline"/>
               <w:rPr>
-                <w:rFonts w:ascii="Arial" w:hAnsi="Arial" w:eastAsia="宋体" w:cs="Arial"/>
+                <w:rFonts w:ascii="Arial" w:eastAsia="宋体" w:hAnsi="Arial" w:cs="Arial"/>
                 <w:snapToGrid w:val="0"/>
                 <w:color w:val="000000"/>
                 <w:kern w:val="0"/>
@@ -1757,7 +1708,7 @@
             </w:pPr>
             <w:r>
               <w:rPr>
-                <w:rFonts w:hint="eastAsia" w:asciiTheme="minorAscii" w:hAnsiTheme="minorAscii" w:eastAsiaTheme="minorEastAsia"/>
+                <w:rFonts w:asciiTheme="minorAscii" w:eastAsiaTheme="minorEastAsia" w:hAnsiTheme="minorAscii" w:hint="eastAsia"/>
                 <w:spacing w:val="0"/>
                 <w:kern w:val="0"/>
                 <w:sz w:val="21"/>
@@ -1771,14 +1722,9 @@
       </w:tr>
       <w:tr>
         <w:tblPrEx>
-          <w:tblBorders>
-            <w:top w:val="single" w:color="000000" w:sz="2" w:space="0"/>
-            <w:left w:val="single" w:color="000000" w:sz="2" w:space="0"/>
-            <w:bottom w:val="single" w:color="000000" w:sz="2" w:space="0"/>
-            <w:right w:val="single" w:color="000000" w:sz="2" w:space="0"/>
-            <w:insideH w:val="single" w:color="000000" w:sz="2" w:space="0"/>
-            <w:insideV w:val="single" w:color="000000" w:sz="2" w:space="0"/>
-          </w:tblBorders>
+          <w:tblW w:w="8214" w:type="dxa"/>
+          <w:jc w:val="center"/>
+          <w:tblLayout w:type="fixed"/>
           <w:tblCellMar>
             <w:top w:w="0" w:type="dxa"/>
             <w:left w:w="0" w:type="dxa"/>
@@ -1787,7 +1733,7 @@
           </w:tblCellMar>
         </w:tblPrEx>
         <w:trPr>
-          <w:trHeight w:val="556" w:hRule="atLeast"/>
+          <w:trHeight w:val="556"/>
           <w:jc w:val="center"/>
         </w:trPr>
         <w:tc>
@@ -1796,7 +1742,7 @@
           </w:tcPr>
           <w:p>
             <w:pPr>
-              <w:pStyle w:val="27"/>
+              <w:pStyle w:val="TableText"/>
               <w:keepNext w:val="0"/>
               <w:keepLines w:val="0"/>
               <w:pageBreakBefore w:val="0"/>
@@ -1809,7 +1755,7 @@
               <w:bidi w:val="0"/>
               <w:adjustRightInd w:val="0"/>
               <w:snapToGrid w:val="0"/>
-              <w:ind w:left="0" w:leftChars="0" w:right="0" w:rightChars="0" w:firstLine="0" w:firstLineChars="0"/>
+              <w:ind w:left="0" w:right="0" w:firstLine="0" w:leftChars="0" w:rightChars="0" w:firstLineChars="0"/>
               <w:jc w:val="center"/>
               <w:textAlignment w:val="baseline"/>
             </w:pPr>
@@ -1821,7 +1767,7 @@
           </w:tcPr>
           <w:p>
             <w:pPr>
-              <w:pStyle w:val="27"/>
+              <w:pStyle w:val="TableText"/>
               <w:keepNext w:val="0"/>
               <w:keepLines w:val="0"/>
               <w:pageBreakBefore w:val="0"/>
@@ -1834,7 +1780,7 @@
               <w:bidi w:val="0"/>
               <w:adjustRightInd w:val="0"/>
               <w:snapToGrid w:val="0"/>
-              <w:ind w:left="0" w:leftChars="0" w:right="0" w:rightChars="0" w:firstLine="0" w:firstLineChars="0"/>
+              <w:ind w:left="0" w:right="0" w:firstLine="0" w:leftChars="0" w:rightChars="0" w:firstLineChars="0"/>
               <w:jc w:val="center"/>
               <w:textAlignment w:val="baseline"/>
             </w:pPr>
@@ -1846,7 +1792,7 @@
           </w:tcPr>
           <w:p>
             <w:pPr>
-              <w:pStyle w:val="27"/>
+              <w:pStyle w:val="TableText"/>
               <w:keepNext w:val="0"/>
               <w:keepLines w:val="0"/>
               <w:pageBreakBefore w:val="0"/>
@@ -1859,7 +1805,7 @@
               <w:bidi w:val="0"/>
               <w:adjustRightInd w:val="0"/>
               <w:snapToGrid w:val="0"/>
-              <w:ind w:left="0" w:leftChars="0" w:right="0" w:rightChars="0" w:firstLine="0" w:firstLineChars="0"/>
+              <w:ind w:left="0" w:right="0" w:firstLine="0" w:leftChars="0" w:rightChars="0" w:firstLineChars="0"/>
               <w:jc w:val="center"/>
               <w:textAlignment w:val="baseline"/>
             </w:pPr>
@@ -1871,7 +1817,7 @@
           </w:tcPr>
           <w:p>
             <w:pPr>
-              <w:pStyle w:val="27"/>
+              <w:pStyle w:val="TableText"/>
               <w:keepNext w:val="0"/>
               <w:keepLines w:val="0"/>
               <w:pageBreakBefore w:val="0"/>
@@ -1884,7 +1830,7 @@
               <w:bidi w:val="0"/>
               <w:adjustRightInd w:val="0"/>
               <w:snapToGrid w:val="0"/>
-              <w:ind w:left="0" w:leftChars="0" w:right="0" w:rightChars="0" w:firstLine="0" w:firstLineChars="0"/>
+              <w:ind w:left="0" w:right="0" w:firstLine="0" w:leftChars="0" w:rightChars="0" w:firstLineChars="0"/>
               <w:jc w:val="center"/>
               <w:textAlignment w:val="baseline"/>
             </w:pPr>
@@ -1896,7 +1842,7 @@
           </w:tcPr>
           <w:p>
             <w:pPr>
-              <w:pStyle w:val="27"/>
+              <w:pStyle w:val="TableText"/>
               <w:keepNext w:val="0"/>
               <w:keepLines w:val="0"/>
               <w:pageBreakBefore w:val="0"/>
@@ -1909,7 +1855,7 @@
               <w:bidi w:val="0"/>
               <w:adjustRightInd w:val="0"/>
               <w:snapToGrid w:val="0"/>
-              <w:ind w:left="0" w:leftChars="0" w:right="0" w:rightChars="0" w:firstLine="0" w:firstLineChars="0"/>
+              <w:ind w:left="0" w:right="0" w:firstLine="0" w:leftChars="0" w:rightChars="0" w:firstLineChars="0"/>
               <w:jc w:val="center"/>
               <w:textAlignment w:val="baseline"/>
             </w:pPr>
@@ -1921,7 +1867,7 @@
           </w:tcPr>
           <w:p>
             <w:pPr>
-              <w:pStyle w:val="27"/>
+              <w:pStyle w:val="TableText"/>
               <w:keepNext w:val="0"/>
               <w:keepLines w:val="0"/>
               <w:pageBreakBefore w:val="0"/>
@@ -1934,7 +1880,7 @@
               <w:bidi w:val="0"/>
               <w:adjustRightInd w:val="0"/>
               <w:snapToGrid w:val="0"/>
-              <w:ind w:left="0" w:leftChars="0" w:right="0" w:rightChars="0" w:firstLine="0" w:firstLineChars="0"/>
+              <w:ind w:left="0" w:right="0" w:firstLine="0" w:leftChars="0" w:rightChars="0" w:firstLineChars="0"/>
               <w:jc w:val="center"/>
               <w:textAlignment w:val="baseline"/>
             </w:pPr>
@@ -1943,14 +1889,9 @@
       </w:tr>
       <w:tr>
         <w:tblPrEx>
-          <w:tblBorders>
-            <w:top w:val="single" w:color="000000" w:sz="2" w:space="0"/>
-            <w:left w:val="single" w:color="000000" w:sz="2" w:space="0"/>
-            <w:bottom w:val="single" w:color="000000" w:sz="2" w:space="0"/>
-            <w:right w:val="single" w:color="000000" w:sz="2" w:space="0"/>
-            <w:insideH w:val="single" w:color="000000" w:sz="2" w:space="0"/>
-            <w:insideV w:val="single" w:color="000000" w:sz="2" w:space="0"/>
-          </w:tblBorders>
+          <w:tblW w:w="8214" w:type="dxa"/>
+          <w:jc w:val="center"/>
+          <w:tblLayout w:type="fixed"/>
           <w:tblCellMar>
             <w:top w:w="0" w:type="dxa"/>
             <w:left w:w="0" w:type="dxa"/>
@@ -1959,7 +1900,7 @@
           </w:tblCellMar>
         </w:tblPrEx>
         <w:trPr>
-          <w:trHeight w:val="557" w:hRule="atLeast"/>
+          <w:trHeight w:val="557"/>
           <w:jc w:val="center"/>
         </w:trPr>
         <w:tc>
@@ -1968,7 +1909,7 @@
           </w:tcPr>
           <w:p>
             <w:pPr>
-              <w:pStyle w:val="27"/>
+              <w:pStyle w:val="TableText"/>
               <w:keepNext w:val="0"/>
               <w:keepLines w:val="0"/>
               <w:pageBreakBefore w:val="0"/>
@@ -1981,7 +1922,7 @@
               <w:bidi w:val="0"/>
               <w:adjustRightInd w:val="0"/>
               <w:snapToGrid w:val="0"/>
-              <w:ind w:left="0" w:leftChars="0" w:right="0" w:rightChars="0" w:firstLine="0" w:firstLineChars="0"/>
+              <w:ind w:left="0" w:right="0" w:firstLine="0" w:leftChars="0" w:rightChars="0" w:firstLineChars="0"/>
               <w:jc w:val="center"/>
               <w:textAlignment w:val="baseline"/>
             </w:pPr>
@@ -1993,7 +1934,7 @@
           </w:tcPr>
           <w:p>
             <w:pPr>
-              <w:pStyle w:val="27"/>
+              <w:pStyle w:val="TableText"/>
               <w:keepNext w:val="0"/>
               <w:keepLines w:val="0"/>
               <w:pageBreakBefore w:val="0"/>
@@ -2006,7 +1947,7 @@
               <w:bidi w:val="0"/>
               <w:adjustRightInd w:val="0"/>
               <w:snapToGrid w:val="0"/>
-              <w:ind w:left="0" w:leftChars="0" w:right="0" w:rightChars="0" w:firstLine="0" w:firstLineChars="0"/>
+              <w:ind w:left="0" w:right="0" w:firstLine="0" w:leftChars="0" w:rightChars="0" w:firstLineChars="0"/>
               <w:jc w:val="center"/>
               <w:textAlignment w:val="baseline"/>
             </w:pPr>
@@ -2018,7 +1959,7 @@
           </w:tcPr>
           <w:p>
             <w:pPr>
-              <w:pStyle w:val="27"/>
+              <w:pStyle w:val="TableText"/>
               <w:keepNext w:val="0"/>
               <w:keepLines w:val="0"/>
               <w:pageBreakBefore w:val="0"/>
@@ -2031,7 +1972,7 @@
               <w:bidi w:val="0"/>
               <w:adjustRightInd w:val="0"/>
               <w:snapToGrid w:val="0"/>
-              <w:ind w:left="0" w:leftChars="0" w:right="0" w:rightChars="0" w:firstLine="0" w:firstLineChars="0"/>
+              <w:ind w:left="0" w:right="0" w:firstLine="0" w:leftChars="0" w:rightChars="0" w:firstLineChars="0"/>
               <w:jc w:val="center"/>
               <w:textAlignment w:val="baseline"/>
             </w:pPr>
@@ -2043,7 +1984,7 @@
           </w:tcPr>
           <w:p>
             <w:pPr>
-              <w:pStyle w:val="27"/>
+              <w:pStyle w:val="TableText"/>
               <w:keepNext w:val="0"/>
               <w:keepLines w:val="0"/>
               <w:pageBreakBefore w:val="0"/>
@@ -2056,7 +1997,7 @@
               <w:bidi w:val="0"/>
               <w:adjustRightInd w:val="0"/>
               <w:snapToGrid w:val="0"/>
-              <w:ind w:left="0" w:leftChars="0" w:right="0" w:rightChars="0" w:firstLine="0" w:firstLineChars="0"/>
+              <w:ind w:left="0" w:right="0" w:firstLine="0" w:leftChars="0" w:rightChars="0" w:firstLineChars="0"/>
               <w:jc w:val="center"/>
               <w:textAlignment w:val="baseline"/>
             </w:pPr>
@@ -2068,7 +2009,7 @@
           </w:tcPr>
           <w:p>
             <w:pPr>
-              <w:pStyle w:val="27"/>
+              <w:pStyle w:val="TableText"/>
               <w:keepNext w:val="0"/>
               <w:keepLines w:val="0"/>
               <w:pageBreakBefore w:val="0"/>
@@ -2081,7 +2022,7 @@
               <w:bidi w:val="0"/>
               <w:adjustRightInd w:val="0"/>
               <w:snapToGrid w:val="0"/>
-              <w:ind w:left="0" w:leftChars="0" w:right="0" w:rightChars="0" w:firstLine="0" w:firstLineChars="0"/>
+              <w:ind w:left="0" w:right="0" w:firstLine="0" w:leftChars="0" w:rightChars="0" w:firstLineChars="0"/>
               <w:jc w:val="center"/>
               <w:textAlignment w:val="baseline"/>
             </w:pPr>
@@ -2093,7 +2034,7 @@
           </w:tcPr>
           <w:p>
             <w:pPr>
-              <w:pStyle w:val="27"/>
+              <w:pStyle w:val="TableText"/>
               <w:keepNext w:val="0"/>
               <w:keepLines w:val="0"/>
               <w:pageBreakBefore w:val="0"/>
@@ -2106,7 +2047,7 @@
               <w:bidi w:val="0"/>
               <w:adjustRightInd w:val="0"/>
               <w:snapToGrid w:val="0"/>
-              <w:ind w:left="0" w:leftChars="0" w:right="0" w:rightChars="0" w:firstLine="0" w:firstLineChars="0"/>
+              <w:ind w:left="0" w:right="0" w:firstLine="0" w:leftChars="0" w:rightChars="0" w:firstLineChars="0"/>
               <w:jc w:val="center"/>
               <w:textAlignment w:val="baseline"/>
             </w:pPr>
@@ -2137,7 +2078,7 @@
     <w:sdt>
       <w:sdtPr>
         <w:rPr>
-          <w:rFonts w:ascii="宋体" w:hAnsi="宋体" w:eastAsia="宋体" w:cs="Arial"/>
+          <w:rFonts w:ascii="宋体" w:eastAsia="宋体" w:hAnsi="宋体" w:cs="Arial"/>
           <w:snapToGrid w:val="0"/>
           <w:color w:val="000000"/>
           <w:kern w:val="0"/>
@@ -2153,7 +2094,7 @@
       </w:sdtPr>
       <w:sdtEndPr>
         <w:rPr>
-          <w:rFonts w:hint="eastAsia" w:ascii="宋体" w:hAnsi="宋体" w:eastAsia="宋体" w:cs="宋体"/>
+          <w:rFonts w:ascii="宋体" w:eastAsia="宋体" w:hAnsi="宋体" w:cs="宋体" w:hint="eastAsia"/>
           <w:snapToGrid w:val="0"/>
           <w:color w:val="000000"/>
           <w:kern w:val="0"/>
@@ -2178,18 +2119,18 @@
             <w:adjustRightInd w:val="0"/>
             <w:snapToGrid w:val="0"/>
             <w:spacing w:before="0" w:beforeLines="0" w:after="0" w:afterLines="0" w:line="240" w:lineRule="auto"/>
-            <w:ind w:left="0" w:leftChars="0" w:right="0" w:rightChars="0" w:firstLine="0" w:firstLineChars="0"/>
+            <w:ind w:left="0" w:right="0" w:firstLine="0" w:leftChars="0" w:rightChars="0" w:firstLineChars="0"/>
             <w:jc w:val="center"/>
             <w:textAlignment w:val="baseline"/>
             <w:rPr>
-              <w:rFonts w:hint="eastAsia" w:ascii="宋体" w:hAnsi="宋体" w:eastAsia="宋体" w:cs="宋体"/>
+              <w:rFonts w:ascii="宋体" w:eastAsia="宋体" w:hAnsi="宋体" w:cs="宋体" w:hint="eastAsia"/>
               <w:sz w:val="24"/>
               <w:szCs w:val="24"/>
             </w:rPr>
           </w:pPr>
           <w:r>
             <w:rPr>
-              <w:rFonts w:hint="eastAsia" w:ascii="宋体" w:hAnsi="宋体" w:eastAsia="宋体" w:cs="宋体"/>
+              <w:rFonts w:ascii="宋体" w:eastAsia="宋体" w:hAnsi="宋体" w:cs="宋体" w:hint="eastAsia"/>
               <w:sz w:val="24"/>
               <w:szCs w:val="24"/>
             </w:rPr>
@@ -2198,14 +2139,14 @@
         </w:p>
         <w:p>
           <w:pPr>
-            <w:pStyle w:val="16"/>
+            <w:pStyle w:val="TOC1"/>
             <w:tabs>
               <w:tab w:val="right" w:leader="dot" w:pos="8306"/>
             </w:tabs>
           </w:pPr>
           <w:r>
             <w:rPr>
-              <w:rFonts w:hint="eastAsia" w:ascii="宋体" w:hAnsi="宋体" w:eastAsia="宋体" w:cs="宋体"/>
+              <w:rFonts w:ascii="宋体" w:eastAsia="宋体" w:hAnsi="宋体" w:cs="宋体" w:hint="eastAsia"/>
               <w:sz w:val="24"/>
               <w:szCs w:val="24"/>
             </w:rPr>
@@ -2213,7 +2154,7 @@
           </w:r>
           <w:r>
             <w:rPr>
-              <w:rFonts w:hint="eastAsia" w:ascii="宋体" w:hAnsi="宋体" w:eastAsia="宋体" w:cs="宋体"/>
+              <w:rFonts w:ascii="宋体" w:eastAsia="宋体" w:hAnsi="宋体" w:cs="宋体" w:hint="eastAsia"/>
               <w:sz w:val="24"/>
               <w:szCs w:val="24"/>
             </w:rPr>
@@ -2221,7 +2162,7 @@
           </w:r>
           <w:r>
             <w:rPr>
-              <w:rFonts w:hint="eastAsia" w:ascii="宋体" w:hAnsi="宋体" w:eastAsia="宋体" w:cs="宋体"/>
+              <w:rFonts w:ascii="宋体" w:eastAsia="宋体" w:hAnsi="宋体" w:cs="宋体" w:hint="eastAsia"/>
               <w:sz w:val="24"/>
               <w:szCs w:val="24"/>
             </w:rPr>
@@ -2229,21 +2170,21 @@
           </w:r>
           <w:r>
             <w:rPr>
-              <w:rFonts w:hint="eastAsia" w:ascii="宋体" w:hAnsi="宋体" w:eastAsia="宋体" w:cs="宋体"/>
+              <w:rFonts w:ascii="宋体" w:eastAsia="宋体" w:hAnsi="宋体" w:cs="宋体" w:hint="eastAsia"/>
               <w:szCs w:val="24"/>
             </w:rPr>
             <w:fldChar w:fldCharType="begin"/>
           </w:r>
           <w:r>
             <w:rPr>
-              <w:rFonts w:hint="eastAsia" w:ascii="宋体" w:hAnsi="宋体" w:eastAsia="宋体" w:cs="宋体"/>
+              <w:rFonts w:ascii="宋体" w:eastAsia="宋体" w:hAnsi="宋体" w:cs="宋体" w:hint="eastAsia"/>
               <w:szCs w:val="24"/>
             </w:rPr>
             <w:instrText xml:space="preserve"> HYPERLINK \l _Toc18518 </w:instrText>
           </w:r>
           <w:r>
             <w:rPr>
-              <w:rFonts w:hint="eastAsia" w:ascii="宋体" w:hAnsi="宋体" w:eastAsia="宋体" w:cs="宋体"/>
+              <w:rFonts w:ascii="宋体" w:eastAsia="宋体" w:hAnsi="宋体" w:cs="宋体" w:hint="eastAsia"/>
               <w:szCs w:val="24"/>
             </w:rPr>
             <w:fldChar w:fldCharType="separate"/>
@@ -2275,7 +2216,7 @@
           </w:r>
           <w:r>
             <w:rPr>
-              <w:rFonts w:hint="eastAsia" w:ascii="宋体" w:hAnsi="宋体" w:eastAsia="宋体" w:cs="宋体"/>
+              <w:rFonts w:ascii="宋体" w:eastAsia="宋体" w:hAnsi="宋体" w:cs="宋体" w:hint="eastAsia"/>
               <w:szCs w:val="24"/>
             </w:rPr>
             <w:fldChar w:fldCharType="end"/>
@@ -2283,28 +2224,28 @@
         </w:p>
         <w:p>
           <w:pPr>
-            <w:pStyle w:val="16"/>
+            <w:pStyle w:val="TOC1"/>
             <w:tabs>
               <w:tab w:val="right" w:leader="dot" w:pos="8306"/>
             </w:tabs>
           </w:pPr>
           <w:r>
             <w:rPr>
-              <w:rFonts w:hint="eastAsia" w:ascii="宋体" w:hAnsi="宋体" w:eastAsia="宋体" w:cs="宋体"/>
+              <w:rFonts w:ascii="宋体" w:eastAsia="宋体" w:hAnsi="宋体" w:cs="宋体" w:hint="eastAsia"/>
               <w:szCs w:val="24"/>
             </w:rPr>
             <w:fldChar w:fldCharType="begin"/>
           </w:r>
           <w:r>
             <w:rPr>
-              <w:rFonts w:hint="eastAsia" w:ascii="宋体" w:hAnsi="宋体" w:eastAsia="宋体" w:cs="宋体"/>
+              <w:rFonts w:ascii="宋体" w:eastAsia="宋体" w:hAnsi="宋体" w:cs="宋体" w:hint="eastAsia"/>
               <w:szCs w:val="24"/>
             </w:rPr>
             <w:instrText xml:space="preserve"> HYPERLINK \l _Toc29014 </w:instrText>
           </w:r>
           <w:r>
             <w:rPr>
-              <w:rFonts w:hint="eastAsia" w:ascii="宋体" w:hAnsi="宋体" w:eastAsia="宋体" w:cs="宋体"/>
+              <w:rFonts w:ascii="宋体" w:eastAsia="宋体" w:hAnsi="宋体" w:cs="宋体" w:hint="eastAsia"/>
               <w:szCs w:val="24"/>
             </w:rPr>
             <w:fldChar w:fldCharType="separate"/>
@@ -2336,7 +2277,7 @@
           </w:r>
           <w:r>
             <w:rPr>
-              <w:rFonts w:hint="eastAsia" w:ascii="宋体" w:hAnsi="宋体" w:eastAsia="宋体" w:cs="宋体"/>
+              <w:rFonts w:ascii="宋体" w:eastAsia="宋体" w:hAnsi="宋体" w:cs="宋体" w:hint="eastAsia"/>
               <w:szCs w:val="24"/>
             </w:rPr>
             <w:fldChar w:fldCharType="end"/>
@@ -2344,28 +2285,28 @@
         </w:p>
         <w:p>
           <w:pPr>
-            <w:pStyle w:val="16"/>
+            <w:pStyle w:val="TOC1"/>
             <w:tabs>
               <w:tab w:val="right" w:leader="dot" w:pos="8306"/>
             </w:tabs>
           </w:pPr>
           <w:r>
             <w:rPr>
-              <w:rFonts w:hint="eastAsia" w:ascii="宋体" w:hAnsi="宋体" w:eastAsia="宋体" w:cs="宋体"/>
+              <w:rFonts w:ascii="宋体" w:eastAsia="宋体" w:hAnsi="宋体" w:cs="宋体" w:hint="eastAsia"/>
               <w:szCs w:val="24"/>
             </w:rPr>
             <w:fldChar w:fldCharType="begin"/>
           </w:r>
           <w:r>
             <w:rPr>
-              <w:rFonts w:hint="eastAsia" w:ascii="宋体" w:hAnsi="宋体" w:eastAsia="宋体" w:cs="宋体"/>
+              <w:rFonts w:ascii="宋体" w:eastAsia="宋体" w:hAnsi="宋体" w:cs="宋体" w:hint="eastAsia"/>
               <w:szCs w:val="24"/>
             </w:rPr>
             <w:instrText xml:space="preserve"> HYPERLINK \l _Toc25400 </w:instrText>
           </w:r>
           <w:r>
             <w:rPr>
-              <w:rFonts w:hint="eastAsia" w:ascii="宋体" w:hAnsi="宋体" w:eastAsia="宋体" w:cs="宋体"/>
+              <w:rFonts w:ascii="宋体" w:eastAsia="宋体" w:hAnsi="宋体" w:cs="宋体" w:hint="eastAsia"/>
               <w:szCs w:val="24"/>
             </w:rPr>
             <w:fldChar w:fldCharType="separate"/>
@@ -2404,7 +2345,7 @@
           </w:r>
           <w:r>
             <w:rPr>
-              <w:rFonts w:hint="eastAsia" w:ascii="宋体" w:hAnsi="宋体" w:eastAsia="宋体" w:cs="宋体"/>
+              <w:rFonts w:ascii="宋体" w:eastAsia="宋体" w:hAnsi="宋体" w:cs="宋体" w:hint="eastAsia"/>
               <w:szCs w:val="24"/>
             </w:rPr>
             <w:fldChar w:fldCharType="end"/>
@@ -2412,28 +2353,28 @@
         </w:p>
         <w:p>
           <w:pPr>
-            <w:pStyle w:val="17"/>
+            <w:pStyle w:val="TOC2"/>
             <w:tabs>
               <w:tab w:val="right" w:leader="dot" w:pos="8306"/>
             </w:tabs>
           </w:pPr>
           <w:r>
             <w:rPr>
-              <w:rFonts w:hint="eastAsia" w:ascii="宋体" w:hAnsi="宋体" w:eastAsia="宋体" w:cs="宋体"/>
+              <w:rFonts w:ascii="宋体" w:eastAsia="宋体" w:hAnsi="宋体" w:cs="宋体" w:hint="eastAsia"/>
               <w:szCs w:val="24"/>
             </w:rPr>
             <w:fldChar w:fldCharType="begin"/>
           </w:r>
           <w:r>
             <w:rPr>
-              <w:rFonts w:hint="eastAsia" w:ascii="宋体" w:hAnsi="宋体" w:eastAsia="宋体" w:cs="宋体"/>
+              <w:rFonts w:ascii="宋体" w:eastAsia="宋体" w:hAnsi="宋体" w:cs="宋体" w:hint="eastAsia"/>
               <w:szCs w:val="24"/>
             </w:rPr>
             <w:instrText xml:space="preserve"> HYPERLINK \l _Toc21533 </w:instrText>
           </w:r>
           <w:r>
             <w:rPr>
-              <w:rFonts w:hint="eastAsia" w:ascii="宋体" w:hAnsi="宋体" w:eastAsia="宋体" w:cs="宋体"/>
+              <w:rFonts w:ascii="宋体" w:eastAsia="宋体" w:hAnsi="宋体" w:cs="宋体" w:hint="eastAsia"/>
               <w:szCs w:val="24"/>
             </w:rPr>
             <w:fldChar w:fldCharType="separate"/>
@@ -2472,7 +2413,7 @@
           </w:r>
           <w:r>
             <w:rPr>
-              <w:rFonts w:hint="eastAsia" w:ascii="宋体" w:hAnsi="宋体" w:eastAsia="宋体" w:cs="宋体"/>
+              <w:rFonts w:ascii="宋体" w:eastAsia="宋体" w:hAnsi="宋体" w:cs="宋体" w:hint="eastAsia"/>
               <w:szCs w:val="24"/>
             </w:rPr>
             <w:fldChar w:fldCharType="end"/>
@@ -2480,28 +2421,28 @@
         </w:p>
         <w:p>
           <w:pPr>
-            <w:pStyle w:val="17"/>
+            <w:pStyle w:val="TOC2"/>
             <w:tabs>
               <w:tab w:val="right" w:leader="dot" w:pos="8306"/>
             </w:tabs>
           </w:pPr>
           <w:r>
             <w:rPr>
-              <w:rFonts w:hint="eastAsia" w:ascii="宋体" w:hAnsi="宋体" w:eastAsia="宋体" w:cs="宋体"/>
+              <w:rFonts w:ascii="宋体" w:eastAsia="宋体" w:hAnsi="宋体" w:cs="宋体" w:hint="eastAsia"/>
               <w:szCs w:val="24"/>
             </w:rPr>
             <w:fldChar w:fldCharType="begin"/>
           </w:r>
           <w:r>
             <w:rPr>
-              <w:rFonts w:hint="eastAsia" w:ascii="宋体" w:hAnsi="宋体" w:eastAsia="宋体" w:cs="宋体"/>
+              <w:rFonts w:ascii="宋体" w:eastAsia="宋体" w:hAnsi="宋体" w:cs="宋体" w:hint="eastAsia"/>
               <w:szCs w:val="24"/>
             </w:rPr>
             <w:instrText xml:space="preserve"> HYPERLINK \l _Toc17980 </w:instrText>
           </w:r>
           <w:r>
             <w:rPr>
-              <w:rFonts w:hint="eastAsia" w:ascii="宋体" w:hAnsi="宋体" w:eastAsia="宋体" w:cs="宋体"/>
+              <w:rFonts w:ascii="宋体" w:eastAsia="宋体" w:hAnsi="宋体" w:cs="宋体" w:hint="eastAsia"/>
               <w:szCs w:val="24"/>
             </w:rPr>
             <w:fldChar w:fldCharType="separate"/>
@@ -2540,7 +2481,7 @@
           </w:r>
           <w:r>
             <w:rPr>
-              <w:rFonts w:hint="eastAsia" w:ascii="宋体" w:hAnsi="宋体" w:eastAsia="宋体" w:cs="宋体"/>
+              <w:rFonts w:ascii="宋体" w:eastAsia="宋体" w:hAnsi="宋体" w:cs="宋体" w:hint="eastAsia"/>
               <w:szCs w:val="24"/>
             </w:rPr>
             <w:fldChar w:fldCharType="end"/>
@@ -2548,28 +2489,28 @@
         </w:p>
         <w:p>
           <w:pPr>
-            <w:pStyle w:val="17"/>
+            <w:pStyle w:val="TOC2"/>
             <w:tabs>
               <w:tab w:val="right" w:leader="dot" w:pos="8306"/>
             </w:tabs>
           </w:pPr>
           <w:r>
             <w:rPr>
-              <w:rFonts w:hint="eastAsia" w:ascii="宋体" w:hAnsi="宋体" w:eastAsia="宋体" w:cs="宋体"/>
+              <w:rFonts w:ascii="宋体" w:eastAsia="宋体" w:hAnsi="宋体" w:cs="宋体" w:hint="eastAsia"/>
               <w:szCs w:val="24"/>
             </w:rPr>
             <w:fldChar w:fldCharType="begin"/>
           </w:r>
           <w:r>
             <w:rPr>
-              <w:rFonts w:hint="eastAsia" w:ascii="宋体" w:hAnsi="宋体" w:eastAsia="宋体" w:cs="宋体"/>
+              <w:rFonts w:ascii="宋体" w:eastAsia="宋体" w:hAnsi="宋体" w:cs="宋体" w:hint="eastAsia"/>
               <w:szCs w:val="24"/>
             </w:rPr>
             <w:instrText xml:space="preserve"> HYPERLINK \l _Toc6183 </w:instrText>
           </w:r>
           <w:r>
             <w:rPr>
-              <w:rFonts w:hint="eastAsia" w:ascii="宋体" w:hAnsi="宋体" w:eastAsia="宋体" w:cs="宋体"/>
+              <w:rFonts w:ascii="宋体" w:eastAsia="宋体" w:hAnsi="宋体" w:cs="宋体" w:hint="eastAsia"/>
               <w:szCs w:val="24"/>
             </w:rPr>
             <w:fldChar w:fldCharType="separate"/>
@@ -2608,7 +2549,7 @@
           </w:r>
           <w:r>
             <w:rPr>
-              <w:rFonts w:hint="eastAsia" w:ascii="宋体" w:hAnsi="宋体" w:eastAsia="宋体" w:cs="宋体"/>
+              <w:rFonts w:ascii="宋体" w:eastAsia="宋体" w:hAnsi="宋体" w:cs="宋体" w:hint="eastAsia"/>
               <w:szCs w:val="24"/>
             </w:rPr>
             <w:fldChar w:fldCharType="end"/>
@@ -2616,28 +2557,28 @@
         </w:p>
         <w:p>
           <w:pPr>
-            <w:pStyle w:val="16"/>
+            <w:pStyle w:val="TOC1"/>
             <w:tabs>
               <w:tab w:val="right" w:leader="dot" w:pos="8306"/>
             </w:tabs>
           </w:pPr>
           <w:r>
             <w:rPr>
-              <w:rFonts w:hint="eastAsia" w:ascii="宋体" w:hAnsi="宋体" w:eastAsia="宋体" w:cs="宋体"/>
+              <w:rFonts w:ascii="宋体" w:eastAsia="宋体" w:hAnsi="宋体" w:cs="宋体" w:hint="eastAsia"/>
               <w:szCs w:val="24"/>
             </w:rPr>
             <w:fldChar w:fldCharType="begin"/>
           </w:r>
           <w:r>
             <w:rPr>
-              <w:rFonts w:hint="eastAsia" w:ascii="宋体" w:hAnsi="宋体" w:eastAsia="宋体" w:cs="宋体"/>
+              <w:rFonts w:ascii="宋体" w:eastAsia="宋体" w:hAnsi="宋体" w:cs="宋体" w:hint="eastAsia"/>
               <w:szCs w:val="24"/>
             </w:rPr>
             <w:instrText xml:space="preserve"> HYPERLINK \l _Toc1412 </w:instrText>
           </w:r>
           <w:r>
             <w:rPr>
-              <w:rFonts w:hint="eastAsia" w:ascii="宋体" w:hAnsi="宋体" w:eastAsia="宋体" w:cs="宋体"/>
+              <w:rFonts w:ascii="宋体" w:eastAsia="宋体" w:hAnsi="宋体" w:cs="宋体" w:hint="eastAsia"/>
               <w:szCs w:val="24"/>
             </w:rPr>
             <w:fldChar w:fldCharType="separate"/>
@@ -2676,7 +2617,7 @@
           </w:r>
           <w:r>
             <w:rPr>
-              <w:rFonts w:hint="eastAsia" w:ascii="宋体" w:hAnsi="宋体" w:eastAsia="宋体" w:cs="宋体"/>
+              <w:rFonts w:ascii="宋体" w:eastAsia="宋体" w:hAnsi="宋体" w:cs="宋体" w:hint="eastAsia"/>
               <w:szCs w:val="24"/>
             </w:rPr>
             <w:fldChar w:fldCharType="end"/>
@@ -2684,28 +2625,28 @@
         </w:p>
         <w:p>
           <w:pPr>
-            <w:pStyle w:val="16"/>
+            <w:pStyle w:val="TOC1"/>
             <w:tabs>
               <w:tab w:val="right" w:leader="dot" w:pos="8306"/>
             </w:tabs>
           </w:pPr>
           <w:r>
             <w:rPr>
-              <w:rFonts w:hint="eastAsia" w:ascii="宋体" w:hAnsi="宋体" w:eastAsia="宋体" w:cs="宋体"/>
+              <w:rFonts w:ascii="宋体" w:eastAsia="宋体" w:hAnsi="宋体" w:cs="宋体" w:hint="eastAsia"/>
               <w:szCs w:val="24"/>
             </w:rPr>
             <w:fldChar w:fldCharType="begin"/>
           </w:r>
           <w:r>
             <w:rPr>
-              <w:rFonts w:hint="eastAsia" w:ascii="宋体" w:hAnsi="宋体" w:eastAsia="宋体" w:cs="宋体"/>
+              <w:rFonts w:ascii="宋体" w:eastAsia="宋体" w:hAnsi="宋体" w:cs="宋体" w:hint="eastAsia"/>
               <w:szCs w:val="24"/>
             </w:rPr>
             <w:instrText xml:space="preserve"> HYPERLINK \l _Toc16452 </w:instrText>
           </w:r>
           <w:r>
             <w:rPr>
-              <w:rFonts w:hint="eastAsia" w:ascii="宋体" w:hAnsi="宋体" w:eastAsia="宋体" w:cs="宋体"/>
+              <w:rFonts w:ascii="宋体" w:eastAsia="宋体" w:hAnsi="宋体" w:cs="宋体" w:hint="eastAsia"/>
               <w:szCs w:val="24"/>
             </w:rPr>
             <w:fldChar w:fldCharType="separate"/>
@@ -2744,7 +2685,7 @@
           </w:r>
           <w:r>
             <w:rPr>
-              <w:rFonts w:hint="eastAsia" w:ascii="宋体" w:hAnsi="宋体" w:eastAsia="宋体" w:cs="宋体"/>
+              <w:rFonts w:ascii="宋体" w:eastAsia="宋体" w:hAnsi="宋体" w:cs="宋体" w:hint="eastAsia"/>
               <w:szCs w:val="24"/>
             </w:rPr>
             <w:fldChar w:fldCharType="end"/>
@@ -2752,28 +2693,28 @@
         </w:p>
         <w:p>
           <w:pPr>
-            <w:pStyle w:val="17"/>
+            <w:pStyle w:val="TOC2"/>
             <w:tabs>
               <w:tab w:val="right" w:leader="dot" w:pos="8306"/>
             </w:tabs>
           </w:pPr>
           <w:r>
             <w:rPr>
-              <w:rFonts w:hint="eastAsia" w:ascii="宋体" w:hAnsi="宋体" w:eastAsia="宋体" w:cs="宋体"/>
+              <w:rFonts w:ascii="宋体" w:eastAsia="宋体" w:hAnsi="宋体" w:cs="宋体" w:hint="eastAsia"/>
               <w:szCs w:val="24"/>
             </w:rPr>
             <w:fldChar w:fldCharType="begin"/>
           </w:r>
           <w:r>
             <w:rPr>
-              <w:rFonts w:hint="eastAsia" w:ascii="宋体" w:hAnsi="宋体" w:eastAsia="宋体" w:cs="宋体"/>
+              <w:rFonts w:ascii="宋体" w:eastAsia="宋体" w:hAnsi="宋体" w:cs="宋体" w:hint="eastAsia"/>
               <w:szCs w:val="24"/>
             </w:rPr>
             <w:instrText xml:space="preserve"> HYPERLINK \l _Toc17131 </w:instrText>
           </w:r>
           <w:r>
             <w:rPr>
-              <w:rFonts w:hint="eastAsia" w:ascii="宋体" w:hAnsi="宋体" w:eastAsia="宋体" w:cs="宋体"/>
+              <w:rFonts w:ascii="宋体" w:eastAsia="宋体" w:hAnsi="宋体" w:cs="宋体" w:hint="eastAsia"/>
               <w:szCs w:val="24"/>
             </w:rPr>
             <w:fldChar w:fldCharType="separate"/>
@@ -2812,7 +2753,7 @@
           </w:r>
           <w:r>
             <w:rPr>
-              <w:rFonts w:hint="eastAsia" w:ascii="宋体" w:hAnsi="宋体" w:eastAsia="宋体" w:cs="宋体"/>
+              <w:rFonts w:ascii="宋体" w:eastAsia="宋体" w:hAnsi="宋体" w:cs="宋体" w:hint="eastAsia"/>
               <w:szCs w:val="24"/>
             </w:rPr>
             <w:fldChar w:fldCharType="end"/>
@@ -2820,28 +2761,28 @@
         </w:p>
         <w:p>
           <w:pPr>
-            <w:pStyle w:val="17"/>
+            <w:pStyle w:val="TOC2"/>
             <w:tabs>
               <w:tab w:val="right" w:leader="dot" w:pos="8306"/>
             </w:tabs>
           </w:pPr>
           <w:r>
             <w:rPr>
-              <w:rFonts w:hint="eastAsia" w:ascii="宋体" w:hAnsi="宋体" w:eastAsia="宋体" w:cs="宋体"/>
+              <w:rFonts w:ascii="宋体" w:eastAsia="宋体" w:hAnsi="宋体" w:cs="宋体" w:hint="eastAsia"/>
               <w:szCs w:val="24"/>
             </w:rPr>
             <w:fldChar w:fldCharType="begin"/>
           </w:r>
           <w:r>
             <w:rPr>
-              <w:rFonts w:hint="eastAsia" w:ascii="宋体" w:hAnsi="宋体" w:eastAsia="宋体" w:cs="宋体"/>
+              <w:rFonts w:ascii="宋体" w:eastAsia="宋体" w:hAnsi="宋体" w:cs="宋体" w:hint="eastAsia"/>
               <w:szCs w:val="24"/>
             </w:rPr>
             <w:instrText xml:space="preserve"> HYPERLINK \l _Toc12272 </w:instrText>
           </w:r>
           <w:r>
             <w:rPr>
-              <w:rFonts w:hint="eastAsia" w:ascii="宋体" w:hAnsi="宋体" w:eastAsia="宋体" w:cs="宋体"/>
+              <w:rFonts w:ascii="宋体" w:eastAsia="宋体" w:hAnsi="宋体" w:cs="宋体" w:hint="eastAsia"/>
               <w:szCs w:val="24"/>
             </w:rPr>
             <w:fldChar w:fldCharType="separate"/>
@@ -2880,7 +2821,7 @@
           </w:r>
           <w:r>
             <w:rPr>
-              <w:rFonts w:hint="eastAsia" w:ascii="宋体" w:hAnsi="宋体" w:eastAsia="宋体" w:cs="宋体"/>
+              <w:rFonts w:ascii="宋体" w:eastAsia="宋体" w:hAnsi="宋体" w:cs="宋体" w:hint="eastAsia"/>
               <w:szCs w:val="24"/>
             </w:rPr>
             <w:fldChar w:fldCharType="end"/>
@@ -2888,28 +2829,28 @@
         </w:p>
         <w:p>
           <w:pPr>
-            <w:pStyle w:val="16"/>
+            <w:pStyle w:val="TOC1"/>
             <w:tabs>
               <w:tab w:val="right" w:leader="dot" w:pos="8306"/>
             </w:tabs>
           </w:pPr>
           <w:r>
             <w:rPr>
-              <w:rFonts w:hint="eastAsia" w:ascii="宋体" w:hAnsi="宋体" w:eastAsia="宋体" w:cs="宋体"/>
+              <w:rFonts w:ascii="宋体" w:eastAsia="宋体" w:hAnsi="宋体" w:cs="宋体" w:hint="eastAsia"/>
               <w:szCs w:val="24"/>
             </w:rPr>
             <w:fldChar w:fldCharType="begin"/>
           </w:r>
           <w:r>
             <w:rPr>
-              <w:rFonts w:hint="eastAsia" w:ascii="宋体" w:hAnsi="宋体" w:eastAsia="宋体" w:cs="宋体"/>
+              <w:rFonts w:ascii="宋体" w:eastAsia="宋体" w:hAnsi="宋体" w:cs="宋体" w:hint="eastAsia"/>
               <w:szCs w:val="24"/>
             </w:rPr>
             <w:instrText xml:space="preserve"> HYPERLINK \l _Toc8421 </w:instrText>
           </w:r>
           <w:r>
             <w:rPr>
-              <w:rFonts w:hint="eastAsia" w:ascii="宋体" w:hAnsi="宋体" w:eastAsia="宋体" w:cs="宋体"/>
+              <w:rFonts w:ascii="宋体" w:eastAsia="宋体" w:hAnsi="宋体" w:cs="宋体" w:hint="eastAsia"/>
               <w:szCs w:val="24"/>
             </w:rPr>
             <w:fldChar w:fldCharType="separate"/>
@@ -2948,7 +2889,7 @@
           </w:r>
           <w:r>
             <w:rPr>
-              <w:rFonts w:hint="eastAsia" w:ascii="宋体" w:hAnsi="宋体" w:eastAsia="宋体" w:cs="宋体"/>
+              <w:rFonts w:ascii="宋体" w:eastAsia="宋体" w:hAnsi="宋体" w:cs="宋体" w:hint="eastAsia"/>
               <w:szCs w:val="24"/>
             </w:rPr>
             <w:fldChar w:fldCharType="end"/>
@@ -2956,28 +2897,28 @@
         </w:p>
         <w:p>
           <w:pPr>
-            <w:pStyle w:val="17"/>
+            <w:pStyle w:val="TOC2"/>
             <w:tabs>
               <w:tab w:val="right" w:leader="dot" w:pos="8306"/>
             </w:tabs>
           </w:pPr>
           <w:r>
             <w:rPr>
-              <w:rFonts w:hint="eastAsia" w:ascii="宋体" w:hAnsi="宋体" w:eastAsia="宋体" w:cs="宋体"/>
+              <w:rFonts w:ascii="宋体" w:eastAsia="宋体" w:hAnsi="宋体" w:cs="宋体" w:hint="eastAsia"/>
               <w:szCs w:val="24"/>
             </w:rPr>
             <w:fldChar w:fldCharType="begin"/>
           </w:r>
           <w:r>
             <w:rPr>
-              <w:rFonts w:hint="eastAsia" w:ascii="宋体" w:hAnsi="宋体" w:eastAsia="宋体" w:cs="宋体"/>
+              <w:rFonts w:ascii="宋体" w:eastAsia="宋体" w:hAnsi="宋体" w:cs="宋体" w:hint="eastAsia"/>
               <w:szCs w:val="24"/>
             </w:rPr>
             <w:instrText xml:space="preserve"> HYPERLINK \l _Toc8486 </w:instrText>
           </w:r>
           <w:r>
             <w:rPr>
-              <w:rFonts w:hint="eastAsia" w:ascii="宋体" w:hAnsi="宋体" w:eastAsia="宋体" w:cs="宋体"/>
+              <w:rFonts w:ascii="宋体" w:eastAsia="宋体" w:hAnsi="宋体" w:cs="宋体" w:hint="eastAsia"/>
               <w:szCs w:val="24"/>
             </w:rPr>
             <w:fldChar w:fldCharType="separate"/>
@@ -3016,7 +2957,7 @@
           </w:r>
           <w:r>
             <w:rPr>
-              <w:rFonts w:hint="eastAsia" w:ascii="宋体" w:hAnsi="宋体" w:eastAsia="宋体" w:cs="宋体"/>
+              <w:rFonts w:ascii="宋体" w:eastAsia="宋体" w:hAnsi="宋体" w:cs="宋体" w:hint="eastAsia"/>
               <w:szCs w:val="24"/>
             </w:rPr>
             <w:fldChar w:fldCharType="end"/>
@@ -3024,28 +2965,28 @@
         </w:p>
         <w:p>
           <w:pPr>
-            <w:pStyle w:val="17"/>
+            <w:pStyle w:val="TOC2"/>
             <w:tabs>
               <w:tab w:val="right" w:leader="dot" w:pos="8306"/>
             </w:tabs>
           </w:pPr>
           <w:r>
             <w:rPr>
-              <w:rFonts w:hint="eastAsia" w:ascii="宋体" w:hAnsi="宋体" w:eastAsia="宋体" w:cs="宋体"/>
+              <w:rFonts w:ascii="宋体" w:eastAsia="宋体" w:hAnsi="宋体" w:cs="宋体" w:hint="eastAsia"/>
               <w:szCs w:val="24"/>
             </w:rPr>
             <w:fldChar w:fldCharType="begin"/>
           </w:r>
           <w:r>
             <w:rPr>
-              <w:rFonts w:hint="eastAsia" w:ascii="宋体" w:hAnsi="宋体" w:eastAsia="宋体" w:cs="宋体"/>
+              <w:rFonts w:ascii="宋体" w:eastAsia="宋体" w:hAnsi="宋体" w:cs="宋体" w:hint="eastAsia"/>
               <w:szCs w:val="24"/>
             </w:rPr>
             <w:instrText xml:space="preserve"> HYPERLINK \l _Toc30064 </w:instrText>
           </w:r>
           <w:r>
             <w:rPr>
-              <w:rFonts w:hint="eastAsia" w:ascii="宋体" w:hAnsi="宋体" w:eastAsia="宋体" w:cs="宋体"/>
+              <w:rFonts w:ascii="宋体" w:eastAsia="宋体" w:hAnsi="宋体" w:cs="宋体" w:hint="eastAsia"/>
               <w:szCs w:val="24"/>
             </w:rPr>
             <w:fldChar w:fldCharType="separate"/>
@@ -3084,7 +3025,7 @@
           </w:r>
           <w:r>
             <w:rPr>
-              <w:rFonts w:hint="eastAsia" w:ascii="宋体" w:hAnsi="宋体" w:eastAsia="宋体" w:cs="宋体"/>
+              <w:rFonts w:ascii="宋体" w:eastAsia="宋体" w:hAnsi="宋体" w:cs="宋体" w:hint="eastAsia"/>
               <w:szCs w:val="24"/>
             </w:rPr>
             <w:fldChar w:fldCharType="end"/>
@@ -3092,28 +3033,28 @@
         </w:p>
         <w:p>
           <w:pPr>
-            <w:pStyle w:val="17"/>
+            <w:pStyle w:val="TOC2"/>
             <w:tabs>
               <w:tab w:val="right" w:leader="dot" w:pos="8306"/>
             </w:tabs>
           </w:pPr>
           <w:r>
             <w:rPr>
-              <w:rFonts w:hint="eastAsia" w:ascii="宋体" w:hAnsi="宋体" w:eastAsia="宋体" w:cs="宋体"/>
+              <w:rFonts w:ascii="宋体" w:eastAsia="宋体" w:hAnsi="宋体" w:cs="宋体" w:hint="eastAsia"/>
               <w:szCs w:val="24"/>
             </w:rPr>
             <w:fldChar w:fldCharType="begin"/>
           </w:r>
           <w:r>
             <w:rPr>
-              <w:rFonts w:hint="eastAsia" w:ascii="宋体" w:hAnsi="宋体" w:eastAsia="宋体" w:cs="宋体"/>
+              <w:rFonts w:ascii="宋体" w:eastAsia="宋体" w:hAnsi="宋体" w:cs="宋体" w:hint="eastAsia"/>
               <w:szCs w:val="24"/>
             </w:rPr>
             <w:instrText xml:space="preserve"> HYPERLINK \l _Toc19994 </w:instrText>
           </w:r>
           <w:r>
             <w:rPr>
-              <w:rFonts w:hint="eastAsia" w:ascii="宋体" w:hAnsi="宋体" w:eastAsia="宋体" w:cs="宋体"/>
+              <w:rFonts w:ascii="宋体" w:eastAsia="宋体" w:hAnsi="宋体" w:cs="宋体" w:hint="eastAsia"/>
               <w:szCs w:val="24"/>
             </w:rPr>
             <w:fldChar w:fldCharType="separate"/>
@@ -3152,7 +3093,7 @@
           </w:r>
           <w:r>
             <w:rPr>
-              <w:rFonts w:hint="eastAsia" w:ascii="宋体" w:hAnsi="宋体" w:eastAsia="宋体" w:cs="宋体"/>
+              <w:rFonts w:ascii="宋体" w:eastAsia="宋体" w:hAnsi="宋体" w:cs="宋体" w:hint="eastAsia"/>
               <w:szCs w:val="24"/>
             </w:rPr>
             <w:fldChar w:fldCharType="end"/>
@@ -3160,28 +3101,28 @@
         </w:p>
         <w:p>
           <w:pPr>
-            <w:pStyle w:val="17"/>
+            <w:pStyle w:val="TOC2"/>
             <w:tabs>
               <w:tab w:val="right" w:leader="dot" w:pos="8306"/>
             </w:tabs>
           </w:pPr>
           <w:r>
             <w:rPr>
-              <w:rFonts w:hint="eastAsia" w:ascii="宋体" w:hAnsi="宋体" w:eastAsia="宋体" w:cs="宋体"/>
+              <w:rFonts w:ascii="宋体" w:eastAsia="宋体" w:hAnsi="宋体" w:cs="宋体" w:hint="eastAsia"/>
               <w:szCs w:val="24"/>
             </w:rPr>
             <w:fldChar w:fldCharType="begin"/>
           </w:r>
           <w:r>
             <w:rPr>
-              <w:rFonts w:hint="eastAsia" w:ascii="宋体" w:hAnsi="宋体" w:eastAsia="宋体" w:cs="宋体"/>
+              <w:rFonts w:ascii="宋体" w:eastAsia="宋体" w:hAnsi="宋体" w:cs="宋体" w:hint="eastAsia"/>
               <w:szCs w:val="24"/>
             </w:rPr>
             <w:instrText xml:space="preserve"> HYPERLINK \l _Toc1397 </w:instrText>
           </w:r>
           <w:r>
             <w:rPr>
-              <w:rFonts w:hint="eastAsia" w:ascii="宋体" w:hAnsi="宋体" w:eastAsia="宋体" w:cs="宋体"/>
+              <w:rFonts w:ascii="宋体" w:eastAsia="宋体" w:hAnsi="宋体" w:cs="宋体" w:hint="eastAsia"/>
               <w:szCs w:val="24"/>
             </w:rPr>
             <w:fldChar w:fldCharType="separate"/>
@@ -3220,7 +3161,7 @@
           </w:r>
           <w:r>
             <w:rPr>
-              <w:rFonts w:hint="eastAsia" w:ascii="宋体" w:hAnsi="宋体" w:eastAsia="宋体" w:cs="宋体"/>
+              <w:rFonts w:ascii="宋体" w:eastAsia="宋体" w:hAnsi="宋体" w:cs="宋体" w:hint="eastAsia"/>
               <w:szCs w:val="24"/>
             </w:rPr>
             <w:fldChar w:fldCharType="end"/>
@@ -3228,28 +3169,28 @@
         </w:p>
         <w:p>
           <w:pPr>
-            <w:pStyle w:val="17"/>
+            <w:pStyle w:val="TOC2"/>
             <w:tabs>
               <w:tab w:val="right" w:leader="dot" w:pos="8306"/>
             </w:tabs>
           </w:pPr>
           <w:r>
             <w:rPr>
-              <w:rFonts w:hint="eastAsia" w:ascii="宋体" w:hAnsi="宋体" w:eastAsia="宋体" w:cs="宋体"/>
+              <w:rFonts w:ascii="宋体" w:eastAsia="宋体" w:hAnsi="宋体" w:cs="宋体" w:hint="eastAsia"/>
               <w:szCs w:val="24"/>
             </w:rPr>
             <w:fldChar w:fldCharType="begin"/>
           </w:r>
           <w:r>
             <w:rPr>
-              <w:rFonts w:hint="eastAsia" w:ascii="宋体" w:hAnsi="宋体" w:eastAsia="宋体" w:cs="宋体"/>
+              <w:rFonts w:ascii="宋体" w:eastAsia="宋体" w:hAnsi="宋体" w:cs="宋体" w:hint="eastAsia"/>
               <w:szCs w:val="24"/>
             </w:rPr>
             <w:instrText xml:space="preserve"> HYPERLINK \l _Toc5515 </w:instrText>
           </w:r>
           <w:r>
             <w:rPr>
-              <w:rFonts w:hint="eastAsia" w:ascii="宋体" w:hAnsi="宋体" w:eastAsia="宋体" w:cs="宋体"/>
+              <w:rFonts w:ascii="宋体" w:eastAsia="宋体" w:hAnsi="宋体" w:cs="宋体" w:hint="eastAsia"/>
               <w:szCs w:val="24"/>
             </w:rPr>
             <w:fldChar w:fldCharType="separate"/>
@@ -3288,7 +3229,7 @@
           </w:r>
           <w:r>
             <w:rPr>
-              <w:rFonts w:hint="eastAsia" w:ascii="宋体" w:hAnsi="宋体" w:eastAsia="宋体" w:cs="宋体"/>
+              <w:rFonts w:ascii="宋体" w:eastAsia="宋体" w:hAnsi="宋体" w:cs="宋体" w:hint="eastAsia"/>
               <w:szCs w:val="24"/>
             </w:rPr>
             <w:fldChar w:fldCharType="end"/>
@@ -3296,28 +3237,28 @@
         </w:p>
         <w:p>
           <w:pPr>
-            <w:pStyle w:val="16"/>
+            <w:pStyle w:val="TOC1"/>
             <w:tabs>
               <w:tab w:val="right" w:leader="dot" w:pos="8306"/>
             </w:tabs>
           </w:pPr>
           <w:r>
             <w:rPr>
-              <w:rFonts w:hint="eastAsia" w:ascii="宋体" w:hAnsi="宋体" w:eastAsia="宋体" w:cs="宋体"/>
+              <w:rFonts w:ascii="宋体" w:eastAsia="宋体" w:hAnsi="宋体" w:cs="宋体" w:hint="eastAsia"/>
               <w:szCs w:val="24"/>
             </w:rPr>
             <w:fldChar w:fldCharType="begin"/>
           </w:r>
           <w:r>
             <w:rPr>
-              <w:rFonts w:hint="eastAsia" w:ascii="宋体" w:hAnsi="宋体" w:eastAsia="宋体" w:cs="宋体"/>
+              <w:rFonts w:ascii="宋体" w:eastAsia="宋体" w:hAnsi="宋体" w:cs="宋体" w:hint="eastAsia"/>
               <w:szCs w:val="24"/>
             </w:rPr>
             <w:instrText xml:space="preserve"> HYPERLINK \l _Toc5193 </w:instrText>
           </w:r>
           <w:r>
             <w:rPr>
-              <w:rFonts w:hint="eastAsia" w:ascii="宋体" w:hAnsi="宋体" w:eastAsia="宋体" w:cs="宋体"/>
+              <w:rFonts w:ascii="宋体" w:eastAsia="宋体" w:hAnsi="宋体" w:cs="宋体" w:hint="eastAsia"/>
               <w:szCs w:val="24"/>
             </w:rPr>
             <w:fldChar w:fldCharType="separate"/>
@@ -3356,7 +3297,7 @@
           </w:r>
           <w:r>
             <w:rPr>
-              <w:rFonts w:hint="eastAsia" w:ascii="宋体" w:hAnsi="宋体" w:eastAsia="宋体" w:cs="宋体"/>
+              <w:rFonts w:ascii="宋体" w:eastAsia="宋体" w:hAnsi="宋体" w:cs="宋体" w:hint="eastAsia"/>
               <w:szCs w:val="24"/>
             </w:rPr>
             <w:fldChar w:fldCharType="end"/>
@@ -3364,28 +3305,28 @@
         </w:p>
         <w:p>
           <w:pPr>
-            <w:pStyle w:val="16"/>
+            <w:pStyle w:val="TOC1"/>
             <w:tabs>
               <w:tab w:val="right" w:leader="dot" w:pos="8306"/>
             </w:tabs>
           </w:pPr>
           <w:r>
             <w:rPr>
-              <w:rFonts w:hint="eastAsia" w:ascii="宋体" w:hAnsi="宋体" w:eastAsia="宋体" w:cs="宋体"/>
+              <w:rFonts w:ascii="宋体" w:eastAsia="宋体" w:hAnsi="宋体" w:cs="宋体" w:hint="eastAsia"/>
               <w:szCs w:val="24"/>
             </w:rPr>
             <w:fldChar w:fldCharType="begin"/>
           </w:r>
           <w:r>
             <w:rPr>
-              <w:rFonts w:hint="eastAsia" w:ascii="宋体" w:hAnsi="宋体" w:eastAsia="宋体" w:cs="宋体"/>
+              <w:rFonts w:ascii="宋体" w:eastAsia="宋体" w:hAnsi="宋体" w:cs="宋体" w:hint="eastAsia"/>
               <w:szCs w:val="24"/>
             </w:rPr>
             <w:instrText xml:space="preserve"> HYPERLINK \l _Toc22208 </w:instrText>
           </w:r>
           <w:r>
             <w:rPr>
-              <w:rFonts w:hint="eastAsia" w:ascii="宋体" w:hAnsi="宋体" w:eastAsia="宋体" w:cs="宋体"/>
+              <w:rFonts w:ascii="宋体" w:eastAsia="宋体" w:hAnsi="宋体" w:cs="宋体" w:hint="eastAsia"/>
               <w:szCs w:val="24"/>
             </w:rPr>
             <w:fldChar w:fldCharType="separate"/>
@@ -3424,7 +3365,7 @@
           </w:r>
           <w:r>
             <w:rPr>
-              <w:rFonts w:hint="eastAsia" w:ascii="宋体" w:hAnsi="宋体" w:eastAsia="宋体" w:cs="宋体"/>
+              <w:rFonts w:ascii="宋体" w:eastAsia="宋体" w:hAnsi="宋体" w:cs="宋体" w:hint="eastAsia"/>
               <w:szCs w:val="24"/>
             </w:rPr>
             <w:fldChar w:fldCharType="end"/>
@@ -3432,28 +3373,28 @@
         </w:p>
         <w:p>
           <w:pPr>
-            <w:pStyle w:val="16"/>
+            <w:pStyle w:val="TOC1"/>
             <w:tabs>
               <w:tab w:val="right" w:leader="dot" w:pos="8306"/>
             </w:tabs>
           </w:pPr>
           <w:r>
             <w:rPr>
-              <w:rFonts w:hint="eastAsia" w:ascii="宋体" w:hAnsi="宋体" w:eastAsia="宋体" w:cs="宋体"/>
+              <w:rFonts w:ascii="宋体" w:eastAsia="宋体" w:hAnsi="宋体" w:cs="宋体" w:hint="eastAsia"/>
               <w:szCs w:val="24"/>
             </w:rPr>
             <w:fldChar w:fldCharType="begin"/>
           </w:r>
           <w:r>
             <w:rPr>
-              <w:rFonts w:hint="eastAsia" w:ascii="宋体" w:hAnsi="宋体" w:eastAsia="宋体" w:cs="宋体"/>
+              <w:rFonts w:ascii="宋体" w:eastAsia="宋体" w:hAnsi="宋体" w:cs="宋体" w:hint="eastAsia"/>
               <w:szCs w:val="24"/>
             </w:rPr>
             <w:instrText xml:space="preserve"> HYPERLINK \l _Toc12341 </w:instrText>
           </w:r>
           <w:r>
             <w:rPr>
-              <w:rFonts w:hint="eastAsia" w:ascii="宋体" w:hAnsi="宋体" w:eastAsia="宋体" w:cs="宋体"/>
+              <w:rFonts w:ascii="宋体" w:eastAsia="宋体" w:hAnsi="宋体" w:cs="宋体" w:hint="eastAsia"/>
               <w:szCs w:val="24"/>
             </w:rPr>
             <w:fldChar w:fldCharType="separate"/>
@@ -3492,7 +3433,7 @@
           </w:r>
           <w:r>
             <w:rPr>
-              <w:rFonts w:hint="eastAsia" w:ascii="宋体" w:hAnsi="宋体" w:eastAsia="宋体" w:cs="宋体"/>
+              <w:rFonts w:ascii="宋体" w:eastAsia="宋体" w:hAnsi="宋体" w:cs="宋体" w:hint="eastAsia"/>
               <w:szCs w:val="24"/>
             </w:rPr>
             <w:fldChar w:fldCharType="end"/>
@@ -3514,7 +3455,7 @@
             <w:snapToGrid w:val="0"/>
             <w:textAlignment w:val="baseline"/>
             <w:rPr>
-              <w:rFonts w:hint="eastAsia" w:ascii="宋体" w:hAnsi="宋体" w:eastAsia="宋体" w:cs="宋体"/>
+              <w:rFonts w:ascii="宋体" w:eastAsia="宋体" w:hAnsi="宋体" w:cs="宋体" w:hint="eastAsia"/>
               <w:snapToGrid w:val="0"/>
               <w:color w:val="000000"/>
               <w:kern w:val="0"/>
@@ -3525,7 +3466,7 @@
           </w:pPr>
           <w:r>
             <w:rPr>
-              <w:rFonts w:hint="eastAsia" w:ascii="宋体" w:hAnsi="宋体" w:eastAsia="宋体" w:cs="宋体"/>
+              <w:rFonts w:ascii="宋体" w:eastAsia="宋体" w:hAnsi="宋体" w:cs="宋体" w:hint="eastAsia"/>
               <w:szCs w:val="24"/>
             </w:rPr>
             <w:fldChar w:fldCharType="end"/>
@@ -3549,7 +3490,7 @@
         <w:snapToGrid w:val="0"/>
         <w:textAlignment w:val="baseline"/>
         <w:rPr>
-          <w:rFonts w:ascii="Arial" w:hAnsi="Arial" w:eastAsia="Arial" w:cs="Arial"/>
+          <w:rFonts w:ascii="Arial" w:eastAsia="Arial" w:hAnsi="Arial" w:cs="Arial"/>
           <w:snapToGrid w:val="0"/>
           <w:color w:val="000000"/>
           <w:kern w:val="0"/>
@@ -3560,7 +3501,7 @@
       </w:pPr>
       <w:r>
         <w:rPr>
-          <w:rFonts w:ascii="Arial" w:hAnsi="Arial" w:eastAsia="Arial" w:cs="Arial"/>
+          <w:rFonts w:ascii="Arial" w:eastAsia="Arial" w:hAnsi="Arial" w:cs="Arial"/>
           <w:snapToGrid w:val="0"/>
           <w:color w:val="000000"/>
           <w:kern w:val="0"/>
@@ -3573,45 +3514,45 @@
     </w:p>
     <w:p>
       <w:pPr>
-        <w:pStyle w:val="28"/>
+        <w:pStyle w:val="1"/>
         <w:bidi w:val="0"/>
         <w:rPr>
           <w:rFonts w:hint="eastAsia"/>
           <w:lang w:val="en-US" w:eastAsia="zh-CN"/>
         </w:rPr>
       </w:pPr>
-      <w:bookmarkStart w:id="2" w:name="_Toc25400"/>
+      <w:bookmarkStart w:id="3" w:name="_Toc25400"/>
       <w:r>
         <w:rPr>
           <w:rFonts w:hint="eastAsia"/>
           <w:lang w:val="en-US" w:eastAsia="zh-CN"/>
         </w:rPr>
         <w:t>总则</w:t>
-      </w:r>
-      <w:bookmarkEnd w:id="2"/>
-    </w:p>
-    <w:p>
-      <w:pPr>
-        <w:pStyle w:val="30"/>
-        <w:bidi w:val="0"/>
-        <w:rPr>
-          <w:rFonts w:hint="eastAsia"/>
-          <w:lang w:val="en-US" w:eastAsia="zh-CN"/>
-        </w:rPr>
-      </w:pPr>
-      <w:bookmarkStart w:id="3" w:name="_Toc21533"/>
-      <w:r>
-        <w:rPr>
-          <w:rFonts w:hint="eastAsia"/>
-          <w:lang w:val="en-US" w:eastAsia="zh-CN"/>
-        </w:rPr>
-        <w:t>目的</w:t>
       </w:r>
       <w:bookmarkEnd w:id="3"/>
     </w:p>
     <w:p>
       <w:pPr>
-        <w:pStyle w:val="29"/>
+        <w:pStyle w:val="2"/>
+        <w:bidi w:val="0"/>
+        <w:rPr>
+          <w:rFonts w:hint="eastAsia"/>
+          <w:lang w:val="en-US" w:eastAsia="zh-CN"/>
+        </w:rPr>
+      </w:pPr>
+      <w:bookmarkStart w:id="4" w:name="_Toc21533"/>
+      <w:r>
+        <w:rPr>
+          <w:rFonts w:hint="eastAsia"/>
+          <w:lang w:val="en-US" w:eastAsia="zh-CN"/>
+        </w:rPr>
+        <w:t>目的</w:t>
+      </w:r>
+      <w:bookmarkEnd w:id="4"/>
+    </w:p>
+    <w:p>
+      <w:pPr>
+        <w:pStyle w:val="a1"/>
         <w:rPr>
           <w:rFonts w:hint="eastAsia"/>
           <w:lang w:val="en-US" w:eastAsia="zh-CN"/>
@@ -3627,14 +3568,14 @@
     </w:p>
     <w:p>
       <w:pPr>
-        <w:pStyle w:val="30"/>
+        <w:pStyle w:val="2"/>
         <w:bidi w:val="0"/>
         <w:rPr>
           <w:rFonts w:hint="eastAsia"/>
           <w:lang w:val="en-US" w:eastAsia="zh-CN"/>
         </w:rPr>
       </w:pPr>
-      <w:bookmarkStart w:id="4" w:name="_Toc17980"/>
+      <w:bookmarkStart w:id="5" w:name="_Toc17980"/>
       <w:r>
         <w:rPr>
           <w:rFonts w:hint="eastAsia"/>
@@ -3642,11 +3583,11 @@
         </w:rPr>
         <w:t>适用范围</w:t>
       </w:r>
-      <w:bookmarkEnd w:id="4"/>
+      <w:bookmarkEnd w:id="5"/>
     </w:p>
     <w:p>
       <w:pPr>
-        <w:pStyle w:val="29"/>
+        <w:pStyle w:val="a1"/>
         <w:rPr>
           <w:rFonts w:hint="eastAsia"/>
           <w:lang w:val="en-US" w:eastAsia="zh-CN"/>
@@ -3662,14 +3603,14 @@
     </w:p>
     <w:p>
       <w:pPr>
-        <w:pStyle w:val="30"/>
+        <w:pStyle w:val="2"/>
         <w:bidi w:val="0"/>
         <w:rPr>
           <w:rFonts w:hint="eastAsia"/>
           <w:lang w:val="en-US" w:eastAsia="zh-CN"/>
         </w:rPr>
       </w:pPr>
-      <w:bookmarkStart w:id="5" w:name="_Toc6183"/>
+      <w:bookmarkStart w:id="6" w:name="_Toc6183"/>
       <w:r>
         <w:rPr>
           <w:rFonts w:hint="eastAsia"/>
@@ -3677,11 +3618,11 @@
         </w:rPr>
         <w:t>原则</w:t>
       </w:r>
-      <w:bookmarkEnd w:id="5"/>
+      <w:bookmarkEnd w:id="6"/>
     </w:p>
     <w:p>
       <w:pPr>
-        <w:pStyle w:val="29"/>
+        <w:pStyle w:val="a1"/>
         <w:rPr>
           <w:rFonts w:hint="eastAsia"/>
           <w:lang w:val="en-US" w:eastAsia="zh-CN"/>
@@ -3697,7 +3638,7 @@
     </w:p>
     <w:p>
       <w:pPr>
-        <w:pStyle w:val="29"/>
+        <w:pStyle w:val="a1"/>
         <w:rPr>
           <w:rFonts w:hint="eastAsia"/>
           <w:lang w:val="en-US" w:eastAsia="zh-CN"/>
@@ -3713,7 +3654,7 @@
     </w:p>
     <w:p>
       <w:pPr>
-        <w:pStyle w:val="29"/>
+        <w:pStyle w:val="a1"/>
         <w:rPr>
           <w:rFonts w:hint="eastAsia"/>
           <w:lang w:val="en-US" w:eastAsia="zh-CN"/>
@@ -3729,7 +3670,7 @@
     </w:p>
     <w:p>
       <w:pPr>
-        <w:pStyle w:val="29"/>
+        <w:pStyle w:val="a1"/>
         <w:rPr>
           <w:rFonts w:hint="eastAsia"/>
           <w:lang w:val="en-US" w:eastAsia="zh-CN"/>
@@ -3745,7 +3686,7 @@
     </w:p>
     <w:p>
       <w:pPr>
-        <w:pStyle w:val="29"/>
+        <w:pStyle w:val="a1"/>
         <w:rPr>
           <w:rFonts w:hint="eastAsia"/>
           <w:lang w:val="en-US" w:eastAsia="zh-CN"/>
@@ -3761,14 +3702,14 @@
     </w:p>
     <w:p>
       <w:pPr>
-        <w:pStyle w:val="28"/>
+        <w:pStyle w:val="1"/>
         <w:bidi w:val="0"/>
         <w:rPr>
           <w:rFonts w:hint="eastAsia"/>
           <w:lang w:val="en-US" w:eastAsia="zh-CN"/>
         </w:rPr>
       </w:pPr>
-      <w:bookmarkStart w:id="6" w:name="_Toc1412"/>
+      <w:bookmarkStart w:id="7" w:name="_Toc1412"/>
       <w:r>
         <w:rPr>
           <w:rFonts w:hint="eastAsia"/>
@@ -3776,11 +3717,11 @@
         </w:rPr>
         <w:t>角色与职责</w:t>
       </w:r>
-      <w:bookmarkEnd w:id="6"/>
+      <w:bookmarkEnd w:id="7"/>
     </w:p>
     <w:p>
       <w:pPr>
-        <w:pStyle w:val="29"/>
+        <w:pStyle w:val="a1"/>
         <w:bidi w:val="0"/>
       </w:pPr>
       <w:r>
@@ -3789,19 +3730,18 @@
     </w:p>
     <w:tbl>
       <w:tblPr>
-        <w:tblStyle w:val="20"/>
+        <w:tblStyle w:val="TableNormal"/>
         <w:tblW w:w="9024" w:type="dxa"/>
         <w:tblInd w:w="0" w:type="dxa"/>
         <w:tblBorders>
-          <w:top w:val="single" w:color="auto" w:sz="4" w:space="0"/>
-          <w:left w:val="single" w:color="auto" w:sz="4" w:space="0"/>
-          <w:bottom w:val="single" w:color="auto" w:sz="4" w:space="0"/>
-          <w:right w:val="single" w:color="auto" w:sz="4" w:space="0"/>
-          <w:insideH w:val="single" w:color="auto" w:sz="4" w:space="0"/>
-          <w:insideV w:val="single" w:color="auto" w:sz="4" w:space="0"/>
+          <w:top w:val="single" w:sz="4" w:space="0" w:color="auto"/>
+          <w:left w:val="single" w:sz="4" w:space="0" w:color="auto"/>
+          <w:bottom w:val="single" w:sz="4" w:space="0" w:color="auto"/>
+          <w:right w:val="single" w:sz="4" w:space="0" w:color="auto"/>
+          <w:insideH w:val="single" w:sz="4" w:space="0" w:color="auto"/>
+          <w:insideV w:val="single" w:sz="4" w:space="0" w:color="auto"/>
         </w:tblBorders>
         <w:shd w:val="clear" w:color="auto" w:fill="auto"/>
-        <w:tblLayout w:type="autofit"/>
         <w:tblCellMar>
           <w:top w:w="15" w:type="dxa"/>
           <w:left w:w="15" w:type="dxa"/>
@@ -3816,13 +3756,15 @@
       </w:tblGrid>
       <w:tr>
         <w:tblPrEx>
+          <w:tblW w:w="9024" w:type="dxa"/>
+          <w:tblInd w:w="0" w:type="dxa"/>
           <w:tblBorders>
-            <w:top w:val="single" w:color="auto" w:sz="4" w:space="0"/>
-            <w:left w:val="single" w:color="auto" w:sz="4" w:space="0"/>
-            <w:bottom w:val="single" w:color="auto" w:sz="4" w:space="0"/>
-            <w:right w:val="single" w:color="auto" w:sz="4" w:space="0"/>
-            <w:insideH w:val="single" w:color="auto" w:sz="4" w:space="0"/>
-            <w:insideV w:val="single" w:color="auto" w:sz="4" w:space="0"/>
+            <w:top w:val="single" w:sz="4" w:space="0" w:color="auto"/>
+            <w:left w:val="single" w:sz="4" w:space="0" w:color="auto"/>
+            <w:bottom w:val="single" w:sz="4" w:space="0" w:color="auto"/>
+            <w:right w:val="single" w:sz="4" w:space="0" w:color="auto"/>
+            <w:insideH w:val="single" w:sz="4" w:space="0" w:color="auto"/>
+            <w:insideV w:val="single" w:sz="4" w:space="0" w:color="auto"/>
           </w:tblBorders>
           <w:shd w:val="clear" w:color="auto" w:fill="auto"/>
           <w:tblCellMar>
@@ -3856,7 +3798,7 @@
               <w:spacing w:line="300" w:lineRule="atLeast"/>
               <w:jc w:val="left"/>
               <w:rPr>
-                <w:rFonts w:ascii="Segoe UI" w:hAnsi="Segoe UI" w:eastAsia="Segoe UI" w:cs="Segoe UI"/>
+                <w:rFonts w:ascii="Segoe UI" w:eastAsia="Segoe UI" w:hAnsi="Segoe UI" w:cs="Segoe UI"/>
                 <w:i w:val="0"/>
                 <w:iCs w:val="0"/>
                 <w:caps w:val="0"/>
@@ -3868,7 +3810,7 @@
             </w:pPr>
             <w:r>
               <w:rPr>
-                <w:rFonts w:hint="default" w:ascii="Segoe UI" w:hAnsi="Segoe UI" w:eastAsia="Segoe UI" w:cs="Segoe UI"/>
+                <w:rFonts w:ascii="Segoe UI" w:eastAsia="Segoe UI" w:hAnsi="Segoe UI" w:cs="Segoe UI" w:hint="default"/>
                 <w:i w:val="0"/>
                 <w:iCs w:val="0"/>
                 <w:caps w:val="0"/>
@@ -3905,7 +3847,7 @@
               <w:spacing w:line="300" w:lineRule="atLeast"/>
               <w:jc w:val="left"/>
               <w:rPr>
-                <w:rFonts w:hint="default" w:ascii="Segoe UI" w:hAnsi="Segoe UI" w:eastAsia="Segoe UI" w:cs="Segoe UI"/>
+                <w:rFonts w:ascii="Segoe UI" w:eastAsia="Segoe UI" w:hAnsi="Segoe UI" w:cs="Segoe UI" w:hint="default"/>
                 <w:i w:val="0"/>
                 <w:iCs w:val="0"/>
                 <w:caps w:val="0"/>
@@ -3917,7 +3859,7 @@
             </w:pPr>
             <w:r>
               <w:rPr>
-                <w:rFonts w:hint="default" w:ascii="Segoe UI" w:hAnsi="Segoe UI" w:eastAsia="Segoe UI" w:cs="Segoe UI"/>
+                <w:rFonts w:ascii="Segoe UI" w:eastAsia="Segoe UI" w:hAnsi="Segoe UI" w:cs="Segoe UI" w:hint="default"/>
                 <w:i w:val="0"/>
                 <w:iCs w:val="0"/>
                 <w:caps w:val="0"/>
@@ -3954,7 +3896,7 @@
               <w:spacing w:line="300" w:lineRule="atLeast"/>
               <w:jc w:val="left"/>
               <w:rPr>
-                <w:rFonts w:hint="default" w:ascii="Segoe UI" w:hAnsi="Segoe UI" w:eastAsia="Segoe UI" w:cs="Segoe UI"/>
+                <w:rFonts w:ascii="Segoe UI" w:eastAsia="Segoe UI" w:hAnsi="Segoe UI" w:cs="Segoe UI" w:hint="default"/>
                 <w:i w:val="0"/>
                 <w:iCs w:val="0"/>
                 <w:caps w:val="0"/>
@@ -3966,7 +3908,7 @@
             </w:pPr>
             <w:r>
               <w:rPr>
-                <w:rFonts w:hint="default" w:ascii="Segoe UI" w:hAnsi="Segoe UI" w:eastAsia="Segoe UI" w:cs="Segoe UI"/>
+                <w:rFonts w:ascii="Segoe UI" w:eastAsia="Segoe UI" w:hAnsi="Segoe UI" w:cs="Segoe UI" w:hint="default"/>
                 <w:i w:val="0"/>
                 <w:iCs w:val="0"/>
                 <w:caps w:val="0"/>
@@ -3985,2164 +3927,8 @@
       </w:tr>
       <w:tr>
         <w:tblPrEx>
-          <w:tblBorders>
-            <w:top w:val="single" w:color="auto" w:sz="4" w:space="0"/>
-            <w:left w:val="single" w:color="auto" w:sz="4" w:space="0"/>
-            <w:bottom w:val="single" w:color="auto" w:sz="4" w:space="0"/>
-            <w:right w:val="single" w:color="auto" w:sz="4" w:space="0"/>
-            <w:insideH w:val="single" w:color="auto" w:sz="4" w:space="0"/>
-            <w:insideV w:val="single" w:color="auto" w:sz="4" w:space="0"/>
-          </w:tblBorders>
-          <w:tblCellMar>
-            <w:top w:w="15" w:type="dxa"/>
-            <w:left w:w="15" w:type="dxa"/>
-            <w:bottom w:w="15" w:type="dxa"/>
-            <w:right w:w="15" w:type="dxa"/>
-          </w:tblCellMar>
-        </w:tblPrEx>
-        <w:tc>
-          <w:tcPr>
-            <w:tcW w:w="0" w:type="auto"/>
-            <w:shd w:val="clear" w:color="auto" w:fill="auto"/>
-            <w:tcMar>
-              <w:top w:w="120" w:type="dxa"/>
-              <w:left w:w="0" w:type="dxa"/>
-              <w:bottom w:w="120" w:type="dxa"/>
-              <w:right w:w="192" w:type="dxa"/>
-            </w:tcMar>
-            <w:vAlign w:val="center"/>
-          </w:tcPr>
-          <w:p>
-            <w:pPr>
-              <w:keepNext w:val="0"/>
-              <w:keepLines w:val="0"/>
-              <w:widowControl/>
-              <w:suppressLineNumbers w:val="0"/>
-              <w:spacing w:line="300" w:lineRule="atLeast"/>
-              <w:jc w:val="left"/>
-              <w:rPr>
-                <w:rFonts w:hint="default" w:ascii="Segoe UI" w:hAnsi="Segoe UI" w:eastAsia="Segoe UI" w:cs="Segoe UI"/>
-                <w:i w:val="0"/>
-                <w:iCs w:val="0"/>
-                <w:caps w:val="0"/>
-                <w:color w:val="0F1115"/>
-                <w:spacing w:val="0"/>
-                <w:sz w:val="18"/>
-                <w:szCs w:val="18"/>
-              </w:rPr>
-            </w:pPr>
-            <w:r>
-              <w:rPr>
-                <w:rStyle w:val="23"/>
-                <w:rFonts w:hint="default" w:ascii="Segoe UI" w:hAnsi="Segoe UI" w:eastAsia="Segoe UI" w:cs="Segoe UI"/>
-                <w:b/>
-                <w:bCs/>
-                <w:i w:val="0"/>
-                <w:iCs w:val="0"/>
-                <w:caps w:val="0"/>
-                <w:snapToGrid w:val="0"/>
-                <w:color w:val="000000"/>
-                <w:spacing w:val="0"/>
-                <w:kern w:val="0"/>
-                <w:sz w:val="18"/>
-                <w:szCs w:val="18"/>
-                <w:lang w:val="en-US" w:eastAsia="zh-CN"/>
-              </w:rPr>
-              <w:t>变更申请人</w:t>
-            </w:r>
-          </w:p>
-        </w:tc>
-        <w:tc>
-          <w:tcPr>
-            <w:tcW w:w="0" w:type="auto"/>
-            <w:shd w:val="clear" w:color="auto" w:fill="auto"/>
-            <w:tcMar>
-              <w:top w:w="120" w:type="dxa"/>
-              <w:left w:w="192" w:type="dxa"/>
-              <w:bottom w:w="120" w:type="dxa"/>
-              <w:right w:w="192" w:type="dxa"/>
-            </w:tcMar>
-            <w:vAlign w:val="center"/>
-          </w:tcPr>
-          <w:p>
-            <w:pPr>
-              <w:keepNext w:val="0"/>
-              <w:keepLines w:val="0"/>
-              <w:widowControl/>
-              <w:suppressLineNumbers w:val="0"/>
-              <w:spacing w:line="300" w:lineRule="atLeast"/>
-              <w:jc w:val="left"/>
-              <w:rPr>
-                <w:rFonts w:hint="default" w:ascii="Segoe UI" w:hAnsi="Segoe UI" w:eastAsia="Segoe UI" w:cs="Segoe UI"/>
-                <w:i w:val="0"/>
-                <w:iCs w:val="0"/>
-                <w:caps w:val="0"/>
-                <w:color w:val="0F1115"/>
-                <w:spacing w:val="0"/>
-                <w:sz w:val="18"/>
-                <w:szCs w:val="18"/>
-              </w:rPr>
-            </w:pPr>
-            <w:r>
-              <w:rPr>
-                <w:rFonts w:hint="default" w:ascii="Segoe UI" w:hAnsi="Segoe UI" w:eastAsia="Segoe UI" w:cs="Segoe UI"/>
-                <w:i w:val="0"/>
-                <w:iCs w:val="0"/>
-                <w:caps w:val="0"/>
-                <w:snapToGrid w:val="0"/>
-                <w:color w:val="000000"/>
-                <w:spacing w:val="0"/>
-                <w:kern w:val="0"/>
-                <w:sz w:val="18"/>
-                <w:szCs w:val="18"/>
-                <w:lang w:val="en-US" w:eastAsia="zh-CN"/>
-              </w:rPr>
-              <w:t>1. 提交《变更请求单》（RFC），明确变更需求、原因及初步方案。</w:t>
-            </w:r>
-            <w:r>
-              <w:rPr>
-                <w:rFonts w:hint="default" w:ascii="Segoe UI" w:hAnsi="Segoe UI" w:eastAsia="Segoe UI" w:cs="Segoe UI"/>
-                <w:i w:val="0"/>
-                <w:iCs w:val="0"/>
-                <w:caps w:val="0"/>
-                <w:snapToGrid w:val="0"/>
-                <w:color w:val="000000"/>
-                <w:spacing w:val="0"/>
-                <w:kern w:val="0"/>
-                <w:sz w:val="18"/>
-                <w:szCs w:val="18"/>
-                <w:lang w:val="en-US" w:eastAsia="zh-CN"/>
-              </w:rPr>
-              <w:br w:type="textWrapping"/>
-            </w:r>
-            <w:r>
-              <w:rPr>
-                <w:rFonts w:hint="default" w:ascii="Segoe UI" w:hAnsi="Segoe UI" w:eastAsia="Segoe UI" w:cs="Segoe UI"/>
-                <w:i w:val="0"/>
-                <w:iCs w:val="0"/>
-                <w:caps w:val="0"/>
-                <w:snapToGrid w:val="0"/>
-                <w:color w:val="000000"/>
-                <w:spacing w:val="0"/>
-                <w:kern w:val="0"/>
-                <w:sz w:val="18"/>
-                <w:szCs w:val="18"/>
-                <w:lang w:val="en-US" w:eastAsia="zh-CN"/>
-              </w:rPr>
-              <w:t>2. 参与变更评审，提供业务或技术背景说明。</w:t>
-            </w:r>
-          </w:p>
-        </w:tc>
-        <w:tc>
-          <w:tcPr>
-            <w:tcW w:w="0" w:type="auto"/>
-            <w:shd w:val="clear" w:color="auto" w:fill="auto"/>
-            <w:tcMar>
-              <w:top w:w="120" w:type="dxa"/>
-              <w:left w:w="192" w:type="dxa"/>
-              <w:bottom w:w="120" w:type="dxa"/>
-              <w:right w:w="0" w:type="dxa"/>
-            </w:tcMar>
-            <w:vAlign w:val="center"/>
-          </w:tcPr>
-          <w:p>
-            <w:pPr>
-              <w:keepNext w:val="0"/>
-              <w:keepLines w:val="0"/>
-              <w:widowControl/>
-              <w:suppressLineNumbers w:val="0"/>
-              <w:spacing w:line="300" w:lineRule="atLeast"/>
-              <w:jc w:val="left"/>
-              <w:rPr>
-                <w:rFonts w:hint="default" w:ascii="Segoe UI" w:hAnsi="Segoe UI" w:eastAsia="Segoe UI" w:cs="Segoe UI"/>
-                <w:i w:val="0"/>
-                <w:iCs w:val="0"/>
-                <w:caps w:val="0"/>
-                <w:color w:val="0F1115"/>
-                <w:spacing w:val="0"/>
-                <w:sz w:val="18"/>
-                <w:szCs w:val="18"/>
-              </w:rPr>
-            </w:pPr>
-            <w:r>
-              <w:rPr>
-                <w:rStyle w:val="23"/>
-                <w:rFonts w:hint="default" w:ascii="Segoe UI" w:hAnsi="Segoe UI" w:eastAsia="Segoe UI" w:cs="Segoe UI"/>
-                <w:b/>
-                <w:bCs/>
-                <w:i w:val="0"/>
-                <w:iCs w:val="0"/>
-                <w:caps w:val="0"/>
-                <w:snapToGrid w:val="0"/>
-                <w:color w:val="000000"/>
-                <w:spacing w:val="0"/>
-                <w:kern w:val="0"/>
-                <w:sz w:val="18"/>
-                <w:szCs w:val="18"/>
-                <w:lang w:val="en-US" w:eastAsia="zh-CN"/>
-              </w:rPr>
-              <w:t>运维项目经理</w:t>
-            </w:r>
-            <w:r>
-              <w:rPr>
-                <w:rFonts w:hint="default" w:ascii="Segoe UI" w:hAnsi="Segoe UI" w:eastAsia="Segoe UI" w:cs="Segoe UI"/>
-                <w:i w:val="0"/>
-                <w:iCs w:val="0"/>
-                <w:caps w:val="0"/>
-                <w:snapToGrid w:val="0"/>
-                <w:color w:val="000000"/>
-                <w:spacing w:val="0"/>
-                <w:kern w:val="0"/>
-                <w:sz w:val="18"/>
-                <w:szCs w:val="18"/>
-                <w:lang w:val="en-US" w:eastAsia="zh-CN"/>
-              </w:rPr>
-              <w:t>（通常为项目层面变更发起人）</w:t>
-            </w:r>
-            <w:r>
-              <w:rPr>
-                <w:rFonts w:hint="default" w:ascii="Segoe UI" w:hAnsi="Segoe UI" w:eastAsia="Segoe UI" w:cs="Segoe UI"/>
-                <w:i w:val="0"/>
-                <w:iCs w:val="0"/>
-                <w:caps w:val="0"/>
-                <w:snapToGrid w:val="0"/>
-                <w:color w:val="000000"/>
-                <w:spacing w:val="0"/>
-                <w:kern w:val="0"/>
-                <w:sz w:val="18"/>
-                <w:szCs w:val="18"/>
-                <w:lang w:val="en-US" w:eastAsia="zh-CN"/>
-              </w:rPr>
-              <w:br w:type="textWrapping"/>
-            </w:r>
-            <w:r>
-              <w:rPr>
-                <w:rStyle w:val="23"/>
-                <w:rFonts w:hint="default" w:ascii="Segoe UI" w:hAnsi="Segoe UI" w:eastAsia="Segoe UI" w:cs="Segoe UI"/>
-                <w:b/>
-                <w:bCs/>
-                <w:i w:val="0"/>
-                <w:iCs w:val="0"/>
-                <w:caps w:val="0"/>
-                <w:snapToGrid w:val="0"/>
-                <w:color w:val="000000"/>
-                <w:spacing w:val="0"/>
-                <w:kern w:val="0"/>
-                <w:sz w:val="18"/>
-                <w:szCs w:val="18"/>
-                <w:lang w:val="en-US" w:eastAsia="zh-CN"/>
-              </w:rPr>
-              <w:t>运维工程师</w:t>
-            </w:r>
-            <w:r>
-              <w:rPr>
-                <w:rFonts w:hint="default" w:ascii="Segoe UI" w:hAnsi="Segoe UI" w:eastAsia="Segoe UI" w:cs="Segoe UI"/>
-                <w:i w:val="0"/>
-                <w:iCs w:val="0"/>
-                <w:caps w:val="0"/>
-                <w:snapToGrid w:val="0"/>
-                <w:color w:val="000000"/>
-                <w:spacing w:val="0"/>
-                <w:kern w:val="0"/>
-                <w:sz w:val="18"/>
-                <w:szCs w:val="18"/>
-                <w:lang w:val="en-US" w:eastAsia="zh-CN"/>
-              </w:rPr>
-              <w:t>（针对技术性优化或修复）</w:t>
-            </w:r>
-            <w:r>
-              <w:rPr>
-                <w:rFonts w:hint="default" w:ascii="Segoe UI" w:hAnsi="Segoe UI" w:eastAsia="Segoe UI" w:cs="Segoe UI"/>
-                <w:i w:val="0"/>
-                <w:iCs w:val="0"/>
-                <w:caps w:val="0"/>
-                <w:snapToGrid w:val="0"/>
-                <w:color w:val="000000"/>
-                <w:spacing w:val="0"/>
-                <w:kern w:val="0"/>
-                <w:sz w:val="18"/>
-                <w:szCs w:val="18"/>
-                <w:lang w:val="en-US" w:eastAsia="zh-CN"/>
-              </w:rPr>
-              <w:br w:type="textWrapping"/>
-            </w:r>
-            <w:r>
-              <w:rPr>
-                <w:rStyle w:val="23"/>
-                <w:rFonts w:hint="default" w:ascii="Segoe UI" w:hAnsi="Segoe UI" w:eastAsia="Segoe UI" w:cs="Segoe UI"/>
-                <w:b/>
-                <w:bCs/>
-                <w:i w:val="0"/>
-                <w:iCs w:val="0"/>
-                <w:caps w:val="0"/>
-                <w:snapToGrid w:val="0"/>
-                <w:color w:val="000000"/>
-                <w:spacing w:val="0"/>
-                <w:kern w:val="0"/>
-                <w:sz w:val="18"/>
-                <w:szCs w:val="18"/>
-                <w:lang w:val="en-US" w:eastAsia="zh-CN"/>
-              </w:rPr>
-              <w:t>研发部-开发工程师/需求分析师</w:t>
-            </w:r>
-            <w:r>
-              <w:rPr>
-                <w:rFonts w:hint="default" w:ascii="Segoe UI" w:hAnsi="Segoe UI" w:eastAsia="Segoe UI" w:cs="Segoe UI"/>
-                <w:i w:val="0"/>
-                <w:iCs w:val="0"/>
-                <w:caps w:val="0"/>
-                <w:snapToGrid w:val="0"/>
-                <w:color w:val="000000"/>
-                <w:spacing w:val="0"/>
-                <w:kern w:val="0"/>
-                <w:sz w:val="18"/>
-                <w:szCs w:val="18"/>
-                <w:lang w:val="en-US" w:eastAsia="zh-CN"/>
-              </w:rPr>
-              <w:t>（针对由研发侧发起的版本功能变更）</w:t>
-            </w:r>
-          </w:p>
-        </w:tc>
-      </w:tr>
-      <w:tr>
-        <w:tblPrEx>
-          <w:tblBorders>
-            <w:top w:val="single" w:color="auto" w:sz="4" w:space="0"/>
-            <w:left w:val="single" w:color="auto" w:sz="4" w:space="0"/>
-            <w:bottom w:val="single" w:color="auto" w:sz="4" w:space="0"/>
-            <w:right w:val="single" w:color="auto" w:sz="4" w:space="0"/>
-            <w:insideH w:val="single" w:color="auto" w:sz="4" w:space="0"/>
-            <w:insideV w:val="single" w:color="auto" w:sz="4" w:space="0"/>
-          </w:tblBorders>
-          <w:tblCellMar>
-            <w:top w:w="15" w:type="dxa"/>
-            <w:left w:w="15" w:type="dxa"/>
-            <w:bottom w:w="15" w:type="dxa"/>
-            <w:right w:w="15" w:type="dxa"/>
-          </w:tblCellMar>
-        </w:tblPrEx>
-        <w:tc>
-          <w:tcPr>
-            <w:tcW w:w="0" w:type="auto"/>
-            <w:shd w:val="clear" w:color="auto" w:fill="auto"/>
-            <w:tcMar>
-              <w:top w:w="120" w:type="dxa"/>
-              <w:left w:w="0" w:type="dxa"/>
-              <w:bottom w:w="120" w:type="dxa"/>
-              <w:right w:w="192" w:type="dxa"/>
-            </w:tcMar>
-            <w:vAlign w:val="center"/>
-          </w:tcPr>
-          <w:p>
-            <w:pPr>
-              <w:keepNext w:val="0"/>
-              <w:keepLines w:val="0"/>
-              <w:widowControl/>
-              <w:suppressLineNumbers w:val="0"/>
-              <w:spacing w:line="300" w:lineRule="atLeast"/>
-              <w:jc w:val="left"/>
-              <w:rPr>
-                <w:rFonts w:hint="default" w:ascii="Segoe UI" w:hAnsi="Segoe UI" w:eastAsia="Segoe UI" w:cs="Segoe UI"/>
-                <w:i w:val="0"/>
-                <w:iCs w:val="0"/>
-                <w:caps w:val="0"/>
-                <w:color w:val="0F1115"/>
-                <w:spacing w:val="0"/>
-                <w:sz w:val="18"/>
-                <w:szCs w:val="18"/>
-              </w:rPr>
-            </w:pPr>
-            <w:r>
-              <w:rPr>
-                <w:rStyle w:val="23"/>
-                <w:rFonts w:hint="default" w:ascii="Segoe UI" w:hAnsi="Segoe UI" w:eastAsia="Segoe UI" w:cs="Segoe UI"/>
-                <w:b/>
-                <w:bCs/>
-                <w:i w:val="0"/>
-                <w:iCs w:val="0"/>
-                <w:caps w:val="0"/>
-                <w:snapToGrid w:val="0"/>
-                <w:color w:val="000000"/>
-                <w:spacing w:val="0"/>
-                <w:kern w:val="0"/>
-                <w:sz w:val="18"/>
-                <w:szCs w:val="18"/>
-                <w:lang w:val="en-US" w:eastAsia="zh-CN"/>
-              </w:rPr>
-              <w:t>变更经理</w:t>
-            </w:r>
-          </w:p>
-        </w:tc>
-        <w:tc>
-          <w:tcPr>
-            <w:tcW w:w="0" w:type="auto"/>
-            <w:shd w:val="clear" w:color="auto" w:fill="auto"/>
-            <w:tcMar>
-              <w:top w:w="120" w:type="dxa"/>
-              <w:left w:w="192" w:type="dxa"/>
-              <w:bottom w:w="120" w:type="dxa"/>
-              <w:right w:w="192" w:type="dxa"/>
-            </w:tcMar>
-            <w:vAlign w:val="center"/>
-          </w:tcPr>
-          <w:p>
-            <w:pPr>
-              <w:keepNext w:val="0"/>
-              <w:keepLines w:val="0"/>
-              <w:widowControl/>
-              <w:suppressLineNumbers w:val="0"/>
-              <w:spacing w:line="300" w:lineRule="atLeast"/>
-              <w:jc w:val="left"/>
-              <w:rPr>
-                <w:rFonts w:hint="default" w:ascii="Segoe UI" w:hAnsi="Segoe UI" w:eastAsia="Segoe UI" w:cs="Segoe UI"/>
-                <w:i w:val="0"/>
-                <w:iCs w:val="0"/>
-                <w:caps w:val="0"/>
-                <w:color w:val="0F1115"/>
-                <w:spacing w:val="0"/>
-                <w:sz w:val="18"/>
-                <w:szCs w:val="18"/>
-              </w:rPr>
-            </w:pPr>
-            <w:r>
-              <w:rPr>
-                <w:rFonts w:hint="default" w:ascii="Segoe UI" w:hAnsi="Segoe UI" w:eastAsia="Segoe UI" w:cs="Segoe UI"/>
-                <w:i w:val="0"/>
-                <w:iCs w:val="0"/>
-                <w:caps w:val="0"/>
-                <w:snapToGrid w:val="0"/>
-                <w:color w:val="000000"/>
-                <w:spacing w:val="0"/>
-                <w:kern w:val="0"/>
-                <w:sz w:val="18"/>
-                <w:szCs w:val="18"/>
-                <w:lang w:val="en-US" w:eastAsia="zh-CN"/>
-              </w:rPr>
-              <w:t>1. 负责变更管理流程的整体监督与执行。</w:t>
-            </w:r>
-            <w:r>
-              <w:rPr>
-                <w:rFonts w:hint="default" w:ascii="Segoe UI" w:hAnsi="Segoe UI" w:eastAsia="Segoe UI" w:cs="Segoe UI"/>
-                <w:i w:val="0"/>
-                <w:iCs w:val="0"/>
-                <w:caps w:val="0"/>
-                <w:snapToGrid w:val="0"/>
-                <w:color w:val="000000"/>
-                <w:spacing w:val="0"/>
-                <w:kern w:val="0"/>
-                <w:sz w:val="18"/>
-                <w:szCs w:val="18"/>
-                <w:lang w:val="en-US" w:eastAsia="zh-CN"/>
-              </w:rPr>
-              <w:br w:type="textWrapping"/>
-            </w:r>
-            <w:r>
-              <w:rPr>
-                <w:rFonts w:hint="default" w:ascii="Segoe UI" w:hAnsi="Segoe UI" w:eastAsia="Segoe UI" w:cs="Segoe UI"/>
-                <w:i w:val="0"/>
-                <w:iCs w:val="0"/>
-                <w:caps w:val="0"/>
-                <w:snapToGrid w:val="0"/>
-                <w:color w:val="000000"/>
-                <w:spacing w:val="0"/>
-                <w:kern w:val="0"/>
-                <w:sz w:val="18"/>
-                <w:szCs w:val="18"/>
-                <w:lang w:val="en-US" w:eastAsia="zh-CN"/>
-              </w:rPr>
-              <w:t>2. 审批</w:t>
-            </w:r>
-            <w:r>
-              <w:rPr>
-                <w:rStyle w:val="23"/>
-                <w:rFonts w:hint="default" w:ascii="Segoe UI" w:hAnsi="Segoe UI" w:eastAsia="Segoe UI" w:cs="Segoe UI"/>
-                <w:b/>
-                <w:bCs/>
-                <w:i w:val="0"/>
-                <w:iCs w:val="0"/>
-                <w:caps w:val="0"/>
-                <w:snapToGrid w:val="0"/>
-                <w:color w:val="000000"/>
-                <w:spacing w:val="0"/>
-                <w:kern w:val="0"/>
-                <w:sz w:val="18"/>
-                <w:szCs w:val="18"/>
-                <w:lang w:val="en-US" w:eastAsia="zh-CN"/>
-              </w:rPr>
-              <w:t>标准变更</w:t>
-            </w:r>
-            <w:r>
-              <w:rPr>
-                <w:rFonts w:hint="default" w:ascii="Segoe UI" w:hAnsi="Segoe UI" w:eastAsia="Segoe UI" w:cs="Segoe UI"/>
-                <w:i w:val="0"/>
-                <w:iCs w:val="0"/>
-                <w:caps w:val="0"/>
-                <w:snapToGrid w:val="0"/>
-                <w:color w:val="000000"/>
-                <w:spacing w:val="0"/>
-                <w:kern w:val="0"/>
-                <w:sz w:val="18"/>
-                <w:szCs w:val="18"/>
-                <w:lang w:val="en-US" w:eastAsia="zh-CN"/>
-              </w:rPr>
-              <w:t>请求。</w:t>
-            </w:r>
-            <w:r>
-              <w:rPr>
-                <w:rFonts w:hint="default" w:ascii="Segoe UI" w:hAnsi="Segoe UI" w:eastAsia="Segoe UI" w:cs="Segoe UI"/>
-                <w:i w:val="0"/>
-                <w:iCs w:val="0"/>
-                <w:caps w:val="0"/>
-                <w:snapToGrid w:val="0"/>
-                <w:color w:val="000000"/>
-                <w:spacing w:val="0"/>
-                <w:kern w:val="0"/>
-                <w:sz w:val="18"/>
-                <w:szCs w:val="18"/>
-                <w:lang w:val="en-US" w:eastAsia="zh-CN"/>
-              </w:rPr>
-              <w:br w:type="textWrapping"/>
-            </w:r>
-            <w:r>
-              <w:rPr>
-                <w:rFonts w:hint="default" w:ascii="Segoe UI" w:hAnsi="Segoe UI" w:eastAsia="Segoe UI" w:cs="Segoe UI"/>
-                <w:i w:val="0"/>
-                <w:iCs w:val="0"/>
-                <w:caps w:val="0"/>
-                <w:snapToGrid w:val="0"/>
-                <w:color w:val="000000"/>
-                <w:spacing w:val="0"/>
-                <w:kern w:val="0"/>
-                <w:sz w:val="18"/>
-                <w:szCs w:val="18"/>
-                <w:lang w:val="en-US" w:eastAsia="zh-CN"/>
-              </w:rPr>
-              <w:t>3. 召集并主持</w:t>
-            </w:r>
-            <w:r>
-              <w:rPr>
-                <w:rStyle w:val="23"/>
-                <w:rFonts w:hint="default" w:ascii="Segoe UI" w:hAnsi="Segoe UI" w:eastAsia="Segoe UI" w:cs="Segoe UI"/>
-                <w:b/>
-                <w:bCs/>
-                <w:i w:val="0"/>
-                <w:iCs w:val="0"/>
-                <w:caps w:val="0"/>
-                <w:snapToGrid w:val="0"/>
-                <w:color w:val="000000"/>
-                <w:spacing w:val="0"/>
-                <w:kern w:val="0"/>
-                <w:sz w:val="18"/>
-                <w:szCs w:val="18"/>
-                <w:lang w:val="en-US" w:eastAsia="zh-CN"/>
-              </w:rPr>
-              <w:t>变更顾问委员会（CAB）</w:t>
-            </w:r>
-            <w:r>
-              <w:rPr>
-                <w:rFonts w:hint="default" w:ascii="Segoe UI" w:hAnsi="Segoe UI" w:eastAsia="Segoe UI" w:cs="Segoe UI"/>
-                <w:i w:val="0"/>
-                <w:iCs w:val="0"/>
-                <w:caps w:val="0"/>
-                <w:snapToGrid w:val="0"/>
-                <w:color w:val="000000"/>
-                <w:spacing w:val="0"/>
-                <w:kern w:val="0"/>
-                <w:sz w:val="18"/>
-                <w:szCs w:val="18"/>
-                <w:lang w:val="en-US" w:eastAsia="zh-CN"/>
-              </w:rPr>
-              <w:t>会议，评审重大变更。</w:t>
-            </w:r>
-            <w:r>
-              <w:rPr>
-                <w:rFonts w:hint="default" w:ascii="Segoe UI" w:hAnsi="Segoe UI" w:eastAsia="Segoe UI" w:cs="Segoe UI"/>
-                <w:i w:val="0"/>
-                <w:iCs w:val="0"/>
-                <w:caps w:val="0"/>
-                <w:snapToGrid w:val="0"/>
-                <w:color w:val="000000"/>
-                <w:spacing w:val="0"/>
-                <w:kern w:val="0"/>
-                <w:sz w:val="18"/>
-                <w:szCs w:val="18"/>
-                <w:lang w:val="en-US" w:eastAsia="zh-CN"/>
-              </w:rPr>
-              <w:br w:type="textWrapping"/>
-            </w:r>
-            <w:r>
-              <w:rPr>
-                <w:rFonts w:hint="default" w:ascii="Segoe UI" w:hAnsi="Segoe UI" w:eastAsia="Segoe UI" w:cs="Segoe UI"/>
-                <w:i w:val="0"/>
-                <w:iCs w:val="0"/>
-                <w:caps w:val="0"/>
-                <w:snapToGrid w:val="0"/>
-                <w:color w:val="000000"/>
-                <w:spacing w:val="0"/>
-                <w:kern w:val="0"/>
-                <w:sz w:val="18"/>
-                <w:szCs w:val="18"/>
-                <w:lang w:val="en-US" w:eastAsia="zh-CN"/>
-              </w:rPr>
-              <w:t>4. 监控变更实施进度与结果，确保流程闭环。</w:t>
-            </w:r>
-            <w:r>
-              <w:rPr>
-                <w:rFonts w:hint="default" w:ascii="Segoe UI" w:hAnsi="Segoe UI" w:eastAsia="Segoe UI" w:cs="Segoe UI"/>
-                <w:i w:val="0"/>
-                <w:iCs w:val="0"/>
-                <w:caps w:val="0"/>
-                <w:snapToGrid w:val="0"/>
-                <w:color w:val="000000"/>
-                <w:spacing w:val="0"/>
-                <w:kern w:val="0"/>
-                <w:sz w:val="18"/>
-                <w:szCs w:val="18"/>
-                <w:lang w:val="en-US" w:eastAsia="zh-CN"/>
-              </w:rPr>
-              <w:br w:type="textWrapping"/>
-            </w:r>
-            <w:r>
-              <w:rPr>
-                <w:rFonts w:hint="default" w:ascii="Segoe UI" w:hAnsi="Segoe UI" w:eastAsia="Segoe UI" w:cs="Segoe UI"/>
-                <w:i w:val="0"/>
-                <w:iCs w:val="0"/>
-                <w:caps w:val="0"/>
-                <w:snapToGrid w:val="0"/>
-                <w:color w:val="000000"/>
-                <w:spacing w:val="0"/>
-                <w:kern w:val="0"/>
-                <w:sz w:val="18"/>
-                <w:szCs w:val="18"/>
-                <w:lang w:val="en-US" w:eastAsia="zh-CN"/>
-              </w:rPr>
-              <w:t>5. 审批变更的关闭。</w:t>
-            </w:r>
-          </w:p>
-        </w:tc>
-        <w:tc>
-          <w:tcPr>
-            <w:tcW w:w="0" w:type="auto"/>
-            <w:shd w:val="clear" w:color="auto" w:fill="auto"/>
-            <w:tcMar>
-              <w:top w:w="120" w:type="dxa"/>
-              <w:left w:w="192" w:type="dxa"/>
-              <w:bottom w:w="120" w:type="dxa"/>
-              <w:right w:w="0" w:type="dxa"/>
-            </w:tcMar>
-            <w:vAlign w:val="center"/>
-          </w:tcPr>
-          <w:p>
-            <w:pPr>
-              <w:keepNext w:val="0"/>
-              <w:keepLines w:val="0"/>
-              <w:widowControl/>
-              <w:suppressLineNumbers w:val="0"/>
-              <w:spacing w:line="300" w:lineRule="atLeast"/>
-              <w:jc w:val="left"/>
-              <w:rPr>
-                <w:rFonts w:hint="default" w:ascii="Segoe UI" w:hAnsi="Segoe UI" w:eastAsia="Segoe UI" w:cs="Segoe UI"/>
-                <w:i w:val="0"/>
-                <w:iCs w:val="0"/>
-                <w:caps w:val="0"/>
-                <w:color w:val="0F1115"/>
-                <w:spacing w:val="0"/>
-                <w:sz w:val="18"/>
-                <w:szCs w:val="18"/>
-              </w:rPr>
-            </w:pPr>
-            <w:r>
-              <w:rPr>
-                <w:rStyle w:val="23"/>
-                <w:rFonts w:hint="default" w:ascii="Segoe UI" w:hAnsi="Segoe UI" w:eastAsia="Segoe UI" w:cs="Segoe UI"/>
-                <w:b/>
-                <w:bCs/>
-                <w:i w:val="0"/>
-                <w:iCs w:val="0"/>
-                <w:caps w:val="0"/>
-                <w:snapToGrid w:val="0"/>
-                <w:color w:val="000000"/>
-                <w:spacing w:val="0"/>
-                <w:kern w:val="0"/>
-                <w:sz w:val="18"/>
-                <w:szCs w:val="18"/>
-                <w:lang w:val="en-US" w:eastAsia="zh-CN"/>
-              </w:rPr>
-              <w:t>运维部经理</w:t>
-            </w:r>
-            <w:r>
-              <w:rPr>
-                <w:rFonts w:hint="default" w:ascii="Segoe UI" w:hAnsi="Segoe UI" w:eastAsia="Segoe UI" w:cs="Segoe UI"/>
-                <w:i w:val="0"/>
-                <w:iCs w:val="0"/>
-                <w:caps w:val="0"/>
-                <w:snapToGrid w:val="0"/>
-                <w:color w:val="000000"/>
-                <w:spacing w:val="0"/>
-                <w:kern w:val="0"/>
-                <w:sz w:val="18"/>
-                <w:szCs w:val="18"/>
-                <w:lang w:val="en-US" w:eastAsia="zh-CN"/>
-              </w:rPr>
-              <w:t>（流程所有者，担任公司级变更经理）</w:t>
-            </w:r>
-            <w:r>
-              <w:rPr>
-                <w:rFonts w:hint="default" w:ascii="Segoe UI" w:hAnsi="Segoe UI" w:eastAsia="Segoe UI" w:cs="Segoe UI"/>
-                <w:i w:val="0"/>
-                <w:iCs w:val="0"/>
-                <w:caps w:val="0"/>
-                <w:snapToGrid w:val="0"/>
-                <w:color w:val="000000"/>
-                <w:spacing w:val="0"/>
-                <w:kern w:val="0"/>
-                <w:sz w:val="18"/>
-                <w:szCs w:val="18"/>
-                <w:lang w:val="en-US" w:eastAsia="zh-CN"/>
-              </w:rPr>
-              <w:br w:type="textWrapping"/>
-            </w:r>
-            <w:r>
-              <w:rPr>
-                <w:rStyle w:val="23"/>
-                <w:rFonts w:hint="default" w:ascii="Segoe UI" w:hAnsi="Segoe UI" w:eastAsia="Segoe UI" w:cs="Segoe UI"/>
-                <w:b/>
-                <w:bCs/>
-                <w:i w:val="0"/>
-                <w:iCs w:val="0"/>
-                <w:caps w:val="0"/>
-                <w:snapToGrid w:val="0"/>
-                <w:color w:val="000000"/>
-                <w:spacing w:val="0"/>
-                <w:kern w:val="0"/>
-                <w:sz w:val="18"/>
-                <w:szCs w:val="18"/>
-                <w:lang w:val="en-US" w:eastAsia="zh-CN"/>
-              </w:rPr>
-              <w:t>（注：可授权给资深运维项目经理处理特定项目群的常规变更）</w:t>
-            </w:r>
-          </w:p>
-        </w:tc>
-      </w:tr>
-      <w:tr>
-        <w:tblPrEx>
-          <w:tblBorders>
-            <w:top w:val="single" w:color="auto" w:sz="4" w:space="0"/>
-            <w:left w:val="single" w:color="auto" w:sz="4" w:space="0"/>
-            <w:bottom w:val="single" w:color="auto" w:sz="4" w:space="0"/>
-            <w:right w:val="single" w:color="auto" w:sz="4" w:space="0"/>
-            <w:insideH w:val="single" w:color="auto" w:sz="4" w:space="0"/>
-            <w:insideV w:val="single" w:color="auto" w:sz="4" w:space="0"/>
-          </w:tblBorders>
-          <w:tblCellMar>
-            <w:top w:w="15" w:type="dxa"/>
-            <w:left w:w="15" w:type="dxa"/>
-            <w:bottom w:w="15" w:type="dxa"/>
-            <w:right w:w="15" w:type="dxa"/>
-          </w:tblCellMar>
-        </w:tblPrEx>
-        <w:tc>
-          <w:tcPr>
-            <w:tcW w:w="0" w:type="auto"/>
-            <w:shd w:val="clear" w:color="auto" w:fill="auto"/>
-            <w:tcMar>
-              <w:top w:w="120" w:type="dxa"/>
-              <w:left w:w="0" w:type="dxa"/>
-              <w:bottom w:w="120" w:type="dxa"/>
-              <w:right w:w="192" w:type="dxa"/>
-            </w:tcMar>
-            <w:vAlign w:val="center"/>
-          </w:tcPr>
-          <w:p>
-            <w:pPr>
-              <w:keepNext w:val="0"/>
-              <w:keepLines w:val="0"/>
-              <w:widowControl/>
-              <w:suppressLineNumbers w:val="0"/>
-              <w:spacing w:line="300" w:lineRule="atLeast"/>
-              <w:jc w:val="left"/>
-              <w:rPr>
-                <w:rFonts w:hint="default" w:ascii="Segoe UI" w:hAnsi="Segoe UI" w:eastAsia="Segoe UI" w:cs="Segoe UI"/>
-                <w:i w:val="0"/>
-                <w:iCs w:val="0"/>
-                <w:caps w:val="0"/>
-                <w:color w:val="0F1115"/>
-                <w:spacing w:val="0"/>
-                <w:sz w:val="18"/>
-                <w:szCs w:val="18"/>
-              </w:rPr>
-            </w:pPr>
-            <w:r>
-              <w:rPr>
-                <w:rStyle w:val="23"/>
-                <w:rFonts w:hint="default" w:ascii="Segoe UI" w:hAnsi="Segoe UI" w:eastAsia="Segoe UI" w:cs="Segoe UI"/>
-                <w:b/>
-                <w:bCs/>
-                <w:i w:val="0"/>
-                <w:iCs w:val="0"/>
-                <w:caps w:val="0"/>
-                <w:snapToGrid w:val="0"/>
-                <w:color w:val="000000"/>
-                <w:spacing w:val="0"/>
-                <w:kern w:val="0"/>
-                <w:sz w:val="18"/>
-                <w:szCs w:val="18"/>
-                <w:lang w:val="en-US" w:eastAsia="zh-CN"/>
-              </w:rPr>
-              <w:t>运维工程师/开发工程师（执行人）</w:t>
-            </w:r>
-          </w:p>
-        </w:tc>
-        <w:tc>
-          <w:tcPr>
-            <w:tcW w:w="0" w:type="auto"/>
-            <w:shd w:val="clear" w:color="auto" w:fill="auto"/>
-            <w:tcMar>
-              <w:top w:w="120" w:type="dxa"/>
-              <w:left w:w="192" w:type="dxa"/>
-              <w:bottom w:w="120" w:type="dxa"/>
-              <w:right w:w="192" w:type="dxa"/>
-            </w:tcMar>
-            <w:vAlign w:val="center"/>
-          </w:tcPr>
-          <w:p>
-            <w:pPr>
-              <w:keepNext w:val="0"/>
-              <w:keepLines w:val="0"/>
-              <w:widowControl/>
-              <w:suppressLineNumbers w:val="0"/>
-              <w:spacing w:line="300" w:lineRule="atLeast"/>
-              <w:jc w:val="left"/>
-              <w:rPr>
-                <w:rFonts w:hint="default" w:ascii="Segoe UI" w:hAnsi="Segoe UI" w:eastAsia="Segoe UI" w:cs="Segoe UI"/>
-                <w:i w:val="0"/>
-                <w:iCs w:val="0"/>
-                <w:caps w:val="0"/>
-                <w:color w:val="0F1115"/>
-                <w:spacing w:val="0"/>
-                <w:sz w:val="18"/>
-                <w:szCs w:val="18"/>
-              </w:rPr>
-            </w:pPr>
-            <w:r>
-              <w:rPr>
-                <w:rFonts w:hint="default" w:ascii="Segoe UI" w:hAnsi="Segoe UI" w:eastAsia="Segoe UI" w:cs="Segoe UI"/>
-                <w:i w:val="0"/>
-                <w:iCs w:val="0"/>
-                <w:caps w:val="0"/>
-                <w:snapToGrid w:val="0"/>
-                <w:color w:val="000000"/>
-                <w:spacing w:val="0"/>
-                <w:kern w:val="0"/>
-                <w:sz w:val="18"/>
-                <w:szCs w:val="18"/>
-                <w:lang w:val="en-US" w:eastAsia="zh-CN"/>
-              </w:rPr>
-              <w:t>1. 负责制定或细化变更技术方案、</w:t>
-            </w:r>
-            <w:r>
-              <w:rPr>
-                <w:rStyle w:val="23"/>
-                <w:rFonts w:hint="default" w:ascii="Segoe UI" w:hAnsi="Segoe UI" w:eastAsia="Segoe UI" w:cs="Segoe UI"/>
-                <w:b/>
-                <w:bCs/>
-                <w:i w:val="0"/>
-                <w:iCs w:val="0"/>
-                <w:caps w:val="0"/>
-                <w:snapToGrid w:val="0"/>
-                <w:color w:val="000000"/>
-                <w:spacing w:val="0"/>
-                <w:kern w:val="0"/>
-                <w:sz w:val="18"/>
-                <w:szCs w:val="18"/>
-                <w:lang w:val="en-US" w:eastAsia="zh-CN"/>
-              </w:rPr>
-              <w:t>回退方案</w:t>
-            </w:r>
-            <w:r>
-              <w:rPr>
-                <w:rFonts w:hint="default" w:ascii="Segoe UI" w:hAnsi="Segoe UI" w:eastAsia="Segoe UI" w:cs="Segoe UI"/>
-                <w:i w:val="0"/>
-                <w:iCs w:val="0"/>
-                <w:caps w:val="0"/>
-                <w:snapToGrid w:val="0"/>
-                <w:color w:val="000000"/>
-                <w:spacing w:val="0"/>
-                <w:kern w:val="0"/>
-                <w:sz w:val="18"/>
-                <w:szCs w:val="18"/>
-                <w:lang w:val="en-US" w:eastAsia="zh-CN"/>
-              </w:rPr>
-              <w:t>及测试方案。</w:t>
-            </w:r>
-            <w:r>
-              <w:rPr>
-                <w:rFonts w:hint="default" w:ascii="Segoe UI" w:hAnsi="Segoe UI" w:eastAsia="Segoe UI" w:cs="Segoe UI"/>
-                <w:i w:val="0"/>
-                <w:iCs w:val="0"/>
-                <w:caps w:val="0"/>
-                <w:snapToGrid w:val="0"/>
-                <w:color w:val="000000"/>
-                <w:spacing w:val="0"/>
-                <w:kern w:val="0"/>
-                <w:sz w:val="18"/>
-                <w:szCs w:val="18"/>
-                <w:lang w:val="en-US" w:eastAsia="zh-CN"/>
-              </w:rPr>
-              <w:br w:type="textWrapping"/>
-            </w:r>
-            <w:r>
-              <w:rPr>
-                <w:rFonts w:hint="default" w:ascii="Segoe UI" w:hAnsi="Segoe UI" w:eastAsia="Segoe UI" w:cs="Segoe UI"/>
-                <w:i w:val="0"/>
-                <w:iCs w:val="0"/>
-                <w:caps w:val="0"/>
-                <w:snapToGrid w:val="0"/>
-                <w:color w:val="000000"/>
-                <w:spacing w:val="0"/>
-                <w:kern w:val="0"/>
-                <w:sz w:val="18"/>
-                <w:szCs w:val="18"/>
-                <w:lang w:val="en-US" w:eastAsia="zh-CN"/>
-              </w:rPr>
-              <w:t>2. 执行变更实施操作，并记录详细步骤。</w:t>
-            </w:r>
-            <w:r>
-              <w:rPr>
-                <w:rFonts w:hint="default" w:ascii="Segoe UI" w:hAnsi="Segoe UI" w:eastAsia="Segoe UI" w:cs="Segoe UI"/>
-                <w:i w:val="0"/>
-                <w:iCs w:val="0"/>
-                <w:caps w:val="0"/>
-                <w:snapToGrid w:val="0"/>
-                <w:color w:val="000000"/>
-                <w:spacing w:val="0"/>
-                <w:kern w:val="0"/>
-                <w:sz w:val="18"/>
-                <w:szCs w:val="18"/>
-                <w:lang w:val="en-US" w:eastAsia="zh-CN"/>
-              </w:rPr>
-              <w:br w:type="textWrapping"/>
-            </w:r>
-            <w:r>
-              <w:rPr>
-                <w:rFonts w:hint="default" w:ascii="Segoe UI" w:hAnsi="Segoe UI" w:eastAsia="Segoe UI" w:cs="Segoe UI"/>
-                <w:i w:val="0"/>
-                <w:iCs w:val="0"/>
-                <w:caps w:val="0"/>
-                <w:snapToGrid w:val="0"/>
-                <w:color w:val="000000"/>
-                <w:spacing w:val="0"/>
-                <w:kern w:val="0"/>
-                <w:sz w:val="18"/>
-                <w:szCs w:val="18"/>
-                <w:lang w:val="en-US" w:eastAsia="zh-CN"/>
-              </w:rPr>
-              <w:t>3. 执行</w:t>
-            </w:r>
-            <w:r>
-              <w:rPr>
-                <w:rStyle w:val="23"/>
-                <w:rFonts w:hint="default" w:ascii="Segoe UI" w:hAnsi="Segoe UI" w:eastAsia="Segoe UI" w:cs="Segoe UI"/>
-                <w:b/>
-                <w:bCs/>
-                <w:i w:val="0"/>
-                <w:iCs w:val="0"/>
-                <w:caps w:val="0"/>
-                <w:snapToGrid w:val="0"/>
-                <w:color w:val="000000"/>
-                <w:spacing w:val="0"/>
-                <w:kern w:val="0"/>
-                <w:sz w:val="18"/>
-                <w:szCs w:val="18"/>
-                <w:lang w:val="en-US" w:eastAsia="zh-CN"/>
-              </w:rPr>
-              <w:t>回退操作</w:t>
-            </w:r>
-            <w:r>
-              <w:rPr>
-                <w:rFonts w:hint="default" w:ascii="Segoe UI" w:hAnsi="Segoe UI" w:eastAsia="Segoe UI" w:cs="Segoe UI"/>
-                <w:i w:val="0"/>
-                <w:iCs w:val="0"/>
-                <w:caps w:val="0"/>
-                <w:snapToGrid w:val="0"/>
-                <w:color w:val="000000"/>
-                <w:spacing w:val="0"/>
-                <w:kern w:val="0"/>
-                <w:sz w:val="18"/>
-                <w:szCs w:val="18"/>
-                <w:lang w:val="en-US" w:eastAsia="zh-CN"/>
-              </w:rPr>
-              <w:t>（若触发）。</w:t>
-            </w:r>
-            <w:r>
-              <w:rPr>
-                <w:rFonts w:hint="default" w:ascii="Segoe UI" w:hAnsi="Segoe UI" w:eastAsia="Segoe UI" w:cs="Segoe UI"/>
-                <w:i w:val="0"/>
-                <w:iCs w:val="0"/>
-                <w:caps w:val="0"/>
-                <w:snapToGrid w:val="0"/>
-                <w:color w:val="000000"/>
-                <w:spacing w:val="0"/>
-                <w:kern w:val="0"/>
-                <w:sz w:val="18"/>
-                <w:szCs w:val="18"/>
-                <w:lang w:val="en-US" w:eastAsia="zh-CN"/>
-              </w:rPr>
-              <w:br w:type="textWrapping"/>
-            </w:r>
-            <w:r>
-              <w:rPr>
-                <w:rFonts w:hint="default" w:ascii="Segoe UI" w:hAnsi="Segoe UI" w:eastAsia="Segoe UI" w:cs="Segoe UI"/>
-                <w:i w:val="0"/>
-                <w:iCs w:val="0"/>
-                <w:caps w:val="0"/>
-                <w:snapToGrid w:val="0"/>
-                <w:color w:val="000000"/>
-                <w:spacing w:val="0"/>
-                <w:kern w:val="0"/>
-                <w:sz w:val="18"/>
-                <w:szCs w:val="18"/>
-                <w:lang w:val="en-US" w:eastAsia="zh-CN"/>
-              </w:rPr>
-              <w:t>4. 提交变更实施与验证报告。</w:t>
-            </w:r>
-          </w:p>
-        </w:tc>
-        <w:tc>
-          <w:tcPr>
-            <w:tcW w:w="0" w:type="auto"/>
-            <w:shd w:val="clear" w:color="auto" w:fill="auto"/>
-            <w:tcMar>
-              <w:top w:w="120" w:type="dxa"/>
-              <w:left w:w="192" w:type="dxa"/>
-              <w:bottom w:w="120" w:type="dxa"/>
-              <w:right w:w="0" w:type="dxa"/>
-            </w:tcMar>
-            <w:vAlign w:val="center"/>
-          </w:tcPr>
-          <w:p>
-            <w:pPr>
-              <w:keepNext w:val="0"/>
-              <w:keepLines w:val="0"/>
-              <w:widowControl/>
-              <w:suppressLineNumbers w:val="0"/>
-              <w:spacing w:line="300" w:lineRule="atLeast"/>
-              <w:jc w:val="left"/>
-              <w:rPr>
-                <w:rFonts w:hint="default" w:ascii="Segoe UI" w:hAnsi="Segoe UI" w:eastAsia="Segoe UI" w:cs="Segoe UI"/>
-                <w:i w:val="0"/>
-                <w:iCs w:val="0"/>
-                <w:caps w:val="0"/>
-                <w:color w:val="0F1115"/>
-                <w:spacing w:val="0"/>
-                <w:sz w:val="18"/>
-                <w:szCs w:val="18"/>
-              </w:rPr>
-            </w:pPr>
-            <w:r>
-              <w:rPr>
-                <w:rStyle w:val="23"/>
-                <w:rFonts w:hint="default" w:ascii="Segoe UI" w:hAnsi="Segoe UI" w:eastAsia="Segoe UI" w:cs="Segoe UI"/>
-                <w:b/>
-                <w:bCs/>
-                <w:i w:val="0"/>
-                <w:iCs w:val="0"/>
-                <w:caps w:val="0"/>
-                <w:snapToGrid w:val="0"/>
-                <w:color w:val="000000"/>
-                <w:spacing w:val="0"/>
-                <w:kern w:val="0"/>
-                <w:sz w:val="18"/>
-                <w:szCs w:val="18"/>
-                <w:lang w:val="en-US" w:eastAsia="zh-CN"/>
-              </w:rPr>
-              <w:t>运维部-运维工程师</w:t>
-            </w:r>
-            <w:r>
-              <w:rPr>
-                <w:rFonts w:hint="default" w:ascii="Segoe UI" w:hAnsi="Segoe UI" w:eastAsia="Segoe UI" w:cs="Segoe UI"/>
-                <w:i w:val="0"/>
-                <w:iCs w:val="0"/>
-                <w:caps w:val="0"/>
-                <w:snapToGrid w:val="0"/>
-                <w:color w:val="000000"/>
-                <w:spacing w:val="0"/>
-                <w:kern w:val="0"/>
-                <w:sz w:val="18"/>
-                <w:szCs w:val="18"/>
-                <w:lang w:val="en-US" w:eastAsia="zh-CN"/>
-              </w:rPr>
-              <w:t>（负责运维侧变更实施）</w:t>
-            </w:r>
-            <w:r>
-              <w:rPr>
-                <w:rFonts w:hint="default" w:ascii="Segoe UI" w:hAnsi="Segoe UI" w:eastAsia="Segoe UI" w:cs="Segoe UI"/>
-                <w:i w:val="0"/>
-                <w:iCs w:val="0"/>
-                <w:caps w:val="0"/>
-                <w:snapToGrid w:val="0"/>
-                <w:color w:val="000000"/>
-                <w:spacing w:val="0"/>
-                <w:kern w:val="0"/>
-                <w:sz w:val="18"/>
-                <w:szCs w:val="18"/>
-                <w:lang w:val="en-US" w:eastAsia="zh-CN"/>
-              </w:rPr>
-              <w:br w:type="textWrapping"/>
-            </w:r>
-            <w:r>
-              <w:rPr>
-                <w:rStyle w:val="23"/>
-                <w:rFonts w:hint="default" w:ascii="Segoe UI" w:hAnsi="Segoe UI" w:eastAsia="Segoe UI" w:cs="Segoe UI"/>
-                <w:b/>
-                <w:bCs/>
-                <w:i w:val="0"/>
-                <w:iCs w:val="0"/>
-                <w:caps w:val="0"/>
-                <w:snapToGrid w:val="0"/>
-                <w:color w:val="000000"/>
-                <w:spacing w:val="0"/>
-                <w:kern w:val="0"/>
-                <w:sz w:val="18"/>
-                <w:szCs w:val="18"/>
-                <w:lang w:val="en-US" w:eastAsia="zh-CN"/>
-              </w:rPr>
-              <w:t>研发部-开发工程师</w:t>
-            </w:r>
-            <w:r>
-              <w:rPr>
-                <w:rFonts w:hint="default" w:ascii="Segoe UI" w:hAnsi="Segoe UI" w:eastAsia="Segoe UI" w:cs="Segoe UI"/>
-                <w:i w:val="0"/>
-                <w:iCs w:val="0"/>
-                <w:caps w:val="0"/>
-                <w:snapToGrid w:val="0"/>
-                <w:color w:val="000000"/>
-                <w:spacing w:val="0"/>
-                <w:kern w:val="0"/>
-                <w:sz w:val="18"/>
-                <w:szCs w:val="18"/>
-                <w:lang w:val="en-US" w:eastAsia="zh-CN"/>
-              </w:rPr>
-              <w:t>（负责需代码修改的变更实施）</w:t>
-            </w:r>
-          </w:p>
-        </w:tc>
-      </w:tr>
-      <w:tr>
-        <w:tblPrEx>
-          <w:tblBorders>
-            <w:top w:val="single" w:color="auto" w:sz="4" w:space="0"/>
-            <w:left w:val="single" w:color="auto" w:sz="4" w:space="0"/>
-            <w:bottom w:val="single" w:color="auto" w:sz="4" w:space="0"/>
-            <w:right w:val="single" w:color="auto" w:sz="4" w:space="0"/>
-            <w:insideH w:val="single" w:color="auto" w:sz="4" w:space="0"/>
-            <w:insideV w:val="single" w:color="auto" w:sz="4" w:space="0"/>
-          </w:tblBorders>
-          <w:tblCellMar>
-            <w:top w:w="15" w:type="dxa"/>
-            <w:left w:w="15" w:type="dxa"/>
-            <w:bottom w:w="15" w:type="dxa"/>
-            <w:right w:w="15" w:type="dxa"/>
-          </w:tblCellMar>
-        </w:tblPrEx>
-        <w:tc>
-          <w:tcPr>
-            <w:tcW w:w="0" w:type="auto"/>
-            <w:shd w:val="clear" w:color="auto" w:fill="auto"/>
-            <w:tcMar>
-              <w:top w:w="120" w:type="dxa"/>
-              <w:left w:w="0" w:type="dxa"/>
-              <w:bottom w:w="120" w:type="dxa"/>
-              <w:right w:w="192" w:type="dxa"/>
-            </w:tcMar>
-            <w:vAlign w:val="center"/>
-          </w:tcPr>
-          <w:p>
-            <w:pPr>
-              <w:keepNext w:val="0"/>
-              <w:keepLines w:val="0"/>
-              <w:widowControl/>
-              <w:suppressLineNumbers w:val="0"/>
-              <w:spacing w:line="300" w:lineRule="atLeast"/>
-              <w:jc w:val="left"/>
-              <w:rPr>
-                <w:rFonts w:hint="default" w:ascii="Segoe UI" w:hAnsi="Segoe UI" w:eastAsia="Segoe UI" w:cs="Segoe UI"/>
-                <w:i w:val="0"/>
-                <w:iCs w:val="0"/>
-                <w:caps w:val="0"/>
-                <w:color w:val="0F1115"/>
-                <w:spacing w:val="0"/>
-                <w:sz w:val="18"/>
-                <w:szCs w:val="18"/>
-              </w:rPr>
-            </w:pPr>
-            <w:r>
-              <w:rPr>
-                <w:rStyle w:val="23"/>
-                <w:rFonts w:hint="default" w:ascii="Segoe UI" w:hAnsi="Segoe UI" w:eastAsia="Segoe UI" w:cs="Segoe UI"/>
-                <w:b/>
-                <w:bCs/>
-                <w:i w:val="0"/>
-                <w:iCs w:val="0"/>
-                <w:caps w:val="0"/>
-                <w:snapToGrid w:val="0"/>
-                <w:color w:val="000000"/>
-                <w:spacing w:val="0"/>
-                <w:kern w:val="0"/>
-                <w:sz w:val="18"/>
-                <w:szCs w:val="18"/>
-                <w:lang w:val="en-US" w:eastAsia="zh-CN"/>
-              </w:rPr>
-              <w:t>变更顾问委员会（CAB）</w:t>
-            </w:r>
-          </w:p>
-        </w:tc>
-        <w:tc>
-          <w:tcPr>
-            <w:tcW w:w="0" w:type="auto"/>
-            <w:shd w:val="clear" w:color="auto" w:fill="auto"/>
-            <w:tcMar>
-              <w:top w:w="120" w:type="dxa"/>
-              <w:left w:w="192" w:type="dxa"/>
-              <w:bottom w:w="120" w:type="dxa"/>
-              <w:right w:w="192" w:type="dxa"/>
-            </w:tcMar>
-            <w:vAlign w:val="center"/>
-          </w:tcPr>
-          <w:p>
-            <w:pPr>
-              <w:keepNext w:val="0"/>
-              <w:keepLines w:val="0"/>
-              <w:widowControl/>
-              <w:suppressLineNumbers w:val="0"/>
-              <w:spacing w:line="300" w:lineRule="atLeast"/>
-              <w:jc w:val="left"/>
-              <w:rPr>
-                <w:rFonts w:hint="default" w:ascii="Segoe UI" w:hAnsi="Segoe UI" w:eastAsia="Segoe UI" w:cs="Segoe UI"/>
-                <w:i w:val="0"/>
-                <w:iCs w:val="0"/>
-                <w:caps w:val="0"/>
-                <w:color w:val="0F1115"/>
-                <w:spacing w:val="0"/>
-                <w:sz w:val="18"/>
-                <w:szCs w:val="18"/>
-              </w:rPr>
-            </w:pPr>
-            <w:r>
-              <w:rPr>
-                <w:rFonts w:hint="default" w:ascii="Segoe UI" w:hAnsi="Segoe UI" w:eastAsia="Segoe UI" w:cs="Segoe UI"/>
-                <w:i w:val="0"/>
-                <w:iCs w:val="0"/>
-                <w:caps w:val="0"/>
-                <w:snapToGrid w:val="0"/>
-                <w:color w:val="000000"/>
-                <w:spacing w:val="0"/>
-                <w:kern w:val="0"/>
-                <w:sz w:val="18"/>
-                <w:szCs w:val="18"/>
-                <w:lang w:val="en-US" w:eastAsia="zh-CN"/>
-              </w:rPr>
-              <w:t>1. 对</w:t>
-            </w:r>
-            <w:r>
-              <w:rPr>
-                <w:rStyle w:val="23"/>
-                <w:rFonts w:hint="default" w:ascii="Segoe UI" w:hAnsi="Segoe UI" w:eastAsia="Segoe UI" w:cs="Segoe UI"/>
-                <w:b/>
-                <w:bCs/>
-                <w:i w:val="0"/>
-                <w:iCs w:val="0"/>
-                <w:caps w:val="0"/>
-                <w:snapToGrid w:val="0"/>
-                <w:color w:val="000000"/>
-                <w:spacing w:val="0"/>
-                <w:kern w:val="0"/>
-                <w:sz w:val="18"/>
-                <w:szCs w:val="18"/>
-                <w:lang w:val="en-US" w:eastAsia="zh-CN"/>
-              </w:rPr>
-              <w:t>重大变更</w:t>
-            </w:r>
-            <w:r>
-              <w:rPr>
-                <w:rFonts w:hint="default" w:ascii="Segoe UI" w:hAnsi="Segoe UI" w:eastAsia="Segoe UI" w:cs="Segoe UI"/>
-                <w:i w:val="0"/>
-                <w:iCs w:val="0"/>
-                <w:caps w:val="0"/>
-                <w:snapToGrid w:val="0"/>
-                <w:color w:val="000000"/>
-                <w:spacing w:val="0"/>
-                <w:kern w:val="0"/>
-                <w:sz w:val="18"/>
-                <w:szCs w:val="18"/>
-                <w:lang w:val="en-US" w:eastAsia="zh-CN"/>
-              </w:rPr>
-              <w:t>请求进行集体评审。</w:t>
-            </w:r>
-            <w:r>
-              <w:rPr>
-                <w:rFonts w:hint="default" w:ascii="Segoe UI" w:hAnsi="Segoe UI" w:eastAsia="Segoe UI" w:cs="Segoe UI"/>
-                <w:i w:val="0"/>
-                <w:iCs w:val="0"/>
-                <w:caps w:val="0"/>
-                <w:snapToGrid w:val="0"/>
-                <w:color w:val="000000"/>
-                <w:spacing w:val="0"/>
-                <w:kern w:val="0"/>
-                <w:sz w:val="18"/>
-                <w:szCs w:val="18"/>
-                <w:lang w:val="en-US" w:eastAsia="zh-CN"/>
-              </w:rPr>
-              <w:br w:type="textWrapping"/>
-            </w:r>
-            <w:r>
-              <w:rPr>
-                <w:rFonts w:hint="default" w:ascii="Segoe UI" w:hAnsi="Segoe UI" w:eastAsia="Segoe UI" w:cs="Segoe UI"/>
-                <w:i w:val="0"/>
-                <w:iCs w:val="0"/>
-                <w:caps w:val="0"/>
-                <w:snapToGrid w:val="0"/>
-                <w:color w:val="000000"/>
-                <w:spacing w:val="0"/>
-                <w:kern w:val="0"/>
-                <w:sz w:val="18"/>
-                <w:szCs w:val="18"/>
-                <w:lang w:val="en-US" w:eastAsia="zh-CN"/>
-              </w:rPr>
-              <w:t>2. 评估变更的风险、影响、资源需求及</w:t>
-            </w:r>
-            <w:r>
-              <w:rPr>
-                <w:rStyle w:val="23"/>
-                <w:rFonts w:hint="default" w:ascii="Segoe UI" w:hAnsi="Segoe UI" w:eastAsia="Segoe UI" w:cs="Segoe UI"/>
-                <w:b/>
-                <w:bCs/>
-                <w:i w:val="0"/>
-                <w:iCs w:val="0"/>
-                <w:caps w:val="0"/>
-                <w:snapToGrid w:val="0"/>
-                <w:color w:val="000000"/>
-                <w:spacing w:val="0"/>
-                <w:kern w:val="0"/>
-                <w:sz w:val="18"/>
-                <w:szCs w:val="18"/>
-                <w:lang w:val="en-US" w:eastAsia="zh-CN"/>
-              </w:rPr>
-              <w:t>回退计划的可行性</w:t>
-            </w:r>
-            <w:r>
-              <w:rPr>
-                <w:rFonts w:hint="default" w:ascii="Segoe UI" w:hAnsi="Segoe UI" w:eastAsia="Segoe UI" w:cs="Segoe UI"/>
-                <w:i w:val="0"/>
-                <w:iCs w:val="0"/>
-                <w:caps w:val="0"/>
-                <w:snapToGrid w:val="0"/>
-                <w:color w:val="000000"/>
-                <w:spacing w:val="0"/>
-                <w:kern w:val="0"/>
-                <w:sz w:val="18"/>
-                <w:szCs w:val="18"/>
-                <w:lang w:val="en-US" w:eastAsia="zh-CN"/>
-              </w:rPr>
-              <w:t>。</w:t>
-            </w:r>
-            <w:r>
-              <w:rPr>
-                <w:rFonts w:hint="default" w:ascii="Segoe UI" w:hAnsi="Segoe UI" w:eastAsia="Segoe UI" w:cs="Segoe UI"/>
-                <w:i w:val="0"/>
-                <w:iCs w:val="0"/>
-                <w:caps w:val="0"/>
-                <w:snapToGrid w:val="0"/>
-                <w:color w:val="000000"/>
-                <w:spacing w:val="0"/>
-                <w:kern w:val="0"/>
-                <w:sz w:val="18"/>
-                <w:szCs w:val="18"/>
-                <w:lang w:val="en-US" w:eastAsia="zh-CN"/>
-              </w:rPr>
-              <w:br w:type="textWrapping"/>
-            </w:r>
-            <w:r>
-              <w:rPr>
-                <w:rFonts w:hint="default" w:ascii="Segoe UI" w:hAnsi="Segoe UI" w:eastAsia="Segoe UI" w:cs="Segoe UI"/>
-                <w:i w:val="0"/>
-                <w:iCs w:val="0"/>
-                <w:caps w:val="0"/>
-                <w:snapToGrid w:val="0"/>
-                <w:color w:val="000000"/>
-                <w:spacing w:val="0"/>
-                <w:kern w:val="0"/>
-                <w:sz w:val="18"/>
-                <w:szCs w:val="18"/>
-                <w:lang w:val="en-US" w:eastAsia="zh-CN"/>
-              </w:rPr>
-              <w:t>3. 提供批准、拒绝或修改后重审的决策建议。</w:t>
-            </w:r>
-          </w:p>
-        </w:tc>
-        <w:tc>
-          <w:tcPr>
-            <w:tcW w:w="0" w:type="auto"/>
-            <w:shd w:val="clear" w:color="auto" w:fill="auto"/>
-            <w:tcMar>
-              <w:top w:w="120" w:type="dxa"/>
-              <w:left w:w="192" w:type="dxa"/>
-              <w:bottom w:w="120" w:type="dxa"/>
-              <w:right w:w="0" w:type="dxa"/>
-            </w:tcMar>
-            <w:vAlign w:val="center"/>
-          </w:tcPr>
-          <w:p>
-            <w:pPr>
-              <w:keepNext w:val="0"/>
-              <w:keepLines w:val="0"/>
-              <w:widowControl/>
-              <w:suppressLineNumbers w:val="0"/>
-              <w:spacing w:line="300" w:lineRule="atLeast"/>
-              <w:jc w:val="left"/>
-              <w:rPr>
-                <w:rFonts w:hint="default" w:ascii="Segoe UI" w:hAnsi="Segoe UI" w:eastAsia="Segoe UI" w:cs="Segoe UI"/>
-                <w:i w:val="0"/>
-                <w:iCs w:val="0"/>
-                <w:caps w:val="0"/>
-                <w:color w:val="0F1115"/>
-                <w:spacing w:val="0"/>
-                <w:sz w:val="18"/>
-                <w:szCs w:val="18"/>
-              </w:rPr>
-            </w:pPr>
-            <w:r>
-              <w:rPr>
-                <w:rStyle w:val="23"/>
-                <w:rFonts w:hint="default" w:ascii="Segoe UI" w:hAnsi="Segoe UI" w:eastAsia="Segoe UI" w:cs="Segoe UI"/>
-                <w:b/>
-                <w:bCs/>
-                <w:i w:val="0"/>
-                <w:iCs w:val="0"/>
-                <w:caps w:val="0"/>
-                <w:snapToGrid w:val="0"/>
-                <w:color w:val="000000"/>
-                <w:spacing w:val="0"/>
-                <w:kern w:val="0"/>
-                <w:sz w:val="18"/>
-                <w:szCs w:val="18"/>
-                <w:lang w:val="en-US" w:eastAsia="zh-CN"/>
-              </w:rPr>
-              <w:t>核心成员（常设）：</w:t>
-            </w:r>
-            <w:r>
-              <w:rPr>
-                <w:rFonts w:hint="default" w:ascii="Segoe UI" w:hAnsi="Segoe UI" w:eastAsia="Segoe UI" w:cs="Segoe UI"/>
-                <w:i w:val="0"/>
-                <w:iCs w:val="0"/>
-                <w:caps w:val="0"/>
-                <w:snapToGrid w:val="0"/>
-                <w:color w:val="000000"/>
-                <w:spacing w:val="0"/>
-                <w:kern w:val="0"/>
-                <w:sz w:val="18"/>
-                <w:szCs w:val="18"/>
-                <w:lang w:val="en-US" w:eastAsia="zh-CN"/>
-              </w:rPr>
-              <w:br w:type="textWrapping"/>
-            </w:r>
-            <w:r>
-              <w:rPr>
-                <w:rFonts w:hint="default" w:ascii="Segoe UI" w:hAnsi="Segoe UI" w:eastAsia="Segoe UI" w:cs="Segoe UI"/>
-                <w:i w:val="0"/>
-                <w:iCs w:val="0"/>
-                <w:caps w:val="0"/>
-                <w:snapToGrid w:val="0"/>
-                <w:color w:val="000000"/>
-                <w:spacing w:val="0"/>
-                <w:kern w:val="0"/>
-                <w:sz w:val="18"/>
-                <w:szCs w:val="18"/>
-                <w:lang w:val="en-US" w:eastAsia="zh-CN"/>
-              </w:rPr>
-              <w:t>- 变更经理（运维部经理）</w:t>
-            </w:r>
-            <w:r>
-              <w:rPr>
-                <w:rFonts w:hint="default" w:ascii="Segoe UI" w:hAnsi="Segoe UI" w:eastAsia="Segoe UI" w:cs="Segoe UI"/>
-                <w:i w:val="0"/>
-                <w:iCs w:val="0"/>
-                <w:caps w:val="0"/>
-                <w:snapToGrid w:val="0"/>
-                <w:color w:val="000000"/>
-                <w:spacing w:val="0"/>
-                <w:kern w:val="0"/>
-                <w:sz w:val="18"/>
-                <w:szCs w:val="18"/>
-                <w:lang w:val="en-US" w:eastAsia="zh-CN"/>
-              </w:rPr>
-              <w:br w:type="textWrapping"/>
-            </w:r>
-            <w:r>
-              <w:rPr>
-                <w:rFonts w:hint="default" w:ascii="Segoe UI" w:hAnsi="Segoe UI" w:eastAsia="Segoe UI" w:cs="Segoe UI"/>
-                <w:i w:val="0"/>
-                <w:iCs w:val="0"/>
-                <w:caps w:val="0"/>
-                <w:snapToGrid w:val="0"/>
-                <w:color w:val="000000"/>
-                <w:spacing w:val="0"/>
-                <w:kern w:val="0"/>
-                <w:sz w:val="18"/>
-                <w:szCs w:val="18"/>
-                <w:lang w:val="en-US" w:eastAsia="zh-CN"/>
-              </w:rPr>
-              <w:t>- 研发部经理（或指派技术负责人）</w:t>
-            </w:r>
-            <w:r>
-              <w:rPr>
-                <w:rFonts w:hint="default" w:ascii="Segoe UI" w:hAnsi="Segoe UI" w:eastAsia="Segoe UI" w:cs="Segoe UI"/>
-                <w:i w:val="0"/>
-                <w:iCs w:val="0"/>
-                <w:caps w:val="0"/>
-                <w:snapToGrid w:val="0"/>
-                <w:color w:val="000000"/>
-                <w:spacing w:val="0"/>
-                <w:kern w:val="0"/>
-                <w:sz w:val="18"/>
-                <w:szCs w:val="18"/>
-                <w:lang w:val="en-US" w:eastAsia="zh-CN"/>
-              </w:rPr>
-              <w:br w:type="textWrapping"/>
-            </w:r>
-            <w:r>
-              <w:rPr>
-                <w:rFonts w:hint="default" w:ascii="Segoe UI" w:hAnsi="Segoe UI" w:eastAsia="Segoe UI" w:cs="Segoe UI"/>
-                <w:i w:val="0"/>
-                <w:iCs w:val="0"/>
-                <w:caps w:val="0"/>
-                <w:snapToGrid w:val="0"/>
-                <w:color w:val="000000"/>
-                <w:spacing w:val="0"/>
-                <w:kern w:val="0"/>
-                <w:sz w:val="18"/>
-                <w:szCs w:val="18"/>
-                <w:lang w:val="en-US" w:eastAsia="zh-CN"/>
-              </w:rPr>
-              <w:t>- 质量管理部经理</w:t>
-            </w:r>
-            <w:r>
-              <w:rPr>
-                <w:rFonts w:hint="default" w:ascii="Segoe UI" w:hAnsi="Segoe UI" w:eastAsia="Segoe UI" w:cs="Segoe UI"/>
-                <w:i w:val="0"/>
-                <w:iCs w:val="0"/>
-                <w:caps w:val="0"/>
-                <w:snapToGrid w:val="0"/>
-                <w:color w:val="000000"/>
-                <w:spacing w:val="0"/>
-                <w:kern w:val="0"/>
-                <w:sz w:val="18"/>
-                <w:szCs w:val="18"/>
-                <w:lang w:val="en-US" w:eastAsia="zh-CN"/>
-              </w:rPr>
-              <w:br w:type="textWrapping"/>
-            </w:r>
-            <w:r>
-              <w:rPr>
-                <w:rStyle w:val="23"/>
-                <w:rFonts w:hint="default" w:ascii="Segoe UI" w:hAnsi="Segoe UI" w:eastAsia="Segoe UI" w:cs="Segoe UI"/>
-                <w:b/>
-                <w:bCs/>
-                <w:i w:val="0"/>
-                <w:iCs w:val="0"/>
-                <w:caps w:val="0"/>
-                <w:snapToGrid w:val="0"/>
-                <w:color w:val="000000"/>
-                <w:spacing w:val="0"/>
-                <w:kern w:val="0"/>
-                <w:sz w:val="18"/>
-                <w:szCs w:val="18"/>
-                <w:lang w:val="en-US" w:eastAsia="zh-CN"/>
-              </w:rPr>
-              <w:t>扩展成员（按需邀请）：</w:t>
-            </w:r>
-            <w:r>
-              <w:rPr>
-                <w:rFonts w:hint="default" w:ascii="Segoe UI" w:hAnsi="Segoe UI" w:eastAsia="Segoe UI" w:cs="Segoe UI"/>
-                <w:i w:val="0"/>
-                <w:iCs w:val="0"/>
-                <w:caps w:val="0"/>
-                <w:snapToGrid w:val="0"/>
-                <w:color w:val="000000"/>
-                <w:spacing w:val="0"/>
-                <w:kern w:val="0"/>
-                <w:sz w:val="18"/>
-                <w:szCs w:val="18"/>
-                <w:lang w:val="en-US" w:eastAsia="zh-CN"/>
-              </w:rPr>
-              <w:br w:type="textWrapping"/>
-            </w:r>
-            <w:r>
-              <w:rPr>
-                <w:rFonts w:hint="default" w:ascii="Segoe UI" w:hAnsi="Segoe UI" w:eastAsia="Segoe UI" w:cs="Segoe UI"/>
-                <w:i w:val="0"/>
-                <w:iCs w:val="0"/>
-                <w:caps w:val="0"/>
-                <w:snapToGrid w:val="0"/>
-                <w:color w:val="000000"/>
-                <w:spacing w:val="0"/>
-                <w:kern w:val="0"/>
-                <w:sz w:val="18"/>
-                <w:szCs w:val="18"/>
-                <w:lang w:val="en-US" w:eastAsia="zh-CN"/>
-              </w:rPr>
-              <w:t>- 相关运维项目经理</w:t>
-            </w:r>
-            <w:r>
-              <w:rPr>
-                <w:rFonts w:hint="default" w:ascii="Segoe UI" w:hAnsi="Segoe UI" w:eastAsia="Segoe UI" w:cs="Segoe UI"/>
-                <w:i w:val="0"/>
-                <w:iCs w:val="0"/>
-                <w:caps w:val="0"/>
-                <w:snapToGrid w:val="0"/>
-                <w:color w:val="000000"/>
-                <w:spacing w:val="0"/>
-                <w:kern w:val="0"/>
-                <w:sz w:val="18"/>
-                <w:szCs w:val="18"/>
-                <w:lang w:val="en-US" w:eastAsia="zh-CN"/>
-              </w:rPr>
-              <w:br w:type="textWrapping"/>
-            </w:r>
-            <w:r>
-              <w:rPr>
-                <w:rFonts w:hint="default" w:ascii="Segoe UI" w:hAnsi="Segoe UI" w:eastAsia="Segoe UI" w:cs="Segoe UI"/>
-                <w:i w:val="0"/>
-                <w:iCs w:val="0"/>
-                <w:caps w:val="0"/>
-                <w:snapToGrid w:val="0"/>
-                <w:color w:val="000000"/>
-                <w:spacing w:val="0"/>
-                <w:kern w:val="0"/>
-                <w:sz w:val="18"/>
-                <w:szCs w:val="18"/>
-                <w:lang w:val="en-US" w:eastAsia="zh-CN"/>
-              </w:rPr>
-              <w:t>- 客户代表（如合同约定）</w:t>
-            </w:r>
-          </w:p>
-        </w:tc>
-      </w:tr>
-      <w:tr>
-        <w:tblPrEx>
-          <w:tblBorders>
-            <w:top w:val="single" w:color="auto" w:sz="4" w:space="0"/>
-            <w:left w:val="single" w:color="auto" w:sz="4" w:space="0"/>
-            <w:bottom w:val="single" w:color="auto" w:sz="4" w:space="0"/>
-            <w:right w:val="single" w:color="auto" w:sz="4" w:space="0"/>
-            <w:insideH w:val="single" w:color="auto" w:sz="4" w:space="0"/>
-            <w:insideV w:val="single" w:color="auto" w:sz="4" w:space="0"/>
-          </w:tblBorders>
-          <w:tblCellMar>
-            <w:top w:w="15" w:type="dxa"/>
-            <w:left w:w="15" w:type="dxa"/>
-            <w:bottom w:w="15" w:type="dxa"/>
-            <w:right w:w="15" w:type="dxa"/>
-          </w:tblCellMar>
-        </w:tblPrEx>
-        <w:tc>
-          <w:tcPr>
-            <w:tcW w:w="0" w:type="auto"/>
-            <w:shd w:val="clear" w:color="auto" w:fill="auto"/>
-            <w:tcMar>
-              <w:top w:w="120" w:type="dxa"/>
-              <w:left w:w="0" w:type="dxa"/>
-              <w:bottom w:w="120" w:type="dxa"/>
-              <w:right w:w="192" w:type="dxa"/>
-            </w:tcMar>
-            <w:vAlign w:val="center"/>
-          </w:tcPr>
-          <w:p>
-            <w:pPr>
-              <w:keepNext w:val="0"/>
-              <w:keepLines w:val="0"/>
-              <w:widowControl/>
-              <w:suppressLineNumbers w:val="0"/>
-              <w:spacing w:line="300" w:lineRule="atLeast"/>
-              <w:jc w:val="left"/>
-              <w:rPr>
-                <w:rFonts w:hint="default" w:ascii="Segoe UI" w:hAnsi="Segoe UI" w:eastAsia="Segoe UI" w:cs="Segoe UI"/>
-                <w:i w:val="0"/>
-                <w:iCs w:val="0"/>
-                <w:caps w:val="0"/>
-                <w:color w:val="0F1115"/>
-                <w:spacing w:val="0"/>
-                <w:sz w:val="18"/>
-                <w:szCs w:val="18"/>
-              </w:rPr>
-            </w:pPr>
-            <w:r>
-              <w:rPr>
-                <w:rStyle w:val="23"/>
-                <w:rFonts w:hint="default" w:ascii="Segoe UI" w:hAnsi="Segoe UI" w:eastAsia="Segoe UI" w:cs="Segoe UI"/>
-                <w:b/>
-                <w:bCs/>
-                <w:i w:val="0"/>
-                <w:iCs w:val="0"/>
-                <w:caps w:val="0"/>
-                <w:snapToGrid w:val="0"/>
-                <w:color w:val="000000"/>
-                <w:spacing w:val="0"/>
-                <w:kern w:val="0"/>
-                <w:sz w:val="18"/>
-                <w:szCs w:val="18"/>
-                <w:lang w:val="en-US" w:eastAsia="zh-CN"/>
-              </w:rPr>
-              <w:t>质量管理部</w:t>
-            </w:r>
-          </w:p>
-        </w:tc>
-        <w:tc>
-          <w:tcPr>
-            <w:tcW w:w="0" w:type="auto"/>
-            <w:shd w:val="clear" w:color="auto" w:fill="auto"/>
-            <w:tcMar>
-              <w:top w:w="120" w:type="dxa"/>
-              <w:left w:w="192" w:type="dxa"/>
-              <w:bottom w:w="120" w:type="dxa"/>
-              <w:right w:w="192" w:type="dxa"/>
-            </w:tcMar>
-            <w:vAlign w:val="center"/>
-          </w:tcPr>
-          <w:p>
-            <w:pPr>
-              <w:keepNext w:val="0"/>
-              <w:keepLines w:val="0"/>
-              <w:widowControl/>
-              <w:suppressLineNumbers w:val="0"/>
-              <w:spacing w:line="300" w:lineRule="atLeast"/>
-              <w:jc w:val="left"/>
-              <w:rPr>
-                <w:rFonts w:hint="default" w:ascii="Segoe UI" w:hAnsi="Segoe UI" w:eastAsia="Segoe UI" w:cs="Segoe UI"/>
-                <w:i w:val="0"/>
-                <w:iCs w:val="0"/>
-                <w:caps w:val="0"/>
-                <w:color w:val="0F1115"/>
-                <w:spacing w:val="0"/>
-                <w:sz w:val="18"/>
-                <w:szCs w:val="18"/>
-              </w:rPr>
-            </w:pPr>
-            <w:r>
-              <w:rPr>
-                <w:rFonts w:hint="default" w:ascii="Segoe UI" w:hAnsi="Segoe UI" w:eastAsia="Segoe UI" w:cs="Segoe UI"/>
-                <w:i w:val="0"/>
-                <w:iCs w:val="0"/>
-                <w:caps w:val="0"/>
-                <w:snapToGrid w:val="0"/>
-                <w:color w:val="000000"/>
-                <w:spacing w:val="0"/>
-                <w:kern w:val="0"/>
-                <w:sz w:val="18"/>
-                <w:szCs w:val="18"/>
-                <w:lang w:val="en-US" w:eastAsia="zh-CN"/>
-              </w:rPr>
-              <w:t>1. 独立监督变更管理流程的合规性。</w:t>
-            </w:r>
-            <w:r>
-              <w:rPr>
-                <w:rFonts w:hint="default" w:ascii="Segoe UI" w:hAnsi="Segoe UI" w:eastAsia="Segoe UI" w:cs="Segoe UI"/>
-                <w:i w:val="0"/>
-                <w:iCs w:val="0"/>
-                <w:caps w:val="0"/>
-                <w:snapToGrid w:val="0"/>
-                <w:color w:val="000000"/>
-                <w:spacing w:val="0"/>
-                <w:kern w:val="0"/>
-                <w:sz w:val="18"/>
-                <w:szCs w:val="18"/>
-                <w:lang w:val="en-US" w:eastAsia="zh-CN"/>
-              </w:rPr>
-              <w:br w:type="textWrapping"/>
-            </w:r>
-            <w:r>
-              <w:rPr>
-                <w:rFonts w:hint="default" w:ascii="Segoe UI" w:hAnsi="Segoe UI" w:eastAsia="Segoe UI" w:cs="Segoe UI"/>
-                <w:i w:val="0"/>
-                <w:iCs w:val="0"/>
-                <w:caps w:val="0"/>
-                <w:snapToGrid w:val="0"/>
-                <w:color w:val="000000"/>
-                <w:spacing w:val="0"/>
-                <w:kern w:val="0"/>
-                <w:sz w:val="18"/>
-                <w:szCs w:val="18"/>
-                <w:lang w:val="en-US" w:eastAsia="zh-CN"/>
-              </w:rPr>
-              <w:t>2. 定期审计变更记录，确保与配置管理（CMDB）信息一致。</w:t>
-            </w:r>
-            <w:r>
-              <w:rPr>
-                <w:rFonts w:hint="default" w:ascii="Segoe UI" w:hAnsi="Segoe UI" w:eastAsia="Segoe UI" w:cs="Segoe UI"/>
-                <w:i w:val="0"/>
-                <w:iCs w:val="0"/>
-                <w:caps w:val="0"/>
-                <w:snapToGrid w:val="0"/>
-                <w:color w:val="000000"/>
-                <w:spacing w:val="0"/>
-                <w:kern w:val="0"/>
-                <w:sz w:val="18"/>
-                <w:szCs w:val="18"/>
-                <w:lang w:val="en-US" w:eastAsia="zh-CN"/>
-              </w:rPr>
-              <w:br w:type="textWrapping"/>
-            </w:r>
-            <w:r>
-              <w:rPr>
-                <w:rFonts w:hint="default" w:ascii="Segoe UI" w:hAnsi="Segoe UI" w:eastAsia="Segoe UI" w:cs="Segoe UI"/>
-                <w:i w:val="0"/>
-                <w:iCs w:val="0"/>
-                <w:caps w:val="0"/>
-                <w:snapToGrid w:val="0"/>
-                <w:color w:val="000000"/>
-                <w:spacing w:val="0"/>
-                <w:kern w:val="0"/>
-                <w:sz w:val="18"/>
-                <w:szCs w:val="18"/>
-                <w:lang w:val="en-US" w:eastAsia="zh-CN"/>
-              </w:rPr>
-              <w:t>3. 参与CAB会议，从质量保证体系角度提出风险意见。</w:t>
-            </w:r>
-            <w:r>
-              <w:rPr>
-                <w:rFonts w:hint="default" w:ascii="Segoe UI" w:hAnsi="Segoe UI" w:eastAsia="Segoe UI" w:cs="Segoe UI"/>
-                <w:i w:val="0"/>
-                <w:iCs w:val="0"/>
-                <w:caps w:val="0"/>
-                <w:snapToGrid w:val="0"/>
-                <w:color w:val="000000"/>
-                <w:spacing w:val="0"/>
-                <w:kern w:val="0"/>
-                <w:sz w:val="18"/>
-                <w:szCs w:val="18"/>
-                <w:lang w:val="en-US" w:eastAsia="zh-CN"/>
-              </w:rPr>
-              <w:br w:type="textWrapping"/>
-            </w:r>
-            <w:r>
-              <w:rPr>
-                <w:rFonts w:hint="default" w:ascii="Segoe UI" w:hAnsi="Segoe UI" w:eastAsia="Segoe UI" w:cs="Segoe UI"/>
-                <w:i w:val="0"/>
-                <w:iCs w:val="0"/>
-                <w:caps w:val="0"/>
-                <w:snapToGrid w:val="0"/>
-                <w:color w:val="000000"/>
-                <w:spacing w:val="0"/>
-                <w:kern w:val="0"/>
-                <w:sz w:val="18"/>
-                <w:szCs w:val="18"/>
-                <w:lang w:val="en-US" w:eastAsia="zh-CN"/>
-              </w:rPr>
-              <w:t>4. 将变更成功率、回退率等指标纳入质量报告。</w:t>
-            </w:r>
-          </w:p>
-        </w:tc>
-        <w:tc>
-          <w:tcPr>
-            <w:tcW w:w="0" w:type="auto"/>
-            <w:shd w:val="clear" w:color="auto" w:fill="auto"/>
-            <w:tcMar>
-              <w:top w:w="120" w:type="dxa"/>
-              <w:left w:w="192" w:type="dxa"/>
-              <w:bottom w:w="120" w:type="dxa"/>
-              <w:right w:w="0" w:type="dxa"/>
-            </w:tcMar>
-            <w:vAlign w:val="center"/>
-          </w:tcPr>
-          <w:p>
-            <w:pPr>
-              <w:keepNext w:val="0"/>
-              <w:keepLines w:val="0"/>
-              <w:widowControl/>
-              <w:suppressLineNumbers w:val="0"/>
-              <w:spacing w:line="300" w:lineRule="atLeast"/>
-              <w:jc w:val="left"/>
-              <w:rPr>
-                <w:rFonts w:hint="default" w:ascii="Segoe UI" w:hAnsi="Segoe UI" w:eastAsia="Segoe UI" w:cs="Segoe UI"/>
-                <w:i w:val="0"/>
-                <w:iCs w:val="0"/>
-                <w:caps w:val="0"/>
-                <w:color w:val="0F1115"/>
-                <w:spacing w:val="0"/>
-                <w:sz w:val="18"/>
-                <w:szCs w:val="18"/>
-              </w:rPr>
-            </w:pPr>
-            <w:r>
-              <w:rPr>
-                <w:rStyle w:val="23"/>
-                <w:rFonts w:hint="default" w:ascii="Segoe UI" w:hAnsi="Segoe UI" w:eastAsia="Segoe UI" w:cs="Segoe UI"/>
-                <w:b/>
-                <w:bCs/>
-                <w:i w:val="0"/>
-                <w:iCs w:val="0"/>
-                <w:caps w:val="0"/>
-                <w:snapToGrid w:val="0"/>
-                <w:color w:val="000000"/>
-                <w:spacing w:val="0"/>
-                <w:kern w:val="0"/>
-                <w:sz w:val="18"/>
-                <w:szCs w:val="18"/>
-                <w:lang w:val="en-US" w:eastAsia="zh-CN"/>
-              </w:rPr>
-              <w:t>质量管理部经理</w:t>
-            </w:r>
-            <w:r>
-              <w:rPr>
-                <w:rFonts w:hint="default" w:ascii="Segoe UI" w:hAnsi="Segoe UI" w:eastAsia="Segoe UI" w:cs="Segoe UI"/>
-                <w:i w:val="0"/>
-                <w:iCs w:val="0"/>
-                <w:caps w:val="0"/>
-                <w:snapToGrid w:val="0"/>
-                <w:color w:val="000000"/>
-                <w:spacing w:val="0"/>
-                <w:kern w:val="0"/>
-                <w:sz w:val="18"/>
-                <w:szCs w:val="18"/>
-                <w:lang w:val="en-US" w:eastAsia="zh-CN"/>
-              </w:rPr>
-              <w:t>及</w:t>
-            </w:r>
-            <w:r>
-              <w:rPr>
-                <w:rStyle w:val="23"/>
-                <w:rFonts w:hint="default" w:ascii="Segoe UI" w:hAnsi="Segoe UI" w:eastAsia="Segoe UI" w:cs="Segoe UI"/>
-                <w:b/>
-                <w:bCs/>
-                <w:i w:val="0"/>
-                <w:iCs w:val="0"/>
-                <w:caps w:val="0"/>
-                <w:snapToGrid w:val="0"/>
-                <w:color w:val="000000"/>
-                <w:spacing w:val="0"/>
-                <w:kern w:val="0"/>
-                <w:sz w:val="18"/>
-                <w:szCs w:val="18"/>
-                <w:lang w:val="en-US" w:eastAsia="zh-CN"/>
-              </w:rPr>
-              <w:t>质量管理专员</w:t>
-            </w:r>
-          </w:p>
-        </w:tc>
-      </w:tr>
-      <w:tr>
-        <w:tblPrEx>
-          <w:tblBorders>
-            <w:top w:val="single" w:color="auto" w:sz="4" w:space="0"/>
-            <w:left w:val="single" w:color="auto" w:sz="4" w:space="0"/>
-            <w:bottom w:val="single" w:color="auto" w:sz="4" w:space="0"/>
-            <w:right w:val="single" w:color="auto" w:sz="4" w:space="0"/>
-            <w:insideH w:val="single" w:color="auto" w:sz="4" w:space="0"/>
-            <w:insideV w:val="single" w:color="auto" w:sz="4" w:space="0"/>
-          </w:tblBorders>
-          <w:tblCellMar>
-            <w:top w:w="15" w:type="dxa"/>
-            <w:left w:w="15" w:type="dxa"/>
-            <w:bottom w:w="15" w:type="dxa"/>
-            <w:right w:w="15" w:type="dxa"/>
-          </w:tblCellMar>
-        </w:tblPrEx>
-        <w:tc>
-          <w:tcPr>
-            <w:tcW w:w="0" w:type="auto"/>
-            <w:shd w:val="clear" w:color="auto" w:fill="auto"/>
-            <w:tcMar>
-              <w:top w:w="120" w:type="dxa"/>
-              <w:left w:w="0" w:type="dxa"/>
-              <w:bottom w:w="120" w:type="dxa"/>
-              <w:right w:w="192" w:type="dxa"/>
-            </w:tcMar>
-            <w:vAlign w:val="center"/>
-          </w:tcPr>
-          <w:p>
-            <w:pPr>
-              <w:keepNext w:val="0"/>
-              <w:keepLines w:val="0"/>
-              <w:widowControl/>
-              <w:suppressLineNumbers w:val="0"/>
-              <w:spacing w:line="300" w:lineRule="atLeast"/>
-              <w:jc w:val="left"/>
-              <w:rPr>
-                <w:rFonts w:hint="default" w:ascii="Segoe UI" w:hAnsi="Segoe UI" w:eastAsia="Segoe UI" w:cs="Segoe UI"/>
-                <w:i w:val="0"/>
-                <w:iCs w:val="0"/>
-                <w:caps w:val="0"/>
-                <w:color w:val="0F1115"/>
-                <w:spacing w:val="0"/>
-                <w:sz w:val="18"/>
-                <w:szCs w:val="18"/>
-              </w:rPr>
-            </w:pPr>
-            <w:r>
-              <w:rPr>
-                <w:rStyle w:val="23"/>
-                <w:rFonts w:hint="default" w:ascii="Segoe UI" w:hAnsi="Segoe UI" w:eastAsia="Segoe UI" w:cs="Segoe UI"/>
-                <w:b/>
-                <w:bCs/>
-                <w:i w:val="0"/>
-                <w:iCs w:val="0"/>
-                <w:caps w:val="0"/>
-                <w:snapToGrid w:val="0"/>
-                <w:color w:val="000000"/>
-                <w:spacing w:val="0"/>
-                <w:kern w:val="0"/>
-                <w:sz w:val="18"/>
-                <w:szCs w:val="18"/>
-                <w:lang w:val="en-US" w:eastAsia="zh-CN"/>
-              </w:rPr>
-              <w:t>（辅助角色）服务知识专员</w:t>
-            </w:r>
-          </w:p>
-        </w:tc>
-        <w:tc>
-          <w:tcPr>
-            <w:tcW w:w="0" w:type="auto"/>
-            <w:shd w:val="clear" w:color="auto" w:fill="auto"/>
-            <w:tcMar>
-              <w:top w:w="120" w:type="dxa"/>
-              <w:left w:w="192" w:type="dxa"/>
-              <w:bottom w:w="120" w:type="dxa"/>
-              <w:right w:w="192" w:type="dxa"/>
-            </w:tcMar>
-            <w:vAlign w:val="center"/>
-          </w:tcPr>
-          <w:p>
-            <w:pPr>
-              <w:keepNext w:val="0"/>
-              <w:keepLines w:val="0"/>
-              <w:widowControl/>
-              <w:suppressLineNumbers w:val="0"/>
-              <w:spacing w:line="300" w:lineRule="atLeast"/>
-              <w:jc w:val="left"/>
-              <w:rPr>
-                <w:rFonts w:hint="default" w:ascii="Segoe UI" w:hAnsi="Segoe UI" w:eastAsia="Segoe UI" w:cs="Segoe UI"/>
-                <w:i w:val="0"/>
-                <w:iCs w:val="0"/>
-                <w:caps w:val="0"/>
-                <w:color w:val="0F1115"/>
-                <w:spacing w:val="0"/>
-                <w:sz w:val="18"/>
-                <w:szCs w:val="18"/>
-              </w:rPr>
-            </w:pPr>
-            <w:r>
-              <w:rPr>
-                <w:rFonts w:hint="default" w:ascii="Segoe UI" w:hAnsi="Segoe UI" w:eastAsia="Segoe UI" w:cs="Segoe UI"/>
-                <w:i w:val="0"/>
-                <w:iCs w:val="0"/>
-                <w:caps w:val="0"/>
-                <w:snapToGrid w:val="0"/>
-                <w:color w:val="000000"/>
-                <w:spacing w:val="0"/>
-                <w:kern w:val="0"/>
-                <w:sz w:val="18"/>
-                <w:szCs w:val="18"/>
-                <w:lang w:val="en-US" w:eastAsia="zh-CN"/>
-              </w:rPr>
-              <w:t>1. 负责将已关闭的变更记录、技术方案及复盘总结，整理并归档至公司知识库。</w:t>
-            </w:r>
-            <w:r>
-              <w:rPr>
-                <w:rFonts w:hint="default" w:ascii="Segoe UI" w:hAnsi="Segoe UI" w:eastAsia="Segoe UI" w:cs="Segoe UI"/>
-                <w:i w:val="0"/>
-                <w:iCs w:val="0"/>
-                <w:caps w:val="0"/>
-                <w:snapToGrid w:val="0"/>
-                <w:color w:val="000000"/>
-                <w:spacing w:val="0"/>
-                <w:kern w:val="0"/>
-                <w:sz w:val="18"/>
-                <w:szCs w:val="18"/>
-                <w:lang w:val="en-US" w:eastAsia="zh-CN"/>
-              </w:rPr>
-              <w:br w:type="textWrapping"/>
-            </w:r>
-            <w:r>
-              <w:rPr>
-                <w:rFonts w:hint="default" w:ascii="Segoe UI" w:hAnsi="Segoe UI" w:eastAsia="Segoe UI" w:cs="Segoe UI"/>
-                <w:i w:val="0"/>
-                <w:iCs w:val="0"/>
-                <w:caps w:val="0"/>
-                <w:snapToGrid w:val="0"/>
-                <w:color w:val="000000"/>
-                <w:spacing w:val="0"/>
-                <w:kern w:val="0"/>
-                <w:sz w:val="18"/>
-                <w:szCs w:val="18"/>
-                <w:lang w:val="en-US" w:eastAsia="zh-CN"/>
-              </w:rPr>
-              <w:t>2. 确保变更相关知识的可检索和复用。</w:t>
-            </w:r>
-          </w:p>
-        </w:tc>
-        <w:tc>
-          <w:tcPr>
-            <w:tcW w:w="0" w:type="auto"/>
-            <w:shd w:val="clear" w:color="auto" w:fill="auto"/>
-            <w:tcMar>
-              <w:top w:w="120" w:type="dxa"/>
-              <w:left w:w="192" w:type="dxa"/>
-              <w:bottom w:w="120" w:type="dxa"/>
-              <w:right w:w="0" w:type="dxa"/>
-            </w:tcMar>
-            <w:vAlign w:val="center"/>
-          </w:tcPr>
-          <w:p>
-            <w:pPr>
-              <w:keepNext w:val="0"/>
-              <w:keepLines w:val="0"/>
-              <w:widowControl/>
-              <w:suppressLineNumbers w:val="0"/>
-              <w:spacing w:line="300" w:lineRule="atLeast"/>
-              <w:jc w:val="left"/>
-              <w:rPr>
-                <w:rFonts w:hint="default" w:ascii="Segoe UI" w:hAnsi="Segoe UI" w:eastAsia="Segoe UI" w:cs="Segoe UI"/>
-                <w:i w:val="0"/>
-                <w:iCs w:val="0"/>
-                <w:caps w:val="0"/>
-                <w:color w:val="0F1115"/>
-                <w:spacing w:val="0"/>
-                <w:sz w:val="18"/>
-                <w:szCs w:val="18"/>
-              </w:rPr>
-            </w:pPr>
-            <w:r>
-              <w:rPr>
-                <w:rStyle w:val="23"/>
-                <w:rFonts w:hint="default" w:ascii="Segoe UI" w:hAnsi="Segoe UI" w:eastAsia="Segoe UI" w:cs="Segoe UI"/>
-                <w:b/>
-                <w:bCs/>
-                <w:i w:val="0"/>
-                <w:iCs w:val="0"/>
-                <w:caps w:val="0"/>
-                <w:snapToGrid w:val="0"/>
-                <w:color w:val="000000"/>
-                <w:spacing w:val="0"/>
-                <w:kern w:val="0"/>
-                <w:sz w:val="18"/>
-                <w:szCs w:val="18"/>
-                <w:lang w:val="en-US" w:eastAsia="zh-CN"/>
-              </w:rPr>
-              <w:t>运维部-服务知识专员</w:t>
-            </w:r>
-          </w:p>
-        </w:tc>
-      </w:tr>
-      <w:tr>
-        <w:tblPrEx>
-          <w:tblBorders>
-            <w:top w:val="single" w:color="auto" w:sz="4" w:space="0"/>
-            <w:left w:val="single" w:color="auto" w:sz="4" w:space="0"/>
-            <w:bottom w:val="single" w:color="auto" w:sz="4" w:space="0"/>
-            <w:right w:val="single" w:color="auto" w:sz="4" w:space="0"/>
-            <w:insideH w:val="single" w:color="auto" w:sz="4" w:space="0"/>
-            <w:insideV w:val="single" w:color="auto" w:sz="4" w:space="0"/>
-          </w:tblBorders>
+          <w:tblW w:w="9024" w:type="dxa"/>
+          <w:tblInd w:w="0" w:type="dxa"/>
           <w:shd w:val="clear" w:color="auto" w:fill="auto"/>
           <w:tblCellMar>
             <w:top w:w="15" w:type="dxa"/>
@@ -6172,7 +3958,7 @@
               <w:spacing w:line="300" w:lineRule="atLeast"/>
               <w:jc w:val="left"/>
               <w:rPr>
-                <w:rFonts w:hint="default" w:ascii="Segoe UI" w:hAnsi="Segoe UI" w:eastAsia="Segoe UI" w:cs="Segoe UI"/>
+                <w:rFonts w:ascii="Segoe UI" w:eastAsia="Segoe UI" w:hAnsi="Segoe UI" w:cs="Segoe UI" w:hint="default"/>
                 <w:i w:val="0"/>
                 <w:iCs w:val="0"/>
                 <w:caps w:val="0"/>
@@ -6184,8 +3970,8 @@
             </w:pPr>
             <w:r>
               <w:rPr>
-                <w:rStyle w:val="23"/>
-                <w:rFonts w:hint="default" w:ascii="Segoe UI" w:hAnsi="Segoe UI" w:eastAsia="Segoe UI" w:cs="Segoe UI"/>
+                <w:rStyle w:val="Strong"/>
+                <w:rFonts w:ascii="Segoe UI" w:eastAsia="Segoe UI" w:hAnsi="Segoe UI" w:cs="Segoe UI" w:hint="default"/>
                 <w:b/>
                 <w:bCs/>
                 <w:i w:val="0"/>
@@ -6199,7 +3985,7 @@
                 <w:szCs w:val="18"/>
                 <w:lang w:val="en-US" w:eastAsia="zh-CN"/>
               </w:rPr>
-              <w:t>（辅助角色）配置管理员</w:t>
+              <w:t>变更申请人</w:t>
             </w:r>
           </w:p>
         </w:tc>
@@ -6224,7 +4010,7 @@
               <w:spacing w:line="300" w:lineRule="atLeast"/>
               <w:jc w:val="left"/>
               <w:rPr>
-                <w:rFonts w:hint="default" w:ascii="Segoe UI" w:hAnsi="Segoe UI" w:eastAsia="Segoe UI" w:cs="Segoe UI"/>
+                <w:rFonts w:ascii="Segoe UI" w:eastAsia="Segoe UI" w:hAnsi="Segoe UI" w:cs="Segoe UI" w:hint="default"/>
                 <w:i w:val="0"/>
                 <w:iCs w:val="0"/>
                 <w:caps w:val="0"/>
@@ -6236,86 +4022,51 @@
             </w:pPr>
             <w:r>
               <w:rPr>
-                <w:rFonts w:hint="default" w:ascii="Segoe UI" w:hAnsi="Segoe UI" w:eastAsia="Segoe UI" w:cs="Segoe UI"/>
-                <w:i w:val="0"/>
-                <w:iCs w:val="0"/>
-                <w:caps w:val="0"/>
-                <w:snapToGrid w:val="0"/>
-                <w:color w:val="000000"/>
-                <w:spacing w:val="0"/>
-                <w:kern w:val="0"/>
-                <w:sz w:val="18"/>
-                <w:szCs w:val="18"/>
-                <w:lang w:val="en-US" w:eastAsia="zh-CN"/>
-              </w:rPr>
-              <w:t>1. 在变更实施后，根据最终结果，更新</w:t>
-            </w:r>
-            <w:r>
-              <w:rPr>
-                <w:rStyle w:val="23"/>
-                <w:rFonts w:hint="default" w:ascii="Segoe UI" w:hAnsi="Segoe UI" w:eastAsia="Segoe UI" w:cs="Segoe UI"/>
-                <w:b/>
-                <w:bCs/>
-                <w:i w:val="0"/>
-                <w:iCs w:val="0"/>
-                <w:caps w:val="0"/>
-                <w:snapToGrid w:val="0"/>
-                <w:color w:val="000000"/>
-                <w:spacing w:val="0"/>
-                <w:kern w:val="0"/>
-                <w:sz w:val="18"/>
-                <w:szCs w:val="18"/>
-                <w:lang w:val="en-US" w:eastAsia="zh-CN"/>
-              </w:rPr>
-              <w:t>配置管理数据库（CMDB）</w:t>
-            </w:r>
-            <w:r>
-              <w:rPr>
-                <w:rFonts w:hint="default" w:ascii="Segoe UI" w:hAnsi="Segoe UI" w:eastAsia="Segoe UI" w:cs="Segoe UI"/>
-                <w:i w:val="0"/>
-                <w:iCs w:val="0"/>
-                <w:caps w:val="0"/>
-                <w:snapToGrid w:val="0"/>
-                <w:color w:val="000000"/>
-                <w:spacing w:val="0"/>
-                <w:kern w:val="0"/>
-                <w:sz w:val="18"/>
-                <w:szCs w:val="18"/>
-                <w:lang w:val="en-US" w:eastAsia="zh-CN"/>
-              </w:rPr>
-              <w:t>中相关配置项的信息。</w:t>
-            </w:r>
-            <w:r>
-              <w:rPr>
-                <w:rFonts w:hint="default" w:ascii="Segoe UI" w:hAnsi="Segoe UI" w:eastAsia="Segoe UI" w:cs="Segoe UI"/>
-                <w:i w:val="0"/>
-                <w:iCs w:val="0"/>
-                <w:caps w:val="0"/>
-                <w:snapToGrid w:val="0"/>
-                <w:color w:val="000000"/>
-                <w:spacing w:val="0"/>
-                <w:kern w:val="0"/>
-                <w:sz w:val="18"/>
-                <w:szCs w:val="18"/>
-                <w:lang w:val="en-US" w:eastAsia="zh-CN"/>
-              </w:rPr>
-              <w:br w:type="textWrapping"/>
-            </w:r>
-            <w:r>
-              <w:rPr>
-                <w:rFonts w:hint="default" w:ascii="Segoe UI" w:hAnsi="Segoe UI" w:eastAsia="Segoe UI" w:cs="Segoe UI"/>
-                <w:i w:val="0"/>
-                <w:iCs w:val="0"/>
-                <w:caps w:val="0"/>
-                <w:snapToGrid w:val="0"/>
-                <w:color w:val="000000"/>
-                <w:spacing w:val="0"/>
-                <w:kern w:val="0"/>
-                <w:sz w:val="18"/>
-                <w:szCs w:val="18"/>
-                <w:lang w:val="en-US" w:eastAsia="zh-CN"/>
-              </w:rPr>
-              <w:t>2. 确保配置信息的准确性。</w:t>
+                <w:rFonts w:ascii="Segoe UI" w:eastAsia="Segoe UI" w:hAnsi="Segoe UI" w:cs="Segoe UI" w:hint="default"/>
+                <w:i w:val="0"/>
+                <w:iCs w:val="0"/>
+                <w:caps w:val="0"/>
+                <w:snapToGrid w:val="0"/>
+                <w:color w:val="000000"/>
+                <w:spacing w:val="0"/>
+                <w:kern w:val="0"/>
+                <w:sz w:val="18"/>
+                <w:szCs w:val="18"/>
+                <w:lang w:val="en-US" w:eastAsia="zh-CN"/>
+              </w:rPr>
+              <w:t>1. 提交《变更请求单》（RFC），明确变更需求、原因及初步方案。</w:t>
+            </w:r>
+            <w:r>
+              <w:rPr>
+                <w:rFonts w:ascii="Segoe UI" w:eastAsia="Segoe UI" w:hAnsi="Segoe UI" w:cs="Segoe UI" w:hint="default"/>
+                <w:i w:val="0"/>
+                <w:iCs w:val="0"/>
+                <w:caps w:val="0"/>
+                <w:snapToGrid w:val="0"/>
+                <w:color w:val="000000"/>
+                <w:spacing w:val="0"/>
+                <w:kern w:val="0"/>
+                <w:sz w:val="18"/>
+                <w:szCs w:val="18"/>
+                <w:lang w:val="en-US" w:eastAsia="zh-CN"/>
+              </w:rPr>
+              <w:br/>
+            </w:r>
+            <w:r>
+              <w:rPr>
+                <w:rFonts w:ascii="Segoe UI" w:eastAsia="Segoe UI" w:hAnsi="Segoe UI" w:cs="Segoe UI" w:hint="default"/>
+                <w:i w:val="0"/>
+                <w:iCs w:val="0"/>
+                <w:caps w:val="0"/>
+                <w:snapToGrid w:val="0"/>
+                <w:color w:val="000000"/>
+                <w:spacing w:val="0"/>
+                <w:kern w:val="0"/>
+                <w:sz w:val="18"/>
+                <w:szCs w:val="18"/>
+                <w:lang w:val="en-US" w:eastAsia="zh-CN"/>
+              </w:rPr>
+              <w:t>2. 参与变更评审，提供业务或技术背景说明。</w:t>
             </w:r>
           </w:p>
         </w:tc>
@@ -6340,7 +4091,7 @@
               <w:spacing w:line="300" w:lineRule="atLeast"/>
               <w:jc w:val="left"/>
               <w:rPr>
-                <w:rFonts w:hint="default" w:ascii="Segoe UI" w:hAnsi="Segoe UI" w:eastAsia="Segoe UI" w:cs="Segoe UI"/>
+                <w:rFonts w:ascii="Segoe UI" w:eastAsia="Segoe UI" w:hAnsi="Segoe UI" w:cs="Segoe UI" w:hint="default"/>
                 <w:i w:val="0"/>
                 <w:iCs w:val="0"/>
                 <w:caps w:val="0"/>
@@ -6352,8 +4103,2163 @@
             </w:pPr>
             <w:r>
               <w:rPr>
-                <w:rStyle w:val="23"/>
-                <w:rFonts w:hint="default" w:ascii="Segoe UI" w:hAnsi="Segoe UI" w:eastAsia="Segoe UI" w:cs="Segoe UI"/>
+                <w:rStyle w:val="Strong"/>
+                <w:rFonts w:ascii="Segoe UI" w:eastAsia="Segoe UI" w:hAnsi="Segoe UI" w:cs="Segoe UI" w:hint="default"/>
+                <w:b/>
+                <w:bCs/>
+                <w:i w:val="0"/>
+                <w:iCs w:val="0"/>
+                <w:caps w:val="0"/>
+                <w:snapToGrid w:val="0"/>
+                <w:color w:val="000000"/>
+                <w:spacing w:val="0"/>
+                <w:kern w:val="0"/>
+                <w:sz w:val="18"/>
+                <w:szCs w:val="18"/>
+                <w:lang w:val="en-US" w:eastAsia="zh-CN"/>
+              </w:rPr>
+              <w:t>运维项目经理</w:t>
+            </w:r>
+            <w:r>
+              <w:rPr>
+                <w:rFonts w:ascii="Segoe UI" w:eastAsia="Segoe UI" w:hAnsi="Segoe UI" w:cs="Segoe UI" w:hint="default"/>
+                <w:i w:val="0"/>
+                <w:iCs w:val="0"/>
+                <w:caps w:val="0"/>
+                <w:snapToGrid w:val="0"/>
+                <w:color w:val="000000"/>
+                <w:spacing w:val="0"/>
+                <w:kern w:val="0"/>
+                <w:sz w:val="18"/>
+                <w:szCs w:val="18"/>
+                <w:lang w:val="en-US" w:eastAsia="zh-CN"/>
+              </w:rPr>
+              <w:t>（通常为项目层面变更发起人）</w:t>
+            </w:r>
+            <w:r>
+              <w:rPr>
+                <w:rFonts w:ascii="Segoe UI" w:eastAsia="Segoe UI" w:hAnsi="Segoe UI" w:cs="Segoe UI" w:hint="default"/>
+                <w:i w:val="0"/>
+                <w:iCs w:val="0"/>
+                <w:caps w:val="0"/>
+                <w:snapToGrid w:val="0"/>
+                <w:color w:val="000000"/>
+                <w:spacing w:val="0"/>
+                <w:kern w:val="0"/>
+                <w:sz w:val="18"/>
+                <w:szCs w:val="18"/>
+                <w:lang w:val="en-US" w:eastAsia="zh-CN"/>
+              </w:rPr>
+              <w:br/>
+            </w:r>
+            <w:r>
+              <w:rPr>
+                <w:rStyle w:val="Strong"/>
+                <w:rFonts w:ascii="Segoe UI" w:eastAsia="Segoe UI" w:hAnsi="Segoe UI" w:cs="Segoe UI" w:hint="default"/>
+                <w:b/>
+                <w:bCs/>
+                <w:i w:val="0"/>
+                <w:iCs w:val="0"/>
+                <w:caps w:val="0"/>
+                <w:snapToGrid w:val="0"/>
+                <w:color w:val="000000"/>
+                <w:spacing w:val="0"/>
+                <w:kern w:val="0"/>
+                <w:sz w:val="18"/>
+                <w:szCs w:val="18"/>
+                <w:lang w:val="en-US" w:eastAsia="zh-CN"/>
+              </w:rPr>
+              <w:t>运维工程师</w:t>
+            </w:r>
+            <w:r>
+              <w:rPr>
+                <w:rFonts w:ascii="Segoe UI" w:eastAsia="Segoe UI" w:hAnsi="Segoe UI" w:cs="Segoe UI" w:hint="default"/>
+                <w:i w:val="0"/>
+                <w:iCs w:val="0"/>
+                <w:caps w:val="0"/>
+                <w:snapToGrid w:val="0"/>
+                <w:color w:val="000000"/>
+                <w:spacing w:val="0"/>
+                <w:kern w:val="0"/>
+                <w:sz w:val="18"/>
+                <w:szCs w:val="18"/>
+                <w:lang w:val="en-US" w:eastAsia="zh-CN"/>
+              </w:rPr>
+              <w:t>（针对技术性优化或修复）</w:t>
+            </w:r>
+            <w:r>
+              <w:rPr>
+                <w:rFonts w:ascii="Segoe UI" w:eastAsia="Segoe UI" w:hAnsi="Segoe UI" w:cs="Segoe UI" w:hint="default"/>
+                <w:i w:val="0"/>
+                <w:iCs w:val="0"/>
+                <w:caps w:val="0"/>
+                <w:snapToGrid w:val="0"/>
+                <w:color w:val="000000"/>
+                <w:spacing w:val="0"/>
+                <w:kern w:val="0"/>
+                <w:sz w:val="18"/>
+                <w:szCs w:val="18"/>
+                <w:lang w:val="en-US" w:eastAsia="zh-CN"/>
+              </w:rPr>
+              <w:br/>
+            </w:r>
+            <w:r>
+              <w:rPr>
+                <w:rStyle w:val="Strong"/>
+                <w:rFonts w:ascii="Segoe UI" w:eastAsia="Segoe UI" w:hAnsi="Segoe UI" w:cs="Segoe UI" w:hint="default"/>
+                <w:b/>
+                <w:bCs/>
+                <w:i w:val="0"/>
+                <w:iCs w:val="0"/>
+                <w:caps w:val="0"/>
+                <w:snapToGrid w:val="0"/>
+                <w:color w:val="000000"/>
+                <w:spacing w:val="0"/>
+                <w:kern w:val="0"/>
+                <w:sz w:val="18"/>
+                <w:szCs w:val="18"/>
+                <w:lang w:val="en-US" w:eastAsia="zh-CN"/>
+              </w:rPr>
+              <w:t>研发部-开发工程师/需求分析师</w:t>
+            </w:r>
+            <w:r>
+              <w:rPr>
+                <w:rFonts w:ascii="Segoe UI" w:eastAsia="Segoe UI" w:hAnsi="Segoe UI" w:cs="Segoe UI" w:hint="default"/>
+                <w:i w:val="0"/>
+                <w:iCs w:val="0"/>
+                <w:caps w:val="0"/>
+                <w:snapToGrid w:val="0"/>
+                <w:color w:val="000000"/>
+                <w:spacing w:val="0"/>
+                <w:kern w:val="0"/>
+                <w:sz w:val="18"/>
+                <w:szCs w:val="18"/>
+                <w:lang w:val="en-US" w:eastAsia="zh-CN"/>
+              </w:rPr>
+              <w:t>（针对由研发侧发起的版本功能变更）</w:t>
+            </w:r>
+          </w:p>
+        </w:tc>
+      </w:tr>
+      <w:tr>
+        <w:tblPrEx>
+          <w:tblW w:w="9024" w:type="dxa"/>
+          <w:tblInd w:w="0" w:type="dxa"/>
+          <w:shd w:val="clear" w:color="auto" w:fill="auto"/>
+          <w:tblCellMar>
+            <w:top w:w="15" w:type="dxa"/>
+            <w:left w:w="15" w:type="dxa"/>
+            <w:bottom w:w="15" w:type="dxa"/>
+            <w:right w:w="15" w:type="dxa"/>
+          </w:tblCellMar>
+        </w:tblPrEx>
+        <w:tc>
+          <w:tcPr>
+            <w:tcW w:w="0" w:type="auto"/>
+            <w:shd w:val="clear" w:color="auto" w:fill="auto"/>
+            <w:tcMar>
+              <w:top w:w="120" w:type="dxa"/>
+              <w:left w:w="0" w:type="dxa"/>
+              <w:bottom w:w="120" w:type="dxa"/>
+              <w:right w:w="192" w:type="dxa"/>
+            </w:tcMar>
+            <w:vAlign w:val="center"/>
+          </w:tcPr>
+          <w:p>
+            <w:pPr>
+              <w:keepNext w:val="0"/>
+              <w:keepLines w:val="0"/>
+              <w:widowControl/>
+              <w:suppressLineNumbers w:val="0"/>
+              <w:spacing w:line="300" w:lineRule="atLeast"/>
+              <w:jc w:val="left"/>
+              <w:rPr>
+                <w:rFonts w:ascii="Segoe UI" w:eastAsia="Segoe UI" w:hAnsi="Segoe UI" w:cs="Segoe UI" w:hint="default"/>
+                <w:i w:val="0"/>
+                <w:iCs w:val="0"/>
+                <w:caps w:val="0"/>
+                <w:color w:val="0F1115"/>
+                <w:spacing w:val="0"/>
+                <w:sz w:val="18"/>
+                <w:szCs w:val="18"/>
+              </w:rPr>
+            </w:pPr>
+            <w:r>
+              <w:rPr>
+                <w:rStyle w:val="Strong"/>
+                <w:rFonts w:ascii="Segoe UI" w:eastAsia="Segoe UI" w:hAnsi="Segoe UI" w:cs="Segoe UI" w:hint="default"/>
+                <w:b/>
+                <w:bCs/>
+                <w:i w:val="0"/>
+                <w:iCs w:val="0"/>
+                <w:caps w:val="0"/>
+                <w:snapToGrid w:val="0"/>
+                <w:color w:val="000000"/>
+                <w:spacing w:val="0"/>
+                <w:kern w:val="0"/>
+                <w:sz w:val="18"/>
+                <w:szCs w:val="18"/>
+                <w:lang w:val="en-US" w:eastAsia="zh-CN"/>
+              </w:rPr>
+              <w:t>变更经理</w:t>
+            </w:r>
+          </w:p>
+        </w:tc>
+        <w:tc>
+          <w:tcPr>
+            <w:tcW w:w="0" w:type="auto"/>
+            <w:shd w:val="clear" w:color="auto" w:fill="auto"/>
+            <w:tcMar>
+              <w:top w:w="120" w:type="dxa"/>
+              <w:left w:w="192" w:type="dxa"/>
+              <w:bottom w:w="120" w:type="dxa"/>
+              <w:right w:w="192" w:type="dxa"/>
+            </w:tcMar>
+            <w:vAlign w:val="center"/>
+          </w:tcPr>
+          <w:p>
+            <w:pPr>
+              <w:keepNext w:val="0"/>
+              <w:keepLines w:val="0"/>
+              <w:widowControl/>
+              <w:suppressLineNumbers w:val="0"/>
+              <w:spacing w:line="300" w:lineRule="atLeast"/>
+              <w:jc w:val="left"/>
+              <w:rPr>
+                <w:rFonts w:ascii="Segoe UI" w:eastAsia="Segoe UI" w:hAnsi="Segoe UI" w:cs="Segoe UI" w:hint="default"/>
+                <w:i w:val="0"/>
+                <w:iCs w:val="0"/>
+                <w:caps w:val="0"/>
+                <w:color w:val="0F1115"/>
+                <w:spacing w:val="0"/>
+                <w:sz w:val="18"/>
+                <w:szCs w:val="18"/>
+              </w:rPr>
+            </w:pPr>
+            <w:r>
+              <w:rPr>
+                <w:rFonts w:ascii="Segoe UI" w:eastAsia="Segoe UI" w:hAnsi="Segoe UI" w:cs="Segoe UI" w:hint="default"/>
+                <w:i w:val="0"/>
+                <w:iCs w:val="0"/>
+                <w:caps w:val="0"/>
+                <w:snapToGrid w:val="0"/>
+                <w:color w:val="000000"/>
+                <w:spacing w:val="0"/>
+                <w:kern w:val="0"/>
+                <w:sz w:val="18"/>
+                <w:szCs w:val="18"/>
+                <w:lang w:val="en-US" w:eastAsia="zh-CN"/>
+              </w:rPr>
+              <w:t>1. 负责变更管理流程的整体监督与执行。</w:t>
+            </w:r>
+            <w:r>
+              <w:rPr>
+                <w:rFonts w:ascii="Segoe UI" w:eastAsia="Segoe UI" w:hAnsi="Segoe UI" w:cs="Segoe UI" w:hint="default"/>
+                <w:i w:val="0"/>
+                <w:iCs w:val="0"/>
+                <w:caps w:val="0"/>
+                <w:snapToGrid w:val="0"/>
+                <w:color w:val="000000"/>
+                <w:spacing w:val="0"/>
+                <w:kern w:val="0"/>
+                <w:sz w:val="18"/>
+                <w:szCs w:val="18"/>
+                <w:lang w:val="en-US" w:eastAsia="zh-CN"/>
+              </w:rPr>
+              <w:br/>
+            </w:r>
+            <w:r>
+              <w:rPr>
+                <w:rFonts w:ascii="Segoe UI" w:eastAsia="Segoe UI" w:hAnsi="Segoe UI" w:cs="Segoe UI" w:hint="default"/>
+                <w:i w:val="0"/>
+                <w:iCs w:val="0"/>
+                <w:caps w:val="0"/>
+                <w:snapToGrid w:val="0"/>
+                <w:color w:val="000000"/>
+                <w:spacing w:val="0"/>
+                <w:kern w:val="0"/>
+                <w:sz w:val="18"/>
+                <w:szCs w:val="18"/>
+                <w:lang w:val="en-US" w:eastAsia="zh-CN"/>
+              </w:rPr>
+              <w:t>2. 审批</w:t>
+            </w:r>
+            <w:r>
+              <w:rPr>
+                <w:rStyle w:val="Strong"/>
+                <w:rFonts w:ascii="Segoe UI" w:eastAsia="Segoe UI" w:hAnsi="Segoe UI" w:cs="Segoe UI" w:hint="default"/>
+                <w:b/>
+                <w:bCs/>
+                <w:i w:val="0"/>
+                <w:iCs w:val="0"/>
+                <w:caps w:val="0"/>
+                <w:snapToGrid w:val="0"/>
+                <w:color w:val="000000"/>
+                <w:spacing w:val="0"/>
+                <w:kern w:val="0"/>
+                <w:sz w:val="18"/>
+                <w:szCs w:val="18"/>
+                <w:lang w:val="en-US" w:eastAsia="zh-CN"/>
+              </w:rPr>
+              <w:t>标准变更</w:t>
+            </w:r>
+            <w:r>
+              <w:rPr>
+                <w:rFonts w:ascii="Segoe UI" w:eastAsia="Segoe UI" w:hAnsi="Segoe UI" w:cs="Segoe UI" w:hint="default"/>
+                <w:i w:val="0"/>
+                <w:iCs w:val="0"/>
+                <w:caps w:val="0"/>
+                <w:snapToGrid w:val="0"/>
+                <w:color w:val="000000"/>
+                <w:spacing w:val="0"/>
+                <w:kern w:val="0"/>
+                <w:sz w:val="18"/>
+                <w:szCs w:val="18"/>
+                <w:lang w:val="en-US" w:eastAsia="zh-CN"/>
+              </w:rPr>
+              <w:t>请求。</w:t>
+            </w:r>
+            <w:r>
+              <w:rPr>
+                <w:rFonts w:ascii="Segoe UI" w:eastAsia="Segoe UI" w:hAnsi="Segoe UI" w:cs="Segoe UI" w:hint="default"/>
+                <w:i w:val="0"/>
+                <w:iCs w:val="0"/>
+                <w:caps w:val="0"/>
+                <w:snapToGrid w:val="0"/>
+                <w:color w:val="000000"/>
+                <w:spacing w:val="0"/>
+                <w:kern w:val="0"/>
+                <w:sz w:val="18"/>
+                <w:szCs w:val="18"/>
+                <w:lang w:val="en-US" w:eastAsia="zh-CN"/>
+              </w:rPr>
+              <w:br/>
+            </w:r>
+            <w:r>
+              <w:rPr>
+                <w:rFonts w:ascii="Segoe UI" w:eastAsia="Segoe UI" w:hAnsi="Segoe UI" w:cs="Segoe UI" w:hint="default"/>
+                <w:i w:val="0"/>
+                <w:iCs w:val="0"/>
+                <w:caps w:val="0"/>
+                <w:snapToGrid w:val="0"/>
+                <w:color w:val="000000"/>
+                <w:spacing w:val="0"/>
+                <w:kern w:val="0"/>
+                <w:sz w:val="18"/>
+                <w:szCs w:val="18"/>
+                <w:lang w:val="en-US" w:eastAsia="zh-CN"/>
+              </w:rPr>
+              <w:t>3. 召集并主持</w:t>
+            </w:r>
+            <w:r>
+              <w:rPr>
+                <w:rStyle w:val="Strong"/>
+                <w:rFonts w:ascii="Segoe UI" w:eastAsia="Segoe UI" w:hAnsi="Segoe UI" w:cs="Segoe UI" w:hint="default"/>
+                <w:b/>
+                <w:bCs/>
+                <w:i w:val="0"/>
+                <w:iCs w:val="0"/>
+                <w:caps w:val="0"/>
+                <w:snapToGrid w:val="0"/>
+                <w:color w:val="000000"/>
+                <w:spacing w:val="0"/>
+                <w:kern w:val="0"/>
+                <w:sz w:val="18"/>
+                <w:szCs w:val="18"/>
+                <w:lang w:val="en-US" w:eastAsia="zh-CN"/>
+              </w:rPr>
+              <w:t>变更顾问委员会（CAB）</w:t>
+            </w:r>
+            <w:r>
+              <w:rPr>
+                <w:rFonts w:ascii="Segoe UI" w:eastAsia="Segoe UI" w:hAnsi="Segoe UI" w:cs="Segoe UI" w:hint="default"/>
+                <w:i w:val="0"/>
+                <w:iCs w:val="0"/>
+                <w:caps w:val="0"/>
+                <w:snapToGrid w:val="0"/>
+                <w:color w:val="000000"/>
+                <w:spacing w:val="0"/>
+                <w:kern w:val="0"/>
+                <w:sz w:val="18"/>
+                <w:szCs w:val="18"/>
+                <w:lang w:val="en-US" w:eastAsia="zh-CN"/>
+              </w:rPr>
+              <w:t>会议，评审重大变更。</w:t>
+            </w:r>
+            <w:r>
+              <w:rPr>
+                <w:rFonts w:ascii="Segoe UI" w:eastAsia="Segoe UI" w:hAnsi="Segoe UI" w:cs="Segoe UI" w:hint="default"/>
+                <w:i w:val="0"/>
+                <w:iCs w:val="0"/>
+                <w:caps w:val="0"/>
+                <w:snapToGrid w:val="0"/>
+                <w:color w:val="000000"/>
+                <w:spacing w:val="0"/>
+                <w:kern w:val="0"/>
+                <w:sz w:val="18"/>
+                <w:szCs w:val="18"/>
+                <w:lang w:val="en-US" w:eastAsia="zh-CN"/>
+              </w:rPr>
+              <w:br/>
+            </w:r>
+            <w:r>
+              <w:rPr>
+                <w:rFonts w:ascii="Segoe UI" w:eastAsia="Segoe UI" w:hAnsi="Segoe UI" w:cs="Segoe UI" w:hint="default"/>
+                <w:i w:val="0"/>
+                <w:iCs w:val="0"/>
+                <w:caps w:val="0"/>
+                <w:snapToGrid w:val="0"/>
+                <w:color w:val="000000"/>
+                <w:spacing w:val="0"/>
+                <w:kern w:val="0"/>
+                <w:sz w:val="18"/>
+                <w:szCs w:val="18"/>
+                <w:lang w:val="en-US" w:eastAsia="zh-CN"/>
+              </w:rPr>
+              <w:t>4. 监控变更实施进度与结果，确保流程闭环。</w:t>
+            </w:r>
+            <w:r>
+              <w:rPr>
+                <w:rFonts w:ascii="Segoe UI" w:eastAsia="Segoe UI" w:hAnsi="Segoe UI" w:cs="Segoe UI" w:hint="default"/>
+                <w:i w:val="0"/>
+                <w:iCs w:val="0"/>
+                <w:caps w:val="0"/>
+                <w:snapToGrid w:val="0"/>
+                <w:color w:val="000000"/>
+                <w:spacing w:val="0"/>
+                <w:kern w:val="0"/>
+                <w:sz w:val="18"/>
+                <w:szCs w:val="18"/>
+                <w:lang w:val="en-US" w:eastAsia="zh-CN"/>
+              </w:rPr>
+              <w:br/>
+            </w:r>
+            <w:r>
+              <w:rPr>
+                <w:rFonts w:ascii="Segoe UI" w:eastAsia="Segoe UI" w:hAnsi="Segoe UI" w:cs="Segoe UI" w:hint="default"/>
+                <w:i w:val="0"/>
+                <w:iCs w:val="0"/>
+                <w:caps w:val="0"/>
+                <w:snapToGrid w:val="0"/>
+                <w:color w:val="000000"/>
+                <w:spacing w:val="0"/>
+                <w:kern w:val="0"/>
+                <w:sz w:val="18"/>
+                <w:szCs w:val="18"/>
+                <w:lang w:val="en-US" w:eastAsia="zh-CN"/>
+              </w:rPr>
+              <w:t>5. 审批变更的关闭。</w:t>
+            </w:r>
+          </w:p>
+        </w:tc>
+        <w:tc>
+          <w:tcPr>
+            <w:tcW w:w="0" w:type="auto"/>
+            <w:shd w:val="clear" w:color="auto" w:fill="auto"/>
+            <w:tcMar>
+              <w:top w:w="120" w:type="dxa"/>
+              <w:left w:w="192" w:type="dxa"/>
+              <w:bottom w:w="120" w:type="dxa"/>
+              <w:right w:w="0" w:type="dxa"/>
+            </w:tcMar>
+            <w:vAlign w:val="center"/>
+          </w:tcPr>
+          <w:p>
+            <w:pPr>
+              <w:keepNext w:val="0"/>
+              <w:keepLines w:val="0"/>
+              <w:widowControl/>
+              <w:suppressLineNumbers w:val="0"/>
+              <w:spacing w:line="300" w:lineRule="atLeast"/>
+              <w:jc w:val="left"/>
+              <w:rPr>
+                <w:rFonts w:ascii="Segoe UI" w:eastAsia="Segoe UI" w:hAnsi="Segoe UI" w:cs="Segoe UI" w:hint="default"/>
+                <w:i w:val="0"/>
+                <w:iCs w:val="0"/>
+                <w:caps w:val="0"/>
+                <w:color w:val="0F1115"/>
+                <w:spacing w:val="0"/>
+                <w:sz w:val="18"/>
+                <w:szCs w:val="18"/>
+              </w:rPr>
+            </w:pPr>
+            <w:r>
+              <w:rPr>
+                <w:rStyle w:val="Strong"/>
+                <w:rFonts w:ascii="Segoe UI" w:eastAsia="Segoe UI" w:hAnsi="Segoe UI" w:cs="Segoe UI" w:hint="default"/>
+                <w:b/>
+                <w:bCs/>
+                <w:i w:val="0"/>
+                <w:iCs w:val="0"/>
+                <w:caps w:val="0"/>
+                <w:snapToGrid w:val="0"/>
+                <w:color w:val="000000"/>
+                <w:spacing w:val="0"/>
+                <w:kern w:val="0"/>
+                <w:sz w:val="18"/>
+                <w:szCs w:val="18"/>
+                <w:lang w:val="en-US" w:eastAsia="zh-CN"/>
+              </w:rPr>
+              <w:t>运维部经理</w:t>
+            </w:r>
+            <w:r>
+              <w:rPr>
+                <w:rFonts w:ascii="Segoe UI" w:eastAsia="Segoe UI" w:hAnsi="Segoe UI" w:cs="Segoe UI" w:hint="default"/>
+                <w:i w:val="0"/>
+                <w:iCs w:val="0"/>
+                <w:caps w:val="0"/>
+                <w:snapToGrid w:val="0"/>
+                <w:color w:val="000000"/>
+                <w:spacing w:val="0"/>
+                <w:kern w:val="0"/>
+                <w:sz w:val="18"/>
+                <w:szCs w:val="18"/>
+                <w:lang w:val="en-US" w:eastAsia="zh-CN"/>
+              </w:rPr>
+              <w:t>（流程所有者，担任公司级变更经理）</w:t>
+            </w:r>
+            <w:r>
+              <w:rPr>
+                <w:rFonts w:ascii="Segoe UI" w:eastAsia="Segoe UI" w:hAnsi="Segoe UI" w:cs="Segoe UI" w:hint="default"/>
+                <w:i w:val="0"/>
+                <w:iCs w:val="0"/>
+                <w:caps w:val="0"/>
+                <w:snapToGrid w:val="0"/>
+                <w:color w:val="000000"/>
+                <w:spacing w:val="0"/>
+                <w:kern w:val="0"/>
+                <w:sz w:val="18"/>
+                <w:szCs w:val="18"/>
+                <w:lang w:val="en-US" w:eastAsia="zh-CN"/>
+              </w:rPr>
+              <w:br/>
+            </w:r>
+            <w:r>
+              <w:rPr>
+                <w:rStyle w:val="Strong"/>
+                <w:rFonts w:ascii="Segoe UI" w:eastAsia="Segoe UI" w:hAnsi="Segoe UI" w:cs="Segoe UI" w:hint="default"/>
+                <w:b/>
+                <w:bCs/>
+                <w:i w:val="0"/>
+                <w:iCs w:val="0"/>
+                <w:caps w:val="0"/>
+                <w:snapToGrid w:val="0"/>
+                <w:color w:val="000000"/>
+                <w:spacing w:val="0"/>
+                <w:kern w:val="0"/>
+                <w:sz w:val="18"/>
+                <w:szCs w:val="18"/>
+                <w:lang w:val="en-US" w:eastAsia="zh-CN"/>
+              </w:rPr>
+              <w:t>（注：可授权给资深运维项目经理处理特定项目群的常规变更）</w:t>
+            </w:r>
+          </w:p>
+        </w:tc>
+      </w:tr>
+      <w:tr>
+        <w:tblPrEx>
+          <w:tblW w:w="9024" w:type="dxa"/>
+          <w:tblInd w:w="0" w:type="dxa"/>
+          <w:shd w:val="clear" w:color="auto" w:fill="auto"/>
+          <w:tblCellMar>
+            <w:top w:w="15" w:type="dxa"/>
+            <w:left w:w="15" w:type="dxa"/>
+            <w:bottom w:w="15" w:type="dxa"/>
+            <w:right w:w="15" w:type="dxa"/>
+          </w:tblCellMar>
+        </w:tblPrEx>
+        <w:tc>
+          <w:tcPr>
+            <w:tcW w:w="0" w:type="auto"/>
+            <w:shd w:val="clear" w:color="auto" w:fill="auto"/>
+            <w:tcMar>
+              <w:top w:w="120" w:type="dxa"/>
+              <w:left w:w="0" w:type="dxa"/>
+              <w:bottom w:w="120" w:type="dxa"/>
+              <w:right w:w="192" w:type="dxa"/>
+            </w:tcMar>
+            <w:vAlign w:val="center"/>
+          </w:tcPr>
+          <w:p>
+            <w:pPr>
+              <w:keepNext w:val="0"/>
+              <w:keepLines w:val="0"/>
+              <w:widowControl/>
+              <w:suppressLineNumbers w:val="0"/>
+              <w:spacing w:line="300" w:lineRule="atLeast"/>
+              <w:jc w:val="left"/>
+              <w:rPr>
+                <w:rFonts w:ascii="Segoe UI" w:eastAsia="Segoe UI" w:hAnsi="Segoe UI" w:cs="Segoe UI" w:hint="default"/>
+                <w:i w:val="0"/>
+                <w:iCs w:val="0"/>
+                <w:caps w:val="0"/>
+                <w:color w:val="0F1115"/>
+                <w:spacing w:val="0"/>
+                <w:sz w:val="18"/>
+                <w:szCs w:val="18"/>
+              </w:rPr>
+            </w:pPr>
+            <w:r>
+              <w:rPr>
+                <w:rStyle w:val="Strong"/>
+                <w:rFonts w:ascii="Segoe UI" w:eastAsia="Segoe UI" w:hAnsi="Segoe UI" w:cs="Segoe UI" w:hint="default"/>
+                <w:b/>
+                <w:bCs/>
+                <w:i w:val="0"/>
+                <w:iCs w:val="0"/>
+                <w:caps w:val="0"/>
+                <w:snapToGrid w:val="0"/>
+                <w:color w:val="000000"/>
+                <w:spacing w:val="0"/>
+                <w:kern w:val="0"/>
+                <w:sz w:val="18"/>
+                <w:szCs w:val="18"/>
+                <w:lang w:val="en-US" w:eastAsia="zh-CN"/>
+              </w:rPr>
+              <w:t>运维工程师/开发工程师（执行人）</w:t>
+            </w:r>
+          </w:p>
+        </w:tc>
+        <w:tc>
+          <w:tcPr>
+            <w:tcW w:w="0" w:type="auto"/>
+            <w:shd w:val="clear" w:color="auto" w:fill="auto"/>
+            <w:tcMar>
+              <w:top w:w="120" w:type="dxa"/>
+              <w:left w:w="192" w:type="dxa"/>
+              <w:bottom w:w="120" w:type="dxa"/>
+              <w:right w:w="192" w:type="dxa"/>
+            </w:tcMar>
+            <w:vAlign w:val="center"/>
+          </w:tcPr>
+          <w:p>
+            <w:pPr>
+              <w:keepNext w:val="0"/>
+              <w:keepLines w:val="0"/>
+              <w:widowControl/>
+              <w:suppressLineNumbers w:val="0"/>
+              <w:spacing w:line="300" w:lineRule="atLeast"/>
+              <w:jc w:val="left"/>
+              <w:rPr>
+                <w:rFonts w:ascii="Segoe UI" w:eastAsia="Segoe UI" w:hAnsi="Segoe UI" w:cs="Segoe UI" w:hint="default"/>
+                <w:i w:val="0"/>
+                <w:iCs w:val="0"/>
+                <w:caps w:val="0"/>
+                <w:color w:val="0F1115"/>
+                <w:spacing w:val="0"/>
+                <w:sz w:val="18"/>
+                <w:szCs w:val="18"/>
+              </w:rPr>
+            </w:pPr>
+            <w:r>
+              <w:rPr>
+                <w:rFonts w:ascii="Segoe UI" w:eastAsia="Segoe UI" w:hAnsi="Segoe UI" w:cs="Segoe UI" w:hint="default"/>
+                <w:i w:val="0"/>
+                <w:iCs w:val="0"/>
+                <w:caps w:val="0"/>
+                <w:snapToGrid w:val="0"/>
+                <w:color w:val="000000"/>
+                <w:spacing w:val="0"/>
+                <w:kern w:val="0"/>
+                <w:sz w:val="18"/>
+                <w:szCs w:val="18"/>
+                <w:lang w:val="en-US" w:eastAsia="zh-CN"/>
+              </w:rPr>
+              <w:t>1. 负责制定或细化变更技术方案、</w:t>
+            </w:r>
+            <w:r>
+              <w:rPr>
+                <w:rStyle w:val="Strong"/>
+                <w:rFonts w:ascii="Segoe UI" w:eastAsia="Segoe UI" w:hAnsi="Segoe UI" w:cs="Segoe UI" w:hint="default"/>
+                <w:b/>
+                <w:bCs/>
+                <w:i w:val="0"/>
+                <w:iCs w:val="0"/>
+                <w:caps w:val="0"/>
+                <w:snapToGrid w:val="0"/>
+                <w:color w:val="000000"/>
+                <w:spacing w:val="0"/>
+                <w:kern w:val="0"/>
+                <w:sz w:val="18"/>
+                <w:szCs w:val="18"/>
+                <w:lang w:val="en-US" w:eastAsia="zh-CN"/>
+              </w:rPr>
+              <w:t>回退方案</w:t>
+            </w:r>
+            <w:r>
+              <w:rPr>
+                <w:rFonts w:ascii="Segoe UI" w:eastAsia="Segoe UI" w:hAnsi="Segoe UI" w:cs="Segoe UI" w:hint="default"/>
+                <w:i w:val="0"/>
+                <w:iCs w:val="0"/>
+                <w:caps w:val="0"/>
+                <w:snapToGrid w:val="0"/>
+                <w:color w:val="000000"/>
+                <w:spacing w:val="0"/>
+                <w:kern w:val="0"/>
+                <w:sz w:val="18"/>
+                <w:szCs w:val="18"/>
+                <w:lang w:val="en-US" w:eastAsia="zh-CN"/>
+              </w:rPr>
+              <w:t>及测试方案。</w:t>
+            </w:r>
+            <w:r>
+              <w:rPr>
+                <w:rFonts w:ascii="Segoe UI" w:eastAsia="Segoe UI" w:hAnsi="Segoe UI" w:cs="Segoe UI" w:hint="default"/>
+                <w:i w:val="0"/>
+                <w:iCs w:val="0"/>
+                <w:caps w:val="0"/>
+                <w:snapToGrid w:val="0"/>
+                <w:color w:val="000000"/>
+                <w:spacing w:val="0"/>
+                <w:kern w:val="0"/>
+                <w:sz w:val="18"/>
+                <w:szCs w:val="18"/>
+                <w:lang w:val="en-US" w:eastAsia="zh-CN"/>
+              </w:rPr>
+              <w:br/>
+            </w:r>
+            <w:r>
+              <w:rPr>
+                <w:rFonts w:ascii="Segoe UI" w:eastAsia="Segoe UI" w:hAnsi="Segoe UI" w:cs="Segoe UI" w:hint="default"/>
+                <w:i w:val="0"/>
+                <w:iCs w:val="0"/>
+                <w:caps w:val="0"/>
+                <w:snapToGrid w:val="0"/>
+                <w:color w:val="000000"/>
+                <w:spacing w:val="0"/>
+                <w:kern w:val="0"/>
+                <w:sz w:val="18"/>
+                <w:szCs w:val="18"/>
+                <w:lang w:val="en-US" w:eastAsia="zh-CN"/>
+              </w:rPr>
+              <w:t>2. 执行变更实施操作，并记录详细步骤。</w:t>
+            </w:r>
+            <w:r>
+              <w:rPr>
+                <w:rFonts w:ascii="Segoe UI" w:eastAsia="Segoe UI" w:hAnsi="Segoe UI" w:cs="Segoe UI" w:hint="default"/>
+                <w:i w:val="0"/>
+                <w:iCs w:val="0"/>
+                <w:caps w:val="0"/>
+                <w:snapToGrid w:val="0"/>
+                <w:color w:val="000000"/>
+                <w:spacing w:val="0"/>
+                <w:kern w:val="0"/>
+                <w:sz w:val="18"/>
+                <w:szCs w:val="18"/>
+                <w:lang w:val="en-US" w:eastAsia="zh-CN"/>
+              </w:rPr>
+              <w:br/>
+            </w:r>
+            <w:r>
+              <w:rPr>
+                <w:rFonts w:ascii="Segoe UI" w:eastAsia="Segoe UI" w:hAnsi="Segoe UI" w:cs="Segoe UI" w:hint="default"/>
+                <w:i w:val="0"/>
+                <w:iCs w:val="0"/>
+                <w:caps w:val="0"/>
+                <w:snapToGrid w:val="0"/>
+                <w:color w:val="000000"/>
+                <w:spacing w:val="0"/>
+                <w:kern w:val="0"/>
+                <w:sz w:val="18"/>
+                <w:szCs w:val="18"/>
+                <w:lang w:val="en-US" w:eastAsia="zh-CN"/>
+              </w:rPr>
+              <w:t>3. 执行</w:t>
+            </w:r>
+            <w:r>
+              <w:rPr>
+                <w:rStyle w:val="Strong"/>
+                <w:rFonts w:ascii="Segoe UI" w:eastAsia="Segoe UI" w:hAnsi="Segoe UI" w:cs="Segoe UI" w:hint="default"/>
+                <w:b/>
+                <w:bCs/>
+                <w:i w:val="0"/>
+                <w:iCs w:val="0"/>
+                <w:caps w:val="0"/>
+                <w:snapToGrid w:val="0"/>
+                <w:color w:val="000000"/>
+                <w:spacing w:val="0"/>
+                <w:kern w:val="0"/>
+                <w:sz w:val="18"/>
+                <w:szCs w:val="18"/>
+                <w:lang w:val="en-US" w:eastAsia="zh-CN"/>
+              </w:rPr>
+              <w:t>回退操作</w:t>
+            </w:r>
+            <w:r>
+              <w:rPr>
+                <w:rFonts w:ascii="Segoe UI" w:eastAsia="Segoe UI" w:hAnsi="Segoe UI" w:cs="Segoe UI" w:hint="default"/>
+                <w:i w:val="0"/>
+                <w:iCs w:val="0"/>
+                <w:caps w:val="0"/>
+                <w:snapToGrid w:val="0"/>
+                <w:color w:val="000000"/>
+                <w:spacing w:val="0"/>
+                <w:kern w:val="0"/>
+                <w:sz w:val="18"/>
+                <w:szCs w:val="18"/>
+                <w:lang w:val="en-US" w:eastAsia="zh-CN"/>
+              </w:rPr>
+              <w:t>（若触发）。</w:t>
+            </w:r>
+            <w:r>
+              <w:rPr>
+                <w:rFonts w:ascii="Segoe UI" w:eastAsia="Segoe UI" w:hAnsi="Segoe UI" w:cs="Segoe UI" w:hint="default"/>
+                <w:i w:val="0"/>
+                <w:iCs w:val="0"/>
+                <w:caps w:val="0"/>
+                <w:snapToGrid w:val="0"/>
+                <w:color w:val="000000"/>
+                <w:spacing w:val="0"/>
+                <w:kern w:val="0"/>
+                <w:sz w:val="18"/>
+                <w:szCs w:val="18"/>
+                <w:lang w:val="en-US" w:eastAsia="zh-CN"/>
+              </w:rPr>
+              <w:br/>
+            </w:r>
+            <w:r>
+              <w:rPr>
+                <w:rFonts w:ascii="Segoe UI" w:eastAsia="Segoe UI" w:hAnsi="Segoe UI" w:cs="Segoe UI" w:hint="default"/>
+                <w:i w:val="0"/>
+                <w:iCs w:val="0"/>
+                <w:caps w:val="0"/>
+                <w:snapToGrid w:val="0"/>
+                <w:color w:val="000000"/>
+                <w:spacing w:val="0"/>
+                <w:kern w:val="0"/>
+                <w:sz w:val="18"/>
+                <w:szCs w:val="18"/>
+                <w:lang w:val="en-US" w:eastAsia="zh-CN"/>
+              </w:rPr>
+              <w:t>4. 提交变更实施与验证报告。</w:t>
+            </w:r>
+          </w:p>
+        </w:tc>
+        <w:tc>
+          <w:tcPr>
+            <w:tcW w:w="0" w:type="auto"/>
+            <w:shd w:val="clear" w:color="auto" w:fill="auto"/>
+            <w:tcMar>
+              <w:top w:w="120" w:type="dxa"/>
+              <w:left w:w="192" w:type="dxa"/>
+              <w:bottom w:w="120" w:type="dxa"/>
+              <w:right w:w="0" w:type="dxa"/>
+            </w:tcMar>
+            <w:vAlign w:val="center"/>
+          </w:tcPr>
+          <w:p>
+            <w:pPr>
+              <w:keepNext w:val="0"/>
+              <w:keepLines w:val="0"/>
+              <w:widowControl/>
+              <w:suppressLineNumbers w:val="0"/>
+              <w:spacing w:line="300" w:lineRule="atLeast"/>
+              <w:jc w:val="left"/>
+              <w:rPr>
+                <w:rFonts w:ascii="Segoe UI" w:eastAsia="Segoe UI" w:hAnsi="Segoe UI" w:cs="Segoe UI" w:hint="default"/>
+                <w:i w:val="0"/>
+                <w:iCs w:val="0"/>
+                <w:caps w:val="0"/>
+                <w:color w:val="0F1115"/>
+                <w:spacing w:val="0"/>
+                <w:sz w:val="18"/>
+                <w:szCs w:val="18"/>
+              </w:rPr>
+            </w:pPr>
+            <w:r>
+              <w:rPr>
+                <w:rStyle w:val="Strong"/>
+                <w:rFonts w:ascii="Segoe UI" w:eastAsia="Segoe UI" w:hAnsi="Segoe UI" w:cs="Segoe UI" w:hint="default"/>
+                <w:b/>
+                <w:bCs/>
+                <w:i w:val="0"/>
+                <w:iCs w:val="0"/>
+                <w:caps w:val="0"/>
+                <w:snapToGrid w:val="0"/>
+                <w:color w:val="000000"/>
+                <w:spacing w:val="0"/>
+                <w:kern w:val="0"/>
+                <w:sz w:val="18"/>
+                <w:szCs w:val="18"/>
+                <w:lang w:val="en-US" w:eastAsia="zh-CN"/>
+              </w:rPr>
+              <w:t>运维部-运维工程师</w:t>
+            </w:r>
+            <w:r>
+              <w:rPr>
+                <w:rFonts w:ascii="Segoe UI" w:eastAsia="Segoe UI" w:hAnsi="Segoe UI" w:cs="Segoe UI" w:hint="default"/>
+                <w:i w:val="0"/>
+                <w:iCs w:val="0"/>
+                <w:caps w:val="0"/>
+                <w:snapToGrid w:val="0"/>
+                <w:color w:val="000000"/>
+                <w:spacing w:val="0"/>
+                <w:kern w:val="0"/>
+                <w:sz w:val="18"/>
+                <w:szCs w:val="18"/>
+                <w:lang w:val="en-US" w:eastAsia="zh-CN"/>
+              </w:rPr>
+              <w:t>（负责运维侧变更实施）</w:t>
+            </w:r>
+            <w:r>
+              <w:rPr>
+                <w:rFonts w:ascii="Segoe UI" w:eastAsia="Segoe UI" w:hAnsi="Segoe UI" w:cs="Segoe UI" w:hint="default"/>
+                <w:i w:val="0"/>
+                <w:iCs w:val="0"/>
+                <w:caps w:val="0"/>
+                <w:snapToGrid w:val="0"/>
+                <w:color w:val="000000"/>
+                <w:spacing w:val="0"/>
+                <w:kern w:val="0"/>
+                <w:sz w:val="18"/>
+                <w:szCs w:val="18"/>
+                <w:lang w:val="en-US" w:eastAsia="zh-CN"/>
+              </w:rPr>
+              <w:br/>
+            </w:r>
+            <w:r>
+              <w:rPr>
+                <w:rStyle w:val="Strong"/>
+                <w:rFonts w:ascii="Segoe UI" w:eastAsia="Segoe UI" w:hAnsi="Segoe UI" w:cs="Segoe UI" w:hint="default"/>
+                <w:b/>
+                <w:bCs/>
+                <w:i w:val="0"/>
+                <w:iCs w:val="0"/>
+                <w:caps w:val="0"/>
+                <w:snapToGrid w:val="0"/>
+                <w:color w:val="000000"/>
+                <w:spacing w:val="0"/>
+                <w:kern w:val="0"/>
+                <w:sz w:val="18"/>
+                <w:szCs w:val="18"/>
+                <w:lang w:val="en-US" w:eastAsia="zh-CN"/>
+              </w:rPr>
+              <w:t>研发部-开发工程师</w:t>
+            </w:r>
+            <w:r>
+              <w:rPr>
+                <w:rFonts w:ascii="Segoe UI" w:eastAsia="Segoe UI" w:hAnsi="Segoe UI" w:cs="Segoe UI" w:hint="default"/>
+                <w:i w:val="0"/>
+                <w:iCs w:val="0"/>
+                <w:caps w:val="0"/>
+                <w:snapToGrid w:val="0"/>
+                <w:color w:val="000000"/>
+                <w:spacing w:val="0"/>
+                <w:kern w:val="0"/>
+                <w:sz w:val="18"/>
+                <w:szCs w:val="18"/>
+                <w:lang w:val="en-US" w:eastAsia="zh-CN"/>
+              </w:rPr>
+              <w:t>（负责需代码修改的变更实施）</w:t>
+            </w:r>
+          </w:p>
+        </w:tc>
+      </w:tr>
+      <w:tr>
+        <w:tblPrEx>
+          <w:tblW w:w="9024" w:type="dxa"/>
+          <w:tblInd w:w="0" w:type="dxa"/>
+          <w:shd w:val="clear" w:color="auto" w:fill="auto"/>
+          <w:tblCellMar>
+            <w:top w:w="15" w:type="dxa"/>
+            <w:left w:w="15" w:type="dxa"/>
+            <w:bottom w:w="15" w:type="dxa"/>
+            <w:right w:w="15" w:type="dxa"/>
+          </w:tblCellMar>
+        </w:tblPrEx>
+        <w:tc>
+          <w:tcPr>
+            <w:tcW w:w="0" w:type="auto"/>
+            <w:shd w:val="clear" w:color="auto" w:fill="auto"/>
+            <w:tcMar>
+              <w:top w:w="120" w:type="dxa"/>
+              <w:left w:w="0" w:type="dxa"/>
+              <w:bottom w:w="120" w:type="dxa"/>
+              <w:right w:w="192" w:type="dxa"/>
+            </w:tcMar>
+            <w:vAlign w:val="center"/>
+          </w:tcPr>
+          <w:p>
+            <w:pPr>
+              <w:keepNext w:val="0"/>
+              <w:keepLines w:val="0"/>
+              <w:widowControl/>
+              <w:suppressLineNumbers w:val="0"/>
+              <w:spacing w:line="300" w:lineRule="atLeast"/>
+              <w:jc w:val="left"/>
+              <w:rPr>
+                <w:rFonts w:ascii="Segoe UI" w:eastAsia="Segoe UI" w:hAnsi="Segoe UI" w:cs="Segoe UI" w:hint="default"/>
+                <w:i w:val="0"/>
+                <w:iCs w:val="0"/>
+                <w:caps w:val="0"/>
+                <w:color w:val="0F1115"/>
+                <w:spacing w:val="0"/>
+                <w:sz w:val="18"/>
+                <w:szCs w:val="18"/>
+              </w:rPr>
+            </w:pPr>
+            <w:r>
+              <w:rPr>
+                <w:rStyle w:val="Strong"/>
+                <w:rFonts w:ascii="Segoe UI" w:eastAsia="Segoe UI" w:hAnsi="Segoe UI" w:cs="Segoe UI" w:hint="default"/>
+                <w:b/>
+                <w:bCs/>
+                <w:i w:val="0"/>
+                <w:iCs w:val="0"/>
+                <w:caps w:val="0"/>
+                <w:snapToGrid w:val="0"/>
+                <w:color w:val="000000"/>
+                <w:spacing w:val="0"/>
+                <w:kern w:val="0"/>
+                <w:sz w:val="18"/>
+                <w:szCs w:val="18"/>
+                <w:lang w:val="en-US" w:eastAsia="zh-CN"/>
+              </w:rPr>
+              <w:t>变更顾问委员会（CAB）</w:t>
+            </w:r>
+          </w:p>
+        </w:tc>
+        <w:tc>
+          <w:tcPr>
+            <w:tcW w:w="0" w:type="auto"/>
+            <w:shd w:val="clear" w:color="auto" w:fill="auto"/>
+            <w:tcMar>
+              <w:top w:w="120" w:type="dxa"/>
+              <w:left w:w="192" w:type="dxa"/>
+              <w:bottom w:w="120" w:type="dxa"/>
+              <w:right w:w="192" w:type="dxa"/>
+            </w:tcMar>
+            <w:vAlign w:val="center"/>
+          </w:tcPr>
+          <w:p>
+            <w:pPr>
+              <w:keepNext w:val="0"/>
+              <w:keepLines w:val="0"/>
+              <w:widowControl/>
+              <w:suppressLineNumbers w:val="0"/>
+              <w:spacing w:line="300" w:lineRule="atLeast"/>
+              <w:jc w:val="left"/>
+              <w:rPr>
+                <w:rFonts w:ascii="Segoe UI" w:eastAsia="Segoe UI" w:hAnsi="Segoe UI" w:cs="Segoe UI" w:hint="default"/>
+                <w:i w:val="0"/>
+                <w:iCs w:val="0"/>
+                <w:caps w:val="0"/>
+                <w:color w:val="0F1115"/>
+                <w:spacing w:val="0"/>
+                <w:sz w:val="18"/>
+                <w:szCs w:val="18"/>
+              </w:rPr>
+            </w:pPr>
+            <w:r>
+              <w:rPr>
+                <w:rFonts w:ascii="Segoe UI" w:eastAsia="Segoe UI" w:hAnsi="Segoe UI" w:cs="Segoe UI" w:hint="default"/>
+                <w:i w:val="0"/>
+                <w:iCs w:val="0"/>
+                <w:caps w:val="0"/>
+                <w:snapToGrid w:val="0"/>
+                <w:color w:val="000000"/>
+                <w:spacing w:val="0"/>
+                <w:kern w:val="0"/>
+                <w:sz w:val="18"/>
+                <w:szCs w:val="18"/>
+                <w:lang w:val="en-US" w:eastAsia="zh-CN"/>
+              </w:rPr>
+              <w:t>1. 对</w:t>
+            </w:r>
+            <w:r>
+              <w:rPr>
+                <w:rStyle w:val="Strong"/>
+                <w:rFonts w:ascii="Segoe UI" w:eastAsia="Segoe UI" w:hAnsi="Segoe UI" w:cs="Segoe UI" w:hint="default"/>
+                <w:b/>
+                <w:bCs/>
+                <w:i w:val="0"/>
+                <w:iCs w:val="0"/>
+                <w:caps w:val="0"/>
+                <w:snapToGrid w:val="0"/>
+                <w:color w:val="000000"/>
+                <w:spacing w:val="0"/>
+                <w:kern w:val="0"/>
+                <w:sz w:val="18"/>
+                <w:szCs w:val="18"/>
+                <w:lang w:val="en-US" w:eastAsia="zh-CN"/>
+              </w:rPr>
+              <w:t>重大变更</w:t>
+            </w:r>
+            <w:r>
+              <w:rPr>
+                <w:rFonts w:ascii="Segoe UI" w:eastAsia="Segoe UI" w:hAnsi="Segoe UI" w:cs="Segoe UI" w:hint="default"/>
+                <w:i w:val="0"/>
+                <w:iCs w:val="0"/>
+                <w:caps w:val="0"/>
+                <w:snapToGrid w:val="0"/>
+                <w:color w:val="000000"/>
+                <w:spacing w:val="0"/>
+                <w:kern w:val="0"/>
+                <w:sz w:val="18"/>
+                <w:szCs w:val="18"/>
+                <w:lang w:val="en-US" w:eastAsia="zh-CN"/>
+              </w:rPr>
+              <w:t>请求进行集体评审。</w:t>
+            </w:r>
+            <w:r>
+              <w:rPr>
+                <w:rFonts w:ascii="Segoe UI" w:eastAsia="Segoe UI" w:hAnsi="Segoe UI" w:cs="Segoe UI" w:hint="default"/>
+                <w:i w:val="0"/>
+                <w:iCs w:val="0"/>
+                <w:caps w:val="0"/>
+                <w:snapToGrid w:val="0"/>
+                <w:color w:val="000000"/>
+                <w:spacing w:val="0"/>
+                <w:kern w:val="0"/>
+                <w:sz w:val="18"/>
+                <w:szCs w:val="18"/>
+                <w:lang w:val="en-US" w:eastAsia="zh-CN"/>
+              </w:rPr>
+              <w:br/>
+            </w:r>
+            <w:r>
+              <w:rPr>
+                <w:rFonts w:ascii="Segoe UI" w:eastAsia="Segoe UI" w:hAnsi="Segoe UI" w:cs="Segoe UI" w:hint="default"/>
+                <w:i w:val="0"/>
+                <w:iCs w:val="0"/>
+                <w:caps w:val="0"/>
+                <w:snapToGrid w:val="0"/>
+                <w:color w:val="000000"/>
+                <w:spacing w:val="0"/>
+                <w:kern w:val="0"/>
+                <w:sz w:val="18"/>
+                <w:szCs w:val="18"/>
+                <w:lang w:val="en-US" w:eastAsia="zh-CN"/>
+              </w:rPr>
+              <w:t>2. 评估变更的风险、影响、资源需求及</w:t>
+            </w:r>
+            <w:r>
+              <w:rPr>
+                <w:rStyle w:val="Strong"/>
+                <w:rFonts w:ascii="Segoe UI" w:eastAsia="Segoe UI" w:hAnsi="Segoe UI" w:cs="Segoe UI" w:hint="default"/>
+                <w:b/>
+                <w:bCs/>
+                <w:i w:val="0"/>
+                <w:iCs w:val="0"/>
+                <w:caps w:val="0"/>
+                <w:snapToGrid w:val="0"/>
+                <w:color w:val="000000"/>
+                <w:spacing w:val="0"/>
+                <w:kern w:val="0"/>
+                <w:sz w:val="18"/>
+                <w:szCs w:val="18"/>
+                <w:lang w:val="en-US" w:eastAsia="zh-CN"/>
+              </w:rPr>
+              <w:t>回退计划的可行性</w:t>
+            </w:r>
+            <w:r>
+              <w:rPr>
+                <w:rFonts w:ascii="Segoe UI" w:eastAsia="Segoe UI" w:hAnsi="Segoe UI" w:cs="Segoe UI" w:hint="default"/>
+                <w:i w:val="0"/>
+                <w:iCs w:val="0"/>
+                <w:caps w:val="0"/>
+                <w:snapToGrid w:val="0"/>
+                <w:color w:val="000000"/>
+                <w:spacing w:val="0"/>
+                <w:kern w:val="0"/>
+                <w:sz w:val="18"/>
+                <w:szCs w:val="18"/>
+                <w:lang w:val="en-US" w:eastAsia="zh-CN"/>
+              </w:rPr>
+              <w:t>。</w:t>
+            </w:r>
+            <w:r>
+              <w:rPr>
+                <w:rFonts w:ascii="Segoe UI" w:eastAsia="Segoe UI" w:hAnsi="Segoe UI" w:cs="Segoe UI" w:hint="default"/>
+                <w:i w:val="0"/>
+                <w:iCs w:val="0"/>
+                <w:caps w:val="0"/>
+                <w:snapToGrid w:val="0"/>
+                <w:color w:val="000000"/>
+                <w:spacing w:val="0"/>
+                <w:kern w:val="0"/>
+                <w:sz w:val="18"/>
+                <w:szCs w:val="18"/>
+                <w:lang w:val="en-US" w:eastAsia="zh-CN"/>
+              </w:rPr>
+              <w:br/>
+            </w:r>
+            <w:r>
+              <w:rPr>
+                <w:rFonts w:ascii="Segoe UI" w:eastAsia="Segoe UI" w:hAnsi="Segoe UI" w:cs="Segoe UI" w:hint="default"/>
+                <w:i w:val="0"/>
+                <w:iCs w:val="0"/>
+                <w:caps w:val="0"/>
+                <w:snapToGrid w:val="0"/>
+                <w:color w:val="000000"/>
+                <w:spacing w:val="0"/>
+                <w:kern w:val="0"/>
+                <w:sz w:val="18"/>
+                <w:szCs w:val="18"/>
+                <w:lang w:val="en-US" w:eastAsia="zh-CN"/>
+              </w:rPr>
+              <w:t>3. 提供批准、拒绝或修改后重审的决策建议。</w:t>
+            </w:r>
+          </w:p>
+        </w:tc>
+        <w:tc>
+          <w:tcPr>
+            <w:tcW w:w="0" w:type="auto"/>
+            <w:shd w:val="clear" w:color="auto" w:fill="auto"/>
+            <w:tcMar>
+              <w:top w:w="120" w:type="dxa"/>
+              <w:left w:w="192" w:type="dxa"/>
+              <w:bottom w:w="120" w:type="dxa"/>
+              <w:right w:w="0" w:type="dxa"/>
+            </w:tcMar>
+            <w:vAlign w:val="center"/>
+          </w:tcPr>
+          <w:p>
+            <w:pPr>
+              <w:keepNext w:val="0"/>
+              <w:keepLines w:val="0"/>
+              <w:widowControl/>
+              <w:suppressLineNumbers w:val="0"/>
+              <w:spacing w:line="300" w:lineRule="atLeast"/>
+              <w:jc w:val="left"/>
+              <w:rPr>
+                <w:rFonts w:ascii="Segoe UI" w:eastAsia="Segoe UI" w:hAnsi="Segoe UI" w:cs="Segoe UI" w:hint="default"/>
+                <w:i w:val="0"/>
+                <w:iCs w:val="0"/>
+                <w:caps w:val="0"/>
+                <w:color w:val="0F1115"/>
+                <w:spacing w:val="0"/>
+                <w:sz w:val="18"/>
+                <w:szCs w:val="18"/>
+              </w:rPr>
+            </w:pPr>
+            <w:r>
+              <w:rPr>
+                <w:rStyle w:val="Strong"/>
+                <w:rFonts w:ascii="Segoe UI" w:eastAsia="Segoe UI" w:hAnsi="Segoe UI" w:cs="Segoe UI" w:hint="default"/>
+                <w:b/>
+                <w:bCs/>
+                <w:i w:val="0"/>
+                <w:iCs w:val="0"/>
+                <w:caps w:val="0"/>
+                <w:snapToGrid w:val="0"/>
+                <w:color w:val="000000"/>
+                <w:spacing w:val="0"/>
+                <w:kern w:val="0"/>
+                <w:sz w:val="18"/>
+                <w:szCs w:val="18"/>
+                <w:lang w:val="en-US" w:eastAsia="zh-CN"/>
+              </w:rPr>
+              <w:t>核心成员（常设）：</w:t>
+            </w:r>
+            <w:r>
+              <w:rPr>
+                <w:rFonts w:ascii="Segoe UI" w:eastAsia="Segoe UI" w:hAnsi="Segoe UI" w:cs="Segoe UI" w:hint="default"/>
+                <w:i w:val="0"/>
+                <w:iCs w:val="0"/>
+                <w:caps w:val="0"/>
+                <w:snapToGrid w:val="0"/>
+                <w:color w:val="000000"/>
+                <w:spacing w:val="0"/>
+                <w:kern w:val="0"/>
+                <w:sz w:val="18"/>
+                <w:szCs w:val="18"/>
+                <w:lang w:val="en-US" w:eastAsia="zh-CN"/>
+              </w:rPr>
+              <w:br/>
+            </w:r>
+            <w:r>
+              <w:rPr>
+                <w:rFonts w:ascii="Segoe UI" w:eastAsia="Segoe UI" w:hAnsi="Segoe UI" w:cs="Segoe UI" w:hint="default"/>
+                <w:i w:val="0"/>
+                <w:iCs w:val="0"/>
+                <w:caps w:val="0"/>
+                <w:snapToGrid w:val="0"/>
+                <w:color w:val="000000"/>
+                <w:spacing w:val="0"/>
+                <w:kern w:val="0"/>
+                <w:sz w:val="18"/>
+                <w:szCs w:val="18"/>
+                <w:lang w:val="en-US" w:eastAsia="zh-CN"/>
+              </w:rPr>
+              <w:t>- 变更经理（运维部经理）</w:t>
+            </w:r>
+            <w:r>
+              <w:rPr>
+                <w:rFonts w:ascii="Segoe UI" w:eastAsia="Segoe UI" w:hAnsi="Segoe UI" w:cs="Segoe UI" w:hint="default"/>
+                <w:i w:val="0"/>
+                <w:iCs w:val="0"/>
+                <w:caps w:val="0"/>
+                <w:snapToGrid w:val="0"/>
+                <w:color w:val="000000"/>
+                <w:spacing w:val="0"/>
+                <w:kern w:val="0"/>
+                <w:sz w:val="18"/>
+                <w:szCs w:val="18"/>
+                <w:lang w:val="en-US" w:eastAsia="zh-CN"/>
+              </w:rPr>
+              <w:br/>
+            </w:r>
+            <w:r>
+              <w:rPr>
+                <w:rFonts w:ascii="Segoe UI" w:eastAsia="Segoe UI" w:hAnsi="Segoe UI" w:cs="Segoe UI" w:hint="default"/>
+                <w:i w:val="0"/>
+                <w:iCs w:val="0"/>
+                <w:caps w:val="0"/>
+                <w:snapToGrid w:val="0"/>
+                <w:color w:val="000000"/>
+                <w:spacing w:val="0"/>
+                <w:kern w:val="0"/>
+                <w:sz w:val="18"/>
+                <w:szCs w:val="18"/>
+                <w:lang w:val="en-US" w:eastAsia="zh-CN"/>
+              </w:rPr>
+              <w:t>- 研发部经理（或指派技术负责人）</w:t>
+            </w:r>
+            <w:r>
+              <w:rPr>
+                <w:rFonts w:ascii="Segoe UI" w:eastAsia="Segoe UI" w:hAnsi="Segoe UI" w:cs="Segoe UI" w:hint="default"/>
+                <w:i w:val="0"/>
+                <w:iCs w:val="0"/>
+                <w:caps w:val="0"/>
+                <w:snapToGrid w:val="0"/>
+                <w:color w:val="000000"/>
+                <w:spacing w:val="0"/>
+                <w:kern w:val="0"/>
+                <w:sz w:val="18"/>
+                <w:szCs w:val="18"/>
+                <w:lang w:val="en-US" w:eastAsia="zh-CN"/>
+              </w:rPr>
+              <w:br/>
+            </w:r>
+            <w:r>
+              <w:rPr>
+                <w:rFonts w:ascii="Segoe UI" w:eastAsia="Segoe UI" w:hAnsi="Segoe UI" w:cs="Segoe UI" w:hint="default"/>
+                <w:i w:val="0"/>
+                <w:iCs w:val="0"/>
+                <w:caps w:val="0"/>
+                <w:snapToGrid w:val="0"/>
+                <w:color w:val="000000"/>
+                <w:spacing w:val="0"/>
+                <w:kern w:val="0"/>
+                <w:sz w:val="18"/>
+                <w:szCs w:val="18"/>
+                <w:lang w:val="en-US" w:eastAsia="zh-CN"/>
+              </w:rPr>
+              <w:t>- 质量管理部经理</w:t>
+            </w:r>
+            <w:r>
+              <w:rPr>
+                <w:rFonts w:ascii="Segoe UI" w:eastAsia="Segoe UI" w:hAnsi="Segoe UI" w:cs="Segoe UI" w:hint="default"/>
+                <w:i w:val="0"/>
+                <w:iCs w:val="0"/>
+                <w:caps w:val="0"/>
+                <w:snapToGrid w:val="0"/>
+                <w:color w:val="000000"/>
+                <w:spacing w:val="0"/>
+                <w:kern w:val="0"/>
+                <w:sz w:val="18"/>
+                <w:szCs w:val="18"/>
+                <w:lang w:val="en-US" w:eastAsia="zh-CN"/>
+              </w:rPr>
+              <w:br/>
+            </w:r>
+            <w:r>
+              <w:rPr>
+                <w:rStyle w:val="Strong"/>
+                <w:rFonts w:ascii="Segoe UI" w:eastAsia="Segoe UI" w:hAnsi="Segoe UI" w:cs="Segoe UI" w:hint="default"/>
+                <w:b/>
+                <w:bCs/>
+                <w:i w:val="0"/>
+                <w:iCs w:val="0"/>
+                <w:caps w:val="0"/>
+                <w:snapToGrid w:val="0"/>
+                <w:color w:val="000000"/>
+                <w:spacing w:val="0"/>
+                <w:kern w:val="0"/>
+                <w:sz w:val="18"/>
+                <w:szCs w:val="18"/>
+                <w:lang w:val="en-US" w:eastAsia="zh-CN"/>
+              </w:rPr>
+              <w:t>扩展成员（按需邀请）：</w:t>
+            </w:r>
+            <w:r>
+              <w:rPr>
+                <w:rFonts w:ascii="Segoe UI" w:eastAsia="Segoe UI" w:hAnsi="Segoe UI" w:cs="Segoe UI" w:hint="default"/>
+                <w:i w:val="0"/>
+                <w:iCs w:val="0"/>
+                <w:caps w:val="0"/>
+                <w:snapToGrid w:val="0"/>
+                <w:color w:val="000000"/>
+                <w:spacing w:val="0"/>
+                <w:kern w:val="0"/>
+                <w:sz w:val="18"/>
+                <w:szCs w:val="18"/>
+                <w:lang w:val="en-US" w:eastAsia="zh-CN"/>
+              </w:rPr>
+              <w:br/>
+            </w:r>
+            <w:r>
+              <w:rPr>
+                <w:rFonts w:ascii="Segoe UI" w:eastAsia="Segoe UI" w:hAnsi="Segoe UI" w:cs="Segoe UI" w:hint="default"/>
+                <w:i w:val="0"/>
+                <w:iCs w:val="0"/>
+                <w:caps w:val="0"/>
+                <w:snapToGrid w:val="0"/>
+                <w:color w:val="000000"/>
+                <w:spacing w:val="0"/>
+                <w:kern w:val="0"/>
+                <w:sz w:val="18"/>
+                <w:szCs w:val="18"/>
+                <w:lang w:val="en-US" w:eastAsia="zh-CN"/>
+              </w:rPr>
+              <w:t>- 相关运维项目经理</w:t>
+            </w:r>
+            <w:r>
+              <w:rPr>
+                <w:rFonts w:ascii="Segoe UI" w:eastAsia="Segoe UI" w:hAnsi="Segoe UI" w:cs="Segoe UI" w:hint="default"/>
+                <w:i w:val="0"/>
+                <w:iCs w:val="0"/>
+                <w:caps w:val="0"/>
+                <w:snapToGrid w:val="0"/>
+                <w:color w:val="000000"/>
+                <w:spacing w:val="0"/>
+                <w:kern w:val="0"/>
+                <w:sz w:val="18"/>
+                <w:szCs w:val="18"/>
+                <w:lang w:val="en-US" w:eastAsia="zh-CN"/>
+              </w:rPr>
+              <w:br/>
+            </w:r>
+            <w:r>
+              <w:rPr>
+                <w:rFonts w:ascii="Segoe UI" w:eastAsia="Segoe UI" w:hAnsi="Segoe UI" w:cs="Segoe UI" w:hint="default"/>
+                <w:i w:val="0"/>
+                <w:iCs w:val="0"/>
+                <w:caps w:val="0"/>
+                <w:snapToGrid w:val="0"/>
+                <w:color w:val="000000"/>
+                <w:spacing w:val="0"/>
+                <w:kern w:val="0"/>
+                <w:sz w:val="18"/>
+                <w:szCs w:val="18"/>
+                <w:lang w:val="en-US" w:eastAsia="zh-CN"/>
+              </w:rPr>
+              <w:t>- 客户代表（如合同约定）</w:t>
+            </w:r>
+          </w:p>
+        </w:tc>
+      </w:tr>
+      <w:tr>
+        <w:tblPrEx>
+          <w:tblW w:w="9024" w:type="dxa"/>
+          <w:tblInd w:w="0" w:type="dxa"/>
+          <w:shd w:val="clear" w:color="auto" w:fill="auto"/>
+          <w:tblCellMar>
+            <w:top w:w="15" w:type="dxa"/>
+            <w:left w:w="15" w:type="dxa"/>
+            <w:bottom w:w="15" w:type="dxa"/>
+            <w:right w:w="15" w:type="dxa"/>
+          </w:tblCellMar>
+        </w:tblPrEx>
+        <w:tc>
+          <w:tcPr>
+            <w:tcW w:w="0" w:type="auto"/>
+            <w:shd w:val="clear" w:color="auto" w:fill="auto"/>
+            <w:tcMar>
+              <w:top w:w="120" w:type="dxa"/>
+              <w:left w:w="0" w:type="dxa"/>
+              <w:bottom w:w="120" w:type="dxa"/>
+              <w:right w:w="192" w:type="dxa"/>
+            </w:tcMar>
+            <w:vAlign w:val="center"/>
+          </w:tcPr>
+          <w:p>
+            <w:pPr>
+              <w:keepNext w:val="0"/>
+              <w:keepLines w:val="0"/>
+              <w:widowControl/>
+              <w:suppressLineNumbers w:val="0"/>
+              <w:spacing w:line="300" w:lineRule="atLeast"/>
+              <w:jc w:val="left"/>
+              <w:rPr>
+                <w:rFonts w:ascii="Segoe UI" w:eastAsia="Segoe UI" w:hAnsi="Segoe UI" w:cs="Segoe UI" w:hint="default"/>
+                <w:i w:val="0"/>
+                <w:iCs w:val="0"/>
+                <w:caps w:val="0"/>
+                <w:color w:val="0F1115"/>
+                <w:spacing w:val="0"/>
+                <w:sz w:val="18"/>
+                <w:szCs w:val="18"/>
+              </w:rPr>
+            </w:pPr>
+            <w:r>
+              <w:rPr>
+                <w:rStyle w:val="Strong"/>
+                <w:rFonts w:ascii="Segoe UI" w:eastAsia="Segoe UI" w:hAnsi="Segoe UI" w:cs="Segoe UI" w:hint="default"/>
+                <w:b/>
+                <w:bCs/>
+                <w:i w:val="0"/>
+                <w:iCs w:val="0"/>
+                <w:caps w:val="0"/>
+                <w:snapToGrid w:val="0"/>
+                <w:color w:val="000000"/>
+                <w:spacing w:val="0"/>
+                <w:kern w:val="0"/>
+                <w:sz w:val="18"/>
+                <w:szCs w:val="18"/>
+                <w:lang w:val="en-US" w:eastAsia="zh-CN"/>
+              </w:rPr>
+              <w:t>质量管理部</w:t>
+            </w:r>
+          </w:p>
+        </w:tc>
+        <w:tc>
+          <w:tcPr>
+            <w:tcW w:w="0" w:type="auto"/>
+            <w:shd w:val="clear" w:color="auto" w:fill="auto"/>
+            <w:tcMar>
+              <w:top w:w="120" w:type="dxa"/>
+              <w:left w:w="192" w:type="dxa"/>
+              <w:bottom w:w="120" w:type="dxa"/>
+              <w:right w:w="192" w:type="dxa"/>
+            </w:tcMar>
+            <w:vAlign w:val="center"/>
+          </w:tcPr>
+          <w:p>
+            <w:pPr>
+              <w:keepNext w:val="0"/>
+              <w:keepLines w:val="0"/>
+              <w:widowControl/>
+              <w:suppressLineNumbers w:val="0"/>
+              <w:spacing w:line="300" w:lineRule="atLeast"/>
+              <w:jc w:val="left"/>
+              <w:rPr>
+                <w:rFonts w:ascii="Segoe UI" w:eastAsia="Segoe UI" w:hAnsi="Segoe UI" w:cs="Segoe UI" w:hint="default"/>
+                <w:i w:val="0"/>
+                <w:iCs w:val="0"/>
+                <w:caps w:val="0"/>
+                <w:color w:val="0F1115"/>
+                <w:spacing w:val="0"/>
+                <w:sz w:val="18"/>
+                <w:szCs w:val="18"/>
+              </w:rPr>
+            </w:pPr>
+            <w:r>
+              <w:rPr>
+                <w:rFonts w:ascii="Segoe UI" w:eastAsia="Segoe UI" w:hAnsi="Segoe UI" w:cs="Segoe UI" w:hint="default"/>
+                <w:i w:val="0"/>
+                <w:iCs w:val="0"/>
+                <w:caps w:val="0"/>
+                <w:snapToGrid w:val="0"/>
+                <w:color w:val="000000"/>
+                <w:spacing w:val="0"/>
+                <w:kern w:val="0"/>
+                <w:sz w:val="18"/>
+                <w:szCs w:val="18"/>
+                <w:lang w:val="en-US" w:eastAsia="zh-CN"/>
+              </w:rPr>
+              <w:t>1. 独立监督变更管理流程的合规性。</w:t>
+            </w:r>
+            <w:r>
+              <w:rPr>
+                <w:rFonts w:ascii="Segoe UI" w:eastAsia="Segoe UI" w:hAnsi="Segoe UI" w:cs="Segoe UI" w:hint="default"/>
+                <w:i w:val="0"/>
+                <w:iCs w:val="0"/>
+                <w:caps w:val="0"/>
+                <w:snapToGrid w:val="0"/>
+                <w:color w:val="000000"/>
+                <w:spacing w:val="0"/>
+                <w:kern w:val="0"/>
+                <w:sz w:val="18"/>
+                <w:szCs w:val="18"/>
+                <w:lang w:val="en-US" w:eastAsia="zh-CN"/>
+              </w:rPr>
+              <w:br/>
+            </w:r>
+            <w:r>
+              <w:rPr>
+                <w:rFonts w:ascii="Segoe UI" w:eastAsia="Segoe UI" w:hAnsi="Segoe UI" w:cs="Segoe UI" w:hint="default"/>
+                <w:i w:val="0"/>
+                <w:iCs w:val="0"/>
+                <w:caps w:val="0"/>
+                <w:snapToGrid w:val="0"/>
+                <w:color w:val="000000"/>
+                <w:spacing w:val="0"/>
+                <w:kern w:val="0"/>
+                <w:sz w:val="18"/>
+                <w:szCs w:val="18"/>
+                <w:lang w:val="en-US" w:eastAsia="zh-CN"/>
+              </w:rPr>
+              <w:t>2. 定期审计变更记录，确保与配置管理（CMDB）信息一致。</w:t>
+            </w:r>
+            <w:r>
+              <w:rPr>
+                <w:rFonts w:ascii="Segoe UI" w:eastAsia="Segoe UI" w:hAnsi="Segoe UI" w:cs="Segoe UI" w:hint="default"/>
+                <w:i w:val="0"/>
+                <w:iCs w:val="0"/>
+                <w:caps w:val="0"/>
+                <w:snapToGrid w:val="0"/>
+                <w:color w:val="000000"/>
+                <w:spacing w:val="0"/>
+                <w:kern w:val="0"/>
+                <w:sz w:val="18"/>
+                <w:szCs w:val="18"/>
+                <w:lang w:val="en-US" w:eastAsia="zh-CN"/>
+              </w:rPr>
+              <w:br/>
+            </w:r>
+            <w:r>
+              <w:rPr>
+                <w:rFonts w:ascii="Segoe UI" w:eastAsia="Segoe UI" w:hAnsi="Segoe UI" w:cs="Segoe UI" w:hint="default"/>
+                <w:i w:val="0"/>
+                <w:iCs w:val="0"/>
+                <w:caps w:val="0"/>
+                <w:snapToGrid w:val="0"/>
+                <w:color w:val="000000"/>
+                <w:spacing w:val="0"/>
+                <w:kern w:val="0"/>
+                <w:sz w:val="18"/>
+                <w:szCs w:val="18"/>
+                <w:lang w:val="en-US" w:eastAsia="zh-CN"/>
+              </w:rPr>
+              <w:t>3. 参与CAB会议，从质量保证体系角度提出风险意见。</w:t>
+            </w:r>
+            <w:r>
+              <w:rPr>
+                <w:rFonts w:ascii="Segoe UI" w:eastAsia="Segoe UI" w:hAnsi="Segoe UI" w:cs="Segoe UI" w:hint="default"/>
+                <w:i w:val="0"/>
+                <w:iCs w:val="0"/>
+                <w:caps w:val="0"/>
+                <w:snapToGrid w:val="0"/>
+                <w:color w:val="000000"/>
+                <w:spacing w:val="0"/>
+                <w:kern w:val="0"/>
+                <w:sz w:val="18"/>
+                <w:szCs w:val="18"/>
+                <w:lang w:val="en-US" w:eastAsia="zh-CN"/>
+              </w:rPr>
+              <w:br/>
+            </w:r>
+            <w:r>
+              <w:rPr>
+                <w:rFonts w:ascii="Segoe UI" w:eastAsia="Segoe UI" w:hAnsi="Segoe UI" w:cs="Segoe UI" w:hint="default"/>
+                <w:i w:val="0"/>
+                <w:iCs w:val="0"/>
+                <w:caps w:val="0"/>
+                <w:snapToGrid w:val="0"/>
+                <w:color w:val="000000"/>
+                <w:spacing w:val="0"/>
+                <w:kern w:val="0"/>
+                <w:sz w:val="18"/>
+                <w:szCs w:val="18"/>
+                <w:lang w:val="en-US" w:eastAsia="zh-CN"/>
+              </w:rPr>
+              <w:t>4. 将变更成功率、回退率等指标纳入质量报告。</w:t>
+            </w:r>
+          </w:p>
+        </w:tc>
+        <w:tc>
+          <w:tcPr>
+            <w:tcW w:w="0" w:type="auto"/>
+            <w:shd w:val="clear" w:color="auto" w:fill="auto"/>
+            <w:tcMar>
+              <w:top w:w="120" w:type="dxa"/>
+              <w:left w:w="192" w:type="dxa"/>
+              <w:bottom w:w="120" w:type="dxa"/>
+              <w:right w:w="0" w:type="dxa"/>
+            </w:tcMar>
+            <w:vAlign w:val="center"/>
+          </w:tcPr>
+          <w:p>
+            <w:pPr>
+              <w:keepNext w:val="0"/>
+              <w:keepLines w:val="0"/>
+              <w:widowControl/>
+              <w:suppressLineNumbers w:val="0"/>
+              <w:spacing w:line="300" w:lineRule="atLeast"/>
+              <w:jc w:val="left"/>
+              <w:rPr>
+                <w:rFonts w:ascii="Segoe UI" w:eastAsia="Segoe UI" w:hAnsi="Segoe UI" w:cs="Segoe UI" w:hint="default"/>
+                <w:i w:val="0"/>
+                <w:iCs w:val="0"/>
+                <w:caps w:val="0"/>
+                <w:color w:val="0F1115"/>
+                <w:spacing w:val="0"/>
+                <w:sz w:val="18"/>
+                <w:szCs w:val="18"/>
+              </w:rPr>
+            </w:pPr>
+            <w:r>
+              <w:rPr>
+                <w:rStyle w:val="Strong"/>
+                <w:rFonts w:ascii="Segoe UI" w:eastAsia="Segoe UI" w:hAnsi="Segoe UI" w:cs="Segoe UI" w:hint="default"/>
+                <w:b/>
+                <w:bCs/>
+                <w:i w:val="0"/>
+                <w:iCs w:val="0"/>
+                <w:caps w:val="0"/>
+                <w:snapToGrid w:val="0"/>
+                <w:color w:val="000000"/>
+                <w:spacing w:val="0"/>
+                <w:kern w:val="0"/>
+                <w:sz w:val="18"/>
+                <w:szCs w:val="18"/>
+                <w:lang w:val="en-US" w:eastAsia="zh-CN"/>
+              </w:rPr>
+              <w:t>质量管理部经理</w:t>
+            </w:r>
+            <w:r>
+              <w:rPr>
+                <w:rFonts w:ascii="Segoe UI" w:eastAsia="Segoe UI" w:hAnsi="Segoe UI" w:cs="Segoe UI" w:hint="default"/>
+                <w:i w:val="0"/>
+                <w:iCs w:val="0"/>
+                <w:caps w:val="0"/>
+                <w:snapToGrid w:val="0"/>
+                <w:color w:val="000000"/>
+                <w:spacing w:val="0"/>
+                <w:kern w:val="0"/>
+                <w:sz w:val="18"/>
+                <w:szCs w:val="18"/>
+                <w:lang w:val="en-US" w:eastAsia="zh-CN"/>
+              </w:rPr>
+              <w:t>及</w:t>
+            </w:r>
+            <w:r>
+              <w:rPr>
+                <w:rStyle w:val="Strong"/>
+                <w:rFonts w:ascii="Segoe UI" w:eastAsia="Segoe UI" w:hAnsi="Segoe UI" w:cs="Segoe UI" w:hint="default"/>
+                <w:b/>
+                <w:bCs/>
+                <w:i w:val="0"/>
+                <w:iCs w:val="0"/>
+                <w:caps w:val="0"/>
+                <w:snapToGrid w:val="0"/>
+                <w:color w:val="000000"/>
+                <w:spacing w:val="0"/>
+                <w:kern w:val="0"/>
+                <w:sz w:val="18"/>
+                <w:szCs w:val="18"/>
+                <w:lang w:val="en-US" w:eastAsia="zh-CN"/>
+              </w:rPr>
+              <w:t>质量管理专员</w:t>
+            </w:r>
+          </w:p>
+        </w:tc>
+      </w:tr>
+      <w:tr>
+        <w:tblPrEx>
+          <w:tblW w:w="9024" w:type="dxa"/>
+          <w:tblInd w:w="0" w:type="dxa"/>
+          <w:shd w:val="clear" w:color="auto" w:fill="auto"/>
+          <w:tblCellMar>
+            <w:top w:w="15" w:type="dxa"/>
+            <w:left w:w="15" w:type="dxa"/>
+            <w:bottom w:w="15" w:type="dxa"/>
+            <w:right w:w="15" w:type="dxa"/>
+          </w:tblCellMar>
+        </w:tblPrEx>
+        <w:tc>
+          <w:tcPr>
+            <w:tcW w:w="0" w:type="auto"/>
+            <w:shd w:val="clear" w:color="auto" w:fill="auto"/>
+            <w:tcMar>
+              <w:top w:w="120" w:type="dxa"/>
+              <w:left w:w="0" w:type="dxa"/>
+              <w:bottom w:w="120" w:type="dxa"/>
+              <w:right w:w="192" w:type="dxa"/>
+            </w:tcMar>
+            <w:vAlign w:val="center"/>
+          </w:tcPr>
+          <w:p>
+            <w:pPr>
+              <w:keepNext w:val="0"/>
+              <w:keepLines w:val="0"/>
+              <w:widowControl/>
+              <w:suppressLineNumbers w:val="0"/>
+              <w:spacing w:line="300" w:lineRule="atLeast"/>
+              <w:jc w:val="left"/>
+              <w:rPr>
+                <w:rFonts w:ascii="Segoe UI" w:eastAsia="Segoe UI" w:hAnsi="Segoe UI" w:cs="Segoe UI" w:hint="default"/>
+                <w:i w:val="0"/>
+                <w:iCs w:val="0"/>
+                <w:caps w:val="0"/>
+                <w:color w:val="0F1115"/>
+                <w:spacing w:val="0"/>
+                <w:sz w:val="18"/>
+                <w:szCs w:val="18"/>
+              </w:rPr>
+            </w:pPr>
+            <w:r>
+              <w:rPr>
+                <w:rStyle w:val="Strong"/>
+                <w:rFonts w:ascii="Segoe UI" w:eastAsia="Segoe UI" w:hAnsi="Segoe UI" w:cs="Segoe UI" w:hint="default"/>
+                <w:b/>
+                <w:bCs/>
+                <w:i w:val="0"/>
+                <w:iCs w:val="0"/>
+                <w:caps w:val="0"/>
+                <w:snapToGrid w:val="0"/>
+                <w:color w:val="000000"/>
+                <w:spacing w:val="0"/>
+                <w:kern w:val="0"/>
+                <w:sz w:val="18"/>
+                <w:szCs w:val="18"/>
+                <w:lang w:val="en-US" w:eastAsia="zh-CN"/>
+              </w:rPr>
+              <w:t>（辅助角色）服务知识专员</w:t>
+            </w:r>
+          </w:p>
+        </w:tc>
+        <w:tc>
+          <w:tcPr>
+            <w:tcW w:w="0" w:type="auto"/>
+            <w:shd w:val="clear" w:color="auto" w:fill="auto"/>
+            <w:tcMar>
+              <w:top w:w="120" w:type="dxa"/>
+              <w:left w:w="192" w:type="dxa"/>
+              <w:bottom w:w="120" w:type="dxa"/>
+              <w:right w:w="192" w:type="dxa"/>
+            </w:tcMar>
+            <w:vAlign w:val="center"/>
+          </w:tcPr>
+          <w:p>
+            <w:pPr>
+              <w:keepNext w:val="0"/>
+              <w:keepLines w:val="0"/>
+              <w:widowControl/>
+              <w:suppressLineNumbers w:val="0"/>
+              <w:spacing w:line="300" w:lineRule="atLeast"/>
+              <w:jc w:val="left"/>
+              <w:rPr>
+                <w:rFonts w:ascii="Segoe UI" w:eastAsia="Segoe UI" w:hAnsi="Segoe UI" w:cs="Segoe UI" w:hint="default"/>
+                <w:i w:val="0"/>
+                <w:iCs w:val="0"/>
+                <w:caps w:val="0"/>
+                <w:color w:val="0F1115"/>
+                <w:spacing w:val="0"/>
+                <w:sz w:val="18"/>
+                <w:szCs w:val="18"/>
+              </w:rPr>
+            </w:pPr>
+            <w:r>
+              <w:rPr>
+                <w:rFonts w:ascii="Segoe UI" w:eastAsia="Segoe UI" w:hAnsi="Segoe UI" w:cs="Segoe UI" w:hint="default"/>
+                <w:i w:val="0"/>
+                <w:iCs w:val="0"/>
+                <w:caps w:val="0"/>
+                <w:snapToGrid w:val="0"/>
+                <w:color w:val="000000"/>
+                <w:spacing w:val="0"/>
+                <w:kern w:val="0"/>
+                <w:sz w:val="18"/>
+                <w:szCs w:val="18"/>
+                <w:lang w:val="en-US" w:eastAsia="zh-CN"/>
+              </w:rPr>
+              <w:t>1. 负责将已关闭的变更记录、技术方案及复盘总结，整理并归档至公司知识库。</w:t>
+            </w:r>
+            <w:r>
+              <w:rPr>
+                <w:rFonts w:ascii="Segoe UI" w:eastAsia="Segoe UI" w:hAnsi="Segoe UI" w:cs="Segoe UI" w:hint="default"/>
+                <w:i w:val="0"/>
+                <w:iCs w:val="0"/>
+                <w:caps w:val="0"/>
+                <w:snapToGrid w:val="0"/>
+                <w:color w:val="000000"/>
+                <w:spacing w:val="0"/>
+                <w:kern w:val="0"/>
+                <w:sz w:val="18"/>
+                <w:szCs w:val="18"/>
+                <w:lang w:val="en-US" w:eastAsia="zh-CN"/>
+              </w:rPr>
+              <w:br/>
+            </w:r>
+            <w:r>
+              <w:rPr>
+                <w:rFonts w:ascii="Segoe UI" w:eastAsia="Segoe UI" w:hAnsi="Segoe UI" w:cs="Segoe UI" w:hint="default"/>
+                <w:i w:val="0"/>
+                <w:iCs w:val="0"/>
+                <w:caps w:val="0"/>
+                <w:snapToGrid w:val="0"/>
+                <w:color w:val="000000"/>
+                <w:spacing w:val="0"/>
+                <w:kern w:val="0"/>
+                <w:sz w:val="18"/>
+                <w:szCs w:val="18"/>
+                <w:lang w:val="en-US" w:eastAsia="zh-CN"/>
+              </w:rPr>
+              <w:t>2. 确保变更相关知识的可检索和复用。</w:t>
+            </w:r>
+          </w:p>
+        </w:tc>
+        <w:tc>
+          <w:tcPr>
+            <w:tcW w:w="0" w:type="auto"/>
+            <w:shd w:val="clear" w:color="auto" w:fill="auto"/>
+            <w:tcMar>
+              <w:top w:w="120" w:type="dxa"/>
+              <w:left w:w="192" w:type="dxa"/>
+              <w:bottom w:w="120" w:type="dxa"/>
+              <w:right w:w="0" w:type="dxa"/>
+            </w:tcMar>
+            <w:vAlign w:val="center"/>
+          </w:tcPr>
+          <w:p>
+            <w:pPr>
+              <w:keepNext w:val="0"/>
+              <w:keepLines w:val="0"/>
+              <w:widowControl/>
+              <w:suppressLineNumbers w:val="0"/>
+              <w:spacing w:line="300" w:lineRule="atLeast"/>
+              <w:jc w:val="left"/>
+              <w:rPr>
+                <w:rFonts w:ascii="Segoe UI" w:eastAsia="Segoe UI" w:hAnsi="Segoe UI" w:cs="Segoe UI" w:hint="default"/>
+                <w:i w:val="0"/>
+                <w:iCs w:val="0"/>
+                <w:caps w:val="0"/>
+                <w:color w:val="0F1115"/>
+                <w:spacing w:val="0"/>
+                <w:sz w:val="18"/>
+                <w:szCs w:val="18"/>
+              </w:rPr>
+            </w:pPr>
+            <w:r>
+              <w:rPr>
+                <w:rStyle w:val="Strong"/>
+                <w:rFonts w:ascii="Segoe UI" w:eastAsia="Segoe UI" w:hAnsi="Segoe UI" w:cs="Segoe UI" w:hint="default"/>
+                <w:b/>
+                <w:bCs/>
+                <w:i w:val="0"/>
+                <w:iCs w:val="0"/>
+                <w:caps w:val="0"/>
+                <w:snapToGrid w:val="0"/>
+                <w:color w:val="000000"/>
+                <w:spacing w:val="0"/>
+                <w:kern w:val="0"/>
+                <w:sz w:val="18"/>
+                <w:szCs w:val="18"/>
+                <w:lang w:val="en-US" w:eastAsia="zh-CN"/>
+              </w:rPr>
+              <w:t>运维部-服务知识专员</w:t>
+            </w:r>
+          </w:p>
+        </w:tc>
+      </w:tr>
+      <w:tr>
+        <w:tblPrEx>
+          <w:tblW w:w="9024" w:type="dxa"/>
+          <w:tblInd w:w="0" w:type="dxa"/>
+          <w:shd w:val="clear" w:color="auto" w:fill="auto"/>
+          <w:tblCellMar>
+            <w:top w:w="15" w:type="dxa"/>
+            <w:left w:w="15" w:type="dxa"/>
+            <w:bottom w:w="15" w:type="dxa"/>
+            <w:right w:w="15" w:type="dxa"/>
+          </w:tblCellMar>
+        </w:tblPrEx>
+        <w:tc>
+          <w:tcPr>
+            <w:tcW w:w="0" w:type="auto"/>
+            <w:shd w:val="clear" w:color="auto" w:fill="auto"/>
+            <w:tcMar>
+              <w:top w:w="120" w:type="dxa"/>
+              <w:left w:w="0" w:type="dxa"/>
+              <w:bottom w:w="120" w:type="dxa"/>
+              <w:right w:w="192" w:type="dxa"/>
+            </w:tcMar>
+            <w:vAlign w:val="center"/>
+          </w:tcPr>
+          <w:p>
+            <w:pPr>
+              <w:keepNext w:val="0"/>
+              <w:keepLines w:val="0"/>
+              <w:widowControl/>
+              <w:suppressLineNumbers w:val="0"/>
+              <w:spacing w:line="300" w:lineRule="atLeast"/>
+              <w:jc w:val="left"/>
+              <w:rPr>
+                <w:rFonts w:ascii="Segoe UI" w:eastAsia="Segoe UI" w:hAnsi="Segoe UI" w:cs="Segoe UI" w:hint="default"/>
+                <w:i w:val="0"/>
+                <w:iCs w:val="0"/>
+                <w:caps w:val="0"/>
+                <w:color w:val="0F1115"/>
+                <w:spacing w:val="0"/>
+                <w:sz w:val="18"/>
+                <w:szCs w:val="18"/>
+              </w:rPr>
+            </w:pPr>
+            <w:r>
+              <w:rPr>
+                <w:rStyle w:val="Strong"/>
+                <w:rFonts w:ascii="Segoe UI" w:eastAsia="Segoe UI" w:hAnsi="Segoe UI" w:cs="Segoe UI" w:hint="default"/>
+                <w:b/>
+                <w:bCs/>
+                <w:i w:val="0"/>
+                <w:iCs w:val="0"/>
+                <w:caps w:val="0"/>
+                <w:snapToGrid w:val="0"/>
+                <w:color w:val="000000"/>
+                <w:spacing w:val="0"/>
+                <w:kern w:val="0"/>
+                <w:sz w:val="18"/>
+                <w:szCs w:val="18"/>
+                <w:lang w:val="en-US" w:eastAsia="zh-CN"/>
+              </w:rPr>
+              <w:t>（辅助角色）配置管理员</w:t>
+            </w:r>
+          </w:p>
+        </w:tc>
+        <w:tc>
+          <w:tcPr>
+            <w:tcW w:w="0" w:type="auto"/>
+            <w:shd w:val="clear" w:color="auto" w:fill="auto"/>
+            <w:tcMar>
+              <w:top w:w="120" w:type="dxa"/>
+              <w:left w:w="192" w:type="dxa"/>
+              <w:bottom w:w="120" w:type="dxa"/>
+              <w:right w:w="192" w:type="dxa"/>
+            </w:tcMar>
+            <w:vAlign w:val="center"/>
+          </w:tcPr>
+          <w:p>
+            <w:pPr>
+              <w:keepNext w:val="0"/>
+              <w:keepLines w:val="0"/>
+              <w:widowControl/>
+              <w:suppressLineNumbers w:val="0"/>
+              <w:spacing w:line="300" w:lineRule="atLeast"/>
+              <w:jc w:val="left"/>
+              <w:rPr>
+                <w:rFonts w:ascii="Segoe UI" w:eastAsia="Segoe UI" w:hAnsi="Segoe UI" w:cs="Segoe UI" w:hint="default"/>
+                <w:i w:val="0"/>
+                <w:iCs w:val="0"/>
+                <w:caps w:val="0"/>
+                <w:color w:val="0F1115"/>
+                <w:spacing w:val="0"/>
+                <w:sz w:val="18"/>
+                <w:szCs w:val="18"/>
+              </w:rPr>
+            </w:pPr>
+            <w:r>
+              <w:rPr>
+                <w:rFonts w:ascii="Segoe UI" w:eastAsia="Segoe UI" w:hAnsi="Segoe UI" w:cs="Segoe UI" w:hint="default"/>
+                <w:i w:val="0"/>
+                <w:iCs w:val="0"/>
+                <w:caps w:val="0"/>
+                <w:snapToGrid w:val="0"/>
+                <w:color w:val="000000"/>
+                <w:spacing w:val="0"/>
+                <w:kern w:val="0"/>
+                <w:sz w:val="18"/>
+                <w:szCs w:val="18"/>
+                <w:lang w:val="en-US" w:eastAsia="zh-CN"/>
+              </w:rPr>
+              <w:t>1. 在变更实施后，根据最终结果，更新</w:t>
+            </w:r>
+            <w:r>
+              <w:rPr>
+                <w:rStyle w:val="Strong"/>
+                <w:rFonts w:ascii="Segoe UI" w:eastAsia="Segoe UI" w:hAnsi="Segoe UI" w:cs="Segoe UI" w:hint="default"/>
+                <w:b/>
+                <w:bCs/>
+                <w:i w:val="0"/>
+                <w:iCs w:val="0"/>
+                <w:caps w:val="0"/>
+                <w:snapToGrid w:val="0"/>
+                <w:color w:val="000000"/>
+                <w:spacing w:val="0"/>
+                <w:kern w:val="0"/>
+                <w:sz w:val="18"/>
+                <w:szCs w:val="18"/>
+                <w:lang w:val="en-US" w:eastAsia="zh-CN"/>
+              </w:rPr>
+              <w:t>配置管理数据库（CMDB）</w:t>
+            </w:r>
+            <w:r>
+              <w:rPr>
+                <w:rFonts w:ascii="Segoe UI" w:eastAsia="Segoe UI" w:hAnsi="Segoe UI" w:cs="Segoe UI" w:hint="default"/>
+                <w:i w:val="0"/>
+                <w:iCs w:val="0"/>
+                <w:caps w:val="0"/>
+                <w:snapToGrid w:val="0"/>
+                <w:color w:val="000000"/>
+                <w:spacing w:val="0"/>
+                <w:kern w:val="0"/>
+                <w:sz w:val="18"/>
+                <w:szCs w:val="18"/>
+                <w:lang w:val="en-US" w:eastAsia="zh-CN"/>
+              </w:rPr>
+              <w:t>中相关配置项的信息。</w:t>
+            </w:r>
+            <w:r>
+              <w:rPr>
+                <w:rFonts w:ascii="Segoe UI" w:eastAsia="Segoe UI" w:hAnsi="Segoe UI" w:cs="Segoe UI" w:hint="default"/>
+                <w:i w:val="0"/>
+                <w:iCs w:val="0"/>
+                <w:caps w:val="0"/>
+                <w:snapToGrid w:val="0"/>
+                <w:color w:val="000000"/>
+                <w:spacing w:val="0"/>
+                <w:kern w:val="0"/>
+                <w:sz w:val="18"/>
+                <w:szCs w:val="18"/>
+                <w:lang w:val="en-US" w:eastAsia="zh-CN"/>
+              </w:rPr>
+              <w:br/>
+            </w:r>
+            <w:r>
+              <w:rPr>
+                <w:rFonts w:ascii="Segoe UI" w:eastAsia="Segoe UI" w:hAnsi="Segoe UI" w:cs="Segoe UI" w:hint="default"/>
+                <w:i w:val="0"/>
+                <w:iCs w:val="0"/>
+                <w:caps w:val="0"/>
+                <w:snapToGrid w:val="0"/>
+                <w:color w:val="000000"/>
+                <w:spacing w:val="0"/>
+                <w:kern w:val="0"/>
+                <w:sz w:val="18"/>
+                <w:szCs w:val="18"/>
+                <w:lang w:val="en-US" w:eastAsia="zh-CN"/>
+              </w:rPr>
+              <w:t>2. 确保配置信息的准确性。</w:t>
+            </w:r>
+          </w:p>
+        </w:tc>
+        <w:tc>
+          <w:tcPr>
+            <w:tcW w:w="0" w:type="auto"/>
+            <w:shd w:val="clear" w:color="auto" w:fill="auto"/>
+            <w:tcMar>
+              <w:top w:w="120" w:type="dxa"/>
+              <w:left w:w="192" w:type="dxa"/>
+              <w:bottom w:w="120" w:type="dxa"/>
+              <w:right w:w="0" w:type="dxa"/>
+            </w:tcMar>
+            <w:vAlign w:val="center"/>
+          </w:tcPr>
+          <w:p>
+            <w:pPr>
+              <w:keepNext w:val="0"/>
+              <w:keepLines w:val="0"/>
+              <w:widowControl/>
+              <w:suppressLineNumbers w:val="0"/>
+              <w:spacing w:line="300" w:lineRule="atLeast"/>
+              <w:jc w:val="left"/>
+              <w:rPr>
+                <w:rFonts w:ascii="Segoe UI" w:eastAsia="Segoe UI" w:hAnsi="Segoe UI" w:cs="Segoe UI" w:hint="default"/>
+                <w:i w:val="0"/>
+                <w:iCs w:val="0"/>
+                <w:caps w:val="0"/>
+                <w:color w:val="0F1115"/>
+                <w:spacing w:val="0"/>
+                <w:sz w:val="18"/>
+                <w:szCs w:val="18"/>
+              </w:rPr>
+            </w:pPr>
+            <w:r>
+              <w:rPr>
+                <w:rStyle w:val="Strong"/>
+                <w:rFonts w:ascii="Segoe UI" w:eastAsia="Segoe UI" w:hAnsi="Segoe UI" w:cs="Segoe UI" w:hint="default"/>
                 <w:b/>
                 <w:bCs/>
                 <w:i w:val="0"/>
@@ -6375,7 +6281,7 @@
     </w:tbl>
     <w:p>
       <w:pPr>
-        <w:pStyle w:val="28"/>
+        <w:pStyle w:val="1"/>
         <w:bidi w:val="0"/>
         <w:rPr>
           <w:rFonts w:hint="eastAsia"/>
@@ -6389,38 +6295,38 @@
         </w:rPr>
         <w:t xml:space="preserve"> </w:t>
       </w:r>
-      <w:bookmarkStart w:id="7" w:name="_Toc16452"/>
+      <w:bookmarkStart w:id="8" w:name="_Toc16452"/>
       <w:r>
         <w:rPr>
           <w:rFonts w:hint="eastAsia"/>
           <w:lang w:val="en-US" w:eastAsia="zh-CN"/>
         </w:rPr>
         <w:t>变更分类与分级</w:t>
-      </w:r>
-      <w:bookmarkEnd w:id="7"/>
-    </w:p>
-    <w:p>
-      <w:pPr>
-        <w:pStyle w:val="30"/>
-        <w:bidi w:val="0"/>
-        <w:rPr>
-          <w:rFonts w:hint="eastAsia"/>
-          <w:lang w:val="en-US" w:eastAsia="zh-CN"/>
-        </w:rPr>
-      </w:pPr>
-      <w:bookmarkStart w:id="8" w:name="_Toc17131"/>
-      <w:r>
-        <w:rPr>
-          <w:rFonts w:hint="eastAsia"/>
-          <w:lang w:val="en-US" w:eastAsia="zh-CN"/>
-        </w:rPr>
-        <w:t>变更分类</w:t>
       </w:r>
       <w:bookmarkEnd w:id="8"/>
     </w:p>
     <w:p>
       <w:pPr>
-        <w:pStyle w:val="29"/>
+        <w:pStyle w:val="2"/>
+        <w:bidi w:val="0"/>
+        <w:rPr>
+          <w:rFonts w:hint="eastAsia"/>
+          <w:lang w:val="en-US" w:eastAsia="zh-CN"/>
+        </w:rPr>
+      </w:pPr>
+      <w:bookmarkStart w:id="9" w:name="_Toc17131"/>
+      <w:r>
+        <w:rPr>
+          <w:rFonts w:hint="eastAsia"/>
+          <w:lang w:val="en-US" w:eastAsia="zh-CN"/>
+        </w:rPr>
+        <w:t>变更分类</w:t>
+      </w:r>
+      <w:bookmarkEnd w:id="9"/>
+    </w:p>
+    <w:p>
+      <w:pPr>
+        <w:pStyle w:val="a1"/>
         <w:rPr>
           <w:rFonts w:hint="eastAsia"/>
           <w:lang w:val="en-US" w:eastAsia="zh-CN"/>
@@ -6436,7 +6342,7 @@
     </w:p>
     <w:p>
       <w:pPr>
-        <w:pStyle w:val="29"/>
+        <w:pStyle w:val="a1"/>
         <w:rPr>
           <w:rFonts w:hint="eastAsia"/>
           <w:lang w:val="en-US" w:eastAsia="zh-CN"/>
@@ -6452,7 +6358,7 @@
     </w:p>
     <w:p>
       <w:pPr>
-        <w:pStyle w:val="29"/>
+        <w:pStyle w:val="a1"/>
         <w:rPr>
           <w:rFonts w:hint="eastAsia"/>
           <w:lang w:val="en-US" w:eastAsia="zh-CN"/>
@@ -6468,14 +6374,14 @@
     </w:p>
     <w:p>
       <w:pPr>
-        <w:pStyle w:val="30"/>
+        <w:pStyle w:val="2"/>
         <w:bidi w:val="0"/>
         <w:rPr>
           <w:rFonts w:hint="eastAsia"/>
           <w:lang w:val="en-US" w:eastAsia="zh-CN"/>
         </w:rPr>
       </w:pPr>
-      <w:bookmarkStart w:id="9" w:name="_Toc12272"/>
+      <w:bookmarkStart w:id="10" w:name="_Toc12272"/>
       <w:r>
         <w:rPr>
           <w:rFonts w:hint="eastAsia"/>
@@ -6483,11 +6389,11 @@
         </w:rPr>
         <w:t>变更优先级</w:t>
       </w:r>
-      <w:bookmarkEnd w:id="9"/>
+      <w:bookmarkEnd w:id="10"/>
     </w:p>
     <w:p>
       <w:pPr>
-        <w:pStyle w:val="29"/>
+        <w:pStyle w:val="a1"/>
         <w:rPr>
           <w:rFonts w:hint="eastAsia"/>
           <w:lang w:val="en-US" w:eastAsia="zh-CN"/>
@@ -6503,7 +6409,7 @@
     </w:p>
     <w:p>
       <w:pPr>
-        <w:pStyle w:val="29"/>
+        <w:pStyle w:val="a1"/>
         <w:rPr>
           <w:rFonts w:hint="eastAsia"/>
           <w:lang w:val="en-US" w:eastAsia="zh-CN"/>
@@ -6519,7 +6425,7 @@
     </w:p>
     <w:p>
       <w:pPr>
-        <w:pStyle w:val="29"/>
+        <w:pStyle w:val="a1"/>
         <w:rPr>
           <w:rFonts w:hint="eastAsia"/>
           <w:lang w:val="en-US" w:eastAsia="zh-CN"/>
@@ -6535,7 +6441,7 @@
     </w:p>
     <w:p>
       <w:pPr>
-        <w:pStyle w:val="29"/>
+        <w:pStyle w:val="a1"/>
         <w:rPr>
           <w:rFonts w:hint="eastAsia"/>
           <w:lang w:val="en-US" w:eastAsia="zh-CN"/>
@@ -6551,45 +6457,45 @@
     </w:p>
     <w:p>
       <w:pPr>
-        <w:pStyle w:val="28"/>
+        <w:pStyle w:val="1"/>
         <w:bidi w:val="0"/>
         <w:rPr>
           <w:rFonts w:hint="eastAsia"/>
           <w:lang w:val="en-US" w:eastAsia="zh-CN"/>
         </w:rPr>
       </w:pPr>
-      <w:bookmarkStart w:id="10" w:name="_Toc8421"/>
+      <w:bookmarkStart w:id="11" w:name="_Toc8421"/>
       <w:r>
         <w:rPr>
           <w:rFonts w:hint="eastAsia"/>
           <w:lang w:val="en-US" w:eastAsia="zh-CN"/>
         </w:rPr>
         <w:t>变更管理流程核心环节</w:t>
-      </w:r>
-      <w:bookmarkEnd w:id="10"/>
-    </w:p>
-    <w:p>
-      <w:pPr>
-        <w:pStyle w:val="30"/>
-        <w:bidi w:val="0"/>
-        <w:rPr>
-          <w:rFonts w:hint="eastAsia"/>
-          <w:lang w:val="en-US" w:eastAsia="zh-CN"/>
-        </w:rPr>
-      </w:pPr>
-      <w:bookmarkStart w:id="11" w:name="_Toc8486"/>
-      <w:r>
-        <w:rPr>
-          <w:rFonts w:hint="eastAsia"/>
-          <w:lang w:val="en-US" w:eastAsia="zh-CN"/>
-        </w:rPr>
-        <w:t>变更申请与记录</w:t>
       </w:r>
       <w:bookmarkEnd w:id="11"/>
     </w:p>
     <w:p>
       <w:pPr>
-        <w:pStyle w:val="29"/>
+        <w:pStyle w:val="2"/>
+        <w:bidi w:val="0"/>
+        <w:rPr>
+          <w:rFonts w:hint="eastAsia"/>
+          <w:lang w:val="en-US" w:eastAsia="zh-CN"/>
+        </w:rPr>
+      </w:pPr>
+      <w:bookmarkStart w:id="12" w:name="_Toc8486"/>
+      <w:r>
+        <w:rPr>
+          <w:rFonts w:hint="eastAsia"/>
+          <w:lang w:val="en-US" w:eastAsia="zh-CN"/>
+        </w:rPr>
+        <w:t>变更申请与记录</w:t>
+      </w:r>
+      <w:bookmarkEnd w:id="12"/>
+    </w:p>
+    <w:p>
+      <w:pPr>
+        <w:pStyle w:val="a1"/>
         <w:rPr>
           <w:rFonts w:hint="eastAsia"/>
           <w:lang w:val="en-US" w:eastAsia="zh-CN"/>
@@ -6605,14 +6511,14 @@
     </w:p>
     <w:p>
       <w:pPr>
-        <w:pStyle w:val="30"/>
+        <w:pStyle w:val="2"/>
         <w:bidi w:val="0"/>
         <w:rPr>
           <w:rFonts w:hint="eastAsia"/>
           <w:lang w:val="en-US" w:eastAsia="zh-CN"/>
         </w:rPr>
       </w:pPr>
-      <w:bookmarkStart w:id="12" w:name="_Toc30064"/>
+      <w:bookmarkStart w:id="13" w:name="_Toc30064"/>
       <w:r>
         <w:rPr>
           <w:rFonts w:hint="eastAsia"/>
@@ -6620,11 +6526,11 @@
         </w:rPr>
         <w:t>变更评估与审批</w:t>
       </w:r>
-      <w:bookmarkEnd w:id="12"/>
+      <w:bookmarkEnd w:id="13"/>
     </w:p>
     <w:p>
       <w:pPr>
-        <w:pStyle w:val="29"/>
+        <w:pStyle w:val="a1"/>
         <w:rPr>
           <w:rFonts w:hint="eastAsia"/>
           <w:lang w:val="en-US" w:eastAsia="zh-CN"/>
@@ -6640,7 +6546,7 @@
     </w:p>
     <w:p>
       <w:pPr>
-        <w:pStyle w:val="29"/>
+        <w:pStyle w:val="a1"/>
         <w:rPr>
           <w:rFonts w:hint="eastAsia"/>
           <w:lang w:val="en-US" w:eastAsia="zh-CN"/>
@@ -6656,7 +6562,7 @@
     </w:p>
     <w:p>
       <w:pPr>
-        <w:pStyle w:val="29"/>
+        <w:pStyle w:val="a1"/>
         <w:rPr>
           <w:rFonts w:hint="eastAsia"/>
           <w:lang w:val="en-US" w:eastAsia="zh-CN"/>
@@ -6672,14 +6578,14 @@
     </w:p>
     <w:p>
       <w:pPr>
-        <w:pStyle w:val="30"/>
+        <w:pStyle w:val="2"/>
         <w:bidi w:val="0"/>
         <w:rPr>
           <w:rFonts w:hint="eastAsia"/>
           <w:lang w:val="en-US" w:eastAsia="zh-CN"/>
         </w:rPr>
       </w:pPr>
-      <w:bookmarkStart w:id="13" w:name="_Toc19994"/>
+      <w:bookmarkStart w:id="14" w:name="_Toc19994"/>
       <w:r>
         <w:rPr>
           <w:rFonts w:hint="eastAsia"/>
@@ -6687,11 +6593,11 @@
         </w:rPr>
         <w:t>变更规划与协调</w:t>
       </w:r>
-      <w:bookmarkEnd w:id="13"/>
+      <w:bookmarkEnd w:id="14"/>
     </w:p>
     <w:p>
       <w:pPr>
-        <w:pStyle w:val="29"/>
+        <w:pStyle w:val="a1"/>
         <w:rPr>
           <w:rFonts w:hint="eastAsia"/>
           <w:lang w:val="en-US" w:eastAsia="zh-CN"/>
@@ -6707,14 +6613,14 @@
     </w:p>
     <w:p>
       <w:pPr>
-        <w:pStyle w:val="30"/>
+        <w:pStyle w:val="2"/>
         <w:bidi w:val="0"/>
         <w:rPr>
           <w:rFonts w:hint="eastAsia"/>
           <w:lang w:val="en-US" w:eastAsia="zh-CN"/>
         </w:rPr>
       </w:pPr>
-      <w:bookmarkStart w:id="14" w:name="_Toc1397"/>
+      <w:bookmarkStart w:id="15" w:name="_Toc1397"/>
       <w:r>
         <w:rPr>
           <w:rFonts w:hint="eastAsia"/>
@@ -6722,16 +6628,16 @@
         </w:rPr>
         <w:t>变更实施、验证与回退</w:t>
       </w:r>
-      <w:bookmarkEnd w:id="14"/>
+      <w:bookmarkEnd w:id="15"/>
     </w:p>
     <w:p>
       <w:pPr>
-        <w:pStyle w:val="29"/>
+        <w:pStyle w:val="a1"/>
         <w:numPr>
           <w:ilvl w:val="0"/>
           <w:numId w:val="2"/>
         </w:numPr>
-        <w:ind w:left="425" w:leftChars="0" w:hanging="425" w:firstLineChars="0"/>
+        <w:ind w:left="425" w:hanging="425" w:leftChars="0" w:firstLineChars="0"/>
         <w:rPr>
           <w:rFonts w:hint="eastAsia"/>
           <w:lang w:val="en-US" w:eastAsia="zh-CN"/>
@@ -6747,12 +6653,12 @@
     </w:p>
     <w:p>
       <w:pPr>
-        <w:pStyle w:val="29"/>
+        <w:pStyle w:val="a1"/>
         <w:numPr>
           <w:ilvl w:val="0"/>
           <w:numId w:val="2"/>
         </w:numPr>
-        <w:ind w:left="425" w:leftChars="0" w:hanging="425" w:firstLineChars="0"/>
+        <w:ind w:left="425" w:hanging="425" w:leftChars="0" w:firstLineChars="0"/>
         <w:rPr>
           <w:rFonts w:hint="eastAsia"/>
           <w:lang w:val="en-US" w:eastAsia="zh-CN"/>
@@ -6768,12 +6674,12 @@
     </w:p>
     <w:p>
       <w:pPr>
-        <w:pStyle w:val="29"/>
+        <w:pStyle w:val="a1"/>
         <w:numPr>
           <w:ilvl w:val="0"/>
           <w:numId w:val="2"/>
         </w:numPr>
-        <w:ind w:left="425" w:leftChars="0" w:hanging="425" w:firstLineChars="0"/>
+        <w:ind w:left="425" w:hanging="425" w:leftChars="0" w:firstLineChars="0"/>
         <w:rPr>
           <w:rFonts w:hint="eastAsia"/>
           <w:lang w:val="en-US" w:eastAsia="zh-CN"/>
@@ -6789,12 +6695,12 @@
     </w:p>
     <w:p>
       <w:pPr>
-        <w:pStyle w:val="29"/>
+        <w:pStyle w:val="a1"/>
         <w:numPr>
           <w:ilvl w:val="0"/>
           <w:numId w:val="2"/>
         </w:numPr>
-        <w:ind w:left="425" w:leftChars="0" w:hanging="425" w:firstLineChars="0"/>
+        <w:ind w:left="425" w:hanging="425" w:leftChars="0" w:firstLineChars="0"/>
         <w:rPr>
           <w:rFonts w:hint="eastAsia"/>
           <w:lang w:val="en-US" w:eastAsia="zh-CN"/>
@@ -6810,7 +6716,7 @@
     </w:p>
     <w:p>
       <w:pPr>
-        <w:pStyle w:val="29"/>
+        <w:pStyle w:val="a1"/>
         <w:rPr>
           <w:rFonts w:hint="eastAsia"/>
           <w:lang w:val="en-US" w:eastAsia="zh-CN"/>
@@ -6826,7 +6732,7 @@
     </w:p>
     <w:p>
       <w:pPr>
-        <w:pStyle w:val="29"/>
+        <w:pStyle w:val="a1"/>
         <w:rPr>
           <w:rFonts w:hint="eastAsia"/>
           <w:lang w:val="en-US" w:eastAsia="zh-CN"/>
@@ -6842,7 +6748,7 @@
     </w:p>
     <w:p>
       <w:pPr>
-        <w:pStyle w:val="29"/>
+        <w:pStyle w:val="a1"/>
         <w:rPr>
           <w:rFonts w:hint="eastAsia"/>
           <w:lang w:val="en-US" w:eastAsia="zh-CN"/>
@@ -6858,12 +6764,12 @@
     </w:p>
     <w:p>
       <w:pPr>
-        <w:pStyle w:val="29"/>
+        <w:pStyle w:val="a1"/>
         <w:numPr>
           <w:ilvl w:val="0"/>
           <w:numId w:val="2"/>
         </w:numPr>
-        <w:ind w:left="425" w:leftChars="0" w:hanging="425" w:firstLineChars="0"/>
+        <w:ind w:left="425" w:hanging="425" w:leftChars="0" w:firstLineChars="0"/>
         <w:rPr>
           <w:rFonts w:hint="eastAsia"/>
           <w:lang w:val="en-US" w:eastAsia="zh-CN"/>
@@ -6879,14 +6785,14 @@
     </w:p>
     <w:p>
       <w:pPr>
-        <w:pStyle w:val="30"/>
+        <w:pStyle w:val="2"/>
         <w:bidi w:val="0"/>
         <w:rPr>
           <w:rFonts w:hint="eastAsia"/>
           <w:lang w:val="en-US" w:eastAsia="zh-CN"/>
         </w:rPr>
       </w:pPr>
-      <w:bookmarkStart w:id="15" w:name="_Toc5515"/>
+      <w:bookmarkStart w:id="16" w:name="_Toc5515"/>
       <w:r>
         <w:rPr>
           <w:rFonts w:hint="eastAsia"/>
@@ -6894,11 +6800,11 @@
         </w:rPr>
         <w:t>变更回顾与关闭</w:t>
       </w:r>
-      <w:bookmarkEnd w:id="15"/>
+      <w:bookmarkEnd w:id="16"/>
     </w:p>
     <w:p>
       <w:pPr>
-        <w:pStyle w:val="29"/>
+        <w:pStyle w:val="a1"/>
         <w:rPr>
           <w:rFonts w:hint="eastAsia"/>
           <w:lang w:val="en-US" w:eastAsia="zh-CN"/>
@@ -6914,7 +6820,7 @@
     </w:p>
     <w:p>
       <w:pPr>
-        <w:pStyle w:val="29"/>
+        <w:pStyle w:val="a1"/>
         <w:rPr>
           <w:rFonts w:hint="eastAsia"/>
           <w:lang w:val="en-US" w:eastAsia="zh-CN"/>
@@ -6930,14 +6836,14 @@
     </w:p>
     <w:p>
       <w:pPr>
-        <w:pStyle w:val="28"/>
+        <w:pStyle w:val="1"/>
         <w:bidi w:val="0"/>
         <w:rPr>
           <w:rFonts w:hint="eastAsia"/>
           <w:lang w:val="en-US" w:eastAsia="zh-CN"/>
         </w:rPr>
       </w:pPr>
-      <w:bookmarkStart w:id="16" w:name="_Toc5193"/>
+      <w:bookmarkStart w:id="17" w:name="_Toc5193"/>
       <w:r>
         <w:rPr>
           <w:rFonts w:hint="eastAsia"/>
@@ -6945,11 +6851,11 @@
         </w:rPr>
         <w:t>与其他流程的接口</w:t>
       </w:r>
-      <w:bookmarkEnd w:id="16"/>
+      <w:bookmarkEnd w:id="17"/>
     </w:p>
     <w:p>
       <w:pPr>
-        <w:pStyle w:val="29"/>
+        <w:pStyle w:val="a1"/>
         <w:rPr>
           <w:rFonts w:hint="eastAsia"/>
           <w:lang w:val="en-US" w:eastAsia="zh-CN"/>
@@ -6965,7 +6871,7 @@
     </w:p>
     <w:p>
       <w:pPr>
-        <w:pStyle w:val="29"/>
+        <w:pStyle w:val="a1"/>
         <w:rPr>
           <w:rFonts w:hint="eastAsia"/>
           <w:lang w:val="en-US" w:eastAsia="zh-CN"/>
@@ -6981,7 +6887,7 @@
     </w:p>
     <w:p>
       <w:pPr>
-        <w:pStyle w:val="29"/>
+        <w:pStyle w:val="a1"/>
         <w:rPr>
           <w:rFonts w:hint="eastAsia"/>
           <w:lang w:val="en-US" w:eastAsia="zh-CN"/>
@@ -6997,7 +6903,7 @@
     </w:p>
     <w:p>
       <w:pPr>
-        <w:pStyle w:val="29"/>
+        <w:pStyle w:val="a1"/>
         <w:rPr>
           <w:rFonts w:hint="eastAsia"/>
           <w:lang w:val="en-US" w:eastAsia="zh-CN"/>
@@ -7013,7 +6919,7 @@
     </w:p>
     <w:p>
       <w:pPr>
-        <w:pStyle w:val="28"/>
+        <w:pStyle w:val="1"/>
         <w:keepNext w:val="0"/>
         <w:keepLines w:val="0"/>
         <w:pageBreakBefore w:val="0"/>
@@ -7033,7 +6939,7 @@
           <w:lang w:val="en-US" w:eastAsia="zh-CN"/>
         </w:rPr>
       </w:pPr>
-      <w:bookmarkStart w:id="17" w:name="_Toc22208"/>
+      <w:bookmarkStart w:id="18" w:name="_Toc22208"/>
       <w:r>
         <w:rPr>
           <w:rFonts w:hint="eastAsia"/>
@@ -7041,23 +6947,22 @@
         </w:rPr>
         <w:t>考核指标</w:t>
       </w:r>
-      <w:bookmarkEnd w:id="17"/>
+      <w:bookmarkEnd w:id="18"/>
     </w:p>
     <w:tbl>
       <w:tblPr>
-        <w:tblStyle w:val="20"/>
+        <w:tblStyle w:val="TableNormal"/>
         <w:tblW w:w="7675" w:type="dxa"/>
         <w:tblInd w:w="96" w:type="dxa"/>
         <w:tblBorders>
-          <w:top w:val="none" w:color="auto" w:sz="0" w:space="0"/>
-          <w:left w:val="none" w:color="auto" w:sz="0" w:space="0"/>
-          <w:bottom w:val="none" w:color="auto" w:sz="0" w:space="0"/>
-          <w:right w:val="none" w:color="auto" w:sz="0" w:space="0"/>
-          <w:insideH w:val="none" w:color="auto" w:sz="0" w:space="0"/>
-          <w:insideV w:val="none" w:color="auto" w:sz="0" w:space="0"/>
+          <w:top w:val="nil"/>
+          <w:left w:val="nil"/>
+          <w:bottom w:val="nil"/>
+          <w:right w:val="nil"/>
+          <w:insideH w:val="nil"/>
+          <w:insideV w:val="nil"/>
         </w:tblBorders>
         <w:shd w:val="clear" w:color="auto" w:fill="auto"/>
-        <w:tblLayout w:type="autofit"/>
         <w:tblCellMar>
           <w:top w:w="0" w:type="dxa"/>
           <w:left w:w="108" w:type="dxa"/>
@@ -7073,13 +6978,15 @@
       </w:tblGrid>
       <w:tr>
         <w:tblPrEx>
+          <w:tblW w:w="7675" w:type="dxa"/>
+          <w:tblInd w:w="96" w:type="dxa"/>
           <w:tblBorders>
-            <w:top w:val="none" w:color="auto" w:sz="0" w:space="0"/>
-            <w:left w:val="none" w:color="auto" w:sz="0" w:space="0"/>
-            <w:bottom w:val="none" w:color="auto" w:sz="0" w:space="0"/>
-            <w:right w:val="none" w:color="auto" w:sz="0" w:space="0"/>
-            <w:insideH w:val="none" w:color="auto" w:sz="0" w:space="0"/>
-            <w:insideV w:val="none" w:color="auto" w:sz="0" w:space="0"/>
+            <w:top w:val="nil"/>
+            <w:left w:val="nil"/>
+            <w:bottom w:val="nil"/>
+            <w:right w:val="nil"/>
+            <w:insideH w:val="nil"/>
+            <w:insideV w:val="nil"/>
           </w:tblBorders>
           <w:shd w:val="clear" w:color="auto" w:fill="auto"/>
           <w:tblCellMar>
@@ -7090,16 +6997,16 @@
           </w:tblCellMar>
         </w:tblPrEx>
         <w:trPr>
-          <w:trHeight w:val="493" w:hRule="atLeast"/>
+          <w:trHeight w:val="493"/>
         </w:trPr>
         <w:tc>
           <w:tcPr>
             <w:tcW w:w="1411" w:type="dxa"/>
             <w:tcBorders>
-              <w:top w:val="single" w:color="000000" w:sz="4" w:space="0"/>
-              <w:left w:val="single" w:color="000000" w:sz="4" w:space="0"/>
-              <w:bottom w:val="single" w:color="000000" w:sz="4" w:space="0"/>
-              <w:right w:val="single" w:color="000000" w:sz="4" w:space="0"/>
+              <w:top w:val="single" w:sz="4" w:space="0" w:color="000000"/>
+              <w:left w:val="single" w:sz="4" w:space="0" w:color="000000"/>
+              <w:bottom w:val="single" w:sz="4" w:space="0" w:color="000000"/>
+              <w:right w:val="single" w:sz="4" w:space="0" w:color="000000"/>
             </w:tcBorders>
             <w:shd w:val="clear" w:color="auto" w:fill="C0C0C0"/>
             <w:vAlign w:val="center"/>
@@ -7113,7 +7020,7 @@
               <w:jc w:val="center"/>
               <w:textAlignment w:val="center"/>
               <w:rPr>
-                <w:rFonts w:hint="default" w:ascii="楷体_GB2312" w:hAnsi="宋体" w:eastAsia="楷体_GB2312" w:cs="楷体_GB2312"/>
+                <w:rFonts w:ascii="楷体_GB2312" w:eastAsia="楷体_GB2312" w:hAnsi="宋体" w:cs="楷体_GB2312" w:hint="default"/>
                 <w:b/>
                 <w:bCs/>
                 <w:i w:val="0"/>
@@ -7126,7 +7033,7 @@
             </w:pPr>
             <w:r>
               <w:rPr>
-                <w:rFonts w:hint="default" w:ascii="楷体_GB2312" w:hAnsi="宋体" w:eastAsia="楷体_GB2312" w:cs="楷体_GB2312"/>
+                <w:rFonts w:ascii="楷体_GB2312" w:eastAsia="楷体_GB2312" w:hAnsi="宋体" w:cs="楷体_GB2312" w:hint="default"/>
                 <w:b/>
                 <w:bCs/>
                 <w:i w:val="0"/>
@@ -7147,10 +7054,10 @@
           <w:tcPr>
             <w:tcW w:w="1428" w:type="dxa"/>
             <w:tcBorders>
-              <w:top w:val="single" w:color="000000" w:sz="4" w:space="0"/>
-              <w:left w:val="single" w:color="000000" w:sz="4" w:space="0"/>
-              <w:bottom w:val="single" w:color="000000" w:sz="4" w:space="0"/>
-              <w:right w:val="single" w:color="000000" w:sz="4" w:space="0"/>
+              <w:top w:val="single" w:sz="4" w:space="0" w:color="000000"/>
+              <w:left w:val="single" w:sz="4" w:space="0" w:color="000000"/>
+              <w:bottom w:val="single" w:sz="4" w:space="0" w:color="000000"/>
+              <w:right w:val="single" w:sz="4" w:space="0" w:color="000000"/>
             </w:tcBorders>
             <w:shd w:val="clear" w:color="auto" w:fill="C0C0C0"/>
             <w:vAlign w:val="center"/>
@@ -7164,7 +7071,7 @@
               <w:jc w:val="center"/>
               <w:textAlignment w:val="center"/>
               <w:rPr>
-                <w:rFonts w:hint="default" w:ascii="楷体_GB2312" w:hAnsi="宋体" w:eastAsia="楷体_GB2312" w:cs="楷体_GB2312"/>
+                <w:rFonts w:ascii="楷体_GB2312" w:eastAsia="楷体_GB2312" w:hAnsi="宋体" w:cs="楷体_GB2312" w:hint="default"/>
                 <w:b/>
                 <w:bCs/>
                 <w:i w:val="0"/>
@@ -7177,7 +7084,7 @@
             </w:pPr>
             <w:r>
               <w:rPr>
-                <w:rFonts w:hint="default" w:ascii="楷体_GB2312" w:hAnsi="宋体" w:eastAsia="楷体_GB2312" w:cs="楷体_GB2312"/>
+                <w:rFonts w:ascii="楷体_GB2312" w:eastAsia="楷体_GB2312" w:hAnsi="宋体" w:cs="楷体_GB2312" w:hint="default"/>
                 <w:b/>
                 <w:bCs/>
                 <w:i w:val="0"/>
@@ -7198,10 +7105,10 @@
           <w:tcPr>
             <w:tcW w:w="3780" w:type="dxa"/>
             <w:tcBorders>
-              <w:top w:val="single" w:color="000000" w:sz="4" w:space="0"/>
-              <w:left w:val="single" w:color="000000" w:sz="4" w:space="0"/>
-              <w:bottom w:val="single" w:color="000000" w:sz="4" w:space="0"/>
-              <w:right w:val="single" w:color="000000" w:sz="4" w:space="0"/>
+              <w:top w:val="single" w:sz="4" w:space="0" w:color="000000"/>
+              <w:left w:val="single" w:sz="4" w:space="0" w:color="000000"/>
+              <w:bottom w:val="single" w:sz="4" w:space="0" w:color="000000"/>
+              <w:right w:val="single" w:sz="4" w:space="0" w:color="000000"/>
             </w:tcBorders>
             <w:shd w:val="clear" w:color="auto" w:fill="C0C0C0"/>
             <w:vAlign w:val="center"/>
@@ -7215,7 +7122,7 @@
               <w:jc w:val="center"/>
               <w:textAlignment w:val="center"/>
               <w:rPr>
-                <w:rFonts w:hint="default" w:ascii="楷体_GB2312" w:hAnsi="宋体" w:eastAsia="楷体_GB2312" w:cs="楷体_GB2312"/>
+                <w:rFonts w:ascii="楷体_GB2312" w:eastAsia="楷体_GB2312" w:hAnsi="宋体" w:cs="楷体_GB2312" w:hint="default"/>
                 <w:b/>
                 <w:bCs/>
                 <w:i w:val="0"/>
@@ -7228,7 +7135,7 @@
             </w:pPr>
             <w:r>
               <w:rPr>
-                <w:rFonts w:hint="default" w:ascii="楷体_GB2312" w:hAnsi="宋体" w:eastAsia="楷体_GB2312" w:cs="楷体_GB2312"/>
+                <w:rFonts w:ascii="楷体_GB2312" w:eastAsia="楷体_GB2312" w:hAnsi="宋体" w:cs="楷体_GB2312" w:hint="default"/>
                 <w:b/>
                 <w:bCs/>
                 <w:i w:val="0"/>
@@ -7249,10 +7156,10 @@
           <w:tcPr>
             <w:tcW w:w="1056" w:type="dxa"/>
             <w:tcBorders>
-              <w:top w:val="single" w:color="000000" w:sz="4" w:space="0"/>
-              <w:left w:val="single" w:color="000000" w:sz="4" w:space="0"/>
-              <w:bottom w:val="single" w:color="000000" w:sz="4" w:space="0"/>
-              <w:right w:val="single" w:color="000000" w:sz="4" w:space="0"/>
+              <w:top w:val="single" w:sz="4" w:space="0" w:color="000000"/>
+              <w:left w:val="single" w:sz="4" w:space="0" w:color="000000"/>
+              <w:bottom w:val="single" w:sz="4" w:space="0" w:color="000000"/>
+              <w:right w:val="single" w:sz="4" w:space="0" w:color="000000"/>
             </w:tcBorders>
             <w:shd w:val="clear" w:color="auto" w:fill="C0C0C0"/>
             <w:vAlign w:val="center"/>
@@ -7266,7 +7173,7 @@
               <w:jc w:val="center"/>
               <w:textAlignment w:val="center"/>
               <w:rPr>
-                <w:rFonts w:hint="default" w:ascii="楷体_GB2312" w:hAnsi="宋体" w:eastAsia="楷体_GB2312" w:cs="楷体_GB2312"/>
+                <w:rFonts w:ascii="楷体_GB2312" w:eastAsia="楷体_GB2312" w:hAnsi="宋体" w:cs="楷体_GB2312" w:hint="default"/>
                 <w:b/>
                 <w:bCs/>
                 <w:i w:val="0"/>
@@ -7279,7 +7186,7 @@
             </w:pPr>
             <w:r>
               <w:rPr>
-                <w:rFonts w:hint="default" w:ascii="楷体_GB2312" w:hAnsi="宋体" w:eastAsia="楷体_GB2312" w:cs="楷体_GB2312"/>
+                <w:rFonts w:ascii="楷体_GB2312" w:eastAsia="楷体_GB2312" w:hAnsi="宋体" w:cs="楷体_GB2312" w:hint="default"/>
                 <w:b/>
                 <w:bCs/>
                 <w:i w:val="0"/>
@@ -7299,14 +7206,9 @@
       </w:tr>
       <w:tr>
         <w:tblPrEx>
-          <w:tblBorders>
-            <w:top w:val="none" w:color="auto" w:sz="0" w:space="0"/>
-            <w:left w:val="none" w:color="auto" w:sz="0" w:space="0"/>
-            <w:bottom w:val="none" w:color="auto" w:sz="0" w:space="0"/>
-            <w:right w:val="none" w:color="auto" w:sz="0" w:space="0"/>
-            <w:insideH w:val="none" w:color="auto" w:sz="0" w:space="0"/>
-            <w:insideV w:val="none" w:color="auto" w:sz="0" w:space="0"/>
-          </w:tblBorders>
+          <w:tblW w:w="7675" w:type="dxa"/>
+          <w:tblInd w:w="96" w:type="dxa"/>
+          <w:shd w:val="clear" w:color="auto" w:fill="auto"/>
           <w:tblCellMar>
             <w:top w:w="0" w:type="dxa"/>
             <w:left w:w="108" w:type="dxa"/>
@@ -7315,16 +7217,16 @@
           </w:tblCellMar>
         </w:tblPrEx>
         <w:trPr>
-          <w:trHeight w:val="493" w:hRule="atLeast"/>
+          <w:trHeight w:val="493"/>
         </w:trPr>
         <w:tc>
           <w:tcPr>
             <w:tcW w:w="1411" w:type="dxa"/>
             <w:tcBorders>
-              <w:top w:val="single" w:color="000000" w:sz="4" w:space="0"/>
-              <w:left w:val="single" w:color="000000" w:sz="4" w:space="0"/>
-              <w:bottom w:val="single" w:color="000000" w:sz="4" w:space="0"/>
-              <w:right w:val="single" w:color="000000" w:sz="4" w:space="0"/>
+              <w:top w:val="single" w:sz="4" w:space="0" w:color="000000"/>
+              <w:left w:val="single" w:sz="4" w:space="0" w:color="000000"/>
+              <w:bottom w:val="single" w:sz="4" w:space="0" w:color="000000"/>
+              <w:right w:val="single" w:sz="4" w:space="0" w:color="000000"/>
             </w:tcBorders>
             <w:shd w:val="clear" w:color="auto" w:fill="auto"/>
             <w:vAlign w:val="center"/>
@@ -7338,7 +7240,7 @@
               <w:jc w:val="left"/>
               <w:textAlignment w:val="center"/>
               <w:rPr>
-                <w:rFonts w:hint="default" w:ascii="楷体_GB2312" w:hAnsi="宋体" w:eastAsia="楷体_GB2312" w:cs="楷体_GB2312"/>
+                <w:rFonts w:ascii="楷体_GB2312" w:eastAsia="楷体_GB2312" w:hAnsi="宋体" w:cs="楷体_GB2312" w:hint="default"/>
                 <w:b/>
                 <w:bCs/>
                 <w:i w:val="0"/>
@@ -7354,7 +7256,7 @@
             </w:pPr>
             <w:r>
               <w:rPr>
-                <w:rFonts w:hint="eastAsia" w:ascii="宋体" w:hAnsi="宋体" w:eastAsia="宋体" w:cs="宋体"/>
+                <w:rFonts w:ascii="宋体" w:eastAsia="宋体" w:hAnsi="宋体" w:cs="宋体" w:hint="eastAsia"/>
                 <w:i w:val="0"/>
                 <w:iCs w:val="0"/>
                 <w:snapToGrid w:val="0"/>
@@ -7373,10 +7275,10 @@
           <w:tcPr>
             <w:tcW w:w="1428" w:type="dxa"/>
             <w:tcBorders>
-              <w:top w:val="single" w:color="000000" w:sz="4" w:space="0"/>
-              <w:left w:val="single" w:color="000000" w:sz="4" w:space="0"/>
-              <w:bottom w:val="single" w:color="000000" w:sz="4" w:space="0"/>
-              <w:right w:val="single" w:color="000000" w:sz="4" w:space="0"/>
+              <w:top w:val="single" w:sz="4" w:space="0" w:color="000000"/>
+              <w:left w:val="single" w:sz="4" w:space="0" w:color="000000"/>
+              <w:bottom w:val="single" w:sz="4" w:space="0" w:color="000000"/>
+              <w:right w:val="single" w:sz="4" w:space="0" w:color="000000"/>
             </w:tcBorders>
             <w:shd w:val="clear" w:color="auto" w:fill="auto"/>
             <w:vAlign w:val="center"/>
@@ -7390,7 +7292,7 @@
               <w:jc w:val="left"/>
               <w:textAlignment w:val="center"/>
               <w:rPr>
-                <w:rFonts w:hint="default" w:ascii="楷体_GB2312" w:hAnsi="宋体" w:eastAsia="楷体_GB2312" w:cs="楷体_GB2312"/>
+                <w:rFonts w:ascii="楷体_GB2312" w:eastAsia="楷体_GB2312" w:hAnsi="宋体" w:cs="楷体_GB2312" w:hint="default"/>
                 <w:b/>
                 <w:bCs/>
                 <w:i w:val="0"/>
@@ -7406,7 +7308,7 @@
             </w:pPr>
             <w:r>
               <w:rPr>
-                <w:rFonts w:hint="eastAsia" w:ascii="宋体" w:hAnsi="宋体" w:eastAsia="宋体" w:cs="宋体"/>
+                <w:rFonts w:ascii="宋体" w:eastAsia="宋体" w:hAnsi="宋体" w:cs="宋体" w:hint="eastAsia"/>
                 <w:i w:val="0"/>
                 <w:iCs w:val="0"/>
                 <w:snapToGrid w:val="0"/>
@@ -7425,10 +7327,10 @@
           <w:tcPr>
             <w:tcW w:w="3780" w:type="dxa"/>
             <w:tcBorders>
-              <w:top w:val="single" w:color="000000" w:sz="4" w:space="0"/>
-              <w:left w:val="single" w:color="000000" w:sz="4" w:space="0"/>
-              <w:bottom w:val="single" w:color="000000" w:sz="4" w:space="0"/>
-              <w:right w:val="single" w:color="000000" w:sz="4" w:space="0"/>
+              <w:top w:val="single" w:sz="4" w:space="0" w:color="000000"/>
+              <w:left w:val="single" w:sz="4" w:space="0" w:color="000000"/>
+              <w:bottom w:val="single" w:sz="4" w:space="0" w:color="000000"/>
+              <w:right w:val="single" w:sz="4" w:space="0" w:color="000000"/>
             </w:tcBorders>
             <w:shd w:val="clear" w:color="auto" w:fill="auto"/>
             <w:vAlign w:val="center"/>
@@ -7442,7 +7344,7 @@
               <w:jc w:val="left"/>
               <w:textAlignment w:val="center"/>
               <w:rPr>
-                <w:rFonts w:hint="default" w:ascii="楷体_GB2312" w:hAnsi="宋体" w:eastAsia="楷体_GB2312" w:cs="楷体_GB2312"/>
+                <w:rFonts w:ascii="楷体_GB2312" w:eastAsia="楷体_GB2312" w:hAnsi="宋体" w:cs="楷体_GB2312" w:hint="default"/>
                 <w:b/>
                 <w:bCs/>
                 <w:i w:val="0"/>
@@ -7458,7 +7360,7 @@
             </w:pPr>
             <w:r>
               <w:rPr>
-                <w:rFonts w:hint="eastAsia" w:ascii="宋体" w:hAnsi="宋体" w:eastAsia="宋体" w:cs="宋体"/>
+                <w:rFonts w:ascii="宋体" w:eastAsia="宋体" w:hAnsi="宋体" w:cs="宋体" w:hint="eastAsia"/>
                 <w:i w:val="0"/>
                 <w:iCs w:val="0"/>
                 <w:snapToGrid w:val="0"/>
@@ -7477,10 +7379,10 @@
           <w:tcPr>
             <w:tcW w:w="1056" w:type="dxa"/>
             <w:tcBorders>
-              <w:top w:val="single" w:color="000000" w:sz="4" w:space="0"/>
-              <w:left w:val="single" w:color="000000" w:sz="4" w:space="0"/>
-              <w:bottom w:val="single" w:color="000000" w:sz="4" w:space="0"/>
-              <w:right w:val="single" w:color="000000" w:sz="4" w:space="0"/>
+              <w:top w:val="single" w:sz="4" w:space="0" w:color="000000"/>
+              <w:left w:val="single" w:sz="4" w:space="0" w:color="000000"/>
+              <w:bottom w:val="single" w:sz="4" w:space="0" w:color="000000"/>
+              <w:right w:val="single" w:sz="4" w:space="0" w:color="000000"/>
             </w:tcBorders>
             <w:shd w:val="clear" w:color="auto" w:fill="auto"/>
             <w:vAlign w:val="center"/>
@@ -7494,7 +7396,7 @@
               <w:jc w:val="left"/>
               <w:textAlignment w:val="center"/>
               <w:rPr>
-                <w:rFonts w:hint="default" w:ascii="楷体_GB2312" w:hAnsi="宋体" w:eastAsia="楷体_GB2312" w:cs="楷体_GB2312"/>
+                <w:rFonts w:ascii="楷体_GB2312" w:eastAsia="楷体_GB2312" w:hAnsi="宋体" w:cs="楷体_GB2312" w:hint="default"/>
                 <w:b/>
                 <w:bCs/>
                 <w:i w:val="0"/>
@@ -7510,7 +7412,7 @@
             </w:pPr>
             <w:r>
               <w:rPr>
-                <w:rFonts w:hint="eastAsia" w:ascii="宋体" w:hAnsi="宋体" w:eastAsia="宋体" w:cs="宋体"/>
+                <w:rFonts w:ascii="宋体" w:eastAsia="宋体" w:hAnsi="宋体" w:cs="宋体" w:hint="eastAsia"/>
                 <w:i w:val="0"/>
                 <w:iCs w:val="0"/>
                 <w:snapToGrid w:val="0"/>
@@ -7529,14 +7431,14 @@
     </w:tbl>
     <w:p>
       <w:pPr>
-        <w:pStyle w:val="28"/>
+        <w:pStyle w:val="1"/>
         <w:bidi w:val="0"/>
         <w:rPr>
           <w:rFonts w:hint="eastAsia"/>
           <w:lang w:val="en-US" w:eastAsia="zh-CN"/>
         </w:rPr>
       </w:pPr>
-      <w:bookmarkStart w:id="18" w:name="_Toc12341"/>
+      <w:bookmarkStart w:id="19" w:name="_Toc12341"/>
       <w:r>
         <w:rPr>
           <w:rFonts w:hint="eastAsia"/>
@@ -7544,11 +7446,11 @@
         </w:rPr>
         <w:t>附则</w:t>
       </w:r>
-      <w:bookmarkEnd w:id="18"/>
+      <w:bookmarkEnd w:id="19"/>
     </w:p>
     <w:p>
       <w:pPr>
-        <w:pStyle w:val="29"/>
+        <w:pStyle w:val="a1"/>
         <w:rPr>
           <w:rFonts w:hint="eastAsia"/>
           <w:lang w:val="en-US" w:eastAsia="zh-CN"/>
@@ -7564,7 +7466,7 @@
     </w:p>
     <w:p>
       <w:pPr>
-        <w:pStyle w:val="29"/>
+        <w:pStyle w:val="a1"/>
         <w:rPr>
           <w:rFonts w:hint="eastAsia"/>
           <w:lang w:val="en-US" w:eastAsia="zh-CN"/>
@@ -7572,73 +7474,23 @@
       </w:pPr>
     </w:p>
     <w:sectPr>
-      <w:headerReference r:id="rId5" w:type="default"/>
+      <w:headerReference w:type="default" r:id="rId7"/>
       <w:pgSz w:w="11906" w:h="16838"/>
       <w:pgMar w:top="1417" w:right="1800" w:bottom="1440" w:left="1800" w:header="1140" w:footer="992" w:gutter="0"/>
-      <w:cols w:space="425" w:num="1"/>
+      <w:cols w:num="1" w:space="425"/>
       <w:docGrid w:type="lines" w:linePitch="312" w:charSpace="0"/>
     </w:sectPr>
   </w:body>
 </w:document>
 </file>
 
-<file path=word/endnotes.xml><?xml version="1.0" encoding="utf-8"?>
-<w:endnotes xmlns:wpc="http://schemas.microsoft.com/office/word/2010/wordprocessingCanvas" xmlns:mc="http://schemas.openxmlformats.org/markup-compatibility/2006" xmlns:o="urn:schemas-microsoft-com:office:office" xmlns:r="http://schemas.openxmlformats.org/officeDocument/2006/relationships" xmlns:m="http://schemas.openxmlformats.org/officeDocument/2006/math" xmlns:v="urn:schemas-microsoft-com:vml" xmlns:wp14="http://schemas.microsoft.com/office/word/2010/wordprocessingDrawing" xmlns:wp="http://schemas.openxmlformats.org/drawingml/2006/wordprocessingDrawing" xmlns:w="http://schemas.openxmlformats.org/wordprocessingml/2006/main" xmlns:w14="http://schemas.microsoft.com/office/word/2010/wordml" xmlns:w15="http://schemas.microsoft.com/office/word/2012/wordml" xmlns:w10="urn:schemas-microsoft-com:office:word" xmlns:wpg="http://schemas.microsoft.com/office/word/2010/wordprocessingGroup" xmlns:wpi="http://schemas.microsoft.com/office/word/2010/wordprocessingInk" xmlns:wne="http://schemas.microsoft.com/office/word/2006/wordml" xmlns:wps="http://schemas.microsoft.com/office/word/2010/wordprocessingShape" xmlns:wpsCustomData="http://www.wps.cn/officeDocument/2013/wpsCustomData" mc:Ignorable="w14 w15 wp14">
-  <w:endnote w:type="separator" w:id="0">
-    <w:p>
-      <w:pPr>
-        <w:spacing w:line="240" w:lineRule="auto"/>
-      </w:pPr>
-      <w:r>
-        <w:separator/>
-      </w:r>
-    </w:p>
-  </w:endnote>
-  <w:endnote w:type="continuationSeparator" w:id="1">
-    <w:p>
-      <w:pPr>
-        <w:spacing w:line="240" w:lineRule="auto"/>
-      </w:pPr>
-      <w:r>
-        <w:continuationSeparator/>
-      </w:r>
-    </w:p>
-  </w:endnote>
-</w:endnotes>
-</file>
-
-<file path=word/footnotes.xml><?xml version="1.0" encoding="utf-8"?>
-<w:footnotes xmlns:wpc="http://schemas.microsoft.com/office/word/2010/wordprocessingCanvas" xmlns:mc="http://schemas.openxmlformats.org/markup-compatibility/2006" xmlns:o="urn:schemas-microsoft-com:office:office" xmlns:r="http://schemas.openxmlformats.org/officeDocument/2006/relationships" xmlns:m="http://schemas.openxmlformats.org/officeDocument/2006/math" xmlns:v="urn:schemas-microsoft-com:vml" xmlns:wp14="http://schemas.microsoft.com/office/word/2010/wordprocessingDrawing" xmlns:wp="http://schemas.openxmlformats.org/drawingml/2006/wordprocessingDrawing" xmlns:w="http://schemas.openxmlformats.org/wordprocessingml/2006/main" xmlns:w14="http://schemas.microsoft.com/office/word/2010/wordml" xmlns:w15="http://schemas.microsoft.com/office/word/2012/wordml" xmlns:w10="urn:schemas-microsoft-com:office:word" xmlns:wpg="http://schemas.microsoft.com/office/word/2010/wordprocessingGroup" xmlns:wpi="http://schemas.microsoft.com/office/word/2010/wordprocessingInk" xmlns:wne="http://schemas.microsoft.com/office/word/2006/wordml" xmlns:wps="http://schemas.microsoft.com/office/word/2010/wordprocessingShape" xmlns:wpsCustomData="http://www.wps.cn/officeDocument/2013/wpsCustomData" mc:Ignorable="w14 w15 wp14">
-  <w:footnote w:type="separator" w:id="0">
-    <w:p>
-      <w:pPr>
-        <w:spacing w:line="360" w:lineRule="auto"/>
-      </w:pPr>
-      <w:r>
-        <w:separator/>
-      </w:r>
-    </w:p>
-  </w:footnote>
-  <w:footnote w:type="continuationSeparator" w:id="1">
-    <w:p>
-      <w:pPr>
-        <w:spacing w:line="360" w:lineRule="auto"/>
-      </w:pPr>
-      <w:r>
-        <w:continuationSeparator/>
-      </w:r>
-    </w:p>
-  </w:footnote>
-</w:footnotes>
-</file>
-
 <file path=word/header1.xml><?xml version="1.0" encoding="utf-8"?>
-<w:hdr xmlns:wpc="http://schemas.microsoft.com/office/word/2010/wordprocessingCanvas" xmlns:mc="http://schemas.openxmlformats.org/markup-compatibility/2006" xmlns:o="urn:schemas-microsoft-com:office:office" xmlns:r="http://schemas.openxmlformats.org/officeDocument/2006/relationships" xmlns:m="http://schemas.openxmlformats.org/officeDocument/2006/math" xmlns:v="urn:schemas-microsoft-com:vml" xmlns:wp14="http://schemas.microsoft.com/office/word/2010/wordprocessingDrawing" xmlns:wp="http://schemas.openxmlformats.org/drawingml/2006/wordprocessingDrawing" xmlns:w10="urn:schemas-microsoft-com:office:word" xmlns:w="http://schemas.openxmlformats.org/wordprocessingml/2006/main" xmlns:w14="http://schemas.microsoft.com/office/word/2010/wordml" xmlns:w15="http://schemas.microsoft.com/office/word/2012/wordml" xmlns:wpg="http://schemas.microsoft.com/office/word/2010/wordprocessingGroup" xmlns:wpi="http://schemas.microsoft.com/office/word/2010/wordprocessingInk" xmlns:wne="http://schemas.microsoft.com/office/word/2006/wordml" xmlns:wps="http://schemas.microsoft.com/office/word/2010/wordprocessingShape" xmlns:wpsCustomData="http://www.wps.cn/officeDocument/2013/wpsCustomData" mc:Ignorable="w14 w15 wp14">
+<w:hdr xmlns:wpc="http://schemas.microsoft.com/office/word/2010/wordprocessingCanvas" xmlns:mc="http://schemas.openxmlformats.org/markup-compatibility/2006" xmlns:o="urn:schemas-microsoft-com:office:office" xmlns:r="http://schemas.openxmlformats.org/officeDocument/2006/relationships" xmlns:m="http://schemas.openxmlformats.org/officeDocument/2006/math" xmlns:v="urn:schemas-microsoft-com:vml" xmlns:wp14="http://schemas.microsoft.com/office/word/2010/wordprocessingDrawing" xmlns:wp="http://schemas.openxmlformats.org/drawingml/2006/wordprocessingDrawing" xmlns:w10="urn:schemas-microsoft-com:office:word" xmlns:w="http://schemas.openxmlformats.org/wordprocessingml/2006/main" xmlns:w14="http://schemas.microsoft.com/office/word/2010/wordml" xmlns:w15="http://schemas.microsoft.com/office/word/2012/wordml" xmlns:wne="http://schemas.microsoft.com/office/word/2006/wordml" xmlns:wpg="http://schemas.microsoft.com/office/word/2010/wordprocessingGroup" xmlns:wpi="http://schemas.microsoft.com/office/word/2010/wordprocessingInk" xmlns:wps="http://schemas.microsoft.com/office/word/2010/wordprocessingShape" mc:Ignorable="w14 w15 wp14">
   <w:p>
     <w:pPr>
-      <w:pStyle w:val="15"/>
+      <w:pStyle w:val="Header"/>
       <w:pBdr>
-        <w:bottom w:val="single" w:color="auto" w:sz="4" w:space="1"/>
+        <w:bottom w:val="single" w:sz="4" w:space="1" w:color="auto"/>
       </w:pBdr>
       <w:tabs>
         <w:tab w:val="left" w:pos="335"/>
@@ -7646,27 +7498,27 @@
       </w:tabs>
       <w:jc w:val="right"/>
       <w:rPr>
-        <w:rFonts w:hint="eastAsia" w:eastAsiaTheme="minorEastAsia"/>
+        <w:rFonts w:eastAsiaTheme="minorEastAsia" w:hint="eastAsia"/>
         <w:lang w:eastAsia="zh-CN"/>
       </w:rPr>
     </w:pPr>
     <w:r>
       <w:rPr>
-        <w:rFonts w:hint="eastAsia" w:eastAsiaTheme="minorEastAsia"/>
+        <w:rFonts w:eastAsiaTheme="minorEastAsia" w:hint="eastAsia"/>
         <w:lang w:val="en-US" w:eastAsia="zh-CN"/>
       </w:rPr>
       <w:tab/>
     </w:r>
     <w:r>
       <w:rPr>
-        <w:rFonts w:hint="eastAsia" w:eastAsiaTheme="minorEastAsia"/>
+        <w:rFonts w:eastAsiaTheme="minorEastAsia" w:hint="eastAsia"/>
         <w:lang w:val="en-US" w:eastAsia="zh-CN"/>
       </w:rPr>
       <w:tab/>
     </w:r>
     <w:r>
       <w:rPr>
-        <w:rFonts w:hint="eastAsia" w:eastAsiaTheme="minorEastAsia"/>
+        <w:rFonts w:eastAsiaTheme="minorEastAsia" w:hint="eastAsia"/>
         <w:lang w:val="en-US" w:eastAsia="zh-CN"/>
       </w:rPr>
       <w:t>桐乡华数广电网络有限公司</w:t>
@@ -7676,15 +7528,15 @@
 </file>
 
 <file path=word/numbering.xml><?xml version="1.0" encoding="utf-8"?>
-<w:numbering xmlns:wpc="http://schemas.microsoft.com/office/word/2010/wordprocessingCanvas" xmlns:mc="http://schemas.openxmlformats.org/markup-compatibility/2006" xmlns:o="urn:schemas-microsoft-com:office:office" xmlns:r="http://schemas.openxmlformats.org/officeDocument/2006/relationships" xmlns:m="http://schemas.openxmlformats.org/officeDocument/2006/math" xmlns:v="urn:schemas-microsoft-com:vml" xmlns:wp14="http://schemas.microsoft.com/office/word/2010/wordprocessingDrawing" xmlns:wp="http://schemas.openxmlformats.org/drawingml/2006/wordprocessingDrawing" xmlns:w10="urn:schemas-microsoft-com:office:word" xmlns:w="http://schemas.openxmlformats.org/wordprocessingml/2006/main" xmlns:w14="http://schemas.microsoft.com/office/word/2010/wordml" xmlns:wpg="http://schemas.microsoft.com/office/word/2010/wordprocessingGroup" xmlns:wpi="http://schemas.microsoft.com/office/word/2010/wordprocessingInk" xmlns:wne="http://schemas.microsoft.com/office/word/2006/wordml" xmlns:wps="http://schemas.microsoft.com/office/word/2010/wordprocessingShape" xmlns:wpsCustomData="http://www.wps.cn/officeDocument/2013/wpsCustomData" mc:Ignorable="w14 wp14">
+<w:numbering xmlns:wpc="http://schemas.microsoft.com/office/word/2010/wordprocessingCanvas" xmlns:mc="http://schemas.openxmlformats.org/markup-compatibility/2006" xmlns:o="urn:schemas-microsoft-com:office:office" xmlns:r="http://schemas.openxmlformats.org/officeDocument/2006/relationships" xmlns:m="http://schemas.openxmlformats.org/officeDocument/2006/math" xmlns:v="urn:schemas-microsoft-com:vml" xmlns:wp14="http://schemas.microsoft.com/office/word/2010/wordprocessingDrawing" xmlns:wp="http://schemas.openxmlformats.org/drawingml/2006/wordprocessingDrawing" xmlns:w10="urn:schemas-microsoft-com:office:word" xmlns:w="http://schemas.openxmlformats.org/wordprocessingml/2006/main" xmlns:w14="http://schemas.microsoft.com/office/word/2010/wordml" xmlns:w15="http://schemas.microsoft.com/office/word/2012/wordml" xmlns:wne="http://schemas.microsoft.com/office/word/2006/wordml" xmlns:wpg="http://schemas.microsoft.com/office/word/2010/wordprocessingGroup" xmlns:wpi="http://schemas.microsoft.com/office/word/2010/wordprocessingInk" xmlns:wps="http://schemas.microsoft.com/office/word/2010/wordprocessingShape" mc:Ignorable="w14 w15 wp14">
   <w:abstractNum w:abstractNumId="0">
     <w:nsid w:val="8E964DCE"/>
     <w:multiLevelType w:val="multilevel"/>
     <w:tmpl w:val="8E964DCE"/>
-    <w:lvl w:ilvl="0" w:tentative="0">
+    <w:lvl w:ilvl="0">
       <w:start w:val="1"/>
       <w:numFmt w:val="decimal"/>
-      <w:pStyle w:val="2"/>
+      <w:pStyle w:val="Heading1"/>
       <w:lvlText w:val="%1."/>
       <w:lvlJc w:val="left"/>
       <w:pPr>
@@ -7694,10 +7546,10 @@
         <w:rFonts w:hint="default"/>
       </w:rPr>
     </w:lvl>
-    <w:lvl w:ilvl="1" w:tentative="0">
+    <w:lvl w:ilvl="1">
       <w:start w:val="1"/>
       <w:numFmt w:val="decimal"/>
-      <w:pStyle w:val="3"/>
+      <w:pStyle w:val="Heading2"/>
       <w:lvlText w:val="%1.%2."/>
       <w:lvlJc w:val="left"/>
       <w:pPr>
@@ -7707,10 +7559,10 @@
         <w:rFonts w:hint="default"/>
       </w:rPr>
     </w:lvl>
-    <w:lvl w:ilvl="2" w:tentative="0">
+    <w:lvl w:ilvl="2">
       <w:start w:val="1"/>
       <w:numFmt w:val="decimal"/>
-      <w:pStyle w:val="4"/>
+      <w:pStyle w:val="Heading3"/>
       <w:lvlText w:val="%1.%2.%3."/>
       <w:lvlJc w:val="left"/>
       <w:pPr>
@@ -7720,10 +7572,10 @@
         <w:rFonts w:hint="default"/>
       </w:rPr>
     </w:lvl>
-    <w:lvl w:ilvl="3" w:tentative="0">
+    <w:lvl w:ilvl="3">
       <w:start w:val="1"/>
       <w:numFmt w:val="decimal"/>
-      <w:pStyle w:val="5"/>
+      <w:pStyle w:val="Heading4"/>
       <w:lvlText w:val="%1.%2.%3.%4."/>
       <w:lvlJc w:val="left"/>
       <w:pPr>
@@ -7733,10 +7585,10 @@
         <w:rFonts w:hint="default"/>
       </w:rPr>
     </w:lvl>
-    <w:lvl w:ilvl="4" w:tentative="0">
+    <w:lvl w:ilvl="4">
       <w:start w:val="1"/>
       <w:numFmt w:val="decimal"/>
-      <w:pStyle w:val="6"/>
+      <w:pStyle w:val="Heading5"/>
       <w:lvlText w:val="%1.%2.%3.%4.%5."/>
       <w:lvlJc w:val="left"/>
       <w:pPr>
@@ -7746,10 +7598,10 @@
         <w:rFonts w:hint="default"/>
       </w:rPr>
     </w:lvl>
-    <w:lvl w:ilvl="5" w:tentative="0">
+    <w:lvl w:ilvl="5">
       <w:start w:val="1"/>
       <w:numFmt w:val="decimal"/>
-      <w:pStyle w:val="7"/>
+      <w:pStyle w:val="Heading6"/>
       <w:lvlText w:val="%1.%2.%3.%4.%5.%6."/>
       <w:lvlJc w:val="left"/>
       <w:pPr>
@@ -7759,10 +7611,10 @@
         <w:rFonts w:hint="default"/>
       </w:rPr>
     </w:lvl>
-    <w:lvl w:ilvl="6" w:tentative="0">
+    <w:lvl w:ilvl="6">
       <w:start w:val="1"/>
       <w:numFmt w:val="decimal"/>
-      <w:pStyle w:val="8"/>
+      <w:pStyle w:val="Heading7"/>
       <w:lvlText w:val="%1.%2.%3.%4.%5.%6.%7."/>
       <w:lvlJc w:val="left"/>
       <w:pPr>
@@ -7772,10 +7624,10 @@
         <w:rFonts w:hint="default"/>
       </w:rPr>
     </w:lvl>
-    <w:lvl w:ilvl="7" w:tentative="0">
+    <w:lvl w:ilvl="7">
       <w:start w:val="1"/>
       <w:numFmt w:val="decimal"/>
-      <w:pStyle w:val="9"/>
+      <w:pStyle w:val="Heading8"/>
       <w:lvlText w:val="%1.%2.%3.%4.%5.%6.%7.%8."/>
       <w:lvlJc w:val="left"/>
       <w:pPr>
@@ -7785,10 +7637,10 @@
         <w:rFonts w:hint="default"/>
       </w:rPr>
     </w:lvl>
-    <w:lvl w:ilvl="8" w:tentative="0">
+    <w:lvl w:ilvl="8">
       <w:start w:val="1"/>
       <w:numFmt w:val="decimal"/>
-      <w:pStyle w:val="10"/>
+      <w:pStyle w:val="Heading9"/>
       <w:lvlText w:val="%1.%2.%3.%4.%5.%6.%7.%8.%9."/>
       <w:lvlJc w:val="left"/>
       <w:pPr>
@@ -7803,7 +7655,7 @@
     <w:nsid w:val="CACEB4D1"/>
     <w:multiLevelType w:val="singleLevel"/>
     <w:tmpl w:val="CACEB4D1"/>
-    <w:lvl w:ilvl="0" w:tentative="0">
+    <w:lvl w:ilvl="0">
       <w:start w:val="1"/>
       <w:numFmt w:val="decimal"/>
       <w:lvlText w:val="%1."/>
@@ -7826,269 +7678,267 @@
 </file>
 
 <file path=word/styles.xml><?xml version="1.0" encoding="utf-8"?>
-<w:styles xmlns:mc="http://schemas.openxmlformats.org/markup-compatibility/2006" xmlns:o="urn:schemas-microsoft-com:office:office" xmlns:r="http://schemas.openxmlformats.org/officeDocument/2006/relationships" xmlns:m="http://schemas.openxmlformats.org/officeDocument/2006/math" xmlns:v="urn:schemas-microsoft-com:vml" xmlns:w="http://schemas.openxmlformats.org/wordprocessingml/2006/main" xmlns:w14="http://schemas.microsoft.com/office/word/2010/wordml" xmlns:w10="urn:schemas-microsoft-com:office:word" xmlns:sl="http://schemas.openxmlformats.org/schemaLibrary/2006/main" xmlns:wpsCustomData="http://www.wps.cn/officeDocument/2013/wpsCustomData" mc:Ignorable="w14">
+<w:styles xmlns:mc="http://schemas.openxmlformats.org/markup-compatibility/2006" xmlns:r="http://schemas.openxmlformats.org/officeDocument/2006/relationships" xmlns:w="http://schemas.openxmlformats.org/wordprocessingml/2006/main" xmlns:w14="http://schemas.microsoft.com/office/word/2010/wordml" xmlns:w15="http://schemas.microsoft.com/office/word/2012/wordml" mc:Ignorable="w14 w15">
   <w:docDefaults>
     <w:rPrDefault>
       <w:rPr>
-        <w:rFonts w:ascii="Times New Roman" w:hAnsi="Times New Roman" w:eastAsia="宋体" w:cs="Times New Roman"/>
+        <w:rFonts w:ascii="Times New Roman" w:eastAsia="宋体" w:hAnsi="Times New Roman" w:cs="Times New Roman"/>
       </w:rPr>
     </w:rPrDefault>
     <w:pPrDefault/>
   </w:docDefaults>
-  <w:latentStyles w:count="260" w:defQFormat="0" w:defUnhideWhenUsed="1" w:defSemiHidden="1" w:defUIPriority="99" w:defLockedState="0">
-    <w:lsdException w:qFormat="1" w:unhideWhenUsed="0" w:uiPriority="0" w:semiHidden="0" w:name="Normal"/>
-    <w:lsdException w:qFormat="1" w:unhideWhenUsed="0" w:uiPriority="0" w:semiHidden="0" w:name="heading 1"/>
-    <w:lsdException w:qFormat="1" w:uiPriority="0" w:semiHidden="0" w:name="heading 2"/>
-    <w:lsdException w:qFormat="1" w:uiPriority="0" w:name="heading 3"/>
-    <w:lsdException w:qFormat="1" w:uiPriority="0" w:semiHidden="0" w:name="heading 4"/>
-    <w:lsdException w:qFormat="1" w:uiPriority="0" w:name="heading 5"/>
-    <w:lsdException w:qFormat="1" w:uiPriority="0" w:name="heading 6"/>
-    <w:lsdException w:qFormat="1" w:uiPriority="0" w:name="heading 7"/>
-    <w:lsdException w:qFormat="1" w:uiPriority="0" w:name="heading 8"/>
-    <w:lsdException w:qFormat="1" w:uiPriority="0" w:name="heading 9"/>
-    <w:lsdException w:unhideWhenUsed="0" w:uiPriority="0" w:semiHidden="0" w:name="index 1"/>
-    <w:lsdException w:unhideWhenUsed="0" w:uiPriority="0" w:semiHidden="0" w:name="index 2"/>
-    <w:lsdException w:unhideWhenUsed="0" w:uiPriority="0" w:semiHidden="0" w:name="index 3"/>
-    <w:lsdException w:unhideWhenUsed="0" w:uiPriority="0" w:semiHidden="0" w:name="index 4"/>
-    <w:lsdException w:unhideWhenUsed="0" w:uiPriority="0" w:semiHidden="0" w:name="index 5"/>
-    <w:lsdException w:unhideWhenUsed="0" w:uiPriority="0" w:semiHidden="0" w:name="index 6"/>
-    <w:lsdException w:unhideWhenUsed="0" w:uiPriority="0" w:semiHidden="0" w:name="index 7"/>
-    <w:lsdException w:unhideWhenUsed="0" w:uiPriority="0" w:semiHidden="0" w:name="index 8"/>
-    <w:lsdException w:unhideWhenUsed="0" w:uiPriority="0" w:semiHidden="0" w:name="index 9"/>
-    <w:lsdException w:qFormat="1" w:unhideWhenUsed="0" w:uiPriority="0" w:semiHidden="0" w:name="toc 1"/>
-    <w:lsdException w:qFormat="1" w:unhideWhenUsed="0" w:uiPriority="0" w:semiHidden="0" w:name="toc 2"/>
-    <w:lsdException w:qFormat="1" w:unhideWhenUsed="0" w:uiPriority="0" w:semiHidden="0" w:name="toc 3"/>
-    <w:lsdException w:unhideWhenUsed="0" w:uiPriority="0" w:semiHidden="0" w:name="toc 4"/>
-    <w:lsdException w:unhideWhenUsed="0" w:uiPriority="0" w:semiHidden="0" w:name="toc 5"/>
-    <w:lsdException w:unhideWhenUsed="0" w:uiPriority="0" w:semiHidden="0" w:name="toc 6"/>
-    <w:lsdException w:unhideWhenUsed="0" w:uiPriority="0" w:semiHidden="0" w:name="toc 7"/>
-    <w:lsdException w:unhideWhenUsed="0" w:uiPriority="0" w:semiHidden="0" w:name="toc 8"/>
-    <w:lsdException w:unhideWhenUsed="0" w:uiPriority="0" w:semiHidden="0" w:name="toc 9"/>
-    <w:lsdException w:unhideWhenUsed="0" w:uiPriority="0" w:semiHidden="0" w:name="Normal Indent"/>
-    <w:lsdException w:unhideWhenUsed="0" w:uiPriority="0" w:semiHidden="0" w:name="footnote text"/>
-    <w:lsdException w:qFormat="1" w:unhideWhenUsed="0" w:uiPriority="0" w:semiHidden="0" w:name="annotation text"/>
-    <w:lsdException w:qFormat="1" w:unhideWhenUsed="0" w:uiPriority="0" w:semiHidden="0" w:name="header"/>
-    <w:lsdException w:qFormat="1" w:unhideWhenUsed="0" w:uiPriority="0" w:semiHidden="0" w:name="footer"/>
-    <w:lsdException w:unhideWhenUsed="0" w:uiPriority="0" w:semiHidden="0" w:name="index heading"/>
-    <w:lsdException w:qFormat="1" w:uiPriority="0" w:name="caption"/>
-    <w:lsdException w:unhideWhenUsed="0" w:uiPriority="0" w:semiHidden="0" w:name="table of figures"/>
-    <w:lsdException w:unhideWhenUsed="0" w:uiPriority="0" w:semiHidden="0" w:name="envelope address"/>
-    <w:lsdException w:unhideWhenUsed="0" w:uiPriority="0" w:semiHidden="0" w:name="envelope return"/>
-    <w:lsdException w:unhideWhenUsed="0" w:uiPriority="0" w:semiHidden="0" w:name="footnote reference"/>
-    <w:lsdException w:unhideWhenUsed="0" w:uiPriority="0" w:semiHidden="0" w:name="annotation reference"/>
-    <w:lsdException w:unhideWhenUsed="0" w:uiPriority="0" w:semiHidden="0" w:name="line number"/>
-    <w:lsdException w:unhideWhenUsed="0" w:uiPriority="0" w:semiHidden="0" w:name="page number"/>
-    <w:lsdException w:unhideWhenUsed="0" w:uiPriority="0" w:semiHidden="0" w:name="endnote reference"/>
-    <w:lsdException w:unhideWhenUsed="0" w:uiPriority="0" w:semiHidden="0" w:name="endnote text"/>
-    <w:lsdException w:unhideWhenUsed="0" w:uiPriority="0" w:semiHidden="0" w:name="table of authorities"/>
-    <w:lsdException w:unhideWhenUsed="0" w:uiPriority="0" w:semiHidden="0" w:name="macro"/>
-    <w:lsdException w:unhideWhenUsed="0" w:uiPriority="0" w:semiHidden="0" w:name="toa heading"/>
-    <w:lsdException w:unhideWhenUsed="0" w:uiPriority="0" w:semiHidden="0" w:name="List"/>
-    <w:lsdException w:unhideWhenUsed="0" w:uiPriority="0" w:semiHidden="0" w:name="List Bullet"/>
-    <w:lsdException w:unhideWhenUsed="0" w:uiPriority="0" w:semiHidden="0" w:name="List Number"/>
-    <w:lsdException w:unhideWhenUsed="0" w:uiPriority="0" w:semiHidden="0" w:name="List 2"/>
-    <w:lsdException w:unhideWhenUsed="0" w:uiPriority="0" w:semiHidden="0" w:name="List 3"/>
-    <w:lsdException w:unhideWhenUsed="0" w:uiPriority="0" w:semiHidden="0" w:name="List 4"/>
-    <w:lsdException w:unhideWhenUsed="0" w:uiPriority="0" w:semiHidden="0" w:name="List 5"/>
-    <w:lsdException w:unhideWhenUsed="0" w:uiPriority="0" w:semiHidden="0" w:name="List Bullet 2"/>
-    <w:lsdException w:unhideWhenUsed="0" w:uiPriority="0" w:semiHidden="0" w:name="List Bullet 3"/>
-    <w:lsdException w:unhideWhenUsed="0" w:uiPriority="0" w:semiHidden="0" w:name="List Bullet 4"/>
-    <w:lsdException w:unhideWhenUsed="0" w:uiPriority="0" w:semiHidden="0" w:name="List Bullet 5"/>
-    <w:lsdException w:unhideWhenUsed="0" w:uiPriority="0" w:semiHidden="0" w:name="List Number 2"/>
-    <w:lsdException w:unhideWhenUsed="0" w:uiPriority="0" w:semiHidden="0" w:name="List Number 3"/>
-    <w:lsdException w:unhideWhenUsed="0" w:uiPriority="0" w:semiHidden="0" w:name="List Number 4"/>
-    <w:lsdException w:unhideWhenUsed="0" w:uiPriority="0" w:semiHidden="0" w:name="List Number 5"/>
-    <w:lsdException w:qFormat="1" w:unhideWhenUsed="0" w:uiPriority="0" w:semiHidden="0" w:name="Title"/>
-    <w:lsdException w:unhideWhenUsed="0" w:uiPriority="0" w:semiHidden="0" w:name="Closing"/>
-    <w:lsdException w:unhideWhenUsed="0" w:uiPriority="0" w:semiHidden="0" w:name="Signature"/>
-    <w:lsdException w:qFormat="1" w:unhideWhenUsed="0" w:uiPriority="0" w:name="Default Paragraph Font"/>
-    <w:lsdException w:qFormat="1" w:unhideWhenUsed="0" w:uiPriority="0" w:name="Body Text"/>
-    <w:lsdException w:unhideWhenUsed="0" w:uiPriority="0" w:semiHidden="0" w:name="Body Text Indent"/>
-    <w:lsdException w:unhideWhenUsed="0" w:uiPriority="0" w:semiHidden="0" w:name="List Continue"/>
-    <w:lsdException w:unhideWhenUsed="0" w:uiPriority="0" w:semiHidden="0" w:name="List Continue 2"/>
-    <w:lsdException w:unhideWhenUsed="0" w:uiPriority="0" w:semiHidden="0" w:name="List Continue 3"/>
-    <w:lsdException w:unhideWhenUsed="0" w:uiPriority="0" w:semiHidden="0" w:name="List Continue 4"/>
-    <w:lsdException w:unhideWhenUsed="0" w:uiPriority="0" w:semiHidden="0" w:name="List Continue 5"/>
-    <w:lsdException w:unhideWhenUsed="0" w:uiPriority="0" w:semiHidden="0" w:name="Message Header"/>
-    <w:lsdException w:qFormat="1" w:unhideWhenUsed="0" w:uiPriority="0" w:semiHidden="0" w:name="Subtitle"/>
-    <w:lsdException w:unhideWhenUsed="0" w:uiPriority="0" w:semiHidden="0" w:name="Salutation"/>
-    <w:lsdException w:unhideWhenUsed="0" w:uiPriority="0" w:semiHidden="0" w:name="Date"/>
-    <w:lsdException w:unhideWhenUsed="0" w:uiPriority="0" w:semiHidden="0" w:name="Body Text First Indent"/>
-    <w:lsdException w:unhideWhenUsed="0" w:uiPriority="0" w:semiHidden="0" w:name="Body Text First Indent 2"/>
-    <w:lsdException w:uiPriority="99" w:name="Note Heading"/>
-    <w:lsdException w:unhideWhenUsed="0" w:uiPriority="0" w:semiHidden="0" w:name="Body Text 2"/>
-    <w:lsdException w:unhideWhenUsed="0" w:uiPriority="0" w:semiHidden="0" w:name="Body Text 3"/>
-    <w:lsdException w:unhideWhenUsed="0" w:uiPriority="0" w:semiHidden="0" w:name="Body Text Indent 2"/>
-    <w:lsdException w:unhideWhenUsed="0" w:uiPriority="0" w:semiHidden="0" w:name="Body Text Indent 3"/>
-    <w:lsdException w:unhideWhenUsed="0" w:uiPriority="0" w:semiHidden="0" w:name="Block Text"/>
-    <w:lsdException w:unhideWhenUsed="0" w:uiPriority="0" w:semiHidden="0" w:name="Hyperlink"/>
-    <w:lsdException w:unhideWhenUsed="0" w:uiPriority="0" w:semiHidden="0" w:name="FollowedHyperlink"/>
-    <w:lsdException w:qFormat="1" w:unhideWhenUsed="0" w:uiPriority="0" w:semiHidden="0" w:name="Strong"/>
-    <w:lsdException w:qFormat="1" w:unhideWhenUsed="0" w:uiPriority="0" w:semiHidden="0" w:name="Emphasis"/>
-    <w:lsdException w:unhideWhenUsed="0" w:uiPriority="0" w:semiHidden="0" w:name="Document Map"/>
-    <w:lsdException w:unhideWhenUsed="0" w:uiPriority="0" w:semiHidden="0" w:name="Plain Text"/>
-    <w:lsdException w:unhideWhenUsed="0" w:uiPriority="0" w:semiHidden="0" w:name="E-mail Signature"/>
-    <w:lsdException w:qFormat="1" w:unhideWhenUsed="0" w:uiPriority="0" w:semiHidden="0" w:name="Normal (Web)"/>
-    <w:lsdException w:unhideWhenUsed="0" w:uiPriority="0" w:semiHidden="0" w:name="HTML Acronym"/>
-    <w:lsdException w:unhideWhenUsed="0" w:uiPriority="0" w:semiHidden="0" w:name="HTML Address"/>
-    <w:lsdException w:unhideWhenUsed="0" w:uiPriority="0" w:semiHidden="0" w:name="HTML Cite"/>
-    <w:lsdException w:unhideWhenUsed="0" w:uiPriority="0" w:semiHidden="0" w:name="HTML Code"/>
-    <w:lsdException w:unhideWhenUsed="0" w:uiPriority="0" w:semiHidden="0" w:name="HTML Definition"/>
-    <w:lsdException w:unhideWhenUsed="0" w:uiPriority="0" w:semiHidden="0" w:name="HTML Keyboard"/>
-    <w:lsdException w:unhideWhenUsed="0" w:uiPriority="0" w:semiHidden="0" w:name="HTML Preformatted"/>
-    <w:lsdException w:unhideWhenUsed="0" w:uiPriority="0" w:semiHidden="0" w:name="HTML Sample"/>
-    <w:lsdException w:unhideWhenUsed="0" w:uiPriority="0" w:semiHidden="0" w:name="HTML Typewriter"/>
-    <w:lsdException w:unhideWhenUsed="0" w:uiPriority="0" w:semiHidden="0" w:name="HTML Variable"/>
-    <w:lsdException w:qFormat="1" w:unhideWhenUsed="0" w:uiPriority="0" w:name="Normal Table"/>
-    <w:lsdException w:unhideWhenUsed="0" w:uiPriority="0" w:semiHidden="0" w:name="annotation subject"/>
-    <w:lsdException w:unhideWhenUsed="0" w:uiPriority="0" w:semiHidden="0" w:name="Table Simple 1"/>
-    <w:lsdException w:unhideWhenUsed="0" w:uiPriority="0" w:semiHidden="0" w:name="Table Simple 2"/>
-    <w:lsdException w:unhideWhenUsed="0" w:uiPriority="0" w:semiHidden="0" w:name="Table Simple 3"/>
-    <w:lsdException w:unhideWhenUsed="0" w:uiPriority="0" w:semiHidden="0" w:name="Table Classic 1"/>
-    <w:lsdException w:unhideWhenUsed="0" w:uiPriority="0" w:semiHidden="0" w:name="Table Classic 2"/>
-    <w:lsdException w:unhideWhenUsed="0" w:uiPriority="0" w:semiHidden="0" w:name="Table Classic 3"/>
-    <w:lsdException w:unhideWhenUsed="0" w:uiPriority="0" w:semiHidden="0" w:name="Table Classic 4"/>
-    <w:lsdException w:unhideWhenUsed="0" w:uiPriority="0" w:semiHidden="0" w:name="Table Colorful 1"/>
-    <w:lsdException w:unhideWhenUsed="0" w:uiPriority="0" w:semiHidden="0" w:name="Table Colorful 2"/>
-    <w:lsdException w:unhideWhenUsed="0" w:uiPriority="0" w:semiHidden="0" w:name="Table Colorful 3"/>
-    <w:lsdException w:unhideWhenUsed="0" w:uiPriority="0" w:semiHidden="0" w:name="Table Columns 1"/>
-    <w:lsdException w:unhideWhenUsed="0" w:uiPriority="0" w:semiHidden="0" w:name="Table Columns 2"/>
-    <w:lsdException w:unhideWhenUsed="0" w:uiPriority="0" w:semiHidden="0" w:name="Table Columns 3"/>
-    <w:lsdException w:unhideWhenUsed="0" w:uiPriority="0" w:semiHidden="0" w:name="Table Columns 4"/>
-    <w:lsdException w:unhideWhenUsed="0" w:uiPriority="0" w:semiHidden="0" w:name="Table Columns 5"/>
-    <w:lsdException w:unhideWhenUsed="0" w:uiPriority="0" w:semiHidden="0" w:name="Table Grid 1"/>
-    <w:lsdException w:unhideWhenUsed="0" w:uiPriority="0" w:semiHidden="0" w:name="Table Grid 2"/>
-    <w:lsdException w:unhideWhenUsed="0" w:uiPriority="0" w:semiHidden="0" w:name="Table Grid 3"/>
-    <w:lsdException w:unhideWhenUsed="0" w:uiPriority="0" w:semiHidden="0" w:name="Table Grid 4"/>
-    <w:lsdException w:unhideWhenUsed="0" w:uiPriority="0" w:semiHidden="0" w:name="Table Grid 5"/>
-    <w:lsdException w:unhideWhenUsed="0" w:uiPriority="0" w:semiHidden="0" w:name="Table Grid 6"/>
-    <w:lsdException w:unhideWhenUsed="0" w:uiPriority="0" w:semiHidden="0" w:name="Table Grid 7"/>
-    <w:lsdException w:unhideWhenUsed="0" w:uiPriority="0" w:semiHidden="0" w:name="Table Grid 8"/>
-    <w:lsdException w:unhideWhenUsed="0" w:uiPriority="0" w:semiHidden="0" w:name="Table List 1"/>
-    <w:lsdException w:unhideWhenUsed="0" w:uiPriority="0" w:semiHidden="0" w:name="Table List 2"/>
-    <w:lsdException w:unhideWhenUsed="0" w:uiPriority="0" w:semiHidden="0" w:name="Table List 3"/>
-    <w:lsdException w:unhideWhenUsed="0" w:uiPriority="0" w:semiHidden="0" w:name="Table List 4"/>
-    <w:lsdException w:unhideWhenUsed="0" w:uiPriority="0" w:semiHidden="0" w:name="Table List 5"/>
-    <w:lsdException w:unhideWhenUsed="0" w:uiPriority="0" w:semiHidden="0" w:name="Table List 6"/>
-    <w:lsdException w:unhideWhenUsed="0" w:uiPriority="0" w:semiHidden="0" w:name="Table List 7"/>
-    <w:lsdException w:unhideWhenUsed="0" w:uiPriority="0" w:semiHidden="0" w:name="Table List 8"/>
-    <w:lsdException w:unhideWhenUsed="0" w:uiPriority="0" w:semiHidden="0" w:name="Table 3D effects 1"/>
-    <w:lsdException w:unhideWhenUsed="0" w:uiPriority="0" w:semiHidden="0" w:name="Table 3D effects 2"/>
-    <w:lsdException w:unhideWhenUsed="0" w:uiPriority="0" w:semiHidden="0" w:name="Table 3D effects 3"/>
-    <w:lsdException w:unhideWhenUsed="0" w:uiPriority="0" w:semiHidden="0" w:name="Table Contemporary"/>
-    <w:lsdException w:unhideWhenUsed="0" w:uiPriority="0" w:semiHidden="0" w:name="Table Elegant"/>
-    <w:lsdException w:unhideWhenUsed="0" w:uiPriority="0" w:semiHidden="0" w:name="Table Professional"/>
-    <w:lsdException w:unhideWhenUsed="0" w:uiPriority="0" w:semiHidden="0" w:name="Table Subtle 1"/>
-    <w:lsdException w:unhideWhenUsed="0" w:uiPriority="0" w:semiHidden="0" w:name="Table Subtle 2"/>
-    <w:lsdException w:unhideWhenUsed="0" w:uiPriority="0" w:semiHidden="0" w:name="Table Web 1"/>
-    <w:lsdException w:unhideWhenUsed="0" w:uiPriority="0" w:semiHidden="0" w:name="Table Web 2"/>
-    <w:lsdException w:unhideWhenUsed="0" w:uiPriority="0" w:semiHidden="0" w:name="Table Web 3"/>
-    <w:lsdException w:unhideWhenUsed="0" w:uiPriority="0" w:semiHidden="0" w:name="Balloon Text"/>
-    <w:lsdException w:qFormat="1" w:unhideWhenUsed="0" w:uiPriority="0" w:semiHidden="0" w:name="Table Grid"/>
-    <w:lsdException w:unhideWhenUsed="0" w:uiPriority="0" w:semiHidden="0" w:name="Table Theme"/>
-    <w:lsdException w:unhideWhenUsed="0" w:uiPriority="60" w:semiHidden="0" w:name="Light Shading"/>
-    <w:lsdException w:unhideWhenUsed="0" w:uiPriority="61" w:semiHidden="0" w:name="Light List"/>
-    <w:lsdException w:unhideWhenUsed="0" w:uiPriority="62" w:semiHidden="0" w:name="Light Grid"/>
-    <w:lsdException w:unhideWhenUsed="0" w:uiPriority="63" w:semiHidden="0" w:name="Medium Shading 1"/>
-    <w:lsdException w:unhideWhenUsed="0" w:uiPriority="64" w:semiHidden="0" w:name="Medium Shading 2"/>
-    <w:lsdException w:unhideWhenUsed="0" w:uiPriority="65" w:semiHidden="0" w:name="Medium List 1"/>
-    <w:lsdException w:unhideWhenUsed="0" w:uiPriority="66" w:semiHidden="0" w:name="Medium List 2"/>
-    <w:lsdException w:unhideWhenUsed="0" w:uiPriority="67" w:semiHidden="0" w:name="Medium Grid 1"/>
-    <w:lsdException w:unhideWhenUsed="0" w:uiPriority="68" w:semiHidden="0" w:name="Medium Grid 2"/>
-    <w:lsdException w:unhideWhenUsed="0" w:uiPriority="69" w:semiHidden="0" w:name="Medium Grid 3"/>
-    <w:lsdException w:unhideWhenUsed="0" w:uiPriority="70" w:semiHidden="0" w:name="Dark List"/>
-    <w:lsdException w:unhideWhenUsed="0" w:uiPriority="71" w:semiHidden="0" w:name="Colorful Shading"/>
-    <w:lsdException w:unhideWhenUsed="0" w:uiPriority="72" w:semiHidden="0" w:name="Colorful List"/>
-    <w:lsdException w:unhideWhenUsed="0" w:uiPriority="73" w:semiHidden="0" w:name="Colorful Grid"/>
-    <w:lsdException w:unhideWhenUsed="0" w:uiPriority="60" w:semiHidden="0" w:name="Light Shading Accent 1"/>
-    <w:lsdException w:unhideWhenUsed="0" w:uiPriority="61" w:semiHidden="0" w:name="Light List Accent 1"/>
-    <w:lsdException w:unhideWhenUsed="0" w:uiPriority="62" w:semiHidden="0" w:name="Light Grid Accent 1"/>
-    <w:lsdException w:unhideWhenUsed="0" w:uiPriority="63" w:semiHidden="0" w:name="Medium Shading 1 Accent 1"/>
-    <w:lsdException w:unhideWhenUsed="0" w:uiPriority="64" w:semiHidden="0" w:name="Medium Shading 2 Accent 1"/>
-    <w:lsdException w:unhideWhenUsed="0" w:uiPriority="65" w:semiHidden="0" w:name="Medium List 1 Accent 1"/>
-    <w:lsdException w:unhideWhenUsed="0" w:uiPriority="66" w:semiHidden="0" w:name="Medium List 2 Accent 1"/>
-    <w:lsdException w:unhideWhenUsed="0" w:uiPriority="67" w:semiHidden="0" w:name="Medium Grid 1 Accent 1"/>
-    <w:lsdException w:unhideWhenUsed="0" w:uiPriority="68" w:semiHidden="0" w:name="Medium Grid 2 Accent 1"/>
-    <w:lsdException w:unhideWhenUsed="0" w:uiPriority="69" w:semiHidden="0" w:name="Medium Grid 3 Accent 1"/>
-    <w:lsdException w:unhideWhenUsed="0" w:uiPriority="70" w:semiHidden="0" w:name="Dark List Accent 1"/>
-    <w:lsdException w:unhideWhenUsed="0" w:uiPriority="71" w:semiHidden="0" w:name="Colorful Shading Accent 1"/>
-    <w:lsdException w:unhideWhenUsed="0" w:uiPriority="72" w:semiHidden="0" w:name="Colorful List Accent 1"/>
-    <w:lsdException w:unhideWhenUsed="0" w:uiPriority="73" w:semiHidden="0" w:name="Colorful Grid Accent 1"/>
-    <w:lsdException w:unhideWhenUsed="0" w:uiPriority="60" w:semiHidden="0" w:name="Light Shading Accent 2"/>
-    <w:lsdException w:unhideWhenUsed="0" w:uiPriority="61" w:semiHidden="0" w:name="Light List Accent 2"/>
-    <w:lsdException w:unhideWhenUsed="0" w:uiPriority="62" w:semiHidden="0" w:name="Light Grid Accent 2"/>
-    <w:lsdException w:unhideWhenUsed="0" w:uiPriority="63" w:semiHidden="0" w:name="Medium Shading 1 Accent 2"/>
-    <w:lsdException w:unhideWhenUsed="0" w:uiPriority="64" w:semiHidden="0" w:name="Medium Shading 2 Accent 2"/>
-    <w:lsdException w:unhideWhenUsed="0" w:uiPriority="65" w:semiHidden="0" w:name="Medium List 1 Accent 2"/>
-    <w:lsdException w:unhideWhenUsed="0" w:uiPriority="66" w:semiHidden="0" w:name="Medium List 2 Accent 2"/>
-    <w:lsdException w:unhideWhenUsed="0" w:uiPriority="67" w:semiHidden="0" w:name="Medium Grid 1 Accent 2"/>
-    <w:lsdException w:unhideWhenUsed="0" w:uiPriority="68" w:semiHidden="0" w:name="Medium Grid 2 Accent 2"/>
-    <w:lsdException w:unhideWhenUsed="0" w:uiPriority="69" w:semiHidden="0" w:name="Medium Grid 3 Accent 2"/>
-    <w:lsdException w:unhideWhenUsed="0" w:uiPriority="70" w:semiHidden="0" w:name="Dark List Accent 2"/>
-    <w:lsdException w:unhideWhenUsed="0" w:uiPriority="71" w:semiHidden="0" w:name="Colorful Shading Accent 2"/>
-    <w:lsdException w:unhideWhenUsed="0" w:uiPriority="72" w:semiHidden="0" w:name="Colorful List Accent 2"/>
-    <w:lsdException w:unhideWhenUsed="0" w:uiPriority="73" w:semiHidden="0" w:name="Colorful Grid Accent 2"/>
-    <w:lsdException w:unhideWhenUsed="0" w:uiPriority="60" w:semiHidden="0" w:name="Light Shading Accent 3"/>
-    <w:lsdException w:unhideWhenUsed="0" w:uiPriority="61" w:semiHidden="0" w:name="Light List Accent 3"/>
-    <w:lsdException w:unhideWhenUsed="0" w:uiPriority="62" w:semiHidden="0" w:name="Light Grid Accent 3"/>
-    <w:lsdException w:unhideWhenUsed="0" w:uiPriority="63" w:semiHidden="0" w:name="Medium Shading 1 Accent 3"/>
-    <w:lsdException w:unhideWhenUsed="0" w:uiPriority="64" w:semiHidden="0" w:name="Medium Shading 2 Accent 3"/>
-    <w:lsdException w:unhideWhenUsed="0" w:uiPriority="65" w:semiHidden="0" w:name="Medium List 1 Accent 3"/>
-    <w:lsdException w:unhideWhenUsed="0" w:uiPriority="66" w:semiHidden="0" w:name="Medium List 2 Accent 3"/>
-    <w:lsdException w:unhideWhenUsed="0" w:uiPriority="67" w:semiHidden="0" w:name="Medium Grid 1 Accent 3"/>
-    <w:lsdException w:unhideWhenUsed="0" w:uiPriority="68" w:semiHidden="0" w:name="Medium Grid 2 Accent 3"/>
-    <w:lsdException w:unhideWhenUsed="0" w:uiPriority="69" w:semiHidden="0" w:name="Medium Grid 3 Accent 3"/>
-    <w:lsdException w:unhideWhenUsed="0" w:uiPriority="70" w:semiHidden="0" w:name="Dark List Accent 3"/>
-    <w:lsdException w:unhideWhenUsed="0" w:uiPriority="71" w:semiHidden="0" w:name="Colorful Shading Accent 3"/>
-    <w:lsdException w:unhideWhenUsed="0" w:uiPriority="72" w:semiHidden="0" w:name="Colorful List Accent 3"/>
-    <w:lsdException w:unhideWhenUsed="0" w:uiPriority="73" w:semiHidden="0" w:name="Colorful Grid Accent 3"/>
-    <w:lsdException w:unhideWhenUsed="0" w:uiPriority="60" w:semiHidden="0" w:name="Light Shading Accent 4"/>
-    <w:lsdException w:unhideWhenUsed="0" w:uiPriority="61" w:semiHidden="0" w:name="Light List Accent 4"/>
-    <w:lsdException w:unhideWhenUsed="0" w:uiPriority="62" w:semiHidden="0" w:name="Light Grid Accent 4"/>
-    <w:lsdException w:unhideWhenUsed="0" w:uiPriority="63" w:semiHidden="0" w:name="Medium Shading 1 Accent 4"/>
-    <w:lsdException w:unhideWhenUsed="0" w:uiPriority="64" w:semiHidden="0" w:name="Medium Shading 2 Accent 4"/>
-    <w:lsdException w:unhideWhenUsed="0" w:uiPriority="65" w:semiHidden="0" w:name="Medium List 1 Accent 4"/>
-    <w:lsdException w:unhideWhenUsed="0" w:uiPriority="66" w:semiHidden="0" w:name="Medium List 2 Accent 4"/>
-    <w:lsdException w:unhideWhenUsed="0" w:uiPriority="67" w:semiHidden="0" w:name="Medium Grid 1 Accent 4"/>
-    <w:lsdException w:unhideWhenUsed="0" w:uiPriority="68" w:semiHidden="0" w:name="Medium Grid 2 Accent 4"/>
-    <w:lsdException w:unhideWhenUsed="0" w:uiPriority="69" w:semiHidden="0" w:name="Medium Grid 3 Accent 4"/>
-    <w:lsdException w:unhideWhenUsed="0" w:uiPriority="70" w:semiHidden="0" w:name="Dark List Accent 4"/>
-    <w:lsdException w:unhideWhenUsed="0" w:uiPriority="71" w:semiHidden="0" w:name="Colorful Shading Accent 4"/>
-    <w:lsdException w:unhideWhenUsed="0" w:uiPriority="72" w:semiHidden="0" w:name="Colorful List Accent 4"/>
-    <w:lsdException w:unhideWhenUsed="0" w:uiPriority="73" w:semiHidden="0" w:name="Colorful Grid Accent 4"/>
-    <w:lsdException w:unhideWhenUsed="0" w:uiPriority="60" w:semiHidden="0" w:name="Light Shading Accent 5"/>
-    <w:lsdException w:unhideWhenUsed="0" w:uiPriority="61" w:semiHidden="0" w:name="Light List Accent 5"/>
-    <w:lsdException w:unhideWhenUsed="0" w:uiPriority="62" w:semiHidden="0" w:name="Light Grid Accent 5"/>
-    <w:lsdException w:unhideWhenUsed="0" w:uiPriority="63" w:semiHidden="0" w:name="Medium Shading 1 Accent 5"/>
-    <w:lsdException w:unhideWhenUsed="0" w:uiPriority="64" w:semiHidden="0" w:name="Medium Shading 2 Accent 5"/>
-    <w:lsdException w:unhideWhenUsed="0" w:uiPriority="65" w:semiHidden="0" w:name="Medium List 1 Accent 5"/>
-    <w:lsdException w:unhideWhenUsed="0" w:uiPriority="66" w:semiHidden="0" w:name="Medium List 2 Accent 5"/>
-    <w:lsdException w:unhideWhenUsed="0" w:uiPriority="67" w:semiHidden="0" w:name="Medium Grid 1 Accent 5"/>
-    <w:lsdException w:unhideWhenUsed="0" w:uiPriority="68" w:semiHidden="0" w:name="Medium Grid 2 Accent 5"/>
-    <w:lsdException w:unhideWhenUsed="0" w:uiPriority="69" w:semiHidden="0" w:name="Medium Grid 3 Accent 5"/>
-    <w:lsdException w:unhideWhenUsed="0" w:uiPriority="70" w:semiHidden="0" w:name="Dark List Accent 5"/>
-    <w:lsdException w:unhideWhenUsed="0" w:uiPriority="71" w:semiHidden="0" w:name="Colorful Shading Accent 5"/>
-    <w:lsdException w:unhideWhenUsed="0" w:uiPriority="72" w:semiHidden="0" w:name="Colorful List Accent 5"/>
-    <w:lsdException w:unhideWhenUsed="0" w:uiPriority="73" w:semiHidden="0" w:name="Colorful Grid Accent 5"/>
-    <w:lsdException w:unhideWhenUsed="0" w:uiPriority="60" w:semiHidden="0" w:name="Light Shading Accent 6"/>
-    <w:lsdException w:unhideWhenUsed="0" w:uiPriority="61" w:semiHidden="0" w:name="Light List Accent 6"/>
-    <w:lsdException w:unhideWhenUsed="0" w:uiPriority="62" w:semiHidden="0" w:name="Light Grid Accent 6"/>
-    <w:lsdException w:unhideWhenUsed="0" w:uiPriority="63" w:semiHidden="0" w:name="Medium Shading 1 Accent 6"/>
-    <w:lsdException w:unhideWhenUsed="0" w:uiPriority="64" w:semiHidden="0" w:name="Medium Shading 2 Accent 6"/>
-    <w:lsdException w:unhideWhenUsed="0" w:uiPriority="65" w:semiHidden="0" w:name="Medium List 1 Accent 6"/>
-    <w:lsdException w:unhideWhenUsed="0" w:uiPriority="66" w:semiHidden="0" w:name="Medium List 2 Accent 6"/>
-    <w:lsdException w:unhideWhenUsed="0" w:uiPriority="67" w:semiHidden="0" w:name="Medium Grid 1 Accent 6"/>
-    <w:lsdException w:unhideWhenUsed="0" w:uiPriority="68" w:semiHidden="0" w:name="Medium Grid 2 Accent 6"/>
-    <w:lsdException w:unhideWhenUsed="0" w:uiPriority="69" w:semiHidden="0" w:name="Medium Grid 3 Accent 6"/>
-    <w:lsdException w:unhideWhenUsed="0" w:uiPriority="70" w:semiHidden="0" w:name="Dark List Accent 6"/>
-    <w:lsdException w:unhideWhenUsed="0" w:uiPriority="71" w:semiHidden="0" w:name="Colorful Shading Accent 6"/>
-    <w:lsdException w:unhideWhenUsed="0" w:uiPriority="72" w:semiHidden="0" w:name="Colorful List Accent 6"/>
-    <w:lsdException w:unhideWhenUsed="0" w:uiPriority="73" w:semiHidden="0" w:name="Colorful Grid Accent 6"/>
+  <w:latentStyles w:defLockedState="0" w:defUIPriority="99" w:defSemiHidden="1" w:defUnhideWhenUsed="1" w:defQFormat="0" w:count="260">
+    <w:lsdException w:name="Normal" w:semiHidden="0" w:uiPriority="0" w:unhideWhenUsed="0" w:qFormat="1"/>
+    <w:lsdException w:name="heading 1" w:semiHidden="0" w:uiPriority="0" w:unhideWhenUsed="0" w:qFormat="1"/>
+    <w:lsdException w:name="heading 2" w:semiHidden="0" w:uiPriority="0" w:qFormat="1"/>
+    <w:lsdException w:name="heading 3" w:uiPriority="0" w:qFormat="1"/>
+    <w:lsdException w:name="heading 4" w:semiHidden="0" w:uiPriority="0" w:qFormat="1"/>
+    <w:lsdException w:name="heading 5" w:uiPriority="0" w:qFormat="1"/>
+    <w:lsdException w:name="heading 6" w:uiPriority="0" w:qFormat="1"/>
+    <w:lsdException w:name="heading 7" w:uiPriority="0" w:qFormat="1"/>
+    <w:lsdException w:name="heading 8" w:uiPriority="0" w:qFormat="1"/>
+    <w:lsdException w:name="heading 9" w:uiPriority="0" w:qFormat="1"/>
+    <w:lsdException w:name="index 1" w:semiHidden="0" w:uiPriority="0" w:unhideWhenUsed="0"/>
+    <w:lsdException w:name="index 2" w:semiHidden="0" w:uiPriority="0" w:unhideWhenUsed="0"/>
+    <w:lsdException w:name="index 3" w:semiHidden="0" w:uiPriority="0" w:unhideWhenUsed="0"/>
+    <w:lsdException w:name="index 4" w:semiHidden="0" w:uiPriority="0" w:unhideWhenUsed="0"/>
+    <w:lsdException w:name="index 5" w:semiHidden="0" w:uiPriority="0" w:unhideWhenUsed="0"/>
+    <w:lsdException w:name="index 6" w:semiHidden="0" w:uiPriority="0" w:unhideWhenUsed="0"/>
+    <w:lsdException w:name="index 7" w:semiHidden="0" w:uiPriority="0" w:unhideWhenUsed="0"/>
+    <w:lsdException w:name="index 8" w:semiHidden="0" w:uiPriority="0" w:unhideWhenUsed="0"/>
+    <w:lsdException w:name="index 9" w:semiHidden="0" w:uiPriority="0" w:unhideWhenUsed="0"/>
+    <w:lsdException w:name="toc 1" w:semiHidden="0" w:uiPriority="0" w:unhideWhenUsed="0" w:qFormat="1"/>
+    <w:lsdException w:name="toc 2" w:semiHidden="0" w:uiPriority="0" w:unhideWhenUsed="0" w:qFormat="1"/>
+    <w:lsdException w:name="toc 3" w:semiHidden="0" w:uiPriority="0" w:unhideWhenUsed="0" w:qFormat="1"/>
+    <w:lsdException w:name="toc 4" w:semiHidden="0" w:uiPriority="0" w:unhideWhenUsed="0"/>
+    <w:lsdException w:name="toc 5" w:semiHidden="0" w:uiPriority="0" w:unhideWhenUsed="0"/>
+    <w:lsdException w:name="toc 6" w:semiHidden="0" w:uiPriority="0" w:unhideWhenUsed="0"/>
+    <w:lsdException w:name="toc 7" w:semiHidden="0" w:uiPriority="0" w:unhideWhenUsed="0"/>
+    <w:lsdException w:name="toc 8" w:semiHidden="0" w:uiPriority="0" w:unhideWhenUsed="0"/>
+    <w:lsdException w:name="toc 9" w:semiHidden="0" w:uiPriority="0" w:unhideWhenUsed="0"/>
+    <w:lsdException w:name="Normal Indent" w:semiHidden="0" w:uiPriority="0" w:unhideWhenUsed="0"/>
+    <w:lsdException w:name="footnote text" w:semiHidden="0" w:uiPriority="0" w:unhideWhenUsed="0"/>
+    <w:lsdException w:name="annotation text" w:semiHidden="0" w:uiPriority="0" w:unhideWhenUsed="0" w:qFormat="1"/>
+    <w:lsdException w:name="header" w:semiHidden="0" w:uiPriority="0" w:unhideWhenUsed="0" w:qFormat="1"/>
+    <w:lsdException w:name="footer" w:semiHidden="0" w:uiPriority="0" w:unhideWhenUsed="0" w:qFormat="1"/>
+    <w:lsdException w:name="index heading" w:semiHidden="0" w:uiPriority="0" w:unhideWhenUsed="0"/>
+    <w:lsdException w:name="caption" w:uiPriority="0" w:qFormat="1"/>
+    <w:lsdException w:name="table of figures" w:semiHidden="0" w:uiPriority="0" w:unhideWhenUsed="0"/>
+    <w:lsdException w:name="envelope address" w:semiHidden="0" w:uiPriority="0" w:unhideWhenUsed="0"/>
+    <w:lsdException w:name="envelope return" w:semiHidden="0" w:uiPriority="0" w:unhideWhenUsed="0"/>
+    <w:lsdException w:name="footnote reference" w:semiHidden="0" w:uiPriority="0" w:unhideWhenUsed="0"/>
+    <w:lsdException w:name="annotation reference" w:semiHidden="0" w:uiPriority="0" w:unhideWhenUsed="0"/>
+    <w:lsdException w:name="line number" w:semiHidden="0" w:uiPriority="0" w:unhideWhenUsed="0"/>
+    <w:lsdException w:name="page number" w:semiHidden="0" w:uiPriority="0" w:unhideWhenUsed="0"/>
+    <w:lsdException w:name="endnote reference" w:semiHidden="0" w:uiPriority="0" w:unhideWhenUsed="0"/>
+    <w:lsdException w:name="endnote text" w:semiHidden="0" w:uiPriority="0" w:unhideWhenUsed="0"/>
+    <w:lsdException w:name="table of authorities" w:semiHidden="0" w:uiPriority="0" w:unhideWhenUsed="0"/>
+    <w:lsdException w:name="macro" w:semiHidden="0" w:uiPriority="0" w:unhideWhenUsed="0"/>
+    <w:lsdException w:name="toa heading" w:semiHidden="0" w:uiPriority="0" w:unhideWhenUsed="0"/>
+    <w:lsdException w:name="List" w:semiHidden="0" w:uiPriority="0" w:unhideWhenUsed="0"/>
+    <w:lsdException w:name="List Bullet" w:semiHidden="0" w:uiPriority="0" w:unhideWhenUsed="0"/>
+    <w:lsdException w:name="List Number" w:semiHidden="0" w:uiPriority="0" w:unhideWhenUsed="0"/>
+    <w:lsdException w:name="List 2" w:semiHidden="0" w:uiPriority="0" w:unhideWhenUsed="0"/>
+    <w:lsdException w:name="List 3" w:semiHidden="0" w:uiPriority="0" w:unhideWhenUsed="0"/>
+    <w:lsdException w:name="List 4" w:semiHidden="0" w:uiPriority="0" w:unhideWhenUsed="0"/>
+    <w:lsdException w:name="List 5" w:semiHidden="0" w:uiPriority="0" w:unhideWhenUsed="0"/>
+    <w:lsdException w:name="List Bullet 2" w:semiHidden="0" w:uiPriority="0" w:unhideWhenUsed="0"/>
+    <w:lsdException w:name="List Bullet 3" w:semiHidden="0" w:uiPriority="0" w:unhideWhenUsed="0"/>
+    <w:lsdException w:name="List Bullet 4" w:semiHidden="0" w:uiPriority="0" w:unhideWhenUsed="0"/>
+    <w:lsdException w:name="List Bullet 5" w:semiHidden="0" w:uiPriority="0" w:unhideWhenUsed="0"/>
+    <w:lsdException w:name="List Number 2" w:semiHidden="0" w:uiPriority="0" w:unhideWhenUsed="0"/>
+    <w:lsdException w:name="List Number 3" w:semiHidden="0" w:uiPriority="0" w:unhideWhenUsed="0"/>
+    <w:lsdException w:name="List Number 4" w:semiHidden="0" w:uiPriority="0" w:unhideWhenUsed="0"/>
+    <w:lsdException w:name="List Number 5" w:semiHidden="0" w:uiPriority="0" w:unhideWhenUsed="0"/>
+    <w:lsdException w:name="Title" w:semiHidden="0" w:uiPriority="0" w:unhideWhenUsed="0" w:qFormat="1"/>
+    <w:lsdException w:name="Closing" w:semiHidden="0" w:uiPriority="0" w:unhideWhenUsed="0"/>
+    <w:lsdException w:name="Signature" w:semiHidden="0" w:uiPriority="0" w:unhideWhenUsed="0"/>
+    <w:lsdException w:name="Default Paragraph Font" w:uiPriority="0" w:unhideWhenUsed="0" w:qFormat="1"/>
+    <w:lsdException w:name="Body Text" w:uiPriority="0" w:unhideWhenUsed="0" w:qFormat="1"/>
+    <w:lsdException w:name="Body Text Indent" w:semiHidden="0" w:uiPriority="0" w:unhideWhenUsed="0"/>
+    <w:lsdException w:name="List Continue" w:semiHidden="0" w:uiPriority="0" w:unhideWhenUsed="0"/>
+    <w:lsdException w:name="List Continue 2" w:semiHidden="0" w:uiPriority="0" w:unhideWhenUsed="0"/>
+    <w:lsdException w:name="List Continue 3" w:semiHidden="0" w:uiPriority="0" w:unhideWhenUsed="0"/>
+    <w:lsdException w:name="List Continue 4" w:semiHidden="0" w:uiPriority="0" w:unhideWhenUsed="0"/>
+    <w:lsdException w:name="List Continue 5" w:semiHidden="0" w:uiPriority="0" w:unhideWhenUsed="0"/>
+    <w:lsdException w:name="Message Header" w:semiHidden="0" w:uiPriority="0" w:unhideWhenUsed="0"/>
+    <w:lsdException w:name="Subtitle" w:semiHidden="0" w:uiPriority="0" w:unhideWhenUsed="0" w:qFormat="1"/>
+    <w:lsdException w:name="Salutation" w:semiHidden="0" w:uiPriority="0" w:unhideWhenUsed="0"/>
+    <w:lsdException w:name="Date" w:semiHidden="0" w:uiPriority="0" w:unhideWhenUsed="0"/>
+    <w:lsdException w:name="Body Text First Indent" w:semiHidden="0" w:uiPriority="0" w:unhideWhenUsed="0"/>
+    <w:lsdException w:name="Body Text First Indent 2" w:semiHidden="0" w:uiPriority="0" w:unhideWhenUsed="0"/>
+    <w:lsdException w:name="Body Text 2" w:semiHidden="0" w:uiPriority="0" w:unhideWhenUsed="0"/>
+    <w:lsdException w:name="Body Text 3" w:semiHidden="0" w:uiPriority="0" w:unhideWhenUsed="0"/>
+    <w:lsdException w:name="Body Text Indent 2" w:semiHidden="0" w:uiPriority="0" w:unhideWhenUsed="0"/>
+    <w:lsdException w:name="Body Text Indent 3" w:semiHidden="0" w:uiPriority="0" w:unhideWhenUsed="0"/>
+    <w:lsdException w:name="Block Text" w:semiHidden="0" w:uiPriority="0" w:unhideWhenUsed="0"/>
+    <w:lsdException w:name="Hyperlink" w:semiHidden="0" w:uiPriority="0" w:unhideWhenUsed="0"/>
+    <w:lsdException w:name="FollowedHyperlink" w:semiHidden="0" w:uiPriority="0" w:unhideWhenUsed="0"/>
+    <w:lsdException w:name="Strong" w:semiHidden="0" w:uiPriority="0" w:unhideWhenUsed="0" w:qFormat="1"/>
+    <w:lsdException w:name="Emphasis" w:semiHidden="0" w:uiPriority="0" w:unhideWhenUsed="0" w:qFormat="1"/>
+    <w:lsdException w:name="Document Map" w:semiHidden="0" w:uiPriority="0" w:unhideWhenUsed="0"/>
+    <w:lsdException w:name="Plain Text" w:semiHidden="0" w:uiPriority="0" w:unhideWhenUsed="0"/>
+    <w:lsdException w:name="E-mail Signature" w:semiHidden="0" w:uiPriority="0" w:unhideWhenUsed="0"/>
+    <w:lsdException w:name="Normal (Web)" w:semiHidden="0" w:uiPriority="0" w:unhideWhenUsed="0" w:qFormat="1"/>
+    <w:lsdException w:name="HTML Acronym" w:semiHidden="0" w:uiPriority="0" w:unhideWhenUsed="0"/>
+    <w:lsdException w:name="HTML Address" w:semiHidden="0" w:uiPriority="0" w:unhideWhenUsed="0"/>
+    <w:lsdException w:name="HTML Cite" w:semiHidden="0" w:uiPriority="0" w:unhideWhenUsed="0"/>
+    <w:lsdException w:name="HTML Code" w:semiHidden="0" w:uiPriority="0" w:unhideWhenUsed="0"/>
+    <w:lsdException w:name="HTML Definition" w:semiHidden="0" w:uiPriority="0" w:unhideWhenUsed="0"/>
+    <w:lsdException w:name="HTML Keyboard" w:semiHidden="0" w:uiPriority="0" w:unhideWhenUsed="0"/>
+    <w:lsdException w:name="HTML Preformatted" w:semiHidden="0" w:uiPriority="0" w:unhideWhenUsed="0"/>
+    <w:lsdException w:name="HTML Sample" w:semiHidden="0" w:uiPriority="0" w:unhideWhenUsed="0"/>
+    <w:lsdException w:name="HTML Typewriter" w:semiHidden="0" w:uiPriority="0" w:unhideWhenUsed="0"/>
+    <w:lsdException w:name="HTML Variable" w:semiHidden="0" w:uiPriority="0" w:unhideWhenUsed="0"/>
+    <w:lsdException w:name="Normal Table" w:uiPriority="0" w:unhideWhenUsed="0" w:qFormat="1"/>
+    <w:lsdException w:name="annotation subject" w:semiHidden="0" w:uiPriority="0" w:unhideWhenUsed="0"/>
+    <w:lsdException w:name="Table Simple 1" w:semiHidden="0" w:uiPriority="0" w:unhideWhenUsed="0"/>
+    <w:lsdException w:name="Table Simple 2" w:semiHidden="0" w:uiPriority="0" w:unhideWhenUsed="0"/>
+    <w:lsdException w:name="Table Simple 3" w:semiHidden="0" w:uiPriority="0" w:unhideWhenUsed="0"/>
+    <w:lsdException w:name="Table Classic 1" w:semiHidden="0" w:uiPriority="0" w:unhideWhenUsed="0"/>
+    <w:lsdException w:name="Table Classic 2" w:semiHidden="0" w:uiPriority="0" w:unhideWhenUsed="0"/>
+    <w:lsdException w:name="Table Classic 3" w:semiHidden="0" w:uiPriority="0" w:unhideWhenUsed="0"/>
+    <w:lsdException w:name="Table Classic 4" w:semiHidden="0" w:uiPriority="0" w:unhideWhenUsed="0"/>
+    <w:lsdException w:name="Table Colorful 1" w:semiHidden="0" w:uiPriority="0" w:unhideWhenUsed="0"/>
+    <w:lsdException w:name="Table Colorful 2" w:semiHidden="0" w:uiPriority="0" w:unhideWhenUsed="0"/>
+    <w:lsdException w:name="Table Colorful 3" w:semiHidden="0" w:uiPriority="0" w:unhideWhenUsed="0"/>
+    <w:lsdException w:name="Table Columns 1" w:semiHidden="0" w:uiPriority="0" w:unhideWhenUsed="0"/>
+    <w:lsdException w:name="Table Columns 2" w:semiHidden="0" w:uiPriority="0" w:unhideWhenUsed="0"/>
+    <w:lsdException w:name="Table Columns 3" w:semiHidden="0" w:uiPriority="0" w:unhideWhenUsed="0"/>
+    <w:lsdException w:name="Table Columns 4" w:semiHidden="0" w:uiPriority="0" w:unhideWhenUsed="0"/>
+    <w:lsdException w:name="Table Columns 5" w:semiHidden="0" w:uiPriority="0" w:unhideWhenUsed="0"/>
+    <w:lsdException w:name="Table Grid 1" w:semiHidden="0" w:uiPriority="0" w:unhideWhenUsed="0"/>
+    <w:lsdException w:name="Table Grid 2" w:semiHidden="0" w:uiPriority="0" w:unhideWhenUsed="0"/>
+    <w:lsdException w:name="Table Grid 3" w:semiHidden="0" w:uiPriority="0" w:unhideWhenUsed="0"/>
+    <w:lsdException w:name="Table Grid 4" w:semiHidden="0" w:uiPriority="0" w:unhideWhenUsed="0"/>
+    <w:lsdException w:name="Table Grid 5" w:semiHidden="0" w:uiPriority="0" w:unhideWhenUsed="0"/>
+    <w:lsdException w:name="Table Grid 6" w:semiHidden="0" w:uiPriority="0" w:unhideWhenUsed="0"/>
+    <w:lsdException w:name="Table Grid 7" w:semiHidden="0" w:uiPriority="0" w:unhideWhenUsed="0"/>
+    <w:lsdException w:name="Table Grid 8" w:semiHidden="0" w:uiPriority="0" w:unhideWhenUsed="0"/>
+    <w:lsdException w:name="Table List 1" w:semiHidden="0" w:uiPriority="0" w:unhideWhenUsed="0"/>
+    <w:lsdException w:name="Table List 2" w:semiHidden="0" w:uiPriority="0" w:unhideWhenUsed="0"/>
+    <w:lsdException w:name="Table List 3" w:semiHidden="0" w:uiPriority="0" w:unhideWhenUsed="0"/>
+    <w:lsdException w:name="Table List 4" w:semiHidden="0" w:uiPriority="0" w:unhideWhenUsed="0"/>
+    <w:lsdException w:name="Table List 5" w:semiHidden="0" w:uiPriority="0" w:unhideWhenUsed="0"/>
+    <w:lsdException w:name="Table List 6" w:semiHidden="0" w:uiPriority="0" w:unhideWhenUsed="0"/>
+    <w:lsdException w:name="Table List 7" w:semiHidden="0" w:uiPriority="0" w:unhideWhenUsed="0"/>
+    <w:lsdException w:name="Table List 8" w:semiHidden="0" w:uiPriority="0" w:unhideWhenUsed="0"/>
+    <w:lsdException w:name="Table 3D effects 1" w:semiHidden="0" w:uiPriority="0" w:unhideWhenUsed="0"/>
+    <w:lsdException w:name="Table 3D effects 2" w:semiHidden="0" w:uiPriority="0" w:unhideWhenUsed="0"/>
+    <w:lsdException w:name="Table 3D effects 3" w:semiHidden="0" w:uiPriority="0" w:unhideWhenUsed="0"/>
+    <w:lsdException w:name="Table Contemporary" w:semiHidden="0" w:uiPriority="0" w:unhideWhenUsed="0"/>
+    <w:lsdException w:name="Table Elegant" w:semiHidden="0" w:uiPriority="0" w:unhideWhenUsed="0"/>
+    <w:lsdException w:name="Table Professional" w:semiHidden="0" w:uiPriority="0" w:unhideWhenUsed="0"/>
+    <w:lsdException w:name="Table Subtle 1" w:semiHidden="0" w:uiPriority="0" w:unhideWhenUsed="0"/>
+    <w:lsdException w:name="Table Subtle 2" w:semiHidden="0" w:uiPriority="0" w:unhideWhenUsed="0"/>
+    <w:lsdException w:name="Table Web 1" w:semiHidden="0" w:uiPriority="0" w:unhideWhenUsed="0"/>
+    <w:lsdException w:name="Table Web 2" w:semiHidden="0" w:uiPriority="0" w:unhideWhenUsed="0"/>
+    <w:lsdException w:name="Table Web 3" w:semiHidden="0" w:uiPriority="0" w:unhideWhenUsed="0"/>
+    <w:lsdException w:name="Balloon Text" w:semiHidden="0" w:uiPriority="0" w:unhideWhenUsed="0"/>
+    <w:lsdException w:name="Table Grid" w:semiHidden="0" w:uiPriority="0" w:unhideWhenUsed="0" w:qFormat="1"/>
+    <w:lsdException w:name="Table Theme" w:semiHidden="0" w:uiPriority="0" w:unhideWhenUsed="0"/>
+    <w:lsdException w:name="Light Shading" w:semiHidden="0" w:uiPriority="60" w:unhideWhenUsed="0"/>
+    <w:lsdException w:name="Light List" w:semiHidden="0" w:uiPriority="61" w:unhideWhenUsed="0"/>
+    <w:lsdException w:name="Light Grid" w:semiHidden="0" w:uiPriority="62" w:unhideWhenUsed="0"/>
+    <w:lsdException w:name="Medium Shading 1" w:semiHidden="0" w:uiPriority="63" w:unhideWhenUsed="0"/>
+    <w:lsdException w:name="Medium Shading 2" w:semiHidden="0" w:uiPriority="64" w:unhideWhenUsed="0"/>
+    <w:lsdException w:name="Medium List 1" w:semiHidden="0" w:uiPriority="65" w:unhideWhenUsed="0"/>
+    <w:lsdException w:name="Medium List 2" w:semiHidden="0" w:uiPriority="66" w:unhideWhenUsed="0"/>
+    <w:lsdException w:name="Medium Grid 1" w:semiHidden="0" w:uiPriority="67" w:unhideWhenUsed="0"/>
+    <w:lsdException w:name="Medium Grid 2" w:semiHidden="0" w:uiPriority="68" w:unhideWhenUsed="0"/>
+    <w:lsdException w:name="Medium Grid 3" w:semiHidden="0" w:uiPriority="69" w:unhideWhenUsed="0"/>
+    <w:lsdException w:name="Dark List" w:semiHidden="0" w:uiPriority="70" w:unhideWhenUsed="0"/>
+    <w:lsdException w:name="Colorful Shading" w:semiHidden="0" w:uiPriority="71" w:unhideWhenUsed="0"/>
+    <w:lsdException w:name="Colorful List" w:semiHidden="0" w:uiPriority="72" w:unhideWhenUsed="0"/>
+    <w:lsdException w:name="Colorful Grid" w:semiHidden="0" w:uiPriority="73" w:unhideWhenUsed="0"/>
+    <w:lsdException w:name="Light Shading Accent 1" w:semiHidden="0" w:uiPriority="60" w:unhideWhenUsed="0"/>
+    <w:lsdException w:name="Light List Accent 1" w:semiHidden="0" w:uiPriority="61" w:unhideWhenUsed="0"/>
+    <w:lsdException w:name="Light Grid Accent 1" w:semiHidden="0" w:uiPriority="62" w:unhideWhenUsed="0"/>
+    <w:lsdException w:name="Medium Shading 1 Accent 1" w:semiHidden="0" w:uiPriority="63" w:unhideWhenUsed="0"/>
+    <w:lsdException w:name="Medium Shading 2 Accent 1" w:semiHidden="0" w:uiPriority="64" w:unhideWhenUsed="0"/>
+    <w:lsdException w:name="Medium List 1 Accent 1" w:semiHidden="0" w:uiPriority="65" w:unhideWhenUsed="0"/>
+    <w:lsdException w:name="Medium List 2 Accent 1" w:semiHidden="0" w:uiPriority="66" w:unhideWhenUsed="0"/>
+    <w:lsdException w:name="Medium Grid 1 Accent 1" w:semiHidden="0" w:uiPriority="67" w:unhideWhenUsed="0"/>
+    <w:lsdException w:name="Medium Grid 2 Accent 1" w:semiHidden="0" w:uiPriority="68" w:unhideWhenUsed="0"/>
+    <w:lsdException w:name="Medium Grid 3 Accent 1" w:semiHidden="0" w:uiPriority="69" w:unhideWhenUsed="0"/>
+    <w:lsdException w:name="Dark List Accent 1" w:semiHidden="0" w:uiPriority="70" w:unhideWhenUsed="0"/>
+    <w:lsdException w:name="Colorful Shading Accent 1" w:semiHidden="0" w:uiPriority="71" w:unhideWhenUsed="0"/>
+    <w:lsdException w:name="Colorful List Accent 1" w:semiHidden="0" w:uiPriority="72" w:unhideWhenUsed="0"/>
+    <w:lsdException w:name="Colorful Grid Accent 1" w:semiHidden="0" w:uiPriority="73" w:unhideWhenUsed="0"/>
+    <w:lsdException w:name="Light Shading Accent 2" w:semiHidden="0" w:uiPriority="60" w:unhideWhenUsed="0"/>
+    <w:lsdException w:name="Light List Accent 2" w:semiHidden="0" w:uiPriority="61" w:unhideWhenUsed="0"/>
+    <w:lsdException w:name="Light Grid Accent 2" w:semiHidden="0" w:uiPriority="62" w:unhideWhenUsed="0"/>
+    <w:lsdException w:name="Medium Shading 1 Accent 2" w:semiHidden="0" w:uiPriority="63" w:unhideWhenUsed="0"/>
+    <w:lsdException w:name="Medium Shading 2 Accent 2" w:semiHidden="0" w:uiPriority="64" w:unhideWhenUsed="0"/>
+    <w:lsdException w:name="Medium List 1 Accent 2" w:semiHidden="0" w:uiPriority="65" w:unhideWhenUsed="0"/>
+    <w:lsdException w:name="Medium List 2 Accent 2" w:semiHidden="0" w:uiPriority="66" w:unhideWhenUsed="0"/>
+    <w:lsdException w:name="Medium Grid 1 Accent 2" w:semiHidden="0" w:uiPriority="67" w:unhideWhenUsed="0"/>
+    <w:lsdException w:name="Medium Grid 2 Accent 2" w:semiHidden="0" w:uiPriority="68" w:unhideWhenUsed="0"/>
+    <w:lsdException w:name="Medium Grid 3 Accent 2" w:semiHidden="0" w:uiPriority="69" w:unhideWhenUsed="0"/>
+    <w:lsdException w:name="Dark List Accent 2" w:semiHidden="0" w:uiPriority="70" w:unhideWhenUsed="0"/>
+    <w:lsdException w:name="Colorful Shading Accent 2" w:semiHidden="0" w:uiPriority="71" w:unhideWhenUsed="0"/>
+    <w:lsdException w:name="Colorful List Accent 2" w:semiHidden="0" w:uiPriority="72" w:unhideWhenUsed="0"/>
+    <w:lsdException w:name="Colorful Grid Accent 2" w:semiHidden="0" w:uiPriority="73" w:unhideWhenUsed="0"/>
+    <w:lsdException w:name="Light Shading Accent 3" w:semiHidden="0" w:uiPriority="60" w:unhideWhenUsed="0"/>
+    <w:lsdException w:name="Light List Accent 3" w:semiHidden="0" w:uiPriority="61" w:unhideWhenUsed="0"/>
+    <w:lsdException w:name="Light Grid Accent 3" w:semiHidden="0" w:uiPriority="62" w:unhideWhenUsed="0"/>
+    <w:lsdException w:name="Medium Shading 1 Accent 3" w:semiHidden="0" w:uiPriority="63" w:unhideWhenUsed="0"/>
+    <w:lsdException w:name="Medium Shading 2 Accent 3" w:semiHidden="0" w:uiPriority="64" w:unhideWhenUsed="0"/>
+    <w:lsdException w:name="Medium List 1 Accent 3" w:semiHidden="0" w:uiPriority="65" w:unhideWhenUsed="0"/>
+    <w:lsdException w:name="Medium List 2 Accent 3" w:semiHidden="0" w:uiPriority="66" w:unhideWhenUsed="0"/>
+    <w:lsdException w:name="Medium Grid 1 Accent 3" w:semiHidden="0" w:uiPriority="67" w:unhideWhenUsed="0"/>
+    <w:lsdException w:name="Medium Grid 2 Accent 3" w:semiHidden="0" w:uiPriority="68" w:unhideWhenUsed="0"/>
+    <w:lsdException w:name="Medium Grid 3 Accent 3" w:semiHidden="0" w:uiPriority="69" w:unhideWhenUsed="0"/>
+    <w:lsdException w:name="Dark List Accent 3" w:semiHidden="0" w:uiPriority="70" w:unhideWhenUsed="0"/>
+    <w:lsdException w:name="Colorful Shading Accent 3" w:semiHidden="0" w:uiPriority="71" w:unhideWhenUsed="0"/>
+    <w:lsdException w:name="Colorful List Accent 3" w:semiHidden="0" w:uiPriority="72" w:unhideWhenUsed="0"/>
+    <w:lsdException w:name="Colorful Grid Accent 3" w:semiHidden="0" w:uiPriority="73" w:unhideWhenUsed="0"/>
+    <w:lsdException w:name="Light Shading Accent 4" w:semiHidden="0" w:uiPriority="60" w:unhideWhenUsed="0"/>
+    <w:lsdException w:name="Light List Accent 4" w:semiHidden="0" w:uiPriority="61" w:unhideWhenUsed="0"/>
+    <w:lsdException w:name="Light Grid Accent 4" w:semiHidden="0" w:uiPriority="62" w:unhideWhenUsed="0"/>
+    <w:lsdException w:name="Medium Shading 1 Accent 4" w:semiHidden="0" w:uiPriority="63" w:unhideWhenUsed="0"/>
+    <w:lsdException w:name="Medium Shading 2 Accent 4" w:semiHidden="0" w:uiPriority="64" w:unhideWhenUsed="0"/>
+    <w:lsdException w:name="Medium List 1 Accent 4" w:semiHidden="0" w:uiPriority="65" w:unhideWhenUsed="0"/>
+    <w:lsdException w:name="Medium List 2 Accent 4" w:semiHidden="0" w:uiPriority="66" w:unhideWhenUsed="0"/>
+    <w:lsdException w:name="Medium Grid 1 Accent 4" w:semiHidden="0" w:uiPriority="67" w:unhideWhenUsed="0"/>
+    <w:lsdException w:name="Medium Grid 2 Accent 4" w:semiHidden="0" w:uiPriority="68" w:unhideWhenUsed="0"/>
+    <w:lsdException w:name="Medium Grid 3 Accent 4" w:semiHidden="0" w:uiPriority="69" w:unhideWhenUsed="0"/>
+    <w:lsdException w:name="Dark List Accent 4" w:semiHidden="0" w:uiPriority="70" w:unhideWhenUsed="0"/>
+    <w:lsdException w:name="Colorful Shading Accent 4" w:semiHidden="0" w:uiPriority="71" w:unhideWhenUsed="0"/>
+    <w:lsdException w:name="Colorful List Accent 4" w:semiHidden="0" w:uiPriority="72" w:unhideWhenUsed="0"/>
+    <w:lsdException w:name="Colorful Grid Accent 4" w:semiHidden="0" w:uiPriority="73" w:unhideWhenUsed="0"/>
+    <w:lsdException w:name="Light Shading Accent 5" w:semiHidden="0" w:uiPriority="60" w:unhideWhenUsed="0"/>
+    <w:lsdException w:name="Light List Accent 5" w:semiHidden="0" w:uiPriority="61" w:unhideWhenUsed="0"/>
+    <w:lsdException w:name="Light Grid Accent 5" w:semiHidden="0" w:uiPriority="62" w:unhideWhenUsed="0"/>
+    <w:lsdException w:name="Medium Shading 1 Accent 5" w:semiHidden="0" w:uiPriority="63" w:unhideWhenUsed="0"/>
+    <w:lsdException w:name="Medium Shading 2 Accent 5" w:semiHidden="0" w:uiPriority="64" w:unhideWhenUsed="0"/>
+    <w:lsdException w:name="Medium List 1 Accent 5" w:semiHidden="0" w:uiPriority="65" w:unhideWhenUsed="0"/>
+    <w:lsdException w:name="Medium List 2 Accent 5" w:semiHidden="0" w:uiPriority="66" w:unhideWhenUsed="0"/>
+    <w:lsdException w:name="Medium Grid 1 Accent 5" w:semiHidden="0" w:uiPriority="67" w:unhideWhenUsed="0"/>
+    <w:lsdException w:name="Medium Grid 2 Accent 5" w:semiHidden="0" w:uiPriority="68" w:unhideWhenUsed="0"/>
+    <w:lsdException w:name="Medium Grid 3 Accent 5" w:semiHidden="0" w:uiPriority="69" w:unhideWhenUsed="0"/>
+    <w:lsdException w:name="Dark List Accent 5" w:semiHidden="0" w:uiPriority="70" w:unhideWhenUsed="0"/>
+    <w:lsdException w:name="Colorful Shading Accent 5" w:semiHidden="0" w:uiPriority="71" w:unhideWhenUsed="0"/>
+    <w:lsdException w:name="Colorful List Accent 5" w:semiHidden="0" w:uiPriority="72" w:unhideWhenUsed="0"/>
+    <w:lsdException w:name="Colorful Grid Accent 5" w:semiHidden="0" w:uiPriority="73" w:unhideWhenUsed="0"/>
+    <w:lsdException w:name="Light Shading Accent 6" w:semiHidden="0" w:uiPriority="60" w:unhideWhenUsed="0"/>
+    <w:lsdException w:name="Light List Accent 6" w:semiHidden="0" w:uiPriority="61" w:unhideWhenUsed="0"/>
+    <w:lsdException w:name="Light Grid Accent 6" w:semiHidden="0" w:uiPriority="62" w:unhideWhenUsed="0"/>
+    <w:lsdException w:name="Medium Shading 1 Accent 6" w:semiHidden="0" w:uiPriority="63" w:unhideWhenUsed="0"/>
+    <w:lsdException w:name="Medium Shading 2 Accent 6" w:semiHidden="0" w:uiPriority="64" w:unhideWhenUsed="0"/>
+    <w:lsdException w:name="Medium List 1 Accent 6" w:semiHidden="0" w:uiPriority="65" w:unhideWhenUsed="0"/>
+    <w:lsdException w:name="Medium List 2 Accent 6" w:semiHidden="0" w:uiPriority="66" w:unhideWhenUsed="0"/>
+    <w:lsdException w:name="Medium Grid 1 Accent 6" w:semiHidden="0" w:uiPriority="67" w:unhideWhenUsed="0"/>
+    <w:lsdException w:name="Medium Grid 2 Accent 6" w:semiHidden="0" w:uiPriority="68" w:unhideWhenUsed="0"/>
+    <w:lsdException w:name="Medium Grid 3 Accent 6" w:semiHidden="0" w:uiPriority="69" w:unhideWhenUsed="0"/>
+    <w:lsdException w:name="Dark List Accent 6" w:semiHidden="0" w:uiPriority="70" w:unhideWhenUsed="0"/>
+    <w:lsdException w:name="Colorful Shading Accent 6" w:semiHidden="0" w:uiPriority="71" w:unhideWhenUsed="0"/>
+    <w:lsdException w:name="Colorful List Accent 6" w:semiHidden="0" w:uiPriority="72" w:unhideWhenUsed="0"/>
+    <w:lsdException w:name="Colorful Grid Accent 6" w:semiHidden="0" w:uiPriority="73" w:unhideWhenUsed="0"/>
   </w:latentStyles>
-  <w:style w:type="paragraph" w:default="1" w:styleId="1">
+  <w:style w:type="paragraph" w:default="1" w:styleId="Normal">
     <w:name w:val="Normal"/>
     <w:qFormat/>
-    <w:uiPriority w:val="0"/>
     <w:pPr>
       <w:kinsoku w:val="0"/>
       <w:autoSpaceDE w:val="0"/>
@@ -8100,7 +7950,7 @@
       <w:textAlignment w:val="baseline"/>
     </w:pPr>
     <w:rPr>
-      <w:rFonts w:ascii="Arial" w:hAnsi="Arial" w:eastAsia="宋体" w:cs="Arial"/>
+      <w:rFonts w:ascii="Arial" w:eastAsia="宋体" w:hAnsi="Arial" w:cs="Arial"/>
       <w:snapToGrid w:val="0"/>
       <w:color w:val="000000"/>
       <w:kern w:val="0"/>
@@ -8109,12 +7959,11 @@
       <w:lang w:val="en-US" w:eastAsia="en-US" w:bidi="ar-SA"/>
     </w:rPr>
   </w:style>
-  <w:style w:type="paragraph" w:styleId="2">
+  <w:style w:type="paragraph" w:styleId="Heading1">
     <w:name w:val="heading 1"/>
-    <w:basedOn w:val="1"/>
-    <w:next w:val="1"/>
+    <w:basedOn w:val="Normal"/>
+    <w:next w:val="Normal"/>
     <w:qFormat/>
-    <w:uiPriority w:val="0"/>
     <w:pPr>
       <w:keepNext/>
       <w:keepLines/>
@@ -8132,13 +7981,12 @@
       <w:sz w:val="44"/>
     </w:rPr>
   </w:style>
-  <w:style w:type="paragraph" w:styleId="3">
+  <w:style w:type="paragraph" w:styleId="Heading2">
     <w:name w:val="heading 2"/>
-    <w:basedOn w:val="1"/>
-    <w:next w:val="1"/>
+    <w:basedOn w:val="Normal"/>
+    <w:next w:val="Normal"/>
     <w:unhideWhenUsed/>
     <w:qFormat/>
-    <w:uiPriority w:val="0"/>
     <w:pPr>
       <w:keepNext/>
       <w:keepLines/>
@@ -8151,19 +7999,18 @@
       <w:outlineLvl w:val="1"/>
     </w:pPr>
     <w:rPr>
-      <w:rFonts w:ascii="Arial" w:hAnsi="Arial" w:eastAsia="黑体"/>
+      <w:rFonts w:ascii="Arial" w:eastAsia="黑体" w:hAnsi="Arial"/>
       <w:b/>
       <w:sz w:val="32"/>
     </w:rPr>
   </w:style>
-  <w:style w:type="paragraph" w:styleId="4">
+  <w:style w:type="paragraph" w:styleId="Heading3">
     <w:name w:val="heading 3"/>
-    <w:basedOn w:val="1"/>
-    <w:next w:val="1"/>
+    <w:basedOn w:val="Normal"/>
+    <w:next w:val="Normal"/>
     <w:semiHidden/>
     <w:unhideWhenUsed/>
     <w:qFormat/>
-    <w:uiPriority w:val="0"/>
     <w:pPr>
       <w:keepNext/>
       <w:keepLines/>
@@ -8180,13 +8027,12 @@
       <w:sz w:val="32"/>
     </w:rPr>
   </w:style>
-  <w:style w:type="paragraph" w:styleId="5">
+  <w:style w:type="paragraph" w:styleId="Heading4">
     <w:name w:val="heading 4"/>
-    <w:basedOn w:val="1"/>
-    <w:next w:val="1"/>
+    <w:basedOn w:val="Normal"/>
+    <w:next w:val="Normal"/>
     <w:unhideWhenUsed/>
     <w:qFormat/>
-    <w:uiPriority w:val="0"/>
     <w:pPr>
       <w:keepNext/>
       <w:keepLines/>
@@ -8199,19 +8045,18 @@
       <w:outlineLvl w:val="3"/>
     </w:pPr>
     <w:rPr>
-      <w:rFonts w:ascii="Arial" w:hAnsi="Arial" w:eastAsia="黑体"/>
+      <w:rFonts w:ascii="Arial" w:eastAsia="黑体" w:hAnsi="Arial"/>
       <w:b/>
       <w:sz w:val="28"/>
     </w:rPr>
   </w:style>
-  <w:style w:type="paragraph" w:styleId="6">
+  <w:style w:type="paragraph" w:styleId="Heading5">
     <w:name w:val="heading 5"/>
-    <w:basedOn w:val="1"/>
-    <w:next w:val="1"/>
+    <w:basedOn w:val="Normal"/>
+    <w:next w:val="Normal"/>
     <w:semiHidden/>
     <w:unhideWhenUsed/>
     <w:qFormat/>
-    <w:uiPriority w:val="0"/>
     <w:pPr>
       <w:keepNext/>
       <w:keepLines/>
@@ -8228,14 +8073,13 @@
       <w:sz w:val="28"/>
     </w:rPr>
   </w:style>
-  <w:style w:type="paragraph" w:styleId="7">
+  <w:style w:type="paragraph" w:styleId="Heading6">
     <w:name w:val="heading 6"/>
-    <w:basedOn w:val="1"/>
-    <w:next w:val="1"/>
+    <w:basedOn w:val="Normal"/>
+    <w:next w:val="Normal"/>
     <w:semiHidden/>
     <w:unhideWhenUsed/>
     <w:qFormat/>
-    <w:uiPriority w:val="0"/>
     <w:pPr>
       <w:keepNext/>
       <w:keepLines/>
@@ -8248,19 +8092,18 @@
       <w:outlineLvl w:val="5"/>
     </w:pPr>
     <w:rPr>
-      <w:rFonts w:ascii="Arial" w:hAnsi="Arial" w:eastAsia="黑体"/>
+      <w:rFonts w:ascii="Arial" w:eastAsia="黑体" w:hAnsi="Arial"/>
       <w:b/>
       <w:sz w:val="24"/>
     </w:rPr>
   </w:style>
-  <w:style w:type="paragraph" w:styleId="8">
+  <w:style w:type="paragraph" w:styleId="Heading7">
     <w:name w:val="heading 7"/>
-    <w:basedOn w:val="1"/>
-    <w:next w:val="1"/>
+    <w:basedOn w:val="Normal"/>
+    <w:next w:val="Normal"/>
     <w:semiHidden/>
     <w:unhideWhenUsed/>
     <w:qFormat/>
-    <w:uiPriority w:val="0"/>
     <w:pPr>
       <w:keepNext/>
       <w:keepLines/>
@@ -8277,14 +8120,13 @@
       <w:sz w:val="24"/>
     </w:rPr>
   </w:style>
-  <w:style w:type="paragraph" w:styleId="9">
+  <w:style w:type="paragraph" w:styleId="Heading8">
     <w:name w:val="heading 8"/>
-    <w:basedOn w:val="1"/>
-    <w:next w:val="1"/>
+    <w:basedOn w:val="Normal"/>
+    <w:next w:val="Normal"/>
     <w:semiHidden/>
     <w:unhideWhenUsed/>
     <w:qFormat/>
-    <w:uiPriority w:val="0"/>
     <w:pPr>
       <w:keepNext/>
       <w:keepLines/>
@@ -8297,18 +8139,17 @@
       <w:outlineLvl w:val="7"/>
     </w:pPr>
     <w:rPr>
-      <w:rFonts w:ascii="Arial" w:hAnsi="Arial" w:eastAsia="黑体"/>
+      <w:rFonts w:ascii="Arial" w:eastAsia="黑体" w:hAnsi="Arial"/>
       <w:sz w:val="24"/>
     </w:rPr>
   </w:style>
-  <w:style w:type="paragraph" w:styleId="10">
+  <w:style w:type="paragraph" w:styleId="Heading9">
     <w:name w:val="heading 9"/>
-    <w:basedOn w:val="1"/>
-    <w:next w:val="1"/>
+    <w:basedOn w:val="Normal"/>
+    <w:next w:val="Normal"/>
     <w:semiHidden/>
     <w:unhideWhenUsed/>
     <w:qFormat/>
-    <w:uiPriority w:val="0"/>
     <w:pPr>
       <w:keepNext/>
       <w:keepLines/>
@@ -8321,21 +8162,19 @@
       <w:outlineLvl w:val="8"/>
     </w:pPr>
     <w:rPr>
-      <w:rFonts w:ascii="Arial" w:hAnsi="Arial" w:eastAsia="黑体"/>
+      <w:rFonts w:ascii="Arial" w:eastAsia="黑体" w:hAnsi="Arial"/>
       <w:sz w:val="21"/>
     </w:rPr>
   </w:style>
-  <w:style w:type="character" w:default="1" w:styleId="22">
+  <w:style w:type="character" w:default="1" w:styleId="DefaultParagraphFont">
     <w:name w:val="Default Paragraph Font"/>
     <w:semiHidden/>
     <w:qFormat/>
-    <w:uiPriority w:val="0"/>
   </w:style>
-  <w:style w:type="table" w:default="1" w:styleId="20">
+  <w:style w:type="table" w:default="1" w:styleId="TableNormal">
     <w:name w:val="Normal Table"/>
     <w:semiHidden/>
     <w:qFormat/>
-    <w:uiPriority w:val="0"/>
     <w:tblPr>
       <w:tblCellMar>
         <w:top w:w="0" w:type="dxa"/>
@@ -8345,43 +8184,39 @@
       </w:tblCellMar>
     </w:tblPr>
   </w:style>
-  <w:style w:type="paragraph" w:styleId="11">
+  <w:style w:type="paragraph" w:styleId="CommentText">
     <w:name w:val="annotation text"/>
-    <w:basedOn w:val="1"/>
+    <w:basedOn w:val="Normal"/>
     <w:qFormat/>
-    <w:uiPriority w:val="0"/>
     <w:pPr>
       <w:jc w:val="left"/>
     </w:pPr>
   </w:style>
-  <w:style w:type="paragraph" w:styleId="12">
+  <w:style w:type="paragraph" w:styleId="BodyText">
     <w:name w:val="Body Text"/>
-    <w:basedOn w:val="1"/>
+    <w:basedOn w:val="Normal"/>
     <w:semiHidden/>
     <w:qFormat/>
-    <w:uiPriority w:val="0"/>
     <w:rPr>
-      <w:rFonts w:ascii="Arial" w:hAnsi="Arial" w:eastAsia="Arial" w:cs="Arial"/>
+      <w:rFonts w:ascii="Arial" w:eastAsia="Arial" w:hAnsi="Arial" w:cs="Arial"/>
       <w:sz w:val="21"/>
       <w:szCs w:val="21"/>
       <w:lang w:val="en-US" w:eastAsia="en-US" w:bidi="ar-SA"/>
     </w:rPr>
   </w:style>
-  <w:style w:type="paragraph" w:styleId="13">
+  <w:style w:type="paragraph" w:styleId="TOC3">
     <w:name w:val="toc 3"/>
-    <w:basedOn w:val="1"/>
-    <w:next w:val="1"/>
+    <w:basedOn w:val="Normal"/>
+    <w:next w:val="Normal"/>
     <w:qFormat/>
-    <w:uiPriority w:val="0"/>
     <w:pPr>
       <w:ind w:left="840" w:leftChars="400"/>
     </w:pPr>
   </w:style>
-  <w:style w:type="paragraph" w:styleId="14">
+  <w:style w:type="paragraph" w:styleId="Footer">
     <w:name w:val="footer"/>
-    <w:basedOn w:val="1"/>
+    <w:basedOn w:val="Normal"/>
     <w:qFormat/>
-    <w:uiPriority w:val="0"/>
     <w:pPr>
       <w:tabs>
         <w:tab w:val="center" w:pos="4153"/>
@@ -8394,17 +8229,16 @@
       <w:sz w:val="18"/>
     </w:rPr>
   </w:style>
-  <w:style w:type="paragraph" w:styleId="15">
+  <w:style w:type="paragraph" w:styleId="Header">
     <w:name w:val="header"/>
-    <w:basedOn w:val="1"/>
+    <w:basedOn w:val="Normal"/>
     <w:qFormat/>
-    <w:uiPriority w:val="0"/>
     <w:pPr>
       <w:pBdr>
-        <w:top w:val="none" w:color="auto" w:sz="0" w:space="0"/>
-        <w:left w:val="none" w:color="auto" w:sz="0" w:space="0"/>
-        <w:bottom w:val="none" w:color="auto" w:sz="0" w:space="0"/>
-        <w:right w:val="none" w:color="auto" w:sz="0" w:space="0"/>
+        <w:top w:val="nil"/>
+        <w:left w:val="nil"/>
+        <w:bottom w:val="nil"/>
+        <w:right w:val="nil"/>
       </w:pBdr>
       <w:tabs>
         <w:tab w:val="center" w:pos="4153"/>
@@ -8419,41 +8253,37 @@
       <w:sz w:val="18"/>
     </w:rPr>
   </w:style>
-  <w:style w:type="paragraph" w:styleId="16">
+  <w:style w:type="paragraph" w:styleId="TOC1">
     <w:name w:val="toc 1"/>
-    <w:basedOn w:val="1"/>
-    <w:next w:val="1"/>
+    <w:basedOn w:val="Normal"/>
+    <w:next w:val="Normal"/>
     <w:qFormat/>
-    <w:uiPriority w:val="0"/>
     <w:rPr>
-      <w:rFonts w:ascii="Arial" w:hAnsi="Arial" w:eastAsia="Microsoft JhengHei"/>
+      <w:rFonts w:ascii="Arial" w:eastAsia="Microsoft JhengHei" w:hAnsi="Arial"/>
       <w:sz w:val="24"/>
     </w:rPr>
   </w:style>
-  <w:style w:type="paragraph" w:styleId="17">
+  <w:style w:type="paragraph" w:styleId="TOC2">
     <w:name w:val="toc 2"/>
-    <w:basedOn w:val="1"/>
-    <w:next w:val="1"/>
+    <w:basedOn w:val="Normal"/>
+    <w:next w:val="Normal"/>
     <w:qFormat/>
-    <w:uiPriority w:val="0"/>
     <w:pPr>
       <w:ind w:left="420" w:leftChars="200"/>
     </w:pPr>
   </w:style>
-  <w:style w:type="paragraph" w:styleId="18">
+  <w:style w:type="paragraph" w:styleId="NormalWeb">
     <w:name w:val="Normal (Web)"/>
-    <w:basedOn w:val="1"/>
+    <w:basedOn w:val="Normal"/>
     <w:qFormat/>
-    <w:uiPriority w:val="0"/>
     <w:rPr>
       <w:sz w:val="24"/>
     </w:rPr>
   </w:style>
-  <w:style w:type="paragraph" w:styleId="19">
+  <w:style w:type="paragraph" w:styleId="Title">
     <w:name w:val="Title"/>
-    <w:basedOn w:val="1"/>
+    <w:basedOn w:val="Normal"/>
     <w:qFormat/>
-    <w:uiPriority w:val="0"/>
     <w:pPr>
       <w:spacing w:before="240" w:beforeLines="0" w:beforeAutospacing="0" w:after="60" w:afterLines="0" w:afterAutospacing="0"/>
       <w:jc w:val="center"/>
@@ -8465,73 +8295,68 @@
       <w:sz w:val="32"/>
     </w:rPr>
   </w:style>
-  <w:style w:type="table" w:styleId="21">
+  <w:style w:type="table" w:styleId="TableGrid">
     <w:name w:val="Table Grid"/>
-    <w:basedOn w:val="20"/>
+    <w:basedOn w:val="TableNormal"/>
     <w:qFormat/>
-    <w:uiPriority w:val="0"/>
     <w:pPr>
       <w:widowControl w:val="0"/>
       <w:jc w:val="both"/>
     </w:pPr>
     <w:tblPr>
       <w:tblBorders>
-        <w:top w:val="single" w:color="auto" w:sz="4" w:space="0"/>
-        <w:left w:val="single" w:color="auto" w:sz="4" w:space="0"/>
-        <w:bottom w:val="single" w:color="auto" w:sz="4" w:space="0"/>
-        <w:right w:val="single" w:color="auto" w:sz="4" w:space="0"/>
-        <w:insideH w:val="single" w:color="auto" w:sz="4" w:space="0"/>
-        <w:insideV w:val="single" w:color="auto" w:sz="4" w:space="0"/>
+        <w:top w:val="single" w:sz="4" w:space="0" w:color="auto"/>
+        <w:left w:val="single" w:sz="4" w:space="0" w:color="auto"/>
+        <w:bottom w:val="single" w:sz="4" w:space="0" w:color="auto"/>
+        <w:right w:val="single" w:sz="4" w:space="0" w:color="auto"/>
+        <w:insideH w:val="single" w:sz="4" w:space="0" w:color="auto"/>
+        <w:insideV w:val="single" w:sz="4" w:space="0" w:color="auto"/>
       </w:tblBorders>
     </w:tblPr>
   </w:style>
-  <w:style w:type="character" w:styleId="23">
+  <w:style w:type="character" w:styleId="Strong">
     <w:name w:val="Strong"/>
-    <w:basedOn w:val="22"/>
+    <w:basedOn w:val="DefaultParagraphFont"/>
     <w:qFormat/>
-    <w:uiPriority w:val="0"/>
     <w:rPr>
       <w:b/>
     </w:rPr>
   </w:style>
-  <w:style w:type="paragraph" w:customStyle="1" w:styleId="24">
+  <w:style w:type="paragraph" w:customStyle="1" w:styleId="a">
     <w:name w:val="柴_公司名"/>
-    <w:basedOn w:val="19"/>
+    <w:basedOn w:val="Title"/>
     <w:qFormat/>
-    <w:uiPriority w:val="0"/>
     <w:pPr>
       <w:spacing w:after="600" w:afterLines="600"/>
     </w:pPr>
     <w:rPr>
-      <w:rFonts w:hint="eastAsia" w:ascii="宋体" w:hAnsi="宋体" w:eastAsia="宋体" w:cs="宋体"/>
+      <w:rFonts w:ascii="宋体" w:eastAsia="宋体" w:hAnsi="宋体" w:cs="宋体" w:hint="eastAsia"/>
       <w:bCs/>
       <w:spacing w:val="-6"/>
       <w:sz w:val="52"/>
       <w:szCs w:val="52"/>
     </w:rPr>
   </w:style>
-  <w:style w:type="paragraph" w:customStyle="1" w:styleId="25">
+  <w:style w:type="paragraph" w:customStyle="1" w:styleId="a0">
     <w:name w:val="柴_文档名"/>
-    <w:basedOn w:val="19"/>
+    <w:basedOn w:val="Title"/>
     <w:qFormat/>
-    <w:uiPriority w:val="0"/>
     <w:pPr>
       <w:spacing w:after="900" w:afterLines="900"/>
     </w:pPr>
     <w:rPr>
-      <w:rFonts w:ascii="黑体" w:hAnsi="黑体" w:eastAsia="黑体" w:cs="黑体"/>
+      <w:rFonts w:ascii="黑体" w:eastAsia="黑体" w:hAnsi="黑体" w:cs="黑体"/>
       <w:bCs/>
       <w:spacing w:val="-7"/>
       <w:sz w:val="52"/>
       <w:szCs w:val="52"/>
     </w:rPr>
   </w:style>
-  <w:style w:type="table" w:customStyle="1" w:styleId="26">
+  <w:style w:type="table" w:customStyle="1" w:styleId="TableNormal0">
     <w:name w:val="Table Normal_0"/>
     <w:semiHidden/>
     <w:unhideWhenUsed/>
     <w:qFormat/>
-    <w:uiPriority w:val="0"/>
     <w:tblPr>
       <w:tblCellMar>
         <w:top w:w="0" w:type="dxa"/>
@@ -8541,87 +8366,81 @@
       </w:tblCellMar>
     </w:tblPr>
   </w:style>
-  <w:style w:type="paragraph" w:customStyle="1" w:styleId="27">
+  <w:style w:type="paragraph" w:customStyle="1" w:styleId="TableText">
     <w:name w:val="Table Text"/>
-    <w:basedOn w:val="1"/>
+    <w:basedOn w:val="Normal"/>
     <w:semiHidden/>
     <w:qFormat/>
-    <w:uiPriority w:val="0"/>
     <w:rPr>
-      <w:rFonts w:ascii="宋体" w:hAnsi="宋体" w:eastAsia="宋体" w:cs="宋体"/>
+      <w:rFonts w:ascii="宋体" w:eastAsia="宋体" w:hAnsi="宋体" w:cs="宋体"/>
       <w:sz w:val="21"/>
       <w:szCs w:val="21"/>
       <w:lang w:val="en-US" w:eastAsia="en-US" w:bidi="ar-SA"/>
     </w:rPr>
   </w:style>
-  <w:style w:type="paragraph" w:customStyle="1" w:styleId="28">
+  <w:style w:type="paragraph" w:customStyle="1" w:styleId="1">
     <w:name w:val="柴_标题1"/>
-    <w:basedOn w:val="2"/>
-    <w:next w:val="29"/>
-    <w:link w:val="38"/>
+    <w:basedOn w:val="Heading1"/>
+    <w:next w:val="a1"/>
+    <w:link w:val="1Char"/>
     <w:qFormat/>
-    <w:uiPriority w:val="0"/>
     <w:pPr>
       <w:spacing w:before="100" w:after="90" w:line="360" w:lineRule="auto"/>
     </w:pPr>
     <w:rPr>
-      <w:rFonts w:ascii="Arial" w:hAnsi="Arial" w:eastAsia="宋体"/>
+      <w:rFonts w:ascii="Arial" w:eastAsia="宋体" w:hAnsi="Arial"/>
       <w:sz w:val="32"/>
     </w:rPr>
   </w:style>
-  <w:style w:type="paragraph" w:customStyle="1" w:styleId="29">
+  <w:style w:type="paragraph" w:customStyle="1" w:styleId="a1">
     <w:name w:val="柴_正文"/>
-    <w:basedOn w:val="12"/>
-    <w:link w:val="42"/>
+    <w:basedOn w:val="BodyText"/>
+    <w:link w:val="Char"/>
     <w:qFormat/>
-    <w:uiPriority w:val="0"/>
     <w:pPr>
       <w:spacing w:line="360" w:lineRule="auto"/>
       <w:ind w:firstLine="470" w:firstLineChars="200"/>
     </w:pPr>
     <w:rPr>
-      <w:rFonts w:ascii="Arial" w:hAnsi="Arial" w:eastAsia="宋体"/>
+      <w:rFonts w:ascii="Arial" w:eastAsia="宋体" w:hAnsi="Arial"/>
       <w:sz w:val="24"/>
       <w:lang w:eastAsia="zh-CN"/>
     </w:rPr>
   </w:style>
-  <w:style w:type="paragraph" w:customStyle="1" w:styleId="30">
+  <w:style w:type="paragraph" w:customStyle="1" w:styleId="2">
     <w:name w:val="柴_标题2"/>
-    <w:basedOn w:val="3"/>
-    <w:next w:val="29"/>
+    <w:basedOn w:val="Heading2"/>
+    <w:next w:val="a1"/>
     <w:qFormat/>
-    <w:uiPriority w:val="0"/>
     <w:pPr>
       <w:spacing w:line="360" w:lineRule="auto"/>
     </w:pPr>
     <w:rPr>
-      <w:rFonts w:ascii="Arial" w:hAnsi="Arial" w:eastAsia="宋体"/>
+      <w:rFonts w:ascii="Arial" w:eastAsia="宋体" w:hAnsi="Arial"/>
       <w:sz w:val="28"/>
     </w:rPr>
   </w:style>
-  <w:style w:type="paragraph" w:customStyle="1" w:styleId="31">
+  <w:style w:type="paragraph" w:customStyle="1" w:styleId="3">
     <w:name w:val="柴_标题3"/>
-    <w:basedOn w:val="4"/>
-    <w:next w:val="29"/>
+    <w:basedOn w:val="Heading3"/>
+    <w:next w:val="a1"/>
     <w:qFormat/>
-    <w:uiPriority w:val="0"/>
     <w:pPr>
       <w:spacing w:line="360" w:lineRule="auto"/>
       <w:ind w:left="0" w:firstLine="472" w:firstLineChars="200"/>
     </w:pPr>
     <w:rPr>
-      <w:rFonts w:ascii="宋体" w:hAnsi="宋体" w:eastAsia="宋体" w:cs="宋体"/>
+      <w:rFonts w:ascii="宋体" w:eastAsia="宋体" w:hAnsi="宋体" w:cs="宋体"/>
       <w:spacing w:val="-2"/>
       <w:sz w:val="24"/>
       <w:szCs w:val="24"/>
     </w:rPr>
   </w:style>
-  <w:style w:type="paragraph" w:customStyle="1" w:styleId="32">
+  <w:style w:type="paragraph" w:customStyle="1" w:styleId="a2">
     <w:name w:val="柴_目录"/>
-    <w:basedOn w:val="1"/>
-    <w:next w:val="12"/>
+    <w:basedOn w:val="Normal"/>
+    <w:next w:val="BodyText"/>
     <w:qFormat/>
-    <w:uiPriority w:val="0"/>
     <w:pPr>
       <w:tabs>
         <w:tab w:val="right" w:leader="dot" w:pos="8442"/>
@@ -8629,64 +8448,59 @@
       <w:ind w:left="0" w:leftChars="0"/>
     </w:pPr>
     <w:rPr>
-      <w:rFonts w:ascii="Arial" w:hAnsi="Arial" w:eastAsia="Microsoft JhengHei"/>
+      <w:rFonts w:ascii="Arial" w:eastAsia="Microsoft JhengHei" w:hAnsi="Arial"/>
       <w:sz w:val="24"/>
     </w:rPr>
   </w:style>
-  <w:style w:type="paragraph" w:customStyle="1" w:styleId="33">
+  <w:style w:type="paragraph" w:customStyle="1" w:styleId="WPSOffice1">
     <w:name w:val="WPSOffice手动目录 1"/>
     <w:qFormat/>
-    <w:uiPriority w:val="0"/>
     <w:pPr>
       <w:ind w:leftChars="0"/>
     </w:pPr>
     <w:rPr>
-      <w:rFonts w:ascii="Times New Roman" w:hAnsi="Times New Roman" w:eastAsia="宋体" w:cs="Times New Roman"/>
+      <w:rFonts w:ascii="Times New Roman" w:eastAsia="宋体" w:hAnsi="Times New Roman" w:cs="Times New Roman"/>
       <w:sz w:val="20"/>
       <w:szCs w:val="20"/>
     </w:rPr>
   </w:style>
-  <w:style w:type="paragraph" w:customStyle="1" w:styleId="34">
+  <w:style w:type="paragraph" w:customStyle="1" w:styleId="WPSOffice2">
     <w:name w:val="WPSOffice手动目录 2"/>
     <w:qFormat/>
-    <w:uiPriority w:val="0"/>
     <w:pPr>
       <w:ind w:leftChars="200"/>
     </w:pPr>
     <w:rPr>
-      <w:rFonts w:ascii="Times New Roman" w:hAnsi="Times New Roman" w:eastAsia="宋体" w:cs="Times New Roman"/>
+      <w:rFonts w:ascii="Times New Roman" w:eastAsia="宋体" w:hAnsi="Times New Roman" w:cs="Times New Roman"/>
       <w:sz w:val="20"/>
       <w:szCs w:val="20"/>
     </w:rPr>
   </w:style>
-  <w:style w:type="paragraph" w:customStyle="1" w:styleId="35">
+  <w:style w:type="paragraph" w:customStyle="1" w:styleId="WPSOffice3">
     <w:name w:val="WPSOffice手动目录 3"/>
     <w:qFormat/>
-    <w:uiPriority w:val="0"/>
     <w:pPr>
       <w:ind w:leftChars="400"/>
     </w:pPr>
     <w:rPr>
-      <w:rFonts w:ascii="Times New Roman" w:hAnsi="Times New Roman" w:eastAsia="宋体" w:cs="Times New Roman"/>
+      <w:rFonts w:ascii="Times New Roman" w:eastAsia="宋体" w:hAnsi="Times New Roman" w:cs="Times New Roman"/>
       <w:sz w:val="20"/>
       <w:szCs w:val="20"/>
     </w:rPr>
   </w:style>
-  <w:style w:type="paragraph" w:customStyle="1" w:styleId="36">
+  <w:style w:type="paragraph" w:customStyle="1" w:styleId="Compact">
     <w:name w:val="Compact"/>
-    <w:basedOn w:val="12"/>
+    <w:basedOn w:val="BodyText"/>
     <w:qFormat/>
-    <w:uiPriority w:val="0"/>
     <w:pPr>
       <w:spacing w:before="36" w:after="36"/>
     </w:pPr>
   </w:style>
-  <w:style w:type="table" w:customStyle="1" w:styleId="37">
+  <w:style w:type="table" w:customStyle="1" w:styleId="Table">
     <w:name w:val="Table"/>
     <w:semiHidden/>
     <w:unhideWhenUsed/>
     <w:qFormat/>
-    <w:uiPriority w:val="0"/>
     <w:tblPr>
       <w:tblCellMar>
         <w:top w:w="0" w:type="dxa"/>
@@ -8698,28 +8512,26 @@
     <w:tblStylePr w:type="firstRow">
       <w:tcPr>
         <w:tcBorders>
-          <w:bottom w:val="single" w:color="auto" w:sz="0" w:space="0"/>
+          <w:bottom w:val="single" w:sz="0" w:space="0" w:color="auto"/>
         </w:tcBorders>
         <w:vAlign w:val="bottom"/>
       </w:tcPr>
     </w:tblStylePr>
   </w:style>
-  <w:style w:type="character" w:customStyle="1" w:styleId="38">
+  <w:style w:type="character" w:customStyle="1" w:styleId="1Char">
     <w:name w:val="柴_标题1 Char"/>
-    <w:link w:val="28"/>
+    <w:link w:val="1"/>
     <w:qFormat/>
-    <w:uiPriority w:val="0"/>
     <w:rPr>
-      <w:rFonts w:ascii="Arial" w:hAnsi="Arial" w:eastAsia="宋体"/>
+      <w:rFonts w:ascii="Arial" w:eastAsia="宋体" w:hAnsi="Arial"/>
       <w:sz w:val="32"/>
     </w:rPr>
   </w:style>
-  <w:style w:type="table" w:customStyle="1" w:styleId="39">
+  <w:style w:type="table" w:customStyle="1" w:styleId="TableNormal1">
     <w:name w:val="Table Normal_1"/>
     <w:semiHidden/>
     <w:unhideWhenUsed/>
     <w:qFormat/>
-    <w:uiPriority w:val="0"/>
     <w:tblPr>
       <w:tblCellMar>
         <w:top w:w="0" w:type="dxa"/>
@@ -8729,11 +8541,10 @@
       </w:tblCellMar>
     </w:tblPr>
   </w:style>
-  <w:style w:type="paragraph" w:customStyle="1" w:styleId="40">
+  <w:style w:type="paragraph" w:customStyle="1" w:styleId="a3">
     <w:name w:val="柴_正文_无缩进"/>
-    <w:basedOn w:val="1"/>
+    <w:basedOn w:val="Normal"/>
     <w:qFormat/>
-    <w:uiPriority w:val="0"/>
     <w:pPr>
       <w:ind w:firstLine="0" w:firstLineChars="0"/>
     </w:pPr>
@@ -8743,31 +8554,29 @@
       <w:lang w:eastAsia="zh-CN"/>
     </w:rPr>
   </w:style>
-  <w:style w:type="paragraph" w:customStyle="1" w:styleId="41">
+  <w:style w:type="paragraph" w:customStyle="1" w:styleId="4">
     <w:name w:val="柴_标题4"/>
-    <w:basedOn w:val="5"/>
-    <w:next w:val="1"/>
+    <w:basedOn w:val="Heading4"/>
+    <w:next w:val="Normal"/>
     <w:qFormat/>
-    <w:uiPriority w:val="0"/>
     <w:pPr>
       <w:widowControl w:val="0"/>
       <w:spacing w:before="160" w:line="360" w:lineRule="auto"/>
-      <w:ind w:left="981" w:leftChars="300" w:hanging="862"/>
+      <w:ind w:left="981" w:hanging="862" w:leftChars="300"/>
     </w:pPr>
     <w:rPr>
-      <w:rFonts w:hint="eastAsia" w:ascii="Calibri" w:hAnsi="Calibri" w:eastAsia="宋体" w:cs="宋体"/>
+      <w:rFonts w:ascii="Calibri" w:eastAsia="宋体" w:hAnsi="Calibri" w:cs="宋体" w:hint="eastAsia"/>
       <w:sz w:val="24"/>
       <w:szCs w:val="24"/>
       <w:lang w:eastAsia="zh-CN" w:bidi="zh-CN"/>
     </w:rPr>
   </w:style>
-  <w:style w:type="character" w:customStyle="1" w:styleId="42">
+  <w:style w:type="character" w:customStyle="1" w:styleId="Char">
     <w:name w:val="柴_正文 Char"/>
-    <w:link w:val="29"/>
+    <w:link w:val="a1"/>
     <w:qFormat/>
-    <w:uiPriority w:val="0"/>
     <w:rPr>
-      <w:rFonts w:ascii="Arial" w:hAnsi="Arial" w:eastAsia="宋体"/>
+      <w:rFonts w:ascii="Arial" w:eastAsia="宋体" w:hAnsi="Arial"/>
       <w:sz w:val="24"/>
       <w:lang w:eastAsia="zh-CN"/>
     </w:rPr>

--- a/6-过程管理/流程制度规范类文件/TXHS-06-06-变更管理制度.docx
+++ b/6-过程管理/流程制度规范类文件/TXHS-06-06-变更管理制度.docx
@@ -1322,7 +1322,7 @@
                 <w:szCs w:val="20"/>
                 <w:lang w:val="en-US" w:eastAsia="zh-CN"/>
               </w:rPr>
-              <w:t>强宇涛</w:t>
+              <w:t>程方</w:t>
             </w:r>
           </w:p>
         </w:tc>
@@ -1369,7 +1369,7 @@
                 <w:vertAlign w:val="baseline"/>
                 <w:lang w:val="en-US" w:eastAsia="zh-CN"/>
               </w:rPr>
-              <w:t>陈凯</w:t>
+              <w:t>茅建根</w:t>
             </w:r>
           </w:p>
         </w:tc>
@@ -1623,7 +1623,7 @@
                 <w:szCs w:val="20"/>
                 <w:lang w:val="en-US" w:eastAsia="zh-CN"/>
               </w:rPr>
-              <w:t>强宇涛</w:t>
+              <w:t>程方</w:t>
             </w:r>
           </w:p>
         </w:tc>
@@ -1669,7 +1669,7 @@
                 <w:vertAlign w:val="baseline"/>
                 <w:lang w:val="en-US" w:eastAsia="zh-CN"/>
               </w:rPr>
-              <w:t>陈凯</w:t>
+              <w:t>茅建根</w:t>
             </w:r>
           </w:p>
         </w:tc>

--- a/6-过程管理/流程制度规范类文件/TXHS-06-06-变更管理制度.docx
+++ b/6-过程管理/流程制度规范类文件/TXHS-06-06-变更管理制度.docx
@@ -1,11 +1,10 @@
 
 <file path=word/document.xml><?xml version="1.0" encoding="utf-8"?>
-<w:document xmlns:wpc="http://schemas.microsoft.com/office/word/2010/wordprocessingCanvas" xmlns:mc="http://schemas.openxmlformats.org/markup-compatibility/2006" xmlns:o="urn:schemas-microsoft-com:office:office" xmlns:r="http://schemas.openxmlformats.org/officeDocument/2006/relationships" xmlns:m="http://schemas.openxmlformats.org/officeDocument/2006/math" xmlns:v="urn:schemas-microsoft-com:vml" xmlns:wp14="http://schemas.microsoft.com/office/word/2010/wordprocessingDrawing" xmlns:wp="http://schemas.openxmlformats.org/drawingml/2006/wordprocessingDrawing" xmlns:w10="urn:schemas-microsoft-com:office:word" xmlns:w="http://schemas.openxmlformats.org/wordprocessingml/2006/main" xmlns:w14="http://schemas.microsoft.com/office/word/2010/wordml" xmlns:w15="http://schemas.microsoft.com/office/word/2012/wordml" xmlns:wne="http://schemas.microsoft.com/office/word/2006/wordml" xmlns:wpg="http://schemas.microsoft.com/office/word/2010/wordprocessingGroup" xmlns:wpi="http://schemas.microsoft.com/office/word/2010/wordprocessingInk" xmlns:wps="http://schemas.microsoft.com/office/word/2010/wordprocessingShape" mc:Ignorable="w14 w15 wp14">
-  <!-- Generated by Aspose.Words for .NET 13.3.0.1 -->
+<w:document xmlns:wpc="http://schemas.microsoft.com/office/word/2010/wordprocessingCanvas" xmlns:mc="http://schemas.openxmlformats.org/markup-compatibility/2006" xmlns:o="urn:schemas-microsoft-com:office:office" xmlns:r="http://schemas.openxmlformats.org/officeDocument/2006/relationships" xmlns:m="http://schemas.openxmlformats.org/officeDocument/2006/math" xmlns:v="urn:schemas-microsoft-com:vml" xmlns:wp14="http://schemas.microsoft.com/office/word/2010/wordprocessingDrawing" xmlns:wp="http://schemas.openxmlformats.org/drawingml/2006/wordprocessingDrawing" xmlns:w="http://schemas.openxmlformats.org/wordprocessingml/2006/main" xmlns:w14="http://schemas.microsoft.com/office/word/2010/wordml" xmlns:w10="urn:schemas-microsoft-com:office:word" xmlns:w15="http://schemas.microsoft.com/office/word/2012/wordml" xmlns:wpg="http://schemas.microsoft.com/office/word/2010/wordprocessingGroup" xmlns:wpi="http://schemas.microsoft.com/office/word/2010/wordprocessingInk" xmlns:wne="http://schemas.microsoft.com/office/word/2006/wordml" xmlns:wps="http://schemas.microsoft.com/office/word/2010/wordprocessingShape" xmlns:wpsCustomData="http://www.wps.cn/officeDocument/2013/wpsCustomData" mc:Ignorable="w14 w15 wp14">
   <w:body>
     <w:p>
       <w:pPr>
-        <w:pStyle w:val="a"/>
+        <w:pStyle w:val="24"/>
         <w:keepNext w:val="0"/>
         <w:keepLines w:val="0"/>
         <w:pageBreakBefore w:val="0"/>
@@ -25,7 +24,7 @@
       <w:bookmarkStart w:id="0" w:name="_Toc18518"/>
       <w:r>
         <w:drawing>
-          <wp:anchor distT="0" distB="0" distL="114300" distR="114300" simplePos="0" relativeHeight="251660288" behindDoc="1" locked="0" layoutInCell="1" allowOverlap="1">
+          <wp:anchor distT="0" distB="0" distL="114300" distR="114300" simplePos="0" relativeHeight="251661312" behindDoc="1" locked="0" layoutInCell="1" allowOverlap="1">
             <wp:simplePos x="0" y="0"/>
             <wp:positionH relativeFrom="column">
               <wp:posOffset>-19050</wp:posOffset>
@@ -50,7 +49,7 @@
                     </pic:cNvPicPr>
                   </pic:nvPicPr>
                   <pic:blipFill>
-                    <a:blip xmlns:r="http://schemas.openxmlformats.org/officeDocument/2006/relationships" r:embed="rId4"/>
+                    <a:blip r:embed="rId7"/>
                     <a:stretch>
                       <a:fillRect/>
                     </a:stretch>
@@ -76,7 +75,7 @@
       </w:r>
       <w:r>
         <w:drawing>
-          <wp:anchor distT="0" distB="0" distL="114300" distR="114300" simplePos="0" relativeHeight="251659264" behindDoc="1" locked="0" layoutInCell="1" allowOverlap="1">
+          <wp:anchor distT="0" distB="0" distL="114300" distR="114300" simplePos="0" relativeHeight="251660288" behindDoc="1" locked="0" layoutInCell="1" allowOverlap="1">
             <wp:simplePos x="0" y="0"/>
             <wp:positionH relativeFrom="column">
               <wp:posOffset>0</wp:posOffset>
@@ -101,7 +100,7 @@
                     </pic:cNvPicPr>
                   </pic:nvPicPr>
                   <pic:blipFill>
-                    <a:blip xmlns:r="http://schemas.openxmlformats.org/officeDocument/2006/relationships" r:embed="rId5"/>
+                    <a:blip r:embed="rId8"/>
                     <a:stretch>
                       <a:fillRect/>
                     </a:stretch>
@@ -131,7 +130,7 @@
           <w:lang w:val="en-US" w:eastAsia="zh-CN"/>
         </w:rPr>
         <w:drawing>
-          <wp:anchor distT="0" distB="0" distL="114300" distR="114300" simplePos="0" relativeHeight="251658240" behindDoc="1" locked="0" layoutInCell="1" allowOverlap="1">
+          <wp:anchor distT="0" distB="0" distL="114300" distR="114300" simplePos="0" relativeHeight="251659264" behindDoc="1" locked="0" layoutInCell="1" allowOverlap="1">
             <wp:simplePos x="0" y="0"/>
             <wp:positionH relativeFrom="column">
               <wp:posOffset>635</wp:posOffset>
@@ -156,7 +155,7 @@
                     </pic:cNvPicPr>
                   </pic:nvPicPr>
                   <pic:blipFill>
-                    <a:blip xmlns:r="http://schemas.openxmlformats.org/officeDocument/2006/relationships" r:embed="rId6">
+                    <a:blip r:embed="rId9">
                       <a:alphaModFix amt="58000"/>
                       <a:lum contrast="-52000"/>
                     </a:blip>
@@ -190,7 +189,7 @@
     </w:p>
     <w:p>
       <w:pPr>
-        <w:pStyle w:val="a0"/>
+        <w:pStyle w:val="25"/>
         <w:keepNext w:val="0"/>
         <w:keepLines w:val="0"/>
         <w:pageBreakBefore w:val="0"/>
@@ -237,11 +236,11 @@
         <w:adjustRightInd w:val="0"/>
         <w:snapToGrid w:val="0"/>
         <w:spacing w:after="624" w:afterLines="200" w:line="219" w:lineRule="auto"/>
-        <w:ind w:left="0" w:right="0" w:firstLine="0" w:leftChars="0" w:rightChars="0" w:firstLineChars="0"/>
+        <w:ind w:left="0" w:leftChars="0" w:right="0" w:rightChars="0" w:firstLine="0" w:firstLineChars="0"/>
         <w:jc w:val="center"/>
         <w:textAlignment w:val="baseline"/>
         <w:rPr>
-          <w:rFonts w:ascii="宋体" w:eastAsia="宋体" w:hAnsi="宋体" w:cs="宋体" w:hint="eastAsia"/>
+          <w:rFonts w:hint="eastAsia" w:ascii="宋体" w:hAnsi="宋体" w:eastAsia="宋体" w:cs="宋体"/>
           <w:sz w:val="24"/>
           <w:szCs w:val="24"/>
           <w:lang w:val="en-US" w:eastAsia="zh-CN"/>
@@ -249,7 +248,7 @@
       </w:pPr>
       <w:r>
         <w:rPr>
-          <w:rFonts w:ascii="宋体" w:eastAsia="宋体" w:hAnsi="宋体" w:cs="宋体"/>
+          <w:rFonts w:ascii="宋体" w:hAnsi="宋体" w:eastAsia="宋体" w:cs="宋体"/>
           <w:b/>
           <w:bCs/>
           <w:spacing w:val="-3"/>
@@ -260,7 +259,7 @@
       </w:r>
       <w:r>
         <w:rPr>
-          <w:rFonts w:ascii="宋体" w:eastAsia="宋体" w:hAnsi="宋体" w:cs="宋体" w:hint="eastAsia"/>
+          <w:rFonts w:hint="eastAsia" w:ascii="宋体" w:hAnsi="宋体" w:eastAsia="宋体" w:cs="宋体"/>
           <w:b/>
           <w:bCs/>
           <w:spacing w:val="-3"/>
@@ -272,7 +271,7 @@
       </w:r>
       <w:r>
         <w:rPr>
-          <w:rFonts w:ascii="宋体" w:eastAsia="宋体" w:hAnsi="宋体" w:cs="宋体"/>
+          <w:rFonts w:ascii="宋体" w:hAnsi="宋体" w:eastAsia="宋体" w:cs="宋体"/>
           <w:b/>
           <w:bCs/>
           <w:spacing w:val="-3"/>
@@ -283,7 +282,7 @@
       </w:r>
       <w:r>
         <w:rPr>
-          <w:rFonts w:ascii="宋体" w:hAnsi="宋体" w:cs="宋体" w:hint="eastAsia"/>
+          <w:rFonts w:hint="eastAsia" w:ascii="宋体" w:hAnsi="宋体" w:cs="宋体"/>
           <w:b/>
           <w:bCs/>
           <w:spacing w:val="-3"/>
@@ -295,7 +294,7 @@
       </w:r>
       <w:r>
         <w:rPr>
-          <w:rFonts w:ascii="宋体" w:eastAsia="宋体" w:hAnsi="宋体" w:cs="宋体"/>
+          <w:rFonts w:ascii="宋体" w:hAnsi="宋体" w:eastAsia="宋体" w:cs="宋体"/>
           <w:b/>
           <w:bCs/>
           <w:spacing w:val="-3"/>
@@ -306,7 +305,7 @@
       </w:r>
       <w:r>
         <w:rPr>
-          <w:rFonts w:ascii="宋体" w:hAnsi="宋体" w:cs="宋体" w:hint="eastAsia"/>
+          <w:rFonts w:hint="eastAsia" w:ascii="宋体" w:hAnsi="宋体" w:cs="宋体"/>
           <w:b/>
           <w:bCs/>
           <w:spacing w:val="-3"/>
@@ -319,17 +318,18 @@
     </w:p>
     <w:tbl>
       <w:tblPr>
-        <w:tblStyle w:val="TableGrid"/>
+        <w:tblStyle w:val="21"/>
         <w:tblW w:w="0" w:type="auto"/>
         <w:jc w:val="center"/>
         <w:tblBorders>
-          <w:top w:val="nil"/>
-          <w:left w:val="nil"/>
-          <w:bottom w:val="nil"/>
-          <w:right w:val="nil"/>
-          <w:insideH w:val="nil"/>
-          <w:insideV w:val="nil"/>
+          <w:top w:val="none" w:color="auto" w:sz="0" w:space="0"/>
+          <w:left w:val="none" w:color="auto" w:sz="0" w:space="0"/>
+          <w:bottom w:val="none" w:color="auto" w:sz="0" w:space="0"/>
+          <w:right w:val="none" w:color="auto" w:sz="0" w:space="0"/>
+          <w:insideH w:val="none" w:color="auto" w:sz="0" w:space="0"/>
+          <w:insideV w:val="none" w:color="auto" w:sz="0" w:space="0"/>
         </w:tblBorders>
+        <w:tblLayout w:type="autofit"/>
         <w:tblCellMar>
           <w:top w:w="0" w:type="dxa"/>
           <w:left w:w="108" w:type="dxa"/>
@@ -343,15 +343,13 @@
       </w:tblGrid>
       <w:tr>
         <w:tblPrEx>
-          <w:tblW w:w="0" w:type="auto"/>
-          <w:jc w:val="center"/>
           <w:tblBorders>
-            <w:top w:val="nil"/>
-            <w:left w:val="nil"/>
-            <w:bottom w:val="nil"/>
-            <w:right w:val="nil"/>
-            <w:insideH w:val="nil"/>
-            <w:insideV w:val="nil"/>
+            <w:top w:val="none" w:color="auto" w:sz="0" w:space="0"/>
+            <w:left w:val="none" w:color="auto" w:sz="0" w:space="0"/>
+            <w:bottom w:val="none" w:color="auto" w:sz="0" w:space="0"/>
+            <w:right w:val="none" w:color="auto" w:sz="0" w:space="0"/>
+            <w:insideH w:val="none" w:color="auto" w:sz="0" w:space="0"/>
+            <w:insideV w:val="none" w:color="auto" w:sz="0" w:space="0"/>
           </w:tblBorders>
           <w:tblCellMar>
             <w:top w:w="0" w:type="dxa"/>
@@ -361,7 +359,7 @@
           </w:tblCellMar>
         </w:tblPrEx>
         <w:trPr>
-          <w:trHeight w:val="810"/>
+          <w:trHeight w:val="810" w:hRule="atLeast"/>
           <w:jc w:val="center"/>
         </w:trPr>
         <w:tc>
@@ -399,7 +397,7 @@
             </w:r>
             <w:r>
               <w:rPr>
-                <w:rFonts w:asciiTheme="minorAscii" w:eastAsiaTheme="minorEastAsia" w:hAnsiTheme="minorAscii" w:hint="default"/>
+                <w:rFonts w:hint="default" w:asciiTheme="minorAscii" w:hAnsiTheme="minorAscii" w:eastAsiaTheme="minorEastAsia"/>
                 <w:spacing w:val="227"/>
                 <w:sz w:val="21"/>
                 <w:vertAlign w:val="baseline"/>
@@ -453,7 +451,7 @@
             </w:r>
             <w:r>
               <w:rPr>
-                <w:rFonts w:asciiTheme="minorAscii" w:eastAsiaTheme="minorEastAsia" w:hAnsiTheme="minorAscii" w:hint="eastAsia"/>
+                <w:rFonts w:hint="eastAsia" w:asciiTheme="minorAscii" w:hAnsiTheme="minorAscii" w:eastAsiaTheme="minorEastAsia"/>
                 <w:spacing w:val="227"/>
                 <w:sz w:val="21"/>
                 <w:vertAlign w:val="baseline"/>
@@ -475,8 +473,14 @@
       </w:tr>
       <w:tr>
         <w:tblPrEx>
-          <w:tblW w:w="0" w:type="auto"/>
-          <w:jc w:val="center"/>
+          <w:tblBorders>
+            <w:top w:val="none" w:color="auto" w:sz="0" w:space="0"/>
+            <w:left w:val="none" w:color="auto" w:sz="0" w:space="0"/>
+            <w:bottom w:val="none" w:color="auto" w:sz="0" w:space="0"/>
+            <w:right w:val="none" w:color="auto" w:sz="0" w:space="0"/>
+            <w:insideH w:val="none" w:color="auto" w:sz="0" w:space="0"/>
+            <w:insideV w:val="none" w:color="auto" w:sz="0" w:space="0"/>
+          </w:tblBorders>
           <w:tblCellMar>
             <w:top w:w="0" w:type="dxa"/>
             <w:left w:w="108" w:type="dxa"/>
@@ -485,7 +489,7 @@
           </w:tblCellMar>
         </w:tblPrEx>
         <w:trPr>
-          <w:trHeight w:val="810"/>
+          <w:trHeight w:val="810" w:hRule="atLeast"/>
           <w:jc w:val="center"/>
         </w:trPr>
         <w:tc>
@@ -509,7 +513,7 @@
               <w:snapToGrid w:val="0"/>
               <w:textAlignment w:val="baseline"/>
               <w:rPr>
-                <w:rFonts w:ascii="Arial" w:eastAsia="Arial" w:hAnsi="Arial" w:cs="Arial" w:hint="default"/>
+                <w:rFonts w:hint="default" w:ascii="Arial" w:hAnsi="Arial" w:eastAsia="Arial" w:cs="Arial"/>
                 <w:snapToGrid w:val="0"/>
                 <w:color w:val="000000"/>
                 <w:kern w:val="0"/>
@@ -541,7 +545,7 @@
             </w:r>
             <w:r>
               <w:rPr>
-                <w:rFonts w:asciiTheme="minorAscii" w:eastAsiaTheme="minorEastAsia" w:hAnsiTheme="minorAscii" w:hint="default"/>
+                <w:rFonts w:hint="default" w:asciiTheme="minorAscii" w:hAnsiTheme="minorAscii" w:eastAsiaTheme="minorEastAsia"/>
                 <w:spacing w:val="227"/>
                 <w:sz w:val="21"/>
                 <w:vertAlign w:val="baseline"/>
@@ -583,7 +587,7 @@
               <w:snapToGrid w:val="0"/>
               <w:textAlignment w:val="baseline"/>
               <w:rPr>
-                <w:rFonts w:ascii="Arial" w:eastAsia="Arial" w:hAnsi="Arial" w:cs="Arial" w:hint="default"/>
+                <w:rFonts w:hint="default" w:ascii="Arial" w:hAnsi="Arial" w:eastAsia="Arial" w:cs="Arial"/>
                 <w:snapToGrid w:val="0"/>
                 <w:color w:val="000000"/>
                 <w:kern w:val="0"/>
@@ -603,7 +607,7 @@
             </w:r>
             <w:r>
               <w:rPr>
-                <w:rFonts w:asciiTheme="minorAscii" w:eastAsiaTheme="minorEastAsia" w:hAnsiTheme="minorAscii" w:hint="eastAsia"/>
+                <w:rFonts w:hint="eastAsia" w:asciiTheme="minorAscii" w:hAnsiTheme="minorAscii" w:eastAsiaTheme="minorEastAsia"/>
                 <w:spacing w:val="227"/>
                 <w:sz w:val="21"/>
                 <w:vertAlign w:val="baseline"/>
@@ -625,8 +629,14 @@
       </w:tr>
       <w:tr>
         <w:tblPrEx>
-          <w:tblW w:w="0" w:type="auto"/>
-          <w:jc w:val="center"/>
+          <w:tblBorders>
+            <w:top w:val="none" w:color="auto" w:sz="0" w:space="0"/>
+            <w:left w:val="none" w:color="auto" w:sz="0" w:space="0"/>
+            <w:bottom w:val="none" w:color="auto" w:sz="0" w:space="0"/>
+            <w:right w:val="none" w:color="auto" w:sz="0" w:space="0"/>
+            <w:insideH w:val="none" w:color="auto" w:sz="0" w:space="0"/>
+            <w:insideV w:val="none" w:color="auto" w:sz="0" w:space="0"/>
+          </w:tblBorders>
           <w:tblCellMar>
             <w:top w:w="0" w:type="dxa"/>
             <w:left w:w="108" w:type="dxa"/>
@@ -635,7 +645,7 @@
           </w:tblCellMar>
         </w:tblPrEx>
         <w:trPr>
-          <w:trHeight w:val="635"/>
+          <w:trHeight w:val="635" w:hRule="atLeast"/>
           <w:jc w:val="center"/>
         </w:trPr>
         <w:tc>
@@ -685,7 +695,7 @@
             </w:r>
             <w:r>
               <w:rPr>
-                <w:rFonts w:asciiTheme="minorAscii" w:eastAsiaTheme="minorEastAsia" w:hAnsiTheme="minorAscii" w:hint="eastAsia"/>
+                <w:rFonts w:hint="eastAsia" w:asciiTheme="minorAscii" w:hAnsiTheme="minorAscii" w:eastAsiaTheme="minorEastAsia"/>
                 <w:spacing w:val="227"/>
                 <w:sz w:val="21"/>
                 <w:vertAlign w:val="baseline"/>
@@ -738,7 +748,7 @@
             </w:r>
             <w:r>
               <w:rPr>
-                <w:rFonts w:asciiTheme="minorAscii" w:eastAsiaTheme="minorEastAsia" w:hAnsiTheme="minorAscii" w:hint="eastAsia"/>
+                <w:rFonts w:hint="eastAsia" w:asciiTheme="minorAscii" w:hAnsiTheme="minorAscii" w:eastAsiaTheme="minorEastAsia"/>
                 <w:spacing w:val="227"/>
                 <w:sz w:val="21"/>
                 <w:vertAlign w:val="baseline"/>
@@ -797,14 +807,14 @@
         <w:ind w:left="3634"/>
         <w:textAlignment w:val="baseline"/>
         <w:rPr>
-          <w:rFonts w:ascii="宋体" w:eastAsia="宋体" w:hAnsi="宋体" w:cs="宋体"/>
+          <w:rFonts w:ascii="宋体" w:hAnsi="宋体" w:eastAsia="宋体" w:cs="宋体"/>
           <w:sz w:val="31"/>
           <w:szCs w:val="31"/>
         </w:rPr>
       </w:pPr>
       <w:r>
         <w:rPr>
-          <w:rFonts w:ascii="宋体" w:eastAsia="宋体" w:hAnsi="宋体" w:cs="宋体"/>
+          <w:rFonts w:ascii="宋体" w:hAnsi="宋体" w:eastAsia="宋体" w:cs="宋体"/>
           <w:b/>
           <w:bCs/>
           <w:spacing w:val="4"/>
@@ -816,16 +826,16 @@
     </w:p>
     <w:tbl>
       <w:tblPr>
-        <w:tblStyle w:val="TableNormal0"/>
+        <w:tblStyle w:val="26"/>
         <w:tblW w:w="8214" w:type="dxa"/>
         <w:jc w:val="center"/>
         <w:tblBorders>
-          <w:top w:val="single" w:sz="2" w:space="0" w:color="000000"/>
-          <w:left w:val="single" w:sz="2" w:space="0" w:color="000000"/>
-          <w:bottom w:val="single" w:sz="2" w:space="0" w:color="000000"/>
-          <w:right w:val="single" w:sz="2" w:space="0" w:color="000000"/>
-          <w:insideH w:val="single" w:sz="2" w:space="0" w:color="000000"/>
-          <w:insideV w:val="single" w:sz="2" w:space="0" w:color="000000"/>
+          <w:top w:val="single" w:color="000000" w:sz="2" w:space="0"/>
+          <w:left w:val="single" w:color="000000" w:sz="2" w:space="0"/>
+          <w:bottom w:val="single" w:color="000000" w:sz="2" w:space="0"/>
+          <w:right w:val="single" w:color="000000" w:sz="2" w:space="0"/>
+          <w:insideH w:val="single" w:color="000000" w:sz="2" w:space="0"/>
+          <w:insideV w:val="single" w:color="000000" w:sz="2" w:space="0"/>
         </w:tblBorders>
         <w:tblLayout w:type="fixed"/>
         <w:tblCellMar>
@@ -845,17 +855,14 @@
       </w:tblGrid>
       <w:tr>
         <w:tblPrEx>
-          <w:tblW w:w="8214" w:type="dxa"/>
-          <w:jc w:val="center"/>
           <w:tblBorders>
-            <w:top w:val="single" w:sz="2" w:space="0" w:color="000000"/>
-            <w:left w:val="single" w:sz="2" w:space="0" w:color="000000"/>
-            <w:bottom w:val="single" w:sz="2" w:space="0" w:color="000000"/>
-            <w:right w:val="single" w:sz="2" w:space="0" w:color="000000"/>
-            <w:insideH w:val="single" w:sz="2" w:space="0" w:color="000000"/>
-            <w:insideV w:val="single" w:sz="2" w:space="0" w:color="000000"/>
+            <w:top w:val="single" w:color="000000" w:sz="2" w:space="0"/>
+            <w:left w:val="single" w:color="000000" w:sz="2" w:space="0"/>
+            <w:bottom w:val="single" w:color="000000" w:sz="2" w:space="0"/>
+            <w:right w:val="single" w:color="000000" w:sz="2" w:space="0"/>
+            <w:insideH w:val="single" w:color="000000" w:sz="2" w:space="0"/>
+            <w:insideV w:val="single" w:color="000000" w:sz="2" w:space="0"/>
           </w:tblBorders>
-          <w:tblLayout w:type="fixed"/>
           <w:tblCellMar>
             <w:top w:w="0" w:type="dxa"/>
             <w:left w:w="0" w:type="dxa"/>
@@ -864,7 +871,7 @@
           </w:tblCellMar>
         </w:tblPrEx>
         <w:trPr>
-          <w:trHeight w:val="593"/>
+          <w:trHeight w:val="593" w:hRule="atLeast"/>
           <w:jc w:val="center"/>
         </w:trPr>
         <w:tc>
@@ -886,18 +893,18 @@
               <w:adjustRightInd w:val="0"/>
               <w:snapToGrid w:val="0"/>
               <w:spacing w:before="176" w:line="228" w:lineRule="auto"/>
-              <w:ind w:left="0" w:right="0" w:firstLine="0" w:leftChars="0" w:rightChars="0" w:firstLineChars="0"/>
+              <w:ind w:left="0" w:leftChars="0" w:right="0" w:rightChars="0" w:firstLine="0" w:firstLineChars="0"/>
               <w:jc w:val="center"/>
               <w:textAlignment w:val="baseline"/>
               <w:rPr>
-                <w:rFonts w:ascii="宋体" w:eastAsia="宋体" w:hAnsi="宋体" w:cs="宋体"/>
+                <w:rFonts w:ascii="宋体" w:hAnsi="宋体" w:eastAsia="宋体" w:cs="宋体"/>
                 <w:sz w:val="20"/>
                 <w:szCs w:val="20"/>
               </w:rPr>
             </w:pPr>
             <w:r>
               <w:rPr>
-                <w:rFonts w:ascii="宋体" w:hAnsi="宋体" w:cs="宋体" w:hint="eastAsia"/>
+                <w:rFonts w:hint="eastAsia" w:ascii="宋体" w:hAnsi="宋体" w:cs="宋体"/>
                 <w:spacing w:val="-14"/>
                 <w:sz w:val="20"/>
                 <w:szCs w:val="20"/>
@@ -907,7 +914,7 @@
             </w:r>
             <w:r>
               <w:rPr>
-                <w:rFonts w:ascii="宋体" w:eastAsia="宋体" w:hAnsi="宋体" w:cs="宋体"/>
+                <w:rFonts w:ascii="宋体" w:hAnsi="宋体" w:eastAsia="宋体" w:cs="宋体"/>
                 <w:spacing w:val="-14"/>
                 <w:sz w:val="20"/>
                 <w:szCs w:val="20"/>
@@ -935,18 +942,18 @@
               <w:adjustRightInd w:val="0"/>
               <w:snapToGrid w:val="0"/>
               <w:spacing w:before="175" w:line="227" w:lineRule="auto"/>
-              <w:ind w:left="0" w:right="0" w:firstLine="0" w:leftChars="0" w:rightChars="0" w:firstLineChars="0"/>
+              <w:ind w:left="0" w:leftChars="0" w:right="0" w:rightChars="0" w:firstLine="0" w:firstLineChars="0"/>
               <w:jc w:val="center"/>
               <w:textAlignment w:val="baseline"/>
               <w:rPr>
-                <w:rFonts w:ascii="宋体" w:eastAsia="宋体" w:hAnsi="宋体" w:cs="宋体"/>
+                <w:rFonts w:ascii="宋体" w:hAnsi="宋体" w:eastAsia="宋体" w:cs="宋体"/>
                 <w:sz w:val="20"/>
                 <w:szCs w:val="20"/>
               </w:rPr>
             </w:pPr>
             <w:r>
               <w:rPr>
-                <w:rFonts w:ascii="宋体" w:eastAsia="宋体" w:hAnsi="宋体" w:cs="宋体"/>
+                <w:rFonts w:ascii="宋体" w:hAnsi="宋体" w:eastAsia="宋体" w:cs="宋体"/>
                 <w:spacing w:val="4"/>
                 <w:sz w:val="20"/>
                 <w:szCs w:val="20"/>
@@ -974,18 +981,18 @@
               <w:adjustRightInd w:val="0"/>
               <w:snapToGrid w:val="0"/>
               <w:spacing w:before="175" w:line="228" w:lineRule="auto"/>
-              <w:ind w:left="0" w:right="0" w:firstLine="0" w:leftChars="0" w:rightChars="0" w:firstLineChars="0"/>
+              <w:ind w:left="0" w:leftChars="0" w:right="0" w:rightChars="0" w:firstLine="0" w:firstLineChars="0"/>
               <w:jc w:val="center"/>
               <w:textAlignment w:val="baseline"/>
               <w:rPr>
-                <w:rFonts w:ascii="宋体" w:eastAsia="宋体" w:hAnsi="宋体" w:cs="宋体"/>
+                <w:rFonts w:ascii="宋体" w:hAnsi="宋体" w:eastAsia="宋体" w:cs="宋体"/>
                 <w:sz w:val="20"/>
                 <w:szCs w:val="20"/>
               </w:rPr>
             </w:pPr>
             <w:r>
               <w:rPr>
-                <w:rFonts w:ascii="宋体" w:eastAsia="宋体" w:hAnsi="宋体" w:cs="宋体"/>
+                <w:rFonts w:ascii="宋体" w:hAnsi="宋体" w:eastAsia="宋体" w:cs="宋体"/>
                 <w:spacing w:val="7"/>
                 <w:sz w:val="20"/>
                 <w:szCs w:val="20"/>
@@ -1013,11 +1020,11 @@
               <w:adjustRightInd w:val="0"/>
               <w:snapToGrid w:val="0"/>
               <w:spacing w:before="175" w:line="228" w:lineRule="auto"/>
-              <w:ind w:left="0" w:right="0" w:firstLine="0" w:leftChars="0" w:rightChars="0" w:firstLineChars="0"/>
+              <w:ind w:left="0" w:leftChars="0" w:right="0" w:rightChars="0" w:firstLine="0" w:firstLineChars="0"/>
               <w:jc w:val="center"/>
               <w:textAlignment w:val="baseline"/>
               <w:rPr>
-                <w:rFonts w:ascii="宋体" w:eastAsia="宋体" w:hAnsi="宋体" w:cs="宋体" w:hint="eastAsia"/>
+                <w:rFonts w:hint="eastAsia" w:ascii="宋体" w:hAnsi="宋体" w:eastAsia="宋体" w:cs="宋体"/>
                 <w:spacing w:val="7"/>
                 <w:sz w:val="20"/>
                 <w:szCs w:val="20"/>
@@ -1026,7 +1033,7 @@
             </w:pPr>
             <w:r>
               <w:rPr>
-                <w:rFonts w:ascii="宋体" w:hAnsi="宋体" w:cs="宋体" w:hint="eastAsia"/>
+                <w:rFonts w:hint="eastAsia" w:ascii="宋体" w:hAnsi="宋体" w:cs="宋体"/>
                 <w:spacing w:val="7"/>
                 <w:sz w:val="20"/>
                 <w:szCs w:val="20"/>
@@ -1055,11 +1062,11 @@
               <w:adjustRightInd w:val="0"/>
               <w:snapToGrid w:val="0"/>
               <w:spacing w:before="175" w:line="228" w:lineRule="auto"/>
-              <w:ind w:left="0" w:right="0" w:firstLine="0" w:leftChars="0" w:rightChars="0" w:firstLineChars="0"/>
+              <w:ind w:left="0" w:leftChars="0" w:right="0" w:rightChars="0" w:firstLine="0" w:firstLineChars="0"/>
               <w:jc w:val="center"/>
               <w:textAlignment w:val="baseline"/>
               <w:rPr>
-                <w:rFonts w:ascii="宋体" w:hAnsi="宋体" w:cs="宋体" w:hint="default"/>
+                <w:rFonts w:hint="default" w:ascii="宋体" w:hAnsi="宋体" w:cs="宋体"/>
                 <w:spacing w:val="7"/>
                 <w:sz w:val="20"/>
                 <w:szCs w:val="20"/>
@@ -1068,7 +1075,7 @@
             </w:pPr>
             <w:r>
               <w:rPr>
-                <w:rFonts w:ascii="宋体" w:hAnsi="宋体" w:cs="宋体" w:hint="eastAsia"/>
+                <w:rFonts w:hint="eastAsia" w:ascii="宋体" w:hAnsi="宋体" w:cs="宋体"/>
                 <w:spacing w:val="7"/>
                 <w:sz w:val="20"/>
                 <w:szCs w:val="20"/>
@@ -1097,18 +1104,18 @@
               <w:adjustRightInd w:val="0"/>
               <w:snapToGrid w:val="0"/>
               <w:spacing w:before="176" w:line="229" w:lineRule="auto"/>
-              <w:ind w:left="0" w:right="0" w:firstLine="0" w:leftChars="0" w:rightChars="0" w:firstLineChars="0"/>
+              <w:ind w:left="0" w:leftChars="0" w:right="0" w:rightChars="0" w:firstLine="0" w:firstLineChars="0"/>
               <w:jc w:val="center"/>
               <w:textAlignment w:val="baseline"/>
               <w:rPr>
-                <w:rFonts w:ascii="宋体" w:eastAsia="宋体" w:hAnsi="宋体" w:cs="宋体"/>
+                <w:rFonts w:ascii="宋体" w:hAnsi="宋体" w:eastAsia="宋体" w:cs="宋体"/>
                 <w:sz w:val="20"/>
                 <w:szCs w:val="20"/>
               </w:rPr>
             </w:pPr>
             <w:r>
               <w:rPr>
-                <w:rFonts w:ascii="宋体" w:eastAsia="宋体" w:hAnsi="宋体" w:cs="宋体"/>
+                <w:rFonts w:ascii="宋体" w:hAnsi="宋体" w:eastAsia="宋体" w:cs="宋体"/>
                 <w:spacing w:val="7"/>
                 <w:sz w:val="20"/>
                 <w:szCs w:val="20"/>
@@ -1120,9 +1127,14 @@
       </w:tr>
       <w:tr>
         <w:tblPrEx>
-          <w:tblW w:w="8214" w:type="dxa"/>
-          <w:jc w:val="center"/>
-          <w:tblLayout w:type="fixed"/>
+          <w:tblBorders>
+            <w:top w:val="single" w:color="000000" w:sz="2" w:space="0"/>
+            <w:left w:val="single" w:color="000000" w:sz="2" w:space="0"/>
+            <w:bottom w:val="single" w:color="000000" w:sz="2" w:space="0"/>
+            <w:right w:val="single" w:color="000000" w:sz="2" w:space="0"/>
+            <w:insideH w:val="single" w:color="000000" w:sz="2" w:space="0"/>
+            <w:insideV w:val="single" w:color="000000" w:sz="2" w:space="0"/>
+          </w:tblBorders>
           <w:tblCellMar>
             <w:top w:w="0" w:type="dxa"/>
             <w:left w:w="0" w:type="dxa"/>
@@ -1131,7 +1143,7 @@
           </w:tblCellMar>
         </w:tblPrEx>
         <w:trPr>
-          <w:trHeight w:val="516"/>
+          <w:trHeight w:val="516" w:hRule="atLeast"/>
           <w:jc w:val="center"/>
         </w:trPr>
         <w:tc>
@@ -1154,11 +1166,11 @@
               <w:adjustRightInd w:val="0"/>
               <w:snapToGrid w:val="0"/>
               <w:spacing w:before="173" w:line="267" w:lineRule="exact"/>
-              <w:ind w:left="0" w:right="0" w:firstLine="0" w:leftChars="0" w:rightChars="0" w:firstLineChars="0"/>
+              <w:ind w:left="0" w:leftChars="0" w:right="0" w:rightChars="0" w:firstLine="0" w:firstLineChars="0"/>
               <w:jc w:val="center"/>
               <w:textAlignment w:val="baseline"/>
               <w:rPr>
-                <w:rFonts w:ascii="宋体" w:eastAsia="宋体" w:hAnsi="宋体" w:cs="宋体" w:hint="default"/>
+                <w:rFonts w:hint="default" w:ascii="宋体" w:hAnsi="宋体" w:eastAsia="宋体" w:cs="宋体"/>
                 <w:snapToGrid w:val="0"/>
                 <w:color w:val="000000"/>
                 <w:kern w:val="0"/>
@@ -1169,13 +1181,24 @@
             </w:pPr>
             <w:r>
               <w:rPr>
-                <w:rFonts w:ascii="宋体" w:eastAsia="宋体" w:hAnsi="宋体" w:cs="宋体"/>
+                <w:rFonts w:ascii="宋体" w:hAnsi="宋体" w:eastAsia="宋体" w:cs="宋体"/>
                 <w:spacing w:val="3"/>
                 <w:position w:val="1"/>
                 <w:sz w:val="20"/>
                 <w:szCs w:val="20"/>
               </w:rPr>
-              <w:t>2022.6.20</w:t>
+              <w:t>2025.1.</w:t>
+            </w:r>
+            <w:r>
+              <w:rPr>
+                <w:rFonts w:hint="eastAsia" w:ascii="宋体" w:hAnsi="宋体" w:cs="宋体"/>
+                <w:spacing w:val="3"/>
+                <w:position w:val="1"/>
+                <w:sz w:val="20"/>
+                <w:szCs w:val="20"/>
+                <w:lang w:val="en-US" w:eastAsia="zh-CN"/>
+              </w:rPr>
+              <w:t>10</w:t>
             </w:r>
           </w:p>
         </w:tc>
@@ -1199,11 +1222,11 @@
               <w:adjustRightInd w:val="0"/>
               <w:snapToGrid w:val="0"/>
               <w:spacing w:before="173" w:line="267" w:lineRule="exact"/>
-              <w:ind w:left="0" w:right="0" w:firstLine="0" w:leftChars="0" w:rightChars="0" w:firstLineChars="0"/>
+              <w:ind w:left="0" w:leftChars="0" w:right="0" w:rightChars="0" w:firstLine="0" w:firstLineChars="0"/>
               <w:jc w:val="center"/>
               <w:textAlignment w:val="baseline"/>
               <w:rPr>
-                <w:rFonts w:ascii="宋体" w:eastAsia="宋体" w:hAnsi="宋体" w:cs="宋体"/>
+                <w:rFonts w:ascii="宋体" w:hAnsi="宋体" w:eastAsia="宋体" w:cs="宋体"/>
                 <w:snapToGrid w:val="0"/>
                 <w:color w:val="000000"/>
                 <w:kern w:val="0"/>
@@ -1214,7 +1237,7 @@
             </w:pPr>
             <w:r>
               <w:rPr>
-                <w:rFonts w:ascii="宋体" w:eastAsia="宋体" w:hAnsi="宋体" w:cs="宋体"/>
+                <w:rFonts w:ascii="宋体" w:hAnsi="宋体" w:eastAsia="宋体" w:cs="宋体"/>
                 <w:spacing w:val="4"/>
                 <w:position w:val="1"/>
                 <w:sz w:val="20"/>
@@ -1244,11 +1267,11 @@
               <w:adjustRightInd w:val="0"/>
               <w:snapToGrid w:val="0"/>
               <w:spacing w:before="172" w:line="228" w:lineRule="auto"/>
-              <w:ind w:left="0" w:right="0" w:firstLine="0" w:leftChars="0" w:rightChars="0" w:firstLineChars="0"/>
+              <w:ind w:left="0" w:leftChars="0" w:right="0" w:rightChars="0" w:firstLine="0" w:firstLineChars="0"/>
               <w:jc w:val="center"/>
               <w:textAlignment w:val="baseline"/>
               <w:rPr>
-                <w:rFonts w:ascii="宋体" w:eastAsia="宋体" w:hAnsi="宋体" w:cs="宋体"/>
+                <w:rFonts w:ascii="宋体" w:hAnsi="宋体" w:eastAsia="宋体" w:cs="宋体"/>
                 <w:snapToGrid w:val="0"/>
                 <w:color w:val="000000"/>
                 <w:kern w:val="0"/>
@@ -1259,7 +1282,7 @@
             </w:pPr>
             <w:r>
               <w:rPr>
-                <w:rFonts w:ascii="宋体" w:eastAsia="宋体" w:hAnsi="宋体" w:cs="宋体"/>
+                <w:rFonts w:ascii="宋体" w:hAnsi="宋体" w:eastAsia="宋体" w:cs="宋体"/>
                 <w:spacing w:val="200"/>
                 <w:kern w:val="0"/>
                 <w:sz w:val="20"/>
@@ -1269,7 +1292,7 @@
             </w:r>
             <w:r>
               <w:rPr>
-                <w:rFonts w:ascii="宋体" w:eastAsia="宋体" w:hAnsi="宋体" w:cs="宋体"/>
+                <w:rFonts w:ascii="宋体" w:hAnsi="宋体" w:eastAsia="宋体" w:cs="宋体"/>
                 <w:spacing w:val="0"/>
                 <w:kern w:val="0"/>
                 <w:sz w:val="20"/>
@@ -1299,11 +1322,11 @@
               <w:adjustRightInd w:val="0"/>
               <w:snapToGrid w:val="0"/>
               <w:spacing w:before="172" w:line="228" w:lineRule="auto"/>
-              <w:ind w:left="0" w:right="0" w:firstLine="0" w:leftChars="0" w:rightChars="0" w:firstLineChars="0"/>
+              <w:ind w:left="0" w:leftChars="0" w:right="0" w:rightChars="0" w:firstLine="0" w:firstLineChars="0"/>
               <w:jc w:val="center"/>
               <w:textAlignment w:val="baseline"/>
               <w:rPr>
-                <w:rFonts w:ascii="宋体" w:eastAsia="宋体" w:hAnsi="宋体" w:cs="宋体"/>
+                <w:rFonts w:ascii="宋体" w:hAnsi="宋体" w:eastAsia="宋体" w:cs="宋体"/>
                 <w:snapToGrid w:val="0"/>
                 <w:color w:val="000000"/>
                 <w:spacing w:val="200"/>
@@ -1315,7 +1338,7 @@
             </w:pPr>
             <w:r>
               <w:rPr>
-                <w:rFonts w:ascii="宋体" w:hAnsi="宋体" w:cs="宋体" w:hint="eastAsia"/>
+                <w:rFonts w:hint="eastAsia" w:ascii="宋体" w:hAnsi="宋体" w:cs="宋体"/>
                 <w:spacing w:val="200"/>
                 <w:kern w:val="0"/>
                 <w:sz w:val="20"/>
@@ -1346,11 +1369,11 @@
               <w:adjustRightInd w:val="0"/>
               <w:snapToGrid w:val="0"/>
               <w:spacing w:before="173" w:line="229" w:lineRule="auto"/>
-              <w:ind w:left="0" w:right="0" w:firstLine="0" w:leftChars="0" w:rightChars="0" w:firstLineChars="0"/>
+              <w:ind w:left="0" w:leftChars="0" w:right="0" w:rightChars="0" w:firstLine="0" w:firstLineChars="0"/>
               <w:jc w:val="center"/>
               <w:textAlignment w:val="baseline"/>
               <w:rPr>
-                <w:rFonts w:ascii="宋体" w:eastAsia="宋体" w:hAnsi="宋体" w:cs="宋体"/>
+                <w:rFonts w:ascii="宋体" w:hAnsi="宋体" w:eastAsia="宋体" w:cs="宋体"/>
                 <w:snapToGrid w:val="0"/>
                 <w:color w:val="000000"/>
                 <w:spacing w:val="200"/>
@@ -1362,7 +1385,7 @@
             </w:pPr>
             <w:r>
               <w:rPr>
-                <w:rFonts w:asciiTheme="minorAscii" w:eastAsiaTheme="minorEastAsia" w:hAnsiTheme="minorAscii" w:hint="eastAsia"/>
+                <w:rFonts w:hint="eastAsia" w:asciiTheme="minorAscii" w:hAnsiTheme="minorAscii" w:eastAsiaTheme="minorEastAsia"/>
                 <w:spacing w:val="0"/>
                 <w:kern w:val="0"/>
                 <w:sz w:val="21"/>
@@ -1393,11 +1416,11 @@
               <w:adjustRightInd w:val="0"/>
               <w:snapToGrid w:val="0"/>
               <w:spacing w:before="173" w:line="229" w:lineRule="auto"/>
-              <w:ind w:left="0" w:right="0" w:firstLine="0" w:leftChars="0" w:rightChars="0" w:firstLineChars="0"/>
+              <w:ind w:left="0" w:leftChars="0" w:right="0" w:rightChars="0" w:firstLine="0" w:firstLineChars="0"/>
               <w:jc w:val="center"/>
               <w:textAlignment w:val="baseline"/>
               <w:rPr>
-                <w:rFonts w:ascii="宋体" w:eastAsia="宋体" w:hAnsi="宋体" w:cs="宋体"/>
+                <w:rFonts w:ascii="宋体" w:hAnsi="宋体" w:eastAsia="宋体" w:cs="宋体"/>
                 <w:snapToGrid w:val="0"/>
                 <w:color w:val="000000"/>
                 <w:kern w:val="0"/>
@@ -1408,7 +1431,7 @@
             </w:pPr>
             <w:r>
               <w:rPr>
-                <w:rFonts w:asciiTheme="minorAscii" w:eastAsiaTheme="minorEastAsia" w:hAnsiTheme="minorAscii" w:hint="eastAsia"/>
+                <w:rFonts w:hint="eastAsia" w:asciiTheme="minorAscii" w:hAnsiTheme="minorAscii" w:eastAsiaTheme="minorEastAsia"/>
                 <w:spacing w:val="0"/>
                 <w:kern w:val="0"/>
                 <w:sz w:val="21"/>
@@ -1422,9 +1445,14 @@
       </w:tr>
       <w:tr>
         <w:tblPrEx>
-          <w:tblW w:w="8214" w:type="dxa"/>
-          <w:jc w:val="center"/>
-          <w:tblLayout w:type="fixed"/>
+          <w:tblBorders>
+            <w:top w:val="single" w:color="000000" w:sz="2" w:space="0"/>
+            <w:left w:val="single" w:color="000000" w:sz="2" w:space="0"/>
+            <w:bottom w:val="single" w:color="000000" w:sz="2" w:space="0"/>
+            <w:right w:val="single" w:color="000000" w:sz="2" w:space="0"/>
+            <w:insideH w:val="single" w:color="000000" w:sz="2" w:space="0"/>
+            <w:insideV w:val="single" w:color="000000" w:sz="2" w:space="0"/>
+          </w:tblBorders>
           <w:tblCellMar>
             <w:top w:w="0" w:type="dxa"/>
             <w:left w:w="0" w:type="dxa"/>
@@ -1433,7 +1461,7 @@
           </w:tblCellMar>
         </w:tblPrEx>
         <w:trPr>
-          <w:trHeight w:val="556"/>
+          <w:trHeight w:val="516" w:hRule="atLeast"/>
           <w:jc w:val="center"/>
         </w:trPr>
         <w:tc>
@@ -1456,40 +1484,21 @@
               <w:adjustRightInd w:val="0"/>
               <w:snapToGrid w:val="0"/>
               <w:spacing w:before="173" w:line="267" w:lineRule="exact"/>
-              <w:ind w:left="0" w:right="0" w:firstLine="0" w:leftChars="0" w:rightChars="0" w:firstLineChars="0"/>
+              <w:ind w:left="0" w:leftChars="0" w:right="0" w:rightChars="0" w:firstLine="0" w:firstLineChars="0"/>
               <w:jc w:val="center"/>
               <w:textAlignment w:val="baseline"/>
               <w:rPr>
-                <w:rFonts w:ascii="Arial" w:eastAsia="宋体" w:hAnsi="Arial" w:cs="Arial"/>
-                <w:snapToGrid w:val="0"/>
-                <w:color w:val="000000"/>
-                <w:kern w:val="0"/>
-                <w:sz w:val="21"/>
-                <w:szCs w:val="21"/>
-                <w:lang w:val="en-US" w:eastAsia="en-US" w:bidi="ar-SA"/>
-              </w:rPr>
-            </w:pPr>
-            <w:r>
-              <w:rPr>
-                <w:rFonts w:ascii="宋体" w:eastAsia="宋体" w:hAnsi="宋体" w:cs="宋体"/>
-                <w:spacing w:val="3"/>
-                <w:position w:val="1"/>
+                <w:rFonts w:hint="default" w:ascii="宋体" w:hAnsi="宋体" w:eastAsia="宋体" w:cs="宋体"/>
+                <w:snapToGrid w:val="0"/>
+                <w:color w:val="000000"/>
+                <w:kern w:val="0"/>
                 <w:sz w:val="20"/>
                 <w:szCs w:val="20"/>
-              </w:rPr>
-              <w:t>2025.1.</w:t>
-            </w:r>
-            <w:r>
-              <w:rPr>
-                <w:rFonts w:ascii="宋体" w:hAnsi="宋体" w:cs="宋体" w:hint="eastAsia"/>
-                <w:spacing w:val="3"/>
-                <w:position w:val="1"/>
-                <w:sz w:val="20"/>
-                <w:szCs w:val="20"/>
-                <w:lang w:val="en-US" w:eastAsia="zh-CN"/>
-              </w:rPr>
-              <w:t>10</w:t>
-            </w:r>
+                <w:lang w:val="en-US" w:eastAsia="en-US" w:bidi="ar-SA"/>
+              </w:rPr>
+            </w:pPr>
+            <w:bookmarkStart w:id="19" w:name="_GoBack"/>
+            <w:bookmarkEnd w:id="19"/>
           </w:p>
         </w:tc>
         <w:tc>
@@ -1512,29 +1521,19 @@
               <w:adjustRightInd w:val="0"/>
               <w:snapToGrid w:val="0"/>
               <w:spacing w:before="173" w:line="267" w:lineRule="exact"/>
-              <w:ind w:left="0" w:right="0" w:firstLine="0" w:leftChars="0" w:rightChars="0" w:firstLineChars="0"/>
+              <w:ind w:left="0" w:leftChars="0" w:right="0" w:rightChars="0" w:firstLine="0" w:firstLineChars="0"/>
               <w:jc w:val="center"/>
               <w:textAlignment w:val="baseline"/>
               <w:rPr>
-                <w:rFonts w:ascii="Arial" w:eastAsia="宋体" w:hAnsi="Arial" w:cs="Arial"/>
-                <w:snapToGrid w:val="0"/>
-                <w:color w:val="000000"/>
-                <w:kern w:val="0"/>
-                <w:sz w:val="21"/>
-                <w:szCs w:val="21"/>
-                <w:lang w:val="en-US" w:eastAsia="en-US" w:bidi="ar-SA"/>
-              </w:rPr>
-            </w:pPr>
-            <w:r>
-              <w:rPr>
-                <w:rFonts w:ascii="宋体" w:eastAsia="宋体" w:hAnsi="宋体" w:cs="宋体"/>
-                <w:spacing w:val="4"/>
-                <w:position w:val="1"/>
+                <w:rFonts w:ascii="宋体" w:hAnsi="宋体" w:eastAsia="宋体" w:cs="宋体"/>
+                <w:snapToGrid w:val="0"/>
+                <w:color w:val="000000"/>
+                <w:kern w:val="0"/>
                 <w:sz w:val="20"/>
                 <w:szCs w:val="20"/>
-              </w:rPr>
-              <w:t>V1.0</w:t>
-            </w:r>
+                <w:lang w:val="en-US" w:eastAsia="en-US" w:bidi="ar-SA"/>
+              </w:rPr>
+            </w:pPr>
           </w:p>
         </w:tc>
         <w:tc>
@@ -1557,28 +1556,19 @@
               <w:adjustRightInd w:val="0"/>
               <w:snapToGrid w:val="0"/>
               <w:spacing w:before="172" w:line="228" w:lineRule="auto"/>
-              <w:ind w:left="0" w:right="0" w:firstLine="0" w:leftChars="0" w:rightChars="0" w:firstLineChars="0"/>
+              <w:ind w:left="0" w:leftChars="0" w:right="0" w:rightChars="0" w:firstLine="0" w:firstLineChars="0"/>
               <w:jc w:val="center"/>
               <w:textAlignment w:val="baseline"/>
               <w:rPr>
-                <w:rFonts w:ascii="Arial" w:eastAsia="宋体" w:hAnsi="Arial" w:cs="Arial" w:hint="default"/>
-                <w:snapToGrid w:val="0"/>
-                <w:color w:val="000000"/>
-                <w:kern w:val="0"/>
-                <w:sz w:val="21"/>
-                <w:szCs w:val="21"/>
-                <w:lang w:val="en-US" w:eastAsia="zh-CN" w:bidi="ar-SA"/>
+                <w:rFonts w:ascii="宋体" w:hAnsi="宋体" w:eastAsia="宋体" w:cs="宋体"/>
+                <w:snapToGrid w:val="0"/>
+                <w:color w:val="000000"/>
+                <w:kern w:val="0"/>
+                <w:sz w:val="20"/>
+                <w:szCs w:val="20"/>
+                <w:lang w:val="en-US" w:eastAsia="en-US" w:bidi="ar-SA"/>
               </w:rPr>
             </w:pPr>
-            <w:r>
-              <w:rPr>
-                <w:rFonts w:hint="eastAsia"/>
-                <w:lang w:val="en-US" w:eastAsia="zh-CN"/>
-              </w:rPr>
-              <w:t>修订与其他流程的接口</w:t>
-            </w:r>
-            <w:bookmarkStart w:id="2" w:name="_GoBack"/>
-            <w:bookmarkEnd w:id="2"/>
           </w:p>
         </w:tc>
         <w:tc>
@@ -1601,30 +1591,20 @@
               <w:adjustRightInd w:val="0"/>
               <w:snapToGrid w:val="0"/>
               <w:spacing w:before="172" w:line="228" w:lineRule="auto"/>
-              <w:ind w:left="0" w:right="0" w:firstLine="0" w:leftChars="0" w:rightChars="0" w:firstLineChars="0"/>
+              <w:ind w:left="0" w:leftChars="0" w:right="0" w:rightChars="0" w:firstLine="0" w:firstLineChars="0"/>
               <w:jc w:val="center"/>
               <w:textAlignment w:val="baseline"/>
               <w:rPr>
-                <w:rFonts w:ascii="Arial" w:eastAsia="宋体" w:hAnsi="Arial" w:cs="Arial"/>
-                <w:snapToGrid w:val="0"/>
-                <w:color w:val="000000"/>
-                <w:kern w:val="0"/>
-                <w:sz w:val="21"/>
-                <w:szCs w:val="21"/>
-                <w:lang w:val="en-US" w:eastAsia="en-US" w:bidi="ar-SA"/>
-              </w:rPr>
-            </w:pPr>
-            <w:r>
-              <w:rPr>
-                <w:rFonts w:ascii="宋体" w:hAnsi="宋体" w:cs="宋体" w:hint="eastAsia"/>
+                <w:rFonts w:ascii="宋体" w:hAnsi="宋体" w:eastAsia="宋体" w:cs="宋体"/>
+                <w:snapToGrid w:val="0"/>
+                <w:color w:val="000000"/>
                 <w:spacing w:val="200"/>
                 <w:kern w:val="0"/>
                 <w:sz w:val="20"/>
                 <w:szCs w:val="20"/>
-                <w:lang w:val="en-US" w:eastAsia="zh-CN"/>
-              </w:rPr>
-              <w:t>程方</w:t>
-            </w:r>
+                <w:lang w:val="en-US" w:eastAsia="en-US" w:bidi="ar-SA"/>
+              </w:rPr>
+            </w:pPr>
           </w:p>
         </w:tc>
         <w:tc>
@@ -1647,30 +1627,20 @@
               <w:adjustRightInd w:val="0"/>
               <w:snapToGrid w:val="0"/>
               <w:spacing w:before="173" w:line="229" w:lineRule="auto"/>
-              <w:ind w:left="0" w:right="0" w:firstLine="0" w:leftChars="0" w:rightChars="0" w:firstLineChars="0"/>
+              <w:ind w:left="0" w:leftChars="0" w:right="0" w:rightChars="0" w:firstLine="0" w:firstLineChars="0"/>
               <w:jc w:val="center"/>
               <w:textAlignment w:val="baseline"/>
               <w:rPr>
-                <w:rFonts w:ascii="Arial" w:eastAsia="宋体" w:hAnsi="Arial" w:cs="Arial"/>
-                <w:snapToGrid w:val="0"/>
-                <w:color w:val="000000"/>
-                <w:kern w:val="0"/>
-                <w:sz w:val="21"/>
-                <w:szCs w:val="21"/>
+                <w:rFonts w:ascii="宋体" w:hAnsi="宋体" w:eastAsia="宋体" w:cs="宋体"/>
+                <w:snapToGrid w:val="0"/>
+                <w:color w:val="000000"/>
+                <w:spacing w:val="200"/>
+                <w:kern w:val="0"/>
+                <w:sz w:val="20"/>
+                <w:szCs w:val="20"/>
                 <w:lang w:val="en-US" w:eastAsia="en-US" w:bidi="ar-SA"/>
               </w:rPr>
             </w:pPr>
-            <w:r>
-              <w:rPr>
-                <w:rFonts w:asciiTheme="minorAscii" w:eastAsiaTheme="minorEastAsia" w:hAnsiTheme="minorAscii" w:hint="eastAsia"/>
-                <w:spacing w:val="0"/>
-                <w:kern w:val="0"/>
-                <w:sz w:val="21"/>
-                <w:vertAlign w:val="baseline"/>
-                <w:lang w:val="en-US" w:eastAsia="zh-CN"/>
-              </w:rPr>
-              <w:t>茅建根</w:t>
-            </w:r>
           </w:p>
         </w:tc>
         <w:tc>
@@ -1693,38 +1663,32 @@
               <w:adjustRightInd w:val="0"/>
               <w:snapToGrid w:val="0"/>
               <w:spacing w:before="173" w:line="229" w:lineRule="auto"/>
-              <w:ind w:left="0" w:right="0" w:firstLine="0" w:leftChars="0" w:rightChars="0" w:firstLineChars="0"/>
+              <w:ind w:left="0" w:leftChars="0" w:right="0" w:rightChars="0" w:firstLine="0" w:firstLineChars="0"/>
               <w:jc w:val="center"/>
               <w:textAlignment w:val="baseline"/>
               <w:rPr>
-                <w:rFonts w:ascii="Arial" w:eastAsia="宋体" w:hAnsi="Arial" w:cs="Arial"/>
-                <w:snapToGrid w:val="0"/>
-                <w:color w:val="000000"/>
-                <w:kern w:val="0"/>
-                <w:sz w:val="21"/>
-                <w:szCs w:val="21"/>
+                <w:rFonts w:ascii="宋体" w:hAnsi="宋体" w:eastAsia="宋体" w:cs="宋体"/>
+                <w:snapToGrid w:val="0"/>
+                <w:color w:val="000000"/>
+                <w:kern w:val="0"/>
+                <w:sz w:val="20"/>
+                <w:szCs w:val="20"/>
                 <w:lang w:val="en-US" w:eastAsia="en-US" w:bidi="ar-SA"/>
               </w:rPr>
             </w:pPr>
-            <w:r>
-              <w:rPr>
-                <w:rFonts w:asciiTheme="minorAscii" w:eastAsiaTheme="minorEastAsia" w:hAnsiTheme="minorAscii" w:hint="eastAsia"/>
-                <w:spacing w:val="0"/>
-                <w:kern w:val="0"/>
-                <w:sz w:val="21"/>
-                <w:vertAlign w:val="baseline"/>
-                <w:lang w:val="en-US" w:eastAsia="zh-CN"/>
-              </w:rPr>
-              <w:t>吴亚红</w:t>
-            </w:r>
           </w:p>
         </w:tc>
       </w:tr>
       <w:tr>
         <w:tblPrEx>
-          <w:tblW w:w="8214" w:type="dxa"/>
-          <w:jc w:val="center"/>
-          <w:tblLayout w:type="fixed"/>
+          <w:tblBorders>
+            <w:top w:val="single" w:color="000000" w:sz="2" w:space="0"/>
+            <w:left w:val="single" w:color="000000" w:sz="2" w:space="0"/>
+            <w:bottom w:val="single" w:color="000000" w:sz="2" w:space="0"/>
+            <w:right w:val="single" w:color="000000" w:sz="2" w:space="0"/>
+            <w:insideH w:val="single" w:color="000000" w:sz="2" w:space="0"/>
+            <w:insideV w:val="single" w:color="000000" w:sz="2" w:space="0"/>
+          </w:tblBorders>
           <w:tblCellMar>
             <w:top w:w="0" w:type="dxa"/>
             <w:left w:w="0" w:type="dxa"/>
@@ -1733,16 +1697,16 @@
           </w:tblCellMar>
         </w:tblPrEx>
         <w:trPr>
-          <w:trHeight w:val="556"/>
+          <w:trHeight w:val="556" w:hRule="atLeast"/>
           <w:jc w:val="center"/>
         </w:trPr>
         <w:tc>
           <w:tcPr>
             <w:tcW w:w="1317" w:type="dxa"/>
+            <w:shd w:val="clear" w:color="auto" w:fill="auto"/>
           </w:tcPr>
           <w:p>
             <w:pPr>
-              <w:pStyle w:val="TableText"/>
               <w:keepNext w:val="0"/>
               <w:keepLines w:val="0"/>
               <w:pageBreakBefore w:val="0"/>
@@ -1755,19 +1719,29 @@
               <w:bidi w:val="0"/>
               <w:adjustRightInd w:val="0"/>
               <w:snapToGrid w:val="0"/>
-              <w:ind w:left="0" w:right="0" w:firstLine="0" w:leftChars="0" w:rightChars="0" w:firstLineChars="0"/>
+              <w:spacing w:before="173" w:line="267" w:lineRule="exact"/>
+              <w:ind w:left="0" w:leftChars="0" w:right="0" w:rightChars="0" w:firstLine="0" w:firstLineChars="0"/>
               <w:jc w:val="center"/>
               <w:textAlignment w:val="baseline"/>
+              <w:rPr>
+                <w:rFonts w:ascii="Arial" w:hAnsi="Arial" w:eastAsia="宋体" w:cs="Arial"/>
+                <w:snapToGrid w:val="0"/>
+                <w:color w:val="000000"/>
+                <w:kern w:val="0"/>
+                <w:sz w:val="21"/>
+                <w:szCs w:val="21"/>
+                <w:lang w:val="en-US" w:eastAsia="en-US" w:bidi="ar-SA"/>
+              </w:rPr>
             </w:pPr>
           </w:p>
         </w:tc>
         <w:tc>
           <w:tcPr>
             <w:tcW w:w="972" w:type="dxa"/>
+            <w:shd w:val="clear" w:color="auto" w:fill="auto"/>
           </w:tcPr>
           <w:p>
             <w:pPr>
-              <w:pStyle w:val="TableText"/>
               <w:keepNext w:val="0"/>
               <w:keepLines w:val="0"/>
               <w:pageBreakBefore w:val="0"/>
@@ -1780,19 +1754,29 @@
               <w:bidi w:val="0"/>
               <w:adjustRightInd w:val="0"/>
               <w:snapToGrid w:val="0"/>
-              <w:ind w:left="0" w:right="0" w:firstLine="0" w:leftChars="0" w:rightChars="0" w:firstLineChars="0"/>
+              <w:spacing w:before="173" w:line="267" w:lineRule="exact"/>
+              <w:ind w:left="0" w:leftChars="0" w:right="0" w:rightChars="0" w:firstLine="0" w:firstLineChars="0"/>
               <w:jc w:val="center"/>
               <w:textAlignment w:val="baseline"/>
+              <w:rPr>
+                <w:rFonts w:ascii="Arial" w:hAnsi="Arial" w:eastAsia="宋体" w:cs="Arial"/>
+                <w:snapToGrid w:val="0"/>
+                <w:color w:val="000000"/>
+                <w:kern w:val="0"/>
+                <w:sz w:val="21"/>
+                <w:szCs w:val="21"/>
+                <w:lang w:val="en-US" w:eastAsia="en-US" w:bidi="ar-SA"/>
+              </w:rPr>
             </w:pPr>
           </w:p>
         </w:tc>
         <w:tc>
           <w:tcPr>
             <w:tcW w:w="1575" w:type="dxa"/>
+            <w:shd w:val="clear" w:color="auto" w:fill="auto"/>
           </w:tcPr>
           <w:p>
             <w:pPr>
-              <w:pStyle w:val="TableText"/>
               <w:keepNext w:val="0"/>
               <w:keepLines w:val="0"/>
               <w:pageBreakBefore w:val="0"/>
@@ -1805,19 +1789,29 @@
               <w:bidi w:val="0"/>
               <w:adjustRightInd w:val="0"/>
               <w:snapToGrid w:val="0"/>
-              <w:ind w:left="0" w:right="0" w:firstLine="0" w:leftChars="0" w:rightChars="0" w:firstLineChars="0"/>
+              <w:spacing w:before="172" w:line="228" w:lineRule="auto"/>
+              <w:ind w:left="0" w:leftChars="0" w:right="0" w:rightChars="0" w:firstLine="0" w:firstLineChars="0"/>
               <w:jc w:val="center"/>
               <w:textAlignment w:val="baseline"/>
+              <w:rPr>
+                <w:rFonts w:hint="default" w:ascii="Arial" w:hAnsi="Arial" w:eastAsia="宋体" w:cs="Arial"/>
+                <w:snapToGrid w:val="0"/>
+                <w:color w:val="000000"/>
+                <w:kern w:val="0"/>
+                <w:sz w:val="21"/>
+                <w:szCs w:val="21"/>
+                <w:lang w:val="en-US" w:eastAsia="zh-CN" w:bidi="ar-SA"/>
+              </w:rPr>
             </w:pPr>
           </w:p>
         </w:tc>
         <w:tc>
           <w:tcPr>
             <w:tcW w:w="1829" w:type="dxa"/>
+            <w:shd w:val="clear" w:color="auto" w:fill="auto"/>
           </w:tcPr>
           <w:p>
             <w:pPr>
-              <w:pStyle w:val="TableText"/>
               <w:keepNext w:val="0"/>
               <w:keepLines w:val="0"/>
               <w:pageBreakBefore w:val="0"/>
@@ -1830,19 +1824,29 @@
               <w:bidi w:val="0"/>
               <w:adjustRightInd w:val="0"/>
               <w:snapToGrid w:val="0"/>
-              <w:ind w:left="0" w:right="0" w:firstLine="0" w:leftChars="0" w:rightChars="0" w:firstLineChars="0"/>
+              <w:spacing w:before="172" w:line="228" w:lineRule="auto"/>
+              <w:ind w:left="0" w:leftChars="0" w:right="0" w:rightChars="0" w:firstLine="0" w:firstLineChars="0"/>
               <w:jc w:val="center"/>
               <w:textAlignment w:val="baseline"/>
+              <w:rPr>
+                <w:rFonts w:ascii="Arial" w:hAnsi="Arial" w:eastAsia="宋体" w:cs="Arial"/>
+                <w:snapToGrid w:val="0"/>
+                <w:color w:val="000000"/>
+                <w:kern w:val="0"/>
+                <w:sz w:val="21"/>
+                <w:szCs w:val="21"/>
+                <w:lang w:val="en-US" w:eastAsia="en-US" w:bidi="ar-SA"/>
+              </w:rPr>
             </w:pPr>
           </w:p>
         </w:tc>
         <w:tc>
           <w:tcPr>
             <w:tcW w:w="1606" w:type="dxa"/>
+            <w:shd w:val="clear" w:color="auto" w:fill="auto"/>
           </w:tcPr>
           <w:p>
             <w:pPr>
-              <w:pStyle w:val="TableText"/>
               <w:keepNext w:val="0"/>
               <w:keepLines w:val="0"/>
               <w:pageBreakBefore w:val="0"/>
@@ -1855,19 +1859,29 @@
               <w:bidi w:val="0"/>
               <w:adjustRightInd w:val="0"/>
               <w:snapToGrid w:val="0"/>
-              <w:ind w:left="0" w:right="0" w:firstLine="0" w:leftChars="0" w:rightChars="0" w:firstLineChars="0"/>
+              <w:spacing w:before="173" w:line="229" w:lineRule="auto"/>
+              <w:ind w:left="0" w:leftChars="0" w:right="0" w:rightChars="0" w:firstLine="0" w:firstLineChars="0"/>
               <w:jc w:val="center"/>
               <w:textAlignment w:val="baseline"/>
+              <w:rPr>
+                <w:rFonts w:ascii="Arial" w:hAnsi="Arial" w:eastAsia="宋体" w:cs="Arial"/>
+                <w:snapToGrid w:val="0"/>
+                <w:color w:val="000000"/>
+                <w:kern w:val="0"/>
+                <w:sz w:val="21"/>
+                <w:szCs w:val="21"/>
+                <w:lang w:val="en-US" w:eastAsia="en-US" w:bidi="ar-SA"/>
+              </w:rPr>
             </w:pPr>
           </w:p>
         </w:tc>
         <w:tc>
           <w:tcPr>
             <w:tcW w:w="915" w:type="dxa"/>
+            <w:shd w:val="clear" w:color="auto" w:fill="auto"/>
           </w:tcPr>
           <w:p>
             <w:pPr>
-              <w:pStyle w:val="TableText"/>
               <w:keepNext w:val="0"/>
               <w:keepLines w:val="0"/>
               <w:pageBreakBefore w:val="0"/>
@@ -1880,18 +1894,33 @@
               <w:bidi w:val="0"/>
               <w:adjustRightInd w:val="0"/>
               <w:snapToGrid w:val="0"/>
-              <w:ind w:left="0" w:right="0" w:firstLine="0" w:leftChars="0" w:rightChars="0" w:firstLineChars="0"/>
+              <w:spacing w:before="173" w:line="229" w:lineRule="auto"/>
+              <w:ind w:left="0" w:leftChars="0" w:right="0" w:rightChars="0" w:firstLine="0" w:firstLineChars="0"/>
               <w:jc w:val="center"/>
               <w:textAlignment w:val="baseline"/>
+              <w:rPr>
+                <w:rFonts w:ascii="Arial" w:hAnsi="Arial" w:eastAsia="宋体" w:cs="Arial"/>
+                <w:snapToGrid w:val="0"/>
+                <w:color w:val="000000"/>
+                <w:kern w:val="0"/>
+                <w:sz w:val="21"/>
+                <w:szCs w:val="21"/>
+                <w:lang w:val="en-US" w:eastAsia="en-US" w:bidi="ar-SA"/>
+              </w:rPr>
             </w:pPr>
           </w:p>
         </w:tc>
       </w:tr>
       <w:tr>
         <w:tblPrEx>
-          <w:tblW w:w="8214" w:type="dxa"/>
-          <w:jc w:val="center"/>
-          <w:tblLayout w:type="fixed"/>
+          <w:tblBorders>
+            <w:top w:val="single" w:color="000000" w:sz="2" w:space="0"/>
+            <w:left w:val="single" w:color="000000" w:sz="2" w:space="0"/>
+            <w:bottom w:val="single" w:color="000000" w:sz="2" w:space="0"/>
+            <w:right w:val="single" w:color="000000" w:sz="2" w:space="0"/>
+            <w:insideH w:val="single" w:color="000000" w:sz="2" w:space="0"/>
+            <w:insideV w:val="single" w:color="000000" w:sz="2" w:space="0"/>
+          </w:tblBorders>
           <w:tblCellMar>
             <w:top w:w="0" w:type="dxa"/>
             <w:left w:w="0" w:type="dxa"/>
@@ -1900,7 +1929,7 @@
           </w:tblCellMar>
         </w:tblPrEx>
         <w:trPr>
-          <w:trHeight w:val="557"/>
+          <w:trHeight w:val="556" w:hRule="atLeast"/>
           <w:jc w:val="center"/>
         </w:trPr>
         <w:tc>
@@ -1909,7 +1938,7 @@
           </w:tcPr>
           <w:p>
             <w:pPr>
-              <w:pStyle w:val="TableText"/>
+              <w:pStyle w:val="27"/>
               <w:keepNext w:val="0"/>
               <w:keepLines w:val="0"/>
               <w:pageBreakBefore w:val="0"/>
@@ -1922,7 +1951,7 @@
               <w:bidi w:val="0"/>
               <w:adjustRightInd w:val="0"/>
               <w:snapToGrid w:val="0"/>
-              <w:ind w:left="0" w:right="0" w:firstLine="0" w:leftChars="0" w:rightChars="0" w:firstLineChars="0"/>
+              <w:ind w:left="0" w:leftChars="0" w:right="0" w:rightChars="0" w:firstLine="0" w:firstLineChars="0"/>
               <w:jc w:val="center"/>
               <w:textAlignment w:val="baseline"/>
             </w:pPr>
@@ -1934,7 +1963,7 @@
           </w:tcPr>
           <w:p>
             <w:pPr>
-              <w:pStyle w:val="TableText"/>
+              <w:pStyle w:val="27"/>
               <w:keepNext w:val="0"/>
               <w:keepLines w:val="0"/>
               <w:pageBreakBefore w:val="0"/>
@@ -1947,7 +1976,7 @@
               <w:bidi w:val="0"/>
               <w:adjustRightInd w:val="0"/>
               <w:snapToGrid w:val="0"/>
-              <w:ind w:left="0" w:right="0" w:firstLine="0" w:leftChars="0" w:rightChars="0" w:firstLineChars="0"/>
+              <w:ind w:left="0" w:leftChars="0" w:right="0" w:rightChars="0" w:firstLine="0" w:firstLineChars="0"/>
               <w:jc w:val="center"/>
               <w:textAlignment w:val="baseline"/>
             </w:pPr>
@@ -1959,7 +1988,7 @@
           </w:tcPr>
           <w:p>
             <w:pPr>
-              <w:pStyle w:val="TableText"/>
+              <w:pStyle w:val="27"/>
               <w:keepNext w:val="0"/>
               <w:keepLines w:val="0"/>
               <w:pageBreakBefore w:val="0"/>
@@ -1972,7 +2001,7 @@
               <w:bidi w:val="0"/>
               <w:adjustRightInd w:val="0"/>
               <w:snapToGrid w:val="0"/>
-              <w:ind w:left="0" w:right="0" w:firstLine="0" w:leftChars="0" w:rightChars="0" w:firstLineChars="0"/>
+              <w:ind w:left="0" w:leftChars="0" w:right="0" w:rightChars="0" w:firstLine="0" w:firstLineChars="0"/>
               <w:jc w:val="center"/>
               <w:textAlignment w:val="baseline"/>
             </w:pPr>
@@ -1984,7 +2013,7 @@
           </w:tcPr>
           <w:p>
             <w:pPr>
-              <w:pStyle w:val="TableText"/>
+              <w:pStyle w:val="27"/>
               <w:keepNext w:val="0"/>
               <w:keepLines w:val="0"/>
               <w:pageBreakBefore w:val="0"/>
@@ -1997,7 +2026,7 @@
               <w:bidi w:val="0"/>
               <w:adjustRightInd w:val="0"/>
               <w:snapToGrid w:val="0"/>
-              <w:ind w:left="0" w:right="0" w:firstLine="0" w:leftChars="0" w:rightChars="0" w:firstLineChars="0"/>
+              <w:ind w:left="0" w:leftChars="0" w:right="0" w:rightChars="0" w:firstLine="0" w:firstLineChars="0"/>
               <w:jc w:val="center"/>
               <w:textAlignment w:val="baseline"/>
             </w:pPr>
@@ -2009,7 +2038,7 @@
           </w:tcPr>
           <w:p>
             <w:pPr>
-              <w:pStyle w:val="TableText"/>
+              <w:pStyle w:val="27"/>
               <w:keepNext w:val="0"/>
               <w:keepLines w:val="0"/>
               <w:pageBreakBefore w:val="0"/>
@@ -2022,7 +2051,7 @@
               <w:bidi w:val="0"/>
               <w:adjustRightInd w:val="0"/>
               <w:snapToGrid w:val="0"/>
-              <w:ind w:left="0" w:right="0" w:firstLine="0" w:leftChars="0" w:rightChars="0" w:firstLineChars="0"/>
+              <w:ind w:left="0" w:leftChars="0" w:right="0" w:rightChars="0" w:firstLine="0" w:firstLineChars="0"/>
               <w:jc w:val="center"/>
               <w:textAlignment w:val="baseline"/>
             </w:pPr>
@@ -2034,7 +2063,7 @@
           </w:tcPr>
           <w:p>
             <w:pPr>
-              <w:pStyle w:val="TableText"/>
+              <w:pStyle w:val="27"/>
               <w:keepNext w:val="0"/>
               <w:keepLines w:val="0"/>
               <w:pageBreakBefore w:val="0"/>
@@ -2047,7 +2076,179 @@
               <w:bidi w:val="0"/>
               <w:adjustRightInd w:val="0"/>
               <w:snapToGrid w:val="0"/>
-              <w:ind w:left="0" w:right="0" w:firstLine="0" w:leftChars="0" w:rightChars="0" w:firstLineChars="0"/>
+              <w:ind w:left="0" w:leftChars="0" w:right="0" w:rightChars="0" w:firstLine="0" w:firstLineChars="0"/>
+              <w:jc w:val="center"/>
+              <w:textAlignment w:val="baseline"/>
+            </w:pPr>
+          </w:p>
+        </w:tc>
+      </w:tr>
+      <w:tr>
+        <w:tblPrEx>
+          <w:tblBorders>
+            <w:top w:val="single" w:color="000000" w:sz="2" w:space="0"/>
+            <w:left w:val="single" w:color="000000" w:sz="2" w:space="0"/>
+            <w:bottom w:val="single" w:color="000000" w:sz="2" w:space="0"/>
+            <w:right w:val="single" w:color="000000" w:sz="2" w:space="0"/>
+            <w:insideH w:val="single" w:color="000000" w:sz="2" w:space="0"/>
+            <w:insideV w:val="single" w:color="000000" w:sz="2" w:space="0"/>
+          </w:tblBorders>
+          <w:tblCellMar>
+            <w:top w:w="0" w:type="dxa"/>
+            <w:left w:w="0" w:type="dxa"/>
+            <w:bottom w:w="0" w:type="dxa"/>
+            <w:right w:w="0" w:type="dxa"/>
+          </w:tblCellMar>
+        </w:tblPrEx>
+        <w:trPr>
+          <w:trHeight w:val="557" w:hRule="atLeast"/>
+          <w:jc w:val="center"/>
+        </w:trPr>
+        <w:tc>
+          <w:tcPr>
+            <w:tcW w:w="1317" w:type="dxa"/>
+          </w:tcPr>
+          <w:p>
+            <w:pPr>
+              <w:pStyle w:val="27"/>
+              <w:keepNext w:val="0"/>
+              <w:keepLines w:val="0"/>
+              <w:pageBreakBefore w:val="0"/>
+              <w:widowControl w:val="0"/>
+              <w:kinsoku w:val="0"/>
+              <w:wordWrap/>
+              <w:overflowPunct/>
+              <w:autoSpaceDE w:val="0"/>
+              <w:autoSpaceDN w:val="0"/>
+              <w:bidi w:val="0"/>
+              <w:adjustRightInd w:val="0"/>
+              <w:snapToGrid w:val="0"/>
+              <w:ind w:left="0" w:leftChars="0" w:right="0" w:rightChars="0" w:firstLine="0" w:firstLineChars="0"/>
+              <w:jc w:val="center"/>
+              <w:textAlignment w:val="baseline"/>
+            </w:pPr>
+          </w:p>
+        </w:tc>
+        <w:tc>
+          <w:tcPr>
+            <w:tcW w:w="972" w:type="dxa"/>
+          </w:tcPr>
+          <w:p>
+            <w:pPr>
+              <w:pStyle w:val="27"/>
+              <w:keepNext w:val="0"/>
+              <w:keepLines w:val="0"/>
+              <w:pageBreakBefore w:val="0"/>
+              <w:widowControl w:val="0"/>
+              <w:kinsoku w:val="0"/>
+              <w:wordWrap/>
+              <w:overflowPunct/>
+              <w:autoSpaceDE w:val="0"/>
+              <w:autoSpaceDN w:val="0"/>
+              <w:bidi w:val="0"/>
+              <w:adjustRightInd w:val="0"/>
+              <w:snapToGrid w:val="0"/>
+              <w:ind w:left="0" w:leftChars="0" w:right="0" w:rightChars="0" w:firstLine="0" w:firstLineChars="0"/>
+              <w:jc w:val="center"/>
+              <w:textAlignment w:val="baseline"/>
+            </w:pPr>
+          </w:p>
+        </w:tc>
+        <w:tc>
+          <w:tcPr>
+            <w:tcW w:w="1575" w:type="dxa"/>
+          </w:tcPr>
+          <w:p>
+            <w:pPr>
+              <w:pStyle w:val="27"/>
+              <w:keepNext w:val="0"/>
+              <w:keepLines w:val="0"/>
+              <w:pageBreakBefore w:val="0"/>
+              <w:widowControl w:val="0"/>
+              <w:kinsoku w:val="0"/>
+              <w:wordWrap/>
+              <w:overflowPunct/>
+              <w:autoSpaceDE w:val="0"/>
+              <w:autoSpaceDN w:val="0"/>
+              <w:bidi w:val="0"/>
+              <w:adjustRightInd w:val="0"/>
+              <w:snapToGrid w:val="0"/>
+              <w:ind w:left="0" w:leftChars="0" w:right="0" w:rightChars="0" w:firstLine="0" w:firstLineChars="0"/>
+              <w:jc w:val="center"/>
+              <w:textAlignment w:val="baseline"/>
+            </w:pPr>
+          </w:p>
+        </w:tc>
+        <w:tc>
+          <w:tcPr>
+            <w:tcW w:w="1829" w:type="dxa"/>
+          </w:tcPr>
+          <w:p>
+            <w:pPr>
+              <w:pStyle w:val="27"/>
+              <w:keepNext w:val="0"/>
+              <w:keepLines w:val="0"/>
+              <w:pageBreakBefore w:val="0"/>
+              <w:widowControl w:val="0"/>
+              <w:kinsoku w:val="0"/>
+              <w:wordWrap/>
+              <w:overflowPunct/>
+              <w:autoSpaceDE w:val="0"/>
+              <w:autoSpaceDN w:val="0"/>
+              <w:bidi w:val="0"/>
+              <w:adjustRightInd w:val="0"/>
+              <w:snapToGrid w:val="0"/>
+              <w:ind w:left="0" w:leftChars="0" w:right="0" w:rightChars="0" w:firstLine="0" w:firstLineChars="0"/>
+              <w:jc w:val="center"/>
+              <w:textAlignment w:val="baseline"/>
+            </w:pPr>
+          </w:p>
+        </w:tc>
+        <w:tc>
+          <w:tcPr>
+            <w:tcW w:w="1606" w:type="dxa"/>
+          </w:tcPr>
+          <w:p>
+            <w:pPr>
+              <w:pStyle w:val="27"/>
+              <w:keepNext w:val="0"/>
+              <w:keepLines w:val="0"/>
+              <w:pageBreakBefore w:val="0"/>
+              <w:widowControl w:val="0"/>
+              <w:kinsoku w:val="0"/>
+              <w:wordWrap/>
+              <w:overflowPunct/>
+              <w:autoSpaceDE w:val="0"/>
+              <w:autoSpaceDN w:val="0"/>
+              <w:bidi w:val="0"/>
+              <w:adjustRightInd w:val="0"/>
+              <w:snapToGrid w:val="0"/>
+              <w:ind w:left="0" w:leftChars="0" w:right="0" w:rightChars="0" w:firstLine="0" w:firstLineChars="0"/>
+              <w:jc w:val="center"/>
+              <w:textAlignment w:val="baseline"/>
+            </w:pPr>
+          </w:p>
+        </w:tc>
+        <w:tc>
+          <w:tcPr>
+            <w:tcW w:w="915" w:type="dxa"/>
+          </w:tcPr>
+          <w:p>
+            <w:pPr>
+              <w:pStyle w:val="27"/>
+              <w:keepNext w:val="0"/>
+              <w:keepLines w:val="0"/>
+              <w:pageBreakBefore w:val="0"/>
+              <w:widowControl w:val="0"/>
+              <w:kinsoku w:val="0"/>
+              <w:wordWrap/>
+              <w:overflowPunct/>
+              <w:autoSpaceDE w:val="0"/>
+              <w:autoSpaceDN w:val="0"/>
+              <w:bidi w:val="0"/>
+              <w:adjustRightInd w:val="0"/>
+              <w:snapToGrid w:val="0"/>
+              <w:ind w:left="0" w:leftChars="0" w:right="0" w:rightChars="0" w:firstLine="0" w:firstLineChars="0"/>
               <w:jc w:val="center"/>
               <w:textAlignment w:val="baseline"/>
             </w:pPr>
@@ -2078,7 +2279,7 @@
     <w:sdt>
       <w:sdtPr>
         <w:rPr>
-          <w:rFonts w:ascii="宋体" w:eastAsia="宋体" w:hAnsi="宋体" w:cs="Arial"/>
+          <w:rFonts w:ascii="宋体" w:hAnsi="宋体" w:eastAsia="宋体" w:cs="Arial"/>
           <w:snapToGrid w:val="0"/>
           <w:color w:val="000000"/>
           <w:kern w:val="0"/>
@@ -2094,7 +2295,7 @@
       </w:sdtPr>
       <w:sdtEndPr>
         <w:rPr>
-          <w:rFonts w:ascii="宋体" w:eastAsia="宋体" w:hAnsi="宋体" w:cs="宋体" w:hint="eastAsia"/>
+          <w:rFonts w:hint="eastAsia" w:ascii="宋体" w:hAnsi="宋体" w:eastAsia="宋体" w:cs="宋体"/>
           <w:snapToGrid w:val="0"/>
           <w:color w:val="000000"/>
           <w:kern w:val="0"/>
@@ -2119,18 +2320,18 @@
             <w:adjustRightInd w:val="0"/>
             <w:snapToGrid w:val="0"/>
             <w:spacing w:before="0" w:beforeLines="0" w:after="0" w:afterLines="0" w:line="240" w:lineRule="auto"/>
-            <w:ind w:left="0" w:right="0" w:firstLine="0" w:leftChars="0" w:rightChars="0" w:firstLineChars="0"/>
+            <w:ind w:left="0" w:leftChars="0" w:right="0" w:rightChars="0" w:firstLine="0" w:firstLineChars="0"/>
             <w:jc w:val="center"/>
             <w:textAlignment w:val="baseline"/>
             <w:rPr>
-              <w:rFonts w:ascii="宋体" w:eastAsia="宋体" w:hAnsi="宋体" w:cs="宋体" w:hint="eastAsia"/>
+              <w:rFonts w:hint="eastAsia" w:ascii="宋体" w:hAnsi="宋体" w:eastAsia="宋体" w:cs="宋体"/>
               <w:sz w:val="24"/>
               <w:szCs w:val="24"/>
             </w:rPr>
           </w:pPr>
           <w:r>
             <w:rPr>
-              <w:rFonts w:ascii="宋体" w:eastAsia="宋体" w:hAnsi="宋体" w:cs="宋体" w:hint="eastAsia"/>
+              <w:rFonts w:hint="eastAsia" w:ascii="宋体" w:hAnsi="宋体" w:eastAsia="宋体" w:cs="宋体"/>
               <w:sz w:val="24"/>
               <w:szCs w:val="24"/>
             </w:rPr>
@@ -2139,14 +2340,14 @@
         </w:p>
         <w:p>
           <w:pPr>
-            <w:pStyle w:val="TOC1"/>
+            <w:pStyle w:val="16"/>
             <w:tabs>
               <w:tab w:val="right" w:leader="dot" w:pos="8306"/>
             </w:tabs>
           </w:pPr>
           <w:r>
             <w:rPr>
-              <w:rFonts w:ascii="宋体" w:eastAsia="宋体" w:hAnsi="宋体" w:cs="宋体" w:hint="eastAsia"/>
+              <w:rFonts w:hint="eastAsia" w:ascii="宋体" w:hAnsi="宋体" w:eastAsia="宋体" w:cs="宋体"/>
               <w:sz w:val="24"/>
               <w:szCs w:val="24"/>
             </w:rPr>
@@ -2154,7 +2355,7 @@
           </w:r>
           <w:r>
             <w:rPr>
-              <w:rFonts w:ascii="宋体" w:eastAsia="宋体" w:hAnsi="宋体" w:cs="宋体" w:hint="eastAsia"/>
+              <w:rFonts w:hint="eastAsia" w:ascii="宋体" w:hAnsi="宋体" w:eastAsia="宋体" w:cs="宋体"/>
               <w:sz w:val="24"/>
               <w:szCs w:val="24"/>
             </w:rPr>
@@ -2162,7 +2363,7 @@
           </w:r>
           <w:r>
             <w:rPr>
-              <w:rFonts w:ascii="宋体" w:eastAsia="宋体" w:hAnsi="宋体" w:cs="宋体" w:hint="eastAsia"/>
+              <w:rFonts w:hint="eastAsia" w:ascii="宋体" w:hAnsi="宋体" w:eastAsia="宋体" w:cs="宋体"/>
               <w:sz w:val="24"/>
               <w:szCs w:val="24"/>
             </w:rPr>
@@ -2170,21 +2371,21 @@
           </w:r>
           <w:r>
             <w:rPr>
-              <w:rFonts w:ascii="宋体" w:eastAsia="宋体" w:hAnsi="宋体" w:cs="宋体" w:hint="eastAsia"/>
+              <w:rFonts w:hint="eastAsia" w:ascii="宋体" w:hAnsi="宋体" w:eastAsia="宋体" w:cs="宋体"/>
               <w:szCs w:val="24"/>
             </w:rPr>
             <w:fldChar w:fldCharType="begin"/>
           </w:r>
           <w:r>
             <w:rPr>
-              <w:rFonts w:ascii="宋体" w:eastAsia="宋体" w:hAnsi="宋体" w:cs="宋体" w:hint="eastAsia"/>
+              <w:rFonts w:hint="eastAsia" w:ascii="宋体" w:hAnsi="宋体" w:eastAsia="宋体" w:cs="宋体"/>
               <w:szCs w:val="24"/>
             </w:rPr>
             <w:instrText xml:space="preserve"> HYPERLINK \l _Toc18518 </w:instrText>
           </w:r>
           <w:r>
             <w:rPr>
-              <w:rFonts w:ascii="宋体" w:eastAsia="宋体" w:hAnsi="宋体" w:cs="宋体" w:hint="eastAsia"/>
+              <w:rFonts w:hint="eastAsia" w:ascii="宋体" w:hAnsi="宋体" w:eastAsia="宋体" w:cs="宋体"/>
               <w:szCs w:val="24"/>
             </w:rPr>
             <w:fldChar w:fldCharType="separate"/>
@@ -2216,7 +2417,7 @@
           </w:r>
           <w:r>
             <w:rPr>
-              <w:rFonts w:ascii="宋体" w:eastAsia="宋体" w:hAnsi="宋体" w:cs="宋体" w:hint="eastAsia"/>
+              <w:rFonts w:hint="eastAsia" w:ascii="宋体" w:hAnsi="宋体" w:eastAsia="宋体" w:cs="宋体"/>
               <w:szCs w:val="24"/>
             </w:rPr>
             <w:fldChar w:fldCharType="end"/>
@@ -2224,28 +2425,28 @@
         </w:p>
         <w:p>
           <w:pPr>
-            <w:pStyle w:val="TOC1"/>
+            <w:pStyle w:val="16"/>
             <w:tabs>
               <w:tab w:val="right" w:leader="dot" w:pos="8306"/>
             </w:tabs>
           </w:pPr>
           <w:r>
             <w:rPr>
-              <w:rFonts w:ascii="宋体" w:eastAsia="宋体" w:hAnsi="宋体" w:cs="宋体" w:hint="eastAsia"/>
+              <w:rFonts w:hint="eastAsia" w:ascii="宋体" w:hAnsi="宋体" w:eastAsia="宋体" w:cs="宋体"/>
               <w:szCs w:val="24"/>
             </w:rPr>
             <w:fldChar w:fldCharType="begin"/>
           </w:r>
           <w:r>
             <w:rPr>
-              <w:rFonts w:ascii="宋体" w:eastAsia="宋体" w:hAnsi="宋体" w:cs="宋体" w:hint="eastAsia"/>
+              <w:rFonts w:hint="eastAsia" w:ascii="宋体" w:hAnsi="宋体" w:eastAsia="宋体" w:cs="宋体"/>
               <w:szCs w:val="24"/>
             </w:rPr>
             <w:instrText xml:space="preserve"> HYPERLINK \l _Toc29014 </w:instrText>
           </w:r>
           <w:r>
             <w:rPr>
-              <w:rFonts w:ascii="宋体" w:eastAsia="宋体" w:hAnsi="宋体" w:cs="宋体" w:hint="eastAsia"/>
+              <w:rFonts w:hint="eastAsia" w:ascii="宋体" w:hAnsi="宋体" w:eastAsia="宋体" w:cs="宋体"/>
               <w:szCs w:val="24"/>
             </w:rPr>
             <w:fldChar w:fldCharType="separate"/>
@@ -2277,7 +2478,7 @@
           </w:r>
           <w:r>
             <w:rPr>
-              <w:rFonts w:ascii="宋体" w:eastAsia="宋体" w:hAnsi="宋体" w:cs="宋体" w:hint="eastAsia"/>
+              <w:rFonts w:hint="eastAsia" w:ascii="宋体" w:hAnsi="宋体" w:eastAsia="宋体" w:cs="宋体"/>
               <w:szCs w:val="24"/>
             </w:rPr>
             <w:fldChar w:fldCharType="end"/>
@@ -2285,28 +2486,28 @@
         </w:p>
         <w:p>
           <w:pPr>
-            <w:pStyle w:val="TOC1"/>
+            <w:pStyle w:val="16"/>
             <w:tabs>
               <w:tab w:val="right" w:leader="dot" w:pos="8306"/>
             </w:tabs>
           </w:pPr>
           <w:r>
             <w:rPr>
-              <w:rFonts w:ascii="宋体" w:eastAsia="宋体" w:hAnsi="宋体" w:cs="宋体" w:hint="eastAsia"/>
+              <w:rFonts w:hint="eastAsia" w:ascii="宋体" w:hAnsi="宋体" w:eastAsia="宋体" w:cs="宋体"/>
               <w:szCs w:val="24"/>
             </w:rPr>
             <w:fldChar w:fldCharType="begin"/>
           </w:r>
           <w:r>
             <w:rPr>
-              <w:rFonts w:ascii="宋体" w:eastAsia="宋体" w:hAnsi="宋体" w:cs="宋体" w:hint="eastAsia"/>
+              <w:rFonts w:hint="eastAsia" w:ascii="宋体" w:hAnsi="宋体" w:eastAsia="宋体" w:cs="宋体"/>
               <w:szCs w:val="24"/>
             </w:rPr>
             <w:instrText xml:space="preserve"> HYPERLINK \l _Toc25400 </w:instrText>
           </w:r>
           <w:r>
             <w:rPr>
-              <w:rFonts w:ascii="宋体" w:eastAsia="宋体" w:hAnsi="宋体" w:cs="宋体" w:hint="eastAsia"/>
+              <w:rFonts w:hint="eastAsia" w:ascii="宋体" w:hAnsi="宋体" w:eastAsia="宋体" w:cs="宋体"/>
               <w:szCs w:val="24"/>
             </w:rPr>
             <w:fldChar w:fldCharType="separate"/>
@@ -2345,7 +2546,7 @@
           </w:r>
           <w:r>
             <w:rPr>
-              <w:rFonts w:ascii="宋体" w:eastAsia="宋体" w:hAnsi="宋体" w:cs="宋体" w:hint="eastAsia"/>
+              <w:rFonts w:hint="eastAsia" w:ascii="宋体" w:hAnsi="宋体" w:eastAsia="宋体" w:cs="宋体"/>
               <w:szCs w:val="24"/>
             </w:rPr>
             <w:fldChar w:fldCharType="end"/>
@@ -2353,28 +2554,28 @@
         </w:p>
         <w:p>
           <w:pPr>
-            <w:pStyle w:val="TOC2"/>
+            <w:pStyle w:val="17"/>
             <w:tabs>
               <w:tab w:val="right" w:leader="dot" w:pos="8306"/>
             </w:tabs>
           </w:pPr>
           <w:r>
             <w:rPr>
-              <w:rFonts w:ascii="宋体" w:eastAsia="宋体" w:hAnsi="宋体" w:cs="宋体" w:hint="eastAsia"/>
+              <w:rFonts w:hint="eastAsia" w:ascii="宋体" w:hAnsi="宋体" w:eastAsia="宋体" w:cs="宋体"/>
               <w:szCs w:val="24"/>
             </w:rPr>
             <w:fldChar w:fldCharType="begin"/>
           </w:r>
           <w:r>
             <w:rPr>
-              <w:rFonts w:ascii="宋体" w:eastAsia="宋体" w:hAnsi="宋体" w:cs="宋体" w:hint="eastAsia"/>
+              <w:rFonts w:hint="eastAsia" w:ascii="宋体" w:hAnsi="宋体" w:eastAsia="宋体" w:cs="宋体"/>
               <w:szCs w:val="24"/>
             </w:rPr>
             <w:instrText xml:space="preserve"> HYPERLINK \l _Toc21533 </w:instrText>
           </w:r>
           <w:r>
             <w:rPr>
-              <w:rFonts w:ascii="宋体" w:eastAsia="宋体" w:hAnsi="宋体" w:cs="宋体" w:hint="eastAsia"/>
+              <w:rFonts w:hint="eastAsia" w:ascii="宋体" w:hAnsi="宋体" w:eastAsia="宋体" w:cs="宋体"/>
               <w:szCs w:val="24"/>
             </w:rPr>
             <w:fldChar w:fldCharType="separate"/>
@@ -2413,7 +2614,7 @@
           </w:r>
           <w:r>
             <w:rPr>
-              <w:rFonts w:ascii="宋体" w:eastAsia="宋体" w:hAnsi="宋体" w:cs="宋体" w:hint="eastAsia"/>
+              <w:rFonts w:hint="eastAsia" w:ascii="宋体" w:hAnsi="宋体" w:eastAsia="宋体" w:cs="宋体"/>
               <w:szCs w:val="24"/>
             </w:rPr>
             <w:fldChar w:fldCharType="end"/>
@@ -2421,28 +2622,28 @@
         </w:p>
         <w:p>
           <w:pPr>
-            <w:pStyle w:val="TOC2"/>
+            <w:pStyle w:val="17"/>
             <w:tabs>
               <w:tab w:val="right" w:leader="dot" w:pos="8306"/>
             </w:tabs>
           </w:pPr>
           <w:r>
             <w:rPr>
-              <w:rFonts w:ascii="宋体" w:eastAsia="宋体" w:hAnsi="宋体" w:cs="宋体" w:hint="eastAsia"/>
+              <w:rFonts w:hint="eastAsia" w:ascii="宋体" w:hAnsi="宋体" w:eastAsia="宋体" w:cs="宋体"/>
               <w:szCs w:val="24"/>
             </w:rPr>
             <w:fldChar w:fldCharType="begin"/>
           </w:r>
           <w:r>
             <w:rPr>
-              <w:rFonts w:ascii="宋体" w:eastAsia="宋体" w:hAnsi="宋体" w:cs="宋体" w:hint="eastAsia"/>
+              <w:rFonts w:hint="eastAsia" w:ascii="宋体" w:hAnsi="宋体" w:eastAsia="宋体" w:cs="宋体"/>
               <w:szCs w:val="24"/>
             </w:rPr>
             <w:instrText xml:space="preserve"> HYPERLINK \l _Toc17980 </w:instrText>
           </w:r>
           <w:r>
             <w:rPr>
-              <w:rFonts w:ascii="宋体" w:eastAsia="宋体" w:hAnsi="宋体" w:cs="宋体" w:hint="eastAsia"/>
+              <w:rFonts w:hint="eastAsia" w:ascii="宋体" w:hAnsi="宋体" w:eastAsia="宋体" w:cs="宋体"/>
               <w:szCs w:val="24"/>
             </w:rPr>
             <w:fldChar w:fldCharType="separate"/>
@@ -2481,7 +2682,7 @@
           </w:r>
           <w:r>
             <w:rPr>
-              <w:rFonts w:ascii="宋体" w:eastAsia="宋体" w:hAnsi="宋体" w:cs="宋体" w:hint="eastAsia"/>
+              <w:rFonts w:hint="eastAsia" w:ascii="宋体" w:hAnsi="宋体" w:eastAsia="宋体" w:cs="宋体"/>
               <w:szCs w:val="24"/>
             </w:rPr>
             <w:fldChar w:fldCharType="end"/>
@@ -2489,28 +2690,28 @@
         </w:p>
         <w:p>
           <w:pPr>
-            <w:pStyle w:val="TOC2"/>
+            <w:pStyle w:val="17"/>
             <w:tabs>
               <w:tab w:val="right" w:leader="dot" w:pos="8306"/>
             </w:tabs>
           </w:pPr>
           <w:r>
             <w:rPr>
-              <w:rFonts w:ascii="宋体" w:eastAsia="宋体" w:hAnsi="宋体" w:cs="宋体" w:hint="eastAsia"/>
+              <w:rFonts w:hint="eastAsia" w:ascii="宋体" w:hAnsi="宋体" w:eastAsia="宋体" w:cs="宋体"/>
               <w:szCs w:val="24"/>
             </w:rPr>
             <w:fldChar w:fldCharType="begin"/>
           </w:r>
           <w:r>
             <w:rPr>
-              <w:rFonts w:ascii="宋体" w:eastAsia="宋体" w:hAnsi="宋体" w:cs="宋体" w:hint="eastAsia"/>
+              <w:rFonts w:hint="eastAsia" w:ascii="宋体" w:hAnsi="宋体" w:eastAsia="宋体" w:cs="宋体"/>
               <w:szCs w:val="24"/>
             </w:rPr>
             <w:instrText xml:space="preserve"> HYPERLINK \l _Toc6183 </w:instrText>
           </w:r>
           <w:r>
             <w:rPr>
-              <w:rFonts w:ascii="宋体" w:eastAsia="宋体" w:hAnsi="宋体" w:cs="宋体" w:hint="eastAsia"/>
+              <w:rFonts w:hint="eastAsia" w:ascii="宋体" w:hAnsi="宋体" w:eastAsia="宋体" w:cs="宋体"/>
               <w:szCs w:val="24"/>
             </w:rPr>
             <w:fldChar w:fldCharType="separate"/>
@@ -2549,7 +2750,7 @@
           </w:r>
           <w:r>
             <w:rPr>
-              <w:rFonts w:ascii="宋体" w:eastAsia="宋体" w:hAnsi="宋体" w:cs="宋体" w:hint="eastAsia"/>
+              <w:rFonts w:hint="eastAsia" w:ascii="宋体" w:hAnsi="宋体" w:eastAsia="宋体" w:cs="宋体"/>
               <w:szCs w:val="24"/>
             </w:rPr>
             <w:fldChar w:fldCharType="end"/>
@@ -2557,28 +2758,28 @@
         </w:p>
         <w:p>
           <w:pPr>
-            <w:pStyle w:val="TOC1"/>
+            <w:pStyle w:val="16"/>
             <w:tabs>
               <w:tab w:val="right" w:leader="dot" w:pos="8306"/>
             </w:tabs>
           </w:pPr>
           <w:r>
             <w:rPr>
-              <w:rFonts w:ascii="宋体" w:eastAsia="宋体" w:hAnsi="宋体" w:cs="宋体" w:hint="eastAsia"/>
+              <w:rFonts w:hint="eastAsia" w:ascii="宋体" w:hAnsi="宋体" w:eastAsia="宋体" w:cs="宋体"/>
               <w:szCs w:val="24"/>
             </w:rPr>
             <w:fldChar w:fldCharType="begin"/>
           </w:r>
           <w:r>
             <w:rPr>
-              <w:rFonts w:ascii="宋体" w:eastAsia="宋体" w:hAnsi="宋体" w:cs="宋体" w:hint="eastAsia"/>
+              <w:rFonts w:hint="eastAsia" w:ascii="宋体" w:hAnsi="宋体" w:eastAsia="宋体" w:cs="宋体"/>
               <w:szCs w:val="24"/>
             </w:rPr>
             <w:instrText xml:space="preserve"> HYPERLINK \l _Toc1412 </w:instrText>
           </w:r>
           <w:r>
             <w:rPr>
-              <w:rFonts w:ascii="宋体" w:eastAsia="宋体" w:hAnsi="宋体" w:cs="宋体" w:hint="eastAsia"/>
+              <w:rFonts w:hint="eastAsia" w:ascii="宋体" w:hAnsi="宋体" w:eastAsia="宋体" w:cs="宋体"/>
               <w:szCs w:val="24"/>
             </w:rPr>
             <w:fldChar w:fldCharType="separate"/>
@@ -2617,7 +2818,7 @@
           </w:r>
           <w:r>
             <w:rPr>
-              <w:rFonts w:ascii="宋体" w:eastAsia="宋体" w:hAnsi="宋体" w:cs="宋体" w:hint="eastAsia"/>
+              <w:rFonts w:hint="eastAsia" w:ascii="宋体" w:hAnsi="宋体" w:eastAsia="宋体" w:cs="宋体"/>
               <w:szCs w:val="24"/>
             </w:rPr>
             <w:fldChar w:fldCharType="end"/>
@@ -2625,28 +2826,28 @@
         </w:p>
         <w:p>
           <w:pPr>
-            <w:pStyle w:val="TOC1"/>
+            <w:pStyle w:val="16"/>
             <w:tabs>
               <w:tab w:val="right" w:leader="dot" w:pos="8306"/>
             </w:tabs>
           </w:pPr>
           <w:r>
             <w:rPr>
-              <w:rFonts w:ascii="宋体" w:eastAsia="宋体" w:hAnsi="宋体" w:cs="宋体" w:hint="eastAsia"/>
+              <w:rFonts w:hint="eastAsia" w:ascii="宋体" w:hAnsi="宋体" w:eastAsia="宋体" w:cs="宋体"/>
               <w:szCs w:val="24"/>
             </w:rPr>
             <w:fldChar w:fldCharType="begin"/>
           </w:r>
           <w:r>
             <w:rPr>
-              <w:rFonts w:ascii="宋体" w:eastAsia="宋体" w:hAnsi="宋体" w:cs="宋体" w:hint="eastAsia"/>
+              <w:rFonts w:hint="eastAsia" w:ascii="宋体" w:hAnsi="宋体" w:eastAsia="宋体" w:cs="宋体"/>
               <w:szCs w:val="24"/>
             </w:rPr>
             <w:instrText xml:space="preserve"> HYPERLINK \l _Toc16452 </w:instrText>
           </w:r>
           <w:r>
             <w:rPr>
-              <w:rFonts w:ascii="宋体" w:eastAsia="宋体" w:hAnsi="宋体" w:cs="宋体" w:hint="eastAsia"/>
+              <w:rFonts w:hint="eastAsia" w:ascii="宋体" w:hAnsi="宋体" w:eastAsia="宋体" w:cs="宋体"/>
               <w:szCs w:val="24"/>
             </w:rPr>
             <w:fldChar w:fldCharType="separate"/>
@@ -2685,7 +2886,7 @@
           </w:r>
           <w:r>
             <w:rPr>
-              <w:rFonts w:ascii="宋体" w:eastAsia="宋体" w:hAnsi="宋体" w:cs="宋体" w:hint="eastAsia"/>
+              <w:rFonts w:hint="eastAsia" w:ascii="宋体" w:hAnsi="宋体" w:eastAsia="宋体" w:cs="宋体"/>
               <w:szCs w:val="24"/>
             </w:rPr>
             <w:fldChar w:fldCharType="end"/>
@@ -2693,28 +2894,28 @@
         </w:p>
         <w:p>
           <w:pPr>
-            <w:pStyle w:val="TOC2"/>
+            <w:pStyle w:val="17"/>
             <w:tabs>
               <w:tab w:val="right" w:leader="dot" w:pos="8306"/>
             </w:tabs>
           </w:pPr>
           <w:r>
             <w:rPr>
-              <w:rFonts w:ascii="宋体" w:eastAsia="宋体" w:hAnsi="宋体" w:cs="宋体" w:hint="eastAsia"/>
+              <w:rFonts w:hint="eastAsia" w:ascii="宋体" w:hAnsi="宋体" w:eastAsia="宋体" w:cs="宋体"/>
               <w:szCs w:val="24"/>
             </w:rPr>
             <w:fldChar w:fldCharType="begin"/>
           </w:r>
           <w:r>
             <w:rPr>
-              <w:rFonts w:ascii="宋体" w:eastAsia="宋体" w:hAnsi="宋体" w:cs="宋体" w:hint="eastAsia"/>
+              <w:rFonts w:hint="eastAsia" w:ascii="宋体" w:hAnsi="宋体" w:eastAsia="宋体" w:cs="宋体"/>
               <w:szCs w:val="24"/>
             </w:rPr>
             <w:instrText xml:space="preserve"> HYPERLINK \l _Toc17131 </w:instrText>
           </w:r>
           <w:r>
             <w:rPr>
-              <w:rFonts w:ascii="宋体" w:eastAsia="宋体" w:hAnsi="宋体" w:cs="宋体" w:hint="eastAsia"/>
+              <w:rFonts w:hint="eastAsia" w:ascii="宋体" w:hAnsi="宋体" w:eastAsia="宋体" w:cs="宋体"/>
               <w:szCs w:val="24"/>
             </w:rPr>
             <w:fldChar w:fldCharType="separate"/>
@@ -2753,7 +2954,7 @@
           </w:r>
           <w:r>
             <w:rPr>
-              <w:rFonts w:ascii="宋体" w:eastAsia="宋体" w:hAnsi="宋体" w:cs="宋体" w:hint="eastAsia"/>
+              <w:rFonts w:hint="eastAsia" w:ascii="宋体" w:hAnsi="宋体" w:eastAsia="宋体" w:cs="宋体"/>
               <w:szCs w:val="24"/>
             </w:rPr>
             <w:fldChar w:fldCharType="end"/>
@@ -2761,28 +2962,28 @@
         </w:p>
         <w:p>
           <w:pPr>
-            <w:pStyle w:val="TOC2"/>
+            <w:pStyle w:val="17"/>
             <w:tabs>
               <w:tab w:val="right" w:leader="dot" w:pos="8306"/>
             </w:tabs>
           </w:pPr>
           <w:r>
             <w:rPr>
-              <w:rFonts w:ascii="宋体" w:eastAsia="宋体" w:hAnsi="宋体" w:cs="宋体" w:hint="eastAsia"/>
+              <w:rFonts w:hint="eastAsia" w:ascii="宋体" w:hAnsi="宋体" w:eastAsia="宋体" w:cs="宋体"/>
               <w:szCs w:val="24"/>
             </w:rPr>
             <w:fldChar w:fldCharType="begin"/>
           </w:r>
           <w:r>
             <w:rPr>
-              <w:rFonts w:ascii="宋体" w:eastAsia="宋体" w:hAnsi="宋体" w:cs="宋体" w:hint="eastAsia"/>
+              <w:rFonts w:hint="eastAsia" w:ascii="宋体" w:hAnsi="宋体" w:eastAsia="宋体" w:cs="宋体"/>
               <w:szCs w:val="24"/>
             </w:rPr>
             <w:instrText xml:space="preserve"> HYPERLINK \l _Toc12272 </w:instrText>
           </w:r>
           <w:r>
             <w:rPr>
-              <w:rFonts w:ascii="宋体" w:eastAsia="宋体" w:hAnsi="宋体" w:cs="宋体" w:hint="eastAsia"/>
+              <w:rFonts w:hint="eastAsia" w:ascii="宋体" w:hAnsi="宋体" w:eastAsia="宋体" w:cs="宋体"/>
               <w:szCs w:val="24"/>
             </w:rPr>
             <w:fldChar w:fldCharType="separate"/>
@@ -2821,7 +3022,7 @@
           </w:r>
           <w:r>
             <w:rPr>
-              <w:rFonts w:ascii="宋体" w:eastAsia="宋体" w:hAnsi="宋体" w:cs="宋体" w:hint="eastAsia"/>
+              <w:rFonts w:hint="eastAsia" w:ascii="宋体" w:hAnsi="宋体" w:eastAsia="宋体" w:cs="宋体"/>
               <w:szCs w:val="24"/>
             </w:rPr>
             <w:fldChar w:fldCharType="end"/>
@@ -2829,28 +3030,28 @@
         </w:p>
         <w:p>
           <w:pPr>
-            <w:pStyle w:val="TOC1"/>
+            <w:pStyle w:val="16"/>
             <w:tabs>
               <w:tab w:val="right" w:leader="dot" w:pos="8306"/>
             </w:tabs>
           </w:pPr>
           <w:r>
             <w:rPr>
-              <w:rFonts w:ascii="宋体" w:eastAsia="宋体" w:hAnsi="宋体" w:cs="宋体" w:hint="eastAsia"/>
+              <w:rFonts w:hint="eastAsia" w:ascii="宋体" w:hAnsi="宋体" w:eastAsia="宋体" w:cs="宋体"/>
               <w:szCs w:val="24"/>
             </w:rPr>
             <w:fldChar w:fldCharType="begin"/>
           </w:r>
           <w:r>
             <w:rPr>
-              <w:rFonts w:ascii="宋体" w:eastAsia="宋体" w:hAnsi="宋体" w:cs="宋体" w:hint="eastAsia"/>
+              <w:rFonts w:hint="eastAsia" w:ascii="宋体" w:hAnsi="宋体" w:eastAsia="宋体" w:cs="宋体"/>
               <w:szCs w:val="24"/>
             </w:rPr>
             <w:instrText xml:space="preserve"> HYPERLINK \l _Toc8421 </w:instrText>
           </w:r>
           <w:r>
             <w:rPr>
-              <w:rFonts w:ascii="宋体" w:eastAsia="宋体" w:hAnsi="宋体" w:cs="宋体" w:hint="eastAsia"/>
+              <w:rFonts w:hint="eastAsia" w:ascii="宋体" w:hAnsi="宋体" w:eastAsia="宋体" w:cs="宋体"/>
               <w:szCs w:val="24"/>
             </w:rPr>
             <w:fldChar w:fldCharType="separate"/>
@@ -2889,7 +3090,7 @@
           </w:r>
           <w:r>
             <w:rPr>
-              <w:rFonts w:ascii="宋体" w:eastAsia="宋体" w:hAnsi="宋体" w:cs="宋体" w:hint="eastAsia"/>
+              <w:rFonts w:hint="eastAsia" w:ascii="宋体" w:hAnsi="宋体" w:eastAsia="宋体" w:cs="宋体"/>
               <w:szCs w:val="24"/>
             </w:rPr>
             <w:fldChar w:fldCharType="end"/>
@@ -2897,28 +3098,28 @@
         </w:p>
         <w:p>
           <w:pPr>
-            <w:pStyle w:val="TOC2"/>
+            <w:pStyle w:val="17"/>
             <w:tabs>
               <w:tab w:val="right" w:leader="dot" w:pos="8306"/>
             </w:tabs>
           </w:pPr>
           <w:r>
             <w:rPr>
-              <w:rFonts w:ascii="宋体" w:eastAsia="宋体" w:hAnsi="宋体" w:cs="宋体" w:hint="eastAsia"/>
+              <w:rFonts w:hint="eastAsia" w:ascii="宋体" w:hAnsi="宋体" w:eastAsia="宋体" w:cs="宋体"/>
               <w:szCs w:val="24"/>
             </w:rPr>
             <w:fldChar w:fldCharType="begin"/>
           </w:r>
           <w:r>
             <w:rPr>
-              <w:rFonts w:ascii="宋体" w:eastAsia="宋体" w:hAnsi="宋体" w:cs="宋体" w:hint="eastAsia"/>
+              <w:rFonts w:hint="eastAsia" w:ascii="宋体" w:hAnsi="宋体" w:eastAsia="宋体" w:cs="宋体"/>
               <w:szCs w:val="24"/>
             </w:rPr>
             <w:instrText xml:space="preserve"> HYPERLINK \l _Toc8486 </w:instrText>
           </w:r>
           <w:r>
             <w:rPr>
-              <w:rFonts w:ascii="宋体" w:eastAsia="宋体" w:hAnsi="宋体" w:cs="宋体" w:hint="eastAsia"/>
+              <w:rFonts w:hint="eastAsia" w:ascii="宋体" w:hAnsi="宋体" w:eastAsia="宋体" w:cs="宋体"/>
               <w:szCs w:val="24"/>
             </w:rPr>
             <w:fldChar w:fldCharType="separate"/>
@@ -2957,7 +3158,7 @@
           </w:r>
           <w:r>
             <w:rPr>
-              <w:rFonts w:ascii="宋体" w:eastAsia="宋体" w:hAnsi="宋体" w:cs="宋体" w:hint="eastAsia"/>
+              <w:rFonts w:hint="eastAsia" w:ascii="宋体" w:hAnsi="宋体" w:eastAsia="宋体" w:cs="宋体"/>
               <w:szCs w:val="24"/>
             </w:rPr>
             <w:fldChar w:fldCharType="end"/>
@@ -2965,28 +3166,28 @@
         </w:p>
         <w:p>
           <w:pPr>
-            <w:pStyle w:val="TOC2"/>
+            <w:pStyle w:val="17"/>
             <w:tabs>
               <w:tab w:val="right" w:leader="dot" w:pos="8306"/>
             </w:tabs>
           </w:pPr>
           <w:r>
             <w:rPr>
-              <w:rFonts w:ascii="宋体" w:eastAsia="宋体" w:hAnsi="宋体" w:cs="宋体" w:hint="eastAsia"/>
+              <w:rFonts w:hint="eastAsia" w:ascii="宋体" w:hAnsi="宋体" w:eastAsia="宋体" w:cs="宋体"/>
               <w:szCs w:val="24"/>
             </w:rPr>
             <w:fldChar w:fldCharType="begin"/>
           </w:r>
           <w:r>
             <w:rPr>
-              <w:rFonts w:ascii="宋体" w:eastAsia="宋体" w:hAnsi="宋体" w:cs="宋体" w:hint="eastAsia"/>
+              <w:rFonts w:hint="eastAsia" w:ascii="宋体" w:hAnsi="宋体" w:eastAsia="宋体" w:cs="宋体"/>
               <w:szCs w:val="24"/>
             </w:rPr>
             <w:instrText xml:space="preserve"> HYPERLINK \l _Toc30064 </w:instrText>
           </w:r>
           <w:r>
             <w:rPr>
-              <w:rFonts w:ascii="宋体" w:eastAsia="宋体" w:hAnsi="宋体" w:cs="宋体" w:hint="eastAsia"/>
+              <w:rFonts w:hint="eastAsia" w:ascii="宋体" w:hAnsi="宋体" w:eastAsia="宋体" w:cs="宋体"/>
               <w:szCs w:val="24"/>
             </w:rPr>
             <w:fldChar w:fldCharType="separate"/>
@@ -3025,7 +3226,7 @@
           </w:r>
           <w:r>
             <w:rPr>
-              <w:rFonts w:ascii="宋体" w:eastAsia="宋体" w:hAnsi="宋体" w:cs="宋体" w:hint="eastAsia"/>
+              <w:rFonts w:hint="eastAsia" w:ascii="宋体" w:hAnsi="宋体" w:eastAsia="宋体" w:cs="宋体"/>
               <w:szCs w:val="24"/>
             </w:rPr>
             <w:fldChar w:fldCharType="end"/>
@@ -3033,28 +3234,28 @@
         </w:p>
         <w:p>
           <w:pPr>
-            <w:pStyle w:val="TOC2"/>
+            <w:pStyle w:val="17"/>
             <w:tabs>
               <w:tab w:val="right" w:leader="dot" w:pos="8306"/>
             </w:tabs>
           </w:pPr>
           <w:r>
             <w:rPr>
-              <w:rFonts w:ascii="宋体" w:eastAsia="宋体" w:hAnsi="宋体" w:cs="宋体" w:hint="eastAsia"/>
+              <w:rFonts w:hint="eastAsia" w:ascii="宋体" w:hAnsi="宋体" w:eastAsia="宋体" w:cs="宋体"/>
               <w:szCs w:val="24"/>
             </w:rPr>
             <w:fldChar w:fldCharType="begin"/>
           </w:r>
           <w:r>
             <w:rPr>
-              <w:rFonts w:ascii="宋体" w:eastAsia="宋体" w:hAnsi="宋体" w:cs="宋体" w:hint="eastAsia"/>
+              <w:rFonts w:hint="eastAsia" w:ascii="宋体" w:hAnsi="宋体" w:eastAsia="宋体" w:cs="宋体"/>
               <w:szCs w:val="24"/>
             </w:rPr>
             <w:instrText xml:space="preserve"> HYPERLINK \l _Toc19994 </w:instrText>
           </w:r>
           <w:r>
             <w:rPr>
-              <w:rFonts w:ascii="宋体" w:eastAsia="宋体" w:hAnsi="宋体" w:cs="宋体" w:hint="eastAsia"/>
+              <w:rFonts w:hint="eastAsia" w:ascii="宋体" w:hAnsi="宋体" w:eastAsia="宋体" w:cs="宋体"/>
               <w:szCs w:val="24"/>
             </w:rPr>
             <w:fldChar w:fldCharType="separate"/>
@@ -3093,7 +3294,7 @@
           </w:r>
           <w:r>
             <w:rPr>
-              <w:rFonts w:ascii="宋体" w:eastAsia="宋体" w:hAnsi="宋体" w:cs="宋体" w:hint="eastAsia"/>
+              <w:rFonts w:hint="eastAsia" w:ascii="宋体" w:hAnsi="宋体" w:eastAsia="宋体" w:cs="宋体"/>
               <w:szCs w:val="24"/>
             </w:rPr>
             <w:fldChar w:fldCharType="end"/>
@@ -3101,28 +3302,28 @@
         </w:p>
         <w:p>
           <w:pPr>
-            <w:pStyle w:val="TOC2"/>
+            <w:pStyle w:val="17"/>
             <w:tabs>
               <w:tab w:val="right" w:leader="dot" w:pos="8306"/>
             </w:tabs>
           </w:pPr>
           <w:r>
             <w:rPr>
-              <w:rFonts w:ascii="宋体" w:eastAsia="宋体" w:hAnsi="宋体" w:cs="宋体" w:hint="eastAsia"/>
+              <w:rFonts w:hint="eastAsia" w:ascii="宋体" w:hAnsi="宋体" w:eastAsia="宋体" w:cs="宋体"/>
               <w:szCs w:val="24"/>
             </w:rPr>
             <w:fldChar w:fldCharType="begin"/>
           </w:r>
           <w:r>
             <w:rPr>
-              <w:rFonts w:ascii="宋体" w:eastAsia="宋体" w:hAnsi="宋体" w:cs="宋体" w:hint="eastAsia"/>
+              <w:rFonts w:hint="eastAsia" w:ascii="宋体" w:hAnsi="宋体" w:eastAsia="宋体" w:cs="宋体"/>
               <w:szCs w:val="24"/>
             </w:rPr>
             <w:instrText xml:space="preserve"> HYPERLINK \l _Toc1397 </w:instrText>
           </w:r>
           <w:r>
             <w:rPr>
-              <w:rFonts w:ascii="宋体" w:eastAsia="宋体" w:hAnsi="宋体" w:cs="宋体" w:hint="eastAsia"/>
+              <w:rFonts w:hint="eastAsia" w:ascii="宋体" w:hAnsi="宋体" w:eastAsia="宋体" w:cs="宋体"/>
               <w:szCs w:val="24"/>
             </w:rPr>
             <w:fldChar w:fldCharType="separate"/>
@@ -3161,7 +3362,7 @@
           </w:r>
           <w:r>
             <w:rPr>
-              <w:rFonts w:ascii="宋体" w:eastAsia="宋体" w:hAnsi="宋体" w:cs="宋体" w:hint="eastAsia"/>
+              <w:rFonts w:hint="eastAsia" w:ascii="宋体" w:hAnsi="宋体" w:eastAsia="宋体" w:cs="宋体"/>
               <w:szCs w:val="24"/>
             </w:rPr>
             <w:fldChar w:fldCharType="end"/>
@@ -3169,28 +3370,28 @@
         </w:p>
         <w:p>
           <w:pPr>
-            <w:pStyle w:val="TOC2"/>
+            <w:pStyle w:val="17"/>
             <w:tabs>
               <w:tab w:val="right" w:leader="dot" w:pos="8306"/>
             </w:tabs>
           </w:pPr>
           <w:r>
             <w:rPr>
-              <w:rFonts w:ascii="宋体" w:eastAsia="宋体" w:hAnsi="宋体" w:cs="宋体" w:hint="eastAsia"/>
+              <w:rFonts w:hint="eastAsia" w:ascii="宋体" w:hAnsi="宋体" w:eastAsia="宋体" w:cs="宋体"/>
               <w:szCs w:val="24"/>
             </w:rPr>
             <w:fldChar w:fldCharType="begin"/>
           </w:r>
           <w:r>
             <w:rPr>
-              <w:rFonts w:ascii="宋体" w:eastAsia="宋体" w:hAnsi="宋体" w:cs="宋体" w:hint="eastAsia"/>
+              <w:rFonts w:hint="eastAsia" w:ascii="宋体" w:hAnsi="宋体" w:eastAsia="宋体" w:cs="宋体"/>
               <w:szCs w:val="24"/>
             </w:rPr>
             <w:instrText xml:space="preserve"> HYPERLINK \l _Toc5515 </w:instrText>
           </w:r>
           <w:r>
             <w:rPr>
-              <w:rFonts w:ascii="宋体" w:eastAsia="宋体" w:hAnsi="宋体" w:cs="宋体" w:hint="eastAsia"/>
+              <w:rFonts w:hint="eastAsia" w:ascii="宋体" w:hAnsi="宋体" w:eastAsia="宋体" w:cs="宋体"/>
               <w:szCs w:val="24"/>
             </w:rPr>
             <w:fldChar w:fldCharType="separate"/>
@@ -3229,7 +3430,7 @@
           </w:r>
           <w:r>
             <w:rPr>
-              <w:rFonts w:ascii="宋体" w:eastAsia="宋体" w:hAnsi="宋体" w:cs="宋体" w:hint="eastAsia"/>
+              <w:rFonts w:hint="eastAsia" w:ascii="宋体" w:hAnsi="宋体" w:eastAsia="宋体" w:cs="宋体"/>
               <w:szCs w:val="24"/>
             </w:rPr>
             <w:fldChar w:fldCharType="end"/>
@@ -3237,28 +3438,28 @@
         </w:p>
         <w:p>
           <w:pPr>
-            <w:pStyle w:val="TOC1"/>
+            <w:pStyle w:val="16"/>
             <w:tabs>
               <w:tab w:val="right" w:leader="dot" w:pos="8306"/>
             </w:tabs>
           </w:pPr>
           <w:r>
             <w:rPr>
-              <w:rFonts w:ascii="宋体" w:eastAsia="宋体" w:hAnsi="宋体" w:cs="宋体" w:hint="eastAsia"/>
+              <w:rFonts w:hint="eastAsia" w:ascii="宋体" w:hAnsi="宋体" w:eastAsia="宋体" w:cs="宋体"/>
               <w:szCs w:val="24"/>
             </w:rPr>
             <w:fldChar w:fldCharType="begin"/>
           </w:r>
           <w:r>
             <w:rPr>
-              <w:rFonts w:ascii="宋体" w:eastAsia="宋体" w:hAnsi="宋体" w:cs="宋体" w:hint="eastAsia"/>
+              <w:rFonts w:hint="eastAsia" w:ascii="宋体" w:hAnsi="宋体" w:eastAsia="宋体" w:cs="宋体"/>
               <w:szCs w:val="24"/>
             </w:rPr>
             <w:instrText xml:space="preserve"> HYPERLINK \l _Toc5193 </w:instrText>
           </w:r>
           <w:r>
             <w:rPr>
-              <w:rFonts w:ascii="宋体" w:eastAsia="宋体" w:hAnsi="宋体" w:cs="宋体" w:hint="eastAsia"/>
+              <w:rFonts w:hint="eastAsia" w:ascii="宋体" w:hAnsi="宋体" w:eastAsia="宋体" w:cs="宋体"/>
               <w:szCs w:val="24"/>
             </w:rPr>
             <w:fldChar w:fldCharType="separate"/>
@@ -3297,7 +3498,7 @@
           </w:r>
           <w:r>
             <w:rPr>
-              <w:rFonts w:ascii="宋体" w:eastAsia="宋体" w:hAnsi="宋体" w:cs="宋体" w:hint="eastAsia"/>
+              <w:rFonts w:hint="eastAsia" w:ascii="宋体" w:hAnsi="宋体" w:eastAsia="宋体" w:cs="宋体"/>
               <w:szCs w:val="24"/>
             </w:rPr>
             <w:fldChar w:fldCharType="end"/>
@@ -3305,28 +3506,28 @@
         </w:p>
         <w:p>
           <w:pPr>
-            <w:pStyle w:val="TOC1"/>
+            <w:pStyle w:val="16"/>
             <w:tabs>
               <w:tab w:val="right" w:leader="dot" w:pos="8306"/>
             </w:tabs>
           </w:pPr>
           <w:r>
             <w:rPr>
-              <w:rFonts w:ascii="宋体" w:eastAsia="宋体" w:hAnsi="宋体" w:cs="宋体" w:hint="eastAsia"/>
+              <w:rFonts w:hint="eastAsia" w:ascii="宋体" w:hAnsi="宋体" w:eastAsia="宋体" w:cs="宋体"/>
               <w:szCs w:val="24"/>
             </w:rPr>
             <w:fldChar w:fldCharType="begin"/>
           </w:r>
           <w:r>
             <w:rPr>
-              <w:rFonts w:ascii="宋体" w:eastAsia="宋体" w:hAnsi="宋体" w:cs="宋体" w:hint="eastAsia"/>
+              <w:rFonts w:hint="eastAsia" w:ascii="宋体" w:hAnsi="宋体" w:eastAsia="宋体" w:cs="宋体"/>
               <w:szCs w:val="24"/>
             </w:rPr>
             <w:instrText xml:space="preserve"> HYPERLINK \l _Toc22208 </w:instrText>
           </w:r>
           <w:r>
             <w:rPr>
-              <w:rFonts w:ascii="宋体" w:eastAsia="宋体" w:hAnsi="宋体" w:cs="宋体" w:hint="eastAsia"/>
+              <w:rFonts w:hint="eastAsia" w:ascii="宋体" w:hAnsi="宋体" w:eastAsia="宋体" w:cs="宋体"/>
               <w:szCs w:val="24"/>
             </w:rPr>
             <w:fldChar w:fldCharType="separate"/>
@@ -3365,7 +3566,7 @@
           </w:r>
           <w:r>
             <w:rPr>
-              <w:rFonts w:ascii="宋体" w:eastAsia="宋体" w:hAnsi="宋体" w:cs="宋体" w:hint="eastAsia"/>
+              <w:rFonts w:hint="eastAsia" w:ascii="宋体" w:hAnsi="宋体" w:eastAsia="宋体" w:cs="宋体"/>
               <w:szCs w:val="24"/>
             </w:rPr>
             <w:fldChar w:fldCharType="end"/>
@@ -3373,28 +3574,28 @@
         </w:p>
         <w:p>
           <w:pPr>
-            <w:pStyle w:val="TOC1"/>
+            <w:pStyle w:val="16"/>
             <w:tabs>
               <w:tab w:val="right" w:leader="dot" w:pos="8306"/>
             </w:tabs>
           </w:pPr>
           <w:r>
             <w:rPr>
-              <w:rFonts w:ascii="宋体" w:eastAsia="宋体" w:hAnsi="宋体" w:cs="宋体" w:hint="eastAsia"/>
+              <w:rFonts w:hint="eastAsia" w:ascii="宋体" w:hAnsi="宋体" w:eastAsia="宋体" w:cs="宋体"/>
               <w:szCs w:val="24"/>
             </w:rPr>
             <w:fldChar w:fldCharType="begin"/>
           </w:r>
           <w:r>
             <w:rPr>
-              <w:rFonts w:ascii="宋体" w:eastAsia="宋体" w:hAnsi="宋体" w:cs="宋体" w:hint="eastAsia"/>
+              <w:rFonts w:hint="eastAsia" w:ascii="宋体" w:hAnsi="宋体" w:eastAsia="宋体" w:cs="宋体"/>
               <w:szCs w:val="24"/>
             </w:rPr>
             <w:instrText xml:space="preserve"> HYPERLINK \l _Toc12341 </w:instrText>
           </w:r>
           <w:r>
             <w:rPr>
-              <w:rFonts w:ascii="宋体" w:eastAsia="宋体" w:hAnsi="宋体" w:cs="宋体" w:hint="eastAsia"/>
+              <w:rFonts w:hint="eastAsia" w:ascii="宋体" w:hAnsi="宋体" w:eastAsia="宋体" w:cs="宋体"/>
               <w:szCs w:val="24"/>
             </w:rPr>
             <w:fldChar w:fldCharType="separate"/>
@@ -3433,7 +3634,7 @@
           </w:r>
           <w:r>
             <w:rPr>
-              <w:rFonts w:ascii="宋体" w:eastAsia="宋体" w:hAnsi="宋体" w:cs="宋体" w:hint="eastAsia"/>
+              <w:rFonts w:hint="eastAsia" w:ascii="宋体" w:hAnsi="宋体" w:eastAsia="宋体" w:cs="宋体"/>
               <w:szCs w:val="24"/>
             </w:rPr>
             <w:fldChar w:fldCharType="end"/>
@@ -3455,7 +3656,7 @@
             <w:snapToGrid w:val="0"/>
             <w:textAlignment w:val="baseline"/>
             <w:rPr>
-              <w:rFonts w:ascii="宋体" w:eastAsia="宋体" w:hAnsi="宋体" w:cs="宋体" w:hint="eastAsia"/>
+              <w:rFonts w:hint="eastAsia" w:ascii="宋体" w:hAnsi="宋体" w:eastAsia="宋体" w:cs="宋体"/>
               <w:snapToGrid w:val="0"/>
               <w:color w:val="000000"/>
               <w:kern w:val="0"/>
@@ -3466,7 +3667,7 @@
           </w:pPr>
           <w:r>
             <w:rPr>
-              <w:rFonts w:ascii="宋体" w:eastAsia="宋体" w:hAnsi="宋体" w:cs="宋体" w:hint="eastAsia"/>
+              <w:rFonts w:hint="eastAsia" w:ascii="宋体" w:hAnsi="宋体" w:eastAsia="宋体" w:cs="宋体"/>
               <w:szCs w:val="24"/>
             </w:rPr>
             <w:fldChar w:fldCharType="end"/>
@@ -3490,7 +3691,7 @@
         <w:snapToGrid w:val="0"/>
         <w:textAlignment w:val="baseline"/>
         <w:rPr>
-          <w:rFonts w:ascii="Arial" w:eastAsia="Arial" w:hAnsi="Arial" w:cs="Arial"/>
+          <w:rFonts w:ascii="Arial" w:hAnsi="Arial" w:eastAsia="Arial" w:cs="Arial"/>
           <w:snapToGrid w:val="0"/>
           <w:color w:val="000000"/>
           <w:kern w:val="0"/>
@@ -3501,7 +3702,7 @@
       </w:pPr>
       <w:r>
         <w:rPr>
-          <w:rFonts w:ascii="Arial" w:eastAsia="Arial" w:hAnsi="Arial" w:cs="Arial"/>
+          <w:rFonts w:ascii="Arial" w:hAnsi="Arial" w:eastAsia="Arial" w:cs="Arial"/>
           <w:snapToGrid w:val="0"/>
           <w:color w:val="000000"/>
           <w:kern w:val="0"/>
@@ -3514,45 +3715,80 @@
     </w:p>
     <w:p>
       <w:pPr>
-        <w:pStyle w:val="1"/>
+        <w:pStyle w:val="28"/>
         <w:bidi w:val="0"/>
         <w:rPr>
           <w:rFonts w:hint="eastAsia"/>
           <w:lang w:val="en-US" w:eastAsia="zh-CN"/>
         </w:rPr>
       </w:pPr>
-      <w:bookmarkStart w:id="3" w:name="_Toc25400"/>
+      <w:bookmarkStart w:id="2" w:name="_Toc25400"/>
       <w:r>
         <w:rPr>
           <w:rFonts w:hint="eastAsia"/>
           <w:lang w:val="en-US" w:eastAsia="zh-CN"/>
         </w:rPr>
         <w:t>总则</w:t>
+      </w:r>
+      <w:bookmarkEnd w:id="2"/>
+    </w:p>
+    <w:p>
+      <w:pPr>
+        <w:pStyle w:val="30"/>
+        <w:bidi w:val="0"/>
+        <w:rPr>
+          <w:rFonts w:hint="eastAsia"/>
+          <w:lang w:val="en-US" w:eastAsia="zh-CN"/>
+        </w:rPr>
+      </w:pPr>
+      <w:bookmarkStart w:id="3" w:name="_Toc21533"/>
+      <w:r>
+        <w:rPr>
+          <w:rFonts w:hint="eastAsia"/>
+          <w:lang w:val="en-US" w:eastAsia="zh-CN"/>
+        </w:rPr>
+        <w:t>目的</w:t>
       </w:r>
       <w:bookmarkEnd w:id="3"/>
     </w:p>
     <w:p>
       <w:pPr>
-        <w:pStyle w:val="2"/>
+        <w:pStyle w:val="29"/>
+        <w:rPr>
+          <w:rFonts w:hint="eastAsia"/>
+          <w:lang w:val="en-US" w:eastAsia="zh-CN"/>
+        </w:rPr>
+      </w:pPr>
+      <w:r>
+        <w:rPr>
+          <w:rFonts w:hint="eastAsia"/>
+          <w:lang w:val="en-US" w:eastAsia="zh-CN"/>
+        </w:rPr>
+        <w:t>为规范本公司运维服务中的变更管理活动，确保所有对生产环境的修改均以受控、标准化的方式进行，从而最大限度地减少或消除因变更导致的业务中断和服务质量下降，保障服务的稳定性与连续性，特制定本制度。</w:t>
+      </w:r>
+    </w:p>
+    <w:p>
+      <w:pPr>
+        <w:pStyle w:val="30"/>
         <w:bidi w:val="0"/>
         <w:rPr>
           <w:rFonts w:hint="eastAsia"/>
           <w:lang w:val="en-US" w:eastAsia="zh-CN"/>
         </w:rPr>
       </w:pPr>
-      <w:bookmarkStart w:id="4" w:name="_Toc21533"/>
+      <w:bookmarkStart w:id="4" w:name="_Toc17980"/>
       <w:r>
         <w:rPr>
           <w:rFonts w:hint="eastAsia"/>
           <w:lang w:val="en-US" w:eastAsia="zh-CN"/>
         </w:rPr>
-        <w:t>目的</w:t>
+        <w:t>适用范围</w:t>
       </w:r>
       <w:bookmarkEnd w:id="4"/>
     </w:p>
     <w:p>
       <w:pPr>
-        <w:pStyle w:val="a1"/>
+        <w:pStyle w:val="29"/>
         <w:rPr>
           <w:rFonts w:hint="eastAsia"/>
           <w:lang w:val="en-US" w:eastAsia="zh-CN"/>
@@ -3563,31 +3799,31 @@
           <w:rFonts w:hint="eastAsia"/>
           <w:lang w:val="en-US" w:eastAsia="zh-CN"/>
         </w:rPr>
-        <w:t>为规范本公司运维服务中的变更管理活动，确保所有对生产环境的修改均以受控、标准化的方式进行，从而最大限度地减少或消除因变更导致的业务中断和服务质量下降，保障服务的稳定性与连续性，特制定本制度。</w:t>
+        <w:t>本制度适用于公司所有运维服务项目中，对客户生产环境及相关组件（包括但不限于应用程序、数据库、中间件、配置文件、运行脚本、基础架构代码等）所进行的所有计划内与计划外修改。</w:t>
       </w:r>
     </w:p>
     <w:p>
       <w:pPr>
-        <w:pStyle w:val="2"/>
+        <w:pStyle w:val="30"/>
         <w:bidi w:val="0"/>
         <w:rPr>
           <w:rFonts w:hint="eastAsia"/>
           <w:lang w:val="en-US" w:eastAsia="zh-CN"/>
         </w:rPr>
       </w:pPr>
-      <w:bookmarkStart w:id="5" w:name="_Toc17980"/>
+      <w:bookmarkStart w:id="5" w:name="_Toc6183"/>
       <w:r>
         <w:rPr>
           <w:rFonts w:hint="eastAsia"/>
           <w:lang w:val="en-US" w:eastAsia="zh-CN"/>
         </w:rPr>
-        <w:t>适用范围</w:t>
+        <w:t>原则</w:t>
       </w:r>
       <w:bookmarkEnd w:id="5"/>
     </w:p>
     <w:p>
       <w:pPr>
-        <w:pStyle w:val="a1"/>
+        <w:pStyle w:val="29"/>
         <w:rPr>
           <w:rFonts w:hint="eastAsia"/>
           <w:lang w:val="en-US" w:eastAsia="zh-CN"/>
@@ -3598,130 +3834,95 @@
           <w:rFonts w:hint="eastAsia"/>
           <w:lang w:val="en-US" w:eastAsia="zh-CN"/>
         </w:rPr>
-        <w:t>本制度适用于公司所有运维服务项目中，对客户生产环境及相关组件（包括但不限于应用程序、数据库、中间件、配置文件、运行脚本、基础架构代码等）所进行的所有计划内与计划外修改。</w:t>
+        <w:t>授权原则： 所有变更必须经过正式申请和审批，未经批准的变更严禁实施。</w:t>
       </w:r>
     </w:p>
     <w:p>
       <w:pPr>
-        <w:pStyle w:val="2"/>
+        <w:pStyle w:val="29"/>
+        <w:rPr>
+          <w:rFonts w:hint="eastAsia"/>
+          <w:lang w:val="en-US" w:eastAsia="zh-CN"/>
+        </w:rPr>
+      </w:pPr>
+      <w:r>
+        <w:rPr>
+          <w:rFonts w:hint="eastAsia"/>
+          <w:lang w:val="en-US" w:eastAsia="zh-CN"/>
+        </w:rPr>
+        <w:t>记录原则： 所有变更活动必须完整记录，确保过程可追溯。</w:t>
+      </w:r>
+    </w:p>
+    <w:p>
+      <w:pPr>
+        <w:pStyle w:val="29"/>
+        <w:rPr>
+          <w:rFonts w:hint="eastAsia"/>
+          <w:lang w:val="en-US" w:eastAsia="zh-CN"/>
+        </w:rPr>
+      </w:pPr>
+      <w:r>
+        <w:rPr>
+          <w:rFonts w:hint="eastAsia"/>
+          <w:lang w:val="en-US" w:eastAsia="zh-CN"/>
+        </w:rPr>
+        <w:t>评估原则： 变更实施前必须进行充分的风险与影响评估。</w:t>
+      </w:r>
+    </w:p>
+    <w:p>
+      <w:pPr>
+        <w:pStyle w:val="29"/>
+        <w:rPr>
+          <w:rFonts w:hint="eastAsia"/>
+          <w:lang w:val="en-US" w:eastAsia="zh-CN"/>
+        </w:rPr>
+      </w:pPr>
+      <w:r>
+        <w:rPr>
+          <w:rFonts w:hint="eastAsia"/>
+          <w:lang w:val="en-US" w:eastAsia="zh-CN"/>
+        </w:rPr>
+        <w:t>回退原则： 所有变更必须制定并验证可行的回退方案，确保变更失败时可快速恢复服务。</w:t>
+      </w:r>
+    </w:p>
+    <w:p>
+      <w:pPr>
+        <w:pStyle w:val="29"/>
+        <w:rPr>
+          <w:rFonts w:hint="eastAsia"/>
+          <w:lang w:val="en-US" w:eastAsia="zh-CN"/>
+        </w:rPr>
+      </w:pPr>
+      <w:r>
+        <w:rPr>
+          <w:rFonts w:hint="eastAsia"/>
+          <w:lang w:val="en-US" w:eastAsia="zh-CN"/>
+        </w:rPr>
+        <w:t>最小化影响原则： 变更应安排在业务影响最小的时段进行，并采用灰度、滚动等策略降低风险。</w:t>
+      </w:r>
+    </w:p>
+    <w:p>
+      <w:pPr>
+        <w:pStyle w:val="28"/>
         <w:bidi w:val="0"/>
         <w:rPr>
           <w:rFonts w:hint="eastAsia"/>
           <w:lang w:val="en-US" w:eastAsia="zh-CN"/>
         </w:rPr>
       </w:pPr>
-      <w:bookmarkStart w:id="6" w:name="_Toc6183"/>
+      <w:bookmarkStart w:id="6" w:name="_Toc1412"/>
       <w:r>
         <w:rPr>
           <w:rFonts w:hint="eastAsia"/>
           <w:lang w:val="en-US" w:eastAsia="zh-CN"/>
         </w:rPr>
-        <w:t>原则</w:t>
+        <w:t>角色与职责</w:t>
       </w:r>
       <w:bookmarkEnd w:id="6"/>
     </w:p>
     <w:p>
       <w:pPr>
-        <w:pStyle w:val="a1"/>
-        <w:rPr>
-          <w:rFonts w:hint="eastAsia"/>
-          <w:lang w:val="en-US" w:eastAsia="zh-CN"/>
-        </w:rPr>
-      </w:pPr>
-      <w:r>
-        <w:rPr>
-          <w:rFonts w:hint="eastAsia"/>
-          <w:lang w:val="en-US" w:eastAsia="zh-CN"/>
-        </w:rPr>
-        <w:t>授权原则： 所有变更必须经过正式申请和审批，未经批准的变更严禁实施。</w:t>
-      </w:r>
-    </w:p>
-    <w:p>
-      <w:pPr>
-        <w:pStyle w:val="a1"/>
-        <w:rPr>
-          <w:rFonts w:hint="eastAsia"/>
-          <w:lang w:val="en-US" w:eastAsia="zh-CN"/>
-        </w:rPr>
-      </w:pPr>
-      <w:r>
-        <w:rPr>
-          <w:rFonts w:hint="eastAsia"/>
-          <w:lang w:val="en-US" w:eastAsia="zh-CN"/>
-        </w:rPr>
-        <w:t>记录原则： 所有变更活动必须完整记录，确保过程可追溯。</w:t>
-      </w:r>
-    </w:p>
-    <w:p>
-      <w:pPr>
-        <w:pStyle w:val="a1"/>
-        <w:rPr>
-          <w:rFonts w:hint="eastAsia"/>
-          <w:lang w:val="en-US" w:eastAsia="zh-CN"/>
-        </w:rPr>
-      </w:pPr>
-      <w:r>
-        <w:rPr>
-          <w:rFonts w:hint="eastAsia"/>
-          <w:lang w:val="en-US" w:eastAsia="zh-CN"/>
-        </w:rPr>
-        <w:t>评估原则： 变更实施前必须进行充分的风险与影响评估。</w:t>
-      </w:r>
-    </w:p>
-    <w:p>
-      <w:pPr>
-        <w:pStyle w:val="a1"/>
-        <w:rPr>
-          <w:rFonts w:hint="eastAsia"/>
-          <w:lang w:val="en-US" w:eastAsia="zh-CN"/>
-        </w:rPr>
-      </w:pPr>
-      <w:r>
-        <w:rPr>
-          <w:rFonts w:hint="eastAsia"/>
-          <w:lang w:val="en-US" w:eastAsia="zh-CN"/>
-        </w:rPr>
-        <w:t>回退原则： 所有变更必须制定并验证可行的回退方案，确保变更失败时可快速恢复服务。</w:t>
-      </w:r>
-    </w:p>
-    <w:p>
-      <w:pPr>
-        <w:pStyle w:val="a1"/>
-        <w:rPr>
-          <w:rFonts w:hint="eastAsia"/>
-          <w:lang w:val="en-US" w:eastAsia="zh-CN"/>
-        </w:rPr>
-      </w:pPr>
-      <w:r>
-        <w:rPr>
-          <w:rFonts w:hint="eastAsia"/>
-          <w:lang w:val="en-US" w:eastAsia="zh-CN"/>
-        </w:rPr>
-        <w:t>最小化影响原则： 变更应安排在业务影响最小的时段进行，并采用灰度、滚动等策略降低风险。</w:t>
-      </w:r>
-    </w:p>
-    <w:p>
-      <w:pPr>
-        <w:pStyle w:val="1"/>
-        <w:bidi w:val="0"/>
-        <w:rPr>
-          <w:rFonts w:hint="eastAsia"/>
-          <w:lang w:val="en-US" w:eastAsia="zh-CN"/>
-        </w:rPr>
-      </w:pPr>
-      <w:bookmarkStart w:id="7" w:name="_Toc1412"/>
-      <w:r>
-        <w:rPr>
-          <w:rFonts w:hint="eastAsia"/>
-          <w:lang w:val="en-US" w:eastAsia="zh-CN"/>
-        </w:rPr>
-        <w:t>角色与职责</w:t>
-      </w:r>
-      <w:bookmarkEnd w:id="7"/>
-    </w:p>
-    <w:p>
-      <w:pPr>
-        <w:pStyle w:val="a1"/>
+        <w:pStyle w:val="29"/>
         <w:bidi w:val="0"/>
       </w:pPr>
       <w:r>
@@ -3730,18 +3931,19 @@
     </w:p>
     <w:tbl>
       <w:tblPr>
-        <w:tblStyle w:val="TableNormal"/>
+        <w:tblStyle w:val="20"/>
         <w:tblW w:w="9024" w:type="dxa"/>
         <w:tblInd w:w="0" w:type="dxa"/>
         <w:tblBorders>
-          <w:top w:val="single" w:sz="4" w:space="0" w:color="auto"/>
-          <w:left w:val="single" w:sz="4" w:space="0" w:color="auto"/>
-          <w:bottom w:val="single" w:sz="4" w:space="0" w:color="auto"/>
-          <w:right w:val="single" w:sz="4" w:space="0" w:color="auto"/>
-          <w:insideH w:val="single" w:sz="4" w:space="0" w:color="auto"/>
-          <w:insideV w:val="single" w:sz="4" w:space="0" w:color="auto"/>
+          <w:top w:val="single" w:color="auto" w:sz="4" w:space="0"/>
+          <w:left w:val="single" w:color="auto" w:sz="4" w:space="0"/>
+          <w:bottom w:val="single" w:color="auto" w:sz="4" w:space="0"/>
+          <w:right w:val="single" w:color="auto" w:sz="4" w:space="0"/>
+          <w:insideH w:val="single" w:color="auto" w:sz="4" w:space="0"/>
+          <w:insideV w:val="single" w:color="auto" w:sz="4" w:space="0"/>
         </w:tblBorders>
         <w:shd w:val="clear" w:color="auto" w:fill="auto"/>
+        <w:tblLayout w:type="autofit"/>
         <w:tblCellMar>
           <w:top w:w="15" w:type="dxa"/>
           <w:left w:w="15" w:type="dxa"/>
@@ -3756,15 +3958,13 @@
       </w:tblGrid>
       <w:tr>
         <w:tblPrEx>
-          <w:tblW w:w="9024" w:type="dxa"/>
-          <w:tblInd w:w="0" w:type="dxa"/>
           <w:tblBorders>
-            <w:top w:val="single" w:sz="4" w:space="0" w:color="auto"/>
-            <w:left w:val="single" w:sz="4" w:space="0" w:color="auto"/>
-            <w:bottom w:val="single" w:sz="4" w:space="0" w:color="auto"/>
-            <w:right w:val="single" w:sz="4" w:space="0" w:color="auto"/>
-            <w:insideH w:val="single" w:sz="4" w:space="0" w:color="auto"/>
-            <w:insideV w:val="single" w:sz="4" w:space="0" w:color="auto"/>
+            <w:top w:val="single" w:color="auto" w:sz="4" w:space="0"/>
+            <w:left w:val="single" w:color="auto" w:sz="4" w:space="0"/>
+            <w:bottom w:val="single" w:color="auto" w:sz="4" w:space="0"/>
+            <w:right w:val="single" w:color="auto" w:sz="4" w:space="0"/>
+            <w:insideH w:val="single" w:color="auto" w:sz="4" w:space="0"/>
+            <w:insideV w:val="single" w:color="auto" w:sz="4" w:space="0"/>
           </w:tblBorders>
           <w:shd w:val="clear" w:color="auto" w:fill="auto"/>
           <w:tblCellMar>
@@ -3798,7 +3998,7 @@
               <w:spacing w:line="300" w:lineRule="atLeast"/>
               <w:jc w:val="left"/>
               <w:rPr>
-                <w:rFonts w:ascii="Segoe UI" w:eastAsia="Segoe UI" w:hAnsi="Segoe UI" w:cs="Segoe UI"/>
+                <w:rFonts w:ascii="Segoe UI" w:hAnsi="Segoe UI" w:eastAsia="Segoe UI" w:cs="Segoe UI"/>
                 <w:i w:val="0"/>
                 <w:iCs w:val="0"/>
                 <w:caps w:val="0"/>
@@ -3810,7 +4010,7 @@
             </w:pPr>
             <w:r>
               <w:rPr>
-                <w:rFonts w:ascii="Segoe UI" w:eastAsia="Segoe UI" w:hAnsi="Segoe UI" w:cs="Segoe UI" w:hint="default"/>
+                <w:rFonts w:hint="default" w:ascii="Segoe UI" w:hAnsi="Segoe UI" w:eastAsia="Segoe UI" w:cs="Segoe UI"/>
                 <w:i w:val="0"/>
                 <w:iCs w:val="0"/>
                 <w:caps w:val="0"/>
@@ -3847,7 +4047,7 @@
               <w:spacing w:line="300" w:lineRule="atLeast"/>
               <w:jc w:val="left"/>
               <w:rPr>
-                <w:rFonts w:ascii="Segoe UI" w:eastAsia="Segoe UI" w:hAnsi="Segoe UI" w:cs="Segoe UI" w:hint="default"/>
+                <w:rFonts w:hint="default" w:ascii="Segoe UI" w:hAnsi="Segoe UI" w:eastAsia="Segoe UI" w:cs="Segoe UI"/>
                 <w:i w:val="0"/>
                 <w:iCs w:val="0"/>
                 <w:caps w:val="0"/>
@@ -3859,7 +4059,7 @@
             </w:pPr>
             <w:r>
               <w:rPr>
-                <w:rFonts w:ascii="Segoe UI" w:eastAsia="Segoe UI" w:hAnsi="Segoe UI" w:cs="Segoe UI" w:hint="default"/>
+                <w:rFonts w:hint="default" w:ascii="Segoe UI" w:hAnsi="Segoe UI" w:eastAsia="Segoe UI" w:cs="Segoe UI"/>
                 <w:i w:val="0"/>
                 <w:iCs w:val="0"/>
                 <w:caps w:val="0"/>
@@ -3896,7 +4096,7 @@
               <w:spacing w:line="300" w:lineRule="atLeast"/>
               <w:jc w:val="left"/>
               <w:rPr>
-                <w:rFonts w:ascii="Segoe UI" w:eastAsia="Segoe UI" w:hAnsi="Segoe UI" w:cs="Segoe UI" w:hint="default"/>
+                <w:rFonts w:hint="default" w:ascii="Segoe UI" w:hAnsi="Segoe UI" w:eastAsia="Segoe UI" w:cs="Segoe UI"/>
                 <w:i w:val="0"/>
                 <w:iCs w:val="0"/>
                 <w:caps w:val="0"/>
@@ -3908,7 +4108,7 @@
             </w:pPr>
             <w:r>
               <w:rPr>
-                <w:rFonts w:ascii="Segoe UI" w:eastAsia="Segoe UI" w:hAnsi="Segoe UI" w:cs="Segoe UI" w:hint="default"/>
+                <w:rFonts w:hint="default" w:ascii="Segoe UI" w:hAnsi="Segoe UI" w:eastAsia="Segoe UI" w:cs="Segoe UI"/>
                 <w:i w:val="0"/>
                 <w:iCs w:val="0"/>
                 <w:caps w:val="0"/>
@@ -3927,8 +4127,14 @@
       </w:tr>
       <w:tr>
         <w:tblPrEx>
-          <w:tblW w:w="9024" w:type="dxa"/>
-          <w:tblInd w:w="0" w:type="dxa"/>
+          <w:tblBorders>
+            <w:top w:val="single" w:color="auto" w:sz="4" w:space="0"/>
+            <w:left w:val="single" w:color="auto" w:sz="4" w:space="0"/>
+            <w:bottom w:val="single" w:color="auto" w:sz="4" w:space="0"/>
+            <w:right w:val="single" w:color="auto" w:sz="4" w:space="0"/>
+            <w:insideH w:val="single" w:color="auto" w:sz="4" w:space="0"/>
+            <w:insideV w:val="single" w:color="auto" w:sz="4" w:space="0"/>
+          </w:tblBorders>
           <w:shd w:val="clear" w:color="auto" w:fill="auto"/>
           <w:tblCellMar>
             <w:top w:w="15" w:type="dxa"/>
@@ -3958,7 +4164,7 @@
               <w:spacing w:line="300" w:lineRule="atLeast"/>
               <w:jc w:val="left"/>
               <w:rPr>
-                <w:rFonts w:ascii="Segoe UI" w:eastAsia="Segoe UI" w:hAnsi="Segoe UI" w:cs="Segoe UI" w:hint="default"/>
+                <w:rFonts w:hint="default" w:ascii="Segoe UI" w:hAnsi="Segoe UI" w:eastAsia="Segoe UI" w:cs="Segoe UI"/>
                 <w:i w:val="0"/>
                 <w:iCs w:val="0"/>
                 <w:caps w:val="0"/>
@@ -3970,8 +4176,8 @@
             </w:pPr>
             <w:r>
               <w:rPr>
-                <w:rStyle w:val="Strong"/>
-                <w:rFonts w:ascii="Segoe UI" w:eastAsia="Segoe UI" w:hAnsi="Segoe UI" w:cs="Segoe UI" w:hint="default"/>
+                <w:rStyle w:val="23"/>
+                <w:rFonts w:hint="default" w:ascii="Segoe UI" w:hAnsi="Segoe UI" w:eastAsia="Segoe UI" w:cs="Segoe UI"/>
                 <w:b/>
                 <w:bCs/>
                 <w:i w:val="0"/>
@@ -4010,7 +4216,7 @@
               <w:spacing w:line="300" w:lineRule="atLeast"/>
               <w:jc w:val="left"/>
               <w:rPr>
-                <w:rFonts w:ascii="Segoe UI" w:eastAsia="Segoe UI" w:hAnsi="Segoe UI" w:cs="Segoe UI" w:hint="default"/>
+                <w:rFonts w:hint="default" w:ascii="Segoe UI" w:hAnsi="Segoe UI" w:eastAsia="Segoe UI" w:cs="Segoe UI"/>
                 <w:i w:val="0"/>
                 <w:iCs w:val="0"/>
                 <w:caps w:val="0"/>
@@ -4022,7 +4228,7 @@
             </w:pPr>
             <w:r>
               <w:rPr>
-                <w:rFonts w:ascii="Segoe UI" w:eastAsia="Segoe UI" w:hAnsi="Segoe UI" w:cs="Segoe UI" w:hint="default"/>
+                <w:rFonts w:hint="default" w:ascii="Segoe UI" w:hAnsi="Segoe UI" w:eastAsia="Segoe UI" w:cs="Segoe UI"/>
                 <w:i w:val="0"/>
                 <w:iCs w:val="0"/>
                 <w:caps w:val="0"/>
@@ -4038,23 +4244,23 @@
             </w:r>
             <w:r>
               <w:rPr>
-                <w:rFonts w:ascii="Segoe UI" w:eastAsia="Segoe UI" w:hAnsi="Segoe UI" w:cs="Segoe UI" w:hint="default"/>
-                <w:i w:val="0"/>
-                <w:iCs w:val="0"/>
-                <w:caps w:val="0"/>
-                <w:snapToGrid w:val="0"/>
-                <w:color w:val="000000"/>
-                <w:spacing w:val="0"/>
-                <w:kern w:val="0"/>
-                <w:sz w:val="18"/>
-                <w:szCs w:val="18"/>
-                <w:lang w:val="en-US" w:eastAsia="zh-CN"/>
-              </w:rPr>
-              <w:br/>
-            </w:r>
-            <w:r>
-              <w:rPr>
-                <w:rFonts w:ascii="Segoe UI" w:eastAsia="Segoe UI" w:hAnsi="Segoe UI" w:cs="Segoe UI" w:hint="default"/>
+                <w:rFonts w:hint="default" w:ascii="Segoe UI" w:hAnsi="Segoe UI" w:eastAsia="Segoe UI" w:cs="Segoe UI"/>
+                <w:i w:val="0"/>
+                <w:iCs w:val="0"/>
+                <w:caps w:val="0"/>
+                <w:snapToGrid w:val="0"/>
+                <w:color w:val="000000"/>
+                <w:spacing w:val="0"/>
+                <w:kern w:val="0"/>
+                <w:sz w:val="18"/>
+                <w:szCs w:val="18"/>
+                <w:lang w:val="en-US" w:eastAsia="zh-CN"/>
+              </w:rPr>
+              <w:br w:type="textWrapping"/>
+            </w:r>
+            <w:r>
+              <w:rPr>
+                <w:rFonts w:hint="default" w:ascii="Segoe UI" w:hAnsi="Segoe UI" w:eastAsia="Segoe UI" w:cs="Segoe UI"/>
                 <w:i w:val="0"/>
                 <w:iCs w:val="0"/>
                 <w:caps w:val="0"/>
@@ -4091,7 +4297,7 @@
               <w:spacing w:line="300" w:lineRule="atLeast"/>
               <w:jc w:val="left"/>
               <w:rPr>
-                <w:rFonts w:ascii="Segoe UI" w:eastAsia="Segoe UI" w:hAnsi="Segoe UI" w:cs="Segoe UI" w:hint="default"/>
+                <w:rFonts w:hint="default" w:ascii="Segoe UI" w:hAnsi="Segoe UI" w:eastAsia="Segoe UI" w:cs="Segoe UI"/>
                 <w:i w:val="0"/>
                 <w:iCs w:val="0"/>
                 <w:caps w:val="0"/>
@@ -4103,8 +4309,8 @@
             </w:pPr>
             <w:r>
               <w:rPr>
-                <w:rStyle w:val="Strong"/>
-                <w:rFonts w:ascii="Segoe UI" w:eastAsia="Segoe UI" w:hAnsi="Segoe UI" w:cs="Segoe UI" w:hint="default"/>
+                <w:rStyle w:val="23"/>
+                <w:rFonts w:hint="default" w:ascii="Segoe UI" w:hAnsi="Segoe UI" w:eastAsia="Segoe UI" w:cs="Segoe UI"/>
                 <w:b/>
                 <w:bCs/>
                 <w:i w:val="0"/>
@@ -4122,7 +4328,7 @@
             </w:r>
             <w:r>
               <w:rPr>
-                <w:rFonts w:ascii="Segoe UI" w:eastAsia="Segoe UI" w:hAnsi="Segoe UI" w:cs="Segoe UI" w:hint="default"/>
+                <w:rFonts w:hint="default" w:ascii="Segoe UI" w:hAnsi="Segoe UI" w:eastAsia="Segoe UI" w:cs="Segoe UI"/>
                 <w:i w:val="0"/>
                 <w:iCs w:val="0"/>
                 <w:caps w:val="0"/>
@@ -4138,24 +4344,24 @@
             </w:r>
             <w:r>
               <w:rPr>
-                <w:rFonts w:ascii="Segoe UI" w:eastAsia="Segoe UI" w:hAnsi="Segoe UI" w:cs="Segoe UI" w:hint="default"/>
-                <w:i w:val="0"/>
-                <w:iCs w:val="0"/>
-                <w:caps w:val="0"/>
-                <w:snapToGrid w:val="0"/>
-                <w:color w:val="000000"/>
-                <w:spacing w:val="0"/>
-                <w:kern w:val="0"/>
-                <w:sz w:val="18"/>
-                <w:szCs w:val="18"/>
-                <w:lang w:val="en-US" w:eastAsia="zh-CN"/>
-              </w:rPr>
-              <w:br/>
-            </w:r>
-            <w:r>
-              <w:rPr>
-                <w:rStyle w:val="Strong"/>
-                <w:rFonts w:ascii="Segoe UI" w:eastAsia="Segoe UI" w:hAnsi="Segoe UI" w:cs="Segoe UI" w:hint="default"/>
+                <w:rFonts w:hint="default" w:ascii="Segoe UI" w:hAnsi="Segoe UI" w:eastAsia="Segoe UI" w:cs="Segoe UI"/>
+                <w:i w:val="0"/>
+                <w:iCs w:val="0"/>
+                <w:caps w:val="0"/>
+                <w:snapToGrid w:val="0"/>
+                <w:color w:val="000000"/>
+                <w:spacing w:val="0"/>
+                <w:kern w:val="0"/>
+                <w:sz w:val="18"/>
+                <w:szCs w:val="18"/>
+                <w:lang w:val="en-US" w:eastAsia="zh-CN"/>
+              </w:rPr>
+              <w:br w:type="textWrapping"/>
+            </w:r>
+            <w:r>
+              <w:rPr>
+                <w:rStyle w:val="23"/>
+                <w:rFonts w:hint="default" w:ascii="Segoe UI" w:hAnsi="Segoe UI" w:eastAsia="Segoe UI" w:cs="Segoe UI"/>
                 <w:b/>
                 <w:bCs/>
                 <w:i w:val="0"/>
@@ -4173,7 +4379,7 @@
             </w:r>
             <w:r>
               <w:rPr>
-                <w:rFonts w:ascii="Segoe UI" w:eastAsia="Segoe UI" w:hAnsi="Segoe UI" w:cs="Segoe UI" w:hint="default"/>
+                <w:rFonts w:hint="default" w:ascii="Segoe UI" w:hAnsi="Segoe UI" w:eastAsia="Segoe UI" w:cs="Segoe UI"/>
                 <w:i w:val="0"/>
                 <w:iCs w:val="0"/>
                 <w:caps w:val="0"/>
@@ -4189,24 +4395,24 @@
             </w:r>
             <w:r>
               <w:rPr>
-                <w:rFonts w:ascii="Segoe UI" w:eastAsia="Segoe UI" w:hAnsi="Segoe UI" w:cs="Segoe UI" w:hint="default"/>
-                <w:i w:val="0"/>
-                <w:iCs w:val="0"/>
-                <w:caps w:val="0"/>
-                <w:snapToGrid w:val="0"/>
-                <w:color w:val="000000"/>
-                <w:spacing w:val="0"/>
-                <w:kern w:val="0"/>
-                <w:sz w:val="18"/>
-                <w:szCs w:val="18"/>
-                <w:lang w:val="en-US" w:eastAsia="zh-CN"/>
-              </w:rPr>
-              <w:br/>
-            </w:r>
-            <w:r>
-              <w:rPr>
-                <w:rStyle w:val="Strong"/>
-                <w:rFonts w:ascii="Segoe UI" w:eastAsia="Segoe UI" w:hAnsi="Segoe UI" w:cs="Segoe UI" w:hint="default"/>
+                <w:rFonts w:hint="default" w:ascii="Segoe UI" w:hAnsi="Segoe UI" w:eastAsia="Segoe UI" w:cs="Segoe UI"/>
+                <w:i w:val="0"/>
+                <w:iCs w:val="0"/>
+                <w:caps w:val="0"/>
+                <w:snapToGrid w:val="0"/>
+                <w:color w:val="000000"/>
+                <w:spacing w:val="0"/>
+                <w:kern w:val="0"/>
+                <w:sz w:val="18"/>
+                <w:szCs w:val="18"/>
+                <w:lang w:val="en-US" w:eastAsia="zh-CN"/>
+              </w:rPr>
+              <w:br w:type="textWrapping"/>
+            </w:r>
+            <w:r>
+              <w:rPr>
+                <w:rStyle w:val="23"/>
+                <w:rFonts w:hint="default" w:ascii="Segoe UI" w:hAnsi="Segoe UI" w:eastAsia="Segoe UI" w:cs="Segoe UI"/>
                 <w:b/>
                 <w:bCs/>
                 <w:i w:val="0"/>
@@ -4224,7 +4430,7 @@
             </w:r>
             <w:r>
               <w:rPr>
-                <w:rFonts w:ascii="Segoe UI" w:eastAsia="Segoe UI" w:hAnsi="Segoe UI" w:cs="Segoe UI" w:hint="default"/>
+                <w:rFonts w:hint="default" w:ascii="Segoe UI" w:hAnsi="Segoe UI" w:eastAsia="Segoe UI" w:cs="Segoe UI"/>
                 <w:i w:val="0"/>
                 <w:iCs w:val="0"/>
                 <w:caps w:val="0"/>
@@ -4243,8 +4449,14 @@
       </w:tr>
       <w:tr>
         <w:tblPrEx>
-          <w:tblW w:w="9024" w:type="dxa"/>
-          <w:tblInd w:w="0" w:type="dxa"/>
+          <w:tblBorders>
+            <w:top w:val="single" w:color="auto" w:sz="4" w:space="0"/>
+            <w:left w:val="single" w:color="auto" w:sz="4" w:space="0"/>
+            <w:bottom w:val="single" w:color="auto" w:sz="4" w:space="0"/>
+            <w:right w:val="single" w:color="auto" w:sz="4" w:space="0"/>
+            <w:insideH w:val="single" w:color="auto" w:sz="4" w:space="0"/>
+            <w:insideV w:val="single" w:color="auto" w:sz="4" w:space="0"/>
+          </w:tblBorders>
           <w:shd w:val="clear" w:color="auto" w:fill="auto"/>
           <w:tblCellMar>
             <w:top w:w="15" w:type="dxa"/>
@@ -4274,7 +4486,7 @@
               <w:spacing w:line="300" w:lineRule="atLeast"/>
               <w:jc w:val="left"/>
               <w:rPr>
-                <w:rFonts w:ascii="Segoe UI" w:eastAsia="Segoe UI" w:hAnsi="Segoe UI" w:cs="Segoe UI" w:hint="default"/>
+                <w:rFonts w:hint="default" w:ascii="Segoe UI" w:hAnsi="Segoe UI" w:eastAsia="Segoe UI" w:cs="Segoe UI"/>
                 <w:i w:val="0"/>
                 <w:iCs w:val="0"/>
                 <w:caps w:val="0"/>
@@ -4286,8 +4498,8 @@
             </w:pPr>
             <w:r>
               <w:rPr>
-                <w:rStyle w:val="Strong"/>
-                <w:rFonts w:ascii="Segoe UI" w:eastAsia="Segoe UI" w:hAnsi="Segoe UI" w:cs="Segoe UI" w:hint="default"/>
+                <w:rStyle w:val="23"/>
+                <w:rFonts w:hint="default" w:ascii="Segoe UI" w:hAnsi="Segoe UI" w:eastAsia="Segoe UI" w:cs="Segoe UI"/>
                 <w:b/>
                 <w:bCs/>
                 <w:i w:val="0"/>
@@ -4326,7 +4538,7 @@
               <w:spacing w:line="300" w:lineRule="atLeast"/>
               <w:jc w:val="left"/>
               <w:rPr>
-                <w:rFonts w:ascii="Segoe UI" w:eastAsia="Segoe UI" w:hAnsi="Segoe UI" w:cs="Segoe UI" w:hint="default"/>
+                <w:rFonts w:hint="default" w:ascii="Segoe UI" w:hAnsi="Segoe UI" w:eastAsia="Segoe UI" w:cs="Segoe UI"/>
                 <w:i w:val="0"/>
                 <w:iCs w:val="0"/>
                 <w:caps w:val="0"/>
@@ -4338,7 +4550,7 @@
             </w:pPr>
             <w:r>
               <w:rPr>
-                <w:rFonts w:ascii="Segoe UI" w:eastAsia="Segoe UI" w:hAnsi="Segoe UI" w:cs="Segoe UI" w:hint="default"/>
+                <w:rFonts w:hint="default" w:ascii="Segoe UI" w:hAnsi="Segoe UI" w:eastAsia="Segoe UI" w:cs="Segoe UI"/>
                 <w:i w:val="0"/>
                 <w:iCs w:val="0"/>
                 <w:caps w:val="0"/>
@@ -4354,23 +4566,23 @@
             </w:r>
             <w:r>
               <w:rPr>
-                <w:rFonts w:ascii="Segoe UI" w:eastAsia="Segoe UI" w:hAnsi="Segoe UI" w:cs="Segoe UI" w:hint="default"/>
-                <w:i w:val="0"/>
-                <w:iCs w:val="0"/>
-                <w:caps w:val="0"/>
-                <w:snapToGrid w:val="0"/>
-                <w:color w:val="000000"/>
-                <w:spacing w:val="0"/>
-                <w:kern w:val="0"/>
-                <w:sz w:val="18"/>
-                <w:szCs w:val="18"/>
-                <w:lang w:val="en-US" w:eastAsia="zh-CN"/>
-              </w:rPr>
-              <w:br/>
-            </w:r>
-            <w:r>
-              <w:rPr>
-                <w:rFonts w:ascii="Segoe UI" w:eastAsia="Segoe UI" w:hAnsi="Segoe UI" w:cs="Segoe UI" w:hint="default"/>
+                <w:rFonts w:hint="default" w:ascii="Segoe UI" w:hAnsi="Segoe UI" w:eastAsia="Segoe UI" w:cs="Segoe UI"/>
+                <w:i w:val="0"/>
+                <w:iCs w:val="0"/>
+                <w:caps w:val="0"/>
+                <w:snapToGrid w:val="0"/>
+                <w:color w:val="000000"/>
+                <w:spacing w:val="0"/>
+                <w:kern w:val="0"/>
+                <w:sz w:val="18"/>
+                <w:szCs w:val="18"/>
+                <w:lang w:val="en-US" w:eastAsia="zh-CN"/>
+              </w:rPr>
+              <w:br w:type="textWrapping"/>
+            </w:r>
+            <w:r>
+              <w:rPr>
+                <w:rFonts w:hint="default" w:ascii="Segoe UI" w:hAnsi="Segoe UI" w:eastAsia="Segoe UI" w:cs="Segoe UI"/>
                 <w:i w:val="0"/>
                 <w:iCs w:val="0"/>
                 <w:caps w:val="0"/>
@@ -4386,8 +4598,8 @@
             </w:r>
             <w:r>
               <w:rPr>
-                <w:rStyle w:val="Strong"/>
-                <w:rFonts w:ascii="Segoe UI" w:eastAsia="Segoe UI" w:hAnsi="Segoe UI" w:cs="Segoe UI" w:hint="default"/>
+                <w:rStyle w:val="23"/>
+                <w:rFonts w:hint="default" w:ascii="Segoe UI" w:hAnsi="Segoe UI" w:eastAsia="Segoe UI" w:cs="Segoe UI"/>
                 <w:b/>
                 <w:bCs/>
                 <w:i w:val="0"/>
@@ -4405,7 +4617,7 @@
             </w:r>
             <w:r>
               <w:rPr>
-                <w:rFonts w:ascii="Segoe UI" w:eastAsia="Segoe UI" w:hAnsi="Segoe UI" w:cs="Segoe UI" w:hint="default"/>
+                <w:rFonts w:hint="default" w:ascii="Segoe UI" w:hAnsi="Segoe UI" w:eastAsia="Segoe UI" w:cs="Segoe UI"/>
                 <w:i w:val="0"/>
                 <w:iCs w:val="0"/>
                 <w:caps w:val="0"/>
@@ -4421,23 +4633,23 @@
             </w:r>
             <w:r>
               <w:rPr>
-                <w:rFonts w:ascii="Segoe UI" w:eastAsia="Segoe UI" w:hAnsi="Segoe UI" w:cs="Segoe UI" w:hint="default"/>
-                <w:i w:val="0"/>
-                <w:iCs w:val="0"/>
-                <w:caps w:val="0"/>
-                <w:snapToGrid w:val="0"/>
-                <w:color w:val="000000"/>
-                <w:spacing w:val="0"/>
-                <w:kern w:val="0"/>
-                <w:sz w:val="18"/>
-                <w:szCs w:val="18"/>
-                <w:lang w:val="en-US" w:eastAsia="zh-CN"/>
-              </w:rPr>
-              <w:br/>
-            </w:r>
-            <w:r>
-              <w:rPr>
-                <w:rFonts w:ascii="Segoe UI" w:eastAsia="Segoe UI" w:hAnsi="Segoe UI" w:cs="Segoe UI" w:hint="default"/>
+                <w:rFonts w:hint="default" w:ascii="Segoe UI" w:hAnsi="Segoe UI" w:eastAsia="Segoe UI" w:cs="Segoe UI"/>
+                <w:i w:val="0"/>
+                <w:iCs w:val="0"/>
+                <w:caps w:val="0"/>
+                <w:snapToGrid w:val="0"/>
+                <w:color w:val="000000"/>
+                <w:spacing w:val="0"/>
+                <w:kern w:val="0"/>
+                <w:sz w:val="18"/>
+                <w:szCs w:val="18"/>
+                <w:lang w:val="en-US" w:eastAsia="zh-CN"/>
+              </w:rPr>
+              <w:br w:type="textWrapping"/>
+            </w:r>
+            <w:r>
+              <w:rPr>
+                <w:rFonts w:hint="default" w:ascii="Segoe UI" w:hAnsi="Segoe UI" w:eastAsia="Segoe UI" w:cs="Segoe UI"/>
                 <w:i w:val="0"/>
                 <w:iCs w:val="0"/>
                 <w:caps w:val="0"/>
@@ -4453,8 +4665,8 @@
             </w:r>
             <w:r>
               <w:rPr>
-                <w:rStyle w:val="Strong"/>
-                <w:rFonts w:ascii="Segoe UI" w:eastAsia="Segoe UI" w:hAnsi="Segoe UI" w:cs="Segoe UI" w:hint="default"/>
+                <w:rStyle w:val="23"/>
+                <w:rFonts w:hint="default" w:ascii="Segoe UI" w:hAnsi="Segoe UI" w:eastAsia="Segoe UI" w:cs="Segoe UI"/>
                 <w:b/>
                 <w:bCs/>
                 <w:i w:val="0"/>
@@ -4472,7 +4684,7 @@
             </w:r>
             <w:r>
               <w:rPr>
-                <w:rFonts w:ascii="Segoe UI" w:eastAsia="Segoe UI" w:hAnsi="Segoe UI" w:cs="Segoe UI" w:hint="default"/>
+                <w:rFonts w:hint="default" w:ascii="Segoe UI" w:hAnsi="Segoe UI" w:eastAsia="Segoe UI" w:cs="Segoe UI"/>
                 <w:i w:val="0"/>
                 <w:iCs w:val="0"/>
                 <w:caps w:val="0"/>
@@ -4488,23 +4700,23 @@
             </w:r>
             <w:r>
               <w:rPr>
-                <w:rFonts w:ascii="Segoe UI" w:eastAsia="Segoe UI" w:hAnsi="Segoe UI" w:cs="Segoe UI" w:hint="default"/>
-                <w:i w:val="0"/>
-                <w:iCs w:val="0"/>
-                <w:caps w:val="0"/>
-                <w:snapToGrid w:val="0"/>
-                <w:color w:val="000000"/>
-                <w:spacing w:val="0"/>
-                <w:kern w:val="0"/>
-                <w:sz w:val="18"/>
-                <w:szCs w:val="18"/>
-                <w:lang w:val="en-US" w:eastAsia="zh-CN"/>
-              </w:rPr>
-              <w:br/>
-            </w:r>
-            <w:r>
-              <w:rPr>
-                <w:rFonts w:ascii="Segoe UI" w:eastAsia="Segoe UI" w:hAnsi="Segoe UI" w:cs="Segoe UI" w:hint="default"/>
+                <w:rFonts w:hint="default" w:ascii="Segoe UI" w:hAnsi="Segoe UI" w:eastAsia="Segoe UI" w:cs="Segoe UI"/>
+                <w:i w:val="0"/>
+                <w:iCs w:val="0"/>
+                <w:caps w:val="0"/>
+                <w:snapToGrid w:val="0"/>
+                <w:color w:val="000000"/>
+                <w:spacing w:val="0"/>
+                <w:kern w:val="0"/>
+                <w:sz w:val="18"/>
+                <w:szCs w:val="18"/>
+                <w:lang w:val="en-US" w:eastAsia="zh-CN"/>
+              </w:rPr>
+              <w:br w:type="textWrapping"/>
+            </w:r>
+            <w:r>
+              <w:rPr>
+                <w:rFonts w:hint="default" w:ascii="Segoe UI" w:hAnsi="Segoe UI" w:eastAsia="Segoe UI" w:cs="Segoe UI"/>
                 <w:i w:val="0"/>
                 <w:iCs w:val="0"/>
                 <w:caps w:val="0"/>
@@ -4520,23 +4732,23 @@
             </w:r>
             <w:r>
               <w:rPr>
-                <w:rFonts w:ascii="Segoe UI" w:eastAsia="Segoe UI" w:hAnsi="Segoe UI" w:cs="Segoe UI" w:hint="default"/>
-                <w:i w:val="0"/>
-                <w:iCs w:val="0"/>
-                <w:caps w:val="0"/>
-                <w:snapToGrid w:val="0"/>
-                <w:color w:val="000000"/>
-                <w:spacing w:val="0"/>
-                <w:kern w:val="0"/>
-                <w:sz w:val="18"/>
-                <w:szCs w:val="18"/>
-                <w:lang w:val="en-US" w:eastAsia="zh-CN"/>
-              </w:rPr>
-              <w:br/>
-            </w:r>
-            <w:r>
-              <w:rPr>
-                <w:rFonts w:ascii="Segoe UI" w:eastAsia="Segoe UI" w:hAnsi="Segoe UI" w:cs="Segoe UI" w:hint="default"/>
+                <w:rFonts w:hint="default" w:ascii="Segoe UI" w:hAnsi="Segoe UI" w:eastAsia="Segoe UI" w:cs="Segoe UI"/>
+                <w:i w:val="0"/>
+                <w:iCs w:val="0"/>
+                <w:caps w:val="0"/>
+                <w:snapToGrid w:val="0"/>
+                <w:color w:val="000000"/>
+                <w:spacing w:val="0"/>
+                <w:kern w:val="0"/>
+                <w:sz w:val="18"/>
+                <w:szCs w:val="18"/>
+                <w:lang w:val="en-US" w:eastAsia="zh-CN"/>
+              </w:rPr>
+              <w:br w:type="textWrapping"/>
+            </w:r>
+            <w:r>
+              <w:rPr>
+                <w:rFonts w:hint="default" w:ascii="Segoe UI" w:hAnsi="Segoe UI" w:eastAsia="Segoe UI" w:cs="Segoe UI"/>
                 <w:i w:val="0"/>
                 <w:iCs w:val="0"/>
                 <w:caps w:val="0"/>
@@ -4573,7 +4785,7 @@
               <w:spacing w:line="300" w:lineRule="atLeast"/>
               <w:jc w:val="left"/>
               <w:rPr>
-                <w:rFonts w:ascii="Segoe UI" w:eastAsia="Segoe UI" w:hAnsi="Segoe UI" w:cs="Segoe UI" w:hint="default"/>
+                <w:rFonts w:hint="default" w:ascii="Segoe UI" w:hAnsi="Segoe UI" w:eastAsia="Segoe UI" w:cs="Segoe UI"/>
                 <w:i w:val="0"/>
                 <w:iCs w:val="0"/>
                 <w:caps w:val="0"/>
@@ -4585,8 +4797,8 @@
             </w:pPr>
             <w:r>
               <w:rPr>
-                <w:rStyle w:val="Strong"/>
-                <w:rFonts w:ascii="Segoe UI" w:eastAsia="Segoe UI" w:hAnsi="Segoe UI" w:cs="Segoe UI" w:hint="default"/>
+                <w:rStyle w:val="23"/>
+                <w:rFonts w:hint="default" w:ascii="Segoe UI" w:hAnsi="Segoe UI" w:eastAsia="Segoe UI" w:cs="Segoe UI"/>
                 <w:b/>
                 <w:bCs/>
                 <w:i w:val="0"/>
@@ -4604,7 +4816,7 @@
             </w:r>
             <w:r>
               <w:rPr>
-                <w:rFonts w:ascii="Segoe UI" w:eastAsia="Segoe UI" w:hAnsi="Segoe UI" w:cs="Segoe UI" w:hint="default"/>
+                <w:rFonts w:hint="default" w:ascii="Segoe UI" w:hAnsi="Segoe UI" w:eastAsia="Segoe UI" w:cs="Segoe UI"/>
                 <w:i w:val="0"/>
                 <w:iCs w:val="0"/>
                 <w:caps w:val="0"/>
@@ -4620,24 +4832,24 @@
             </w:r>
             <w:r>
               <w:rPr>
-                <w:rFonts w:ascii="Segoe UI" w:eastAsia="Segoe UI" w:hAnsi="Segoe UI" w:cs="Segoe UI" w:hint="default"/>
-                <w:i w:val="0"/>
-                <w:iCs w:val="0"/>
-                <w:caps w:val="0"/>
-                <w:snapToGrid w:val="0"/>
-                <w:color w:val="000000"/>
-                <w:spacing w:val="0"/>
-                <w:kern w:val="0"/>
-                <w:sz w:val="18"/>
-                <w:szCs w:val="18"/>
-                <w:lang w:val="en-US" w:eastAsia="zh-CN"/>
-              </w:rPr>
-              <w:br/>
-            </w:r>
-            <w:r>
-              <w:rPr>
-                <w:rStyle w:val="Strong"/>
-                <w:rFonts w:ascii="Segoe UI" w:eastAsia="Segoe UI" w:hAnsi="Segoe UI" w:cs="Segoe UI" w:hint="default"/>
+                <w:rFonts w:hint="default" w:ascii="Segoe UI" w:hAnsi="Segoe UI" w:eastAsia="Segoe UI" w:cs="Segoe UI"/>
+                <w:i w:val="0"/>
+                <w:iCs w:val="0"/>
+                <w:caps w:val="0"/>
+                <w:snapToGrid w:val="0"/>
+                <w:color w:val="000000"/>
+                <w:spacing w:val="0"/>
+                <w:kern w:val="0"/>
+                <w:sz w:val="18"/>
+                <w:szCs w:val="18"/>
+                <w:lang w:val="en-US" w:eastAsia="zh-CN"/>
+              </w:rPr>
+              <w:br w:type="textWrapping"/>
+            </w:r>
+            <w:r>
+              <w:rPr>
+                <w:rStyle w:val="23"/>
+                <w:rFonts w:hint="default" w:ascii="Segoe UI" w:hAnsi="Segoe UI" w:eastAsia="Segoe UI" w:cs="Segoe UI"/>
                 <w:b/>
                 <w:bCs/>
                 <w:i w:val="0"/>
@@ -4658,8 +4870,14 @@
       </w:tr>
       <w:tr>
         <w:tblPrEx>
-          <w:tblW w:w="9024" w:type="dxa"/>
-          <w:tblInd w:w="0" w:type="dxa"/>
+          <w:tblBorders>
+            <w:top w:val="single" w:color="auto" w:sz="4" w:space="0"/>
+            <w:left w:val="single" w:color="auto" w:sz="4" w:space="0"/>
+            <w:bottom w:val="single" w:color="auto" w:sz="4" w:space="0"/>
+            <w:right w:val="single" w:color="auto" w:sz="4" w:space="0"/>
+            <w:insideH w:val="single" w:color="auto" w:sz="4" w:space="0"/>
+            <w:insideV w:val="single" w:color="auto" w:sz="4" w:space="0"/>
+          </w:tblBorders>
           <w:shd w:val="clear" w:color="auto" w:fill="auto"/>
           <w:tblCellMar>
             <w:top w:w="15" w:type="dxa"/>
@@ -4689,7 +4907,7 @@
               <w:spacing w:line="300" w:lineRule="atLeast"/>
               <w:jc w:val="left"/>
               <w:rPr>
-                <w:rFonts w:ascii="Segoe UI" w:eastAsia="Segoe UI" w:hAnsi="Segoe UI" w:cs="Segoe UI" w:hint="default"/>
+                <w:rFonts w:hint="default" w:ascii="Segoe UI" w:hAnsi="Segoe UI" w:eastAsia="Segoe UI" w:cs="Segoe UI"/>
                 <w:i w:val="0"/>
                 <w:iCs w:val="0"/>
                 <w:caps w:val="0"/>
@@ -4701,8 +4919,8 @@
             </w:pPr>
             <w:r>
               <w:rPr>
-                <w:rStyle w:val="Strong"/>
-                <w:rFonts w:ascii="Segoe UI" w:eastAsia="Segoe UI" w:hAnsi="Segoe UI" w:cs="Segoe UI" w:hint="default"/>
+                <w:rStyle w:val="23"/>
+                <w:rFonts w:hint="default" w:ascii="Segoe UI" w:hAnsi="Segoe UI" w:eastAsia="Segoe UI" w:cs="Segoe UI"/>
                 <w:b/>
                 <w:bCs/>
                 <w:i w:val="0"/>
@@ -4741,7 +4959,7 @@
               <w:spacing w:line="300" w:lineRule="atLeast"/>
               <w:jc w:val="left"/>
               <w:rPr>
-                <w:rFonts w:ascii="Segoe UI" w:eastAsia="Segoe UI" w:hAnsi="Segoe UI" w:cs="Segoe UI" w:hint="default"/>
+                <w:rFonts w:hint="default" w:ascii="Segoe UI" w:hAnsi="Segoe UI" w:eastAsia="Segoe UI" w:cs="Segoe UI"/>
                 <w:i w:val="0"/>
                 <w:iCs w:val="0"/>
                 <w:caps w:val="0"/>
@@ -4753,7 +4971,7 @@
             </w:pPr>
             <w:r>
               <w:rPr>
-                <w:rFonts w:ascii="Segoe UI" w:eastAsia="Segoe UI" w:hAnsi="Segoe UI" w:cs="Segoe UI" w:hint="default"/>
+                <w:rFonts w:hint="default" w:ascii="Segoe UI" w:hAnsi="Segoe UI" w:eastAsia="Segoe UI" w:cs="Segoe UI"/>
                 <w:i w:val="0"/>
                 <w:iCs w:val="0"/>
                 <w:caps w:val="0"/>
@@ -4769,8 +4987,8 @@
             </w:r>
             <w:r>
               <w:rPr>
-                <w:rStyle w:val="Strong"/>
-                <w:rFonts w:ascii="Segoe UI" w:eastAsia="Segoe UI" w:hAnsi="Segoe UI" w:cs="Segoe UI" w:hint="default"/>
+                <w:rStyle w:val="23"/>
+                <w:rFonts w:hint="default" w:ascii="Segoe UI" w:hAnsi="Segoe UI" w:eastAsia="Segoe UI" w:cs="Segoe UI"/>
                 <w:b/>
                 <w:bCs/>
                 <w:i w:val="0"/>
@@ -4788,7 +5006,7 @@
             </w:r>
             <w:r>
               <w:rPr>
-                <w:rFonts w:ascii="Segoe UI" w:eastAsia="Segoe UI" w:hAnsi="Segoe UI" w:cs="Segoe UI" w:hint="default"/>
+                <w:rFonts w:hint="default" w:ascii="Segoe UI" w:hAnsi="Segoe UI" w:eastAsia="Segoe UI" w:cs="Segoe UI"/>
                 <w:i w:val="0"/>
                 <w:iCs w:val="0"/>
                 <w:caps w:val="0"/>
@@ -4804,23 +5022,23 @@
             </w:r>
             <w:r>
               <w:rPr>
-                <w:rFonts w:ascii="Segoe UI" w:eastAsia="Segoe UI" w:hAnsi="Segoe UI" w:cs="Segoe UI" w:hint="default"/>
-                <w:i w:val="0"/>
-                <w:iCs w:val="0"/>
-                <w:caps w:val="0"/>
-                <w:snapToGrid w:val="0"/>
-                <w:color w:val="000000"/>
-                <w:spacing w:val="0"/>
-                <w:kern w:val="0"/>
-                <w:sz w:val="18"/>
-                <w:szCs w:val="18"/>
-                <w:lang w:val="en-US" w:eastAsia="zh-CN"/>
-              </w:rPr>
-              <w:br/>
-            </w:r>
-            <w:r>
-              <w:rPr>
-                <w:rFonts w:ascii="Segoe UI" w:eastAsia="Segoe UI" w:hAnsi="Segoe UI" w:cs="Segoe UI" w:hint="default"/>
+                <w:rFonts w:hint="default" w:ascii="Segoe UI" w:hAnsi="Segoe UI" w:eastAsia="Segoe UI" w:cs="Segoe UI"/>
+                <w:i w:val="0"/>
+                <w:iCs w:val="0"/>
+                <w:caps w:val="0"/>
+                <w:snapToGrid w:val="0"/>
+                <w:color w:val="000000"/>
+                <w:spacing w:val="0"/>
+                <w:kern w:val="0"/>
+                <w:sz w:val="18"/>
+                <w:szCs w:val="18"/>
+                <w:lang w:val="en-US" w:eastAsia="zh-CN"/>
+              </w:rPr>
+              <w:br w:type="textWrapping"/>
+            </w:r>
+            <w:r>
+              <w:rPr>
+                <w:rFonts w:hint="default" w:ascii="Segoe UI" w:hAnsi="Segoe UI" w:eastAsia="Segoe UI" w:cs="Segoe UI"/>
                 <w:i w:val="0"/>
                 <w:iCs w:val="0"/>
                 <w:caps w:val="0"/>
@@ -4836,23 +5054,23 @@
             </w:r>
             <w:r>
               <w:rPr>
-                <w:rFonts w:ascii="Segoe UI" w:eastAsia="Segoe UI" w:hAnsi="Segoe UI" w:cs="Segoe UI" w:hint="default"/>
-                <w:i w:val="0"/>
-                <w:iCs w:val="0"/>
-                <w:caps w:val="0"/>
-                <w:snapToGrid w:val="0"/>
-                <w:color w:val="000000"/>
-                <w:spacing w:val="0"/>
-                <w:kern w:val="0"/>
-                <w:sz w:val="18"/>
-                <w:szCs w:val="18"/>
-                <w:lang w:val="en-US" w:eastAsia="zh-CN"/>
-              </w:rPr>
-              <w:br/>
-            </w:r>
-            <w:r>
-              <w:rPr>
-                <w:rFonts w:ascii="Segoe UI" w:eastAsia="Segoe UI" w:hAnsi="Segoe UI" w:cs="Segoe UI" w:hint="default"/>
+                <w:rFonts w:hint="default" w:ascii="Segoe UI" w:hAnsi="Segoe UI" w:eastAsia="Segoe UI" w:cs="Segoe UI"/>
+                <w:i w:val="0"/>
+                <w:iCs w:val="0"/>
+                <w:caps w:val="0"/>
+                <w:snapToGrid w:val="0"/>
+                <w:color w:val="000000"/>
+                <w:spacing w:val="0"/>
+                <w:kern w:val="0"/>
+                <w:sz w:val="18"/>
+                <w:szCs w:val="18"/>
+                <w:lang w:val="en-US" w:eastAsia="zh-CN"/>
+              </w:rPr>
+              <w:br w:type="textWrapping"/>
+            </w:r>
+            <w:r>
+              <w:rPr>
+                <w:rFonts w:hint="default" w:ascii="Segoe UI" w:hAnsi="Segoe UI" w:eastAsia="Segoe UI" w:cs="Segoe UI"/>
                 <w:i w:val="0"/>
                 <w:iCs w:val="0"/>
                 <w:caps w:val="0"/>
@@ -4868,8 +5086,8 @@
             </w:r>
             <w:r>
               <w:rPr>
-                <w:rStyle w:val="Strong"/>
-                <w:rFonts w:ascii="Segoe UI" w:eastAsia="Segoe UI" w:hAnsi="Segoe UI" w:cs="Segoe UI" w:hint="default"/>
+                <w:rStyle w:val="23"/>
+                <w:rFonts w:hint="default" w:ascii="Segoe UI" w:hAnsi="Segoe UI" w:eastAsia="Segoe UI" w:cs="Segoe UI"/>
                 <w:b/>
                 <w:bCs/>
                 <w:i w:val="0"/>
@@ -4887,7 +5105,7 @@
             </w:r>
             <w:r>
               <w:rPr>
-                <w:rFonts w:ascii="Segoe UI" w:eastAsia="Segoe UI" w:hAnsi="Segoe UI" w:cs="Segoe UI" w:hint="default"/>
+                <w:rFonts w:hint="default" w:ascii="Segoe UI" w:hAnsi="Segoe UI" w:eastAsia="Segoe UI" w:cs="Segoe UI"/>
                 <w:i w:val="0"/>
                 <w:iCs w:val="0"/>
                 <w:caps w:val="0"/>
@@ -4903,23 +5121,23 @@
             </w:r>
             <w:r>
               <w:rPr>
-                <w:rFonts w:ascii="Segoe UI" w:eastAsia="Segoe UI" w:hAnsi="Segoe UI" w:cs="Segoe UI" w:hint="default"/>
-                <w:i w:val="0"/>
-                <w:iCs w:val="0"/>
-                <w:caps w:val="0"/>
-                <w:snapToGrid w:val="0"/>
-                <w:color w:val="000000"/>
-                <w:spacing w:val="0"/>
-                <w:kern w:val="0"/>
-                <w:sz w:val="18"/>
-                <w:szCs w:val="18"/>
-                <w:lang w:val="en-US" w:eastAsia="zh-CN"/>
-              </w:rPr>
-              <w:br/>
-            </w:r>
-            <w:r>
-              <w:rPr>
-                <w:rFonts w:ascii="Segoe UI" w:eastAsia="Segoe UI" w:hAnsi="Segoe UI" w:cs="Segoe UI" w:hint="default"/>
+                <w:rFonts w:hint="default" w:ascii="Segoe UI" w:hAnsi="Segoe UI" w:eastAsia="Segoe UI" w:cs="Segoe UI"/>
+                <w:i w:val="0"/>
+                <w:iCs w:val="0"/>
+                <w:caps w:val="0"/>
+                <w:snapToGrid w:val="0"/>
+                <w:color w:val="000000"/>
+                <w:spacing w:val="0"/>
+                <w:kern w:val="0"/>
+                <w:sz w:val="18"/>
+                <w:szCs w:val="18"/>
+                <w:lang w:val="en-US" w:eastAsia="zh-CN"/>
+              </w:rPr>
+              <w:br w:type="textWrapping"/>
+            </w:r>
+            <w:r>
+              <w:rPr>
+                <w:rFonts w:hint="default" w:ascii="Segoe UI" w:hAnsi="Segoe UI" w:eastAsia="Segoe UI" w:cs="Segoe UI"/>
                 <w:i w:val="0"/>
                 <w:iCs w:val="0"/>
                 <w:caps w:val="0"/>
@@ -4956,7 +5174,7 @@
               <w:spacing w:line="300" w:lineRule="atLeast"/>
               <w:jc w:val="left"/>
               <w:rPr>
-                <w:rFonts w:ascii="Segoe UI" w:eastAsia="Segoe UI" w:hAnsi="Segoe UI" w:cs="Segoe UI" w:hint="default"/>
+                <w:rFonts w:hint="default" w:ascii="Segoe UI" w:hAnsi="Segoe UI" w:eastAsia="Segoe UI" w:cs="Segoe UI"/>
                 <w:i w:val="0"/>
                 <w:iCs w:val="0"/>
                 <w:caps w:val="0"/>
@@ -4968,8 +5186,8 @@
             </w:pPr>
             <w:r>
               <w:rPr>
-                <w:rStyle w:val="Strong"/>
-                <w:rFonts w:ascii="Segoe UI" w:eastAsia="Segoe UI" w:hAnsi="Segoe UI" w:cs="Segoe UI" w:hint="default"/>
+                <w:rStyle w:val="23"/>
+                <w:rFonts w:hint="default" w:ascii="Segoe UI" w:hAnsi="Segoe UI" w:eastAsia="Segoe UI" w:cs="Segoe UI"/>
                 <w:b/>
                 <w:bCs/>
                 <w:i w:val="0"/>
@@ -4987,7 +5205,7 @@
             </w:r>
             <w:r>
               <w:rPr>
-                <w:rFonts w:ascii="Segoe UI" w:eastAsia="Segoe UI" w:hAnsi="Segoe UI" w:cs="Segoe UI" w:hint="default"/>
+                <w:rFonts w:hint="default" w:ascii="Segoe UI" w:hAnsi="Segoe UI" w:eastAsia="Segoe UI" w:cs="Segoe UI"/>
                 <w:i w:val="0"/>
                 <w:iCs w:val="0"/>
                 <w:caps w:val="0"/>
@@ -5003,24 +5221,24 @@
             </w:r>
             <w:r>
               <w:rPr>
-                <w:rFonts w:ascii="Segoe UI" w:eastAsia="Segoe UI" w:hAnsi="Segoe UI" w:cs="Segoe UI" w:hint="default"/>
-                <w:i w:val="0"/>
-                <w:iCs w:val="0"/>
-                <w:caps w:val="0"/>
-                <w:snapToGrid w:val="0"/>
-                <w:color w:val="000000"/>
-                <w:spacing w:val="0"/>
-                <w:kern w:val="0"/>
-                <w:sz w:val="18"/>
-                <w:szCs w:val="18"/>
-                <w:lang w:val="en-US" w:eastAsia="zh-CN"/>
-              </w:rPr>
-              <w:br/>
-            </w:r>
-            <w:r>
-              <w:rPr>
-                <w:rStyle w:val="Strong"/>
-                <w:rFonts w:ascii="Segoe UI" w:eastAsia="Segoe UI" w:hAnsi="Segoe UI" w:cs="Segoe UI" w:hint="default"/>
+                <w:rFonts w:hint="default" w:ascii="Segoe UI" w:hAnsi="Segoe UI" w:eastAsia="Segoe UI" w:cs="Segoe UI"/>
+                <w:i w:val="0"/>
+                <w:iCs w:val="0"/>
+                <w:caps w:val="0"/>
+                <w:snapToGrid w:val="0"/>
+                <w:color w:val="000000"/>
+                <w:spacing w:val="0"/>
+                <w:kern w:val="0"/>
+                <w:sz w:val="18"/>
+                <w:szCs w:val="18"/>
+                <w:lang w:val="en-US" w:eastAsia="zh-CN"/>
+              </w:rPr>
+              <w:br w:type="textWrapping"/>
+            </w:r>
+            <w:r>
+              <w:rPr>
+                <w:rStyle w:val="23"/>
+                <w:rFonts w:hint="default" w:ascii="Segoe UI" w:hAnsi="Segoe UI" w:eastAsia="Segoe UI" w:cs="Segoe UI"/>
                 <w:b/>
                 <w:bCs/>
                 <w:i w:val="0"/>
@@ -5038,7 +5256,7 @@
             </w:r>
             <w:r>
               <w:rPr>
-                <w:rFonts w:ascii="Segoe UI" w:eastAsia="Segoe UI" w:hAnsi="Segoe UI" w:cs="Segoe UI" w:hint="default"/>
+                <w:rFonts w:hint="default" w:ascii="Segoe UI" w:hAnsi="Segoe UI" w:eastAsia="Segoe UI" w:cs="Segoe UI"/>
                 <w:i w:val="0"/>
                 <w:iCs w:val="0"/>
                 <w:caps w:val="0"/>
@@ -5057,8 +5275,14 @@
       </w:tr>
       <w:tr>
         <w:tblPrEx>
-          <w:tblW w:w="9024" w:type="dxa"/>
-          <w:tblInd w:w="0" w:type="dxa"/>
+          <w:tblBorders>
+            <w:top w:val="single" w:color="auto" w:sz="4" w:space="0"/>
+            <w:left w:val="single" w:color="auto" w:sz="4" w:space="0"/>
+            <w:bottom w:val="single" w:color="auto" w:sz="4" w:space="0"/>
+            <w:right w:val="single" w:color="auto" w:sz="4" w:space="0"/>
+            <w:insideH w:val="single" w:color="auto" w:sz="4" w:space="0"/>
+            <w:insideV w:val="single" w:color="auto" w:sz="4" w:space="0"/>
+          </w:tblBorders>
           <w:shd w:val="clear" w:color="auto" w:fill="auto"/>
           <w:tblCellMar>
             <w:top w:w="15" w:type="dxa"/>
@@ -5088,7 +5312,7 @@
               <w:spacing w:line="300" w:lineRule="atLeast"/>
               <w:jc w:val="left"/>
               <w:rPr>
-                <w:rFonts w:ascii="Segoe UI" w:eastAsia="Segoe UI" w:hAnsi="Segoe UI" w:cs="Segoe UI" w:hint="default"/>
+                <w:rFonts w:hint="default" w:ascii="Segoe UI" w:hAnsi="Segoe UI" w:eastAsia="Segoe UI" w:cs="Segoe UI"/>
                 <w:i w:val="0"/>
                 <w:iCs w:val="0"/>
                 <w:caps w:val="0"/>
@@ -5100,8 +5324,8 @@
             </w:pPr>
             <w:r>
               <w:rPr>
-                <w:rStyle w:val="Strong"/>
-                <w:rFonts w:ascii="Segoe UI" w:eastAsia="Segoe UI" w:hAnsi="Segoe UI" w:cs="Segoe UI" w:hint="default"/>
+                <w:rStyle w:val="23"/>
+                <w:rFonts w:hint="default" w:ascii="Segoe UI" w:hAnsi="Segoe UI" w:eastAsia="Segoe UI" w:cs="Segoe UI"/>
                 <w:b/>
                 <w:bCs/>
                 <w:i w:val="0"/>
@@ -5140,7 +5364,7 @@
               <w:spacing w:line="300" w:lineRule="atLeast"/>
               <w:jc w:val="left"/>
               <w:rPr>
-                <w:rFonts w:ascii="Segoe UI" w:eastAsia="Segoe UI" w:hAnsi="Segoe UI" w:cs="Segoe UI" w:hint="default"/>
+                <w:rFonts w:hint="default" w:ascii="Segoe UI" w:hAnsi="Segoe UI" w:eastAsia="Segoe UI" w:cs="Segoe UI"/>
                 <w:i w:val="0"/>
                 <w:iCs w:val="0"/>
                 <w:caps w:val="0"/>
@@ -5152,7 +5376,7 @@
             </w:pPr>
             <w:r>
               <w:rPr>
-                <w:rFonts w:ascii="Segoe UI" w:eastAsia="Segoe UI" w:hAnsi="Segoe UI" w:cs="Segoe UI" w:hint="default"/>
+                <w:rFonts w:hint="default" w:ascii="Segoe UI" w:hAnsi="Segoe UI" w:eastAsia="Segoe UI" w:cs="Segoe UI"/>
                 <w:i w:val="0"/>
                 <w:iCs w:val="0"/>
                 <w:caps w:val="0"/>
@@ -5168,8 +5392,8 @@
             </w:r>
             <w:r>
               <w:rPr>
-                <w:rStyle w:val="Strong"/>
-                <w:rFonts w:ascii="Segoe UI" w:eastAsia="Segoe UI" w:hAnsi="Segoe UI" w:cs="Segoe UI" w:hint="default"/>
+                <w:rStyle w:val="23"/>
+                <w:rFonts w:hint="default" w:ascii="Segoe UI" w:hAnsi="Segoe UI" w:eastAsia="Segoe UI" w:cs="Segoe UI"/>
                 <w:b/>
                 <w:bCs/>
                 <w:i w:val="0"/>
@@ -5187,7 +5411,7 @@
             </w:r>
             <w:r>
               <w:rPr>
-                <w:rFonts w:ascii="Segoe UI" w:eastAsia="Segoe UI" w:hAnsi="Segoe UI" w:cs="Segoe UI" w:hint="default"/>
+                <w:rFonts w:hint="default" w:ascii="Segoe UI" w:hAnsi="Segoe UI" w:eastAsia="Segoe UI" w:cs="Segoe UI"/>
                 <w:i w:val="0"/>
                 <w:iCs w:val="0"/>
                 <w:caps w:val="0"/>
@@ -5203,23 +5427,23 @@
             </w:r>
             <w:r>
               <w:rPr>
-                <w:rFonts w:ascii="Segoe UI" w:eastAsia="Segoe UI" w:hAnsi="Segoe UI" w:cs="Segoe UI" w:hint="default"/>
-                <w:i w:val="0"/>
-                <w:iCs w:val="0"/>
-                <w:caps w:val="0"/>
-                <w:snapToGrid w:val="0"/>
-                <w:color w:val="000000"/>
-                <w:spacing w:val="0"/>
-                <w:kern w:val="0"/>
-                <w:sz w:val="18"/>
-                <w:szCs w:val="18"/>
-                <w:lang w:val="en-US" w:eastAsia="zh-CN"/>
-              </w:rPr>
-              <w:br/>
-            </w:r>
-            <w:r>
-              <w:rPr>
-                <w:rFonts w:ascii="Segoe UI" w:eastAsia="Segoe UI" w:hAnsi="Segoe UI" w:cs="Segoe UI" w:hint="default"/>
+                <w:rFonts w:hint="default" w:ascii="Segoe UI" w:hAnsi="Segoe UI" w:eastAsia="Segoe UI" w:cs="Segoe UI"/>
+                <w:i w:val="0"/>
+                <w:iCs w:val="0"/>
+                <w:caps w:val="0"/>
+                <w:snapToGrid w:val="0"/>
+                <w:color w:val="000000"/>
+                <w:spacing w:val="0"/>
+                <w:kern w:val="0"/>
+                <w:sz w:val="18"/>
+                <w:szCs w:val="18"/>
+                <w:lang w:val="en-US" w:eastAsia="zh-CN"/>
+              </w:rPr>
+              <w:br w:type="textWrapping"/>
+            </w:r>
+            <w:r>
+              <w:rPr>
+                <w:rFonts w:hint="default" w:ascii="Segoe UI" w:hAnsi="Segoe UI" w:eastAsia="Segoe UI" w:cs="Segoe UI"/>
                 <w:i w:val="0"/>
                 <w:iCs w:val="0"/>
                 <w:caps w:val="0"/>
@@ -5235,8 +5459,8 @@
             </w:r>
             <w:r>
               <w:rPr>
-                <w:rStyle w:val="Strong"/>
-                <w:rFonts w:ascii="Segoe UI" w:eastAsia="Segoe UI" w:hAnsi="Segoe UI" w:cs="Segoe UI" w:hint="default"/>
+                <w:rStyle w:val="23"/>
+                <w:rFonts w:hint="default" w:ascii="Segoe UI" w:hAnsi="Segoe UI" w:eastAsia="Segoe UI" w:cs="Segoe UI"/>
                 <w:b/>
                 <w:bCs/>
                 <w:i w:val="0"/>
@@ -5254,7 +5478,7 @@
             </w:r>
             <w:r>
               <w:rPr>
-                <w:rFonts w:ascii="Segoe UI" w:eastAsia="Segoe UI" w:hAnsi="Segoe UI" w:cs="Segoe UI" w:hint="default"/>
+                <w:rFonts w:hint="default" w:ascii="Segoe UI" w:hAnsi="Segoe UI" w:eastAsia="Segoe UI" w:cs="Segoe UI"/>
                 <w:i w:val="0"/>
                 <w:iCs w:val="0"/>
                 <w:caps w:val="0"/>
@@ -5270,23 +5494,23 @@
             </w:r>
             <w:r>
               <w:rPr>
-                <w:rFonts w:ascii="Segoe UI" w:eastAsia="Segoe UI" w:hAnsi="Segoe UI" w:cs="Segoe UI" w:hint="default"/>
-                <w:i w:val="0"/>
-                <w:iCs w:val="0"/>
-                <w:caps w:val="0"/>
-                <w:snapToGrid w:val="0"/>
-                <w:color w:val="000000"/>
-                <w:spacing w:val="0"/>
-                <w:kern w:val="0"/>
-                <w:sz w:val="18"/>
-                <w:szCs w:val="18"/>
-                <w:lang w:val="en-US" w:eastAsia="zh-CN"/>
-              </w:rPr>
-              <w:br/>
-            </w:r>
-            <w:r>
-              <w:rPr>
-                <w:rFonts w:ascii="Segoe UI" w:eastAsia="Segoe UI" w:hAnsi="Segoe UI" w:cs="Segoe UI" w:hint="default"/>
+                <w:rFonts w:hint="default" w:ascii="Segoe UI" w:hAnsi="Segoe UI" w:eastAsia="Segoe UI" w:cs="Segoe UI"/>
+                <w:i w:val="0"/>
+                <w:iCs w:val="0"/>
+                <w:caps w:val="0"/>
+                <w:snapToGrid w:val="0"/>
+                <w:color w:val="000000"/>
+                <w:spacing w:val="0"/>
+                <w:kern w:val="0"/>
+                <w:sz w:val="18"/>
+                <w:szCs w:val="18"/>
+                <w:lang w:val="en-US" w:eastAsia="zh-CN"/>
+              </w:rPr>
+              <w:br w:type="textWrapping"/>
+            </w:r>
+            <w:r>
+              <w:rPr>
+                <w:rFonts w:hint="default" w:ascii="Segoe UI" w:hAnsi="Segoe UI" w:eastAsia="Segoe UI" w:cs="Segoe UI"/>
                 <w:i w:val="0"/>
                 <w:iCs w:val="0"/>
                 <w:caps w:val="0"/>
@@ -5323,7 +5547,7 @@
               <w:spacing w:line="300" w:lineRule="atLeast"/>
               <w:jc w:val="left"/>
               <w:rPr>
-                <w:rFonts w:ascii="Segoe UI" w:eastAsia="Segoe UI" w:hAnsi="Segoe UI" w:cs="Segoe UI" w:hint="default"/>
+                <w:rFonts w:hint="default" w:ascii="Segoe UI" w:hAnsi="Segoe UI" w:eastAsia="Segoe UI" w:cs="Segoe UI"/>
                 <w:i w:val="0"/>
                 <w:iCs w:val="0"/>
                 <w:caps w:val="0"/>
@@ -5335,8 +5559,8 @@
             </w:pPr>
             <w:r>
               <w:rPr>
-                <w:rStyle w:val="Strong"/>
-                <w:rFonts w:ascii="Segoe UI" w:eastAsia="Segoe UI" w:hAnsi="Segoe UI" w:cs="Segoe UI" w:hint="default"/>
+                <w:rStyle w:val="23"/>
+                <w:rFonts w:hint="default" w:ascii="Segoe UI" w:hAnsi="Segoe UI" w:eastAsia="Segoe UI" w:cs="Segoe UI"/>
                 <w:b/>
                 <w:bCs/>
                 <w:i w:val="0"/>
@@ -5354,23 +5578,23 @@
             </w:r>
             <w:r>
               <w:rPr>
-                <w:rFonts w:ascii="Segoe UI" w:eastAsia="Segoe UI" w:hAnsi="Segoe UI" w:cs="Segoe UI" w:hint="default"/>
-                <w:i w:val="0"/>
-                <w:iCs w:val="0"/>
-                <w:caps w:val="0"/>
-                <w:snapToGrid w:val="0"/>
-                <w:color w:val="000000"/>
-                <w:spacing w:val="0"/>
-                <w:kern w:val="0"/>
-                <w:sz w:val="18"/>
-                <w:szCs w:val="18"/>
-                <w:lang w:val="en-US" w:eastAsia="zh-CN"/>
-              </w:rPr>
-              <w:br/>
-            </w:r>
-            <w:r>
-              <w:rPr>
-                <w:rFonts w:ascii="Segoe UI" w:eastAsia="Segoe UI" w:hAnsi="Segoe UI" w:cs="Segoe UI" w:hint="default"/>
+                <w:rFonts w:hint="default" w:ascii="Segoe UI" w:hAnsi="Segoe UI" w:eastAsia="Segoe UI" w:cs="Segoe UI"/>
+                <w:i w:val="0"/>
+                <w:iCs w:val="0"/>
+                <w:caps w:val="0"/>
+                <w:snapToGrid w:val="0"/>
+                <w:color w:val="000000"/>
+                <w:spacing w:val="0"/>
+                <w:kern w:val="0"/>
+                <w:sz w:val="18"/>
+                <w:szCs w:val="18"/>
+                <w:lang w:val="en-US" w:eastAsia="zh-CN"/>
+              </w:rPr>
+              <w:br w:type="textWrapping"/>
+            </w:r>
+            <w:r>
+              <w:rPr>
+                <w:rFonts w:hint="default" w:ascii="Segoe UI" w:hAnsi="Segoe UI" w:eastAsia="Segoe UI" w:cs="Segoe UI"/>
                 <w:i w:val="0"/>
                 <w:iCs w:val="0"/>
                 <w:caps w:val="0"/>
@@ -5386,23 +5610,23 @@
             </w:r>
             <w:r>
               <w:rPr>
-                <w:rFonts w:ascii="Segoe UI" w:eastAsia="Segoe UI" w:hAnsi="Segoe UI" w:cs="Segoe UI" w:hint="default"/>
-                <w:i w:val="0"/>
-                <w:iCs w:val="0"/>
-                <w:caps w:val="0"/>
-                <w:snapToGrid w:val="0"/>
-                <w:color w:val="000000"/>
-                <w:spacing w:val="0"/>
-                <w:kern w:val="0"/>
-                <w:sz w:val="18"/>
-                <w:szCs w:val="18"/>
-                <w:lang w:val="en-US" w:eastAsia="zh-CN"/>
-              </w:rPr>
-              <w:br/>
-            </w:r>
-            <w:r>
-              <w:rPr>
-                <w:rFonts w:ascii="Segoe UI" w:eastAsia="Segoe UI" w:hAnsi="Segoe UI" w:cs="Segoe UI" w:hint="default"/>
+                <w:rFonts w:hint="default" w:ascii="Segoe UI" w:hAnsi="Segoe UI" w:eastAsia="Segoe UI" w:cs="Segoe UI"/>
+                <w:i w:val="0"/>
+                <w:iCs w:val="0"/>
+                <w:caps w:val="0"/>
+                <w:snapToGrid w:val="0"/>
+                <w:color w:val="000000"/>
+                <w:spacing w:val="0"/>
+                <w:kern w:val="0"/>
+                <w:sz w:val="18"/>
+                <w:szCs w:val="18"/>
+                <w:lang w:val="en-US" w:eastAsia="zh-CN"/>
+              </w:rPr>
+              <w:br w:type="textWrapping"/>
+            </w:r>
+            <w:r>
+              <w:rPr>
+                <w:rFonts w:hint="default" w:ascii="Segoe UI" w:hAnsi="Segoe UI" w:eastAsia="Segoe UI" w:cs="Segoe UI"/>
                 <w:i w:val="0"/>
                 <w:iCs w:val="0"/>
                 <w:caps w:val="0"/>
@@ -5418,23 +5642,23 @@
             </w:r>
             <w:r>
               <w:rPr>
-                <w:rFonts w:ascii="Segoe UI" w:eastAsia="Segoe UI" w:hAnsi="Segoe UI" w:cs="Segoe UI" w:hint="default"/>
-                <w:i w:val="0"/>
-                <w:iCs w:val="0"/>
-                <w:caps w:val="0"/>
-                <w:snapToGrid w:val="0"/>
-                <w:color w:val="000000"/>
-                <w:spacing w:val="0"/>
-                <w:kern w:val="0"/>
-                <w:sz w:val="18"/>
-                <w:szCs w:val="18"/>
-                <w:lang w:val="en-US" w:eastAsia="zh-CN"/>
-              </w:rPr>
-              <w:br/>
-            </w:r>
-            <w:r>
-              <w:rPr>
-                <w:rFonts w:ascii="Segoe UI" w:eastAsia="Segoe UI" w:hAnsi="Segoe UI" w:cs="Segoe UI" w:hint="default"/>
+                <w:rFonts w:hint="default" w:ascii="Segoe UI" w:hAnsi="Segoe UI" w:eastAsia="Segoe UI" w:cs="Segoe UI"/>
+                <w:i w:val="0"/>
+                <w:iCs w:val="0"/>
+                <w:caps w:val="0"/>
+                <w:snapToGrid w:val="0"/>
+                <w:color w:val="000000"/>
+                <w:spacing w:val="0"/>
+                <w:kern w:val="0"/>
+                <w:sz w:val="18"/>
+                <w:szCs w:val="18"/>
+                <w:lang w:val="en-US" w:eastAsia="zh-CN"/>
+              </w:rPr>
+              <w:br w:type="textWrapping"/>
+            </w:r>
+            <w:r>
+              <w:rPr>
+                <w:rFonts w:hint="default" w:ascii="Segoe UI" w:hAnsi="Segoe UI" w:eastAsia="Segoe UI" w:cs="Segoe UI"/>
                 <w:i w:val="0"/>
                 <w:iCs w:val="0"/>
                 <w:caps w:val="0"/>
@@ -5450,24 +5674,24 @@
             </w:r>
             <w:r>
               <w:rPr>
-                <w:rFonts w:ascii="Segoe UI" w:eastAsia="Segoe UI" w:hAnsi="Segoe UI" w:cs="Segoe UI" w:hint="default"/>
-                <w:i w:val="0"/>
-                <w:iCs w:val="0"/>
-                <w:caps w:val="0"/>
-                <w:snapToGrid w:val="0"/>
-                <w:color w:val="000000"/>
-                <w:spacing w:val="0"/>
-                <w:kern w:val="0"/>
-                <w:sz w:val="18"/>
-                <w:szCs w:val="18"/>
-                <w:lang w:val="en-US" w:eastAsia="zh-CN"/>
-              </w:rPr>
-              <w:br/>
-            </w:r>
-            <w:r>
-              <w:rPr>
-                <w:rStyle w:val="Strong"/>
-                <w:rFonts w:ascii="Segoe UI" w:eastAsia="Segoe UI" w:hAnsi="Segoe UI" w:cs="Segoe UI" w:hint="default"/>
+                <w:rFonts w:hint="default" w:ascii="Segoe UI" w:hAnsi="Segoe UI" w:eastAsia="Segoe UI" w:cs="Segoe UI"/>
+                <w:i w:val="0"/>
+                <w:iCs w:val="0"/>
+                <w:caps w:val="0"/>
+                <w:snapToGrid w:val="0"/>
+                <w:color w:val="000000"/>
+                <w:spacing w:val="0"/>
+                <w:kern w:val="0"/>
+                <w:sz w:val="18"/>
+                <w:szCs w:val="18"/>
+                <w:lang w:val="en-US" w:eastAsia="zh-CN"/>
+              </w:rPr>
+              <w:br w:type="textWrapping"/>
+            </w:r>
+            <w:r>
+              <w:rPr>
+                <w:rStyle w:val="23"/>
+                <w:rFonts w:hint="default" w:ascii="Segoe UI" w:hAnsi="Segoe UI" w:eastAsia="Segoe UI" w:cs="Segoe UI"/>
                 <w:b/>
                 <w:bCs/>
                 <w:i w:val="0"/>
@@ -5485,23 +5709,23 @@
             </w:r>
             <w:r>
               <w:rPr>
-                <w:rFonts w:ascii="Segoe UI" w:eastAsia="Segoe UI" w:hAnsi="Segoe UI" w:cs="Segoe UI" w:hint="default"/>
-                <w:i w:val="0"/>
-                <w:iCs w:val="0"/>
-                <w:caps w:val="0"/>
-                <w:snapToGrid w:val="0"/>
-                <w:color w:val="000000"/>
-                <w:spacing w:val="0"/>
-                <w:kern w:val="0"/>
-                <w:sz w:val="18"/>
-                <w:szCs w:val="18"/>
-                <w:lang w:val="en-US" w:eastAsia="zh-CN"/>
-              </w:rPr>
-              <w:br/>
-            </w:r>
-            <w:r>
-              <w:rPr>
-                <w:rFonts w:ascii="Segoe UI" w:eastAsia="Segoe UI" w:hAnsi="Segoe UI" w:cs="Segoe UI" w:hint="default"/>
+                <w:rFonts w:hint="default" w:ascii="Segoe UI" w:hAnsi="Segoe UI" w:eastAsia="Segoe UI" w:cs="Segoe UI"/>
+                <w:i w:val="0"/>
+                <w:iCs w:val="0"/>
+                <w:caps w:val="0"/>
+                <w:snapToGrid w:val="0"/>
+                <w:color w:val="000000"/>
+                <w:spacing w:val="0"/>
+                <w:kern w:val="0"/>
+                <w:sz w:val="18"/>
+                <w:szCs w:val="18"/>
+                <w:lang w:val="en-US" w:eastAsia="zh-CN"/>
+              </w:rPr>
+              <w:br w:type="textWrapping"/>
+            </w:r>
+            <w:r>
+              <w:rPr>
+                <w:rFonts w:hint="default" w:ascii="Segoe UI" w:hAnsi="Segoe UI" w:eastAsia="Segoe UI" w:cs="Segoe UI"/>
                 <w:i w:val="0"/>
                 <w:iCs w:val="0"/>
                 <w:caps w:val="0"/>
@@ -5517,23 +5741,23 @@
             </w:r>
             <w:r>
               <w:rPr>
-                <w:rFonts w:ascii="Segoe UI" w:eastAsia="Segoe UI" w:hAnsi="Segoe UI" w:cs="Segoe UI" w:hint="default"/>
-                <w:i w:val="0"/>
-                <w:iCs w:val="0"/>
-                <w:caps w:val="0"/>
-                <w:snapToGrid w:val="0"/>
-                <w:color w:val="000000"/>
-                <w:spacing w:val="0"/>
-                <w:kern w:val="0"/>
-                <w:sz w:val="18"/>
-                <w:szCs w:val="18"/>
-                <w:lang w:val="en-US" w:eastAsia="zh-CN"/>
-              </w:rPr>
-              <w:br/>
-            </w:r>
-            <w:r>
-              <w:rPr>
-                <w:rFonts w:ascii="Segoe UI" w:eastAsia="Segoe UI" w:hAnsi="Segoe UI" w:cs="Segoe UI" w:hint="default"/>
+                <w:rFonts w:hint="default" w:ascii="Segoe UI" w:hAnsi="Segoe UI" w:eastAsia="Segoe UI" w:cs="Segoe UI"/>
+                <w:i w:val="0"/>
+                <w:iCs w:val="0"/>
+                <w:caps w:val="0"/>
+                <w:snapToGrid w:val="0"/>
+                <w:color w:val="000000"/>
+                <w:spacing w:val="0"/>
+                <w:kern w:val="0"/>
+                <w:sz w:val="18"/>
+                <w:szCs w:val="18"/>
+                <w:lang w:val="en-US" w:eastAsia="zh-CN"/>
+              </w:rPr>
+              <w:br w:type="textWrapping"/>
+            </w:r>
+            <w:r>
+              <w:rPr>
+                <w:rFonts w:hint="default" w:ascii="Segoe UI" w:hAnsi="Segoe UI" w:eastAsia="Segoe UI" w:cs="Segoe UI"/>
                 <w:i w:val="0"/>
                 <w:iCs w:val="0"/>
                 <w:caps w:val="0"/>
@@ -5552,8 +5776,14 @@
       </w:tr>
       <w:tr>
         <w:tblPrEx>
-          <w:tblW w:w="9024" w:type="dxa"/>
-          <w:tblInd w:w="0" w:type="dxa"/>
+          <w:tblBorders>
+            <w:top w:val="single" w:color="auto" w:sz="4" w:space="0"/>
+            <w:left w:val="single" w:color="auto" w:sz="4" w:space="0"/>
+            <w:bottom w:val="single" w:color="auto" w:sz="4" w:space="0"/>
+            <w:right w:val="single" w:color="auto" w:sz="4" w:space="0"/>
+            <w:insideH w:val="single" w:color="auto" w:sz="4" w:space="0"/>
+            <w:insideV w:val="single" w:color="auto" w:sz="4" w:space="0"/>
+          </w:tblBorders>
           <w:shd w:val="clear" w:color="auto" w:fill="auto"/>
           <w:tblCellMar>
             <w:top w:w="15" w:type="dxa"/>
@@ -5583,7 +5813,7 @@
               <w:spacing w:line="300" w:lineRule="atLeast"/>
               <w:jc w:val="left"/>
               <w:rPr>
-                <w:rFonts w:ascii="Segoe UI" w:eastAsia="Segoe UI" w:hAnsi="Segoe UI" w:cs="Segoe UI" w:hint="default"/>
+                <w:rFonts w:hint="default" w:ascii="Segoe UI" w:hAnsi="Segoe UI" w:eastAsia="Segoe UI" w:cs="Segoe UI"/>
                 <w:i w:val="0"/>
                 <w:iCs w:val="0"/>
                 <w:caps w:val="0"/>
@@ -5595,8 +5825,8 @@
             </w:pPr>
             <w:r>
               <w:rPr>
-                <w:rStyle w:val="Strong"/>
-                <w:rFonts w:ascii="Segoe UI" w:eastAsia="Segoe UI" w:hAnsi="Segoe UI" w:cs="Segoe UI" w:hint="default"/>
+                <w:rStyle w:val="23"/>
+                <w:rFonts w:hint="default" w:ascii="Segoe UI" w:hAnsi="Segoe UI" w:eastAsia="Segoe UI" w:cs="Segoe UI"/>
                 <w:b/>
                 <w:bCs/>
                 <w:i w:val="0"/>
@@ -5635,7 +5865,7 @@
               <w:spacing w:line="300" w:lineRule="atLeast"/>
               <w:jc w:val="left"/>
               <w:rPr>
-                <w:rFonts w:ascii="Segoe UI" w:eastAsia="Segoe UI" w:hAnsi="Segoe UI" w:cs="Segoe UI" w:hint="default"/>
+                <w:rFonts w:hint="default" w:ascii="Segoe UI" w:hAnsi="Segoe UI" w:eastAsia="Segoe UI" w:cs="Segoe UI"/>
                 <w:i w:val="0"/>
                 <w:iCs w:val="0"/>
                 <w:caps w:val="0"/>
@@ -5647,7 +5877,7 @@
             </w:pPr>
             <w:r>
               <w:rPr>
-                <w:rFonts w:ascii="Segoe UI" w:eastAsia="Segoe UI" w:hAnsi="Segoe UI" w:cs="Segoe UI" w:hint="default"/>
+                <w:rFonts w:hint="default" w:ascii="Segoe UI" w:hAnsi="Segoe UI" w:eastAsia="Segoe UI" w:cs="Segoe UI"/>
                 <w:i w:val="0"/>
                 <w:iCs w:val="0"/>
                 <w:caps w:val="0"/>
@@ -5663,23 +5893,23 @@
             </w:r>
             <w:r>
               <w:rPr>
-                <w:rFonts w:ascii="Segoe UI" w:eastAsia="Segoe UI" w:hAnsi="Segoe UI" w:cs="Segoe UI" w:hint="default"/>
-                <w:i w:val="0"/>
-                <w:iCs w:val="0"/>
-                <w:caps w:val="0"/>
-                <w:snapToGrid w:val="0"/>
-                <w:color w:val="000000"/>
-                <w:spacing w:val="0"/>
-                <w:kern w:val="0"/>
-                <w:sz w:val="18"/>
-                <w:szCs w:val="18"/>
-                <w:lang w:val="en-US" w:eastAsia="zh-CN"/>
-              </w:rPr>
-              <w:br/>
-            </w:r>
-            <w:r>
-              <w:rPr>
-                <w:rFonts w:ascii="Segoe UI" w:eastAsia="Segoe UI" w:hAnsi="Segoe UI" w:cs="Segoe UI" w:hint="default"/>
+                <w:rFonts w:hint="default" w:ascii="Segoe UI" w:hAnsi="Segoe UI" w:eastAsia="Segoe UI" w:cs="Segoe UI"/>
+                <w:i w:val="0"/>
+                <w:iCs w:val="0"/>
+                <w:caps w:val="0"/>
+                <w:snapToGrid w:val="0"/>
+                <w:color w:val="000000"/>
+                <w:spacing w:val="0"/>
+                <w:kern w:val="0"/>
+                <w:sz w:val="18"/>
+                <w:szCs w:val="18"/>
+                <w:lang w:val="en-US" w:eastAsia="zh-CN"/>
+              </w:rPr>
+              <w:br w:type="textWrapping"/>
+            </w:r>
+            <w:r>
+              <w:rPr>
+                <w:rFonts w:hint="default" w:ascii="Segoe UI" w:hAnsi="Segoe UI" w:eastAsia="Segoe UI" w:cs="Segoe UI"/>
                 <w:i w:val="0"/>
                 <w:iCs w:val="0"/>
                 <w:caps w:val="0"/>
@@ -5695,23 +5925,23 @@
             </w:r>
             <w:r>
               <w:rPr>
-                <w:rFonts w:ascii="Segoe UI" w:eastAsia="Segoe UI" w:hAnsi="Segoe UI" w:cs="Segoe UI" w:hint="default"/>
-                <w:i w:val="0"/>
-                <w:iCs w:val="0"/>
-                <w:caps w:val="0"/>
-                <w:snapToGrid w:val="0"/>
-                <w:color w:val="000000"/>
-                <w:spacing w:val="0"/>
-                <w:kern w:val="0"/>
-                <w:sz w:val="18"/>
-                <w:szCs w:val="18"/>
-                <w:lang w:val="en-US" w:eastAsia="zh-CN"/>
-              </w:rPr>
-              <w:br/>
-            </w:r>
-            <w:r>
-              <w:rPr>
-                <w:rFonts w:ascii="Segoe UI" w:eastAsia="Segoe UI" w:hAnsi="Segoe UI" w:cs="Segoe UI" w:hint="default"/>
+                <w:rFonts w:hint="default" w:ascii="Segoe UI" w:hAnsi="Segoe UI" w:eastAsia="Segoe UI" w:cs="Segoe UI"/>
+                <w:i w:val="0"/>
+                <w:iCs w:val="0"/>
+                <w:caps w:val="0"/>
+                <w:snapToGrid w:val="0"/>
+                <w:color w:val="000000"/>
+                <w:spacing w:val="0"/>
+                <w:kern w:val="0"/>
+                <w:sz w:val="18"/>
+                <w:szCs w:val="18"/>
+                <w:lang w:val="en-US" w:eastAsia="zh-CN"/>
+              </w:rPr>
+              <w:br w:type="textWrapping"/>
+            </w:r>
+            <w:r>
+              <w:rPr>
+                <w:rFonts w:hint="default" w:ascii="Segoe UI" w:hAnsi="Segoe UI" w:eastAsia="Segoe UI" w:cs="Segoe UI"/>
                 <w:i w:val="0"/>
                 <w:iCs w:val="0"/>
                 <w:caps w:val="0"/>
@@ -5727,23 +5957,23 @@
             </w:r>
             <w:r>
               <w:rPr>
-                <w:rFonts w:ascii="Segoe UI" w:eastAsia="Segoe UI" w:hAnsi="Segoe UI" w:cs="Segoe UI" w:hint="default"/>
-                <w:i w:val="0"/>
-                <w:iCs w:val="0"/>
-                <w:caps w:val="0"/>
-                <w:snapToGrid w:val="0"/>
-                <w:color w:val="000000"/>
-                <w:spacing w:val="0"/>
-                <w:kern w:val="0"/>
-                <w:sz w:val="18"/>
-                <w:szCs w:val="18"/>
-                <w:lang w:val="en-US" w:eastAsia="zh-CN"/>
-              </w:rPr>
-              <w:br/>
-            </w:r>
-            <w:r>
-              <w:rPr>
-                <w:rFonts w:ascii="Segoe UI" w:eastAsia="Segoe UI" w:hAnsi="Segoe UI" w:cs="Segoe UI" w:hint="default"/>
+                <w:rFonts w:hint="default" w:ascii="Segoe UI" w:hAnsi="Segoe UI" w:eastAsia="Segoe UI" w:cs="Segoe UI"/>
+                <w:i w:val="0"/>
+                <w:iCs w:val="0"/>
+                <w:caps w:val="0"/>
+                <w:snapToGrid w:val="0"/>
+                <w:color w:val="000000"/>
+                <w:spacing w:val="0"/>
+                <w:kern w:val="0"/>
+                <w:sz w:val="18"/>
+                <w:szCs w:val="18"/>
+                <w:lang w:val="en-US" w:eastAsia="zh-CN"/>
+              </w:rPr>
+              <w:br w:type="textWrapping"/>
+            </w:r>
+            <w:r>
+              <w:rPr>
+                <w:rFonts w:hint="default" w:ascii="Segoe UI" w:hAnsi="Segoe UI" w:eastAsia="Segoe UI" w:cs="Segoe UI"/>
                 <w:i w:val="0"/>
                 <w:iCs w:val="0"/>
                 <w:caps w:val="0"/>
@@ -5780,7 +6010,7 @@
               <w:spacing w:line="300" w:lineRule="atLeast"/>
               <w:jc w:val="left"/>
               <w:rPr>
-                <w:rFonts w:ascii="Segoe UI" w:eastAsia="Segoe UI" w:hAnsi="Segoe UI" w:cs="Segoe UI" w:hint="default"/>
+                <w:rFonts w:hint="default" w:ascii="Segoe UI" w:hAnsi="Segoe UI" w:eastAsia="Segoe UI" w:cs="Segoe UI"/>
                 <w:i w:val="0"/>
                 <w:iCs w:val="0"/>
                 <w:caps w:val="0"/>
@@ -5792,8 +6022,8 @@
             </w:pPr>
             <w:r>
               <w:rPr>
-                <w:rStyle w:val="Strong"/>
-                <w:rFonts w:ascii="Segoe UI" w:eastAsia="Segoe UI" w:hAnsi="Segoe UI" w:cs="Segoe UI" w:hint="default"/>
+                <w:rStyle w:val="23"/>
+                <w:rFonts w:hint="default" w:ascii="Segoe UI" w:hAnsi="Segoe UI" w:eastAsia="Segoe UI" w:cs="Segoe UI"/>
                 <w:b/>
                 <w:bCs/>
                 <w:i w:val="0"/>
@@ -5811,7 +6041,7 @@
             </w:r>
             <w:r>
               <w:rPr>
-                <w:rFonts w:ascii="Segoe UI" w:eastAsia="Segoe UI" w:hAnsi="Segoe UI" w:cs="Segoe UI" w:hint="default"/>
+                <w:rFonts w:hint="default" w:ascii="Segoe UI" w:hAnsi="Segoe UI" w:eastAsia="Segoe UI" w:cs="Segoe UI"/>
                 <w:i w:val="0"/>
                 <w:iCs w:val="0"/>
                 <w:caps w:val="0"/>
@@ -5827,8 +6057,8 @@
             </w:r>
             <w:r>
               <w:rPr>
-                <w:rStyle w:val="Strong"/>
-                <w:rFonts w:ascii="Segoe UI" w:eastAsia="Segoe UI" w:hAnsi="Segoe UI" w:cs="Segoe UI" w:hint="default"/>
+                <w:rStyle w:val="23"/>
+                <w:rFonts w:hint="default" w:ascii="Segoe UI" w:hAnsi="Segoe UI" w:eastAsia="Segoe UI" w:cs="Segoe UI"/>
                 <w:b/>
                 <w:bCs/>
                 <w:i w:val="0"/>
@@ -5849,8 +6079,14 @@
       </w:tr>
       <w:tr>
         <w:tblPrEx>
-          <w:tblW w:w="9024" w:type="dxa"/>
-          <w:tblInd w:w="0" w:type="dxa"/>
+          <w:tblBorders>
+            <w:top w:val="single" w:color="auto" w:sz="4" w:space="0"/>
+            <w:left w:val="single" w:color="auto" w:sz="4" w:space="0"/>
+            <w:bottom w:val="single" w:color="auto" w:sz="4" w:space="0"/>
+            <w:right w:val="single" w:color="auto" w:sz="4" w:space="0"/>
+            <w:insideH w:val="single" w:color="auto" w:sz="4" w:space="0"/>
+            <w:insideV w:val="single" w:color="auto" w:sz="4" w:space="0"/>
+          </w:tblBorders>
           <w:shd w:val="clear" w:color="auto" w:fill="auto"/>
           <w:tblCellMar>
             <w:top w:w="15" w:type="dxa"/>
@@ -5880,7 +6116,7 @@
               <w:spacing w:line="300" w:lineRule="atLeast"/>
               <w:jc w:val="left"/>
               <w:rPr>
-                <w:rFonts w:ascii="Segoe UI" w:eastAsia="Segoe UI" w:hAnsi="Segoe UI" w:cs="Segoe UI" w:hint="default"/>
+                <w:rFonts w:hint="default" w:ascii="Segoe UI" w:hAnsi="Segoe UI" w:eastAsia="Segoe UI" w:cs="Segoe UI"/>
                 <w:i w:val="0"/>
                 <w:iCs w:val="0"/>
                 <w:caps w:val="0"/>
@@ -5892,8 +6128,8 @@
             </w:pPr>
             <w:r>
               <w:rPr>
-                <w:rStyle w:val="Strong"/>
-                <w:rFonts w:ascii="Segoe UI" w:eastAsia="Segoe UI" w:hAnsi="Segoe UI" w:cs="Segoe UI" w:hint="default"/>
+                <w:rStyle w:val="23"/>
+                <w:rFonts w:hint="default" w:ascii="Segoe UI" w:hAnsi="Segoe UI" w:eastAsia="Segoe UI" w:cs="Segoe UI"/>
                 <w:b/>
                 <w:bCs/>
                 <w:i w:val="0"/>
@@ -5932,7 +6168,7 @@
               <w:spacing w:line="300" w:lineRule="atLeast"/>
               <w:jc w:val="left"/>
               <w:rPr>
-                <w:rFonts w:ascii="Segoe UI" w:eastAsia="Segoe UI" w:hAnsi="Segoe UI" w:cs="Segoe UI" w:hint="default"/>
+                <w:rFonts w:hint="default" w:ascii="Segoe UI" w:hAnsi="Segoe UI" w:eastAsia="Segoe UI" w:cs="Segoe UI"/>
                 <w:i w:val="0"/>
                 <w:iCs w:val="0"/>
                 <w:caps w:val="0"/>
@@ -5944,7 +6180,7 @@
             </w:pPr>
             <w:r>
               <w:rPr>
-                <w:rFonts w:ascii="Segoe UI" w:eastAsia="Segoe UI" w:hAnsi="Segoe UI" w:cs="Segoe UI" w:hint="default"/>
+                <w:rFonts w:hint="default" w:ascii="Segoe UI" w:hAnsi="Segoe UI" w:eastAsia="Segoe UI" w:cs="Segoe UI"/>
                 <w:i w:val="0"/>
                 <w:iCs w:val="0"/>
                 <w:caps w:val="0"/>
@@ -5960,23 +6196,23 @@
             </w:r>
             <w:r>
               <w:rPr>
-                <w:rFonts w:ascii="Segoe UI" w:eastAsia="Segoe UI" w:hAnsi="Segoe UI" w:cs="Segoe UI" w:hint="default"/>
-                <w:i w:val="0"/>
-                <w:iCs w:val="0"/>
-                <w:caps w:val="0"/>
-                <w:snapToGrid w:val="0"/>
-                <w:color w:val="000000"/>
-                <w:spacing w:val="0"/>
-                <w:kern w:val="0"/>
-                <w:sz w:val="18"/>
-                <w:szCs w:val="18"/>
-                <w:lang w:val="en-US" w:eastAsia="zh-CN"/>
-              </w:rPr>
-              <w:br/>
-            </w:r>
-            <w:r>
-              <w:rPr>
-                <w:rFonts w:ascii="Segoe UI" w:eastAsia="Segoe UI" w:hAnsi="Segoe UI" w:cs="Segoe UI" w:hint="default"/>
+                <w:rFonts w:hint="default" w:ascii="Segoe UI" w:hAnsi="Segoe UI" w:eastAsia="Segoe UI" w:cs="Segoe UI"/>
+                <w:i w:val="0"/>
+                <w:iCs w:val="0"/>
+                <w:caps w:val="0"/>
+                <w:snapToGrid w:val="0"/>
+                <w:color w:val="000000"/>
+                <w:spacing w:val="0"/>
+                <w:kern w:val="0"/>
+                <w:sz w:val="18"/>
+                <w:szCs w:val="18"/>
+                <w:lang w:val="en-US" w:eastAsia="zh-CN"/>
+              </w:rPr>
+              <w:br w:type="textWrapping"/>
+            </w:r>
+            <w:r>
+              <w:rPr>
+                <w:rFonts w:hint="default" w:ascii="Segoe UI" w:hAnsi="Segoe UI" w:eastAsia="Segoe UI" w:cs="Segoe UI"/>
                 <w:i w:val="0"/>
                 <w:iCs w:val="0"/>
                 <w:caps w:val="0"/>
@@ -6013,7 +6249,7 @@
               <w:spacing w:line="300" w:lineRule="atLeast"/>
               <w:jc w:val="left"/>
               <w:rPr>
-                <w:rFonts w:ascii="Segoe UI" w:eastAsia="Segoe UI" w:hAnsi="Segoe UI" w:cs="Segoe UI" w:hint="default"/>
+                <w:rFonts w:hint="default" w:ascii="Segoe UI" w:hAnsi="Segoe UI" w:eastAsia="Segoe UI" w:cs="Segoe UI"/>
                 <w:i w:val="0"/>
                 <w:iCs w:val="0"/>
                 <w:caps w:val="0"/>
@@ -6025,8 +6261,8 @@
             </w:pPr>
             <w:r>
               <w:rPr>
-                <w:rStyle w:val="Strong"/>
-                <w:rFonts w:ascii="Segoe UI" w:eastAsia="Segoe UI" w:hAnsi="Segoe UI" w:cs="Segoe UI" w:hint="default"/>
+                <w:rStyle w:val="23"/>
+                <w:rFonts w:hint="default" w:ascii="Segoe UI" w:hAnsi="Segoe UI" w:eastAsia="Segoe UI" w:cs="Segoe UI"/>
                 <w:b/>
                 <w:bCs/>
                 <w:i w:val="0"/>
@@ -6047,8 +6283,14 @@
       </w:tr>
       <w:tr>
         <w:tblPrEx>
-          <w:tblW w:w="9024" w:type="dxa"/>
-          <w:tblInd w:w="0" w:type="dxa"/>
+          <w:tblBorders>
+            <w:top w:val="single" w:color="auto" w:sz="4" w:space="0"/>
+            <w:left w:val="single" w:color="auto" w:sz="4" w:space="0"/>
+            <w:bottom w:val="single" w:color="auto" w:sz="4" w:space="0"/>
+            <w:right w:val="single" w:color="auto" w:sz="4" w:space="0"/>
+            <w:insideH w:val="single" w:color="auto" w:sz="4" w:space="0"/>
+            <w:insideV w:val="single" w:color="auto" w:sz="4" w:space="0"/>
+          </w:tblBorders>
           <w:shd w:val="clear" w:color="auto" w:fill="auto"/>
           <w:tblCellMar>
             <w:top w:w="15" w:type="dxa"/>
@@ -6078,7 +6320,7 @@
               <w:spacing w:line="300" w:lineRule="atLeast"/>
               <w:jc w:val="left"/>
               <w:rPr>
-                <w:rFonts w:ascii="Segoe UI" w:eastAsia="Segoe UI" w:hAnsi="Segoe UI" w:cs="Segoe UI" w:hint="default"/>
+                <w:rFonts w:hint="default" w:ascii="Segoe UI" w:hAnsi="Segoe UI" w:eastAsia="Segoe UI" w:cs="Segoe UI"/>
                 <w:i w:val="0"/>
                 <w:iCs w:val="0"/>
                 <w:caps w:val="0"/>
@@ -6090,8 +6332,8 @@
             </w:pPr>
             <w:r>
               <w:rPr>
-                <w:rStyle w:val="Strong"/>
-                <w:rFonts w:ascii="Segoe UI" w:eastAsia="Segoe UI" w:hAnsi="Segoe UI" w:cs="Segoe UI" w:hint="default"/>
+                <w:rStyle w:val="23"/>
+                <w:rFonts w:hint="default" w:ascii="Segoe UI" w:hAnsi="Segoe UI" w:eastAsia="Segoe UI" w:cs="Segoe UI"/>
                 <w:b/>
                 <w:bCs/>
                 <w:i w:val="0"/>
@@ -6130,7 +6372,7 @@
               <w:spacing w:line="300" w:lineRule="atLeast"/>
               <w:jc w:val="left"/>
               <w:rPr>
-                <w:rFonts w:ascii="Segoe UI" w:eastAsia="Segoe UI" w:hAnsi="Segoe UI" w:cs="Segoe UI" w:hint="default"/>
+                <w:rFonts w:hint="default" w:ascii="Segoe UI" w:hAnsi="Segoe UI" w:eastAsia="Segoe UI" w:cs="Segoe UI"/>
                 <w:i w:val="0"/>
                 <w:iCs w:val="0"/>
                 <w:caps w:val="0"/>
@@ -6142,7 +6384,7 @@
             </w:pPr>
             <w:r>
               <w:rPr>
-                <w:rFonts w:ascii="Segoe UI" w:eastAsia="Segoe UI" w:hAnsi="Segoe UI" w:cs="Segoe UI" w:hint="default"/>
+                <w:rFonts w:hint="default" w:ascii="Segoe UI" w:hAnsi="Segoe UI" w:eastAsia="Segoe UI" w:cs="Segoe UI"/>
                 <w:i w:val="0"/>
                 <w:iCs w:val="0"/>
                 <w:caps w:val="0"/>
@@ -6158,8 +6400,8 @@
             </w:r>
             <w:r>
               <w:rPr>
-                <w:rStyle w:val="Strong"/>
-                <w:rFonts w:ascii="Segoe UI" w:eastAsia="Segoe UI" w:hAnsi="Segoe UI" w:cs="Segoe UI" w:hint="default"/>
+                <w:rStyle w:val="23"/>
+                <w:rFonts w:hint="default" w:ascii="Segoe UI" w:hAnsi="Segoe UI" w:eastAsia="Segoe UI" w:cs="Segoe UI"/>
                 <w:b/>
                 <w:bCs/>
                 <w:i w:val="0"/>
@@ -6177,7 +6419,7 @@
             </w:r>
             <w:r>
               <w:rPr>
-                <w:rFonts w:ascii="Segoe UI" w:eastAsia="Segoe UI" w:hAnsi="Segoe UI" w:cs="Segoe UI" w:hint="default"/>
+                <w:rFonts w:hint="default" w:ascii="Segoe UI" w:hAnsi="Segoe UI" w:eastAsia="Segoe UI" w:cs="Segoe UI"/>
                 <w:i w:val="0"/>
                 <w:iCs w:val="0"/>
                 <w:caps w:val="0"/>
@@ -6193,23 +6435,23 @@
             </w:r>
             <w:r>
               <w:rPr>
-                <w:rFonts w:ascii="Segoe UI" w:eastAsia="Segoe UI" w:hAnsi="Segoe UI" w:cs="Segoe UI" w:hint="default"/>
-                <w:i w:val="0"/>
-                <w:iCs w:val="0"/>
-                <w:caps w:val="0"/>
-                <w:snapToGrid w:val="0"/>
-                <w:color w:val="000000"/>
-                <w:spacing w:val="0"/>
-                <w:kern w:val="0"/>
-                <w:sz w:val="18"/>
-                <w:szCs w:val="18"/>
-                <w:lang w:val="en-US" w:eastAsia="zh-CN"/>
-              </w:rPr>
-              <w:br/>
-            </w:r>
-            <w:r>
-              <w:rPr>
-                <w:rFonts w:ascii="Segoe UI" w:eastAsia="Segoe UI" w:hAnsi="Segoe UI" w:cs="Segoe UI" w:hint="default"/>
+                <w:rFonts w:hint="default" w:ascii="Segoe UI" w:hAnsi="Segoe UI" w:eastAsia="Segoe UI" w:cs="Segoe UI"/>
+                <w:i w:val="0"/>
+                <w:iCs w:val="0"/>
+                <w:caps w:val="0"/>
+                <w:snapToGrid w:val="0"/>
+                <w:color w:val="000000"/>
+                <w:spacing w:val="0"/>
+                <w:kern w:val="0"/>
+                <w:sz w:val="18"/>
+                <w:szCs w:val="18"/>
+                <w:lang w:val="en-US" w:eastAsia="zh-CN"/>
+              </w:rPr>
+              <w:br w:type="textWrapping"/>
+            </w:r>
+            <w:r>
+              <w:rPr>
+                <w:rFonts w:hint="default" w:ascii="Segoe UI" w:hAnsi="Segoe UI" w:eastAsia="Segoe UI" w:cs="Segoe UI"/>
                 <w:i w:val="0"/>
                 <w:iCs w:val="0"/>
                 <w:caps w:val="0"/>
@@ -6246,7 +6488,7 @@
               <w:spacing w:line="300" w:lineRule="atLeast"/>
               <w:jc w:val="left"/>
               <w:rPr>
-                <w:rFonts w:ascii="Segoe UI" w:eastAsia="Segoe UI" w:hAnsi="Segoe UI" w:cs="Segoe UI" w:hint="default"/>
+                <w:rFonts w:hint="default" w:ascii="Segoe UI" w:hAnsi="Segoe UI" w:eastAsia="Segoe UI" w:cs="Segoe UI"/>
                 <w:i w:val="0"/>
                 <w:iCs w:val="0"/>
                 <w:caps w:val="0"/>
@@ -6258,8 +6500,8 @@
             </w:pPr>
             <w:r>
               <w:rPr>
-                <w:rStyle w:val="Strong"/>
-                <w:rFonts w:ascii="Segoe UI" w:eastAsia="Segoe UI" w:hAnsi="Segoe UI" w:cs="Segoe UI" w:hint="default"/>
+                <w:rStyle w:val="23"/>
+                <w:rFonts w:hint="default" w:ascii="Segoe UI" w:hAnsi="Segoe UI" w:eastAsia="Segoe UI" w:cs="Segoe UI"/>
                 <w:b/>
                 <w:bCs/>
                 <w:i w:val="0"/>
@@ -6281,7 +6523,7 @@
     </w:tbl>
     <w:p>
       <w:pPr>
-        <w:pStyle w:val="1"/>
+        <w:pStyle w:val="28"/>
         <w:bidi w:val="0"/>
         <w:rPr>
           <w:rFonts w:hint="eastAsia"/>
@@ -6295,38 +6537,105 @@
         </w:rPr>
         <w:t xml:space="preserve"> </w:t>
       </w:r>
-      <w:bookmarkStart w:id="8" w:name="_Toc16452"/>
+      <w:bookmarkStart w:id="7" w:name="_Toc16452"/>
       <w:r>
         <w:rPr>
           <w:rFonts w:hint="eastAsia"/>
           <w:lang w:val="en-US" w:eastAsia="zh-CN"/>
         </w:rPr>
         <w:t>变更分类与分级</w:t>
+      </w:r>
+      <w:bookmarkEnd w:id="7"/>
+    </w:p>
+    <w:p>
+      <w:pPr>
+        <w:pStyle w:val="30"/>
+        <w:bidi w:val="0"/>
+        <w:rPr>
+          <w:rFonts w:hint="eastAsia"/>
+          <w:lang w:val="en-US" w:eastAsia="zh-CN"/>
+        </w:rPr>
+      </w:pPr>
+      <w:bookmarkStart w:id="8" w:name="_Toc17131"/>
+      <w:r>
+        <w:rPr>
+          <w:rFonts w:hint="eastAsia"/>
+          <w:lang w:val="en-US" w:eastAsia="zh-CN"/>
+        </w:rPr>
+        <w:t>变更分类</w:t>
       </w:r>
       <w:bookmarkEnd w:id="8"/>
     </w:p>
     <w:p>
       <w:pPr>
-        <w:pStyle w:val="2"/>
+        <w:pStyle w:val="29"/>
+        <w:rPr>
+          <w:rFonts w:hint="eastAsia"/>
+          <w:lang w:val="en-US" w:eastAsia="zh-CN"/>
+        </w:rPr>
+      </w:pPr>
+      <w:r>
+        <w:rPr>
+          <w:rFonts w:hint="eastAsia"/>
+          <w:lang w:val="en-US" w:eastAsia="zh-CN"/>
+        </w:rPr>
+        <w:t>标准变更：低风险、预授权的例行变更。流程简化，由变更经理快速审批。（例：用户权限批量维护、已知补丁安装）</w:t>
+      </w:r>
+    </w:p>
+    <w:p>
+      <w:pPr>
+        <w:pStyle w:val="29"/>
+        <w:rPr>
+          <w:rFonts w:hint="eastAsia"/>
+          <w:lang w:val="en-US" w:eastAsia="zh-CN"/>
+        </w:rPr>
+      </w:pPr>
+      <w:r>
+        <w:rPr>
+          <w:rFonts w:hint="eastAsia"/>
+          <w:lang w:val="en-US" w:eastAsia="zh-CN"/>
+        </w:rPr>
+        <w:t>紧急变更：为处理重大故障（P0/P1事件）或安全漏洞，必须立即实施的变更。遵循“事后补票”原则，但必须记录、评估并事后评审。</w:t>
+      </w:r>
+    </w:p>
+    <w:p>
+      <w:pPr>
+        <w:pStyle w:val="29"/>
+        <w:rPr>
+          <w:rFonts w:hint="eastAsia"/>
+          <w:lang w:val="en-US" w:eastAsia="zh-CN"/>
+        </w:rPr>
+      </w:pPr>
+      <w:r>
+        <w:rPr>
+          <w:rFonts w:hint="eastAsia"/>
+          <w:lang w:val="en-US" w:eastAsia="zh-CN"/>
+        </w:rPr>
+        <w:t>重大变更：高风险、影响范围广或涉及核心架构修改的变更。必须提交CAB会议评审，并经高级管理层批准。（例：核心数据库版本升级、微服务架构重构）</w:t>
+      </w:r>
+    </w:p>
+    <w:p>
+      <w:pPr>
+        <w:pStyle w:val="30"/>
         <w:bidi w:val="0"/>
         <w:rPr>
           <w:rFonts w:hint="eastAsia"/>
           <w:lang w:val="en-US" w:eastAsia="zh-CN"/>
         </w:rPr>
       </w:pPr>
-      <w:bookmarkStart w:id="9" w:name="_Toc17131"/>
+      <w:bookmarkStart w:id="9" w:name="_Toc12272"/>
       <w:r>
         <w:rPr>
           <w:rFonts w:hint="eastAsia"/>
           <w:lang w:val="en-US" w:eastAsia="zh-CN"/>
         </w:rPr>
-        <w:t>变更分类</w:t>
+        <w:t>变更优先级</w:t>
       </w:r>
       <w:bookmarkEnd w:id="9"/>
     </w:p>
     <w:p>
       <w:pPr>
-        <w:pStyle w:val="a1"/>
+        <w:pStyle w:val="29"/>
         <w:rPr>
           <w:rFonts w:hint="eastAsia"/>
           <w:lang w:val="en-US" w:eastAsia="zh-CN"/>
@@ -6337,12 +6646,12 @@
           <w:rFonts w:hint="eastAsia"/>
           <w:lang w:val="en-US" w:eastAsia="zh-CN"/>
         </w:rPr>
-        <w:t>标准变更：低风险、预授权的例行变更。流程简化，由变更经理快速审批。（例：用户权限批量维护、已知补丁安装）</w:t>
+        <w:t>优先级由影响度和紧急度矩阵决定，指导审批和实施排期：</w:t>
       </w:r>
     </w:p>
     <w:p>
       <w:pPr>
-        <w:pStyle w:val="a1"/>
+        <w:pStyle w:val="29"/>
         <w:rPr>
           <w:rFonts w:hint="eastAsia"/>
           <w:lang w:val="en-US" w:eastAsia="zh-CN"/>
@@ -6353,12 +6662,12 @@
           <w:rFonts w:hint="eastAsia"/>
           <w:lang w:val="en-US" w:eastAsia="zh-CN"/>
         </w:rPr>
-        <w:t>紧急变更：为处理重大故障（P0/P1事件）或安全漏洞，必须立即实施的变更。遵循“事后补票”原则，但必须记录、评估并事后评审。</w:t>
+        <w:t>P1-紧急：需立即处理，如解决导致系统宕机的缺陷。</w:t>
       </w:r>
     </w:p>
     <w:p>
       <w:pPr>
-        <w:pStyle w:val="a1"/>
+        <w:pStyle w:val="29"/>
         <w:rPr>
           <w:rFonts w:hint="eastAsia"/>
           <w:lang w:val="en-US" w:eastAsia="zh-CN"/>
@@ -6369,133 +6678,101 @@
           <w:rFonts w:hint="eastAsia"/>
           <w:lang w:val="en-US" w:eastAsia="zh-CN"/>
         </w:rPr>
-        <w:t>重大变更：高风险、影响范围广或涉及核心架构修改的变更。必须提交CAB会议评审，并经高级管理层批准。（例：核心数据库版本升级、微服务架构重构）</w:t>
+        <w:t>P2-高：需在预定维护窗口内尽快处理。</w:t>
       </w:r>
     </w:p>
     <w:p>
       <w:pPr>
-        <w:pStyle w:val="2"/>
+        <w:pStyle w:val="29"/>
+        <w:rPr>
+          <w:rFonts w:hint="eastAsia"/>
+          <w:lang w:val="en-US" w:eastAsia="zh-CN"/>
+        </w:rPr>
+      </w:pPr>
+      <w:r>
+        <w:rPr>
+          <w:rFonts w:hint="eastAsia"/>
+          <w:lang w:val="en-US" w:eastAsia="zh-CN"/>
+        </w:rPr>
+        <w:t>P3-普通：按计划排期处理。</w:t>
+      </w:r>
+    </w:p>
+    <w:p>
+      <w:pPr>
+        <w:pStyle w:val="28"/>
         <w:bidi w:val="0"/>
         <w:rPr>
           <w:rFonts w:hint="eastAsia"/>
           <w:lang w:val="en-US" w:eastAsia="zh-CN"/>
         </w:rPr>
       </w:pPr>
-      <w:bookmarkStart w:id="10" w:name="_Toc12272"/>
+      <w:bookmarkStart w:id="10" w:name="_Toc8421"/>
       <w:r>
         <w:rPr>
           <w:rFonts w:hint="eastAsia"/>
           <w:lang w:val="en-US" w:eastAsia="zh-CN"/>
         </w:rPr>
-        <w:t>变更优先级</w:t>
+        <w:t>变更管理流程核心环节</w:t>
       </w:r>
       <w:bookmarkEnd w:id="10"/>
     </w:p>
     <w:p>
       <w:pPr>
-        <w:pStyle w:val="a1"/>
+        <w:pStyle w:val="30"/>
+        <w:bidi w:val="0"/>
         <w:rPr>
           <w:rFonts w:hint="eastAsia"/>
           <w:lang w:val="en-US" w:eastAsia="zh-CN"/>
         </w:rPr>
       </w:pPr>
+      <w:bookmarkStart w:id="11" w:name="_Toc8486"/>
       <w:r>
         <w:rPr>
           <w:rFonts w:hint="eastAsia"/>
           <w:lang w:val="en-US" w:eastAsia="zh-CN"/>
         </w:rPr>
-        <w:t>优先级由影响度和紧急度矩阵决定，指导审批和实施排期：</w:t>
-      </w:r>
-    </w:p>
-    <w:p>
-      <w:pPr>
-        <w:pStyle w:val="a1"/>
-        <w:rPr>
-          <w:rFonts w:hint="eastAsia"/>
-          <w:lang w:val="en-US" w:eastAsia="zh-CN"/>
-        </w:rPr>
-      </w:pPr>
-      <w:r>
-        <w:rPr>
-          <w:rFonts w:hint="eastAsia"/>
-          <w:lang w:val="en-US" w:eastAsia="zh-CN"/>
-        </w:rPr>
-        <w:t>P1-紧急：需立即处理，如解决导致系统宕机的缺陷。</w:t>
-      </w:r>
-    </w:p>
-    <w:p>
-      <w:pPr>
-        <w:pStyle w:val="a1"/>
-        <w:rPr>
-          <w:rFonts w:hint="eastAsia"/>
-          <w:lang w:val="en-US" w:eastAsia="zh-CN"/>
-        </w:rPr>
-      </w:pPr>
-      <w:r>
-        <w:rPr>
-          <w:rFonts w:hint="eastAsia"/>
-          <w:lang w:val="en-US" w:eastAsia="zh-CN"/>
-        </w:rPr>
-        <w:t>P2-高：需在预定维护窗口内尽快处理。</w:t>
-      </w:r>
-    </w:p>
-    <w:p>
-      <w:pPr>
-        <w:pStyle w:val="a1"/>
-        <w:rPr>
-          <w:rFonts w:hint="eastAsia"/>
-          <w:lang w:val="en-US" w:eastAsia="zh-CN"/>
-        </w:rPr>
-      </w:pPr>
-      <w:r>
-        <w:rPr>
-          <w:rFonts w:hint="eastAsia"/>
-          <w:lang w:val="en-US" w:eastAsia="zh-CN"/>
-        </w:rPr>
-        <w:t>P3-普通：按计划排期处理。</w:t>
-      </w:r>
-    </w:p>
-    <w:p>
-      <w:pPr>
-        <w:pStyle w:val="1"/>
-        <w:bidi w:val="0"/>
-        <w:rPr>
-          <w:rFonts w:hint="eastAsia"/>
-          <w:lang w:val="en-US" w:eastAsia="zh-CN"/>
-        </w:rPr>
-      </w:pPr>
-      <w:bookmarkStart w:id="11" w:name="_Toc8421"/>
-      <w:r>
-        <w:rPr>
-          <w:rFonts w:hint="eastAsia"/>
-          <w:lang w:val="en-US" w:eastAsia="zh-CN"/>
-        </w:rPr>
-        <w:t>变更管理流程核心环节</w:t>
+        <w:t>变更申请与记录</w:t>
       </w:r>
       <w:bookmarkEnd w:id="11"/>
     </w:p>
     <w:p>
       <w:pPr>
-        <w:pStyle w:val="2"/>
+        <w:pStyle w:val="29"/>
+        <w:rPr>
+          <w:rFonts w:hint="eastAsia"/>
+          <w:lang w:val="en-US" w:eastAsia="zh-CN"/>
+        </w:rPr>
+      </w:pPr>
+      <w:r>
+        <w:rPr>
+          <w:rFonts w:hint="eastAsia"/>
+          <w:lang w:val="en-US" w:eastAsia="zh-CN"/>
+        </w:rPr>
+        <w:t>所有变更必须通过运维管理平台提交《变更请求单》（RFC），包含变更目的、范围、详细方案、回退计划、测试方案、预计实施时间与时长。</w:t>
+      </w:r>
+    </w:p>
+    <w:p>
+      <w:pPr>
+        <w:pStyle w:val="30"/>
         <w:bidi w:val="0"/>
         <w:rPr>
           <w:rFonts w:hint="eastAsia"/>
           <w:lang w:val="en-US" w:eastAsia="zh-CN"/>
         </w:rPr>
       </w:pPr>
-      <w:bookmarkStart w:id="12" w:name="_Toc8486"/>
+      <w:bookmarkStart w:id="12" w:name="_Toc30064"/>
       <w:r>
         <w:rPr>
           <w:rFonts w:hint="eastAsia"/>
           <w:lang w:val="en-US" w:eastAsia="zh-CN"/>
         </w:rPr>
-        <w:t>变更申请与记录</w:t>
+        <w:t>变更评估与审批</w:t>
       </w:r>
       <w:bookmarkEnd w:id="12"/>
     </w:p>
     <w:p>
       <w:pPr>
-        <w:pStyle w:val="a1"/>
+        <w:pStyle w:val="29"/>
         <w:rPr>
           <w:rFonts w:hint="eastAsia"/>
           <w:lang w:val="en-US" w:eastAsia="zh-CN"/>
@@ -6506,31 +6783,63 @@
           <w:rFonts w:hint="eastAsia"/>
           <w:lang w:val="en-US" w:eastAsia="zh-CN"/>
         </w:rPr>
-        <w:t>所有变更必须通过运维管理平台提交《变更请求单》（RFC），包含变更目的、范围、详细方案、回退计划、测试方案、预计实施时间与时长。</w:t>
+        <w:t>标准变更：变更经理依据预定义标准直接审批。</w:t>
       </w:r>
     </w:p>
     <w:p>
       <w:pPr>
-        <w:pStyle w:val="2"/>
+        <w:pStyle w:val="29"/>
+        <w:rPr>
+          <w:rFonts w:hint="eastAsia"/>
+          <w:lang w:val="en-US" w:eastAsia="zh-CN"/>
+        </w:rPr>
+      </w:pPr>
+      <w:r>
+        <w:rPr>
+          <w:rFonts w:hint="eastAsia"/>
+          <w:lang w:val="en-US" w:eastAsia="zh-CN"/>
+        </w:rPr>
+        <w:t>重大变更：召开CAB会议，评估技术风险、业务影响、资源需求。重点评审回退计划的可行性。</w:t>
+      </w:r>
+    </w:p>
+    <w:p>
+      <w:pPr>
+        <w:pStyle w:val="29"/>
+        <w:rPr>
+          <w:rFonts w:hint="eastAsia"/>
+          <w:lang w:val="en-US" w:eastAsia="zh-CN"/>
+        </w:rPr>
+      </w:pPr>
+      <w:r>
+        <w:rPr>
+          <w:rFonts w:hint="eastAsia"/>
+          <w:lang w:val="en-US" w:eastAsia="zh-CN"/>
+        </w:rPr>
+        <w:t>紧急变更：可先口头授权实施，但负责人必须在规定时间内（如事后2小时内）补全RFC记录。</w:t>
+      </w:r>
+    </w:p>
+    <w:p>
+      <w:pPr>
+        <w:pStyle w:val="30"/>
         <w:bidi w:val="0"/>
         <w:rPr>
           <w:rFonts w:hint="eastAsia"/>
           <w:lang w:val="en-US" w:eastAsia="zh-CN"/>
         </w:rPr>
       </w:pPr>
-      <w:bookmarkStart w:id="13" w:name="_Toc30064"/>
+      <w:bookmarkStart w:id="13" w:name="_Toc19994"/>
       <w:r>
         <w:rPr>
           <w:rFonts w:hint="eastAsia"/>
           <w:lang w:val="en-US" w:eastAsia="zh-CN"/>
         </w:rPr>
-        <w:t>变更评估与审批</w:t>
+        <w:t>变更规划与协调</w:t>
       </w:r>
       <w:bookmarkEnd w:id="13"/>
     </w:p>
     <w:p>
       <w:pPr>
-        <w:pStyle w:val="a1"/>
+        <w:pStyle w:val="29"/>
         <w:rPr>
           <w:rFonts w:hint="eastAsia"/>
           <w:lang w:val="en-US" w:eastAsia="zh-CN"/>
@@ -6541,63 +6850,36 @@
           <w:rFonts w:hint="eastAsia"/>
           <w:lang w:val="en-US" w:eastAsia="zh-CN"/>
         </w:rPr>
-        <w:t>标准变更：变更经理依据预定义标准直接审批。</w:t>
+        <w:t>制定详细的实施计划，包括具体步骤、责任人、时间点、沟通计划。必须明确回退触发条件和执行人。</w:t>
       </w:r>
     </w:p>
     <w:p>
       <w:pPr>
-        <w:pStyle w:val="a1"/>
+        <w:pStyle w:val="30"/>
+        <w:bidi w:val="0"/>
         <w:rPr>
           <w:rFonts w:hint="eastAsia"/>
           <w:lang w:val="en-US" w:eastAsia="zh-CN"/>
         </w:rPr>
       </w:pPr>
+      <w:bookmarkStart w:id="14" w:name="_Toc1397"/>
       <w:r>
         <w:rPr>
           <w:rFonts w:hint="eastAsia"/>
           <w:lang w:val="en-US" w:eastAsia="zh-CN"/>
         </w:rPr>
-        <w:t>重大变更：召开CAB会议，评估技术风险、业务影响、资源需求。重点评审回退计划的可行性。</w:t>
-      </w:r>
-    </w:p>
-    <w:p>
-      <w:pPr>
-        <w:pStyle w:val="a1"/>
-        <w:rPr>
-          <w:rFonts w:hint="eastAsia"/>
-          <w:lang w:val="en-US" w:eastAsia="zh-CN"/>
-        </w:rPr>
-      </w:pPr>
-      <w:r>
-        <w:rPr>
-          <w:rFonts w:hint="eastAsia"/>
-          <w:lang w:val="en-US" w:eastAsia="zh-CN"/>
-        </w:rPr>
-        <w:t>紧急变更：可先口头授权实施，但负责人必须在规定时间内（如事后2小时内）补全RFC记录。</w:t>
-      </w:r>
-    </w:p>
-    <w:p>
-      <w:pPr>
-        <w:pStyle w:val="2"/>
-        <w:bidi w:val="0"/>
-        <w:rPr>
-          <w:rFonts w:hint="eastAsia"/>
-          <w:lang w:val="en-US" w:eastAsia="zh-CN"/>
-        </w:rPr>
-      </w:pPr>
-      <w:bookmarkStart w:id="14" w:name="_Toc19994"/>
-      <w:r>
-        <w:rPr>
-          <w:rFonts w:hint="eastAsia"/>
-          <w:lang w:val="en-US" w:eastAsia="zh-CN"/>
-        </w:rPr>
-        <w:t>变更规划与协调</w:t>
+        <w:t>变更实施、验证与回退</w:t>
       </w:r>
       <w:bookmarkEnd w:id="14"/>
     </w:p>
     <w:p>
       <w:pPr>
-        <w:pStyle w:val="a1"/>
+        <w:pStyle w:val="29"/>
+        <w:numPr>
+          <w:ilvl w:val="0"/>
+          <w:numId w:val="2"/>
+        </w:numPr>
+        <w:ind w:left="425" w:leftChars="0" w:hanging="425" w:firstLineChars="0"/>
         <w:rPr>
           <w:rFonts w:hint="eastAsia"/>
           <w:lang w:val="en-US" w:eastAsia="zh-CN"/>
@@ -6608,36 +6890,163 @@
           <w:rFonts w:hint="eastAsia"/>
           <w:lang w:val="en-US" w:eastAsia="zh-CN"/>
         </w:rPr>
-        <w:t>制定详细的实施计划，包括具体步骤、责任人、时间点、沟通计划。必须明确回退触发条件和执行人。</w:t>
+        <w:t>预检查：实施前备份所有相关配置、数据。</w:t>
       </w:r>
     </w:p>
     <w:p>
       <w:pPr>
-        <w:pStyle w:val="2"/>
+        <w:pStyle w:val="29"/>
+        <w:numPr>
+          <w:ilvl w:val="0"/>
+          <w:numId w:val="2"/>
+        </w:numPr>
+        <w:ind w:left="425" w:leftChars="0" w:hanging="425" w:firstLineChars="0"/>
+        <w:rPr>
+          <w:rFonts w:hint="eastAsia"/>
+          <w:lang w:val="en-US" w:eastAsia="zh-CN"/>
+        </w:rPr>
+      </w:pPr>
+      <w:r>
+        <w:rPr>
+          <w:rFonts w:hint="eastAsia"/>
+          <w:lang w:val="en-US" w:eastAsia="zh-CN"/>
+        </w:rPr>
+        <w:t>分步实施：严格按照方案执行，每一步进行验证。</w:t>
+      </w:r>
+    </w:p>
+    <w:p>
+      <w:pPr>
+        <w:pStyle w:val="29"/>
+        <w:numPr>
+          <w:ilvl w:val="0"/>
+          <w:numId w:val="2"/>
+        </w:numPr>
+        <w:ind w:left="425" w:leftChars="0" w:hanging="425" w:firstLineChars="0"/>
+        <w:rPr>
+          <w:rFonts w:hint="eastAsia"/>
+          <w:lang w:val="en-US" w:eastAsia="zh-CN"/>
+        </w:rPr>
+      </w:pPr>
+      <w:r>
+        <w:rPr>
+          <w:rFonts w:hint="eastAsia"/>
+          <w:lang w:val="en-US" w:eastAsia="zh-CN"/>
+        </w:rPr>
+        <w:t>监控与验证：实施后，对系统功能、性能、业务指标进行监控验证。</w:t>
+      </w:r>
+    </w:p>
+    <w:p>
+      <w:pPr>
+        <w:pStyle w:val="29"/>
+        <w:numPr>
+          <w:ilvl w:val="0"/>
+          <w:numId w:val="2"/>
+        </w:numPr>
+        <w:ind w:left="425" w:leftChars="0" w:hanging="425" w:firstLineChars="0"/>
+        <w:rPr>
+          <w:rFonts w:hint="eastAsia"/>
+          <w:lang w:val="en-US" w:eastAsia="zh-CN"/>
+        </w:rPr>
+      </w:pPr>
+      <w:r>
+        <w:rPr>
+          <w:rFonts w:hint="eastAsia"/>
+          <w:lang w:val="en-US" w:eastAsia="zh-CN"/>
+        </w:rPr>
+        <w:t>回退机制：</w:t>
+      </w:r>
+    </w:p>
+    <w:p>
+      <w:pPr>
+        <w:pStyle w:val="29"/>
+        <w:rPr>
+          <w:rFonts w:hint="eastAsia"/>
+          <w:lang w:val="en-US" w:eastAsia="zh-CN"/>
+        </w:rPr>
+      </w:pPr>
+      <w:r>
+        <w:rPr>
+          <w:rFonts w:hint="eastAsia"/>
+          <w:lang w:val="en-US" w:eastAsia="zh-CN"/>
+        </w:rPr>
+        <w:t>触发条件：明确何种情况触发回退（如：核心功能失效、性能指标严重下降、XX分钟内无法修复）。</w:t>
+      </w:r>
+    </w:p>
+    <w:p>
+      <w:pPr>
+        <w:pStyle w:val="29"/>
+        <w:rPr>
+          <w:rFonts w:hint="eastAsia"/>
+          <w:lang w:val="en-US" w:eastAsia="zh-CN"/>
+        </w:rPr>
+      </w:pPr>
+      <w:r>
+        <w:rPr>
+          <w:rFonts w:hint="eastAsia"/>
+          <w:lang w:val="en-US" w:eastAsia="zh-CN"/>
+        </w:rPr>
+        <w:t>回退执行：执行人按预定的回退步骤迅速操作，恢复至变更前状态。</w:t>
+      </w:r>
+    </w:p>
+    <w:p>
+      <w:pPr>
+        <w:pStyle w:val="29"/>
+        <w:rPr>
+          <w:rFonts w:hint="eastAsia"/>
+          <w:lang w:val="en-US" w:eastAsia="zh-CN"/>
+        </w:rPr>
+      </w:pPr>
+      <w:r>
+        <w:rPr>
+          <w:rFonts w:hint="eastAsia"/>
+          <w:lang w:val="en-US" w:eastAsia="zh-CN"/>
+        </w:rPr>
+        <w:t>回退验证：验证服务是否完全恢复，业务影响是否终止。</w:t>
+      </w:r>
+    </w:p>
+    <w:p>
+      <w:pPr>
+        <w:pStyle w:val="29"/>
+        <w:numPr>
+          <w:ilvl w:val="0"/>
+          <w:numId w:val="2"/>
+        </w:numPr>
+        <w:ind w:left="425" w:leftChars="0" w:hanging="425" w:firstLineChars="0"/>
+        <w:rPr>
+          <w:rFonts w:hint="eastAsia"/>
+          <w:lang w:val="en-US" w:eastAsia="zh-CN"/>
+        </w:rPr>
+      </w:pPr>
+      <w:r>
+        <w:rPr>
+          <w:rFonts w:hint="eastAsia"/>
+          <w:lang w:val="en-US" w:eastAsia="zh-CN"/>
+        </w:rPr>
+        <w:t>实施报告：无论成功与否，均需记录实施过程、结果、遇到的意外及回退情况。</w:t>
+      </w:r>
+    </w:p>
+    <w:p>
+      <w:pPr>
+        <w:pStyle w:val="30"/>
         <w:bidi w:val="0"/>
         <w:rPr>
           <w:rFonts w:hint="eastAsia"/>
           <w:lang w:val="en-US" w:eastAsia="zh-CN"/>
         </w:rPr>
       </w:pPr>
-      <w:bookmarkStart w:id="15" w:name="_Toc1397"/>
+      <w:bookmarkStart w:id="15" w:name="_Toc5515"/>
       <w:r>
         <w:rPr>
           <w:rFonts w:hint="eastAsia"/>
           <w:lang w:val="en-US" w:eastAsia="zh-CN"/>
         </w:rPr>
-        <w:t>变更实施、验证与回退</w:t>
+        <w:t>变更回顾与关闭</w:t>
       </w:r>
       <w:bookmarkEnd w:id="15"/>
     </w:p>
     <w:p>
       <w:pPr>
-        <w:pStyle w:val="a1"/>
-        <w:numPr>
-          <w:ilvl w:val="0"/>
-          <w:numId w:val="2"/>
-        </w:numPr>
-        <w:ind w:left="425" w:hanging="425" w:leftChars="0" w:firstLineChars="0"/>
+        <w:pStyle w:val="29"/>
         <w:rPr>
           <w:rFonts w:hint="eastAsia"/>
           <w:lang w:val="en-US" w:eastAsia="zh-CN"/>
@@ -6648,17 +7057,12 @@
           <w:rFonts w:hint="eastAsia"/>
           <w:lang w:val="en-US" w:eastAsia="zh-CN"/>
         </w:rPr>
-        <w:t>预检查：实施前备份所有相关配置、数据。</w:t>
+        <w:t>成功变更：由变更经理关闭RFC，更新相关配置信息（CMDB），将经验沉淀至服务知识。</w:t>
       </w:r>
     </w:p>
     <w:p>
       <w:pPr>
-        <w:pStyle w:val="a1"/>
-        <w:numPr>
-          <w:ilvl w:val="0"/>
-          <w:numId w:val="2"/>
-        </w:numPr>
-        <w:ind w:left="425" w:hanging="425" w:leftChars="0" w:firstLineChars="0"/>
+        <w:pStyle w:val="29"/>
         <w:rPr>
           <w:rFonts w:hint="eastAsia"/>
           <w:lang w:val="en-US" w:eastAsia="zh-CN"/>
@@ -6669,193 +7073,31 @@
           <w:rFonts w:hint="eastAsia"/>
           <w:lang w:val="en-US" w:eastAsia="zh-CN"/>
         </w:rPr>
-        <w:t>分步实施：严格按照方案执行，每一步进行验证。</w:t>
+        <w:t>失败/回退变更：必须召开事后复盘会议，分析失败原因，评估回退流程有效性，形成改进措施。这是持续改进的关键输入。</w:t>
       </w:r>
     </w:p>
     <w:p>
       <w:pPr>
-        <w:pStyle w:val="a1"/>
-        <w:numPr>
-          <w:ilvl w:val="0"/>
-          <w:numId w:val="2"/>
-        </w:numPr>
-        <w:ind w:left="425" w:hanging="425" w:leftChars="0" w:firstLineChars="0"/>
+        <w:pStyle w:val="28"/>
+        <w:bidi w:val="0"/>
         <w:rPr>
           <w:rFonts w:hint="eastAsia"/>
           <w:lang w:val="en-US" w:eastAsia="zh-CN"/>
         </w:rPr>
       </w:pPr>
+      <w:bookmarkStart w:id="16" w:name="_Toc5193"/>
       <w:r>
         <w:rPr>
           <w:rFonts w:hint="eastAsia"/>
           <w:lang w:val="en-US" w:eastAsia="zh-CN"/>
         </w:rPr>
-        <w:t>监控与验证：实施后，对系统功能、性能、业务指标进行监控验证。</w:t>
-      </w:r>
-    </w:p>
-    <w:p>
-      <w:pPr>
-        <w:pStyle w:val="a1"/>
-        <w:numPr>
-          <w:ilvl w:val="0"/>
-          <w:numId w:val="2"/>
-        </w:numPr>
-        <w:ind w:left="425" w:hanging="425" w:leftChars="0" w:firstLineChars="0"/>
-        <w:rPr>
-          <w:rFonts w:hint="eastAsia"/>
-          <w:lang w:val="en-US" w:eastAsia="zh-CN"/>
-        </w:rPr>
-      </w:pPr>
-      <w:r>
-        <w:rPr>
-          <w:rFonts w:hint="eastAsia"/>
-          <w:lang w:val="en-US" w:eastAsia="zh-CN"/>
-        </w:rPr>
-        <w:t>回退机制：</w:t>
-      </w:r>
-    </w:p>
-    <w:p>
-      <w:pPr>
-        <w:pStyle w:val="a1"/>
-        <w:rPr>
-          <w:rFonts w:hint="eastAsia"/>
-          <w:lang w:val="en-US" w:eastAsia="zh-CN"/>
-        </w:rPr>
-      </w:pPr>
-      <w:r>
-        <w:rPr>
-          <w:rFonts w:hint="eastAsia"/>
-          <w:lang w:val="en-US" w:eastAsia="zh-CN"/>
-        </w:rPr>
-        <w:t>触发条件：明确何种情况触发回退（如：核心功能失效、性能指标严重下降、XX分钟内无法修复）。</w:t>
-      </w:r>
-    </w:p>
-    <w:p>
-      <w:pPr>
-        <w:pStyle w:val="a1"/>
-        <w:rPr>
-          <w:rFonts w:hint="eastAsia"/>
-          <w:lang w:val="en-US" w:eastAsia="zh-CN"/>
-        </w:rPr>
-      </w:pPr>
-      <w:r>
-        <w:rPr>
-          <w:rFonts w:hint="eastAsia"/>
-          <w:lang w:val="en-US" w:eastAsia="zh-CN"/>
-        </w:rPr>
-        <w:t>回退执行：执行人按预定的回退步骤迅速操作，恢复至变更前状态。</w:t>
-      </w:r>
-    </w:p>
-    <w:p>
-      <w:pPr>
-        <w:pStyle w:val="a1"/>
-        <w:rPr>
-          <w:rFonts w:hint="eastAsia"/>
-          <w:lang w:val="en-US" w:eastAsia="zh-CN"/>
-        </w:rPr>
-      </w:pPr>
-      <w:r>
-        <w:rPr>
-          <w:rFonts w:hint="eastAsia"/>
-          <w:lang w:val="en-US" w:eastAsia="zh-CN"/>
-        </w:rPr>
-        <w:t>回退验证：验证服务是否完全恢复，业务影响是否终止。</w:t>
-      </w:r>
-    </w:p>
-    <w:p>
-      <w:pPr>
-        <w:pStyle w:val="a1"/>
-        <w:numPr>
-          <w:ilvl w:val="0"/>
-          <w:numId w:val="2"/>
-        </w:numPr>
-        <w:ind w:left="425" w:hanging="425" w:leftChars="0" w:firstLineChars="0"/>
-        <w:rPr>
-          <w:rFonts w:hint="eastAsia"/>
-          <w:lang w:val="en-US" w:eastAsia="zh-CN"/>
-        </w:rPr>
-      </w:pPr>
-      <w:r>
-        <w:rPr>
-          <w:rFonts w:hint="eastAsia"/>
-          <w:lang w:val="en-US" w:eastAsia="zh-CN"/>
-        </w:rPr>
-        <w:t>实施报告：无论成功与否，均需记录实施过程、结果、遇到的意外及回退情况。</w:t>
-      </w:r>
-    </w:p>
-    <w:p>
-      <w:pPr>
-        <w:pStyle w:val="2"/>
-        <w:bidi w:val="0"/>
-        <w:rPr>
-          <w:rFonts w:hint="eastAsia"/>
-          <w:lang w:val="en-US" w:eastAsia="zh-CN"/>
-        </w:rPr>
-      </w:pPr>
-      <w:bookmarkStart w:id="16" w:name="_Toc5515"/>
-      <w:r>
-        <w:rPr>
-          <w:rFonts w:hint="eastAsia"/>
-          <w:lang w:val="en-US" w:eastAsia="zh-CN"/>
-        </w:rPr>
-        <w:t>变更回顾与关闭</w:t>
+        <w:t>与其他流程的接口</w:t>
       </w:r>
       <w:bookmarkEnd w:id="16"/>
     </w:p>
     <w:p>
       <w:pPr>
-        <w:pStyle w:val="a1"/>
-        <w:rPr>
-          <w:rFonts w:hint="eastAsia"/>
-          <w:lang w:val="en-US" w:eastAsia="zh-CN"/>
-        </w:rPr>
-      </w:pPr>
-      <w:r>
-        <w:rPr>
-          <w:rFonts w:hint="eastAsia"/>
-          <w:lang w:val="en-US" w:eastAsia="zh-CN"/>
-        </w:rPr>
-        <w:t>成功变更：由变更经理关闭RFC，更新相关配置信息（CMDB），将经验沉淀至服务知识。</w:t>
-      </w:r>
-    </w:p>
-    <w:p>
-      <w:pPr>
-        <w:pStyle w:val="a1"/>
-        <w:rPr>
-          <w:rFonts w:hint="eastAsia"/>
-          <w:lang w:val="en-US" w:eastAsia="zh-CN"/>
-        </w:rPr>
-      </w:pPr>
-      <w:r>
-        <w:rPr>
-          <w:rFonts w:hint="eastAsia"/>
-          <w:lang w:val="en-US" w:eastAsia="zh-CN"/>
-        </w:rPr>
-        <w:t>失败/回退变更：必须召开事后复盘会议，分析失败原因，评估回退流程有效性，形成改进措施。这是持续改进的关键输入。</w:t>
-      </w:r>
-    </w:p>
-    <w:p>
-      <w:pPr>
-        <w:pStyle w:val="1"/>
-        <w:bidi w:val="0"/>
-        <w:rPr>
-          <w:rFonts w:hint="eastAsia"/>
-          <w:lang w:val="en-US" w:eastAsia="zh-CN"/>
-        </w:rPr>
-      </w:pPr>
-      <w:bookmarkStart w:id="17" w:name="_Toc5193"/>
-      <w:r>
-        <w:rPr>
-          <w:rFonts w:hint="eastAsia"/>
-          <w:lang w:val="en-US" w:eastAsia="zh-CN"/>
-        </w:rPr>
-        <w:t>与其他流程的接口</w:t>
-      </w:r>
-      <w:bookmarkEnd w:id="17"/>
-    </w:p>
-    <w:p>
-      <w:pPr>
-        <w:pStyle w:val="a1"/>
+        <w:pStyle w:val="29"/>
         <w:rPr>
           <w:rFonts w:hint="eastAsia"/>
           <w:lang w:val="en-US" w:eastAsia="zh-CN"/>
@@ -6871,7 +7113,7 @@
     </w:p>
     <w:p>
       <w:pPr>
-        <w:pStyle w:val="a1"/>
+        <w:pStyle w:val="29"/>
         <w:rPr>
           <w:rFonts w:hint="eastAsia"/>
           <w:lang w:val="en-US" w:eastAsia="zh-CN"/>
@@ -6887,7 +7129,7 @@
     </w:p>
     <w:p>
       <w:pPr>
-        <w:pStyle w:val="a1"/>
+        <w:pStyle w:val="29"/>
         <w:rPr>
           <w:rFonts w:hint="eastAsia"/>
           <w:lang w:val="en-US" w:eastAsia="zh-CN"/>
@@ -6903,7 +7145,7 @@
     </w:p>
     <w:p>
       <w:pPr>
-        <w:pStyle w:val="a1"/>
+        <w:pStyle w:val="29"/>
         <w:rPr>
           <w:rFonts w:hint="eastAsia"/>
           <w:lang w:val="en-US" w:eastAsia="zh-CN"/>
@@ -6919,7 +7161,7 @@
     </w:p>
     <w:p>
       <w:pPr>
-        <w:pStyle w:val="1"/>
+        <w:pStyle w:val="28"/>
         <w:keepNext w:val="0"/>
         <w:keepLines w:val="0"/>
         <w:pageBreakBefore w:val="0"/>
@@ -6939,7 +7181,7 @@
           <w:lang w:val="en-US" w:eastAsia="zh-CN"/>
         </w:rPr>
       </w:pPr>
-      <w:bookmarkStart w:id="18" w:name="_Toc22208"/>
+      <w:bookmarkStart w:id="17" w:name="_Toc22208"/>
       <w:r>
         <w:rPr>
           <w:rFonts w:hint="eastAsia"/>
@@ -6947,22 +7189,23 @@
         </w:rPr>
         <w:t>考核指标</w:t>
       </w:r>
-      <w:bookmarkEnd w:id="18"/>
+      <w:bookmarkEnd w:id="17"/>
     </w:p>
     <w:tbl>
       <w:tblPr>
-        <w:tblStyle w:val="TableNormal"/>
+        <w:tblStyle w:val="20"/>
         <w:tblW w:w="7675" w:type="dxa"/>
         <w:tblInd w:w="96" w:type="dxa"/>
         <w:tblBorders>
-          <w:top w:val="nil"/>
-          <w:left w:val="nil"/>
-          <w:bottom w:val="nil"/>
-          <w:right w:val="nil"/>
-          <w:insideH w:val="nil"/>
-          <w:insideV w:val="nil"/>
+          <w:top w:val="none" w:color="auto" w:sz="0" w:space="0"/>
+          <w:left w:val="none" w:color="auto" w:sz="0" w:space="0"/>
+          <w:bottom w:val="none" w:color="auto" w:sz="0" w:space="0"/>
+          <w:right w:val="none" w:color="auto" w:sz="0" w:space="0"/>
+          <w:insideH w:val="none" w:color="auto" w:sz="0" w:space="0"/>
+          <w:insideV w:val="none" w:color="auto" w:sz="0" w:space="0"/>
         </w:tblBorders>
         <w:shd w:val="clear" w:color="auto" w:fill="auto"/>
+        <w:tblLayout w:type="autofit"/>
         <w:tblCellMar>
           <w:top w:w="0" w:type="dxa"/>
           <w:left w:w="108" w:type="dxa"/>
@@ -6978,15 +7221,13 @@
       </w:tblGrid>
       <w:tr>
         <w:tblPrEx>
-          <w:tblW w:w="7675" w:type="dxa"/>
-          <w:tblInd w:w="96" w:type="dxa"/>
           <w:tblBorders>
-            <w:top w:val="nil"/>
-            <w:left w:val="nil"/>
-            <w:bottom w:val="nil"/>
-            <w:right w:val="nil"/>
-            <w:insideH w:val="nil"/>
-            <w:insideV w:val="nil"/>
+            <w:top w:val="none" w:color="auto" w:sz="0" w:space="0"/>
+            <w:left w:val="none" w:color="auto" w:sz="0" w:space="0"/>
+            <w:bottom w:val="none" w:color="auto" w:sz="0" w:space="0"/>
+            <w:right w:val="none" w:color="auto" w:sz="0" w:space="0"/>
+            <w:insideH w:val="none" w:color="auto" w:sz="0" w:space="0"/>
+            <w:insideV w:val="none" w:color="auto" w:sz="0" w:space="0"/>
           </w:tblBorders>
           <w:shd w:val="clear" w:color="auto" w:fill="auto"/>
           <w:tblCellMar>
@@ -6997,16 +7238,16 @@
           </w:tblCellMar>
         </w:tblPrEx>
         <w:trPr>
-          <w:trHeight w:val="493"/>
+          <w:trHeight w:val="493" w:hRule="atLeast"/>
         </w:trPr>
         <w:tc>
           <w:tcPr>
             <w:tcW w:w="1411" w:type="dxa"/>
             <w:tcBorders>
-              <w:top w:val="single" w:sz="4" w:space="0" w:color="000000"/>
-              <w:left w:val="single" w:sz="4" w:space="0" w:color="000000"/>
-              <w:bottom w:val="single" w:sz="4" w:space="0" w:color="000000"/>
-              <w:right w:val="single" w:sz="4" w:space="0" w:color="000000"/>
+              <w:top w:val="single" w:color="000000" w:sz="4" w:space="0"/>
+              <w:left w:val="single" w:color="000000" w:sz="4" w:space="0"/>
+              <w:bottom w:val="single" w:color="000000" w:sz="4" w:space="0"/>
+              <w:right w:val="single" w:color="000000" w:sz="4" w:space="0"/>
             </w:tcBorders>
             <w:shd w:val="clear" w:color="auto" w:fill="C0C0C0"/>
             <w:vAlign w:val="center"/>
@@ -7020,7 +7261,7 @@
               <w:jc w:val="center"/>
               <w:textAlignment w:val="center"/>
               <w:rPr>
-                <w:rFonts w:ascii="楷体_GB2312" w:eastAsia="楷体_GB2312" w:hAnsi="宋体" w:cs="楷体_GB2312" w:hint="default"/>
+                <w:rFonts w:hint="default" w:ascii="楷体_GB2312" w:hAnsi="宋体" w:eastAsia="楷体_GB2312" w:cs="楷体_GB2312"/>
                 <w:b/>
                 <w:bCs/>
                 <w:i w:val="0"/>
@@ -7033,7 +7274,7 @@
             </w:pPr>
             <w:r>
               <w:rPr>
-                <w:rFonts w:ascii="楷体_GB2312" w:eastAsia="楷体_GB2312" w:hAnsi="宋体" w:cs="楷体_GB2312" w:hint="default"/>
+                <w:rFonts w:hint="default" w:ascii="楷体_GB2312" w:hAnsi="宋体" w:eastAsia="楷体_GB2312" w:cs="楷体_GB2312"/>
                 <w:b/>
                 <w:bCs/>
                 <w:i w:val="0"/>
@@ -7054,10 +7295,10 @@
           <w:tcPr>
             <w:tcW w:w="1428" w:type="dxa"/>
             <w:tcBorders>
-              <w:top w:val="single" w:sz="4" w:space="0" w:color="000000"/>
-              <w:left w:val="single" w:sz="4" w:space="0" w:color="000000"/>
-              <w:bottom w:val="single" w:sz="4" w:space="0" w:color="000000"/>
-              <w:right w:val="single" w:sz="4" w:space="0" w:color="000000"/>
+              <w:top w:val="single" w:color="000000" w:sz="4" w:space="0"/>
+              <w:left w:val="single" w:color="000000" w:sz="4" w:space="0"/>
+              <w:bottom w:val="single" w:color="000000" w:sz="4" w:space="0"/>
+              <w:right w:val="single" w:color="000000" w:sz="4" w:space="0"/>
             </w:tcBorders>
             <w:shd w:val="clear" w:color="auto" w:fill="C0C0C0"/>
             <w:vAlign w:val="center"/>
@@ -7071,7 +7312,7 @@
               <w:jc w:val="center"/>
               <w:textAlignment w:val="center"/>
               <w:rPr>
-                <w:rFonts w:ascii="楷体_GB2312" w:eastAsia="楷体_GB2312" w:hAnsi="宋体" w:cs="楷体_GB2312" w:hint="default"/>
+                <w:rFonts w:hint="default" w:ascii="楷体_GB2312" w:hAnsi="宋体" w:eastAsia="楷体_GB2312" w:cs="楷体_GB2312"/>
                 <w:b/>
                 <w:bCs/>
                 <w:i w:val="0"/>
@@ -7084,7 +7325,7 @@
             </w:pPr>
             <w:r>
               <w:rPr>
-                <w:rFonts w:ascii="楷体_GB2312" w:eastAsia="楷体_GB2312" w:hAnsi="宋体" w:cs="楷体_GB2312" w:hint="default"/>
+                <w:rFonts w:hint="default" w:ascii="楷体_GB2312" w:hAnsi="宋体" w:eastAsia="楷体_GB2312" w:cs="楷体_GB2312"/>
                 <w:b/>
                 <w:bCs/>
                 <w:i w:val="0"/>
@@ -7105,10 +7346,10 @@
           <w:tcPr>
             <w:tcW w:w="3780" w:type="dxa"/>
             <w:tcBorders>
-              <w:top w:val="single" w:sz="4" w:space="0" w:color="000000"/>
-              <w:left w:val="single" w:sz="4" w:space="0" w:color="000000"/>
-              <w:bottom w:val="single" w:sz="4" w:space="0" w:color="000000"/>
-              <w:right w:val="single" w:sz="4" w:space="0" w:color="000000"/>
+              <w:top w:val="single" w:color="000000" w:sz="4" w:space="0"/>
+              <w:left w:val="single" w:color="000000" w:sz="4" w:space="0"/>
+              <w:bottom w:val="single" w:color="000000" w:sz="4" w:space="0"/>
+              <w:right w:val="single" w:color="000000" w:sz="4" w:space="0"/>
             </w:tcBorders>
             <w:shd w:val="clear" w:color="auto" w:fill="C0C0C0"/>
             <w:vAlign w:val="center"/>
@@ -7122,7 +7363,7 @@
               <w:jc w:val="center"/>
               <w:textAlignment w:val="center"/>
               <w:rPr>
-                <w:rFonts w:ascii="楷体_GB2312" w:eastAsia="楷体_GB2312" w:hAnsi="宋体" w:cs="楷体_GB2312" w:hint="default"/>
+                <w:rFonts w:hint="default" w:ascii="楷体_GB2312" w:hAnsi="宋体" w:eastAsia="楷体_GB2312" w:cs="楷体_GB2312"/>
                 <w:b/>
                 <w:bCs/>
                 <w:i w:val="0"/>
@@ -7135,7 +7376,7 @@
             </w:pPr>
             <w:r>
               <w:rPr>
-                <w:rFonts w:ascii="楷体_GB2312" w:eastAsia="楷体_GB2312" w:hAnsi="宋体" w:cs="楷体_GB2312" w:hint="default"/>
+                <w:rFonts w:hint="default" w:ascii="楷体_GB2312" w:hAnsi="宋体" w:eastAsia="楷体_GB2312" w:cs="楷体_GB2312"/>
                 <w:b/>
                 <w:bCs/>
                 <w:i w:val="0"/>
@@ -7156,10 +7397,10 @@
           <w:tcPr>
             <w:tcW w:w="1056" w:type="dxa"/>
             <w:tcBorders>
-              <w:top w:val="single" w:sz="4" w:space="0" w:color="000000"/>
-              <w:left w:val="single" w:sz="4" w:space="0" w:color="000000"/>
-              <w:bottom w:val="single" w:sz="4" w:space="0" w:color="000000"/>
-              <w:right w:val="single" w:sz="4" w:space="0" w:color="000000"/>
+              <w:top w:val="single" w:color="000000" w:sz="4" w:space="0"/>
+              <w:left w:val="single" w:color="000000" w:sz="4" w:space="0"/>
+              <w:bottom w:val="single" w:color="000000" w:sz="4" w:space="0"/>
+              <w:right w:val="single" w:color="000000" w:sz="4" w:space="0"/>
             </w:tcBorders>
             <w:shd w:val="clear" w:color="auto" w:fill="C0C0C0"/>
             <w:vAlign w:val="center"/>
@@ -7173,7 +7414,7 @@
               <w:jc w:val="center"/>
               <w:textAlignment w:val="center"/>
               <w:rPr>
-                <w:rFonts w:ascii="楷体_GB2312" w:eastAsia="楷体_GB2312" w:hAnsi="宋体" w:cs="楷体_GB2312" w:hint="default"/>
+                <w:rFonts w:hint="default" w:ascii="楷体_GB2312" w:hAnsi="宋体" w:eastAsia="楷体_GB2312" w:cs="楷体_GB2312"/>
                 <w:b/>
                 <w:bCs/>
                 <w:i w:val="0"/>
@@ -7186,7 +7427,7 @@
             </w:pPr>
             <w:r>
               <w:rPr>
-                <w:rFonts w:ascii="楷体_GB2312" w:eastAsia="楷体_GB2312" w:hAnsi="宋体" w:cs="楷体_GB2312" w:hint="default"/>
+                <w:rFonts w:hint="default" w:ascii="楷体_GB2312" w:hAnsi="宋体" w:eastAsia="楷体_GB2312" w:cs="楷体_GB2312"/>
                 <w:b/>
                 <w:bCs/>
                 <w:i w:val="0"/>
@@ -7206,8 +7447,14 @@
       </w:tr>
       <w:tr>
         <w:tblPrEx>
-          <w:tblW w:w="7675" w:type="dxa"/>
-          <w:tblInd w:w="96" w:type="dxa"/>
+          <w:tblBorders>
+            <w:top w:val="none" w:color="auto" w:sz="0" w:space="0"/>
+            <w:left w:val="none" w:color="auto" w:sz="0" w:space="0"/>
+            <w:bottom w:val="none" w:color="auto" w:sz="0" w:space="0"/>
+            <w:right w:val="none" w:color="auto" w:sz="0" w:space="0"/>
+            <w:insideH w:val="none" w:color="auto" w:sz="0" w:space="0"/>
+            <w:insideV w:val="none" w:color="auto" w:sz="0" w:space="0"/>
+          </w:tblBorders>
           <w:shd w:val="clear" w:color="auto" w:fill="auto"/>
           <w:tblCellMar>
             <w:top w:w="0" w:type="dxa"/>
@@ -7217,16 +7464,16 @@
           </w:tblCellMar>
         </w:tblPrEx>
         <w:trPr>
-          <w:trHeight w:val="493"/>
+          <w:trHeight w:val="493" w:hRule="atLeast"/>
         </w:trPr>
         <w:tc>
           <w:tcPr>
             <w:tcW w:w="1411" w:type="dxa"/>
             <w:tcBorders>
-              <w:top w:val="single" w:sz="4" w:space="0" w:color="000000"/>
-              <w:left w:val="single" w:sz="4" w:space="0" w:color="000000"/>
-              <w:bottom w:val="single" w:sz="4" w:space="0" w:color="000000"/>
-              <w:right w:val="single" w:sz="4" w:space="0" w:color="000000"/>
+              <w:top w:val="single" w:color="000000" w:sz="4" w:space="0"/>
+              <w:left w:val="single" w:color="000000" w:sz="4" w:space="0"/>
+              <w:bottom w:val="single" w:color="000000" w:sz="4" w:space="0"/>
+              <w:right w:val="single" w:color="000000" w:sz="4" w:space="0"/>
             </w:tcBorders>
             <w:shd w:val="clear" w:color="auto" w:fill="auto"/>
             <w:vAlign w:val="center"/>
@@ -7240,7 +7487,7 @@
               <w:jc w:val="left"/>
               <w:textAlignment w:val="center"/>
               <w:rPr>
-                <w:rFonts w:ascii="楷体_GB2312" w:eastAsia="楷体_GB2312" w:hAnsi="宋体" w:cs="楷体_GB2312" w:hint="default"/>
+                <w:rFonts w:hint="default" w:ascii="楷体_GB2312" w:hAnsi="宋体" w:eastAsia="楷体_GB2312" w:cs="楷体_GB2312"/>
                 <w:b/>
                 <w:bCs/>
                 <w:i w:val="0"/>
@@ -7256,7 +7503,7 @@
             </w:pPr>
             <w:r>
               <w:rPr>
-                <w:rFonts w:ascii="宋体" w:eastAsia="宋体" w:hAnsi="宋体" w:cs="宋体" w:hint="eastAsia"/>
+                <w:rFonts w:hint="eastAsia" w:ascii="宋体" w:hAnsi="宋体" w:eastAsia="宋体" w:cs="宋体"/>
                 <w:i w:val="0"/>
                 <w:iCs w:val="0"/>
                 <w:snapToGrid w:val="0"/>
@@ -7275,10 +7522,10 @@
           <w:tcPr>
             <w:tcW w:w="1428" w:type="dxa"/>
             <w:tcBorders>
-              <w:top w:val="single" w:sz="4" w:space="0" w:color="000000"/>
-              <w:left w:val="single" w:sz="4" w:space="0" w:color="000000"/>
-              <w:bottom w:val="single" w:sz="4" w:space="0" w:color="000000"/>
-              <w:right w:val="single" w:sz="4" w:space="0" w:color="000000"/>
+              <w:top w:val="single" w:color="000000" w:sz="4" w:space="0"/>
+              <w:left w:val="single" w:color="000000" w:sz="4" w:space="0"/>
+              <w:bottom w:val="single" w:color="000000" w:sz="4" w:space="0"/>
+              <w:right w:val="single" w:color="000000" w:sz="4" w:space="0"/>
             </w:tcBorders>
             <w:shd w:val="clear" w:color="auto" w:fill="auto"/>
             <w:vAlign w:val="center"/>
@@ -7292,7 +7539,7 @@
               <w:jc w:val="left"/>
               <w:textAlignment w:val="center"/>
               <w:rPr>
-                <w:rFonts w:ascii="楷体_GB2312" w:eastAsia="楷体_GB2312" w:hAnsi="宋体" w:cs="楷体_GB2312" w:hint="default"/>
+                <w:rFonts w:hint="default" w:ascii="楷体_GB2312" w:hAnsi="宋体" w:eastAsia="楷体_GB2312" w:cs="楷体_GB2312"/>
                 <w:b/>
                 <w:bCs/>
                 <w:i w:val="0"/>
@@ -7308,7 +7555,7 @@
             </w:pPr>
             <w:r>
               <w:rPr>
-                <w:rFonts w:ascii="宋体" w:eastAsia="宋体" w:hAnsi="宋体" w:cs="宋体" w:hint="eastAsia"/>
+                <w:rFonts w:hint="eastAsia" w:ascii="宋体" w:hAnsi="宋体" w:eastAsia="宋体" w:cs="宋体"/>
                 <w:i w:val="0"/>
                 <w:iCs w:val="0"/>
                 <w:snapToGrid w:val="0"/>
@@ -7327,10 +7574,10 @@
           <w:tcPr>
             <w:tcW w:w="3780" w:type="dxa"/>
             <w:tcBorders>
-              <w:top w:val="single" w:sz="4" w:space="0" w:color="000000"/>
-              <w:left w:val="single" w:sz="4" w:space="0" w:color="000000"/>
-              <w:bottom w:val="single" w:sz="4" w:space="0" w:color="000000"/>
-              <w:right w:val="single" w:sz="4" w:space="0" w:color="000000"/>
+              <w:top w:val="single" w:color="000000" w:sz="4" w:space="0"/>
+              <w:left w:val="single" w:color="000000" w:sz="4" w:space="0"/>
+              <w:bottom w:val="single" w:color="000000" w:sz="4" w:space="0"/>
+              <w:right w:val="single" w:color="000000" w:sz="4" w:space="0"/>
             </w:tcBorders>
             <w:shd w:val="clear" w:color="auto" w:fill="auto"/>
             <w:vAlign w:val="center"/>
@@ -7344,7 +7591,7 @@
               <w:jc w:val="left"/>
               <w:textAlignment w:val="center"/>
               <w:rPr>
-                <w:rFonts w:ascii="楷体_GB2312" w:eastAsia="楷体_GB2312" w:hAnsi="宋体" w:cs="楷体_GB2312" w:hint="default"/>
+                <w:rFonts w:hint="default" w:ascii="楷体_GB2312" w:hAnsi="宋体" w:eastAsia="楷体_GB2312" w:cs="楷体_GB2312"/>
                 <w:b/>
                 <w:bCs/>
                 <w:i w:val="0"/>
@@ -7360,7 +7607,7 @@
             </w:pPr>
             <w:r>
               <w:rPr>
-                <w:rFonts w:ascii="宋体" w:eastAsia="宋体" w:hAnsi="宋体" w:cs="宋体" w:hint="eastAsia"/>
+                <w:rFonts w:hint="eastAsia" w:ascii="宋体" w:hAnsi="宋体" w:eastAsia="宋体" w:cs="宋体"/>
                 <w:i w:val="0"/>
                 <w:iCs w:val="0"/>
                 <w:snapToGrid w:val="0"/>
@@ -7379,10 +7626,10 @@
           <w:tcPr>
             <w:tcW w:w="1056" w:type="dxa"/>
             <w:tcBorders>
-              <w:top w:val="single" w:sz="4" w:space="0" w:color="000000"/>
-              <w:left w:val="single" w:sz="4" w:space="0" w:color="000000"/>
-              <w:bottom w:val="single" w:sz="4" w:space="0" w:color="000000"/>
-              <w:right w:val="single" w:sz="4" w:space="0" w:color="000000"/>
+              <w:top w:val="single" w:color="000000" w:sz="4" w:space="0"/>
+              <w:left w:val="single" w:color="000000" w:sz="4" w:space="0"/>
+              <w:bottom w:val="single" w:color="000000" w:sz="4" w:space="0"/>
+              <w:right w:val="single" w:color="000000" w:sz="4" w:space="0"/>
             </w:tcBorders>
             <w:shd w:val="clear" w:color="auto" w:fill="auto"/>
             <w:vAlign w:val="center"/>
@@ -7396,7 +7643,7 @@
               <w:jc w:val="left"/>
               <w:textAlignment w:val="center"/>
               <w:rPr>
-                <w:rFonts w:ascii="楷体_GB2312" w:eastAsia="楷体_GB2312" w:hAnsi="宋体" w:cs="楷体_GB2312" w:hint="default"/>
+                <w:rFonts w:hint="default" w:ascii="楷体_GB2312" w:hAnsi="宋体" w:eastAsia="楷体_GB2312" w:cs="楷体_GB2312"/>
                 <w:b/>
                 <w:bCs/>
                 <w:i w:val="0"/>
@@ -7412,7 +7659,7 @@
             </w:pPr>
             <w:r>
               <w:rPr>
-                <w:rFonts w:ascii="宋体" w:eastAsia="宋体" w:hAnsi="宋体" w:cs="宋体" w:hint="eastAsia"/>
+                <w:rFonts w:hint="eastAsia" w:ascii="宋体" w:hAnsi="宋体" w:eastAsia="宋体" w:cs="宋体"/>
                 <w:i w:val="0"/>
                 <w:iCs w:val="0"/>
                 <w:snapToGrid w:val="0"/>
@@ -7431,14 +7678,14 @@
     </w:tbl>
     <w:p>
       <w:pPr>
-        <w:pStyle w:val="1"/>
+        <w:pStyle w:val="28"/>
         <w:bidi w:val="0"/>
         <w:rPr>
           <w:rFonts w:hint="eastAsia"/>
           <w:lang w:val="en-US" w:eastAsia="zh-CN"/>
         </w:rPr>
       </w:pPr>
-      <w:bookmarkStart w:id="19" w:name="_Toc12341"/>
+      <w:bookmarkStart w:id="18" w:name="_Toc12341"/>
       <w:r>
         <w:rPr>
           <w:rFonts w:hint="eastAsia"/>
@@ -7446,11 +7693,11 @@
         </w:rPr>
         <w:t>附则</w:t>
       </w:r>
-      <w:bookmarkEnd w:id="19"/>
+      <w:bookmarkEnd w:id="18"/>
     </w:p>
     <w:p>
       <w:pPr>
-        <w:pStyle w:val="a1"/>
+        <w:pStyle w:val="29"/>
         <w:rPr>
           <w:rFonts w:hint="eastAsia"/>
           <w:lang w:val="en-US" w:eastAsia="zh-CN"/>
@@ -7466,7 +7713,7 @@
     </w:p>
     <w:p>
       <w:pPr>
-        <w:pStyle w:val="a1"/>
+        <w:pStyle w:val="29"/>
         <w:rPr>
           <w:rFonts w:hint="eastAsia"/>
           <w:lang w:val="en-US" w:eastAsia="zh-CN"/>
@@ -7474,23 +7721,73 @@
       </w:pPr>
     </w:p>
     <w:sectPr>
-      <w:headerReference w:type="default" r:id="rId7"/>
+      <w:headerReference r:id="rId5" w:type="default"/>
       <w:pgSz w:w="11906" w:h="16838"/>
       <w:pgMar w:top="1417" w:right="1800" w:bottom="1440" w:left="1800" w:header="1140" w:footer="992" w:gutter="0"/>
-      <w:cols w:num="1" w:space="425"/>
+      <w:cols w:space="425" w:num="1"/>
       <w:docGrid w:type="lines" w:linePitch="312" w:charSpace="0"/>
     </w:sectPr>
   </w:body>
 </w:document>
 </file>
 
+<file path=word/endnotes.xml><?xml version="1.0" encoding="utf-8"?>
+<w:endnotes xmlns:wpc="http://schemas.microsoft.com/office/word/2010/wordprocessingCanvas" xmlns:mc="http://schemas.openxmlformats.org/markup-compatibility/2006" xmlns:o="urn:schemas-microsoft-com:office:office" xmlns:r="http://schemas.openxmlformats.org/officeDocument/2006/relationships" xmlns:m="http://schemas.openxmlformats.org/officeDocument/2006/math" xmlns:v="urn:schemas-microsoft-com:vml" xmlns:wp14="http://schemas.microsoft.com/office/word/2010/wordprocessingDrawing" xmlns:wp="http://schemas.openxmlformats.org/drawingml/2006/wordprocessingDrawing" xmlns:w="http://schemas.openxmlformats.org/wordprocessingml/2006/main" xmlns:w14="http://schemas.microsoft.com/office/word/2010/wordml" xmlns:w15="http://schemas.microsoft.com/office/word/2012/wordml" xmlns:w10="urn:schemas-microsoft-com:office:word" xmlns:wpg="http://schemas.microsoft.com/office/word/2010/wordprocessingGroup" xmlns:wpi="http://schemas.microsoft.com/office/word/2010/wordprocessingInk" xmlns:wne="http://schemas.microsoft.com/office/word/2006/wordml" xmlns:wps="http://schemas.microsoft.com/office/word/2010/wordprocessingShape" xmlns:wpsCustomData="http://www.wps.cn/officeDocument/2013/wpsCustomData" mc:Ignorable="w14 w15 wp14">
+  <w:endnote w:type="separator" w:id="0">
+    <w:p>
+      <w:pPr>
+        <w:spacing w:line="240" w:lineRule="auto"/>
+      </w:pPr>
+      <w:r>
+        <w:separator/>
+      </w:r>
+    </w:p>
+  </w:endnote>
+  <w:endnote w:type="continuationSeparator" w:id="1">
+    <w:p>
+      <w:pPr>
+        <w:spacing w:line="240" w:lineRule="auto"/>
+      </w:pPr>
+      <w:r>
+        <w:continuationSeparator/>
+      </w:r>
+    </w:p>
+  </w:endnote>
+</w:endnotes>
+</file>
+
+<file path=word/footnotes.xml><?xml version="1.0" encoding="utf-8"?>
+<w:footnotes xmlns:wpc="http://schemas.microsoft.com/office/word/2010/wordprocessingCanvas" xmlns:mc="http://schemas.openxmlformats.org/markup-compatibility/2006" xmlns:o="urn:schemas-microsoft-com:office:office" xmlns:r="http://schemas.openxmlformats.org/officeDocument/2006/relationships" xmlns:m="http://schemas.openxmlformats.org/officeDocument/2006/math" xmlns:v="urn:schemas-microsoft-com:vml" xmlns:wp14="http://schemas.microsoft.com/office/word/2010/wordprocessingDrawing" xmlns:wp="http://schemas.openxmlformats.org/drawingml/2006/wordprocessingDrawing" xmlns:w="http://schemas.openxmlformats.org/wordprocessingml/2006/main" xmlns:w14="http://schemas.microsoft.com/office/word/2010/wordml" xmlns:w15="http://schemas.microsoft.com/office/word/2012/wordml" xmlns:w10="urn:schemas-microsoft-com:office:word" xmlns:wpg="http://schemas.microsoft.com/office/word/2010/wordprocessingGroup" xmlns:wpi="http://schemas.microsoft.com/office/word/2010/wordprocessingInk" xmlns:wne="http://schemas.microsoft.com/office/word/2006/wordml" xmlns:wps="http://schemas.microsoft.com/office/word/2010/wordprocessingShape" xmlns:wpsCustomData="http://www.wps.cn/officeDocument/2013/wpsCustomData" mc:Ignorable="w14 w15 wp14">
+  <w:footnote w:type="separator" w:id="0">
+    <w:p>
+      <w:pPr>
+        <w:spacing w:line="360" w:lineRule="auto"/>
+      </w:pPr>
+      <w:r>
+        <w:separator/>
+      </w:r>
+    </w:p>
+  </w:footnote>
+  <w:footnote w:type="continuationSeparator" w:id="1">
+    <w:p>
+      <w:pPr>
+        <w:spacing w:line="360" w:lineRule="auto"/>
+      </w:pPr>
+      <w:r>
+        <w:continuationSeparator/>
+      </w:r>
+    </w:p>
+  </w:footnote>
+</w:footnotes>
+</file>
+
 <file path=word/header1.xml><?xml version="1.0" encoding="utf-8"?>
-<w:hdr xmlns:wpc="http://schemas.microsoft.com/office/word/2010/wordprocessingCanvas" xmlns:mc="http://schemas.openxmlformats.org/markup-compatibility/2006" xmlns:o="urn:schemas-microsoft-com:office:office" xmlns:r="http://schemas.openxmlformats.org/officeDocument/2006/relationships" xmlns:m="http://schemas.openxmlformats.org/officeDocument/2006/math" xmlns:v="urn:schemas-microsoft-com:vml" xmlns:wp14="http://schemas.microsoft.com/office/word/2010/wordprocessingDrawing" xmlns:wp="http://schemas.openxmlformats.org/drawingml/2006/wordprocessingDrawing" xmlns:w10="urn:schemas-microsoft-com:office:word" xmlns:w="http://schemas.openxmlformats.org/wordprocessingml/2006/main" xmlns:w14="http://schemas.microsoft.com/office/word/2010/wordml" xmlns:w15="http://schemas.microsoft.com/office/word/2012/wordml" xmlns:wne="http://schemas.microsoft.com/office/word/2006/wordml" xmlns:wpg="http://schemas.microsoft.com/office/word/2010/wordprocessingGroup" xmlns:wpi="http://schemas.microsoft.com/office/word/2010/wordprocessingInk" xmlns:wps="http://schemas.microsoft.com/office/word/2010/wordprocessingShape" mc:Ignorable="w14 w15 wp14">
+<w:hdr xmlns:wpc="http://schemas.microsoft.com/office/word/2010/wordprocessingCanvas" xmlns:mc="http://schemas.openxmlformats.org/markup-compatibility/2006" xmlns:o="urn:schemas-microsoft-com:office:office" xmlns:r="http://schemas.openxmlformats.org/officeDocument/2006/relationships" xmlns:m="http://schemas.openxmlformats.org/officeDocument/2006/math" xmlns:v="urn:schemas-microsoft-com:vml" xmlns:wp14="http://schemas.microsoft.com/office/word/2010/wordprocessingDrawing" xmlns:wp="http://schemas.openxmlformats.org/drawingml/2006/wordprocessingDrawing" xmlns:w10="urn:schemas-microsoft-com:office:word" xmlns:w="http://schemas.openxmlformats.org/wordprocessingml/2006/main" xmlns:w14="http://schemas.microsoft.com/office/word/2010/wordml" xmlns:w15="http://schemas.microsoft.com/office/word/2012/wordml" xmlns:wpg="http://schemas.microsoft.com/office/word/2010/wordprocessingGroup" xmlns:wpi="http://schemas.microsoft.com/office/word/2010/wordprocessingInk" xmlns:wne="http://schemas.microsoft.com/office/word/2006/wordml" xmlns:wps="http://schemas.microsoft.com/office/word/2010/wordprocessingShape" xmlns:wpsCustomData="http://www.wps.cn/officeDocument/2013/wpsCustomData" mc:Ignorable="w14 w15 wp14">
   <w:p>
     <w:pPr>
-      <w:pStyle w:val="Header"/>
+      <w:pStyle w:val="15"/>
       <w:pBdr>
-        <w:bottom w:val="single" w:sz="4" w:space="1" w:color="auto"/>
+        <w:bottom w:val="single" w:color="auto" w:sz="4" w:space="1"/>
       </w:pBdr>
       <w:tabs>
         <w:tab w:val="left" w:pos="335"/>
@@ -7498,27 +7795,27 @@
       </w:tabs>
       <w:jc w:val="right"/>
       <w:rPr>
-        <w:rFonts w:eastAsiaTheme="minorEastAsia" w:hint="eastAsia"/>
+        <w:rFonts w:hint="eastAsia" w:eastAsiaTheme="minorEastAsia"/>
         <w:lang w:eastAsia="zh-CN"/>
       </w:rPr>
     </w:pPr>
     <w:r>
       <w:rPr>
-        <w:rFonts w:eastAsiaTheme="minorEastAsia" w:hint="eastAsia"/>
+        <w:rFonts w:hint="eastAsia" w:eastAsiaTheme="minorEastAsia"/>
         <w:lang w:val="en-US" w:eastAsia="zh-CN"/>
       </w:rPr>
       <w:tab/>
     </w:r>
     <w:r>
       <w:rPr>
-        <w:rFonts w:eastAsiaTheme="minorEastAsia" w:hint="eastAsia"/>
+        <w:rFonts w:hint="eastAsia" w:eastAsiaTheme="minorEastAsia"/>
         <w:lang w:val="en-US" w:eastAsia="zh-CN"/>
       </w:rPr>
       <w:tab/>
     </w:r>
     <w:r>
       <w:rPr>
-        <w:rFonts w:eastAsiaTheme="minorEastAsia" w:hint="eastAsia"/>
+        <w:rFonts w:hint="eastAsia" w:eastAsiaTheme="minorEastAsia"/>
         <w:lang w:val="en-US" w:eastAsia="zh-CN"/>
       </w:rPr>
       <w:t>桐乡华数广电网络有限公司</w:t>
@@ -7528,15 +7825,15 @@
 </file>
 
 <file path=word/numbering.xml><?xml version="1.0" encoding="utf-8"?>
-<w:numbering xmlns:wpc="http://schemas.microsoft.com/office/word/2010/wordprocessingCanvas" xmlns:mc="http://schemas.openxmlformats.org/markup-compatibility/2006" xmlns:o="urn:schemas-microsoft-com:office:office" xmlns:r="http://schemas.openxmlformats.org/officeDocument/2006/relationships" xmlns:m="http://schemas.openxmlformats.org/officeDocument/2006/math" xmlns:v="urn:schemas-microsoft-com:vml" xmlns:wp14="http://schemas.microsoft.com/office/word/2010/wordprocessingDrawing" xmlns:wp="http://schemas.openxmlformats.org/drawingml/2006/wordprocessingDrawing" xmlns:w10="urn:schemas-microsoft-com:office:word" xmlns:w="http://schemas.openxmlformats.org/wordprocessingml/2006/main" xmlns:w14="http://schemas.microsoft.com/office/word/2010/wordml" xmlns:w15="http://schemas.microsoft.com/office/word/2012/wordml" xmlns:wne="http://schemas.microsoft.com/office/word/2006/wordml" xmlns:wpg="http://schemas.microsoft.com/office/word/2010/wordprocessingGroup" xmlns:wpi="http://schemas.microsoft.com/office/word/2010/wordprocessingInk" xmlns:wps="http://schemas.microsoft.com/office/word/2010/wordprocessingShape" mc:Ignorable="w14 w15 wp14">
+<w:numbering xmlns:wpc="http://schemas.microsoft.com/office/word/2010/wordprocessingCanvas" xmlns:mc="http://schemas.openxmlformats.org/markup-compatibility/2006" xmlns:o="urn:schemas-microsoft-com:office:office" xmlns:r="http://schemas.openxmlformats.org/officeDocument/2006/relationships" xmlns:m="http://schemas.openxmlformats.org/officeDocument/2006/math" xmlns:v="urn:schemas-microsoft-com:vml" xmlns:wp14="http://schemas.microsoft.com/office/word/2010/wordprocessingDrawing" xmlns:wp="http://schemas.openxmlformats.org/drawingml/2006/wordprocessingDrawing" xmlns:w10="urn:schemas-microsoft-com:office:word" xmlns:w="http://schemas.openxmlformats.org/wordprocessingml/2006/main" xmlns:w14="http://schemas.microsoft.com/office/word/2010/wordml" xmlns:wpg="http://schemas.microsoft.com/office/word/2010/wordprocessingGroup" xmlns:wpi="http://schemas.microsoft.com/office/word/2010/wordprocessingInk" xmlns:wne="http://schemas.microsoft.com/office/word/2006/wordml" xmlns:wps="http://schemas.microsoft.com/office/word/2010/wordprocessingShape" xmlns:wpsCustomData="http://www.wps.cn/officeDocument/2013/wpsCustomData" mc:Ignorable="w14 wp14">
   <w:abstractNum w:abstractNumId="0">
     <w:nsid w:val="8E964DCE"/>
     <w:multiLevelType w:val="multilevel"/>
     <w:tmpl w:val="8E964DCE"/>
-    <w:lvl w:ilvl="0">
+    <w:lvl w:ilvl="0" w:tentative="0">
       <w:start w:val="1"/>
       <w:numFmt w:val="decimal"/>
-      <w:pStyle w:val="Heading1"/>
+      <w:pStyle w:val="2"/>
       <w:lvlText w:val="%1."/>
       <w:lvlJc w:val="left"/>
       <w:pPr>
@@ -7546,10 +7843,10 @@
         <w:rFonts w:hint="default"/>
       </w:rPr>
     </w:lvl>
-    <w:lvl w:ilvl="1">
+    <w:lvl w:ilvl="1" w:tentative="0">
       <w:start w:val="1"/>
       <w:numFmt w:val="decimal"/>
-      <w:pStyle w:val="Heading2"/>
+      <w:pStyle w:val="3"/>
       <w:lvlText w:val="%1.%2."/>
       <w:lvlJc w:val="left"/>
       <w:pPr>
@@ -7559,10 +7856,10 @@
         <w:rFonts w:hint="default"/>
       </w:rPr>
     </w:lvl>
-    <w:lvl w:ilvl="2">
+    <w:lvl w:ilvl="2" w:tentative="0">
       <w:start w:val="1"/>
       <w:numFmt w:val="decimal"/>
-      <w:pStyle w:val="Heading3"/>
+      <w:pStyle w:val="4"/>
       <w:lvlText w:val="%1.%2.%3."/>
       <w:lvlJc w:val="left"/>
       <w:pPr>
@@ -7572,10 +7869,10 @@
         <w:rFonts w:hint="default"/>
       </w:rPr>
     </w:lvl>
-    <w:lvl w:ilvl="3">
+    <w:lvl w:ilvl="3" w:tentative="0">
       <w:start w:val="1"/>
       <w:numFmt w:val="decimal"/>
-      <w:pStyle w:val="Heading4"/>
+      <w:pStyle w:val="5"/>
       <w:lvlText w:val="%1.%2.%3.%4."/>
       <w:lvlJc w:val="left"/>
       <w:pPr>
@@ -7585,10 +7882,10 @@
         <w:rFonts w:hint="default"/>
       </w:rPr>
     </w:lvl>
-    <w:lvl w:ilvl="4">
+    <w:lvl w:ilvl="4" w:tentative="0">
       <w:start w:val="1"/>
       <w:numFmt w:val="decimal"/>
-      <w:pStyle w:val="Heading5"/>
+      <w:pStyle w:val="6"/>
       <w:lvlText w:val="%1.%2.%3.%4.%5."/>
       <w:lvlJc w:val="left"/>
       <w:pPr>
@@ -7598,10 +7895,10 @@
         <w:rFonts w:hint="default"/>
       </w:rPr>
     </w:lvl>
-    <w:lvl w:ilvl="5">
+    <w:lvl w:ilvl="5" w:tentative="0">
       <w:start w:val="1"/>
       <w:numFmt w:val="decimal"/>
-      <w:pStyle w:val="Heading6"/>
+      <w:pStyle w:val="7"/>
       <w:lvlText w:val="%1.%2.%3.%4.%5.%6."/>
       <w:lvlJc w:val="left"/>
       <w:pPr>
@@ -7611,10 +7908,10 @@
         <w:rFonts w:hint="default"/>
       </w:rPr>
     </w:lvl>
-    <w:lvl w:ilvl="6">
+    <w:lvl w:ilvl="6" w:tentative="0">
       <w:start w:val="1"/>
       <w:numFmt w:val="decimal"/>
-      <w:pStyle w:val="Heading7"/>
+      <w:pStyle w:val="8"/>
       <w:lvlText w:val="%1.%2.%3.%4.%5.%6.%7."/>
       <w:lvlJc w:val="left"/>
       <w:pPr>
@@ -7624,10 +7921,10 @@
         <w:rFonts w:hint="default"/>
       </w:rPr>
     </w:lvl>
-    <w:lvl w:ilvl="7">
+    <w:lvl w:ilvl="7" w:tentative="0">
       <w:start w:val="1"/>
       <w:numFmt w:val="decimal"/>
-      <w:pStyle w:val="Heading8"/>
+      <w:pStyle w:val="9"/>
       <w:lvlText w:val="%1.%2.%3.%4.%5.%6.%7.%8."/>
       <w:lvlJc w:val="left"/>
       <w:pPr>
@@ -7637,10 +7934,10 @@
         <w:rFonts w:hint="default"/>
       </w:rPr>
     </w:lvl>
-    <w:lvl w:ilvl="8">
+    <w:lvl w:ilvl="8" w:tentative="0">
       <w:start w:val="1"/>
       <w:numFmt w:val="decimal"/>
-      <w:pStyle w:val="Heading9"/>
+      <w:pStyle w:val="10"/>
       <w:lvlText w:val="%1.%2.%3.%4.%5.%6.%7.%8.%9."/>
       <w:lvlJc w:val="left"/>
       <w:pPr>
@@ -7655,7 +7952,7 @@
     <w:nsid w:val="CACEB4D1"/>
     <w:multiLevelType w:val="singleLevel"/>
     <w:tmpl w:val="CACEB4D1"/>
-    <w:lvl w:ilvl="0">
+    <w:lvl w:ilvl="0" w:tentative="0">
       <w:start w:val="1"/>
       <w:numFmt w:val="decimal"/>
       <w:lvlText w:val="%1."/>
@@ -7678,267 +7975,269 @@
 </file>
 
 <file path=word/styles.xml><?xml version="1.0" encoding="utf-8"?>
-<w:styles xmlns:mc="http://schemas.openxmlformats.org/markup-compatibility/2006" xmlns:r="http://schemas.openxmlformats.org/officeDocument/2006/relationships" xmlns:w="http://schemas.openxmlformats.org/wordprocessingml/2006/main" xmlns:w14="http://schemas.microsoft.com/office/word/2010/wordml" xmlns:w15="http://schemas.microsoft.com/office/word/2012/wordml" mc:Ignorable="w14 w15">
+<w:styles xmlns:mc="http://schemas.openxmlformats.org/markup-compatibility/2006" xmlns:o="urn:schemas-microsoft-com:office:office" xmlns:r="http://schemas.openxmlformats.org/officeDocument/2006/relationships" xmlns:m="http://schemas.openxmlformats.org/officeDocument/2006/math" xmlns:v="urn:schemas-microsoft-com:vml" xmlns:w="http://schemas.openxmlformats.org/wordprocessingml/2006/main" xmlns:w14="http://schemas.microsoft.com/office/word/2010/wordml" xmlns:w10="urn:schemas-microsoft-com:office:word" xmlns:sl="http://schemas.openxmlformats.org/schemaLibrary/2006/main" xmlns:wpsCustomData="http://www.wps.cn/officeDocument/2013/wpsCustomData" mc:Ignorable="w14">
   <w:docDefaults>
     <w:rPrDefault>
       <w:rPr>
-        <w:rFonts w:ascii="Times New Roman" w:eastAsia="宋体" w:hAnsi="Times New Roman" w:cs="Times New Roman"/>
+        <w:rFonts w:ascii="Times New Roman" w:hAnsi="Times New Roman" w:eastAsia="宋体" w:cs="Times New Roman"/>
       </w:rPr>
     </w:rPrDefault>
     <w:pPrDefault/>
   </w:docDefaults>
-  <w:latentStyles w:defLockedState="0" w:defUIPriority="99" w:defSemiHidden="1" w:defUnhideWhenUsed="1" w:defQFormat="0" w:count="260">
-    <w:lsdException w:name="Normal" w:semiHidden="0" w:uiPriority="0" w:unhideWhenUsed="0" w:qFormat="1"/>
-    <w:lsdException w:name="heading 1" w:semiHidden="0" w:uiPriority="0" w:unhideWhenUsed="0" w:qFormat="1"/>
-    <w:lsdException w:name="heading 2" w:semiHidden="0" w:uiPriority="0" w:qFormat="1"/>
-    <w:lsdException w:name="heading 3" w:uiPriority="0" w:qFormat="1"/>
-    <w:lsdException w:name="heading 4" w:semiHidden="0" w:uiPriority="0" w:qFormat="1"/>
-    <w:lsdException w:name="heading 5" w:uiPriority="0" w:qFormat="1"/>
-    <w:lsdException w:name="heading 6" w:uiPriority="0" w:qFormat="1"/>
-    <w:lsdException w:name="heading 7" w:uiPriority="0" w:qFormat="1"/>
-    <w:lsdException w:name="heading 8" w:uiPriority="0" w:qFormat="1"/>
-    <w:lsdException w:name="heading 9" w:uiPriority="0" w:qFormat="1"/>
-    <w:lsdException w:name="index 1" w:semiHidden="0" w:uiPriority="0" w:unhideWhenUsed="0"/>
-    <w:lsdException w:name="index 2" w:semiHidden="0" w:uiPriority="0" w:unhideWhenUsed="0"/>
-    <w:lsdException w:name="index 3" w:semiHidden="0" w:uiPriority="0" w:unhideWhenUsed="0"/>
-    <w:lsdException w:name="index 4" w:semiHidden="0" w:uiPriority="0" w:unhideWhenUsed="0"/>
-    <w:lsdException w:name="index 5" w:semiHidden="0" w:uiPriority="0" w:unhideWhenUsed="0"/>
-    <w:lsdException w:name="index 6" w:semiHidden="0" w:uiPriority="0" w:unhideWhenUsed="0"/>
-    <w:lsdException w:name="index 7" w:semiHidden="0" w:uiPriority="0" w:unhideWhenUsed="0"/>
-    <w:lsdException w:name="index 8" w:semiHidden="0" w:uiPriority="0" w:unhideWhenUsed="0"/>
-    <w:lsdException w:name="index 9" w:semiHidden="0" w:uiPriority="0" w:unhideWhenUsed="0"/>
-    <w:lsdException w:name="toc 1" w:semiHidden="0" w:uiPriority="0" w:unhideWhenUsed="0" w:qFormat="1"/>
-    <w:lsdException w:name="toc 2" w:semiHidden="0" w:uiPriority="0" w:unhideWhenUsed="0" w:qFormat="1"/>
-    <w:lsdException w:name="toc 3" w:semiHidden="0" w:uiPriority="0" w:unhideWhenUsed="0" w:qFormat="1"/>
-    <w:lsdException w:name="toc 4" w:semiHidden="0" w:uiPriority="0" w:unhideWhenUsed="0"/>
-    <w:lsdException w:name="toc 5" w:semiHidden="0" w:uiPriority="0" w:unhideWhenUsed="0"/>
-    <w:lsdException w:name="toc 6" w:semiHidden="0" w:uiPriority="0" w:unhideWhenUsed="0"/>
-    <w:lsdException w:name="toc 7" w:semiHidden="0" w:uiPriority="0" w:unhideWhenUsed="0"/>
-    <w:lsdException w:name="toc 8" w:semiHidden="0" w:uiPriority="0" w:unhideWhenUsed="0"/>
-    <w:lsdException w:name="toc 9" w:semiHidden="0" w:uiPriority="0" w:unhideWhenUsed="0"/>
-    <w:lsdException w:name="Normal Indent" w:semiHidden="0" w:uiPriority="0" w:unhideWhenUsed="0"/>
-    <w:lsdException w:name="footnote text" w:semiHidden="0" w:uiPriority="0" w:unhideWhenUsed="0"/>
-    <w:lsdException w:name="annotation text" w:semiHidden="0" w:uiPriority="0" w:unhideWhenUsed="0" w:qFormat="1"/>
-    <w:lsdException w:name="header" w:semiHidden="0" w:uiPriority="0" w:unhideWhenUsed="0" w:qFormat="1"/>
-    <w:lsdException w:name="footer" w:semiHidden="0" w:uiPriority="0" w:unhideWhenUsed="0" w:qFormat="1"/>
-    <w:lsdException w:name="index heading" w:semiHidden="0" w:uiPriority="0" w:unhideWhenUsed="0"/>
-    <w:lsdException w:name="caption" w:uiPriority="0" w:qFormat="1"/>
-    <w:lsdException w:name="table of figures" w:semiHidden="0" w:uiPriority="0" w:unhideWhenUsed="0"/>
-    <w:lsdException w:name="envelope address" w:semiHidden="0" w:uiPriority="0" w:unhideWhenUsed="0"/>
-    <w:lsdException w:name="envelope return" w:semiHidden="0" w:uiPriority="0" w:unhideWhenUsed="0"/>
-    <w:lsdException w:name="footnote reference" w:semiHidden="0" w:uiPriority="0" w:unhideWhenUsed="0"/>
-    <w:lsdException w:name="annotation reference" w:semiHidden="0" w:uiPriority="0" w:unhideWhenUsed="0"/>
-    <w:lsdException w:name="line number" w:semiHidden="0" w:uiPriority="0" w:unhideWhenUsed="0"/>
-    <w:lsdException w:name="page number" w:semiHidden="0" w:uiPriority="0" w:unhideWhenUsed="0"/>
-    <w:lsdException w:name="endnote reference" w:semiHidden="0" w:uiPriority="0" w:unhideWhenUsed="0"/>
-    <w:lsdException w:name="endnote text" w:semiHidden="0" w:uiPriority="0" w:unhideWhenUsed="0"/>
-    <w:lsdException w:name="table of authorities" w:semiHidden="0" w:uiPriority="0" w:unhideWhenUsed="0"/>
-    <w:lsdException w:name="macro" w:semiHidden="0" w:uiPriority="0" w:unhideWhenUsed="0"/>
-    <w:lsdException w:name="toa heading" w:semiHidden="0" w:uiPriority="0" w:unhideWhenUsed="0"/>
-    <w:lsdException w:name="List" w:semiHidden="0" w:uiPriority="0" w:unhideWhenUsed="0"/>
-    <w:lsdException w:name="List Bullet" w:semiHidden="0" w:uiPriority="0" w:unhideWhenUsed="0"/>
-    <w:lsdException w:name="List Number" w:semiHidden="0" w:uiPriority="0" w:unhideWhenUsed="0"/>
-    <w:lsdException w:name="List 2" w:semiHidden="0" w:uiPriority="0" w:unhideWhenUsed="0"/>
-    <w:lsdException w:name="List 3" w:semiHidden="0" w:uiPriority="0" w:unhideWhenUsed="0"/>
-    <w:lsdException w:name="List 4" w:semiHidden="0" w:uiPriority="0" w:unhideWhenUsed="0"/>
-    <w:lsdException w:name="List 5" w:semiHidden="0" w:uiPriority="0" w:unhideWhenUsed="0"/>
-    <w:lsdException w:name="List Bullet 2" w:semiHidden="0" w:uiPriority="0" w:unhideWhenUsed="0"/>
-    <w:lsdException w:name="List Bullet 3" w:semiHidden="0" w:uiPriority="0" w:unhideWhenUsed="0"/>
-    <w:lsdException w:name="List Bullet 4" w:semiHidden="0" w:uiPriority="0" w:unhideWhenUsed="0"/>
-    <w:lsdException w:name="List Bullet 5" w:semiHidden="0" w:uiPriority="0" w:unhideWhenUsed="0"/>
-    <w:lsdException w:name="List Number 2" w:semiHidden="0" w:uiPriority="0" w:unhideWhenUsed="0"/>
-    <w:lsdException w:name="List Number 3" w:semiHidden="0" w:uiPriority="0" w:unhideWhenUsed="0"/>
-    <w:lsdException w:name="List Number 4" w:semiHidden="0" w:uiPriority="0" w:unhideWhenUsed="0"/>
-    <w:lsdException w:name="List Number 5" w:semiHidden="0" w:uiPriority="0" w:unhideWhenUsed="0"/>
-    <w:lsdException w:name="Title" w:semiHidden="0" w:uiPriority="0" w:unhideWhenUsed="0" w:qFormat="1"/>
-    <w:lsdException w:name="Closing" w:semiHidden="0" w:uiPriority="0" w:unhideWhenUsed="0"/>
-    <w:lsdException w:name="Signature" w:semiHidden="0" w:uiPriority="0" w:unhideWhenUsed="0"/>
-    <w:lsdException w:name="Default Paragraph Font" w:uiPriority="0" w:unhideWhenUsed="0" w:qFormat="1"/>
-    <w:lsdException w:name="Body Text" w:uiPriority="0" w:unhideWhenUsed="0" w:qFormat="1"/>
-    <w:lsdException w:name="Body Text Indent" w:semiHidden="0" w:uiPriority="0" w:unhideWhenUsed="0"/>
-    <w:lsdException w:name="List Continue" w:semiHidden="0" w:uiPriority="0" w:unhideWhenUsed="0"/>
-    <w:lsdException w:name="List Continue 2" w:semiHidden="0" w:uiPriority="0" w:unhideWhenUsed="0"/>
-    <w:lsdException w:name="List Continue 3" w:semiHidden="0" w:uiPriority="0" w:unhideWhenUsed="0"/>
-    <w:lsdException w:name="List Continue 4" w:semiHidden="0" w:uiPriority="0" w:unhideWhenUsed="0"/>
-    <w:lsdException w:name="List Continue 5" w:semiHidden="0" w:uiPriority="0" w:unhideWhenUsed="0"/>
-    <w:lsdException w:name="Message Header" w:semiHidden="0" w:uiPriority="0" w:unhideWhenUsed="0"/>
-    <w:lsdException w:name="Subtitle" w:semiHidden="0" w:uiPriority="0" w:unhideWhenUsed="0" w:qFormat="1"/>
-    <w:lsdException w:name="Salutation" w:semiHidden="0" w:uiPriority="0" w:unhideWhenUsed="0"/>
-    <w:lsdException w:name="Date" w:semiHidden="0" w:uiPriority="0" w:unhideWhenUsed="0"/>
-    <w:lsdException w:name="Body Text First Indent" w:semiHidden="0" w:uiPriority="0" w:unhideWhenUsed="0"/>
-    <w:lsdException w:name="Body Text First Indent 2" w:semiHidden="0" w:uiPriority="0" w:unhideWhenUsed="0"/>
-    <w:lsdException w:name="Body Text 2" w:semiHidden="0" w:uiPriority="0" w:unhideWhenUsed="0"/>
-    <w:lsdException w:name="Body Text 3" w:semiHidden="0" w:uiPriority="0" w:unhideWhenUsed="0"/>
-    <w:lsdException w:name="Body Text Indent 2" w:semiHidden="0" w:uiPriority="0" w:unhideWhenUsed="0"/>
-    <w:lsdException w:name="Body Text Indent 3" w:semiHidden="0" w:uiPriority="0" w:unhideWhenUsed="0"/>
-    <w:lsdException w:name="Block Text" w:semiHidden="0" w:uiPriority="0" w:unhideWhenUsed="0"/>
-    <w:lsdException w:name="Hyperlink" w:semiHidden="0" w:uiPriority="0" w:unhideWhenUsed="0"/>
-    <w:lsdException w:name="FollowedHyperlink" w:semiHidden="0" w:uiPriority="0" w:unhideWhenUsed="0"/>
-    <w:lsdException w:name="Strong" w:semiHidden="0" w:uiPriority="0" w:unhideWhenUsed="0" w:qFormat="1"/>
-    <w:lsdException w:name="Emphasis" w:semiHidden="0" w:uiPriority="0" w:unhideWhenUsed="0" w:qFormat="1"/>
-    <w:lsdException w:name="Document Map" w:semiHidden="0" w:uiPriority="0" w:unhideWhenUsed="0"/>
-    <w:lsdException w:name="Plain Text" w:semiHidden="0" w:uiPriority="0" w:unhideWhenUsed="0"/>
-    <w:lsdException w:name="E-mail Signature" w:semiHidden="0" w:uiPriority="0" w:unhideWhenUsed="0"/>
-    <w:lsdException w:name="Normal (Web)" w:semiHidden="0" w:uiPriority="0" w:unhideWhenUsed="0" w:qFormat="1"/>
-    <w:lsdException w:name="HTML Acronym" w:semiHidden="0" w:uiPriority="0" w:unhideWhenUsed="0"/>
-    <w:lsdException w:name="HTML Address" w:semiHidden="0" w:uiPriority="0" w:unhideWhenUsed="0"/>
-    <w:lsdException w:name="HTML Cite" w:semiHidden="0" w:uiPriority="0" w:unhideWhenUsed="0"/>
-    <w:lsdException w:name="HTML Code" w:semiHidden="0" w:uiPriority="0" w:unhideWhenUsed="0"/>
-    <w:lsdException w:name="HTML Definition" w:semiHidden="0" w:uiPriority="0" w:unhideWhenUsed="0"/>
-    <w:lsdException w:name="HTML Keyboard" w:semiHidden="0" w:uiPriority="0" w:unhideWhenUsed="0"/>
-    <w:lsdException w:name="HTML Preformatted" w:semiHidden="0" w:uiPriority="0" w:unhideWhenUsed="0"/>
-    <w:lsdException w:name="HTML Sample" w:semiHidden="0" w:uiPriority="0" w:unhideWhenUsed="0"/>
-    <w:lsdException w:name="HTML Typewriter" w:semiHidden="0" w:uiPriority="0" w:unhideWhenUsed="0"/>
-    <w:lsdException w:name="HTML Variable" w:semiHidden="0" w:uiPriority="0" w:unhideWhenUsed="0"/>
-    <w:lsdException w:name="Normal Table" w:uiPriority="0" w:unhideWhenUsed="0" w:qFormat="1"/>
-    <w:lsdException w:name="annotation subject" w:semiHidden="0" w:uiPriority="0" w:unhideWhenUsed="0"/>
-    <w:lsdException w:name="Table Simple 1" w:semiHidden="0" w:uiPriority="0" w:unhideWhenUsed="0"/>
-    <w:lsdException w:name="Table Simple 2" w:semiHidden="0" w:uiPriority="0" w:unhideWhenUsed="0"/>
-    <w:lsdException w:name="Table Simple 3" w:semiHidden="0" w:uiPriority="0" w:unhideWhenUsed="0"/>
-    <w:lsdException w:name="Table Classic 1" w:semiHidden="0" w:uiPriority="0" w:unhideWhenUsed="0"/>
-    <w:lsdException w:name="Table Classic 2" w:semiHidden="0" w:uiPriority="0" w:unhideWhenUsed="0"/>
-    <w:lsdException w:name="Table Classic 3" w:semiHidden="0" w:uiPriority="0" w:unhideWhenUsed="0"/>
-    <w:lsdException w:name="Table Classic 4" w:semiHidden="0" w:uiPriority="0" w:unhideWhenUsed="0"/>
-    <w:lsdException w:name="Table Colorful 1" w:semiHidden="0" w:uiPriority="0" w:unhideWhenUsed="0"/>
-    <w:lsdException w:name="Table Colorful 2" w:semiHidden="0" w:uiPriority="0" w:unhideWhenUsed="0"/>
-    <w:lsdException w:name="Table Colorful 3" w:semiHidden="0" w:uiPriority="0" w:unhideWhenUsed="0"/>
-    <w:lsdException w:name="Table Columns 1" w:semiHidden="0" w:uiPriority="0" w:unhideWhenUsed="0"/>
-    <w:lsdException w:name="Table Columns 2" w:semiHidden="0" w:uiPriority="0" w:unhideWhenUsed="0"/>
-    <w:lsdException w:name="Table Columns 3" w:semiHidden="0" w:uiPriority="0" w:unhideWhenUsed="0"/>
-    <w:lsdException w:name="Table Columns 4" w:semiHidden="0" w:uiPriority="0" w:unhideWhenUsed="0"/>
-    <w:lsdException w:name="Table Columns 5" w:semiHidden="0" w:uiPriority="0" w:unhideWhenUsed="0"/>
-    <w:lsdException w:name="Table Grid 1" w:semiHidden="0" w:uiPriority="0" w:unhideWhenUsed="0"/>
-    <w:lsdException w:name="Table Grid 2" w:semiHidden="0" w:uiPriority="0" w:unhideWhenUsed="0"/>
-    <w:lsdException w:name="Table Grid 3" w:semiHidden="0" w:uiPriority="0" w:unhideWhenUsed="0"/>
-    <w:lsdException w:name="Table Grid 4" w:semiHidden="0" w:uiPriority="0" w:unhideWhenUsed="0"/>
-    <w:lsdException w:name="Table Grid 5" w:semiHidden="0" w:uiPriority="0" w:unhideWhenUsed="0"/>
-    <w:lsdException w:name="Table Grid 6" w:semiHidden="0" w:uiPriority="0" w:unhideWhenUsed="0"/>
-    <w:lsdException w:name="Table Grid 7" w:semiHidden="0" w:uiPriority="0" w:unhideWhenUsed="0"/>
-    <w:lsdException w:name="Table Grid 8" w:semiHidden="0" w:uiPriority="0" w:unhideWhenUsed="0"/>
-    <w:lsdException w:name="Table List 1" w:semiHidden="0" w:uiPriority="0" w:unhideWhenUsed="0"/>
-    <w:lsdException w:name="Table List 2" w:semiHidden="0" w:uiPriority="0" w:unhideWhenUsed="0"/>
-    <w:lsdException w:name="Table List 3" w:semiHidden="0" w:uiPriority="0" w:unhideWhenUsed="0"/>
-    <w:lsdException w:name="Table List 4" w:semiHidden="0" w:uiPriority="0" w:unhideWhenUsed="0"/>
-    <w:lsdException w:name="Table List 5" w:semiHidden="0" w:uiPriority="0" w:unhideWhenUsed="0"/>
-    <w:lsdException w:name="Table List 6" w:semiHidden="0" w:uiPriority="0" w:unhideWhenUsed="0"/>
-    <w:lsdException w:name="Table List 7" w:semiHidden="0" w:uiPriority="0" w:unhideWhenUsed="0"/>
-    <w:lsdException w:name="Table List 8" w:semiHidden="0" w:uiPriority="0" w:unhideWhenUsed="0"/>
-    <w:lsdException w:name="Table 3D effects 1" w:semiHidden="0" w:uiPriority="0" w:unhideWhenUsed="0"/>
-    <w:lsdException w:name="Table 3D effects 2" w:semiHidden="0" w:uiPriority="0" w:unhideWhenUsed="0"/>
-    <w:lsdException w:name="Table 3D effects 3" w:semiHidden="0" w:uiPriority="0" w:unhideWhenUsed="0"/>
-    <w:lsdException w:name="Table Contemporary" w:semiHidden="0" w:uiPriority="0" w:unhideWhenUsed="0"/>
-    <w:lsdException w:name="Table Elegant" w:semiHidden="0" w:uiPriority="0" w:unhideWhenUsed="0"/>
-    <w:lsdException w:name="Table Professional" w:semiHidden="0" w:uiPriority="0" w:unhideWhenUsed="0"/>
-    <w:lsdException w:name="Table Subtle 1" w:semiHidden="0" w:uiPriority="0" w:unhideWhenUsed="0"/>
-    <w:lsdException w:name="Table Subtle 2" w:semiHidden="0" w:uiPriority="0" w:unhideWhenUsed="0"/>
-    <w:lsdException w:name="Table Web 1" w:semiHidden="0" w:uiPriority="0" w:unhideWhenUsed="0"/>
-    <w:lsdException w:name="Table Web 2" w:semiHidden="0" w:uiPriority="0" w:unhideWhenUsed="0"/>
-    <w:lsdException w:name="Table Web 3" w:semiHidden="0" w:uiPriority="0" w:unhideWhenUsed="0"/>
-    <w:lsdException w:name="Balloon Text" w:semiHidden="0" w:uiPriority="0" w:unhideWhenUsed="0"/>
-    <w:lsdException w:name="Table Grid" w:semiHidden="0" w:uiPriority="0" w:unhideWhenUsed="0" w:qFormat="1"/>
-    <w:lsdException w:name="Table Theme" w:semiHidden="0" w:uiPriority="0" w:unhideWhenUsed="0"/>
-    <w:lsdException w:name="Light Shading" w:semiHidden="0" w:uiPriority="60" w:unhideWhenUsed="0"/>
-    <w:lsdException w:name="Light List" w:semiHidden="0" w:uiPriority="61" w:unhideWhenUsed="0"/>
-    <w:lsdException w:name="Light Grid" w:semiHidden="0" w:uiPriority="62" w:unhideWhenUsed="0"/>
-    <w:lsdException w:name="Medium Shading 1" w:semiHidden="0" w:uiPriority="63" w:unhideWhenUsed="0"/>
-    <w:lsdException w:name="Medium Shading 2" w:semiHidden="0" w:uiPriority="64" w:unhideWhenUsed="0"/>
-    <w:lsdException w:name="Medium List 1" w:semiHidden="0" w:uiPriority="65" w:unhideWhenUsed="0"/>
-    <w:lsdException w:name="Medium List 2" w:semiHidden="0" w:uiPriority="66" w:unhideWhenUsed="0"/>
-    <w:lsdException w:name="Medium Grid 1" w:semiHidden="0" w:uiPriority="67" w:unhideWhenUsed="0"/>
-    <w:lsdException w:name="Medium Grid 2" w:semiHidden="0" w:uiPriority="68" w:unhideWhenUsed="0"/>
-    <w:lsdException w:name="Medium Grid 3" w:semiHidden="0" w:uiPriority="69" w:unhideWhenUsed="0"/>
-    <w:lsdException w:name="Dark List" w:semiHidden="0" w:uiPriority="70" w:unhideWhenUsed="0"/>
-    <w:lsdException w:name="Colorful Shading" w:semiHidden="0" w:uiPriority="71" w:unhideWhenUsed="0"/>
-    <w:lsdException w:name="Colorful List" w:semiHidden="0" w:uiPriority="72" w:unhideWhenUsed="0"/>
-    <w:lsdException w:name="Colorful Grid" w:semiHidden="0" w:uiPriority="73" w:unhideWhenUsed="0"/>
-    <w:lsdException w:name="Light Shading Accent 1" w:semiHidden="0" w:uiPriority="60" w:unhideWhenUsed="0"/>
-    <w:lsdException w:name="Light List Accent 1" w:semiHidden="0" w:uiPriority="61" w:unhideWhenUsed="0"/>
-    <w:lsdException w:name="Light Grid Accent 1" w:semiHidden="0" w:uiPriority="62" w:unhideWhenUsed="0"/>
-    <w:lsdException w:name="Medium Shading 1 Accent 1" w:semiHidden="0" w:uiPriority="63" w:unhideWhenUsed="0"/>
-    <w:lsdException w:name="Medium Shading 2 Accent 1" w:semiHidden="0" w:uiPriority="64" w:unhideWhenUsed="0"/>
-    <w:lsdException w:name="Medium List 1 Accent 1" w:semiHidden="0" w:uiPriority="65" w:unhideWhenUsed="0"/>
-    <w:lsdException w:name="Medium List 2 Accent 1" w:semiHidden="0" w:uiPriority="66" w:unhideWhenUsed="0"/>
-    <w:lsdException w:name="Medium Grid 1 Accent 1" w:semiHidden="0" w:uiPriority="67" w:unhideWhenUsed="0"/>
-    <w:lsdException w:name="Medium Grid 2 Accent 1" w:semiHidden="0" w:uiPriority="68" w:unhideWhenUsed="0"/>
-    <w:lsdException w:name="Medium Grid 3 Accent 1" w:semiHidden="0" w:uiPriority="69" w:unhideWhenUsed="0"/>
-    <w:lsdException w:name="Dark List Accent 1" w:semiHidden="0" w:uiPriority="70" w:unhideWhenUsed="0"/>
-    <w:lsdException w:name="Colorful Shading Accent 1" w:semiHidden="0" w:uiPriority="71" w:unhideWhenUsed="0"/>
-    <w:lsdException w:name="Colorful List Accent 1" w:semiHidden="0" w:uiPriority="72" w:unhideWhenUsed="0"/>
-    <w:lsdException w:name="Colorful Grid Accent 1" w:semiHidden="0" w:uiPriority="73" w:unhideWhenUsed="0"/>
-    <w:lsdException w:name="Light Shading Accent 2" w:semiHidden="0" w:uiPriority="60" w:unhideWhenUsed="0"/>
-    <w:lsdException w:name="Light List Accent 2" w:semiHidden="0" w:uiPriority="61" w:unhideWhenUsed="0"/>
-    <w:lsdException w:name="Light Grid Accent 2" w:semiHidden="0" w:uiPriority="62" w:unhideWhenUsed="0"/>
-    <w:lsdException w:name="Medium Shading 1 Accent 2" w:semiHidden="0" w:uiPriority="63" w:unhideWhenUsed="0"/>
-    <w:lsdException w:name="Medium Shading 2 Accent 2" w:semiHidden="0" w:uiPriority="64" w:unhideWhenUsed="0"/>
-    <w:lsdException w:name="Medium List 1 Accent 2" w:semiHidden="0" w:uiPriority="65" w:unhideWhenUsed="0"/>
-    <w:lsdException w:name="Medium List 2 Accent 2" w:semiHidden="0" w:uiPriority="66" w:unhideWhenUsed="0"/>
-    <w:lsdException w:name="Medium Grid 1 Accent 2" w:semiHidden="0" w:uiPriority="67" w:unhideWhenUsed="0"/>
-    <w:lsdException w:name="Medium Grid 2 Accent 2" w:semiHidden="0" w:uiPriority="68" w:unhideWhenUsed="0"/>
-    <w:lsdException w:name="Medium Grid 3 Accent 2" w:semiHidden="0" w:uiPriority="69" w:unhideWhenUsed="0"/>
-    <w:lsdException w:name="Dark List Accent 2" w:semiHidden="0" w:uiPriority="70" w:unhideWhenUsed="0"/>
-    <w:lsdException w:name="Colorful Shading Accent 2" w:semiHidden="0" w:uiPriority="71" w:unhideWhenUsed="0"/>
-    <w:lsdException w:name="Colorful List Accent 2" w:semiHidden="0" w:uiPriority="72" w:unhideWhenUsed="0"/>
-    <w:lsdException w:name="Colorful Grid Accent 2" w:semiHidden="0" w:uiPriority="73" w:unhideWhenUsed="0"/>
-    <w:lsdException w:name="Light Shading Accent 3" w:semiHidden="0" w:uiPriority="60" w:unhideWhenUsed="0"/>
-    <w:lsdException w:name="Light List Accent 3" w:semiHidden="0" w:uiPriority="61" w:unhideWhenUsed="0"/>
-    <w:lsdException w:name="Light Grid Accent 3" w:semiHidden="0" w:uiPriority="62" w:unhideWhenUsed="0"/>
-    <w:lsdException w:name="Medium Shading 1 Accent 3" w:semiHidden="0" w:uiPriority="63" w:unhideWhenUsed="0"/>
-    <w:lsdException w:name="Medium Shading 2 Accent 3" w:semiHidden="0" w:uiPriority="64" w:unhideWhenUsed="0"/>
-    <w:lsdException w:name="Medium List 1 Accent 3" w:semiHidden="0" w:uiPriority="65" w:unhideWhenUsed="0"/>
-    <w:lsdException w:name="Medium List 2 Accent 3" w:semiHidden="0" w:uiPriority="66" w:unhideWhenUsed="0"/>
-    <w:lsdException w:name="Medium Grid 1 Accent 3" w:semiHidden="0" w:uiPriority="67" w:unhideWhenUsed="0"/>
-    <w:lsdException w:name="Medium Grid 2 Accent 3" w:semiHidden="0" w:uiPriority="68" w:unhideWhenUsed="0"/>
-    <w:lsdException w:name="Medium Grid 3 Accent 3" w:semiHidden="0" w:uiPriority="69" w:unhideWhenUsed="0"/>
-    <w:lsdException w:name="Dark List Accent 3" w:semiHidden="0" w:uiPriority="70" w:unhideWhenUsed="0"/>
-    <w:lsdException w:name="Colorful Shading Accent 3" w:semiHidden="0" w:uiPriority="71" w:unhideWhenUsed="0"/>
-    <w:lsdException w:name="Colorful List Accent 3" w:semiHidden="0" w:uiPriority="72" w:unhideWhenUsed="0"/>
-    <w:lsdException w:name="Colorful Grid Accent 3" w:semiHidden="0" w:uiPriority="73" w:unhideWhenUsed="0"/>
-    <w:lsdException w:name="Light Shading Accent 4" w:semiHidden="0" w:uiPriority="60" w:unhideWhenUsed="0"/>
-    <w:lsdException w:name="Light List Accent 4" w:semiHidden="0" w:uiPriority="61" w:unhideWhenUsed="0"/>
-    <w:lsdException w:name="Light Grid Accent 4" w:semiHidden="0" w:uiPriority="62" w:unhideWhenUsed="0"/>
-    <w:lsdException w:name="Medium Shading 1 Accent 4" w:semiHidden="0" w:uiPriority="63" w:unhideWhenUsed="0"/>
-    <w:lsdException w:name="Medium Shading 2 Accent 4" w:semiHidden="0" w:uiPriority="64" w:unhideWhenUsed="0"/>
-    <w:lsdException w:name="Medium List 1 Accent 4" w:semiHidden="0" w:uiPriority="65" w:unhideWhenUsed="0"/>
-    <w:lsdException w:name="Medium List 2 Accent 4" w:semiHidden="0" w:uiPriority="66" w:unhideWhenUsed="0"/>
-    <w:lsdException w:name="Medium Grid 1 Accent 4" w:semiHidden="0" w:uiPriority="67" w:unhideWhenUsed="0"/>
-    <w:lsdException w:name="Medium Grid 2 Accent 4" w:semiHidden="0" w:uiPriority="68" w:unhideWhenUsed="0"/>
-    <w:lsdException w:name="Medium Grid 3 Accent 4" w:semiHidden="0" w:uiPriority="69" w:unhideWhenUsed="0"/>
-    <w:lsdException w:name="Dark List Accent 4" w:semiHidden="0" w:uiPriority="70" w:unhideWhenUsed="0"/>
-    <w:lsdException w:name="Colorful Shading Accent 4" w:semiHidden="0" w:uiPriority="71" w:unhideWhenUsed="0"/>
-    <w:lsdException w:name="Colorful List Accent 4" w:semiHidden="0" w:uiPriority="72" w:unhideWhenUsed="0"/>
-    <w:lsdException w:name="Colorful Grid Accent 4" w:semiHidden="0" w:uiPriority="73" w:unhideWhenUsed="0"/>
-    <w:lsdException w:name="Light Shading Accent 5" w:semiHidden="0" w:uiPriority="60" w:unhideWhenUsed="0"/>
-    <w:lsdException w:name="Light List Accent 5" w:semiHidden="0" w:uiPriority="61" w:unhideWhenUsed="0"/>
-    <w:lsdException w:name="Light Grid Accent 5" w:semiHidden="0" w:uiPriority="62" w:unhideWhenUsed="0"/>
-    <w:lsdException w:name="Medium Shading 1 Accent 5" w:semiHidden="0" w:uiPriority="63" w:unhideWhenUsed="0"/>
-    <w:lsdException w:name="Medium Shading 2 Accent 5" w:semiHidden="0" w:uiPriority="64" w:unhideWhenUsed="0"/>
-    <w:lsdException w:name="Medium List 1 Accent 5" w:semiHidden="0" w:uiPriority="65" w:unhideWhenUsed="0"/>
-    <w:lsdException w:name="Medium List 2 Accent 5" w:semiHidden="0" w:uiPriority="66" w:unhideWhenUsed="0"/>
-    <w:lsdException w:name="Medium Grid 1 Accent 5" w:semiHidden="0" w:uiPriority="67" w:unhideWhenUsed="0"/>
-    <w:lsdException w:name="Medium Grid 2 Accent 5" w:semiHidden="0" w:uiPriority="68" w:unhideWhenUsed="0"/>
-    <w:lsdException w:name="Medium Grid 3 Accent 5" w:semiHidden="0" w:uiPriority="69" w:unhideWhenUsed="0"/>
-    <w:lsdException w:name="Dark List Accent 5" w:semiHidden="0" w:uiPriority="70" w:unhideWhenUsed="0"/>
-    <w:lsdException w:name="Colorful Shading Accent 5" w:semiHidden="0" w:uiPriority="71" w:unhideWhenUsed="0"/>
-    <w:lsdException w:name="Colorful List Accent 5" w:semiHidden="0" w:uiPriority="72" w:unhideWhenUsed="0"/>
-    <w:lsdException w:name="Colorful Grid Accent 5" w:semiHidden="0" w:uiPriority="73" w:unhideWhenUsed="0"/>
-    <w:lsdException w:name="Light Shading Accent 6" w:semiHidden="0" w:uiPriority="60" w:unhideWhenUsed="0"/>
-    <w:lsdException w:name="Light List Accent 6" w:semiHidden="0" w:uiPriority="61" w:unhideWhenUsed="0"/>
-    <w:lsdException w:name="Light Grid Accent 6" w:semiHidden="0" w:uiPriority="62" w:unhideWhenUsed="0"/>
-    <w:lsdException w:name="Medium Shading 1 Accent 6" w:semiHidden="0" w:uiPriority="63" w:unhideWhenUsed="0"/>
-    <w:lsdException w:name="Medium Shading 2 Accent 6" w:semiHidden="0" w:uiPriority="64" w:unhideWhenUsed="0"/>
-    <w:lsdException w:name="Medium List 1 Accent 6" w:semiHidden="0" w:uiPriority="65" w:unhideWhenUsed="0"/>
-    <w:lsdException w:name="Medium List 2 Accent 6" w:semiHidden="0" w:uiPriority="66" w:unhideWhenUsed="0"/>
-    <w:lsdException w:name="Medium Grid 1 Accent 6" w:semiHidden="0" w:uiPriority="67" w:unhideWhenUsed="0"/>
-    <w:lsdException w:name="Medium Grid 2 Accent 6" w:semiHidden="0" w:uiPriority="68" w:unhideWhenUsed="0"/>
-    <w:lsdException w:name="Medium Grid 3 Accent 6" w:semiHidden="0" w:uiPriority="69" w:unhideWhenUsed="0"/>
-    <w:lsdException w:name="Dark List Accent 6" w:semiHidden="0" w:uiPriority="70" w:unhideWhenUsed="0"/>
-    <w:lsdException w:name="Colorful Shading Accent 6" w:semiHidden="0" w:uiPriority="71" w:unhideWhenUsed="0"/>
-    <w:lsdException w:name="Colorful List Accent 6" w:semiHidden="0" w:uiPriority="72" w:unhideWhenUsed="0"/>
-    <w:lsdException w:name="Colorful Grid Accent 6" w:semiHidden="0" w:uiPriority="73" w:unhideWhenUsed="0"/>
+  <w:latentStyles w:count="260" w:defQFormat="0" w:defUnhideWhenUsed="1" w:defSemiHidden="1" w:defUIPriority="99" w:defLockedState="0">
+    <w:lsdException w:qFormat="1" w:unhideWhenUsed="0" w:uiPriority="0" w:semiHidden="0" w:name="Normal"/>
+    <w:lsdException w:qFormat="1" w:unhideWhenUsed="0" w:uiPriority="0" w:semiHidden="0" w:name="heading 1"/>
+    <w:lsdException w:qFormat="1" w:uiPriority="0" w:semiHidden="0" w:name="heading 2"/>
+    <w:lsdException w:qFormat="1" w:uiPriority="0" w:name="heading 3"/>
+    <w:lsdException w:qFormat="1" w:uiPriority="0" w:semiHidden="0" w:name="heading 4"/>
+    <w:lsdException w:qFormat="1" w:uiPriority="0" w:name="heading 5"/>
+    <w:lsdException w:qFormat="1" w:uiPriority="0" w:name="heading 6"/>
+    <w:lsdException w:qFormat="1" w:uiPriority="0" w:name="heading 7"/>
+    <w:lsdException w:qFormat="1" w:uiPriority="0" w:name="heading 8"/>
+    <w:lsdException w:qFormat="1" w:uiPriority="0" w:name="heading 9"/>
+    <w:lsdException w:unhideWhenUsed="0" w:uiPriority="0" w:semiHidden="0" w:name="index 1"/>
+    <w:lsdException w:unhideWhenUsed="0" w:uiPriority="0" w:semiHidden="0" w:name="index 2"/>
+    <w:lsdException w:unhideWhenUsed="0" w:uiPriority="0" w:semiHidden="0" w:name="index 3"/>
+    <w:lsdException w:unhideWhenUsed="0" w:uiPriority="0" w:semiHidden="0" w:name="index 4"/>
+    <w:lsdException w:unhideWhenUsed="0" w:uiPriority="0" w:semiHidden="0" w:name="index 5"/>
+    <w:lsdException w:unhideWhenUsed="0" w:uiPriority="0" w:semiHidden="0" w:name="index 6"/>
+    <w:lsdException w:unhideWhenUsed="0" w:uiPriority="0" w:semiHidden="0" w:name="index 7"/>
+    <w:lsdException w:unhideWhenUsed="0" w:uiPriority="0" w:semiHidden="0" w:name="index 8"/>
+    <w:lsdException w:unhideWhenUsed="0" w:uiPriority="0" w:semiHidden="0" w:name="index 9"/>
+    <w:lsdException w:qFormat="1" w:unhideWhenUsed="0" w:uiPriority="0" w:semiHidden="0" w:name="toc 1"/>
+    <w:lsdException w:qFormat="1" w:unhideWhenUsed="0" w:uiPriority="0" w:semiHidden="0" w:name="toc 2"/>
+    <w:lsdException w:qFormat="1" w:unhideWhenUsed="0" w:uiPriority="0" w:semiHidden="0" w:name="toc 3"/>
+    <w:lsdException w:unhideWhenUsed="0" w:uiPriority="0" w:semiHidden="0" w:name="toc 4"/>
+    <w:lsdException w:unhideWhenUsed="0" w:uiPriority="0" w:semiHidden="0" w:name="toc 5"/>
+    <w:lsdException w:unhideWhenUsed="0" w:uiPriority="0" w:semiHidden="0" w:name="toc 6"/>
+    <w:lsdException w:unhideWhenUsed="0" w:uiPriority="0" w:semiHidden="0" w:name="toc 7"/>
+    <w:lsdException w:unhideWhenUsed="0" w:uiPriority="0" w:semiHidden="0" w:name="toc 8"/>
+    <w:lsdException w:unhideWhenUsed="0" w:uiPriority="0" w:semiHidden="0" w:name="toc 9"/>
+    <w:lsdException w:unhideWhenUsed="0" w:uiPriority="0" w:semiHidden="0" w:name="Normal Indent"/>
+    <w:lsdException w:unhideWhenUsed="0" w:uiPriority="0" w:semiHidden="0" w:name="footnote text"/>
+    <w:lsdException w:qFormat="1" w:unhideWhenUsed="0" w:uiPriority="0" w:semiHidden="0" w:name="annotation text"/>
+    <w:lsdException w:qFormat="1" w:unhideWhenUsed="0" w:uiPriority="0" w:semiHidden="0" w:name="header"/>
+    <w:lsdException w:qFormat="1" w:unhideWhenUsed="0" w:uiPriority="0" w:semiHidden="0" w:name="footer"/>
+    <w:lsdException w:unhideWhenUsed="0" w:uiPriority="0" w:semiHidden="0" w:name="index heading"/>
+    <w:lsdException w:qFormat="1" w:uiPriority="0" w:name="caption"/>
+    <w:lsdException w:unhideWhenUsed="0" w:uiPriority="0" w:semiHidden="0" w:name="table of figures"/>
+    <w:lsdException w:unhideWhenUsed="0" w:uiPriority="0" w:semiHidden="0" w:name="envelope address"/>
+    <w:lsdException w:unhideWhenUsed="0" w:uiPriority="0" w:semiHidden="0" w:name="envelope return"/>
+    <w:lsdException w:unhideWhenUsed="0" w:uiPriority="0" w:semiHidden="0" w:name="footnote reference"/>
+    <w:lsdException w:unhideWhenUsed="0" w:uiPriority="0" w:semiHidden="0" w:name="annotation reference"/>
+    <w:lsdException w:unhideWhenUsed="0" w:uiPriority="0" w:semiHidden="0" w:name="line number"/>
+    <w:lsdException w:unhideWhenUsed="0" w:uiPriority="0" w:semiHidden="0" w:name="page number"/>
+    <w:lsdException w:unhideWhenUsed="0" w:uiPriority="0" w:semiHidden="0" w:name="endnote reference"/>
+    <w:lsdException w:unhideWhenUsed="0" w:uiPriority="0" w:semiHidden="0" w:name="endnote text"/>
+    <w:lsdException w:unhideWhenUsed="0" w:uiPriority="0" w:semiHidden="0" w:name="table of authorities"/>
+    <w:lsdException w:unhideWhenUsed="0" w:uiPriority="0" w:semiHidden="0" w:name="macro"/>
+    <w:lsdException w:unhideWhenUsed="0" w:uiPriority="0" w:semiHidden="0" w:name="toa heading"/>
+    <w:lsdException w:unhideWhenUsed="0" w:uiPriority="0" w:semiHidden="0" w:name="List"/>
+    <w:lsdException w:unhideWhenUsed="0" w:uiPriority="0" w:semiHidden="0" w:name="List Bullet"/>
+    <w:lsdException w:unhideWhenUsed="0" w:uiPriority="0" w:semiHidden="0" w:name="List Number"/>
+    <w:lsdException w:unhideWhenUsed="0" w:uiPriority="0" w:semiHidden="0" w:name="List 2"/>
+    <w:lsdException w:unhideWhenUsed="0" w:uiPriority="0" w:semiHidden="0" w:name="List 3"/>
+    <w:lsdException w:unhideWhenUsed="0" w:uiPriority="0" w:semiHidden="0" w:name="List 4"/>
+    <w:lsdException w:unhideWhenUsed="0" w:uiPriority="0" w:semiHidden="0" w:name="List 5"/>
+    <w:lsdException w:unhideWhenUsed="0" w:uiPriority="0" w:semiHidden="0" w:name="List Bullet 2"/>
+    <w:lsdException w:unhideWhenUsed="0" w:uiPriority="0" w:semiHidden="0" w:name="List Bullet 3"/>
+    <w:lsdException w:unhideWhenUsed="0" w:uiPriority="0" w:semiHidden="0" w:name="List Bullet 4"/>
+    <w:lsdException w:unhideWhenUsed="0" w:uiPriority="0" w:semiHidden="0" w:name="List Bullet 5"/>
+    <w:lsdException w:unhideWhenUsed="0" w:uiPriority="0" w:semiHidden="0" w:name="List Number 2"/>
+    <w:lsdException w:unhideWhenUsed="0" w:uiPriority="0" w:semiHidden="0" w:name="List Number 3"/>
+    <w:lsdException w:unhideWhenUsed="0" w:uiPriority="0" w:semiHidden="0" w:name="List Number 4"/>
+    <w:lsdException w:unhideWhenUsed="0" w:uiPriority="0" w:semiHidden="0" w:name="List Number 5"/>
+    <w:lsdException w:qFormat="1" w:unhideWhenUsed="0" w:uiPriority="0" w:semiHidden="0" w:name="Title"/>
+    <w:lsdException w:unhideWhenUsed="0" w:uiPriority="0" w:semiHidden="0" w:name="Closing"/>
+    <w:lsdException w:unhideWhenUsed="0" w:uiPriority="0" w:semiHidden="0" w:name="Signature"/>
+    <w:lsdException w:qFormat="1" w:unhideWhenUsed="0" w:uiPriority="0" w:name="Default Paragraph Font"/>
+    <w:lsdException w:qFormat="1" w:unhideWhenUsed="0" w:uiPriority="0" w:name="Body Text"/>
+    <w:lsdException w:unhideWhenUsed="0" w:uiPriority="0" w:semiHidden="0" w:name="Body Text Indent"/>
+    <w:lsdException w:unhideWhenUsed="0" w:uiPriority="0" w:semiHidden="0" w:name="List Continue"/>
+    <w:lsdException w:unhideWhenUsed="0" w:uiPriority="0" w:semiHidden="0" w:name="List Continue 2"/>
+    <w:lsdException w:unhideWhenUsed="0" w:uiPriority="0" w:semiHidden="0" w:name="List Continue 3"/>
+    <w:lsdException w:unhideWhenUsed="0" w:uiPriority="0" w:semiHidden="0" w:name="List Continue 4"/>
+    <w:lsdException w:unhideWhenUsed="0" w:uiPriority="0" w:semiHidden="0" w:name="List Continue 5"/>
+    <w:lsdException w:unhideWhenUsed="0" w:uiPriority="0" w:semiHidden="0" w:name="Message Header"/>
+    <w:lsdException w:qFormat="1" w:unhideWhenUsed="0" w:uiPriority="0" w:semiHidden="0" w:name="Subtitle"/>
+    <w:lsdException w:unhideWhenUsed="0" w:uiPriority="0" w:semiHidden="0" w:name="Salutation"/>
+    <w:lsdException w:unhideWhenUsed="0" w:uiPriority="0" w:semiHidden="0" w:name="Date"/>
+    <w:lsdException w:unhideWhenUsed="0" w:uiPriority="0" w:semiHidden="0" w:name="Body Text First Indent"/>
+    <w:lsdException w:unhideWhenUsed="0" w:uiPriority="0" w:semiHidden="0" w:name="Body Text First Indent 2"/>
+    <w:lsdException w:uiPriority="99" w:name="Note Heading"/>
+    <w:lsdException w:unhideWhenUsed="0" w:uiPriority="0" w:semiHidden="0" w:name="Body Text 2"/>
+    <w:lsdException w:unhideWhenUsed="0" w:uiPriority="0" w:semiHidden="0" w:name="Body Text 3"/>
+    <w:lsdException w:unhideWhenUsed="0" w:uiPriority="0" w:semiHidden="0" w:name="Body Text Indent 2"/>
+    <w:lsdException w:unhideWhenUsed="0" w:uiPriority="0" w:semiHidden="0" w:name="Body Text Indent 3"/>
+    <w:lsdException w:unhideWhenUsed="0" w:uiPriority="0" w:semiHidden="0" w:name="Block Text"/>
+    <w:lsdException w:unhideWhenUsed="0" w:uiPriority="0" w:semiHidden="0" w:name="Hyperlink"/>
+    <w:lsdException w:unhideWhenUsed="0" w:uiPriority="0" w:semiHidden="0" w:name="FollowedHyperlink"/>
+    <w:lsdException w:qFormat="1" w:unhideWhenUsed="0" w:uiPriority="0" w:semiHidden="0" w:name="Strong"/>
+    <w:lsdException w:qFormat="1" w:unhideWhenUsed="0" w:uiPriority="0" w:semiHidden="0" w:name="Emphasis"/>
+    <w:lsdException w:unhideWhenUsed="0" w:uiPriority="0" w:semiHidden="0" w:name="Document Map"/>
+    <w:lsdException w:unhideWhenUsed="0" w:uiPriority="0" w:semiHidden="0" w:name="Plain Text"/>
+    <w:lsdException w:unhideWhenUsed="0" w:uiPriority="0" w:semiHidden="0" w:name="E-mail Signature"/>
+    <w:lsdException w:qFormat="1" w:unhideWhenUsed="0" w:uiPriority="0" w:semiHidden="0" w:name="Normal (Web)"/>
+    <w:lsdException w:unhideWhenUsed="0" w:uiPriority="0" w:semiHidden="0" w:name="HTML Acronym"/>
+    <w:lsdException w:unhideWhenUsed="0" w:uiPriority="0" w:semiHidden="0" w:name="HTML Address"/>
+    <w:lsdException w:unhideWhenUsed="0" w:uiPriority="0" w:semiHidden="0" w:name="HTML Cite"/>
+    <w:lsdException w:unhideWhenUsed="0" w:uiPriority="0" w:semiHidden="0" w:name="HTML Code"/>
+    <w:lsdException w:unhideWhenUsed="0" w:uiPriority="0" w:semiHidden="0" w:name="HTML Definition"/>
+    <w:lsdException w:unhideWhenUsed="0" w:uiPriority="0" w:semiHidden="0" w:name="HTML Keyboard"/>
+    <w:lsdException w:unhideWhenUsed="0" w:uiPriority="0" w:semiHidden="0" w:name="HTML Preformatted"/>
+    <w:lsdException w:unhideWhenUsed="0" w:uiPriority="0" w:semiHidden="0" w:name="HTML Sample"/>
+    <w:lsdException w:unhideWhenUsed="0" w:uiPriority="0" w:semiHidden="0" w:name="HTML Typewriter"/>
+    <w:lsdException w:unhideWhenUsed="0" w:uiPriority="0" w:semiHidden="0" w:name="HTML Variable"/>
+    <w:lsdException w:qFormat="1" w:unhideWhenUsed="0" w:uiPriority="0" w:name="Normal Table"/>
+    <w:lsdException w:unhideWhenUsed="0" w:uiPriority="0" w:semiHidden="0" w:name="annotation subject"/>
+    <w:lsdException w:unhideWhenUsed="0" w:uiPriority="0" w:semiHidden="0" w:name="Table Simple 1"/>
+    <w:lsdException w:unhideWhenUsed="0" w:uiPriority="0" w:semiHidden="0" w:name="Table Simple 2"/>
+    <w:lsdException w:unhideWhenUsed="0" w:uiPriority="0" w:semiHidden="0" w:name="Table Simple 3"/>
+    <w:lsdException w:unhideWhenUsed="0" w:uiPriority="0" w:semiHidden="0" w:name="Table Classic 1"/>
+    <w:lsdException w:unhideWhenUsed="0" w:uiPriority="0" w:semiHidden="0" w:name="Table Classic 2"/>
+    <w:lsdException w:unhideWhenUsed="0" w:uiPriority="0" w:semiHidden="0" w:name="Table Classic 3"/>
+    <w:lsdException w:unhideWhenUsed="0" w:uiPriority="0" w:semiHidden="0" w:name="Table Classic 4"/>
+    <w:lsdException w:unhideWhenUsed="0" w:uiPriority="0" w:semiHidden="0" w:name="Table Colorful 1"/>
+    <w:lsdException w:unhideWhenUsed="0" w:uiPriority="0" w:semiHidden="0" w:name="Table Colorful 2"/>
+    <w:lsdException w:unhideWhenUsed="0" w:uiPriority="0" w:semiHidden="0" w:name="Table Colorful 3"/>
+    <w:lsdException w:unhideWhenUsed="0" w:uiPriority="0" w:semiHidden="0" w:name="Table Columns 1"/>
+    <w:lsdException w:unhideWhenUsed="0" w:uiPriority="0" w:semiHidden="0" w:name="Table Columns 2"/>
+    <w:lsdException w:unhideWhenUsed="0" w:uiPriority="0" w:semiHidden="0" w:name="Table Columns 3"/>
+    <w:lsdException w:unhideWhenUsed="0" w:uiPriority="0" w:semiHidden="0" w:name="Table Columns 4"/>
+    <w:lsdException w:unhideWhenUsed="0" w:uiPriority="0" w:semiHidden="0" w:name="Table Columns 5"/>
+    <w:lsdException w:unhideWhenUsed="0" w:uiPriority="0" w:semiHidden="0" w:name="Table Grid 1"/>
+    <w:lsdException w:unhideWhenUsed="0" w:uiPriority="0" w:semiHidden="0" w:name="Table Grid 2"/>
+    <w:lsdException w:unhideWhenUsed="0" w:uiPriority="0" w:semiHidden="0" w:name="Table Grid 3"/>
+    <w:lsdException w:unhideWhenUsed="0" w:uiPriority="0" w:semiHidden="0" w:name="Table Grid 4"/>
+    <w:lsdException w:unhideWhenUsed="0" w:uiPriority="0" w:semiHidden="0" w:name="Table Grid 5"/>
+    <w:lsdException w:unhideWhenUsed="0" w:uiPriority="0" w:semiHidden="0" w:name="Table Grid 6"/>
+    <w:lsdException w:unhideWhenUsed="0" w:uiPriority="0" w:semiHidden="0" w:name="Table Grid 7"/>
+    <w:lsdException w:unhideWhenUsed="0" w:uiPriority="0" w:semiHidden="0" w:name="Table Grid 8"/>
+    <w:lsdException w:unhideWhenUsed="0" w:uiPriority="0" w:semiHidden="0" w:name="Table List 1"/>
+    <w:lsdException w:unhideWhenUsed="0" w:uiPriority="0" w:semiHidden="0" w:name="Table List 2"/>
+    <w:lsdException w:unhideWhenUsed="0" w:uiPriority="0" w:semiHidden="0" w:name="Table List 3"/>
+    <w:lsdException w:unhideWhenUsed="0" w:uiPriority="0" w:semiHidden="0" w:name="Table List 4"/>
+    <w:lsdException w:unhideWhenUsed="0" w:uiPriority="0" w:semiHidden="0" w:name="Table List 5"/>
+    <w:lsdException w:unhideWhenUsed="0" w:uiPriority="0" w:semiHidden="0" w:name="Table List 6"/>
+    <w:lsdException w:unhideWhenUsed="0" w:uiPriority="0" w:semiHidden="0" w:name="Table List 7"/>
+    <w:lsdException w:unhideWhenUsed="0" w:uiPriority="0" w:semiHidden="0" w:name="Table List 8"/>
+    <w:lsdException w:unhideWhenUsed="0" w:uiPriority="0" w:semiHidden="0" w:name="Table 3D effects 1"/>
+    <w:lsdException w:unhideWhenUsed="0" w:uiPriority="0" w:semiHidden="0" w:name="Table 3D effects 2"/>
+    <w:lsdException w:unhideWhenUsed="0" w:uiPriority="0" w:semiHidden="0" w:name="Table 3D effects 3"/>
+    <w:lsdException w:unhideWhenUsed="0" w:uiPriority="0" w:semiHidden="0" w:name="Table Contemporary"/>
+    <w:lsdException w:unhideWhenUsed="0" w:uiPriority="0" w:semiHidden="0" w:name="Table Elegant"/>
+    <w:lsdException w:unhideWhenUsed="0" w:uiPriority="0" w:semiHidden="0" w:name="Table Professional"/>
+    <w:lsdException w:unhideWhenUsed="0" w:uiPriority="0" w:semiHidden="0" w:name="Table Subtle 1"/>
+    <w:lsdException w:unhideWhenUsed="0" w:uiPriority="0" w:semiHidden="0" w:name="Table Subtle 2"/>
+    <w:lsdException w:unhideWhenUsed="0" w:uiPriority="0" w:semiHidden="0" w:name="Table Web 1"/>
+    <w:lsdException w:unhideWhenUsed="0" w:uiPriority="0" w:semiHidden="0" w:name="Table Web 2"/>
+    <w:lsdException w:unhideWhenUsed="0" w:uiPriority="0" w:semiHidden="0" w:name="Table Web 3"/>
+    <w:lsdException w:unhideWhenUsed="0" w:uiPriority="0" w:semiHidden="0" w:name="Balloon Text"/>
+    <w:lsdException w:qFormat="1" w:unhideWhenUsed="0" w:uiPriority="0" w:semiHidden="0" w:name="Table Grid"/>
+    <w:lsdException w:unhideWhenUsed="0" w:uiPriority="0" w:semiHidden="0" w:name="Table Theme"/>
+    <w:lsdException w:unhideWhenUsed="0" w:uiPriority="60" w:semiHidden="0" w:name="Light Shading"/>
+    <w:lsdException w:unhideWhenUsed="0" w:uiPriority="61" w:semiHidden="0" w:name="Light List"/>
+    <w:lsdException w:unhideWhenUsed="0" w:uiPriority="62" w:semiHidden="0" w:name="Light Grid"/>
+    <w:lsdException w:unhideWhenUsed="0" w:uiPriority="63" w:semiHidden="0" w:name="Medium Shading 1"/>
+    <w:lsdException w:unhideWhenUsed="0" w:uiPriority="64" w:semiHidden="0" w:name="Medium Shading 2"/>
+    <w:lsdException w:unhideWhenUsed="0" w:uiPriority="65" w:semiHidden="0" w:name="Medium List 1"/>
+    <w:lsdException w:unhideWhenUsed="0" w:uiPriority="66" w:semiHidden="0" w:name="Medium List 2"/>
+    <w:lsdException w:unhideWhenUsed="0" w:uiPriority="67" w:semiHidden="0" w:name="Medium Grid 1"/>
+    <w:lsdException w:unhideWhenUsed="0" w:uiPriority="68" w:semiHidden="0" w:name="Medium Grid 2"/>
+    <w:lsdException w:unhideWhenUsed="0" w:uiPriority="69" w:semiHidden="0" w:name="Medium Grid 3"/>
+    <w:lsdException w:unhideWhenUsed="0" w:uiPriority="70" w:semiHidden="0" w:name="Dark List"/>
+    <w:lsdException w:unhideWhenUsed="0" w:uiPriority="71" w:semiHidden="0" w:name="Colorful Shading"/>
+    <w:lsdException w:unhideWhenUsed="0" w:uiPriority="72" w:semiHidden="0" w:name="Colorful List"/>
+    <w:lsdException w:unhideWhenUsed="0" w:uiPriority="73" w:semiHidden="0" w:name="Colorful Grid"/>
+    <w:lsdException w:unhideWhenUsed="0" w:uiPriority="60" w:semiHidden="0" w:name="Light Shading Accent 1"/>
+    <w:lsdException w:unhideWhenUsed="0" w:uiPriority="61" w:semiHidden="0" w:name="Light List Accent 1"/>
+    <w:lsdException w:unhideWhenUsed="0" w:uiPriority="62" w:semiHidden="0" w:name="Light Grid Accent 1"/>
+    <w:lsdException w:unhideWhenUsed="0" w:uiPriority="63" w:semiHidden="0" w:name="Medium Shading 1 Accent 1"/>
+    <w:lsdException w:unhideWhenUsed="0" w:uiPriority="64" w:semiHidden="0" w:name="Medium Shading 2 Accent 1"/>
+    <w:lsdException w:unhideWhenUsed="0" w:uiPriority="65" w:semiHidden="0" w:name="Medium List 1 Accent 1"/>
+    <w:lsdException w:unhideWhenUsed="0" w:uiPriority="66" w:semiHidden="0" w:name="Medium List 2 Accent 1"/>
+    <w:lsdException w:unhideWhenUsed="0" w:uiPriority="67" w:semiHidden="0" w:name="Medium Grid 1 Accent 1"/>
+    <w:lsdException w:unhideWhenUsed="0" w:uiPriority="68" w:semiHidden="0" w:name="Medium Grid 2 Accent 1"/>
+    <w:lsdException w:unhideWhenUsed="0" w:uiPriority="69" w:semiHidden="0" w:name="Medium Grid 3 Accent 1"/>
+    <w:lsdException w:unhideWhenUsed="0" w:uiPriority="70" w:semiHidden="0" w:name="Dark List Accent 1"/>
+    <w:lsdException w:unhideWhenUsed="0" w:uiPriority="71" w:semiHidden="0" w:name="Colorful Shading Accent 1"/>
+    <w:lsdException w:unhideWhenUsed="0" w:uiPriority="72" w:semiHidden="0" w:name="Colorful List Accent 1"/>
+    <w:lsdException w:unhideWhenUsed="0" w:uiPriority="73" w:semiHidden="0" w:name="Colorful Grid Accent 1"/>
+    <w:lsdException w:unhideWhenUsed="0" w:uiPriority="60" w:semiHidden="0" w:name="Light Shading Accent 2"/>
+    <w:lsdException w:unhideWhenUsed="0" w:uiPriority="61" w:semiHidden="0" w:name="Light List Accent 2"/>
+    <w:lsdException w:unhideWhenUsed="0" w:uiPriority="62" w:semiHidden="0" w:name="Light Grid Accent 2"/>
+    <w:lsdException w:unhideWhenUsed="0" w:uiPriority="63" w:semiHidden="0" w:name="Medium Shading 1 Accent 2"/>
+    <w:lsdException w:unhideWhenUsed="0" w:uiPriority="64" w:semiHidden="0" w:name="Medium Shading 2 Accent 2"/>
+    <w:lsdException w:unhideWhenUsed="0" w:uiPriority="65" w:semiHidden="0" w:name="Medium List 1 Accent 2"/>
+    <w:lsdException w:unhideWhenUsed="0" w:uiPriority="66" w:semiHidden="0" w:name="Medium List 2 Accent 2"/>
+    <w:lsdException w:unhideWhenUsed="0" w:uiPriority="67" w:semiHidden="0" w:name="Medium Grid 1 Accent 2"/>
+    <w:lsdException w:unhideWhenUsed="0" w:uiPriority="68" w:semiHidden="0" w:name="Medium Grid 2 Accent 2"/>
+    <w:lsdException w:unhideWhenUsed="0" w:uiPriority="69" w:semiHidden="0" w:name="Medium Grid 3 Accent 2"/>
+    <w:lsdException w:unhideWhenUsed="0" w:uiPriority="70" w:semiHidden="0" w:name="Dark List Accent 2"/>
+    <w:lsdException w:unhideWhenUsed="0" w:uiPriority="71" w:semiHidden="0" w:name="Colorful Shading Accent 2"/>
+    <w:lsdException w:unhideWhenUsed="0" w:uiPriority="72" w:semiHidden="0" w:name="Colorful List Accent 2"/>
+    <w:lsdException w:unhideWhenUsed="0" w:uiPriority="73" w:semiHidden="0" w:name="Colorful Grid Accent 2"/>
+    <w:lsdException w:unhideWhenUsed="0" w:uiPriority="60" w:semiHidden="0" w:name="Light Shading Accent 3"/>
+    <w:lsdException w:unhideWhenUsed="0" w:uiPriority="61" w:semiHidden="0" w:name="Light List Accent 3"/>
+    <w:lsdException w:unhideWhenUsed="0" w:uiPriority="62" w:semiHidden="0" w:name="Light Grid Accent 3"/>
+    <w:lsdException w:unhideWhenUsed="0" w:uiPriority="63" w:semiHidden="0" w:name="Medium Shading 1 Accent 3"/>
+    <w:lsdException w:unhideWhenUsed="0" w:uiPriority="64" w:semiHidden="0" w:name="Medium Shading 2 Accent 3"/>
+    <w:lsdException w:unhideWhenUsed="0" w:uiPriority="65" w:semiHidden="0" w:name="Medium List 1 Accent 3"/>
+    <w:lsdException w:unhideWhenUsed="0" w:uiPriority="66" w:semiHidden="0" w:name="Medium List 2 Accent 3"/>
+    <w:lsdException w:unhideWhenUsed="0" w:uiPriority="67" w:semiHidden="0" w:name="Medium Grid 1 Accent 3"/>
+    <w:lsdException w:unhideWhenUsed="0" w:uiPriority="68" w:semiHidden="0" w:name="Medium Grid 2 Accent 3"/>
+    <w:lsdException w:unhideWhenUsed="0" w:uiPriority="69" w:semiHidden="0" w:name="Medium Grid 3 Accent 3"/>
+    <w:lsdException w:unhideWhenUsed="0" w:uiPriority="70" w:semiHidden="0" w:name="Dark List Accent 3"/>
+    <w:lsdException w:unhideWhenUsed="0" w:uiPriority="71" w:semiHidden="0" w:name="Colorful Shading Accent 3"/>
+    <w:lsdException w:unhideWhenUsed="0" w:uiPriority="72" w:semiHidden="0" w:name="Colorful List Accent 3"/>
+    <w:lsdException w:unhideWhenUsed="0" w:uiPriority="73" w:semiHidden="0" w:name="Colorful Grid Accent 3"/>
+    <w:lsdException w:unhideWhenUsed="0" w:uiPriority="60" w:semiHidden="0" w:name="Light Shading Accent 4"/>
+    <w:lsdException w:unhideWhenUsed="0" w:uiPriority="61" w:semiHidden="0" w:name="Light List Accent 4"/>
+    <w:lsdException w:unhideWhenUsed="0" w:uiPriority="62" w:semiHidden="0" w:name="Light Grid Accent 4"/>
+    <w:lsdException w:unhideWhenUsed="0" w:uiPriority="63" w:semiHidden="0" w:name="Medium Shading 1 Accent 4"/>
+    <w:lsdException w:unhideWhenUsed="0" w:uiPriority="64" w:semiHidden="0" w:name="Medium Shading 2 Accent 4"/>
+    <w:lsdException w:unhideWhenUsed="0" w:uiPriority="65" w:semiHidden="0" w:name="Medium List 1 Accent 4"/>
+    <w:lsdException w:unhideWhenUsed="0" w:uiPriority="66" w:semiHidden="0" w:name="Medium List 2 Accent 4"/>
+    <w:lsdException w:unhideWhenUsed="0" w:uiPriority="67" w:semiHidden="0" w:name="Medium Grid 1 Accent 4"/>
+    <w:lsdException w:unhideWhenUsed="0" w:uiPriority="68" w:semiHidden="0" w:name="Medium Grid 2 Accent 4"/>
+    <w:lsdException w:unhideWhenUsed="0" w:uiPriority="69" w:semiHidden="0" w:name="Medium Grid 3 Accent 4"/>
+    <w:lsdException w:unhideWhenUsed="0" w:uiPriority="70" w:semiHidden="0" w:name="Dark List Accent 4"/>
+    <w:lsdException w:unhideWhenUsed="0" w:uiPriority="71" w:semiHidden="0" w:name="Colorful Shading Accent 4"/>
+    <w:lsdException w:unhideWhenUsed="0" w:uiPriority="72" w:semiHidden="0" w:name="Colorful List Accent 4"/>
+    <w:lsdException w:unhideWhenUsed="0" w:uiPriority="73" w:semiHidden="0" w:name="Colorful Grid Accent 4"/>
+    <w:lsdException w:unhideWhenUsed="0" w:uiPriority="60" w:semiHidden="0" w:name="Light Shading Accent 5"/>
+    <w:lsdException w:unhideWhenUsed="0" w:uiPriority="61" w:semiHidden="0" w:name="Light List Accent 5"/>
+    <w:lsdException w:unhideWhenUsed="0" w:uiPriority="62" w:semiHidden="0" w:name="Light Grid Accent 5"/>
+    <w:lsdException w:unhideWhenUsed="0" w:uiPriority="63" w:semiHidden="0" w:name="Medium Shading 1 Accent 5"/>
+    <w:lsdException w:unhideWhenUsed="0" w:uiPriority="64" w:semiHidden="0" w:name="Medium Shading 2 Accent 5"/>
+    <w:lsdException w:unhideWhenUsed="0" w:uiPriority="65" w:semiHidden="0" w:name="Medium List 1 Accent 5"/>
+    <w:lsdException w:unhideWhenUsed="0" w:uiPriority="66" w:semiHidden="0" w:name="Medium List 2 Accent 5"/>
+    <w:lsdException w:unhideWhenUsed="0" w:uiPriority="67" w:semiHidden="0" w:name="Medium Grid 1 Accent 5"/>
+    <w:lsdException w:unhideWhenUsed="0" w:uiPriority="68" w:semiHidden="0" w:name="Medium Grid 2 Accent 5"/>
+    <w:lsdException w:unhideWhenUsed="0" w:uiPriority="69" w:semiHidden="0" w:name="Medium Grid 3 Accent 5"/>
+    <w:lsdException w:unhideWhenUsed="0" w:uiPriority="70" w:semiHidden="0" w:name="Dark List Accent 5"/>
+    <w:lsdException w:unhideWhenUsed="0" w:uiPriority="71" w:semiHidden="0" w:name="Colorful Shading Accent 5"/>
+    <w:lsdException w:unhideWhenUsed="0" w:uiPriority="72" w:semiHidden="0" w:name="Colorful List Accent 5"/>
+    <w:lsdException w:unhideWhenUsed="0" w:uiPriority="73" w:semiHidden="0" w:name="Colorful Grid Accent 5"/>
+    <w:lsdException w:unhideWhenUsed="0" w:uiPriority="60" w:semiHidden="0" w:name="Light Shading Accent 6"/>
+    <w:lsdException w:unhideWhenUsed="0" w:uiPriority="61" w:semiHidden="0" w:name="Light List Accent 6"/>
+    <w:lsdException w:unhideWhenUsed="0" w:uiPriority="62" w:semiHidden="0" w:name="Light Grid Accent 6"/>
+    <w:lsdException w:unhideWhenUsed="0" w:uiPriority="63" w:semiHidden="0" w:name="Medium Shading 1 Accent 6"/>
+    <w:lsdException w:unhideWhenUsed="0" w:uiPriority="64" w:semiHidden="0" w:name="Medium Shading 2 Accent 6"/>
+    <w:lsdException w:unhideWhenUsed="0" w:uiPriority="65" w:semiHidden="0" w:name="Medium List 1 Accent 6"/>
+    <w:lsdException w:unhideWhenUsed="0" w:uiPriority="66" w:semiHidden="0" w:name="Medium List 2 Accent 6"/>
+    <w:lsdException w:unhideWhenUsed="0" w:uiPriority="67" w:semiHidden="0" w:name="Medium Grid 1 Accent 6"/>
+    <w:lsdException w:unhideWhenUsed="0" w:uiPriority="68" w:semiHidden="0" w:name="Medium Grid 2 Accent 6"/>
+    <w:lsdException w:unhideWhenUsed="0" w:uiPriority="69" w:semiHidden="0" w:name="Medium Grid 3 Accent 6"/>
+    <w:lsdException w:unhideWhenUsed="0" w:uiPriority="70" w:semiHidden="0" w:name="Dark List Accent 6"/>
+    <w:lsdException w:unhideWhenUsed="0" w:uiPriority="71" w:semiHidden="0" w:name="Colorful Shading Accent 6"/>
+    <w:lsdException w:unhideWhenUsed="0" w:uiPriority="72" w:semiHidden="0" w:name="Colorful List Accent 6"/>
+    <w:lsdException w:unhideWhenUsed="0" w:uiPriority="73" w:semiHidden="0" w:name="Colorful Grid Accent 6"/>
   </w:latentStyles>
-  <w:style w:type="paragraph" w:default="1" w:styleId="Normal">
+  <w:style w:type="paragraph" w:default="1" w:styleId="1">
     <w:name w:val="Normal"/>
     <w:qFormat/>
+    <w:uiPriority w:val="0"/>
     <w:pPr>
       <w:kinsoku w:val="0"/>
       <w:autoSpaceDE w:val="0"/>
@@ -7950,7 +8249,7 @@
       <w:textAlignment w:val="baseline"/>
     </w:pPr>
     <w:rPr>
-      <w:rFonts w:ascii="Arial" w:eastAsia="宋体" w:hAnsi="Arial" w:cs="Arial"/>
+      <w:rFonts w:ascii="Arial" w:hAnsi="Arial" w:eastAsia="宋体" w:cs="Arial"/>
       <w:snapToGrid w:val="0"/>
       <w:color w:val="000000"/>
       <w:kern w:val="0"/>
@@ -7959,11 +8258,12 @@
       <w:lang w:val="en-US" w:eastAsia="en-US" w:bidi="ar-SA"/>
     </w:rPr>
   </w:style>
-  <w:style w:type="paragraph" w:styleId="Heading1">
+  <w:style w:type="paragraph" w:styleId="2">
     <w:name w:val="heading 1"/>
-    <w:basedOn w:val="Normal"/>
-    <w:next w:val="Normal"/>
+    <w:basedOn w:val="1"/>
+    <w:next w:val="1"/>
     <w:qFormat/>
+    <w:uiPriority w:val="0"/>
     <w:pPr>
       <w:keepNext/>
       <w:keepLines/>
@@ -7981,12 +8281,13 @@
       <w:sz w:val="44"/>
     </w:rPr>
   </w:style>
-  <w:style w:type="paragraph" w:styleId="Heading2">
+  <w:style w:type="paragraph" w:styleId="3">
     <w:name w:val="heading 2"/>
-    <w:basedOn w:val="Normal"/>
-    <w:next w:val="Normal"/>
+    <w:basedOn w:val="1"/>
+    <w:next w:val="1"/>
     <w:unhideWhenUsed/>
     <w:qFormat/>
+    <w:uiPriority w:val="0"/>
     <w:pPr>
       <w:keepNext/>
       <w:keepLines/>
@@ -7999,18 +8300,19 @@
       <w:outlineLvl w:val="1"/>
     </w:pPr>
     <w:rPr>
-      <w:rFonts w:ascii="Arial" w:eastAsia="黑体" w:hAnsi="Arial"/>
+      <w:rFonts w:ascii="Arial" w:hAnsi="Arial" w:eastAsia="黑体"/>
       <w:b/>
       <w:sz w:val="32"/>
     </w:rPr>
   </w:style>
-  <w:style w:type="paragraph" w:styleId="Heading3">
+  <w:style w:type="paragraph" w:styleId="4">
     <w:name w:val="heading 3"/>
-    <w:basedOn w:val="Normal"/>
-    <w:next w:val="Normal"/>
+    <w:basedOn w:val="1"/>
+    <w:next w:val="1"/>
     <w:semiHidden/>
     <w:unhideWhenUsed/>
     <w:qFormat/>
+    <w:uiPriority w:val="0"/>
     <w:pPr>
       <w:keepNext/>
       <w:keepLines/>
@@ -8027,12 +8329,13 @@
       <w:sz w:val="32"/>
     </w:rPr>
   </w:style>
-  <w:style w:type="paragraph" w:styleId="Heading4">
+  <w:style w:type="paragraph" w:styleId="5">
     <w:name w:val="heading 4"/>
-    <w:basedOn w:val="Normal"/>
-    <w:next w:val="Normal"/>
+    <w:basedOn w:val="1"/>
+    <w:next w:val="1"/>
     <w:unhideWhenUsed/>
     <w:qFormat/>
+    <w:uiPriority w:val="0"/>
     <w:pPr>
       <w:keepNext/>
       <w:keepLines/>
@@ -8045,18 +8348,19 @@
       <w:outlineLvl w:val="3"/>
     </w:pPr>
     <w:rPr>
-      <w:rFonts w:ascii="Arial" w:eastAsia="黑体" w:hAnsi="Arial"/>
+      <w:rFonts w:ascii="Arial" w:hAnsi="Arial" w:eastAsia="黑体"/>
       <w:b/>
       <w:sz w:val="28"/>
     </w:rPr>
   </w:style>
-  <w:style w:type="paragraph" w:styleId="Heading5">
+  <w:style w:type="paragraph" w:styleId="6">
     <w:name w:val="heading 5"/>
-    <w:basedOn w:val="Normal"/>
-    <w:next w:val="Normal"/>
+    <w:basedOn w:val="1"/>
+    <w:next w:val="1"/>
     <w:semiHidden/>
     <w:unhideWhenUsed/>
     <w:qFormat/>
+    <w:uiPriority w:val="0"/>
     <w:pPr>
       <w:keepNext/>
       <w:keepLines/>
@@ -8073,13 +8377,14 @@
       <w:sz w:val="28"/>
     </w:rPr>
   </w:style>
-  <w:style w:type="paragraph" w:styleId="Heading6">
+  <w:style w:type="paragraph" w:styleId="7">
     <w:name w:val="heading 6"/>
-    <w:basedOn w:val="Normal"/>
-    <w:next w:val="Normal"/>
+    <w:basedOn w:val="1"/>
+    <w:next w:val="1"/>
     <w:semiHidden/>
     <w:unhideWhenUsed/>
     <w:qFormat/>
+    <w:uiPriority w:val="0"/>
     <w:pPr>
       <w:keepNext/>
       <w:keepLines/>
@@ -8092,18 +8397,19 @@
       <w:outlineLvl w:val="5"/>
     </w:pPr>
     <w:rPr>
-      <w:rFonts w:ascii="Arial" w:eastAsia="黑体" w:hAnsi="Arial"/>
+      <w:rFonts w:ascii="Arial" w:hAnsi="Arial" w:eastAsia="黑体"/>
       <w:b/>
       <w:sz w:val="24"/>
     </w:rPr>
   </w:style>
-  <w:style w:type="paragraph" w:styleId="Heading7">
+  <w:style w:type="paragraph" w:styleId="8">
     <w:name w:val="heading 7"/>
-    <w:basedOn w:val="Normal"/>
-    <w:next w:val="Normal"/>
+    <w:basedOn w:val="1"/>
+    <w:next w:val="1"/>
     <w:semiHidden/>
     <w:unhideWhenUsed/>
     <w:qFormat/>
+    <w:uiPriority w:val="0"/>
     <w:pPr>
       <w:keepNext/>
       <w:keepLines/>
@@ -8120,13 +8426,14 @@
       <w:sz w:val="24"/>
     </w:rPr>
   </w:style>
-  <w:style w:type="paragraph" w:styleId="Heading8">
+  <w:style w:type="paragraph" w:styleId="9">
     <w:name w:val="heading 8"/>
-    <w:basedOn w:val="Normal"/>
-    <w:next w:val="Normal"/>
+    <w:basedOn w:val="1"/>
+    <w:next w:val="1"/>
     <w:semiHidden/>
     <w:unhideWhenUsed/>
     <w:qFormat/>
+    <w:uiPriority w:val="0"/>
     <w:pPr>
       <w:keepNext/>
       <w:keepLines/>
@@ -8139,17 +8446,18 @@
       <w:outlineLvl w:val="7"/>
     </w:pPr>
     <w:rPr>
-      <w:rFonts w:ascii="Arial" w:eastAsia="黑体" w:hAnsi="Arial"/>
+      <w:rFonts w:ascii="Arial" w:hAnsi="Arial" w:eastAsia="黑体"/>
       <w:sz w:val="24"/>
     </w:rPr>
   </w:style>
-  <w:style w:type="paragraph" w:styleId="Heading9">
+  <w:style w:type="paragraph" w:styleId="10">
     <w:name w:val="heading 9"/>
-    <w:basedOn w:val="Normal"/>
-    <w:next w:val="Normal"/>
+    <w:basedOn w:val="1"/>
+    <w:next w:val="1"/>
     <w:semiHidden/>
     <w:unhideWhenUsed/>
     <w:qFormat/>
+    <w:uiPriority w:val="0"/>
     <w:pPr>
       <w:keepNext/>
       <w:keepLines/>
@@ -8162,19 +8470,21 @@
       <w:outlineLvl w:val="8"/>
     </w:pPr>
     <w:rPr>
-      <w:rFonts w:ascii="Arial" w:eastAsia="黑体" w:hAnsi="Arial"/>
+      <w:rFonts w:ascii="Arial" w:hAnsi="Arial" w:eastAsia="黑体"/>
       <w:sz w:val="21"/>
     </w:rPr>
   </w:style>
-  <w:style w:type="character" w:default="1" w:styleId="DefaultParagraphFont">
+  <w:style w:type="character" w:default="1" w:styleId="22">
     <w:name w:val="Default Paragraph Font"/>
     <w:semiHidden/>
     <w:qFormat/>
+    <w:uiPriority w:val="0"/>
   </w:style>
-  <w:style w:type="table" w:default="1" w:styleId="TableNormal">
+  <w:style w:type="table" w:default="1" w:styleId="20">
     <w:name w:val="Normal Table"/>
     <w:semiHidden/>
     <w:qFormat/>
+    <w:uiPriority w:val="0"/>
     <w:tblPr>
       <w:tblCellMar>
         <w:top w:w="0" w:type="dxa"/>
@@ -8184,39 +8494,43 @@
       </w:tblCellMar>
     </w:tblPr>
   </w:style>
-  <w:style w:type="paragraph" w:styleId="CommentText">
+  <w:style w:type="paragraph" w:styleId="11">
     <w:name w:val="annotation text"/>
-    <w:basedOn w:val="Normal"/>
+    <w:basedOn w:val="1"/>
     <w:qFormat/>
+    <w:uiPriority w:val="0"/>
     <w:pPr>
       <w:jc w:val="left"/>
     </w:pPr>
   </w:style>
-  <w:style w:type="paragraph" w:styleId="BodyText">
+  <w:style w:type="paragraph" w:styleId="12">
     <w:name w:val="Body Text"/>
-    <w:basedOn w:val="Normal"/>
+    <w:basedOn w:val="1"/>
     <w:semiHidden/>
     <w:qFormat/>
+    <w:uiPriority w:val="0"/>
     <w:rPr>
-      <w:rFonts w:ascii="Arial" w:eastAsia="Arial" w:hAnsi="Arial" w:cs="Arial"/>
+      <w:rFonts w:ascii="Arial" w:hAnsi="Arial" w:eastAsia="Arial" w:cs="Arial"/>
       <w:sz w:val="21"/>
       <w:szCs w:val="21"/>
       <w:lang w:val="en-US" w:eastAsia="en-US" w:bidi="ar-SA"/>
     </w:rPr>
   </w:style>
-  <w:style w:type="paragraph" w:styleId="TOC3">
+  <w:style w:type="paragraph" w:styleId="13">
     <w:name w:val="toc 3"/>
-    <w:basedOn w:val="Normal"/>
-    <w:next w:val="Normal"/>
+    <w:basedOn w:val="1"/>
+    <w:next w:val="1"/>
     <w:qFormat/>
+    <w:uiPriority w:val="0"/>
     <w:pPr>
       <w:ind w:left="840" w:leftChars="400"/>
     </w:pPr>
   </w:style>
-  <w:style w:type="paragraph" w:styleId="Footer">
+  <w:style w:type="paragraph" w:styleId="14">
     <w:name w:val="footer"/>
-    <w:basedOn w:val="Normal"/>
+    <w:basedOn w:val="1"/>
     <w:qFormat/>
+    <w:uiPriority w:val="0"/>
     <w:pPr>
       <w:tabs>
         <w:tab w:val="center" w:pos="4153"/>
@@ -8229,16 +8543,17 @@
       <w:sz w:val="18"/>
     </w:rPr>
   </w:style>
-  <w:style w:type="paragraph" w:styleId="Header">
+  <w:style w:type="paragraph" w:styleId="15">
     <w:name w:val="header"/>
-    <w:basedOn w:val="Normal"/>
+    <w:basedOn w:val="1"/>
     <w:qFormat/>
+    <w:uiPriority w:val="0"/>
     <w:pPr>
       <w:pBdr>
-        <w:top w:val="nil"/>
-        <w:left w:val="nil"/>
-        <w:bottom w:val="nil"/>
-        <w:right w:val="nil"/>
+        <w:top w:val="none" w:color="auto" w:sz="0" w:space="0"/>
+        <w:left w:val="none" w:color="auto" w:sz="0" w:space="0"/>
+        <w:bottom w:val="none" w:color="auto" w:sz="0" w:space="0"/>
+        <w:right w:val="none" w:color="auto" w:sz="0" w:space="0"/>
       </w:pBdr>
       <w:tabs>
         <w:tab w:val="center" w:pos="4153"/>
@@ -8253,37 +8568,41 @@
       <w:sz w:val="18"/>
     </w:rPr>
   </w:style>
-  <w:style w:type="paragraph" w:styleId="TOC1">
+  <w:style w:type="paragraph" w:styleId="16">
     <w:name w:val="toc 1"/>
-    <w:basedOn w:val="Normal"/>
-    <w:next w:val="Normal"/>
+    <w:basedOn w:val="1"/>
+    <w:next w:val="1"/>
     <w:qFormat/>
+    <w:uiPriority w:val="0"/>
     <w:rPr>
-      <w:rFonts w:ascii="Arial" w:eastAsia="Microsoft JhengHei" w:hAnsi="Arial"/>
+      <w:rFonts w:ascii="Arial" w:hAnsi="Arial" w:eastAsia="Microsoft JhengHei"/>
       <w:sz w:val="24"/>
     </w:rPr>
   </w:style>
-  <w:style w:type="paragraph" w:styleId="TOC2">
+  <w:style w:type="paragraph" w:styleId="17">
     <w:name w:val="toc 2"/>
-    <w:basedOn w:val="Normal"/>
-    <w:next w:val="Normal"/>
+    <w:basedOn w:val="1"/>
+    <w:next w:val="1"/>
     <w:qFormat/>
+    <w:uiPriority w:val="0"/>
     <w:pPr>
       <w:ind w:left="420" w:leftChars="200"/>
     </w:pPr>
   </w:style>
-  <w:style w:type="paragraph" w:styleId="NormalWeb">
+  <w:style w:type="paragraph" w:styleId="18">
     <w:name w:val="Normal (Web)"/>
-    <w:basedOn w:val="Normal"/>
+    <w:basedOn w:val="1"/>
     <w:qFormat/>
+    <w:uiPriority w:val="0"/>
     <w:rPr>
       <w:sz w:val="24"/>
     </w:rPr>
   </w:style>
-  <w:style w:type="paragraph" w:styleId="Title">
+  <w:style w:type="paragraph" w:styleId="19">
     <w:name w:val="Title"/>
-    <w:basedOn w:val="Normal"/>
+    <w:basedOn w:val="1"/>
     <w:qFormat/>
+    <w:uiPriority w:val="0"/>
     <w:pPr>
       <w:spacing w:before="240" w:beforeLines="0" w:beforeAutospacing="0" w:after="60" w:afterLines="0" w:afterAutospacing="0"/>
       <w:jc w:val="center"/>
@@ -8295,68 +8614,73 @@
       <w:sz w:val="32"/>
     </w:rPr>
   </w:style>
-  <w:style w:type="table" w:styleId="TableGrid">
+  <w:style w:type="table" w:styleId="21">
     <w:name w:val="Table Grid"/>
-    <w:basedOn w:val="TableNormal"/>
+    <w:basedOn w:val="20"/>
     <w:qFormat/>
+    <w:uiPriority w:val="0"/>
     <w:pPr>
       <w:widowControl w:val="0"/>
       <w:jc w:val="both"/>
     </w:pPr>
     <w:tblPr>
       <w:tblBorders>
-        <w:top w:val="single" w:sz="4" w:space="0" w:color="auto"/>
-        <w:left w:val="single" w:sz="4" w:space="0" w:color="auto"/>
-        <w:bottom w:val="single" w:sz="4" w:space="0" w:color="auto"/>
-        <w:right w:val="single" w:sz="4" w:space="0" w:color="auto"/>
-        <w:insideH w:val="single" w:sz="4" w:space="0" w:color="auto"/>
-        <w:insideV w:val="single" w:sz="4" w:space="0" w:color="auto"/>
+        <w:top w:val="single" w:color="auto" w:sz="4" w:space="0"/>
+        <w:left w:val="single" w:color="auto" w:sz="4" w:space="0"/>
+        <w:bottom w:val="single" w:color="auto" w:sz="4" w:space="0"/>
+        <w:right w:val="single" w:color="auto" w:sz="4" w:space="0"/>
+        <w:insideH w:val="single" w:color="auto" w:sz="4" w:space="0"/>
+        <w:insideV w:val="single" w:color="auto" w:sz="4" w:space="0"/>
       </w:tblBorders>
     </w:tblPr>
   </w:style>
-  <w:style w:type="character" w:styleId="Strong">
+  <w:style w:type="character" w:styleId="23">
     <w:name w:val="Strong"/>
-    <w:basedOn w:val="DefaultParagraphFont"/>
+    <w:basedOn w:val="22"/>
     <w:qFormat/>
+    <w:uiPriority w:val="0"/>
     <w:rPr>
       <w:b/>
     </w:rPr>
   </w:style>
-  <w:style w:type="paragraph" w:customStyle="1" w:styleId="a">
+  <w:style w:type="paragraph" w:customStyle="1" w:styleId="24">
     <w:name w:val="柴_公司名"/>
-    <w:basedOn w:val="Title"/>
+    <w:basedOn w:val="19"/>
     <w:qFormat/>
+    <w:uiPriority w:val="0"/>
     <w:pPr>
       <w:spacing w:after="600" w:afterLines="600"/>
     </w:pPr>
     <w:rPr>
-      <w:rFonts w:ascii="宋体" w:eastAsia="宋体" w:hAnsi="宋体" w:cs="宋体" w:hint="eastAsia"/>
+      <w:rFonts w:hint="eastAsia" w:ascii="宋体" w:hAnsi="宋体" w:eastAsia="宋体" w:cs="宋体"/>
       <w:bCs/>
       <w:spacing w:val="-6"/>
       <w:sz w:val="52"/>
       <w:szCs w:val="52"/>
     </w:rPr>
   </w:style>
-  <w:style w:type="paragraph" w:customStyle="1" w:styleId="a0">
+  <w:style w:type="paragraph" w:customStyle="1" w:styleId="25">
     <w:name w:val="柴_文档名"/>
-    <w:basedOn w:val="Title"/>
+    <w:basedOn w:val="19"/>
     <w:qFormat/>
+    <w:uiPriority w:val="0"/>
     <w:pPr>
       <w:spacing w:after="900" w:afterLines="900"/>
     </w:pPr>
     <w:rPr>
-      <w:rFonts w:ascii="黑体" w:eastAsia="黑体" w:hAnsi="黑体" w:cs="黑体"/>
+      <w:rFonts w:ascii="黑体" w:hAnsi="黑体" w:eastAsia="黑体" w:cs="黑体"/>
       <w:bCs/>
       <w:spacing w:val="-7"/>
       <w:sz w:val="52"/>
       <w:szCs w:val="52"/>
     </w:rPr>
   </w:style>
-  <w:style w:type="table" w:customStyle="1" w:styleId="TableNormal0">
+  <w:style w:type="table" w:customStyle="1" w:styleId="26">
     <w:name w:val="Table Normal_0"/>
     <w:semiHidden/>
     <w:unhideWhenUsed/>
     <w:qFormat/>
+    <w:uiPriority w:val="0"/>
     <w:tblPr>
       <w:tblCellMar>
         <w:top w:w="0" w:type="dxa"/>
@@ -8366,81 +8690,87 @@
       </w:tblCellMar>
     </w:tblPr>
   </w:style>
-  <w:style w:type="paragraph" w:customStyle="1" w:styleId="TableText">
+  <w:style w:type="paragraph" w:customStyle="1" w:styleId="27">
     <w:name w:val="Table Text"/>
-    <w:basedOn w:val="Normal"/>
+    <w:basedOn w:val="1"/>
     <w:semiHidden/>
     <w:qFormat/>
+    <w:uiPriority w:val="0"/>
     <w:rPr>
-      <w:rFonts w:ascii="宋体" w:eastAsia="宋体" w:hAnsi="宋体" w:cs="宋体"/>
+      <w:rFonts w:ascii="宋体" w:hAnsi="宋体" w:eastAsia="宋体" w:cs="宋体"/>
       <w:sz w:val="21"/>
       <w:szCs w:val="21"/>
       <w:lang w:val="en-US" w:eastAsia="en-US" w:bidi="ar-SA"/>
     </w:rPr>
   </w:style>
-  <w:style w:type="paragraph" w:customStyle="1" w:styleId="1">
+  <w:style w:type="paragraph" w:customStyle="1" w:styleId="28">
     <w:name w:val="柴_标题1"/>
-    <w:basedOn w:val="Heading1"/>
-    <w:next w:val="a1"/>
-    <w:link w:val="1Char"/>
+    <w:basedOn w:val="2"/>
+    <w:next w:val="29"/>
+    <w:link w:val="38"/>
     <w:qFormat/>
+    <w:uiPriority w:val="0"/>
     <w:pPr>
       <w:spacing w:before="100" w:after="90" w:line="360" w:lineRule="auto"/>
     </w:pPr>
     <w:rPr>
-      <w:rFonts w:ascii="Arial" w:eastAsia="宋体" w:hAnsi="Arial"/>
+      <w:rFonts w:ascii="Arial" w:hAnsi="Arial" w:eastAsia="宋体"/>
       <w:sz w:val="32"/>
     </w:rPr>
   </w:style>
-  <w:style w:type="paragraph" w:customStyle="1" w:styleId="a1">
+  <w:style w:type="paragraph" w:customStyle="1" w:styleId="29">
     <w:name w:val="柴_正文"/>
-    <w:basedOn w:val="BodyText"/>
-    <w:link w:val="Char"/>
+    <w:basedOn w:val="12"/>
+    <w:link w:val="42"/>
     <w:qFormat/>
+    <w:uiPriority w:val="0"/>
     <w:pPr>
       <w:spacing w:line="360" w:lineRule="auto"/>
       <w:ind w:firstLine="470" w:firstLineChars="200"/>
     </w:pPr>
     <w:rPr>
-      <w:rFonts w:ascii="Arial" w:eastAsia="宋体" w:hAnsi="Arial"/>
+      <w:rFonts w:ascii="Arial" w:hAnsi="Arial" w:eastAsia="宋体"/>
       <w:sz w:val="24"/>
       <w:lang w:eastAsia="zh-CN"/>
     </w:rPr>
   </w:style>
-  <w:style w:type="paragraph" w:customStyle="1" w:styleId="2">
+  <w:style w:type="paragraph" w:customStyle="1" w:styleId="30">
     <w:name w:val="柴_标题2"/>
-    <w:basedOn w:val="Heading2"/>
-    <w:next w:val="a1"/>
+    <w:basedOn w:val="3"/>
+    <w:next w:val="29"/>
     <w:qFormat/>
+    <w:uiPriority w:val="0"/>
     <w:pPr>
       <w:spacing w:line="360" w:lineRule="auto"/>
     </w:pPr>
     <w:rPr>
-      <w:rFonts w:ascii="Arial" w:eastAsia="宋体" w:hAnsi="Arial"/>
+      <w:rFonts w:ascii="Arial" w:hAnsi="Arial" w:eastAsia="宋体"/>
       <w:sz w:val="28"/>
     </w:rPr>
   </w:style>
-  <w:style w:type="paragraph" w:customStyle="1" w:styleId="3">
+  <w:style w:type="paragraph" w:customStyle="1" w:styleId="31">
     <w:name w:val="柴_标题3"/>
-    <w:basedOn w:val="Heading3"/>
-    <w:next w:val="a1"/>
+    <w:basedOn w:val="4"/>
+    <w:next w:val="29"/>
     <w:qFormat/>
+    <w:uiPriority w:val="0"/>
     <w:pPr>
       <w:spacing w:line="360" w:lineRule="auto"/>
       <w:ind w:left="0" w:firstLine="472" w:firstLineChars="200"/>
     </w:pPr>
     <w:rPr>
-      <w:rFonts w:ascii="宋体" w:eastAsia="宋体" w:hAnsi="宋体" w:cs="宋体"/>
+      <w:rFonts w:ascii="宋体" w:hAnsi="宋体" w:eastAsia="宋体" w:cs="宋体"/>
       <w:spacing w:val="-2"/>
       <w:sz w:val="24"/>
       <w:szCs w:val="24"/>
     </w:rPr>
   </w:style>
-  <w:style w:type="paragraph" w:customStyle="1" w:styleId="a2">
+  <w:style w:type="paragraph" w:customStyle="1" w:styleId="32">
     <w:name w:val="柴_目录"/>
-    <w:basedOn w:val="Normal"/>
-    <w:next w:val="BodyText"/>
+    <w:basedOn w:val="1"/>
+    <w:next w:val="12"/>
     <w:qFormat/>
+    <w:uiPriority w:val="0"/>
     <w:pPr>
       <w:tabs>
         <w:tab w:val="right" w:leader="dot" w:pos="8442"/>
@@ -8448,59 +8778,64 @@
       <w:ind w:left="0" w:leftChars="0"/>
     </w:pPr>
     <w:rPr>
-      <w:rFonts w:ascii="Arial" w:eastAsia="Microsoft JhengHei" w:hAnsi="Arial"/>
+      <w:rFonts w:ascii="Arial" w:hAnsi="Arial" w:eastAsia="Microsoft JhengHei"/>
       <w:sz w:val="24"/>
     </w:rPr>
   </w:style>
-  <w:style w:type="paragraph" w:customStyle="1" w:styleId="WPSOffice1">
+  <w:style w:type="paragraph" w:customStyle="1" w:styleId="33">
     <w:name w:val="WPSOffice手动目录 1"/>
     <w:qFormat/>
+    <w:uiPriority w:val="0"/>
     <w:pPr>
       <w:ind w:leftChars="0"/>
     </w:pPr>
     <w:rPr>
-      <w:rFonts w:ascii="Times New Roman" w:eastAsia="宋体" w:hAnsi="Times New Roman" w:cs="Times New Roman"/>
+      <w:rFonts w:ascii="Times New Roman" w:hAnsi="Times New Roman" w:eastAsia="宋体" w:cs="Times New Roman"/>
       <w:sz w:val="20"/>
       <w:szCs w:val="20"/>
     </w:rPr>
   </w:style>
-  <w:style w:type="paragraph" w:customStyle="1" w:styleId="WPSOffice2">
+  <w:style w:type="paragraph" w:customStyle="1" w:styleId="34">
     <w:name w:val="WPSOffice手动目录 2"/>
     <w:qFormat/>
+    <w:uiPriority w:val="0"/>
     <w:pPr>
       <w:ind w:leftChars="200"/>
     </w:pPr>
     <w:rPr>
-      <w:rFonts w:ascii="Times New Roman" w:eastAsia="宋体" w:hAnsi="Times New Roman" w:cs="Times New Roman"/>
+      <w:rFonts w:ascii="Times New Roman" w:hAnsi="Times New Roman" w:eastAsia="宋体" w:cs="Times New Roman"/>
       <w:sz w:val="20"/>
       <w:szCs w:val="20"/>
     </w:rPr>
   </w:style>
-  <w:style w:type="paragraph" w:customStyle="1" w:styleId="WPSOffice3">
+  <w:style w:type="paragraph" w:customStyle="1" w:styleId="35">
     <w:name w:val="WPSOffice手动目录 3"/>
     <w:qFormat/>
+    <w:uiPriority w:val="0"/>
     <w:pPr>
       <w:ind w:leftChars="400"/>
     </w:pPr>
     <w:rPr>
-      <w:rFonts w:ascii="Times New Roman" w:eastAsia="宋体" w:hAnsi="Times New Roman" w:cs="Times New Roman"/>
+      <w:rFonts w:ascii="Times New Roman" w:hAnsi="Times New Roman" w:eastAsia="宋体" w:cs="Times New Roman"/>
       <w:sz w:val="20"/>
       <w:szCs w:val="20"/>
     </w:rPr>
   </w:style>
-  <w:style w:type="paragraph" w:customStyle="1" w:styleId="Compact">
+  <w:style w:type="paragraph" w:customStyle="1" w:styleId="36">
     <w:name w:val="Compact"/>
-    <w:basedOn w:val="BodyText"/>
+    <w:basedOn w:val="12"/>
     <w:qFormat/>
+    <w:uiPriority w:val="0"/>
     <w:pPr>
       <w:spacing w:before="36" w:after="36"/>
     </w:pPr>
   </w:style>
-  <w:style w:type="table" w:customStyle="1" w:styleId="Table">
+  <w:style w:type="table" w:customStyle="1" w:styleId="37">
     <w:name w:val="Table"/>
     <w:semiHidden/>
     <w:unhideWhenUsed/>
     <w:qFormat/>
+    <w:uiPriority w:val="0"/>
     <w:tblPr>
       <w:tblCellMar>
         <w:top w:w="0" w:type="dxa"/>
@@ -8512,26 +8847,28 @@
     <w:tblStylePr w:type="firstRow">
       <w:tcPr>
         <w:tcBorders>
-          <w:bottom w:val="single" w:sz="0" w:space="0" w:color="auto"/>
+          <w:bottom w:val="single" w:color="auto" w:sz="0" w:space="0"/>
         </w:tcBorders>
         <w:vAlign w:val="bottom"/>
       </w:tcPr>
     </w:tblStylePr>
   </w:style>
-  <w:style w:type="character" w:customStyle="1" w:styleId="1Char">
+  <w:style w:type="character" w:customStyle="1" w:styleId="38">
     <w:name w:val="柴_标题1 Char"/>
-    <w:link w:val="1"/>
+    <w:link w:val="28"/>
     <w:qFormat/>
+    <w:uiPriority w:val="0"/>
     <w:rPr>
-      <w:rFonts w:ascii="Arial" w:eastAsia="宋体" w:hAnsi="Arial"/>
+      <w:rFonts w:ascii="Arial" w:hAnsi="Arial" w:eastAsia="宋体"/>
       <w:sz w:val="32"/>
     </w:rPr>
   </w:style>
-  <w:style w:type="table" w:customStyle="1" w:styleId="TableNormal1">
+  <w:style w:type="table" w:customStyle="1" w:styleId="39">
     <w:name w:val="Table Normal_1"/>
     <w:semiHidden/>
     <w:unhideWhenUsed/>
     <w:qFormat/>
+    <w:uiPriority w:val="0"/>
     <w:tblPr>
       <w:tblCellMar>
         <w:top w:w="0" w:type="dxa"/>
@@ -8541,10 +8878,11 @@
       </w:tblCellMar>
     </w:tblPr>
   </w:style>
-  <w:style w:type="paragraph" w:customStyle="1" w:styleId="a3">
+  <w:style w:type="paragraph" w:customStyle="1" w:styleId="40">
     <w:name w:val="柴_正文_无缩进"/>
-    <w:basedOn w:val="Normal"/>
+    <w:basedOn w:val="1"/>
     <w:qFormat/>
+    <w:uiPriority w:val="0"/>
     <w:pPr>
       <w:ind w:firstLine="0" w:firstLineChars="0"/>
     </w:pPr>
@@ -8554,29 +8892,31 @@
       <w:lang w:eastAsia="zh-CN"/>
     </w:rPr>
   </w:style>
-  <w:style w:type="paragraph" w:customStyle="1" w:styleId="4">
+  <w:style w:type="paragraph" w:customStyle="1" w:styleId="41">
     <w:name w:val="柴_标题4"/>
-    <w:basedOn w:val="Heading4"/>
-    <w:next w:val="Normal"/>
+    <w:basedOn w:val="5"/>
+    <w:next w:val="1"/>
     <w:qFormat/>
+    <w:uiPriority w:val="0"/>
     <w:pPr>
       <w:widowControl w:val="0"/>
       <w:spacing w:before="160" w:line="360" w:lineRule="auto"/>
-      <w:ind w:left="981" w:hanging="862" w:leftChars="300"/>
+      <w:ind w:left="981" w:leftChars="300" w:hanging="862"/>
     </w:pPr>
     <w:rPr>
-      <w:rFonts w:ascii="Calibri" w:eastAsia="宋体" w:hAnsi="Calibri" w:cs="宋体" w:hint="eastAsia"/>
+      <w:rFonts w:hint="eastAsia" w:ascii="Calibri" w:hAnsi="Calibri" w:eastAsia="宋体" w:cs="宋体"/>
       <w:sz w:val="24"/>
       <w:szCs w:val="24"/>
       <w:lang w:eastAsia="zh-CN" w:bidi="zh-CN"/>
     </w:rPr>
   </w:style>
-  <w:style w:type="character" w:customStyle="1" w:styleId="Char">
+  <w:style w:type="character" w:customStyle="1" w:styleId="42">
     <w:name w:val="柴_正文 Char"/>
-    <w:link w:val="a1"/>
+    <w:link w:val="29"/>
     <w:qFormat/>
+    <w:uiPriority w:val="0"/>
     <w:rPr>
-      <w:rFonts w:ascii="Arial" w:eastAsia="宋体" w:hAnsi="Arial"/>
+      <w:rFonts w:ascii="Arial" w:hAnsi="Arial" w:eastAsia="宋体"/>
       <w:sz w:val="24"/>
       <w:lang w:eastAsia="zh-CN"/>
     </w:rPr>
